--- a/submission_jnm/manuscript.docx
+++ b/submission_jnm/manuscript.docx
@@ -7325,7 +7325,6 @@
         <w:numRestart w:val="eachSect"/>
       </w:footnotePr>
       <w:pgMar w:top="1417" w:bottom="1417" w:left="1417" w:right="1417"/>
-      <w:lnNumType w:countBy="1" w:restart="continuous" w:distance="360"/>
     </w:sectPr>
   </w:body>
 </w:document>

--- a/submission_jnm/manuscript.docx
+++ b/submission_jnm/manuscript.docx
@@ -2,7 +2,6 @@
 <file path=word/document.xml><?xml version="1.0" encoding="utf-8"?>
 <w:document xmlns:w="http://schemas.openxmlformats.org/wordprocessingml/2006/main" xmlns:m="http://schemas.openxmlformats.org/officeDocument/2006/math" xmlns:r="http://schemas.openxmlformats.org/officeDocument/2006/relationships" xmlns:o="urn:schemas-microsoft-com:office:office" xmlns:v="urn:schemas-microsoft-com:vml" xmlns:w10="urn:schemas-microsoft-com:office:word" xmlns:a="http://schemas.openxmlformats.org/drawingml/2006/main" xmlns:pic="http://schemas.openxmlformats.org/drawingml/2006/picture" xmlns:wp="http://schemas.openxmlformats.org/drawingml/2006/wordprocessingDrawing">
   <w:body>
-    <w:bookmarkStart w:id="41" w:name="X18427ef6064728162a6624e83529bab00080426"/>
     <w:p>
       <w:pPr>
         <w:pStyle w:val="Heading1"/>
@@ -65,7 +64,6 @@
         </w:pict>
       </w:r>
     </w:p>
-    <w:bookmarkStart w:id="9" w:name="abstract"/>
     <w:p>
       <w:pPr>
         <w:pStyle w:val="Heading2"/>
@@ -189,8 +187,6 @@
         </w:pict>
       </w:r>
     </w:p>
-    <w:bookmarkEnd w:id="9"/>
-    <w:bookmarkStart w:id="10" w:name="introduction"/>
     <w:p>
       <w:pPr>
         <w:pStyle w:val="Heading2"/>
@@ -376,8 +372,6 @@
         </w:pict>
       </w:r>
     </w:p>
-    <w:bookmarkEnd w:id="10"/>
-    <w:bookmarkStart w:id="18" w:name="materials-and-methods"/>
     <w:p>
       <w:pPr>
         <w:pStyle w:val="Heading2"/>
@@ -386,7 +380,6 @@
         <w:t xml:space="preserve">Materials and Methods</w:t>
       </w:r>
     </w:p>
-    <w:bookmarkStart w:id="11" w:name="data"/>
     <w:p>
       <w:pPr>
         <w:pStyle w:val="Heading3"/>
@@ -461,8 +454,6 @@
         <w:t xml:space="preserve">The application also supports Human Connectome Project (HCP; Van Essen et al., 2013) multi-shell data (b = 1000/2000/3000 s/mm², 90 directions per shell) for users with HCP data access credentials, enabling demonstration of multi-tissue CSD which requires multiple non-zero b-value shells.</w:t>
       </w:r>
     </w:p>
-    <w:bookmarkEnd w:id="11"/>
-    <w:bookmarkStart w:id="12" w:name="comparison-design"/>
     <w:p>
       <w:pPr>
         <w:pStyle w:val="Heading3"/>
@@ -895,8 +886,6 @@
         </w:pict>
       </w:r>
     </w:p>
-    <w:bookmarkEnd w:id="12"/>
-    <w:bookmarkStart w:id="17" w:name="the-execution-environment"/>
     <w:p>
       <w:pPr>
         <w:pStyle w:val="Heading3"/>
@@ -913,7 +902,6 @@
         <w:t xml:space="preserve">Running three toolkits on byte-identical input is the practical obstacle to a comparison of this kind, and the reason it is rarely done. We removed it by building a single container in which all three are installed and driven from one interface, so the same data can be pushed through each without reinstallation, format conversion, or hand-managed paths. The container is what makes the comparison reproducible by others, and is released with the paper.</w:t>
       </w:r>
     </w:p>
-    <w:bookmarkStart w:id="13" w:name="container-build"/>
     <w:p>
       <w:pPr>
         <w:pStyle w:val="Heading4"/>
@@ -1095,8 +1083,6 @@
         <w:t xml:space="preserve">The first command builds the image (approximately 15 minutes, dominated by the FSL download); the second launches the container. No neuroimaging software is required on the host machine.</w:t>
       </w:r>
     </w:p>
-    <w:bookmarkEnd w:id="13"/>
-    <w:bookmarkStart w:id="14" w:name="pipeline-coverage"/>
     <w:p>
       <w:pPr>
         <w:pStyle w:val="Heading4"/>
@@ -1587,8 +1573,6 @@
         <w:t xml:space="preserve">— is demonstrated. Because the platform operates on a single subject, a synthetic group is constructed by adding Gaussian noise realisations (σ = 0.03 FA units) to the real FA map. The absence of equivalent voxelwise pipelines in MRtrix3 and DIPY (fixel-based analysis in MRtrix3 is noted as the conceptual analogue) is made explicit.</w:t>
       </w:r>
     </w:p>
-    <w:bookmarkEnd w:id="14"/>
-    <w:bookmarkStart w:id="15" w:name="reference-material"/>
     <w:p>
       <w:pPr>
         <w:pStyle w:val="Heading4"/>
@@ -1605,8 +1589,6 @@
         <w:t xml:space="preserve">A dedicated Reference section provides: (1) a DTI metrics guide with the biological interpretation of FA, MD, AD, and RD and live map display; (2) a 16-term dMRI glossary; (3) a command cheat sheet covering all seven stages across all three toolkits; and (4) a decision framework for selecting the appropriate toolkit based on acquisition type, research question, and available compute resources.</w:t>
       </w:r>
     </w:p>
-    <w:bookmarkEnd w:id="15"/>
-    <w:bookmarkStart w:id="16" w:name="availability-and-requirements"/>
     <w:p>
       <w:pPr>
         <w:pStyle w:val="Heading4"/>
@@ -1886,10 +1868,6 @@
         </w:pict>
       </w:r>
     </w:p>
-    <w:bookmarkEnd w:id="16"/>
-    <w:bookmarkEnd w:id="17"/>
-    <w:bookmarkEnd w:id="18"/>
-    <w:bookmarkStart w:id="24" w:name="results"/>
     <w:p>
       <w:pPr>
         <w:pStyle w:val="Heading2"/>
@@ -1898,7 +1876,6 @@
         <w:t xml:space="preserve">Results</w:t>
       </w:r>
     </w:p>
-    <w:bookmarkStart w:id="19" w:name="brain-mask-agreement"/>
     <w:p>
       <w:pPr>
         <w:pStyle w:val="Heading3"/>
@@ -2055,8 +2032,6 @@
         <w:t xml:space="preserve">— and the different inputs those models are designed to consume, which is part of what distinguishes them in practice. The consequence is practical rather than cosmetic: a mask that includes ventricles admits high-diffusivity, near-isotropic voxels into any subsequent group statistics. These differences are displayed in Figure 4 and annotated in the Stage 1 interface.</w:t>
       </w:r>
     </w:p>
-    <w:bookmarkEnd w:id="19"/>
-    <w:bookmarkStart w:id="20" w:name="inter-tool-dti-metric-agreement"/>
     <w:p>
       <w:pPr>
         <w:pStyle w:val="Heading3"/>
@@ -3008,8 +2983,6 @@
         <w:t xml:space="preserve">All three fits used identical input data, identical gradient tables, one shared brain mask, and one shared volume subset, so the effect must arise in the tensor fitting itself. All three were run with weighted linear least squares, but their weighting schemes, regularisation, and outlier handling differ, and those differences evidently interact with acquisition properties such as b-value, SNR, and the number of b = 0 volumes. We report this as an observation across two acquisitions. Identifying the mechanism would require a controlled comparison of the fitting routines, which is beyond the scope of this paper.</w:t>
       </w:r>
     </w:p>
-    <w:bookmarkEnd w:id="20"/>
-    <w:bookmarkStart w:id="21" w:name="non-physical-tensor-fits"/>
     <w:p>
       <w:pPr>
         <w:pStyle w:val="Heading3"/>
@@ -3386,8 +3359,6 @@
         <w:t xml:space="preserve">Two practical implications follow, and the platform makes both concrete for learners. First, agreement statistics computed on raw tensor-derived maps without a physical plausibility check can be badly misleading, and the appropriate diagnostic is to count and inspect the inadmissible voxels rather than discard them silently. Second, the number of failed tensor fits is itself a usable quality indicator that differentiates toolkits, and it is sensitive to acquisition design — particularly to the number of b = 0 volumes.</w:t>
       </w:r>
     </w:p>
-    <w:bookmarkEnd w:id="21"/>
-    <w:bookmarkStart w:id="22" w:name="shell-selection"/>
     <w:p>
       <w:pPr>
         <w:pStyle w:val="Heading3"/>
@@ -3449,8 +3420,6 @@
         <w:t xml:space="preserve">requires the user to explicitly select the shell used for fitting. For the Stanford HARDI single-shell dataset this has no practical consequence. For multi-shell data such as the HCP protocol (b = 1000/2000/3000 s/mm²), applying the single-tensor model to all shells simultaneously violates the monoexponential signal decay assumption; the resulting FA maps will differ from those obtained using only the b = 1000 shell. This is a non-trivial methodological difference that is rarely acknowledged in published methods sections and is highlighted explicitly in the dMRI Rosetta Stone Stage 4 interface.</w:t>
       </w:r>
     </w:p>
-    <w:bookmarkEnd w:id="22"/>
-    <w:bookmarkStart w:id="23" w:name="the-environment-in-practice"/>
     <w:p>
       <w:pPr>
         <w:pStyle w:val="Heading3"/>
@@ -3497,9 +3466,6 @@
         </w:pict>
       </w:r>
     </w:p>
-    <w:bookmarkEnd w:id="23"/>
-    <w:bookmarkEnd w:id="24"/>
-    <w:bookmarkStart w:id="30" w:name="discussion"/>
     <w:p>
       <w:pPr>
         <w:pStyle w:val="Heading2"/>
@@ -3508,7 +3474,6 @@
         <w:t xml:space="preserve">Discussion</w:t>
       </w:r>
     </w:p>
-    <w:bookmarkStart w:id="25" w:name="X428b10807ff91b77f33715c724f22e38d48a170"/>
     <w:p>
       <w:pPr>
         <w:pStyle w:val="Heading3"/>
@@ -3603,8 +3568,6 @@
         <w:t xml:space="preserve">The shell selection asymmetry is a second example of implementation differences that matter in practice: FSL and MRtrix3 fit all available shells by default, DIPY requires an explicit choice, and for multi-shell data this changes the resulting FA maps. Others have shown that pipeline-level choices introduce non-trivial variability in dMRI metrics (Bhagwat et al., 2021; Richie-Halford et al., 2022). What the platform adds is that such differences can be observed directly rather than only read about.</w:t>
       </w:r>
     </w:p>
-    <w:bookmarkEnd w:id="25"/>
-    <w:bookmarkStart w:id="26" w:name="comparison-with-existing-resources"/>
     <w:p>
       <w:pPr>
         <w:pStyle w:val="Heading3"/>
@@ -4236,8 +4199,6 @@
         <w:t xml:space="preserve">Brainlife.io warrants a specific note. It is a cloud-based provenance-tracking and pipeline-execution platform that supports multiple neuroimaging tools, including FSL and MRtrix3 applications (Avesani et al., 2019). Its purpose is fundamentally different from dMRI Rosetta Stone: users upload their own research data, select a pre-packaged application, and run it on cloud infrastructure to obtain results with full provenance records. Brainlife.io does not provide tutorial scaffolding, side-by-side command comparison, or the conceptual explanation layer that learners need to understand what each operation does and why. It is designed for reproducible research execution, not for cross-tool education.</w:t>
       </w:r>
     </w:p>
-    <w:bookmarkEnd w:id="26"/>
-    <w:bookmarkStart w:id="27" w:name="scalability"/>
     <w:p>
       <w:pPr>
         <w:pStyle w:val="Heading3"/>
@@ -4293,8 +4254,6 @@
         <w:t xml:space="preserve">The principal barrier to scale is not computational but distributional — the container is large, and the following section addresses that.</w:t>
       </w:r>
     </w:p>
-    <w:bookmarkEnd w:id="27"/>
-    <w:bookmarkStart w:id="28" w:name="limitations"/>
     <w:p>
       <w:pPr>
         <w:pStyle w:val="Heading3"/>
@@ -4327,8 +4286,6 @@
         <w:t xml:space="preserve">Finally, the platform has not yet been evaluated in a formal user study; a structured assessment of learning outcomes in a workshop setting would strengthen the evidence base for its educational value.</w:t>
       </w:r>
     </w:p>
-    <w:bookmarkEnd w:id="28"/>
-    <w:bookmarkStart w:id="29" w:name="future-directions"/>
     <w:p>
       <w:pPr>
         <w:pStyle w:val="Heading3"/>
@@ -4352,9 +4309,6 @@
         </w:pict>
       </w:r>
     </w:p>
-    <w:bookmarkEnd w:id="29"/>
-    <w:bookmarkEnd w:id="30"/>
-    <w:bookmarkStart w:id="31" w:name="conclusion"/>
     <w:p>
       <w:pPr>
         <w:pStyle w:val="Heading2"/>
@@ -4378,8 +4332,6 @@
         </w:pict>
       </w:r>
     </w:p>
-    <w:bookmarkEnd w:id="31"/>
-    <w:bookmarkStart w:id="32" w:name="credit-authorship-contribution-statement"/>
     <w:p>
       <w:pPr>
         <w:pStyle w:val="Heading2"/>
@@ -4413,8 +4365,6 @@
         </w:pict>
       </w:r>
     </w:p>
-    <w:bookmarkEnd w:id="32"/>
-    <w:bookmarkStart w:id="33" w:name="declaration-of-competing-interest"/>
     <w:p>
       <w:pPr>
         <w:pStyle w:val="Heading2"/>
@@ -4438,8 +4388,6 @@
         </w:pict>
       </w:r>
     </w:p>
-    <w:bookmarkEnd w:id="33"/>
-    <w:bookmarkStart w:id="34" w:name="funding"/>
     <w:p>
       <w:pPr>
         <w:pStyle w:val="Heading2"/>
@@ -4463,8 +4411,6 @@
         </w:pict>
       </w:r>
     </w:p>
-    <w:bookmarkEnd w:id="34"/>
-    <w:bookmarkStart w:id="35" w:name="X071796dd6bc546c91e96cca1cf5ff96599de61f"/>
     <w:p>
       <w:pPr>
         <w:pStyle w:val="Heading2"/>
@@ -4488,8 +4434,6 @@
         </w:pict>
       </w:r>
     </w:p>
-    <w:bookmarkEnd w:id="35"/>
-    <w:bookmarkStart w:id="36" w:name="data-availability"/>
     <w:p>
       <w:pPr>
         <w:pStyle w:val="Heading2"/>
@@ -4525,8 +4469,6 @@
         </w:pict>
       </w:r>
     </w:p>
-    <w:bookmarkEnd w:id="36"/>
-    <w:bookmarkStart w:id="37" w:name="acknowledgements"/>
     <w:p>
       <w:pPr>
         <w:pStyle w:val="Heading2"/>
@@ -4550,8 +4492,6 @@
         </w:pict>
       </w:r>
     </w:p>
-    <w:bookmarkEnd w:id="37"/>
-    <w:bookmarkStart w:id="38" w:name="references"/>
     <w:p>
       <w:pPr>
         <w:pStyle w:val="Heading2"/>
@@ -5137,8 +5077,6 @@
         </w:pict>
       </w:r>
     </w:p>
-    <w:bookmarkEnd w:id="38"/>
-    <w:bookmarkStart w:id="39" w:name="tables"/>
     <w:p>
       <w:pPr>
         <w:pStyle w:val="Heading2"/>
@@ -6885,8 +6823,6 @@
         </w:pict>
       </w:r>
     </w:p>
-    <w:bookmarkEnd w:id="39"/>
-    <w:bookmarkStart w:id="40" w:name="figure-captions"/>
     <w:p>
       <w:pPr>
         <w:pStyle w:val="Heading2"/>
@@ -7317,8 +7253,6 @@
         <w:t xml:space="preserve">As Figure 4, for the Sherbrooke 3-shell dataset.</w:t>
       </w:r>
     </w:p>
-    <w:bookmarkEnd w:id="40"/>
-    <w:bookmarkEnd w:id="41"/>
     <w:sectPr>
       <w:footerReference w:type="default" r:id="rId9"/>
       <w:footnotePr>

--- a/submission_jnm/manuscript.docx
+++ b/submission_jnm/manuscript.docx
@@ -58,13 +58,6 @@
       </w:r>
     </w:p>
     <w:p>
-      <w:r>
-        <w:pict>
-          <v:rect style="width:0;height:1.5pt" o:hralign="center" o:hrstd="t" o:hr="t"/>
-        </w:pict>
-      </w:r>
-    </w:p>
-    <w:p>
       <w:pPr>
         <w:pStyle w:val="Heading2"/>
       </w:pPr>
@@ -181,13 +174,6 @@
       </w:r>
     </w:p>
     <w:p>
-      <w:r>
-        <w:pict>
-          <v:rect style="width:0;height:1.5pt" o:hralign="center" o:hrstd="t" o:hr="t"/>
-        </w:pict>
-      </w:r>
-    </w:p>
-    <w:p>
       <w:pPr>
         <w:pStyle w:val="Heading2"/>
       </w:pPr>
@@ -366,13 +352,6 @@
       </w:r>
     </w:p>
     <w:p>
-      <w:r>
-        <w:pict>
-          <v:rect style="width:0;height:1.5pt" o:hralign="center" o:hrstd="t" o:hr="t"/>
-        </w:pict>
-      </w:r>
-    </w:p>
-    <w:p>
       <w:pPr>
         <w:pStyle w:val="Heading2"/>
       </w:pPr>
@@ -877,13 +856,6 @@
           <w:rStyle w:val="NormalTok"/>
         </w:rPr>
         <w:t xml:space="preserve"> sherbrooke</w:t>
-      </w:r>
-    </w:p>
-    <w:p>
-      <w:r>
-        <w:pict>
-          <v:rect style="width:0;height:1.5pt" o:hralign="center" o:hrstd="t" o:hr="t"/>
-        </w:pict>
       </w:r>
     </w:p>
     <w:p>
@@ -1601,8 +1573,23 @@
       <w:tblPr>
         <w:tblStyle w:val="Table"/>
         <w:tblW w:type="pct" w:w="5000"/>
+        <w:jc w:val="center"/>
         <w:tblLayout w:type="fixed"/>
         <w:tblLook w:firstRow="0" w:lastRow="0" w:firstColumn="0" w:lastColumn="0" w:noHBand="0" w:noVBand="0" w:val="0000"/>
+        <w:tblBorders>
+          <w:top w:val="single" w:sz="12" w:space="0" w:color="000000"/>
+          <w:bottom w:val="single" w:sz="12" w:space="0" w:color="000000"/>
+          <w:left w:val="none" w:sz="0" w:space="0" w:color="000000"/>
+          <w:right w:val="none" w:sz="0" w:space="0" w:color="000000"/>
+          <w:insideH w:val="none" w:sz="0" w:space="0" w:color="000000"/>
+          <w:insideV w:val="none" w:sz="0" w:space="0" w:color="000000"/>
+        </w:tblBorders>
+        <w:tblCellMar>
+          <w:top w:w="60" w:type="dxa"/>
+          <w:bottom w:w="60" w:type="dxa"/>
+          <w:left w:w="90" w:type="dxa"/>
+          <w:right w:w="90" w:type="dxa"/>
+        </w:tblCellMar>
       </w:tblPr>
       <w:tblGrid>
         <w:gridCol w:w="3960"/>
@@ -1610,27 +1597,44 @@
       </w:tblGrid>
       <w:tr>
         <w:tc>
-          <w:tcPr/>
-          <w:p>
-            <w:pPr>
-              <w:pStyle w:val="Compact"/>
-            </w:pPr>
-            <w:r>
-              <w:rPr>
+          <w:tcPr>
+            <w:tcBorders>
+              <w:bottom w:val="single" w:sz="6" w:space="0" w:color="000000"/>
+            </w:tcBorders>
+          </w:tcPr>
+          <w:p>
+            <w:pPr>
+              <w:pStyle w:val="Compact"/>
+              <w:spacing w:line="240" w:lineRule="auto" w:before="20" w:after="20"/>
+            </w:pPr>
+            <w:r>
+              <w:rPr>
+                <w:rFonts w:ascii="Times New Roman" w:hAnsi="Times New Roman"/>
                 <w:b/>
                 <w:bCs/>
+                <w:sz w:val="20"/>
               </w:rPr>
               <w:t xml:space="preserve">Project name</w:t>
             </w:r>
           </w:p>
         </w:tc>
         <w:tc>
-          <w:tcPr/>
-          <w:p>
-            <w:pPr>
-              <w:pStyle w:val="Compact"/>
-            </w:pPr>
-            <w:r>
+          <w:tcPr>
+            <w:tcBorders>
+              <w:bottom w:val="single" w:sz="6" w:space="0" w:color="000000"/>
+            </w:tcBorders>
+          </w:tcPr>
+          <w:p>
+            <w:pPr>
+              <w:pStyle w:val="Compact"/>
+              <w:spacing w:line="240" w:lineRule="auto" w:before="20" w:after="20"/>
+            </w:pPr>
+            <w:r>
+              <w:rPr>
+                <w:rFonts w:ascii="Times New Roman" w:hAnsi="Times New Roman"/>
+                <w:b/>
+                <w:sz w:val="20"/>
+              </w:rPr>
               <w:t xml:space="preserve">dMRI Rosetta Stone</w:t>
             </w:r>
           </w:p>
@@ -1642,11 +1646,14 @@
           <w:p>
             <w:pPr>
               <w:pStyle w:val="Compact"/>
-            </w:pPr>
-            <w:r>
-              <w:rPr>
+              <w:spacing w:line="240" w:lineRule="auto" w:before="20" w:after="20"/>
+            </w:pPr>
+            <w:r>
+              <w:rPr>
+                <w:rFonts w:ascii="Times New Roman" w:hAnsi="Times New Roman"/>
                 <w:b/>
                 <w:bCs/>
+                <w:sz w:val="20"/>
               </w:rPr>
               <w:t xml:space="preserve">Project home page</w:t>
             </w:r>
@@ -1657,8 +1664,13 @@
           <w:p>
             <w:pPr>
               <w:pStyle w:val="Compact"/>
-            </w:pPr>
-            <w:r>
+              <w:spacing w:line="240" w:lineRule="auto" w:before="20" w:after="20"/>
+            </w:pPr>
+            <w:r>
+              <w:rPr>
+                <w:rFonts w:ascii="Times New Roman" w:hAnsi="Times New Roman"/>
+                <w:sz w:val="20"/>
+              </w:rPr>
               <w:t xml:space="preserve">https://github.com/happybrotherhood/dmri-rosetta-stone</w:t>
             </w:r>
           </w:p>
@@ -1670,11 +1682,14 @@
           <w:p>
             <w:pPr>
               <w:pStyle w:val="Compact"/>
-            </w:pPr>
-            <w:r>
-              <w:rPr>
+              <w:spacing w:line="240" w:lineRule="auto" w:before="20" w:after="20"/>
+            </w:pPr>
+            <w:r>
+              <w:rPr>
+                <w:rFonts w:ascii="Times New Roman" w:hAnsi="Times New Roman"/>
                 <w:b/>
                 <w:bCs/>
+                <w:sz w:val="20"/>
               </w:rPr>
               <w:t xml:space="preserve">Archived version</w:t>
             </w:r>
@@ -1685,8 +1700,13 @@
           <w:p>
             <w:pPr>
               <w:pStyle w:val="Compact"/>
-            </w:pPr>
-            <w:r>
+              <w:spacing w:line="240" w:lineRule="auto" w:before="20" w:after="20"/>
+            </w:pPr>
+            <w:r>
+              <w:rPr>
+                <w:rFonts w:ascii="Times New Roman" w:hAnsi="Times New Roman"/>
+                <w:sz w:val="20"/>
+              </w:rPr>
               <w:t xml:space="preserve">v1.0.0, Zenodo, doi:10.5281/zenodo.22106455 (all versions: doi:10.5281/zenodo.22106454)</w:t>
             </w:r>
           </w:p>
@@ -1698,11 +1718,14 @@
           <w:p>
             <w:pPr>
               <w:pStyle w:val="Compact"/>
-            </w:pPr>
-            <w:r>
-              <w:rPr>
+              <w:spacing w:line="240" w:lineRule="auto" w:before="20" w:after="20"/>
+            </w:pPr>
+            <w:r>
+              <w:rPr>
+                <w:rFonts w:ascii="Times New Roman" w:hAnsi="Times New Roman"/>
                 <w:b/>
                 <w:bCs/>
+                <w:sz w:val="20"/>
               </w:rPr>
               <w:t xml:space="preserve">Operating system</w:t>
             </w:r>
@@ -1713,8 +1736,13 @@
           <w:p>
             <w:pPr>
               <w:pStyle w:val="Compact"/>
-            </w:pPr>
-            <w:r>
+              <w:spacing w:line="240" w:lineRule="auto" w:before="20" w:after="20"/>
+            </w:pPr>
+            <w:r>
+              <w:rPr>
+                <w:rFonts w:ascii="Times New Roman" w:hAnsi="Times New Roman"/>
+                <w:sz w:val="20"/>
+              </w:rPr>
               <w:t xml:space="preserve">Platform independent — Linux, macOS, and Windows, via Docker</w:t>
             </w:r>
           </w:p>
@@ -1726,11 +1754,14 @@
           <w:p>
             <w:pPr>
               <w:pStyle w:val="Compact"/>
-            </w:pPr>
-            <w:r>
-              <w:rPr>
+              <w:spacing w:line="240" w:lineRule="auto" w:before="20" w:after="20"/>
+            </w:pPr>
+            <w:r>
+              <w:rPr>
+                <w:rFonts w:ascii="Times New Roman" w:hAnsi="Times New Roman"/>
                 <w:b/>
                 <w:bCs/>
+                <w:sz w:val="20"/>
               </w:rPr>
               <w:t xml:space="preserve">Programming language</w:t>
             </w:r>
@@ -1741,8 +1772,13 @@
           <w:p>
             <w:pPr>
               <w:pStyle w:val="Compact"/>
-            </w:pPr>
-            <w:r>
+              <w:spacing w:line="240" w:lineRule="auto" w:before="20" w:after="20"/>
+            </w:pPr>
+            <w:r>
+              <w:rPr>
+                <w:rFonts w:ascii="Times New Roman" w:hAnsi="Times New Roman"/>
+                <w:sz w:val="20"/>
+              </w:rPr>
               <w:t xml:space="preserve">Python ≥ 3.9</w:t>
             </w:r>
           </w:p>
@@ -1754,11 +1790,14 @@
           <w:p>
             <w:pPr>
               <w:pStyle w:val="Compact"/>
-            </w:pPr>
-            <w:r>
-              <w:rPr>
+              <w:spacing w:line="240" w:lineRule="auto" w:before="20" w:after="20"/>
+            </w:pPr>
+            <w:r>
+              <w:rPr>
+                <w:rFonts w:ascii="Times New Roman" w:hAnsi="Times New Roman"/>
                 <w:b/>
                 <w:bCs/>
+                <w:sz w:val="20"/>
               </w:rPr>
               <w:t xml:space="preserve">Other requirements</w:t>
             </w:r>
@@ -1769,8 +1808,13 @@
           <w:p>
             <w:pPr>
               <w:pStyle w:val="Compact"/>
-            </w:pPr>
-            <w:r>
+              <w:spacing w:line="240" w:lineRule="auto" w:before="20" w:after="20"/>
+            </w:pPr>
+            <w:r>
+              <w:rPr>
+                <w:rFonts w:ascii="Times New Roman" w:hAnsi="Times New Roman"/>
+                <w:sz w:val="20"/>
+              </w:rPr>
               <w:t xml:space="preserve">Docker ≥ 20.10. For local installation without Docker: FSL ≥ 6.0 and MRtrix3 ≥ 3.0.4</w:t>
             </w:r>
           </w:p>
@@ -1782,11 +1826,14 @@
           <w:p>
             <w:pPr>
               <w:pStyle w:val="Compact"/>
-            </w:pPr>
-            <w:r>
-              <w:rPr>
+              <w:spacing w:line="240" w:lineRule="auto" w:before="20" w:after="20"/>
+            </w:pPr>
+            <w:r>
+              <w:rPr>
+                <w:rFonts w:ascii="Times New Roman" w:hAnsi="Times New Roman"/>
                 <w:b/>
                 <w:bCs/>
+                <w:sz w:val="20"/>
               </w:rPr>
               <w:t xml:space="preserve">Bundled toolkits</w:t>
             </w:r>
@@ -1797,8 +1844,13 @@
           <w:p>
             <w:pPr>
               <w:pStyle w:val="Compact"/>
-            </w:pPr>
-            <w:r>
+              <w:spacing w:line="240" w:lineRule="auto" w:before="20" w:after="20"/>
+            </w:pPr>
+            <w:r>
+              <w:rPr>
+                <w:rFonts w:ascii="Times New Roman" w:hAnsi="Times New Roman"/>
+                <w:sz w:val="20"/>
+              </w:rPr>
               <w:t xml:space="preserve">FSL 6.0.7, MRtrix3 3.0.4, DIPY ≥ 1.7</w:t>
             </w:r>
           </w:p>
@@ -1810,11 +1862,14 @@
           <w:p>
             <w:pPr>
               <w:pStyle w:val="Compact"/>
-            </w:pPr>
-            <w:r>
-              <w:rPr>
+              <w:spacing w:line="240" w:lineRule="auto" w:before="20" w:after="20"/>
+            </w:pPr>
+            <w:r>
+              <w:rPr>
+                <w:rFonts w:ascii="Times New Roman" w:hAnsi="Times New Roman"/>
                 <w:b/>
                 <w:bCs/>
+                <w:sz w:val="20"/>
               </w:rPr>
               <w:t xml:space="preserve">Licence</w:t>
             </w:r>
@@ -1825,8 +1880,13 @@
           <w:p>
             <w:pPr>
               <w:pStyle w:val="Compact"/>
-            </w:pPr>
-            <w:r>
+              <w:spacing w:line="240" w:lineRule="auto" w:before="20" w:after="20"/>
+            </w:pPr>
+            <w:r>
+              <w:rPr>
+                <w:rFonts w:ascii="Times New Roman" w:hAnsi="Times New Roman"/>
+                <w:sz w:val="20"/>
+              </w:rPr>
               <w:t xml:space="preserve">MIT</w:t>
             </w:r>
           </w:p>
@@ -1838,11 +1898,14 @@
           <w:p>
             <w:pPr>
               <w:pStyle w:val="Compact"/>
-            </w:pPr>
-            <w:r>
-              <w:rPr>
+              <w:spacing w:line="240" w:lineRule="auto" w:before="20" w:after="20"/>
+            </w:pPr>
+            <w:r>
+              <w:rPr>
+                <w:rFonts w:ascii="Times New Roman" w:hAnsi="Times New Roman"/>
                 <w:b/>
                 <w:bCs/>
+                <w:sz w:val="20"/>
               </w:rPr>
               <w:t xml:space="preserve">Restrictions for non-academic use</w:t>
             </w:r>
@@ -1853,21 +1916,19 @@
           <w:p>
             <w:pPr>
               <w:pStyle w:val="Compact"/>
-            </w:pPr>
-            <w:r>
+              <w:spacing w:line="240" w:lineRule="auto" w:before="20" w:after="20"/>
+            </w:pPr>
+            <w:r>
+              <w:rPr>
+                <w:rFonts w:ascii="Times New Roman" w:hAnsi="Times New Roman"/>
+                <w:sz w:val="20"/>
+              </w:rPr>
               <w:t xml:space="preserve">None imposed by this project. Note, however, that the bundled FSL is distributed under the FSL Licence, which restricts commercial use; users intending commercial deployment must obtain a licence from Oxford University Innovation. MRtrix3 (MPL 2.0) and DIPY (BSD 3-clause) carry no such restriction.</w:t>
             </w:r>
           </w:p>
         </w:tc>
       </w:tr>
     </w:tbl>
-    <w:p>
-      <w:r>
-        <w:pict>
-          <v:rect style="width:0;height:1.5pt" o:hralign="center" o:hrstd="t" o:hr="t"/>
-        </w:pict>
-      </w:r>
-    </w:p>
     <w:p>
       <w:pPr>
         <w:pStyle w:val="Heading2"/>
@@ -2074,8 +2135,23 @@
       <w:tblPr>
         <w:tblStyle w:val="Table"/>
         <w:tblW w:type="pct" w:w="5000"/>
+        <w:jc w:val="center"/>
         <w:tblLayout w:type="fixed"/>
         <w:tblLook w:firstRow="1" w:lastRow="0" w:firstColumn="0" w:lastColumn="0" w:noHBand="0" w:noVBand="0" w:val="0020"/>
+        <w:tblBorders>
+          <w:top w:val="single" w:sz="12" w:space="0" w:color="000000"/>
+          <w:bottom w:val="single" w:sz="12" w:space="0" w:color="000000"/>
+          <w:left w:val="none" w:sz="0" w:space="0" w:color="000000"/>
+          <w:right w:val="none" w:sz="0" w:space="0" w:color="000000"/>
+          <w:insideH w:val="none" w:sz="0" w:space="0" w:color="000000"/>
+          <w:insideV w:val="none" w:sz="0" w:space="0" w:color="000000"/>
+        </w:tblBorders>
+        <w:tblCellMar>
+          <w:top w:w="60" w:type="dxa"/>
+          <w:bottom w:w="60" w:type="dxa"/>
+          <w:left w:w="90" w:type="dxa"/>
+          <w:right w:w="90" w:type="dxa"/>
+        </w:tblCellMar>
       </w:tblPr>
       <w:tblGrid>
         <w:gridCol w:w="990"/>
@@ -2092,89 +2168,169 @@
           <w:tblHeader w:val="on"/>
         </w:trPr>
         <w:tc>
-          <w:tcPr/>
-          <w:p>
-            <w:pPr>
-              <w:pStyle w:val="Compact"/>
-            </w:pPr>
-            <w:r>
+          <w:tcPr>
+            <w:tcBorders>
+              <w:bottom w:val="single" w:sz="6" w:space="0" w:color="000000"/>
+            </w:tcBorders>
+          </w:tcPr>
+          <w:p>
+            <w:pPr>
+              <w:pStyle w:val="Compact"/>
+              <w:spacing w:line="240" w:lineRule="auto" w:before="20" w:after="20"/>
+            </w:pPr>
+            <w:r>
+              <w:rPr>
+                <w:rFonts w:ascii="Times New Roman" w:hAnsi="Times New Roman"/>
+                <w:b/>
+                <w:sz w:val="20"/>
+              </w:rPr>
               <w:t xml:space="preserve">Comparison</w:t>
             </w:r>
           </w:p>
         </w:tc>
         <w:tc>
-          <w:tcPr/>
-          <w:p>
-            <w:pPr>
-              <w:pStyle w:val="Compact"/>
-            </w:pPr>
-            <w:r>
+          <w:tcPr>
+            <w:tcBorders>
+              <w:bottom w:val="single" w:sz="6" w:space="0" w:color="000000"/>
+            </w:tcBorders>
+          </w:tcPr>
+          <w:p>
+            <w:pPr>
+              <w:pStyle w:val="Compact"/>
+              <w:spacing w:line="240" w:lineRule="auto" w:before="20" w:after="20"/>
+            </w:pPr>
+            <w:r>
+              <w:rPr>
+                <w:rFonts w:ascii="Times New Roman" w:hAnsi="Times New Roman"/>
+                <w:b/>
+                <w:sz w:val="20"/>
+              </w:rPr>
               <w:t xml:space="preserve">Mask DSC</w:t>
             </w:r>
           </w:p>
         </w:tc>
         <w:tc>
-          <w:tcPr/>
-          <w:p>
-            <w:pPr>
-              <w:pStyle w:val="Compact"/>
-            </w:pPr>
-            <w:r>
+          <w:tcPr>
+            <w:tcBorders>
+              <w:bottom w:val="single" w:sz="6" w:space="0" w:color="000000"/>
+            </w:tcBorders>
+          </w:tcPr>
+          <w:p>
+            <w:pPr>
+              <w:pStyle w:val="Compact"/>
+              <w:spacing w:line="240" w:lineRule="auto" w:before="20" w:after="20"/>
+            </w:pPr>
+            <w:r>
+              <w:rPr>
+                <w:rFonts w:ascii="Times New Roman" w:hAnsi="Times New Roman"/>
+                <w:b/>
+                <w:sz w:val="20"/>
+              </w:rPr>
               <w:t xml:space="preserve">FA r</w:t>
             </w:r>
           </w:p>
         </w:tc>
         <w:tc>
-          <w:tcPr/>
-          <w:p>
-            <w:pPr>
-              <w:pStyle w:val="Compact"/>
-            </w:pPr>
-            <w:r>
+          <w:tcPr>
+            <w:tcBorders>
+              <w:bottom w:val="single" w:sz="6" w:space="0" w:color="000000"/>
+            </w:tcBorders>
+          </w:tcPr>
+          <w:p>
+            <w:pPr>
+              <w:pStyle w:val="Compact"/>
+              <w:spacing w:line="240" w:lineRule="auto" w:before="20" w:after="20"/>
+            </w:pPr>
+            <w:r>
+              <w:rPr>
+                <w:rFonts w:ascii="Times New Roman" w:hAnsi="Times New Roman"/>
+                <w:b/>
+                <w:sz w:val="20"/>
+              </w:rPr>
               <w:t xml:space="preserve">FA MAE</w:t>
             </w:r>
           </w:p>
         </w:tc>
         <w:tc>
-          <w:tcPr/>
-          <w:p>
-            <w:pPr>
-              <w:pStyle w:val="Compact"/>
-            </w:pPr>
-            <w:r>
+          <w:tcPr>
+            <w:tcBorders>
+              <w:bottom w:val="single" w:sz="6" w:space="0" w:color="000000"/>
+            </w:tcBorders>
+          </w:tcPr>
+          <w:p>
+            <w:pPr>
+              <w:pStyle w:val="Compact"/>
+              <w:spacing w:line="240" w:lineRule="auto" w:before="20" w:after="20"/>
+            </w:pPr>
+            <w:r>
+              <w:rPr>
+                <w:rFonts w:ascii="Times New Roman" w:hAnsi="Times New Roman"/>
+                <w:b/>
+                <w:sz w:val="20"/>
+              </w:rPr>
               <w:t xml:space="preserve">FA bias</w:t>
             </w:r>
           </w:p>
         </w:tc>
         <w:tc>
-          <w:tcPr/>
-          <w:p>
-            <w:pPr>
-              <w:pStyle w:val="Compact"/>
-            </w:pPr>
-            <w:r>
+          <w:tcPr>
+            <w:tcBorders>
+              <w:bottom w:val="single" w:sz="6" w:space="0" w:color="000000"/>
+            </w:tcBorders>
+          </w:tcPr>
+          <w:p>
+            <w:pPr>
+              <w:pStyle w:val="Compact"/>
+              <w:spacing w:line="240" w:lineRule="auto" w:before="20" w:after="20"/>
+            </w:pPr>
+            <w:r>
+              <w:rPr>
+                <w:rFonts w:ascii="Times New Roman" w:hAnsi="Times New Roman"/>
+                <w:b/>
+                <w:sz w:val="20"/>
+              </w:rPr>
               <w:t xml:space="preserve">FA 95% LoA</w:t>
             </w:r>
           </w:p>
         </w:tc>
         <w:tc>
-          <w:tcPr/>
-          <w:p>
-            <w:pPr>
-              <w:pStyle w:val="Compact"/>
-            </w:pPr>
-            <w:r>
+          <w:tcPr>
+            <w:tcBorders>
+              <w:bottom w:val="single" w:sz="6" w:space="0" w:color="000000"/>
+            </w:tcBorders>
+          </w:tcPr>
+          <w:p>
+            <w:pPr>
+              <w:pStyle w:val="Compact"/>
+              <w:spacing w:line="240" w:lineRule="auto" w:before="20" w:after="20"/>
+            </w:pPr>
+            <w:r>
+              <w:rPr>
+                <w:rFonts w:ascii="Times New Roman" w:hAnsi="Times New Roman"/>
+                <w:b/>
+                <w:sz w:val="20"/>
+              </w:rPr>
               <w:t xml:space="preserve">MD r</w:t>
             </w:r>
           </w:p>
         </w:tc>
         <w:tc>
-          <w:tcPr/>
-          <w:p>
-            <w:pPr>
-              <w:pStyle w:val="Compact"/>
-            </w:pPr>
-            <w:r>
+          <w:tcPr>
+            <w:tcBorders>
+              <w:bottom w:val="single" w:sz="6" w:space="0" w:color="000000"/>
+            </w:tcBorders>
+          </w:tcPr>
+          <w:p>
+            <w:pPr>
+              <w:pStyle w:val="Compact"/>
+              <w:spacing w:line="240" w:lineRule="auto" w:before="20" w:after="20"/>
+            </w:pPr>
+            <w:r>
+              <w:rPr>
+                <w:rFonts w:ascii="Times New Roman" w:hAnsi="Times New Roman"/>
+                <w:b/>
+                <w:sz w:val="20"/>
+              </w:rPr>
               <w:t xml:space="preserve">MD MAE</w:t>
             </w:r>
           </w:p>
@@ -2186,8 +2342,13 @@
           <w:p>
             <w:pPr>
               <w:pStyle w:val="Compact"/>
-            </w:pPr>
-            <w:r>
+              <w:spacing w:line="240" w:lineRule="auto" w:before="20" w:after="20"/>
+            </w:pPr>
+            <w:r>
+              <w:rPr>
+                <w:rFonts w:ascii="Times New Roman" w:hAnsi="Times New Roman"/>
+                <w:sz w:val="20"/>
+              </w:rPr>
               <w:t xml:space="preserve">FSL vs. DIPY</w:t>
             </w:r>
           </w:p>
@@ -2197,8 +2358,13 @@
           <w:p>
             <w:pPr>
               <w:pStyle w:val="Compact"/>
-            </w:pPr>
-            <w:r>
+              <w:spacing w:line="240" w:lineRule="auto" w:before="20" w:after="20"/>
+            </w:pPr>
+            <w:r>
+              <w:rPr>
+                <w:rFonts w:ascii="Times New Roman" w:hAnsi="Times New Roman"/>
+                <w:sz w:val="20"/>
+              </w:rPr>
               <w:t xml:space="preserve">0.9277</w:t>
             </w:r>
           </w:p>
@@ -2208,8 +2374,13 @@
           <w:p>
             <w:pPr>
               <w:pStyle w:val="Compact"/>
-            </w:pPr>
-            <w:r>
+              <w:spacing w:line="240" w:lineRule="auto" w:before="20" w:after="20"/>
+            </w:pPr>
+            <w:r>
+              <w:rPr>
+                <w:rFonts w:ascii="Times New Roman" w:hAnsi="Times New Roman"/>
+                <w:sz w:val="20"/>
+              </w:rPr>
               <w:t xml:space="preserve">0.9604</w:t>
             </w:r>
           </w:p>
@@ -2219,8 +2390,13 @@
           <w:p>
             <w:pPr>
               <w:pStyle w:val="Compact"/>
-            </w:pPr>
-            <w:r>
+              <w:spacing w:line="240" w:lineRule="auto" w:before="20" w:after="20"/>
+            </w:pPr>
+            <w:r>
+              <w:rPr>
+                <w:rFonts w:ascii="Times New Roman" w:hAnsi="Times New Roman"/>
+                <w:sz w:val="20"/>
+              </w:rPr>
               <w:t xml:space="preserve">0.0228</w:t>
             </w:r>
           </w:p>
@@ -2230,8 +2406,13 @@
           <w:p>
             <w:pPr>
               <w:pStyle w:val="Compact"/>
-            </w:pPr>
-            <w:r>
+              <w:spacing w:line="240" w:lineRule="auto" w:before="20" w:after="20"/>
+            </w:pPr>
+            <w:r>
+              <w:rPr>
+                <w:rFonts w:ascii="Times New Roman" w:hAnsi="Times New Roman"/>
+                <w:sz w:val="20"/>
+              </w:rPr>
               <w:t xml:space="preserve">−0.0158</w:t>
             </w:r>
           </w:p>
@@ -2241,8 +2422,13 @@
           <w:p>
             <w:pPr>
               <w:pStyle w:val="Compact"/>
-            </w:pPr>
-            <w:r>
+              <w:spacing w:line="240" w:lineRule="auto" w:before="20" w:after="20"/>
+            </w:pPr>
+            <w:r>
+              <w:rPr>
+                <w:rFonts w:ascii="Times New Roman" w:hAnsi="Times New Roman"/>
+                <w:sz w:val="20"/>
+              </w:rPr>
               <w:t xml:space="preserve">[−0.0992, +0.0676]</w:t>
             </w:r>
           </w:p>
@@ -2252,8 +2438,13 @@
           <w:p>
             <w:pPr>
               <w:pStyle w:val="Compact"/>
-            </w:pPr>
-            <w:r>
+              <w:spacing w:line="240" w:lineRule="auto" w:before="20" w:after="20"/>
+            </w:pPr>
+            <w:r>
+              <w:rPr>
+                <w:rFonts w:ascii="Times New Roman" w:hAnsi="Times New Roman"/>
+                <w:sz w:val="20"/>
+              </w:rPr>
               <w:t xml:space="preserve">0.9368</w:t>
             </w:r>
           </w:p>
@@ -2263,8 +2454,13 @@
           <w:p>
             <w:pPr>
               <w:pStyle w:val="Compact"/>
-            </w:pPr>
-            <w:r>
+              <w:spacing w:line="240" w:lineRule="auto" w:before="20" w:after="20"/>
+            </w:pPr>
+            <w:r>
+              <w:rPr>
+                <w:rFonts w:ascii="Times New Roman" w:hAnsi="Times New Roman"/>
+                <w:sz w:val="20"/>
+              </w:rPr>
               <w:t xml:space="preserve">0.0325</w:t>
             </w:r>
           </w:p>
@@ -2276,8 +2472,13 @@
           <w:p>
             <w:pPr>
               <w:pStyle w:val="Compact"/>
-            </w:pPr>
-            <w:r>
+              <w:spacing w:line="240" w:lineRule="auto" w:before="20" w:after="20"/>
+            </w:pPr>
+            <w:r>
+              <w:rPr>
+                <w:rFonts w:ascii="Times New Roman" w:hAnsi="Times New Roman"/>
+                <w:sz w:val="20"/>
+              </w:rPr>
               <w:t xml:space="preserve">FSL vs. MRtrix3</w:t>
             </w:r>
           </w:p>
@@ -2287,8 +2488,13 @@
           <w:p>
             <w:pPr>
               <w:pStyle w:val="Compact"/>
-            </w:pPr>
-            <w:r>
+              <w:spacing w:line="240" w:lineRule="auto" w:before="20" w:after="20"/>
+            </w:pPr>
+            <w:r>
+              <w:rPr>
+                <w:rFonts w:ascii="Times New Roman" w:hAnsi="Times New Roman"/>
+                <w:sz w:val="20"/>
+              </w:rPr>
               <w:t xml:space="preserve">0.9024</w:t>
             </w:r>
           </w:p>
@@ -2298,8 +2504,13 @@
           <w:p>
             <w:pPr>
               <w:pStyle w:val="Compact"/>
-            </w:pPr>
-            <w:r>
+              <w:spacing w:line="240" w:lineRule="auto" w:before="20" w:after="20"/>
+            </w:pPr>
+            <w:r>
+              <w:rPr>
+                <w:rFonts w:ascii="Times New Roman" w:hAnsi="Times New Roman"/>
+                <w:sz w:val="20"/>
+              </w:rPr>
               <w:t xml:space="preserve">0.9652</w:t>
             </w:r>
           </w:p>
@@ -2309,8 +2520,13 @@
           <w:p>
             <w:pPr>
               <w:pStyle w:val="Compact"/>
-            </w:pPr>
-            <w:r>
+              <w:spacing w:line="240" w:lineRule="auto" w:before="20" w:after="20"/>
+            </w:pPr>
+            <w:r>
+              <w:rPr>
+                <w:rFonts w:ascii="Times New Roman" w:hAnsi="Times New Roman"/>
+                <w:sz w:val="20"/>
+              </w:rPr>
               <w:t xml:space="preserve">0.0247</w:t>
             </w:r>
           </w:p>
@@ -2320,8 +2536,13 @@
           <w:p>
             <w:pPr>
               <w:pStyle w:val="Compact"/>
-            </w:pPr>
-            <w:r>
+              <w:spacing w:line="240" w:lineRule="auto" w:before="20" w:after="20"/>
+            </w:pPr>
+            <w:r>
+              <w:rPr>
+                <w:rFonts w:ascii="Times New Roman" w:hAnsi="Times New Roman"/>
+                <w:sz w:val="20"/>
+              </w:rPr>
               <w:t xml:space="preserve">−0.0181</w:t>
             </w:r>
           </w:p>
@@ -2331,8 +2552,13 @@
           <w:p>
             <w:pPr>
               <w:pStyle w:val="Compact"/>
-            </w:pPr>
-            <w:r>
+              <w:spacing w:line="240" w:lineRule="auto" w:before="20" w:after="20"/>
+            </w:pPr>
+            <w:r>
+              <w:rPr>
+                <w:rFonts w:ascii="Times New Roman" w:hAnsi="Times New Roman"/>
+                <w:sz w:val="20"/>
+              </w:rPr>
               <w:t xml:space="preserve">[−0.0964, +0.0602]</w:t>
             </w:r>
           </w:p>
@@ -2342,8 +2568,13 @@
           <w:p>
             <w:pPr>
               <w:pStyle w:val="Compact"/>
-            </w:pPr>
-            <w:r>
+              <w:spacing w:line="240" w:lineRule="auto" w:before="20" w:after="20"/>
+            </w:pPr>
+            <w:r>
+              <w:rPr>
+                <w:rFonts w:ascii="Times New Roman" w:hAnsi="Times New Roman"/>
+                <w:sz w:val="20"/>
+              </w:rPr>
               <w:t xml:space="preserve">0.9402</w:t>
             </w:r>
           </w:p>
@@ -2353,8 +2584,13 @@
           <w:p>
             <w:pPr>
               <w:pStyle w:val="Compact"/>
-            </w:pPr>
-            <w:r>
+              <w:spacing w:line="240" w:lineRule="auto" w:before="20" w:after="20"/>
+            </w:pPr>
+            <w:r>
+              <w:rPr>
+                <w:rFonts w:ascii="Times New Roman" w:hAnsi="Times New Roman"/>
+                <w:sz w:val="20"/>
+              </w:rPr>
               <w:t xml:space="preserve">0.0333</w:t>
             </w:r>
           </w:p>
@@ -2366,8 +2602,13 @@
           <w:p>
             <w:pPr>
               <w:pStyle w:val="Compact"/>
-            </w:pPr>
-            <w:r>
+              <w:spacing w:line="240" w:lineRule="auto" w:before="20" w:after="20"/>
+            </w:pPr>
+            <w:r>
+              <w:rPr>
+                <w:rFonts w:ascii="Times New Roman" w:hAnsi="Times New Roman"/>
+                <w:sz w:val="20"/>
+              </w:rPr>
               <w:t xml:space="preserve">MRtrix3 vs. DIPY</w:t>
             </w:r>
           </w:p>
@@ -2377,8 +2618,13 @@
           <w:p>
             <w:pPr>
               <w:pStyle w:val="Compact"/>
-            </w:pPr>
-            <w:r>
+              <w:spacing w:line="240" w:lineRule="auto" w:before="20" w:after="20"/>
+            </w:pPr>
+            <w:r>
+              <w:rPr>
+                <w:rFonts w:ascii="Times New Roman" w:hAnsi="Times New Roman"/>
+                <w:sz w:val="20"/>
+              </w:rPr>
               <w:t xml:space="preserve">0.9009</w:t>
             </w:r>
           </w:p>
@@ -2388,8 +2634,13 @@
           <w:p>
             <w:pPr>
               <w:pStyle w:val="Compact"/>
-            </w:pPr>
-            <w:r>
+              <w:spacing w:line="240" w:lineRule="auto" w:before="20" w:after="20"/>
+            </w:pPr>
+            <w:r>
+              <w:rPr>
+                <w:rFonts w:ascii="Times New Roman" w:hAnsi="Times New Roman"/>
+                <w:sz w:val="20"/>
+              </w:rPr>
               <w:t xml:space="preserve">0.9990</w:t>
             </w:r>
           </w:p>
@@ -2399,8 +2650,13 @@
           <w:p>
             <w:pPr>
               <w:pStyle w:val="Compact"/>
-            </w:pPr>
-            <w:r>
+              <w:spacing w:line="240" w:lineRule="auto" w:before="20" w:after="20"/>
+            </w:pPr>
+            <w:r>
+              <w:rPr>
+                <w:rFonts w:ascii="Times New Roman" w:hAnsi="Times New Roman"/>
+                <w:sz w:val="20"/>
+              </w:rPr>
               <w:t xml:space="preserve">0.0029</w:t>
             </w:r>
           </w:p>
@@ -2410,8 +2666,13 @@
           <w:p>
             <w:pPr>
               <w:pStyle w:val="Compact"/>
-            </w:pPr>
-            <w:r>
+              <w:spacing w:line="240" w:lineRule="auto" w:before="20" w:after="20"/>
+            </w:pPr>
+            <w:r>
+              <w:rPr>
+                <w:rFonts w:ascii="Times New Roman" w:hAnsi="Times New Roman"/>
+                <w:sz w:val="20"/>
+              </w:rPr>
               <w:t xml:space="preserve">+0.0027</w:t>
             </w:r>
           </w:p>
@@ -2421,8 +2682,13 @@
           <w:p>
             <w:pPr>
               <w:pStyle w:val="Compact"/>
-            </w:pPr>
-            <w:r>
+              <w:spacing w:line="240" w:lineRule="auto" w:before="20" w:after="20"/>
+            </w:pPr>
+            <w:r>
+              <w:rPr>
+                <w:rFonts w:ascii="Times New Roman" w:hAnsi="Times New Roman"/>
+                <w:sz w:val="20"/>
+              </w:rPr>
               <w:t xml:space="preserve">[−0.0107, +0.0162]</w:t>
             </w:r>
           </w:p>
@@ -2432,8 +2698,13 @@
           <w:p>
             <w:pPr>
               <w:pStyle w:val="Compact"/>
-            </w:pPr>
-            <w:r>
+              <w:spacing w:line="240" w:lineRule="auto" w:before="20" w:after="20"/>
+            </w:pPr>
+            <w:r>
+              <w:rPr>
+                <w:rFonts w:ascii="Times New Roman" w:hAnsi="Times New Roman"/>
+                <w:sz w:val="20"/>
+              </w:rPr>
               <w:t xml:space="preserve">0.9965</w:t>
             </w:r>
           </w:p>
@@ -2443,8 +2714,13 @@
           <w:p>
             <w:pPr>
               <w:pStyle w:val="Compact"/>
-            </w:pPr>
-            <w:r>
+              <w:spacing w:line="240" w:lineRule="auto" w:before="20" w:after="20"/>
+            </w:pPr>
+            <w:r>
+              <w:rPr>
+                <w:rFonts w:ascii="Times New Roman" w:hAnsi="Times New Roman"/>
+                <w:sz w:val="20"/>
+              </w:rPr>
               <w:t xml:space="preserve">0.0012</w:t>
             </w:r>
           </w:p>
@@ -2467,8 +2743,23 @@
       <w:tblPr>
         <w:tblStyle w:val="Table"/>
         <w:tblW w:type="pct" w:w="5000"/>
+        <w:jc w:val="center"/>
         <w:tblLayout w:type="fixed"/>
         <w:tblLook w:firstRow="1" w:lastRow="0" w:firstColumn="0" w:lastColumn="0" w:noHBand="0" w:noVBand="0" w:val="0020"/>
+        <w:tblBorders>
+          <w:top w:val="single" w:sz="12" w:space="0" w:color="000000"/>
+          <w:bottom w:val="single" w:sz="12" w:space="0" w:color="000000"/>
+          <w:left w:val="none" w:sz="0" w:space="0" w:color="000000"/>
+          <w:right w:val="none" w:sz="0" w:space="0" w:color="000000"/>
+          <w:insideH w:val="none" w:sz="0" w:space="0" w:color="000000"/>
+          <w:insideV w:val="none" w:sz="0" w:space="0" w:color="000000"/>
+        </w:tblBorders>
+        <w:tblCellMar>
+          <w:top w:w="60" w:type="dxa"/>
+          <w:bottom w:w="60" w:type="dxa"/>
+          <w:left w:w="90" w:type="dxa"/>
+          <w:right w:w="90" w:type="dxa"/>
+        </w:tblCellMar>
       </w:tblPr>
       <w:tblGrid>
         <w:gridCol w:w="990"/>
@@ -2485,89 +2776,169 @@
           <w:tblHeader w:val="on"/>
         </w:trPr>
         <w:tc>
-          <w:tcPr/>
-          <w:p>
-            <w:pPr>
-              <w:pStyle w:val="Compact"/>
-            </w:pPr>
-            <w:r>
+          <w:tcPr>
+            <w:tcBorders>
+              <w:bottom w:val="single" w:sz="6" w:space="0" w:color="000000"/>
+            </w:tcBorders>
+          </w:tcPr>
+          <w:p>
+            <w:pPr>
+              <w:pStyle w:val="Compact"/>
+              <w:spacing w:line="240" w:lineRule="auto" w:before="20" w:after="20"/>
+            </w:pPr>
+            <w:r>
+              <w:rPr>
+                <w:rFonts w:ascii="Times New Roman" w:hAnsi="Times New Roman"/>
+                <w:b/>
+                <w:sz w:val="20"/>
+              </w:rPr>
               <w:t xml:space="preserve">Comparison</w:t>
             </w:r>
           </w:p>
         </w:tc>
         <w:tc>
-          <w:tcPr/>
-          <w:p>
-            <w:pPr>
-              <w:pStyle w:val="Compact"/>
-            </w:pPr>
-            <w:r>
+          <w:tcPr>
+            <w:tcBorders>
+              <w:bottom w:val="single" w:sz="6" w:space="0" w:color="000000"/>
+            </w:tcBorders>
+          </w:tcPr>
+          <w:p>
+            <w:pPr>
+              <w:pStyle w:val="Compact"/>
+              <w:spacing w:line="240" w:lineRule="auto" w:before="20" w:after="20"/>
+            </w:pPr>
+            <w:r>
+              <w:rPr>
+                <w:rFonts w:ascii="Times New Roman" w:hAnsi="Times New Roman"/>
+                <w:b/>
+                <w:sz w:val="20"/>
+              </w:rPr>
               <w:t xml:space="preserve">Mask DSC</w:t>
             </w:r>
           </w:p>
         </w:tc>
         <w:tc>
-          <w:tcPr/>
-          <w:p>
-            <w:pPr>
-              <w:pStyle w:val="Compact"/>
-            </w:pPr>
-            <w:r>
+          <w:tcPr>
+            <w:tcBorders>
+              <w:bottom w:val="single" w:sz="6" w:space="0" w:color="000000"/>
+            </w:tcBorders>
+          </w:tcPr>
+          <w:p>
+            <w:pPr>
+              <w:pStyle w:val="Compact"/>
+              <w:spacing w:line="240" w:lineRule="auto" w:before="20" w:after="20"/>
+            </w:pPr>
+            <w:r>
+              <w:rPr>
+                <w:rFonts w:ascii="Times New Roman" w:hAnsi="Times New Roman"/>
+                <w:b/>
+                <w:sz w:val="20"/>
+              </w:rPr>
               <w:t xml:space="preserve">FA r</w:t>
             </w:r>
           </w:p>
         </w:tc>
         <w:tc>
-          <w:tcPr/>
-          <w:p>
-            <w:pPr>
-              <w:pStyle w:val="Compact"/>
-            </w:pPr>
-            <w:r>
+          <w:tcPr>
+            <w:tcBorders>
+              <w:bottom w:val="single" w:sz="6" w:space="0" w:color="000000"/>
+            </w:tcBorders>
+          </w:tcPr>
+          <w:p>
+            <w:pPr>
+              <w:pStyle w:val="Compact"/>
+              <w:spacing w:line="240" w:lineRule="auto" w:before="20" w:after="20"/>
+            </w:pPr>
+            <w:r>
+              <w:rPr>
+                <w:rFonts w:ascii="Times New Roman" w:hAnsi="Times New Roman"/>
+                <w:b/>
+                <w:sz w:val="20"/>
+              </w:rPr>
               <w:t xml:space="preserve">FA MAE</w:t>
             </w:r>
           </w:p>
         </w:tc>
         <w:tc>
-          <w:tcPr/>
-          <w:p>
-            <w:pPr>
-              <w:pStyle w:val="Compact"/>
-            </w:pPr>
-            <w:r>
+          <w:tcPr>
+            <w:tcBorders>
+              <w:bottom w:val="single" w:sz="6" w:space="0" w:color="000000"/>
+            </w:tcBorders>
+          </w:tcPr>
+          <w:p>
+            <w:pPr>
+              <w:pStyle w:val="Compact"/>
+              <w:spacing w:line="240" w:lineRule="auto" w:before="20" w:after="20"/>
+            </w:pPr>
+            <w:r>
+              <w:rPr>
+                <w:rFonts w:ascii="Times New Roman" w:hAnsi="Times New Roman"/>
+                <w:b/>
+                <w:sz w:val="20"/>
+              </w:rPr>
               <w:t xml:space="preserve">FA bias</w:t>
             </w:r>
           </w:p>
         </w:tc>
         <w:tc>
-          <w:tcPr/>
-          <w:p>
-            <w:pPr>
-              <w:pStyle w:val="Compact"/>
-            </w:pPr>
-            <w:r>
+          <w:tcPr>
+            <w:tcBorders>
+              <w:bottom w:val="single" w:sz="6" w:space="0" w:color="000000"/>
+            </w:tcBorders>
+          </w:tcPr>
+          <w:p>
+            <w:pPr>
+              <w:pStyle w:val="Compact"/>
+              <w:spacing w:line="240" w:lineRule="auto" w:before="20" w:after="20"/>
+            </w:pPr>
+            <w:r>
+              <w:rPr>
+                <w:rFonts w:ascii="Times New Roman" w:hAnsi="Times New Roman"/>
+                <w:b/>
+                <w:sz w:val="20"/>
+              </w:rPr>
               <w:t xml:space="preserve">FA 95% LoA</w:t>
             </w:r>
           </w:p>
         </w:tc>
         <w:tc>
-          <w:tcPr/>
-          <w:p>
-            <w:pPr>
-              <w:pStyle w:val="Compact"/>
-            </w:pPr>
-            <w:r>
+          <w:tcPr>
+            <w:tcBorders>
+              <w:bottom w:val="single" w:sz="6" w:space="0" w:color="000000"/>
+            </w:tcBorders>
+          </w:tcPr>
+          <w:p>
+            <w:pPr>
+              <w:pStyle w:val="Compact"/>
+              <w:spacing w:line="240" w:lineRule="auto" w:before="20" w:after="20"/>
+            </w:pPr>
+            <w:r>
+              <w:rPr>
+                <w:rFonts w:ascii="Times New Roman" w:hAnsi="Times New Roman"/>
+                <w:b/>
+                <w:sz w:val="20"/>
+              </w:rPr>
               <w:t xml:space="preserve">MD r</w:t>
             </w:r>
           </w:p>
         </w:tc>
         <w:tc>
-          <w:tcPr/>
-          <w:p>
-            <w:pPr>
-              <w:pStyle w:val="Compact"/>
-            </w:pPr>
-            <w:r>
+          <w:tcPr>
+            <w:tcBorders>
+              <w:bottom w:val="single" w:sz="6" w:space="0" w:color="000000"/>
+            </w:tcBorders>
+          </w:tcPr>
+          <w:p>
+            <w:pPr>
+              <w:pStyle w:val="Compact"/>
+              <w:spacing w:line="240" w:lineRule="auto" w:before="20" w:after="20"/>
+            </w:pPr>
+            <w:r>
+              <w:rPr>
+                <w:rFonts w:ascii="Times New Roman" w:hAnsi="Times New Roman"/>
+                <w:b/>
+                <w:sz w:val="20"/>
+              </w:rPr>
               <w:t xml:space="preserve">MD MAE</w:t>
             </w:r>
           </w:p>
@@ -2579,8 +2950,13 @@
           <w:p>
             <w:pPr>
               <w:pStyle w:val="Compact"/>
-            </w:pPr>
-            <w:r>
+              <w:spacing w:line="240" w:lineRule="auto" w:before="20" w:after="20"/>
+            </w:pPr>
+            <w:r>
+              <w:rPr>
+                <w:rFonts w:ascii="Times New Roman" w:hAnsi="Times New Roman"/>
+                <w:sz w:val="20"/>
+              </w:rPr>
               <w:t xml:space="preserve">FSL vs. DIPY</w:t>
             </w:r>
           </w:p>
@@ -2590,8 +2966,13 @@
           <w:p>
             <w:pPr>
               <w:pStyle w:val="Compact"/>
-            </w:pPr>
-            <w:r>
+              <w:spacing w:line="240" w:lineRule="auto" w:before="20" w:after="20"/>
+            </w:pPr>
+            <w:r>
+              <w:rPr>
+                <w:rFonts w:ascii="Times New Roman" w:hAnsi="Times New Roman"/>
+                <w:sz w:val="20"/>
+              </w:rPr>
               <w:t xml:space="preserve">0.9668</w:t>
             </w:r>
           </w:p>
@@ -2601,8 +2982,13 @@
           <w:p>
             <w:pPr>
               <w:pStyle w:val="Compact"/>
-            </w:pPr>
-            <w:r>
+              <w:spacing w:line="240" w:lineRule="auto" w:before="20" w:after="20"/>
+            </w:pPr>
+            <w:r>
+              <w:rPr>
+                <w:rFonts w:ascii="Times New Roman" w:hAnsi="Times New Roman"/>
+                <w:sz w:val="20"/>
+              </w:rPr>
               <w:t xml:space="preserve">0.8897</w:t>
             </w:r>
           </w:p>
@@ -2612,8 +2998,13 @@
           <w:p>
             <w:pPr>
               <w:pStyle w:val="Compact"/>
-            </w:pPr>
-            <w:r>
+              <w:spacing w:line="240" w:lineRule="auto" w:before="20" w:after="20"/>
+            </w:pPr>
+            <w:r>
+              <w:rPr>
+                <w:rFonts w:ascii="Times New Roman" w:hAnsi="Times New Roman"/>
+                <w:sz w:val="20"/>
+              </w:rPr>
               <w:t xml:space="preserve">0.0504</w:t>
             </w:r>
           </w:p>
@@ -2623,8 +3014,13 @@
           <w:p>
             <w:pPr>
               <w:pStyle w:val="Compact"/>
-            </w:pPr>
-            <w:r>
+              <w:spacing w:line="240" w:lineRule="auto" w:before="20" w:after="20"/>
+            </w:pPr>
+            <w:r>
+              <w:rPr>
+                <w:rFonts w:ascii="Times New Roman" w:hAnsi="Times New Roman"/>
+                <w:sz w:val="20"/>
+              </w:rPr>
               <w:t xml:space="preserve">+0.0148</w:t>
             </w:r>
           </w:p>
@@ -2634,8 +3030,13 @@
           <w:p>
             <w:pPr>
               <w:pStyle w:val="Compact"/>
-            </w:pPr>
-            <w:r>
+              <w:spacing w:line="240" w:lineRule="auto" w:before="20" w:after="20"/>
+            </w:pPr>
+            <w:r>
+              <w:rPr>
+                <w:rFonts w:ascii="Times New Roman" w:hAnsi="Times New Roman"/>
+                <w:sz w:val="20"/>
+              </w:rPr>
               <w:t xml:space="preserve">[−0.1640, +0.1937]</w:t>
             </w:r>
           </w:p>
@@ -2645,8 +3046,13 @@
           <w:p>
             <w:pPr>
               <w:pStyle w:val="Compact"/>
-            </w:pPr>
-            <w:r>
+              <w:spacing w:line="240" w:lineRule="auto" w:before="20" w:after="20"/>
+            </w:pPr>
+            <w:r>
+              <w:rPr>
+                <w:rFonts w:ascii="Times New Roman" w:hAnsi="Times New Roman"/>
+                <w:sz w:val="20"/>
+              </w:rPr>
               <w:t xml:space="preserve">0.9012</w:t>
             </w:r>
           </w:p>
@@ -2656,8 +3062,13 @@
           <w:p>
             <w:pPr>
               <w:pStyle w:val="Compact"/>
-            </w:pPr>
-            <w:r>
+              <w:spacing w:line="240" w:lineRule="auto" w:before="20" w:after="20"/>
+            </w:pPr>
+            <w:r>
+              <w:rPr>
+                <w:rFonts w:ascii="Times New Roman" w:hAnsi="Times New Roman"/>
+                <w:sz w:val="20"/>
+              </w:rPr>
               <w:t xml:space="preserve">0.1272</w:t>
             </w:r>
           </w:p>
@@ -2669,8 +3080,13 @@
           <w:p>
             <w:pPr>
               <w:pStyle w:val="Compact"/>
-            </w:pPr>
-            <w:r>
+              <w:spacing w:line="240" w:lineRule="auto" w:before="20" w:after="20"/>
+            </w:pPr>
+            <w:r>
+              <w:rPr>
+                <w:rFonts w:ascii="Times New Roman" w:hAnsi="Times New Roman"/>
+                <w:sz w:val="20"/>
+              </w:rPr>
               <w:t xml:space="preserve">FSL vs. MRtrix3</w:t>
             </w:r>
           </w:p>
@@ -2680,8 +3096,13 @@
           <w:p>
             <w:pPr>
               <w:pStyle w:val="Compact"/>
-            </w:pPr>
-            <w:r>
+              <w:spacing w:line="240" w:lineRule="auto" w:before="20" w:after="20"/>
+            </w:pPr>
+            <w:r>
+              <w:rPr>
+                <w:rFonts w:ascii="Times New Roman" w:hAnsi="Times New Roman"/>
+                <w:sz w:val="20"/>
+              </w:rPr>
               <w:t xml:space="preserve">0.9058</w:t>
             </w:r>
           </w:p>
@@ -2691,8 +3112,13 @@
           <w:p>
             <w:pPr>
               <w:pStyle w:val="Compact"/>
-            </w:pPr>
-            <w:r>
+              <w:spacing w:line="240" w:lineRule="auto" w:before="20" w:after="20"/>
+            </w:pPr>
+            <w:r>
+              <w:rPr>
+                <w:rFonts w:ascii="Times New Roman" w:hAnsi="Times New Roman"/>
+                <w:sz w:val="20"/>
+              </w:rPr>
               <w:t xml:space="preserve">0.9157</w:t>
             </w:r>
           </w:p>
@@ -2702,8 +3128,13 @@
           <w:p>
             <w:pPr>
               <w:pStyle w:val="Compact"/>
-            </w:pPr>
-            <w:r>
+              <w:spacing w:line="240" w:lineRule="auto" w:before="20" w:after="20"/>
+            </w:pPr>
+            <w:r>
+              <w:rPr>
+                <w:rFonts w:ascii="Times New Roman" w:hAnsi="Times New Roman"/>
+                <w:sz w:val="20"/>
+              </w:rPr>
               <w:t xml:space="preserve">0.0460</w:t>
             </w:r>
           </w:p>
@@ -2713,8 +3144,13 @@
           <w:p>
             <w:pPr>
               <w:pStyle w:val="Compact"/>
-            </w:pPr>
-            <w:r>
+              <w:spacing w:line="240" w:lineRule="auto" w:before="20" w:after="20"/>
+            </w:pPr>
+            <w:r>
+              <w:rPr>
+                <w:rFonts w:ascii="Times New Roman" w:hAnsi="Times New Roman"/>
+                <w:sz w:val="20"/>
+              </w:rPr>
               <w:t xml:space="preserve">+0.0139</w:t>
             </w:r>
           </w:p>
@@ -2724,8 +3160,13 @@
           <w:p>
             <w:pPr>
               <w:pStyle w:val="Compact"/>
-            </w:pPr>
-            <w:r>
+              <w:spacing w:line="240" w:lineRule="auto" w:before="20" w:after="20"/>
+            </w:pPr>
+            <w:r>
+              <w:rPr>
+                <w:rFonts w:ascii="Times New Roman" w:hAnsi="Times New Roman"/>
+                <w:sz w:val="20"/>
+              </w:rPr>
               <w:t xml:space="preserve">[−0.1419, +0.1696]</w:t>
             </w:r>
           </w:p>
@@ -2735,8 +3176,13 @@
           <w:p>
             <w:pPr>
               <w:pStyle w:val="Compact"/>
-            </w:pPr>
-            <w:r>
+              <w:spacing w:line="240" w:lineRule="auto" w:before="20" w:after="20"/>
+            </w:pPr>
+            <w:r>
+              <w:rPr>
+                <w:rFonts w:ascii="Times New Roman" w:hAnsi="Times New Roman"/>
+                <w:sz w:val="20"/>
+              </w:rPr>
               <w:t xml:space="preserve">0.9020</w:t>
             </w:r>
           </w:p>
@@ -2746,8 +3192,13 @@
           <w:p>
             <w:pPr>
               <w:pStyle w:val="Compact"/>
-            </w:pPr>
-            <w:r>
+              <w:spacing w:line="240" w:lineRule="auto" w:before="20" w:after="20"/>
+            </w:pPr>
+            <w:r>
+              <w:rPr>
+                <w:rFonts w:ascii="Times New Roman" w:hAnsi="Times New Roman"/>
+                <w:sz w:val="20"/>
+              </w:rPr>
               <w:t xml:space="preserve">0.1271</w:t>
             </w:r>
           </w:p>
@@ -2759,8 +3210,13 @@
           <w:p>
             <w:pPr>
               <w:pStyle w:val="Compact"/>
-            </w:pPr>
-            <w:r>
+              <w:spacing w:line="240" w:lineRule="auto" w:before="20" w:after="20"/>
+            </w:pPr>
+            <w:r>
+              <w:rPr>
+                <w:rFonts w:ascii="Times New Roman" w:hAnsi="Times New Roman"/>
+                <w:sz w:val="20"/>
+              </w:rPr>
               <w:t xml:space="preserve">MRtrix3 vs. DIPY</w:t>
             </w:r>
           </w:p>
@@ -2770,8 +3226,13 @@
           <w:p>
             <w:pPr>
               <w:pStyle w:val="Compact"/>
-            </w:pPr>
-            <w:r>
+              <w:spacing w:line="240" w:lineRule="auto" w:before="20" w:after="20"/>
+            </w:pPr>
+            <w:r>
+              <w:rPr>
+                <w:rFonts w:ascii="Times New Roman" w:hAnsi="Times New Roman"/>
+                <w:sz w:val="20"/>
+              </w:rPr>
               <w:t xml:space="preserve">0.9163</w:t>
             </w:r>
           </w:p>
@@ -2781,8 +3242,13 @@
           <w:p>
             <w:pPr>
               <w:pStyle w:val="Compact"/>
-            </w:pPr>
-            <w:r>
+              <w:spacing w:line="240" w:lineRule="auto" w:before="20" w:after="20"/>
+            </w:pPr>
+            <w:r>
+              <w:rPr>
+                <w:rFonts w:ascii="Times New Roman" w:hAnsi="Times New Roman"/>
+                <w:sz w:val="20"/>
+              </w:rPr>
               <w:t xml:space="preserve">0.9966</w:t>
             </w:r>
           </w:p>
@@ -2792,8 +3258,13 @@
           <w:p>
             <w:pPr>
               <w:pStyle w:val="Compact"/>
-            </w:pPr>
-            <w:r>
+              <w:spacing w:line="240" w:lineRule="auto" w:before="20" w:after="20"/>
+            </w:pPr>
+            <w:r>
+              <w:rPr>
+                <w:rFonts w:ascii="Times New Roman" w:hAnsi="Times New Roman"/>
+                <w:sz w:val="20"/>
+              </w:rPr>
               <w:t xml:space="preserve">0.0059</w:t>
             </w:r>
           </w:p>
@@ -2803,8 +3274,13 @@
           <w:p>
             <w:pPr>
               <w:pStyle w:val="Compact"/>
-            </w:pPr>
-            <w:r>
+              <w:spacing w:line="240" w:lineRule="auto" w:before="20" w:after="20"/>
+            </w:pPr>
+            <w:r>
+              <w:rPr>
+                <w:rFonts w:ascii="Times New Roman" w:hAnsi="Times New Roman"/>
+                <w:sz w:val="20"/>
+              </w:rPr>
               <w:t xml:space="preserve">+0.0053</w:t>
             </w:r>
           </w:p>
@@ -2814,8 +3290,13 @@
           <w:p>
             <w:pPr>
               <w:pStyle w:val="Compact"/>
-            </w:pPr>
-            <w:r>
+              <w:spacing w:line="240" w:lineRule="auto" w:before="20" w:after="20"/>
+            </w:pPr>
+            <w:r>
+              <w:rPr>
+                <w:rFonts w:ascii="Times New Roman" w:hAnsi="Times New Roman"/>
+                <w:sz w:val="20"/>
+              </w:rPr>
               <w:t xml:space="preserve">[−0.0260, +0.0366]</w:t>
             </w:r>
           </w:p>
@@ -2825,8 +3306,13 @@
           <w:p>
             <w:pPr>
               <w:pStyle w:val="Compact"/>
-            </w:pPr>
-            <w:r>
+              <w:spacing w:line="240" w:lineRule="auto" w:before="20" w:after="20"/>
+            </w:pPr>
+            <w:r>
+              <w:rPr>
+                <w:rFonts w:ascii="Times New Roman" w:hAnsi="Times New Roman"/>
+                <w:sz w:val="20"/>
+              </w:rPr>
               <w:t xml:space="preserve">0.9991</w:t>
             </w:r>
           </w:p>
@@ -2836,8 +3322,13 @@
           <w:p>
             <w:pPr>
               <w:pStyle w:val="Compact"/>
-            </w:pPr>
-            <w:r>
+              <w:spacing w:line="240" w:lineRule="auto" w:before="20" w:after="20"/>
+            </w:pPr>
+            <w:r>
+              <w:rPr>
+                <w:rFonts w:ascii="Times New Roman" w:hAnsi="Times New Roman"/>
+                <w:sz w:val="20"/>
+              </w:rPr>
               <w:t xml:space="preserve">0.0029</w:t>
             </w:r>
           </w:p>
@@ -3021,8 +3512,23 @@
       <w:tblPr>
         <w:tblStyle w:val="Table"/>
         <w:tblW w:type="pct" w:w="5000"/>
+        <w:jc w:val="center"/>
         <w:tblLayout w:type="fixed"/>
         <w:tblLook w:firstRow="1" w:lastRow="0" w:firstColumn="0" w:lastColumn="0" w:noHBand="0" w:noVBand="0" w:val="0020"/>
+        <w:tblBorders>
+          <w:top w:val="single" w:sz="12" w:space="0" w:color="000000"/>
+          <w:bottom w:val="single" w:sz="12" w:space="0" w:color="000000"/>
+          <w:left w:val="none" w:sz="0" w:space="0" w:color="000000"/>
+          <w:right w:val="none" w:sz="0" w:space="0" w:color="000000"/>
+          <w:insideH w:val="none" w:sz="0" w:space="0" w:color="000000"/>
+          <w:insideV w:val="none" w:sz="0" w:space="0" w:color="000000"/>
+        </w:tblBorders>
+        <w:tblCellMar>
+          <w:top w:w="60" w:type="dxa"/>
+          <w:bottom w:w="60" w:type="dxa"/>
+          <w:left w:w="90" w:type="dxa"/>
+          <w:right w:w="90" w:type="dxa"/>
+        </w:tblCellMar>
       </w:tblPr>
       <w:tblGrid>
         <w:gridCol w:w="1584"/>
@@ -3036,56 +3542,106 @@
           <w:tblHeader w:val="on"/>
         </w:trPr>
         <w:tc>
-          <w:tcPr/>
-          <w:p>
-            <w:pPr>
-              <w:pStyle w:val="Compact"/>
-            </w:pPr>
-            <w:r>
+          <w:tcPr>
+            <w:tcBorders>
+              <w:bottom w:val="single" w:sz="6" w:space="0" w:color="000000"/>
+            </w:tcBorders>
+          </w:tcPr>
+          <w:p>
+            <w:pPr>
+              <w:pStyle w:val="Compact"/>
+              <w:spacing w:line="240" w:lineRule="auto" w:before="20" w:after="20"/>
+            </w:pPr>
+            <w:r>
+              <w:rPr>
+                <w:rFonts w:ascii="Times New Roman" w:hAnsi="Times New Roman"/>
+                <w:b/>
+                <w:sz w:val="20"/>
+              </w:rPr>
               <w:t xml:space="preserve">Dataset</w:t>
             </w:r>
           </w:p>
         </w:tc>
         <w:tc>
-          <w:tcPr/>
-          <w:p>
-            <w:pPr>
-              <w:pStyle w:val="Compact"/>
-            </w:pPr>
-            <w:r>
+          <w:tcPr>
+            <w:tcBorders>
+              <w:bottom w:val="single" w:sz="6" w:space="0" w:color="000000"/>
+            </w:tcBorders>
+          </w:tcPr>
+          <w:p>
+            <w:pPr>
+              <w:pStyle w:val="Compact"/>
+              <w:spacing w:line="240" w:lineRule="auto" w:before="20" w:after="20"/>
+            </w:pPr>
+            <w:r>
+              <w:rPr>
+                <w:rFonts w:ascii="Times New Roman" w:hAnsi="Times New Roman"/>
+                <w:b/>
+                <w:sz w:val="20"/>
+              </w:rPr>
               <w:t xml:space="preserve">Metric</w:t>
             </w:r>
           </w:p>
         </w:tc>
         <w:tc>
-          <w:tcPr/>
-          <w:p>
-            <w:pPr>
-              <w:pStyle w:val="Compact"/>
-            </w:pPr>
-            <w:r>
+          <w:tcPr>
+            <w:tcBorders>
+              <w:bottom w:val="single" w:sz="6" w:space="0" w:color="000000"/>
+            </w:tcBorders>
+          </w:tcPr>
+          <w:p>
+            <w:pPr>
+              <w:pStyle w:val="Compact"/>
+              <w:spacing w:line="240" w:lineRule="auto" w:before="20" w:after="20"/>
+            </w:pPr>
+            <w:r>
+              <w:rPr>
+                <w:rFonts w:ascii="Times New Roman" w:hAnsi="Times New Roman"/>
+                <w:b/>
+                <w:sz w:val="20"/>
+              </w:rPr>
               <w:t xml:space="preserve">FSL</w:t>
             </w:r>
           </w:p>
         </w:tc>
         <w:tc>
-          <w:tcPr/>
-          <w:p>
-            <w:pPr>
-              <w:pStyle w:val="Compact"/>
-            </w:pPr>
-            <w:r>
+          <w:tcPr>
+            <w:tcBorders>
+              <w:bottom w:val="single" w:sz="6" w:space="0" w:color="000000"/>
+            </w:tcBorders>
+          </w:tcPr>
+          <w:p>
+            <w:pPr>
+              <w:pStyle w:val="Compact"/>
+              <w:spacing w:line="240" w:lineRule="auto" w:before="20" w:after="20"/>
+            </w:pPr>
+            <w:r>
+              <w:rPr>
+                <w:rFonts w:ascii="Times New Roman" w:hAnsi="Times New Roman"/>
+                <w:b/>
+                <w:sz w:val="20"/>
+              </w:rPr>
               <w:t xml:space="preserve">MRtrix3</w:t>
             </w:r>
           </w:p>
         </w:tc>
         <w:tc>
-          <w:tcPr/>
-          <w:p>
-            <w:pPr>
-              <w:pStyle w:val="Compact"/>
-            </w:pPr>
-            <w:r>
+          <w:tcPr>
+            <w:tcBorders>
+              <w:bottom w:val="single" w:sz="6" w:space="0" w:color="000000"/>
+            </w:tcBorders>
+          </w:tcPr>
+          <w:p>
+            <w:pPr>
+              <w:pStyle w:val="Compact"/>
+              <w:spacing w:line="240" w:lineRule="auto" w:before="20" w:after="20"/>
+            </w:pPr>
+            <w:r>
+              <w:rPr>
+                <w:rFonts w:ascii="Times New Roman" w:hAnsi="Times New Roman"/>
+                <w:b/>
+                <w:sz w:val="20"/>
+              </w:rPr>
               <w:t xml:space="preserve">DIPY</w:t>
             </w:r>
           </w:p>
@@ -3097,8 +3653,13 @@
           <w:p>
             <w:pPr>
               <w:pStyle w:val="Compact"/>
-            </w:pPr>
-            <w:r>
+              <w:spacing w:line="240" w:lineRule="auto" w:before="20" w:after="20"/>
+            </w:pPr>
+            <w:r>
+              <w:rPr>
+                <w:rFonts w:ascii="Times New Roman" w:hAnsi="Times New Roman"/>
+                <w:sz w:val="20"/>
+              </w:rPr>
               <w:t xml:space="preserve">Stanford (n = 65,002)</w:t>
             </w:r>
           </w:p>
@@ -3108,8 +3669,13 @@
           <w:p>
             <w:pPr>
               <w:pStyle w:val="Compact"/>
-            </w:pPr>
-            <w:r>
+              <w:spacing w:line="240" w:lineRule="auto" w:before="20" w:after="20"/>
+            </w:pPr>
+            <w:r>
+              <w:rPr>
+                <w:rFonts w:ascii="Times New Roman" w:hAnsi="Times New Roman"/>
+                <w:sz w:val="20"/>
+              </w:rPr>
               <w:t xml:space="preserve">FA &gt; 1</w:t>
             </w:r>
           </w:p>
@@ -3119,8 +3685,13 @@
           <w:p>
             <w:pPr>
               <w:pStyle w:val="Compact"/>
-            </w:pPr>
-            <w:r>
+              <w:spacing w:line="240" w:lineRule="auto" w:before="20" w:after="20"/>
+            </w:pPr>
+            <w:r>
+              <w:rPr>
+                <w:rFonts w:ascii="Times New Roman" w:hAnsi="Times New Roman"/>
+                <w:sz w:val="20"/>
+              </w:rPr>
               <w:t xml:space="preserve">261 (0.40%)</w:t>
             </w:r>
           </w:p>
@@ -3130,8 +3701,13 @@
           <w:p>
             <w:pPr>
               <w:pStyle w:val="Compact"/>
-            </w:pPr>
-            <w:r>
+              <w:spacing w:line="240" w:lineRule="auto" w:before="20" w:after="20"/>
+            </w:pPr>
+            <w:r>
+              <w:rPr>
+                <w:rFonts w:ascii="Times New Roman" w:hAnsi="Times New Roman"/>
+                <w:sz w:val="20"/>
+              </w:rPr>
               <w:t xml:space="preserve">178 (0.27%)</w:t>
             </w:r>
           </w:p>
@@ -3141,8 +3717,13 @@
           <w:p>
             <w:pPr>
               <w:pStyle w:val="Compact"/>
-            </w:pPr>
-            <w:r>
+              <w:spacing w:line="240" w:lineRule="auto" w:before="20" w:after="20"/>
+            </w:pPr>
+            <w:r>
+              <w:rPr>
+                <w:rFonts w:ascii="Times New Roman" w:hAnsi="Times New Roman"/>
+                <w:sz w:val="20"/>
+              </w:rPr>
               <w:t xml:space="preserve">0 (0%)</w:t>
             </w:r>
           </w:p>
@@ -3154,8 +3735,13 @@
           <w:p>
             <w:pPr>
               <w:pStyle w:val="Compact"/>
-            </w:pPr>
-            <w:r>
+              <w:spacing w:line="240" w:lineRule="auto" w:before="20" w:after="20"/>
+            </w:pPr>
+            <w:r>
+              <w:rPr>
+                <w:rFonts w:ascii="Times New Roman" w:hAnsi="Times New Roman"/>
+                <w:sz w:val="20"/>
+              </w:rPr>
               <w:t xml:space="preserve">Stanford</w:t>
             </w:r>
           </w:p>
@@ -3165,8 +3751,13 @@
           <w:p>
             <w:pPr>
               <w:pStyle w:val="Compact"/>
-            </w:pPr>
-            <w:r>
+              <w:spacing w:line="240" w:lineRule="auto" w:before="20" w:after="20"/>
+            </w:pPr>
+            <w:r>
+              <w:rPr>
+                <w:rFonts w:ascii="Times New Roman" w:hAnsi="Times New Roman"/>
+                <w:sz w:val="20"/>
+              </w:rPr>
               <w:t xml:space="preserve">MD ≤ 0</w:t>
             </w:r>
           </w:p>
@@ -3176,8 +3767,13 @@
           <w:p>
             <w:pPr>
               <w:pStyle w:val="Compact"/>
-            </w:pPr>
-            <w:r>
+              <w:spacing w:line="240" w:lineRule="auto" w:before="20" w:after="20"/>
+            </w:pPr>
+            <w:r>
+              <w:rPr>
+                <w:rFonts w:ascii="Times New Roman" w:hAnsi="Times New Roman"/>
+                <w:sz w:val="20"/>
+              </w:rPr>
               <w:t xml:space="preserve">261 (0.40%)</w:t>
             </w:r>
           </w:p>
@@ -3187,8 +3783,13 @@
           <w:p>
             <w:pPr>
               <w:pStyle w:val="Compact"/>
-            </w:pPr>
-            <w:r>
+              <w:spacing w:line="240" w:lineRule="auto" w:before="20" w:after="20"/>
+            </w:pPr>
+            <w:r>
+              <w:rPr>
+                <w:rFonts w:ascii="Times New Roman" w:hAnsi="Times New Roman"/>
+                <w:sz w:val="20"/>
+              </w:rPr>
               <w:t xml:space="preserve">91 (0.14%)</w:t>
             </w:r>
           </w:p>
@@ -3198,8 +3799,13 @@
           <w:p>
             <w:pPr>
               <w:pStyle w:val="Compact"/>
-            </w:pPr>
-            <w:r>
+              <w:spacing w:line="240" w:lineRule="auto" w:before="20" w:after="20"/>
+            </w:pPr>
+            <w:r>
+              <w:rPr>
+                <w:rFonts w:ascii="Times New Roman" w:hAnsi="Times New Roman"/>
+                <w:sz w:val="20"/>
+              </w:rPr>
               <w:t xml:space="preserve">0 (0%)</w:t>
             </w:r>
           </w:p>
@@ -3211,8 +3817,13 @@
           <w:p>
             <w:pPr>
               <w:pStyle w:val="Compact"/>
-            </w:pPr>
-            <w:r>
+              <w:spacing w:line="240" w:lineRule="auto" w:before="20" w:after="20"/>
+            </w:pPr>
+            <w:r>
+              <w:rPr>
+                <w:rFonts w:ascii="Times New Roman" w:hAnsi="Times New Roman"/>
+                <w:sz w:val="20"/>
+              </w:rPr>
               <w:t xml:space="preserve">Sherbrooke (n = 111,032)</w:t>
             </w:r>
           </w:p>
@@ -3222,8 +3833,13 @@
           <w:p>
             <w:pPr>
               <w:pStyle w:val="Compact"/>
-            </w:pPr>
-            <w:r>
+              <w:spacing w:line="240" w:lineRule="auto" w:before="20" w:after="20"/>
+            </w:pPr>
+            <w:r>
+              <w:rPr>
+                <w:rFonts w:ascii="Times New Roman" w:hAnsi="Times New Roman"/>
+                <w:sz w:val="20"/>
+              </w:rPr>
               <w:t xml:space="preserve">FA &gt; 1</w:t>
             </w:r>
           </w:p>
@@ -3233,8 +3849,13 @@
           <w:p>
             <w:pPr>
               <w:pStyle w:val="Compact"/>
-            </w:pPr>
-            <w:r>
+              <w:spacing w:line="240" w:lineRule="auto" w:before="20" w:after="20"/>
+            </w:pPr>
+            <w:r>
+              <w:rPr>
+                <w:rFonts w:ascii="Times New Roman" w:hAnsi="Times New Roman"/>
+                <w:sz w:val="20"/>
+              </w:rPr>
               <w:t xml:space="preserve">4,404 (3.97%)</w:t>
             </w:r>
           </w:p>
@@ -3244,8 +3865,13 @@
           <w:p>
             <w:pPr>
               <w:pStyle w:val="Compact"/>
-            </w:pPr>
-            <w:r>
+              <w:spacing w:line="240" w:lineRule="auto" w:before="20" w:after="20"/>
+            </w:pPr>
+            <w:r>
+              <w:rPr>
+                <w:rFonts w:ascii="Times New Roman" w:hAnsi="Times New Roman"/>
+                <w:sz w:val="20"/>
+              </w:rPr>
               <w:t xml:space="preserve">2,252 (2.03%)</w:t>
             </w:r>
           </w:p>
@@ -3255,8 +3881,13 @@
           <w:p>
             <w:pPr>
               <w:pStyle w:val="Compact"/>
-            </w:pPr>
-            <w:r>
+              <w:spacing w:line="240" w:lineRule="auto" w:before="20" w:after="20"/>
+            </w:pPr>
+            <w:r>
+              <w:rPr>
+                <w:rFonts w:ascii="Times New Roman" w:hAnsi="Times New Roman"/>
+                <w:sz w:val="20"/>
+              </w:rPr>
               <w:t xml:space="preserve">0 (0%)</w:t>
             </w:r>
           </w:p>
@@ -3268,8 +3899,13 @@
           <w:p>
             <w:pPr>
               <w:pStyle w:val="Compact"/>
-            </w:pPr>
-            <w:r>
+              <w:spacing w:line="240" w:lineRule="auto" w:before="20" w:after="20"/>
+            </w:pPr>
+            <w:r>
+              <w:rPr>
+                <w:rFonts w:ascii="Times New Roman" w:hAnsi="Times New Roman"/>
+                <w:sz w:val="20"/>
+              </w:rPr>
               <w:t xml:space="preserve">Sherbrooke</w:t>
             </w:r>
           </w:p>
@@ -3279,8 +3915,13 @@
           <w:p>
             <w:pPr>
               <w:pStyle w:val="Compact"/>
-            </w:pPr>
-            <w:r>
+              <w:spacing w:line="240" w:lineRule="auto" w:before="20" w:after="20"/>
+            </w:pPr>
+            <w:r>
+              <w:rPr>
+                <w:rFonts w:ascii="Times New Roman" w:hAnsi="Times New Roman"/>
+                <w:sz w:val="20"/>
+              </w:rPr>
               <w:t xml:space="preserve">MD ≤ 0</w:t>
             </w:r>
           </w:p>
@@ -3290,8 +3931,13 @@
           <w:p>
             <w:pPr>
               <w:pStyle w:val="Compact"/>
-            </w:pPr>
-            <w:r>
+              <w:spacing w:line="240" w:lineRule="auto" w:before="20" w:after="20"/>
+            </w:pPr>
+            <w:r>
+              <w:rPr>
+                <w:rFonts w:ascii="Times New Roman" w:hAnsi="Times New Roman"/>
+                <w:sz w:val="20"/>
+              </w:rPr>
               <w:t xml:space="preserve">3,016 (2.72%)</w:t>
             </w:r>
           </w:p>
@@ -3301,8 +3947,13 @@
           <w:p>
             <w:pPr>
               <w:pStyle w:val="Compact"/>
-            </w:pPr>
-            <w:r>
+              <w:spacing w:line="240" w:lineRule="auto" w:before="20" w:after="20"/>
+            </w:pPr>
+            <w:r>
+              <w:rPr>
+                <w:rFonts w:ascii="Times New Roman" w:hAnsi="Times New Roman"/>
+                <w:sz w:val="20"/>
+              </w:rPr>
               <w:t xml:space="preserve">603 (0.54%)</w:t>
             </w:r>
           </w:p>
@@ -3312,8 +3963,13 @@
           <w:p>
             <w:pPr>
               <w:pStyle w:val="Compact"/>
-            </w:pPr>
-            <w:r>
+              <w:spacing w:line="240" w:lineRule="auto" w:before="20" w:after="20"/>
+            </w:pPr>
+            <w:r>
+              <w:rPr>
+                <w:rFonts w:ascii="Times New Roman" w:hAnsi="Times New Roman"/>
+                <w:sz w:val="20"/>
+              </w:rPr>
               <w:t xml:space="preserve">0 (0%)</w:t>
             </w:r>
           </w:p>
@@ -3457,13 +4113,6 @@
       </w:r>
       <w:r>
         <w:t xml:space="preserve">image runs under emulation; a native x86-64 host should be faster. Every stage of the comparison completes in a few minutes on the full 160-volume Stanford acquisition. The exception is eddy-current correction, which takes 35-45 minutes on a single core, but this falls outside the comparison reported here, which applies no preprocessing.</w:t>
-      </w:r>
-    </w:p>
-    <w:p>
-      <w:r>
-        <w:pict>
-          <v:rect style="width:0;height:1.5pt" o:hralign="center" o:hrstd="t" o:hr="t"/>
-        </w:pict>
       </w:r>
     </w:p>
     <w:p>
@@ -3592,8 +4241,23 @@
       <w:tblPr>
         <w:tblStyle w:val="Table"/>
         <w:tblW w:type="pct" w:w="5000"/>
+        <w:jc w:val="center"/>
         <w:tblLayout w:type="fixed"/>
         <w:tblLook w:firstRow="1" w:lastRow="0" w:firstColumn="0" w:lastColumn="0" w:noHBand="0" w:noVBand="0" w:val="0020"/>
+        <w:tblBorders>
+          <w:top w:val="single" w:sz="12" w:space="0" w:color="000000"/>
+          <w:bottom w:val="single" w:sz="12" w:space="0" w:color="000000"/>
+          <w:left w:val="none" w:sz="0" w:space="0" w:color="000000"/>
+          <w:right w:val="none" w:sz="0" w:space="0" w:color="000000"/>
+          <w:insideH w:val="none" w:sz="0" w:space="0" w:color="000000"/>
+          <w:insideV w:val="none" w:sz="0" w:space="0" w:color="000000"/>
+        </w:tblBorders>
+        <w:tblCellMar>
+          <w:top w:w="60" w:type="dxa"/>
+          <w:bottom w:w="60" w:type="dxa"/>
+          <w:left w:w="90" w:type="dxa"/>
+          <w:right w:w="90" w:type="dxa"/>
+        </w:tblCellMar>
       </w:tblPr>
       <w:tblGrid>
         <w:gridCol w:w="1320"/>
@@ -3608,67 +4272,127 @@
           <w:tblHeader w:val="on"/>
         </w:trPr>
         <w:tc>
-          <w:tcPr/>
-          <w:p>
-            <w:pPr>
-              <w:pStyle w:val="Compact"/>
-            </w:pPr>
-            <w:r>
+          <w:tcPr>
+            <w:tcBorders>
+              <w:bottom w:val="single" w:sz="6" w:space="0" w:color="000000"/>
+            </w:tcBorders>
+          </w:tcPr>
+          <w:p>
+            <w:pPr>
+              <w:pStyle w:val="Compact"/>
+              <w:spacing w:line="240" w:lineRule="auto" w:before="20" w:after="20"/>
+            </w:pPr>
+            <w:r>
+              <w:rPr>
+                <w:rFonts w:ascii="Times New Roman" w:hAnsi="Times New Roman"/>
+                <w:b/>
+                <w:sz w:val="20"/>
+              </w:rPr>
               <w:t xml:space="preserve">Resource</w:t>
             </w:r>
           </w:p>
         </w:tc>
         <w:tc>
-          <w:tcPr/>
-          <w:p>
-            <w:pPr>
-              <w:pStyle w:val="Compact"/>
-            </w:pPr>
-            <w:r>
+          <w:tcPr>
+            <w:tcBorders>
+              <w:bottom w:val="single" w:sz="6" w:space="0" w:color="000000"/>
+            </w:tcBorders>
+          </w:tcPr>
+          <w:p>
+            <w:pPr>
+              <w:pStyle w:val="Compact"/>
+              <w:spacing w:line="240" w:lineRule="auto" w:before="20" w:after="20"/>
+            </w:pPr>
+            <w:r>
+              <w:rPr>
+                <w:rFonts w:ascii="Times New Roman" w:hAnsi="Times New Roman"/>
+                <w:b/>
+                <w:sz w:val="20"/>
+              </w:rPr>
               <w:t xml:space="preserve">Toolkits</w:t>
             </w:r>
           </w:p>
         </w:tc>
         <w:tc>
-          <w:tcPr/>
-          <w:p>
-            <w:pPr>
-              <w:pStyle w:val="Compact"/>
-            </w:pPr>
-            <w:r>
+          <w:tcPr>
+            <w:tcBorders>
+              <w:bottom w:val="single" w:sz="6" w:space="0" w:color="000000"/>
+            </w:tcBorders>
+          </w:tcPr>
+          <w:p>
+            <w:pPr>
+              <w:pStyle w:val="Compact"/>
+              <w:spacing w:line="240" w:lineRule="auto" w:before="20" w:after="20"/>
+            </w:pPr>
+            <w:r>
+              <w:rPr>
+                <w:rFonts w:ascii="Times New Roman" w:hAnsi="Times New Roman"/>
+                <w:b/>
+                <w:sz w:val="20"/>
+              </w:rPr>
               <w:t xml:space="preserve">Executable</w:t>
             </w:r>
           </w:p>
         </w:tc>
         <w:tc>
-          <w:tcPr/>
-          <w:p>
-            <w:pPr>
-              <w:pStyle w:val="Compact"/>
-            </w:pPr>
-            <w:r>
+          <w:tcPr>
+            <w:tcBorders>
+              <w:bottom w:val="single" w:sz="6" w:space="0" w:color="000000"/>
+            </w:tcBorders>
+          </w:tcPr>
+          <w:p>
+            <w:pPr>
+              <w:pStyle w:val="Compact"/>
+              <w:spacing w:line="240" w:lineRule="auto" w:before="20" w:after="20"/>
+            </w:pPr>
+            <w:r>
+              <w:rPr>
+                <w:rFonts w:ascii="Times New Roman" w:hAnsi="Times New Roman"/>
+                <w:b/>
+                <w:sz w:val="20"/>
+              </w:rPr>
               <w:t xml:space="preserve">Real human data</w:t>
             </w:r>
           </w:p>
         </w:tc>
         <w:tc>
-          <w:tcPr/>
-          <w:p>
-            <w:pPr>
-              <w:pStyle w:val="Compact"/>
-            </w:pPr>
-            <w:r>
+          <w:tcPr>
+            <w:tcBorders>
+              <w:bottom w:val="single" w:sz="6" w:space="0" w:color="000000"/>
+            </w:tcBorders>
+          </w:tcPr>
+          <w:p>
+            <w:pPr>
+              <w:pStyle w:val="Compact"/>
+              <w:spacing w:line="240" w:lineRule="auto" w:before="20" w:after="20"/>
+            </w:pPr>
+            <w:r>
+              <w:rPr>
+                <w:rFonts w:ascii="Times New Roman" w:hAnsi="Times New Roman"/>
+                <w:b/>
+                <w:sz w:val="20"/>
+              </w:rPr>
               <w:t xml:space="preserve">Cross-tool, side-by-side</w:t>
             </w:r>
           </w:p>
         </w:tc>
         <w:tc>
-          <w:tcPr/>
-          <w:p>
-            <w:pPr>
-              <w:pStyle w:val="Compact"/>
-            </w:pPr>
-            <w:r>
+          <w:tcPr>
+            <w:tcBorders>
+              <w:bottom w:val="single" w:sz="6" w:space="0" w:color="000000"/>
+            </w:tcBorders>
+          </w:tcPr>
+          <w:p>
+            <w:pPr>
+              <w:pStyle w:val="Compact"/>
+              <w:spacing w:line="240" w:lineRule="auto" w:before="20" w:after="20"/>
+            </w:pPr>
+            <w:r>
+              <w:rPr>
+                <w:rFonts w:ascii="Times New Roman" w:hAnsi="Times New Roman"/>
+                <w:b/>
+                <w:sz w:val="20"/>
+              </w:rPr>
               <w:t xml:space="preserve">No local install</w:t>
             </w:r>
           </w:p>
@@ -3680,8 +4404,13 @@
           <w:p>
             <w:pPr>
               <w:pStyle w:val="Compact"/>
-            </w:pPr>
-            <w:r>
+              <w:spacing w:line="240" w:lineRule="auto" w:before="20" w:after="20"/>
+            </w:pPr>
+            <w:r>
+              <w:rPr>
+                <w:rFonts w:ascii="Times New Roman" w:hAnsi="Times New Roman"/>
+                <w:sz w:val="20"/>
+              </w:rPr>
               <w:t xml:space="preserve">FSL Course / wiki</w:t>
             </w:r>
           </w:p>
@@ -3691,8 +4420,13 @@
           <w:p>
             <w:pPr>
               <w:pStyle w:val="Compact"/>
-            </w:pPr>
-            <w:r>
+              <w:spacing w:line="240" w:lineRule="auto" w:before="20" w:after="20"/>
+            </w:pPr>
+            <w:r>
+              <w:rPr>
+                <w:rFonts w:ascii="Times New Roman" w:hAnsi="Times New Roman"/>
+                <w:sz w:val="20"/>
+              </w:rPr>
               <w:t xml:space="preserve">FSL</w:t>
             </w:r>
           </w:p>
@@ -3702,8 +4436,13 @@
           <w:p>
             <w:pPr>
               <w:pStyle w:val="Compact"/>
-            </w:pPr>
-            <w:r>
+              <w:spacing w:line="240" w:lineRule="auto" w:before="20" w:after="20"/>
+            </w:pPr>
+            <w:r>
+              <w:rPr>
+                <w:rFonts w:ascii="Times New Roman" w:hAnsi="Times New Roman"/>
+                <w:sz w:val="20"/>
+              </w:rPr>
               <w:t xml:space="preserve">Local FSL required</w:t>
             </w:r>
           </w:p>
@@ -3713,8 +4452,13 @@
           <w:p>
             <w:pPr>
               <w:pStyle w:val="Compact"/>
-            </w:pPr>
-            <w:r>
+              <w:spacing w:line="240" w:lineRule="auto" w:before="20" w:after="20"/>
+            </w:pPr>
+            <w:r>
+              <w:rPr>
+                <w:rFonts w:ascii="Times New Roman" w:hAnsi="Times New Roman"/>
+                <w:sz w:val="20"/>
+              </w:rPr>
               <w:t xml:space="preserve">Yes</w:t>
             </w:r>
           </w:p>
@@ -3724,8 +4468,13 @@
           <w:p>
             <w:pPr>
               <w:pStyle w:val="Compact"/>
-            </w:pPr>
-            <w:r>
+              <w:spacing w:line="240" w:lineRule="auto" w:before="20" w:after="20"/>
+            </w:pPr>
+            <w:r>
+              <w:rPr>
+                <w:rFonts w:ascii="Times New Roman" w:hAnsi="Times New Roman"/>
+                <w:sz w:val="20"/>
+              </w:rPr>
               <w:t xml:space="preserve">No</w:t>
             </w:r>
           </w:p>
@@ -3735,8 +4484,13 @@
           <w:p>
             <w:pPr>
               <w:pStyle w:val="Compact"/>
-            </w:pPr>
-            <w:r>
+              <w:spacing w:line="240" w:lineRule="auto" w:before="20" w:after="20"/>
+            </w:pPr>
+            <w:r>
+              <w:rPr>
+                <w:rFonts w:ascii="Times New Roman" w:hAnsi="Times New Roman"/>
+                <w:sz w:val="20"/>
+              </w:rPr>
               <w:t xml:space="preserve">No</w:t>
             </w:r>
           </w:p>
@@ -3748,8 +4502,13 @@
           <w:p>
             <w:pPr>
               <w:pStyle w:val="Compact"/>
-            </w:pPr>
-            <w:r>
+              <w:spacing w:line="240" w:lineRule="auto" w:before="20" w:after="20"/>
+            </w:pPr>
+            <w:r>
+              <w:rPr>
+                <w:rFonts w:ascii="Times New Roman" w:hAnsi="Times New Roman"/>
+                <w:sz w:val="20"/>
+              </w:rPr>
               <w:t xml:space="preserve">MRtrix3 documentation</w:t>
             </w:r>
           </w:p>
@@ -3759,8 +4518,13 @@
           <w:p>
             <w:pPr>
               <w:pStyle w:val="Compact"/>
-            </w:pPr>
-            <w:r>
+              <w:spacing w:line="240" w:lineRule="auto" w:before="20" w:after="20"/>
+            </w:pPr>
+            <w:r>
+              <w:rPr>
+                <w:rFonts w:ascii="Times New Roman" w:hAnsi="Times New Roman"/>
+                <w:sz w:val="20"/>
+              </w:rPr>
               <w:t xml:space="preserve">MRtrix3</w:t>
             </w:r>
           </w:p>
@@ -3770,8 +4534,13 @@
           <w:p>
             <w:pPr>
               <w:pStyle w:val="Compact"/>
-            </w:pPr>
-            <w:r>
+              <w:spacing w:line="240" w:lineRule="auto" w:before="20" w:after="20"/>
+            </w:pPr>
+            <w:r>
+              <w:rPr>
+                <w:rFonts w:ascii="Times New Roman" w:hAnsi="Times New Roman"/>
+                <w:sz w:val="20"/>
+              </w:rPr>
               <w:t xml:space="preserve">Local MRtrix3 required</w:t>
             </w:r>
           </w:p>
@@ -3781,8 +4550,13 @@
           <w:p>
             <w:pPr>
               <w:pStyle w:val="Compact"/>
-            </w:pPr>
-            <w:r>
+              <w:spacing w:line="240" w:lineRule="auto" w:before="20" w:after="20"/>
+            </w:pPr>
+            <w:r>
+              <w:rPr>
+                <w:rFonts w:ascii="Times New Roman" w:hAnsi="Times New Roman"/>
+                <w:sz w:val="20"/>
+              </w:rPr>
               <w:t xml:space="preserve">Example data</w:t>
             </w:r>
           </w:p>
@@ -3792,8 +4566,13 @@
           <w:p>
             <w:pPr>
               <w:pStyle w:val="Compact"/>
-            </w:pPr>
-            <w:r>
+              <w:spacing w:line="240" w:lineRule="auto" w:before="20" w:after="20"/>
+            </w:pPr>
+            <w:r>
+              <w:rPr>
+                <w:rFonts w:ascii="Times New Roman" w:hAnsi="Times New Roman"/>
+                <w:sz w:val="20"/>
+              </w:rPr>
               <w:t xml:space="preserve">No</w:t>
             </w:r>
           </w:p>
@@ -3803,8 +4582,13 @@
           <w:p>
             <w:pPr>
               <w:pStyle w:val="Compact"/>
-            </w:pPr>
-            <w:r>
+              <w:spacing w:line="240" w:lineRule="auto" w:before="20" w:after="20"/>
+            </w:pPr>
+            <w:r>
+              <w:rPr>
+                <w:rFonts w:ascii="Times New Roman" w:hAnsi="Times New Roman"/>
+                <w:sz w:val="20"/>
+              </w:rPr>
               <w:t xml:space="preserve">No</w:t>
             </w:r>
           </w:p>
@@ -3816,8 +4600,13 @@
           <w:p>
             <w:pPr>
               <w:pStyle w:val="Compact"/>
-            </w:pPr>
-            <w:r>
+              <w:spacing w:line="240" w:lineRule="auto" w:before="20" w:after="20"/>
+            </w:pPr>
+            <w:r>
+              <w:rPr>
+                <w:rFonts w:ascii="Times New Roman" w:hAnsi="Times New Roman"/>
+                <w:sz w:val="20"/>
+              </w:rPr>
               <w:t xml:space="preserve">DIPY tutorials</w:t>
             </w:r>
           </w:p>
@@ -3827,8 +4616,13 @@
           <w:p>
             <w:pPr>
               <w:pStyle w:val="Compact"/>
-            </w:pPr>
-            <w:r>
+              <w:spacing w:line="240" w:lineRule="auto" w:before="20" w:after="20"/>
+            </w:pPr>
+            <w:r>
+              <w:rPr>
+                <w:rFonts w:ascii="Times New Roman" w:hAnsi="Times New Roman"/>
+                <w:sz w:val="20"/>
+              </w:rPr>
               <w:t xml:space="preserve">DIPY</w:t>
             </w:r>
           </w:p>
@@ -3838,8 +4632,13 @@
           <w:p>
             <w:pPr>
               <w:pStyle w:val="Compact"/>
-            </w:pPr>
-            <w:r>
+              <w:spacing w:line="240" w:lineRule="auto" w:before="20" w:after="20"/>
+            </w:pPr>
+            <w:r>
+              <w:rPr>
+                <w:rFonts w:ascii="Times New Roman" w:hAnsi="Times New Roman"/>
+                <w:sz w:val="20"/>
+              </w:rPr>
               <w:t xml:space="preserve">Yes (Jupyter)</w:t>
             </w:r>
           </w:p>
@@ -3849,8 +4648,13 @@
           <w:p>
             <w:pPr>
               <w:pStyle w:val="Compact"/>
-            </w:pPr>
-            <w:r>
+              <w:spacing w:line="240" w:lineRule="auto" w:before="20" w:after="20"/>
+            </w:pPr>
+            <w:r>
+              <w:rPr>
+                <w:rFonts w:ascii="Times New Roman" w:hAnsi="Times New Roman"/>
+                <w:sz w:val="20"/>
+              </w:rPr>
               <w:t xml:space="preserve">Yes</w:t>
             </w:r>
           </w:p>
@@ -3860,8 +4664,13 @@
           <w:p>
             <w:pPr>
               <w:pStyle w:val="Compact"/>
-            </w:pPr>
-            <w:r>
+              <w:spacing w:line="240" w:lineRule="auto" w:before="20" w:after="20"/>
+            </w:pPr>
+            <w:r>
+              <w:rPr>
+                <w:rFonts w:ascii="Times New Roman" w:hAnsi="Times New Roman"/>
+                <w:sz w:val="20"/>
+              </w:rPr>
               <w:t xml:space="preserve">No</w:t>
             </w:r>
           </w:p>
@@ -3871,8 +4680,13 @@
           <w:p>
             <w:pPr>
               <w:pStyle w:val="Compact"/>
-            </w:pPr>
-            <w:r>
+              <w:spacing w:line="240" w:lineRule="auto" w:before="20" w:after="20"/>
+            </w:pPr>
+            <w:r>
+              <w:rPr>
+                <w:rFonts w:ascii="Times New Roman" w:hAnsi="Times New Roman"/>
+                <w:sz w:val="20"/>
+              </w:rPr>
               <w:t xml:space="preserve">No (Python)</w:t>
             </w:r>
           </w:p>
@@ -3884,8 +4698,13 @@
           <w:p>
             <w:pPr>
               <w:pStyle w:val="Compact"/>
-            </w:pPr>
-            <w:r>
+              <w:spacing w:line="240" w:lineRule="auto" w:before="20" w:after="20"/>
+            </w:pPr>
+            <w:r>
+              <w:rPr>
+                <w:rFonts w:ascii="Times New Roman" w:hAnsi="Times New Roman"/>
+                <w:sz w:val="20"/>
+              </w:rPr>
               <w:t xml:space="preserve">Andy’s Brain Book (Jahn, 2020)</w:t>
             </w:r>
           </w:p>
@@ -3895,8 +4714,13 @@
           <w:p>
             <w:pPr>
               <w:pStyle w:val="Compact"/>
-            </w:pPr>
-            <w:r>
+              <w:spacing w:line="240" w:lineRule="auto" w:before="20" w:after="20"/>
+            </w:pPr>
+            <w:r>
+              <w:rPr>
+                <w:rFonts w:ascii="Times New Roman" w:hAnsi="Times New Roman"/>
+                <w:sz w:val="20"/>
+              </w:rPr>
               <w:t xml:space="preserve">FSL, some MRtrix3</w:t>
             </w:r>
           </w:p>
@@ -3906,8 +4730,13 @@
           <w:p>
             <w:pPr>
               <w:pStyle w:val="Compact"/>
-            </w:pPr>
-            <w:r>
+              <w:spacing w:line="240" w:lineRule="auto" w:before="20" w:after="20"/>
+            </w:pPr>
+            <w:r>
+              <w:rPr>
+                <w:rFonts w:ascii="Times New Roman" w:hAnsi="Times New Roman"/>
+                <w:sz w:val="20"/>
+              </w:rPr>
               <w:t xml:space="preserve">No (read-only)</w:t>
             </w:r>
           </w:p>
@@ -3917,8 +4746,13 @@
           <w:p>
             <w:pPr>
               <w:pStyle w:val="Compact"/>
-            </w:pPr>
-            <w:r>
+              <w:spacing w:line="240" w:lineRule="auto" w:before="20" w:after="20"/>
+            </w:pPr>
+            <w:r>
+              <w:rPr>
+                <w:rFonts w:ascii="Times New Roman" w:hAnsi="Times New Roman"/>
+                <w:sz w:val="20"/>
+              </w:rPr>
               <w:t xml:space="preserve">Screenshots</w:t>
             </w:r>
           </w:p>
@@ -3928,8 +4762,13 @@
           <w:p>
             <w:pPr>
               <w:pStyle w:val="Compact"/>
-            </w:pPr>
-            <w:r>
+              <w:spacing w:line="240" w:lineRule="auto" w:before="20" w:after="20"/>
+            </w:pPr>
+            <w:r>
+              <w:rPr>
+                <w:rFonts w:ascii="Times New Roman" w:hAnsi="Times New Roman"/>
+                <w:sz w:val="20"/>
+              </w:rPr>
               <w:t xml:space="preserve">Partial, manual</w:t>
             </w:r>
           </w:p>
@@ -3939,8 +4778,13 @@
           <w:p>
             <w:pPr>
               <w:pStyle w:val="Compact"/>
-            </w:pPr>
-            <w:r>
+              <w:spacing w:line="240" w:lineRule="auto" w:before="20" w:after="20"/>
+            </w:pPr>
+            <w:r>
+              <w:rPr>
+                <w:rFonts w:ascii="Times New Roman" w:hAnsi="Times New Roman"/>
+                <w:sz w:val="20"/>
+              </w:rPr>
               <w:t xml:space="preserve">No</w:t>
             </w:r>
           </w:p>
@@ -3952,8 +4796,13 @@
           <w:p>
             <w:pPr>
               <w:pStyle w:val="Compact"/>
-            </w:pPr>
-            <w:r>
+              <w:spacing w:line="240" w:lineRule="auto" w:before="20" w:after="20"/>
+            </w:pPr>
+            <w:r>
+              <w:rPr>
+                <w:rFonts w:ascii="Times New Roman" w:hAnsi="Times New Roman"/>
+                <w:sz w:val="20"/>
+              </w:rPr>
               <w:t xml:space="preserve">NeuroHackademy recordings</w:t>
             </w:r>
           </w:p>
@@ -3963,8 +4812,13 @@
           <w:p>
             <w:pPr>
               <w:pStyle w:val="Compact"/>
-            </w:pPr>
-            <w:r>
+              <w:spacing w:line="240" w:lineRule="auto" w:before="20" w:after="20"/>
+            </w:pPr>
+            <w:r>
+              <w:rPr>
+                <w:rFonts w:ascii="Times New Roman" w:hAnsi="Times New Roman"/>
+                <w:sz w:val="20"/>
+              </w:rPr>
               <w:t xml:space="preserve">Multiple</w:t>
             </w:r>
           </w:p>
@@ -3974,8 +4828,13 @@
           <w:p>
             <w:pPr>
               <w:pStyle w:val="Compact"/>
-            </w:pPr>
-            <w:r>
+              <w:spacing w:line="240" w:lineRule="auto" w:before="20" w:after="20"/>
+            </w:pPr>
+            <w:r>
+              <w:rPr>
+                <w:rFonts w:ascii="Times New Roman" w:hAnsi="Times New Roman"/>
+                <w:sz w:val="20"/>
+              </w:rPr>
               <w:t xml:space="preserve">No (video)</w:t>
             </w:r>
           </w:p>
@@ -3985,8 +4844,13 @@
           <w:p>
             <w:pPr>
               <w:pStyle w:val="Compact"/>
-            </w:pPr>
-            <w:r>
+              <w:spacing w:line="240" w:lineRule="auto" w:before="20" w:after="20"/>
+            </w:pPr>
+            <w:r>
+              <w:rPr>
+                <w:rFonts w:ascii="Times New Roman" w:hAnsi="Times New Roman"/>
+                <w:sz w:val="20"/>
+              </w:rPr>
               <w:t xml:space="preserve">Screenshots</w:t>
             </w:r>
           </w:p>
@@ -3996,8 +4860,13 @@
           <w:p>
             <w:pPr>
               <w:pStyle w:val="Compact"/>
-            </w:pPr>
-            <w:r>
+              <w:spacing w:line="240" w:lineRule="auto" w:before="20" w:after="20"/>
+            </w:pPr>
+            <w:r>
+              <w:rPr>
+                <w:rFonts w:ascii="Times New Roman" w:hAnsi="Times New Roman"/>
+                <w:sz w:val="20"/>
+              </w:rPr>
               <w:t xml:space="preserve">No</w:t>
             </w:r>
           </w:p>
@@ -4007,8 +4876,13 @@
           <w:p>
             <w:pPr>
               <w:pStyle w:val="Compact"/>
-            </w:pPr>
-            <w:r>
+              <w:spacing w:line="240" w:lineRule="auto" w:before="20" w:after="20"/>
+            </w:pPr>
+            <w:r>
+              <w:rPr>
+                <w:rFonts w:ascii="Times New Roman" w:hAnsi="Times New Roman"/>
+                <w:sz w:val="20"/>
+              </w:rPr>
               <w:t xml:space="preserve">No</w:t>
             </w:r>
           </w:p>
@@ -4020,8 +4894,13 @@
           <w:p>
             <w:pPr>
               <w:pStyle w:val="Compact"/>
-            </w:pPr>
-            <w:r>
+              <w:spacing w:line="240" w:lineRule="auto" w:before="20" w:after="20"/>
+            </w:pPr>
+            <w:r>
+              <w:rPr>
+                <w:rFonts w:ascii="Times New Roman" w:hAnsi="Times New Roman"/>
+                <w:sz w:val="20"/>
+              </w:rPr>
               <w:t xml:space="preserve">Brainlife.io</w:t>
             </w:r>
           </w:p>
@@ -4031,8 +4910,13 @@
           <w:p>
             <w:pPr>
               <w:pStyle w:val="Compact"/>
-            </w:pPr>
-            <w:r>
+              <w:spacing w:line="240" w:lineRule="auto" w:before="20" w:after="20"/>
+            </w:pPr>
+            <w:r>
+              <w:rPr>
+                <w:rFonts w:ascii="Times New Roman" w:hAnsi="Times New Roman"/>
+                <w:sz w:val="20"/>
+              </w:rPr>
               <w:t xml:space="preserve">Multiple</w:t>
             </w:r>
           </w:p>
@@ -4042,8 +4926,13 @@
           <w:p>
             <w:pPr>
               <w:pStyle w:val="Compact"/>
-            </w:pPr>
-            <w:r>
+              <w:spacing w:line="240" w:lineRule="auto" w:before="20" w:after="20"/>
+            </w:pPr>
+            <w:r>
+              <w:rPr>
+                <w:rFonts w:ascii="Times New Roman" w:hAnsi="Times New Roman"/>
+                <w:sz w:val="20"/>
+              </w:rPr>
               <w:t xml:space="preserve">Yes (cloud)</w:t>
             </w:r>
           </w:p>
@@ -4053,8 +4942,13 @@
           <w:p>
             <w:pPr>
               <w:pStyle w:val="Compact"/>
-            </w:pPr>
-            <w:r>
+              <w:spacing w:line="240" w:lineRule="auto" w:before="20" w:after="20"/>
+            </w:pPr>
+            <w:r>
+              <w:rPr>
+                <w:rFonts w:ascii="Times New Roman" w:hAnsi="Times New Roman"/>
+                <w:sz w:val="20"/>
+              </w:rPr>
               <w:t xml:space="preserve">Yes</w:t>
             </w:r>
           </w:p>
@@ -4064,8 +4958,13 @@
           <w:p>
             <w:pPr>
               <w:pStyle w:val="Compact"/>
-            </w:pPr>
-            <w:r>
+              <w:spacing w:line="240" w:lineRule="auto" w:before="20" w:after="20"/>
+            </w:pPr>
+            <w:r>
+              <w:rPr>
+                <w:rFonts w:ascii="Times New Roman" w:hAnsi="Times New Roman"/>
+                <w:sz w:val="20"/>
+              </w:rPr>
               <w:t xml:space="preserve">No</w:t>
             </w:r>
           </w:p>
@@ -4075,8 +4974,13 @@
           <w:p>
             <w:pPr>
               <w:pStyle w:val="Compact"/>
-            </w:pPr>
-            <w:r>
+              <w:spacing w:line="240" w:lineRule="auto" w:before="20" w:after="20"/>
+            </w:pPr>
+            <w:r>
+              <w:rPr>
+                <w:rFonts w:ascii="Times New Roman" w:hAnsi="Times New Roman"/>
+                <w:sz w:val="20"/>
+              </w:rPr>
               <w:t xml:space="preserve">No (account)</w:t>
             </w:r>
           </w:p>
@@ -4088,11 +4992,14 @@
           <w:p>
             <w:pPr>
               <w:pStyle w:val="Compact"/>
-            </w:pPr>
-            <w:r>
-              <w:rPr>
+              <w:spacing w:line="240" w:lineRule="auto" w:before="20" w:after="20"/>
+            </w:pPr>
+            <w:r>
+              <w:rPr>
+                <w:rFonts w:ascii="Times New Roman" w:hAnsi="Times New Roman"/>
                 <w:b/>
                 <w:bCs/>
+                <w:sz w:val="20"/>
               </w:rPr>
               <w:t xml:space="preserve">dMRI Rosetta Stone</w:t>
             </w:r>
@@ -4103,11 +5010,14 @@
           <w:p>
             <w:pPr>
               <w:pStyle w:val="Compact"/>
-            </w:pPr>
-            <w:r>
-              <w:rPr>
+              <w:spacing w:line="240" w:lineRule="auto" w:before="20" w:after="20"/>
+            </w:pPr>
+            <w:r>
+              <w:rPr>
+                <w:rFonts w:ascii="Times New Roman" w:hAnsi="Times New Roman"/>
                 <w:b/>
                 <w:bCs/>
+                <w:sz w:val="20"/>
               </w:rPr>
               <w:t xml:space="preserve">FSL + MRtrix3 + DIPY</w:t>
             </w:r>
@@ -4118,11 +5028,14 @@
           <w:p>
             <w:pPr>
               <w:pStyle w:val="Compact"/>
-            </w:pPr>
-            <w:r>
-              <w:rPr>
+              <w:spacing w:line="240" w:lineRule="auto" w:before="20" w:after="20"/>
+            </w:pPr>
+            <w:r>
+              <w:rPr>
+                <w:rFonts w:ascii="Times New Roman" w:hAnsi="Times New Roman"/>
                 <w:b/>
                 <w:bCs/>
+                <w:sz w:val="20"/>
               </w:rPr>
               <w:t xml:space="preserve">Yes (Docker)</w:t>
             </w:r>
@@ -4133,11 +5046,14 @@
           <w:p>
             <w:pPr>
               <w:pStyle w:val="Compact"/>
-            </w:pPr>
-            <w:r>
-              <w:rPr>
+              <w:spacing w:line="240" w:lineRule="auto" w:before="20" w:after="20"/>
+            </w:pPr>
+            <w:r>
+              <w:rPr>
+                <w:rFonts w:ascii="Times New Roman" w:hAnsi="Times New Roman"/>
                 <w:b/>
                 <w:bCs/>
+                <w:sz w:val="20"/>
               </w:rPr>
               <w:t xml:space="preserve">Yes</w:t>
             </w:r>
@@ -4148,11 +5064,14 @@
           <w:p>
             <w:pPr>
               <w:pStyle w:val="Compact"/>
-            </w:pPr>
-            <w:r>
-              <w:rPr>
+              <w:spacing w:line="240" w:lineRule="auto" w:before="20" w:after="20"/>
+            </w:pPr>
+            <w:r>
+              <w:rPr>
+                <w:rFonts w:ascii="Times New Roman" w:hAnsi="Times New Roman"/>
                 <w:b/>
                 <w:bCs/>
+                <w:sz w:val="20"/>
               </w:rPr>
               <w:t xml:space="preserve">Yes</w:t>
             </w:r>
@@ -4163,11 +5082,14 @@
           <w:p>
             <w:pPr>
               <w:pStyle w:val="Compact"/>
-            </w:pPr>
-            <w:r>
-              <w:rPr>
+              <w:spacing w:line="240" w:lineRule="auto" w:before="20" w:after="20"/>
+            </w:pPr>
+            <w:r>
+              <w:rPr>
+                <w:rFonts w:ascii="Times New Roman" w:hAnsi="Times New Roman"/>
                 <w:b/>
                 <w:bCs/>
+                <w:sz w:val="20"/>
               </w:rPr>
               <w:t xml:space="preserve">Docker only</w:t>
             </w:r>
@@ -4303,13 +5225,6 @@
       </w:r>
     </w:p>
     <w:p>
-      <w:r>
-        <w:pict>
-          <v:rect style="width:0;height:1.5pt" o:hralign="center" o:hrstd="t" o:hr="t"/>
-        </w:pict>
-      </w:r>
-    </w:p>
-    <w:p>
       <w:pPr>
         <w:pStyle w:val="Heading2"/>
       </w:pPr>
@@ -4323,13 +5238,6 @@
       </w:pPr>
       <w:r>
         <w:t xml:space="preserve">dMRI Rosetta Stone is an open-source, containerised, interactive platform that enables side-by-side comparison, execution, and visual inspection of the complete dMRI preprocessing and analysis pipeline across FSL, MRtrix3, and DIPY. By running real human brain data through all three toolkits in a unified browser interface, the platform makes cross-tool translation immediately accessible to students and researchers at all levels of experience. The application addresses a genuine and previously unmet gap in the neuroimaging training landscape, and is designed to accelerate dMRI education while promoting the methodological transparency that reproducible neuroimaging science requires.</w:t>
-      </w:r>
-    </w:p>
-    <w:p>
-      <w:r>
-        <w:pict>
-          <v:rect style="width:0;height:1.5pt" o:hralign="center" o:hrstd="t" o:hr="t"/>
-        </w:pict>
       </w:r>
     </w:p>
     <w:p>
@@ -4359,13 +5267,6 @@
       </w:r>
     </w:p>
     <w:p>
-      <w:r>
-        <w:pict>
-          <v:rect style="width:0;height:1.5pt" o:hralign="center" o:hrstd="t" o:hr="t"/>
-        </w:pict>
-      </w:r>
-    </w:p>
-    <w:p>
       <w:pPr>
         <w:pStyle w:val="Heading2"/>
       </w:pPr>
@@ -4382,13 +5283,6 @@
       </w:r>
     </w:p>
     <w:p>
-      <w:r>
-        <w:pict>
-          <v:rect style="width:0;height:1.5pt" o:hralign="center" o:hrstd="t" o:hr="t"/>
-        </w:pict>
-      </w:r>
-    </w:p>
-    <w:p>
       <w:pPr>
         <w:pStyle w:val="Heading2"/>
       </w:pPr>
@@ -4405,13 +5299,6 @@
       </w:r>
     </w:p>
     <w:p>
-      <w:r>
-        <w:pict>
-          <v:rect style="width:0;height:1.5pt" o:hralign="center" o:hrstd="t" o:hr="t"/>
-        </w:pict>
-      </w:r>
-    </w:p>
-    <w:p>
       <w:pPr>
         <w:pStyle w:val="Heading2"/>
       </w:pPr>
@@ -4428,13 +5315,6 @@
       </w:r>
     </w:p>
     <w:p>
-      <w:r>
-        <w:pict>
-          <v:rect style="width:0;height:1.5pt" o:hralign="center" o:hrstd="t" o:hr="t"/>
-        </w:pict>
-      </w:r>
-    </w:p>
-    <w:p>
       <w:pPr>
         <w:pStyle w:val="Heading2"/>
       </w:pPr>
@@ -4463,13 +5343,6 @@
       </w:r>
     </w:p>
     <w:p>
-      <w:r>
-        <w:pict>
-          <v:rect style="width:0;height:1.5pt" o:hralign="center" o:hrstd="t" o:hr="t"/>
-        </w:pict>
-      </w:r>
-    </w:p>
-    <w:p>
       <w:pPr>
         <w:pStyle w:val="Heading2"/>
       </w:pPr>
@@ -4483,13 +5356,6 @@
       </w:pPr>
       <w:r>
         <w:t xml:space="preserve">[TO COMPLETE OR DELETE: supervisors, colleagues, computing resources.]</w:t>
-      </w:r>
-    </w:p>
-    <w:p>
-      <w:r>
-        <w:pict>
-          <v:rect style="width:0;height:1.5pt" o:hralign="center" o:hrstd="t" o:hr="t"/>
-        </w:pict>
       </w:r>
     </w:p>
     <w:p>
@@ -5068,13 +5934,6 @@
       </w:r>
       <w:r>
         <w:t xml:space="preserve">142, 394–406. doi: 10.1016/j.neuroimage.2016.08.016</w:t>
-      </w:r>
-    </w:p>
-    <w:p>
-      <w:r>
-        <w:pict>
-          <v:rect style="width:0;height:1.5pt" o:hralign="center" o:hrstd="t" o:hr="t"/>
-        </w:pict>
       </w:r>
     </w:p>
     <w:p>
@@ -5107,8 +5966,23 @@
       <w:tblPr>
         <w:tblStyle w:val="Table"/>
         <w:tblW w:type="pct" w:w="5000"/>
+        <w:jc w:val="center"/>
         <w:tblLayout w:type="fixed"/>
         <w:tblLook w:firstRow="1" w:lastRow="0" w:firstColumn="0" w:lastColumn="0" w:noHBand="0" w:noVBand="0" w:val="0020"/>
+        <w:tblBorders>
+          <w:top w:val="single" w:sz="12" w:space="0" w:color="000000"/>
+          <w:bottom w:val="single" w:sz="12" w:space="0" w:color="000000"/>
+          <w:left w:val="none" w:sz="0" w:space="0" w:color="000000"/>
+          <w:right w:val="none" w:sz="0" w:space="0" w:color="000000"/>
+          <w:insideH w:val="none" w:sz="0" w:space="0" w:color="000000"/>
+          <w:insideV w:val="none" w:sz="0" w:space="0" w:color="000000"/>
+        </w:tblBorders>
+        <w:tblCellMar>
+          <w:top w:w="60" w:type="dxa"/>
+          <w:bottom w:w="60" w:type="dxa"/>
+          <w:left w:w="90" w:type="dxa"/>
+          <w:right w:w="90" w:type="dxa"/>
+        </w:tblCellMar>
       </w:tblPr>
       <w:tblGrid>
         <w:gridCol w:w="1584"/>
@@ -5122,56 +5996,106 @@
           <w:tblHeader w:val="on"/>
         </w:trPr>
         <w:tc>
-          <w:tcPr/>
-          <w:p>
-            <w:pPr>
-              <w:pStyle w:val="Compact"/>
-            </w:pPr>
-            <w:r>
+          <w:tcPr>
+            <w:tcBorders>
+              <w:bottom w:val="single" w:sz="6" w:space="0" w:color="000000"/>
+            </w:tcBorders>
+          </w:tcPr>
+          <w:p>
+            <w:pPr>
+              <w:pStyle w:val="Compact"/>
+              <w:spacing w:line="240" w:lineRule="auto" w:before="20" w:after="20"/>
+            </w:pPr>
+            <w:r>
+              <w:rPr>
+                <w:rFonts w:ascii="Times New Roman" w:hAnsi="Times New Roman"/>
+                <w:b/>
+                <w:sz w:val="20"/>
+              </w:rPr>
               <w:t xml:space="preserve">Stage</w:t>
             </w:r>
           </w:p>
         </w:tc>
         <w:tc>
-          <w:tcPr/>
-          <w:p>
-            <w:pPr>
-              <w:pStyle w:val="Compact"/>
-            </w:pPr>
-            <w:r>
+          <w:tcPr>
+            <w:tcBorders>
+              <w:bottom w:val="single" w:sz="6" w:space="0" w:color="000000"/>
+            </w:tcBorders>
+          </w:tcPr>
+          <w:p>
+            <w:pPr>
+              <w:pStyle w:val="Compact"/>
+              <w:spacing w:line="240" w:lineRule="auto" w:before="20" w:after="20"/>
+            </w:pPr>
+            <w:r>
+              <w:rPr>
+                <w:rFonts w:ascii="Times New Roman" w:hAnsi="Times New Roman"/>
+                <w:b/>
+                <w:sz w:val="20"/>
+              </w:rPr>
               <w:t xml:space="preserve">Operation</w:t>
             </w:r>
           </w:p>
         </w:tc>
         <w:tc>
-          <w:tcPr/>
-          <w:p>
-            <w:pPr>
-              <w:pStyle w:val="Compact"/>
-            </w:pPr>
-            <w:r>
+          <w:tcPr>
+            <w:tcBorders>
+              <w:bottom w:val="single" w:sz="6" w:space="0" w:color="000000"/>
+            </w:tcBorders>
+          </w:tcPr>
+          <w:p>
+            <w:pPr>
+              <w:pStyle w:val="Compact"/>
+              <w:spacing w:line="240" w:lineRule="auto" w:before="20" w:after="20"/>
+            </w:pPr>
+            <w:r>
+              <w:rPr>
+                <w:rFonts w:ascii="Times New Roman" w:hAnsi="Times New Roman"/>
+                <w:b/>
+                <w:sz w:val="20"/>
+              </w:rPr>
               <w:t xml:space="preserve">FSL</w:t>
             </w:r>
           </w:p>
         </w:tc>
         <w:tc>
-          <w:tcPr/>
-          <w:p>
-            <w:pPr>
-              <w:pStyle w:val="Compact"/>
-            </w:pPr>
-            <w:r>
+          <w:tcPr>
+            <w:tcBorders>
+              <w:bottom w:val="single" w:sz="6" w:space="0" w:color="000000"/>
+            </w:tcBorders>
+          </w:tcPr>
+          <w:p>
+            <w:pPr>
+              <w:pStyle w:val="Compact"/>
+              <w:spacing w:line="240" w:lineRule="auto" w:before="20" w:after="20"/>
+            </w:pPr>
+            <w:r>
+              <w:rPr>
+                <w:rFonts w:ascii="Times New Roman" w:hAnsi="Times New Roman"/>
+                <w:b/>
+                <w:sz w:val="20"/>
+              </w:rPr>
               <w:t xml:space="preserve">MRtrix3</w:t>
             </w:r>
           </w:p>
         </w:tc>
         <w:tc>
-          <w:tcPr/>
-          <w:p>
-            <w:pPr>
-              <w:pStyle w:val="Compact"/>
-            </w:pPr>
-            <w:r>
+          <w:tcPr>
+            <w:tcBorders>
+              <w:bottom w:val="single" w:sz="6" w:space="0" w:color="000000"/>
+            </w:tcBorders>
+          </w:tcPr>
+          <w:p>
+            <w:pPr>
+              <w:pStyle w:val="Compact"/>
+              <w:spacing w:line="240" w:lineRule="auto" w:before="20" w:after="20"/>
+            </w:pPr>
+            <w:r>
+              <w:rPr>
+                <w:rFonts w:ascii="Times New Roman" w:hAnsi="Times New Roman"/>
+                <w:b/>
+                <w:sz w:val="20"/>
+              </w:rPr>
               <w:t xml:space="preserve">DIPY</w:t>
             </w:r>
           </w:p>
@@ -5183,8 +6107,13 @@
           <w:p>
             <w:pPr>
               <w:pStyle w:val="Compact"/>
-            </w:pPr>
-            <w:r>
+              <w:spacing w:line="240" w:lineRule="auto" w:before="20" w:after="20"/>
+            </w:pPr>
+            <w:r>
+              <w:rPr>
+                <w:rFonts w:ascii="Times New Roman" w:hAnsi="Times New Roman"/>
+                <w:sz w:val="20"/>
+              </w:rPr>
               <w:t xml:space="preserve">1</w:t>
             </w:r>
           </w:p>
@@ -5194,8 +6123,13 @@
           <w:p>
             <w:pPr>
               <w:pStyle w:val="Compact"/>
-            </w:pPr>
-            <w:r>
+              <w:spacing w:line="240" w:lineRule="auto" w:before="20" w:after="20"/>
+            </w:pPr>
+            <w:r>
+              <w:rPr>
+                <w:rFonts w:ascii="Times New Roman" w:hAnsi="Times New Roman"/>
+                <w:sz w:val="20"/>
+              </w:rPr>
               <w:t xml:space="preserve">Brain extraction</w:t>
             </w:r>
           </w:p>
@@ -5205,10 +6139,13 @@
           <w:p>
             <w:pPr>
               <w:pStyle w:val="Compact"/>
+              <w:spacing w:line="240" w:lineRule="auto" w:before="20" w:after="20"/>
             </w:pPr>
             <w:r>
               <w:rPr>
                 <w:rStyle w:val="VerbatimChar"/>
+                <w:rFonts w:ascii="Times New Roman" w:hAnsi="Times New Roman"/>
+                <w:sz w:val="20"/>
               </w:rPr>
               <w:t xml:space="preserve">bet</w:t>
             </w:r>
@@ -5219,10 +6156,13 @@
           <w:p>
             <w:pPr>
               <w:pStyle w:val="Compact"/>
+              <w:spacing w:line="240" w:lineRule="auto" w:before="20" w:after="20"/>
             </w:pPr>
             <w:r>
               <w:rPr>
                 <w:rStyle w:val="VerbatimChar"/>
+                <w:rFonts w:ascii="Times New Roman" w:hAnsi="Times New Roman"/>
+                <w:sz w:val="20"/>
               </w:rPr>
               <w:t xml:space="preserve">dwi2mask</w:t>
             </w:r>
@@ -5233,10 +6173,13 @@
           <w:p>
             <w:pPr>
               <w:pStyle w:val="Compact"/>
+              <w:spacing w:line="240" w:lineRule="auto" w:before="20" w:after="20"/>
             </w:pPr>
             <w:r>
               <w:rPr>
                 <w:rStyle w:val="VerbatimChar"/>
+                <w:rFonts w:ascii="Times New Roman" w:hAnsi="Times New Roman"/>
+                <w:sz w:val="20"/>
               </w:rPr>
               <w:t xml:space="preserve">median_otsu</w:t>
             </w:r>
@@ -5249,8 +6192,13 @@
           <w:p>
             <w:pPr>
               <w:pStyle w:val="Compact"/>
-            </w:pPr>
-            <w:r>
+              <w:spacing w:line="240" w:lineRule="auto" w:before="20" w:after="20"/>
+            </w:pPr>
+            <w:r>
+              <w:rPr>
+                <w:rFonts w:ascii="Times New Roman" w:hAnsi="Times New Roman"/>
+                <w:sz w:val="20"/>
+              </w:rPr>
               <w:t xml:space="preserve">2</w:t>
             </w:r>
           </w:p>
@@ -5260,8 +6208,13 @@
           <w:p>
             <w:pPr>
               <w:pStyle w:val="Compact"/>
-            </w:pPr>
-            <w:r>
+              <w:spacing w:line="240" w:lineRule="auto" w:before="20" w:after="20"/>
+            </w:pPr>
+            <w:r>
+              <w:rPr>
+                <w:rFonts w:ascii="Times New Roman" w:hAnsi="Times New Roman"/>
+                <w:sz w:val="20"/>
+              </w:rPr>
               <w:t xml:space="preserve">Denoising (MP-PCA)</w:t>
             </w:r>
           </w:p>
@@ -5271,8 +6224,13 @@
           <w:p>
             <w:pPr>
               <w:pStyle w:val="Compact"/>
-            </w:pPr>
-            <w:r>
+              <w:spacing w:line="240" w:lineRule="auto" w:before="20" w:after="20"/>
+            </w:pPr>
+            <w:r>
+              <w:rPr>
+                <w:rFonts w:ascii="Times New Roman" w:hAnsi="Times New Roman"/>
+                <w:sz w:val="20"/>
+              </w:rPr>
               <w:t xml:space="preserve">—</w:t>
             </w:r>
           </w:p>
@@ -5282,10 +6240,13 @@
           <w:p>
             <w:pPr>
               <w:pStyle w:val="Compact"/>
+              <w:spacing w:line="240" w:lineRule="auto" w:before="20" w:after="20"/>
             </w:pPr>
             <w:r>
               <w:rPr>
                 <w:rStyle w:val="VerbatimChar"/>
+                <w:rFonts w:ascii="Times New Roman" w:hAnsi="Times New Roman"/>
+                <w:sz w:val="20"/>
               </w:rPr>
               <w:t xml:space="preserve">dwidenoise</w:t>
             </w:r>
@@ -5296,10 +6257,13 @@
           <w:p>
             <w:pPr>
               <w:pStyle w:val="Compact"/>
+              <w:spacing w:line="240" w:lineRule="auto" w:before="20" w:after="20"/>
             </w:pPr>
             <w:r>
               <w:rPr>
                 <w:rStyle w:val="VerbatimChar"/>
+                <w:rFonts w:ascii="Times New Roman" w:hAnsi="Times New Roman"/>
+                <w:sz w:val="20"/>
               </w:rPr>
               <w:t xml:space="preserve">mppca</w:t>
             </w:r>
@@ -5312,8 +6276,13 @@
           <w:p>
             <w:pPr>
               <w:pStyle w:val="Compact"/>
-            </w:pPr>
-            <w:r>
+              <w:spacing w:line="240" w:lineRule="auto" w:before="20" w:after="20"/>
+            </w:pPr>
+            <w:r>
+              <w:rPr>
+                <w:rFonts w:ascii="Times New Roman" w:hAnsi="Times New Roman"/>
+                <w:sz w:val="20"/>
+              </w:rPr>
               <w:t xml:space="preserve">3</w:t>
             </w:r>
           </w:p>
@@ -5323,8 +6292,13 @@
           <w:p>
             <w:pPr>
               <w:pStyle w:val="Compact"/>
-            </w:pPr>
-            <w:r>
+              <w:spacing w:line="240" w:lineRule="auto" w:before="20" w:after="20"/>
+            </w:pPr>
+            <w:r>
+              <w:rPr>
+                <w:rFonts w:ascii="Times New Roman" w:hAnsi="Times New Roman"/>
+                <w:sz w:val="20"/>
+              </w:rPr>
               <w:t xml:space="preserve">Eddy and motion correction</w:t>
             </w:r>
           </w:p>
@@ -5334,10 +6308,13 @@
           <w:p>
             <w:pPr>
               <w:pStyle w:val="Compact"/>
+              <w:spacing w:line="240" w:lineRule="auto" w:before="20" w:after="20"/>
             </w:pPr>
             <w:r>
               <w:rPr>
                 <w:rStyle w:val="VerbatimChar"/>
+                <w:rFonts w:ascii="Times New Roman" w:hAnsi="Times New Roman"/>
+                <w:sz w:val="20"/>
               </w:rPr>
               <w:t xml:space="preserve">eddy_cpu</w:t>
             </w:r>
@@ -5348,10 +6325,13 @@
           <w:p>
             <w:pPr>
               <w:pStyle w:val="Compact"/>
+              <w:spacing w:line="240" w:lineRule="auto" w:before="20" w:after="20"/>
             </w:pPr>
             <w:r>
               <w:rPr>
                 <w:rStyle w:val="VerbatimChar"/>
+                <w:rFonts w:ascii="Times New Roman" w:hAnsi="Times New Roman"/>
+                <w:sz w:val="20"/>
               </w:rPr>
               <w:t xml:space="preserve">dwifslpreproc</w:t>
             </w:r>
@@ -5362,10 +6342,13 @@
           <w:p>
             <w:pPr>
               <w:pStyle w:val="Compact"/>
+              <w:spacing w:line="240" w:lineRule="auto" w:before="20" w:after="20"/>
             </w:pPr>
             <w:r>
               <w:rPr>
                 <w:rStyle w:val="VerbatimChar"/>
+                <w:rFonts w:ascii="Times New Roman" w:hAnsi="Times New Roman"/>
+                <w:sz w:val="20"/>
               </w:rPr>
               <w:t xml:space="preserve">motion_correction</w:t>
             </w:r>
@@ -5378,8 +6361,13 @@
           <w:p>
             <w:pPr>
               <w:pStyle w:val="Compact"/>
-            </w:pPr>
-            <w:r>
+              <w:spacing w:line="240" w:lineRule="auto" w:before="20" w:after="20"/>
+            </w:pPr>
+            <w:r>
+              <w:rPr>
+                <w:rFonts w:ascii="Times New Roman" w:hAnsi="Times New Roman"/>
+                <w:sz w:val="20"/>
+              </w:rPr>
               <w:t xml:space="preserve">4</w:t>
             </w:r>
           </w:p>
@@ -5389,8 +6377,13 @@
           <w:p>
             <w:pPr>
               <w:pStyle w:val="Compact"/>
-            </w:pPr>
-            <w:r>
+              <w:spacing w:line="240" w:lineRule="auto" w:before="20" w:after="20"/>
+            </w:pPr>
+            <w:r>
+              <w:rPr>
+                <w:rFonts w:ascii="Times New Roman" w:hAnsi="Times New Roman"/>
+                <w:sz w:val="20"/>
+              </w:rPr>
               <w:t xml:space="preserve">DTI fitting</w:t>
             </w:r>
           </w:p>
@@ -5400,10 +6393,13 @@
           <w:p>
             <w:pPr>
               <w:pStyle w:val="Compact"/>
+              <w:spacing w:line="240" w:lineRule="auto" w:before="20" w:after="20"/>
             </w:pPr>
             <w:r>
               <w:rPr>
                 <w:rStyle w:val="VerbatimChar"/>
+                <w:rFonts w:ascii="Times New Roman" w:hAnsi="Times New Roman"/>
+                <w:sz w:val="20"/>
               </w:rPr>
               <w:t xml:space="preserve">dtifit</w:t>
             </w:r>
@@ -5414,25 +6410,42 @@
           <w:p>
             <w:pPr>
               <w:pStyle w:val="Compact"/>
+              <w:spacing w:line="240" w:lineRule="auto" w:before="20" w:after="20"/>
             </w:pPr>
             <w:r>
               <w:rPr>
                 <w:rStyle w:val="VerbatimChar"/>
+                <w:rFonts w:ascii="Times New Roman" w:hAnsi="Times New Roman"/>
+                <w:sz w:val="20"/>
               </w:rPr>
               <w:t xml:space="preserve">dwi2tensor</w:t>
             </w:r>
             <w:r>
+              <w:rPr>
+                <w:rFonts w:ascii="Times New Roman" w:hAnsi="Times New Roman"/>
+                <w:sz w:val="20"/>
+              </w:rPr>
               <w:t xml:space="preserve"> </w:t>
             </w:r>
             <w:r>
+              <w:rPr>
+                <w:rFonts w:ascii="Times New Roman" w:hAnsi="Times New Roman"/>
+                <w:sz w:val="20"/>
+              </w:rPr>
               <w:t xml:space="preserve">+</w:t>
             </w:r>
             <w:r>
+              <w:rPr>
+                <w:rFonts w:ascii="Times New Roman" w:hAnsi="Times New Roman"/>
+                <w:sz w:val="20"/>
+              </w:rPr>
               <w:t xml:space="preserve"> </w:t>
             </w:r>
             <w:r>
               <w:rPr>
                 <w:rStyle w:val="VerbatimChar"/>
+                <w:rFonts w:ascii="Times New Roman" w:hAnsi="Times New Roman"/>
+                <w:sz w:val="20"/>
               </w:rPr>
               <w:t xml:space="preserve">tensor2metric</w:t>
             </w:r>
@@ -5443,10 +6456,13 @@
           <w:p>
             <w:pPr>
               <w:pStyle w:val="Compact"/>
+              <w:spacing w:line="240" w:lineRule="auto" w:before="20" w:after="20"/>
             </w:pPr>
             <w:r>
               <w:rPr>
                 <w:rStyle w:val="VerbatimChar"/>
+                <w:rFonts w:ascii="Times New Roman" w:hAnsi="Times New Roman"/>
+                <w:sz w:val="20"/>
               </w:rPr>
               <w:t xml:space="preserve">TensorModel</w:t>
             </w:r>
@@ -5459,8 +6475,13 @@
           <w:p>
             <w:pPr>
               <w:pStyle w:val="Compact"/>
-            </w:pPr>
-            <w:r>
+              <w:spacing w:line="240" w:lineRule="auto" w:before="20" w:after="20"/>
+            </w:pPr>
+            <w:r>
+              <w:rPr>
+                <w:rFonts w:ascii="Times New Roman" w:hAnsi="Times New Roman"/>
+                <w:sz w:val="20"/>
+              </w:rPr>
               <w:t xml:space="preserve">5</w:t>
             </w:r>
           </w:p>
@@ -5470,8 +6491,13 @@
           <w:p>
             <w:pPr>
               <w:pStyle w:val="Compact"/>
-            </w:pPr>
-            <w:r>
+              <w:spacing w:line="240" w:lineRule="auto" w:before="20" w:after="20"/>
+            </w:pPr>
+            <w:r>
+              <w:rPr>
+                <w:rFonts w:ascii="Times New Roman" w:hAnsi="Times New Roman"/>
+                <w:sz w:val="20"/>
+              </w:rPr>
               <w:t xml:space="preserve">CSD / fibre orientation distributions</w:t>
             </w:r>
           </w:p>
@@ -5481,8 +6507,13 @@
           <w:p>
             <w:pPr>
               <w:pStyle w:val="Compact"/>
-            </w:pPr>
-            <w:r>
+              <w:spacing w:line="240" w:lineRule="auto" w:before="20" w:after="20"/>
+            </w:pPr>
+            <w:r>
+              <w:rPr>
+                <w:rFonts w:ascii="Times New Roman" w:hAnsi="Times New Roman"/>
+                <w:sz w:val="20"/>
+              </w:rPr>
               <w:t xml:space="preserve">—</w:t>
             </w:r>
           </w:p>
@@ -5492,17 +6523,28 @@
           <w:p>
             <w:pPr>
               <w:pStyle w:val="Compact"/>
+              <w:spacing w:line="240" w:lineRule="auto" w:before="20" w:after="20"/>
             </w:pPr>
             <w:r>
               <w:rPr>
                 <w:rStyle w:val="VerbatimChar"/>
+                <w:rFonts w:ascii="Times New Roman" w:hAnsi="Times New Roman"/>
+                <w:sz w:val="20"/>
               </w:rPr>
               <w:t xml:space="preserve">dwi2fod</w:t>
             </w:r>
             <w:r>
+              <w:rPr>
+                <w:rFonts w:ascii="Times New Roman" w:hAnsi="Times New Roman"/>
+                <w:sz w:val="20"/>
+              </w:rPr>
               <w:t xml:space="preserve"> </w:t>
             </w:r>
             <w:r>
+              <w:rPr>
+                <w:rFonts w:ascii="Times New Roman" w:hAnsi="Times New Roman"/>
+                <w:sz w:val="20"/>
+              </w:rPr>
               <w:t xml:space="preserve">(msmt-CSD)</w:t>
             </w:r>
           </w:p>
@@ -5512,10 +6554,13 @@
           <w:p>
             <w:pPr>
               <w:pStyle w:val="Compact"/>
+              <w:spacing w:line="240" w:lineRule="auto" w:before="20" w:after="20"/>
             </w:pPr>
             <w:r>
               <w:rPr>
                 <w:rStyle w:val="VerbatimChar"/>
+                <w:rFonts w:ascii="Times New Roman" w:hAnsi="Times New Roman"/>
+                <w:sz w:val="20"/>
               </w:rPr>
               <w:t xml:space="preserve">ConstrainedSphericalDeconvModel</w:t>
             </w:r>
@@ -5528,8 +6573,13 @@
           <w:p>
             <w:pPr>
               <w:pStyle w:val="Compact"/>
-            </w:pPr>
-            <w:r>
+              <w:spacing w:line="240" w:lineRule="auto" w:before="20" w:after="20"/>
+            </w:pPr>
+            <w:r>
+              <w:rPr>
+                <w:rFonts w:ascii="Times New Roman" w:hAnsi="Times New Roman"/>
+                <w:sz w:val="20"/>
+              </w:rPr>
               <w:t xml:space="preserve">6</w:t>
             </w:r>
           </w:p>
@@ -5539,8 +6589,13 @@
           <w:p>
             <w:pPr>
               <w:pStyle w:val="Compact"/>
-            </w:pPr>
-            <w:r>
+              <w:spacing w:line="240" w:lineRule="auto" w:before="20" w:after="20"/>
+            </w:pPr>
+            <w:r>
+              <w:rPr>
+                <w:rFonts w:ascii="Times New Roman" w:hAnsi="Times New Roman"/>
+                <w:sz w:val="20"/>
+              </w:rPr>
               <w:t xml:space="preserve">Tractography</w:t>
             </w:r>
           </w:p>
@@ -5550,10 +6605,13 @@
           <w:p>
             <w:pPr>
               <w:pStyle w:val="Compact"/>
+              <w:spacing w:line="240" w:lineRule="auto" w:before="20" w:after="20"/>
             </w:pPr>
             <w:r>
               <w:rPr>
                 <w:rStyle w:val="VerbatimChar"/>
+                <w:rFonts w:ascii="Times New Roman" w:hAnsi="Times New Roman"/>
+                <w:sz w:val="20"/>
               </w:rPr>
               <w:t xml:space="preserve">probtrackx2</w:t>
             </w:r>
@@ -5564,25 +6622,42 @@
           <w:p>
             <w:pPr>
               <w:pStyle w:val="Compact"/>
+              <w:spacing w:line="240" w:lineRule="auto" w:before="20" w:after="20"/>
             </w:pPr>
             <w:r>
               <w:rPr>
                 <w:rStyle w:val="VerbatimChar"/>
+                <w:rFonts w:ascii="Times New Roman" w:hAnsi="Times New Roman"/>
+                <w:sz w:val="20"/>
               </w:rPr>
               <w:t xml:space="preserve">tckgen</w:t>
             </w:r>
             <w:r>
+              <w:rPr>
+                <w:rFonts w:ascii="Times New Roman" w:hAnsi="Times New Roman"/>
+                <w:sz w:val="20"/>
+              </w:rPr>
               <w:t xml:space="preserve"> </w:t>
             </w:r>
             <w:r>
+              <w:rPr>
+                <w:rFonts w:ascii="Times New Roman" w:hAnsi="Times New Roman"/>
+                <w:sz w:val="20"/>
+              </w:rPr>
               <w:t xml:space="preserve">(iFOD2) +</w:t>
             </w:r>
             <w:r>
+              <w:rPr>
+                <w:rFonts w:ascii="Times New Roman" w:hAnsi="Times New Roman"/>
+                <w:sz w:val="20"/>
+              </w:rPr>
               <w:t xml:space="preserve"> </w:t>
             </w:r>
             <w:r>
               <w:rPr>
                 <w:rStyle w:val="VerbatimChar"/>
+                <w:rFonts w:ascii="Times New Roman" w:hAnsi="Times New Roman"/>
+                <w:sz w:val="20"/>
               </w:rPr>
               <w:t xml:space="preserve">tcksift2</w:t>
             </w:r>
@@ -5593,10 +6668,13 @@
           <w:p>
             <w:pPr>
               <w:pStyle w:val="Compact"/>
+              <w:spacing w:line="240" w:lineRule="auto" w:before="20" w:after="20"/>
             </w:pPr>
             <w:r>
               <w:rPr>
                 <w:rStyle w:val="VerbatimChar"/>
+                <w:rFonts w:ascii="Times New Roman" w:hAnsi="Times New Roman"/>
+                <w:sz w:val="20"/>
               </w:rPr>
               <w:t xml:space="preserve">LocalTracking</w:t>
             </w:r>
@@ -5609,8 +6687,13 @@
           <w:p>
             <w:pPr>
               <w:pStyle w:val="Compact"/>
-            </w:pPr>
-            <w:r>
+              <w:spacing w:line="240" w:lineRule="auto" w:before="20" w:after="20"/>
+            </w:pPr>
+            <w:r>
+              <w:rPr>
+                <w:rFonts w:ascii="Times New Roman" w:hAnsi="Times New Roman"/>
+                <w:sz w:val="20"/>
+              </w:rPr>
               <w:t xml:space="preserve">7</w:t>
             </w:r>
           </w:p>
@@ -5620,8 +6703,13 @@
           <w:p>
             <w:pPr>
               <w:pStyle w:val="Compact"/>
-            </w:pPr>
-            <w:r>
+              <w:spacing w:line="240" w:lineRule="auto" w:before="20" w:after="20"/>
+            </w:pPr>
+            <w:r>
+              <w:rPr>
+                <w:rFonts w:ascii="Times New Roman" w:hAnsi="Times New Roman"/>
+                <w:sz w:val="20"/>
+              </w:rPr>
               <w:t xml:space="preserve">Voxelwise group analysis</w:t>
             </w:r>
           </w:p>
@@ -5631,25 +6719,42 @@
           <w:p>
             <w:pPr>
               <w:pStyle w:val="Compact"/>
+              <w:spacing w:line="240" w:lineRule="auto" w:before="20" w:after="20"/>
             </w:pPr>
             <w:r>
               <w:rPr>
                 <w:rStyle w:val="VerbatimChar"/>
+                <w:rFonts w:ascii="Times New Roman" w:hAnsi="Times New Roman"/>
+                <w:sz w:val="20"/>
               </w:rPr>
               <w:t xml:space="preserve">tbss_1–4</w:t>
             </w:r>
             <w:r>
+              <w:rPr>
+                <w:rFonts w:ascii="Times New Roman" w:hAnsi="Times New Roman"/>
+                <w:sz w:val="20"/>
+              </w:rPr>
               <w:t xml:space="preserve"> </w:t>
             </w:r>
             <w:r>
+              <w:rPr>
+                <w:rFonts w:ascii="Times New Roman" w:hAnsi="Times New Roman"/>
+                <w:sz w:val="20"/>
+              </w:rPr>
               <w:t xml:space="preserve">+</w:t>
             </w:r>
             <w:r>
+              <w:rPr>
+                <w:rFonts w:ascii="Times New Roman" w:hAnsi="Times New Roman"/>
+                <w:sz w:val="20"/>
+              </w:rPr>
               <w:t xml:space="preserve"> </w:t>
             </w:r>
             <w:r>
               <w:rPr>
                 <w:rStyle w:val="VerbatimChar"/>
+                <w:rFonts w:ascii="Times New Roman" w:hAnsi="Times New Roman"/>
+                <w:sz w:val="20"/>
               </w:rPr>
               <w:t xml:space="preserve">randomise</w:t>
             </w:r>
@@ -5660,8 +6765,13 @@
           <w:p>
             <w:pPr>
               <w:pStyle w:val="Compact"/>
-            </w:pPr>
-            <w:r>
+              <w:spacing w:line="240" w:lineRule="auto" w:before="20" w:after="20"/>
+            </w:pPr>
+            <w:r>
+              <w:rPr>
+                <w:rFonts w:ascii="Times New Roman" w:hAnsi="Times New Roman"/>
+                <w:sz w:val="20"/>
+              </w:rPr>
               <w:t xml:space="preserve">—</w:t>
             </w:r>
           </w:p>
@@ -5671,8 +6781,13 @@
           <w:p>
             <w:pPr>
               <w:pStyle w:val="Compact"/>
-            </w:pPr>
-            <w:r>
+              <w:spacing w:line="240" w:lineRule="auto" w:before="20" w:after="20"/>
+            </w:pPr>
+            <w:r>
+              <w:rPr>
+                <w:rFonts w:ascii="Times New Roman" w:hAnsi="Times New Roman"/>
+                <w:sz w:val="20"/>
+              </w:rPr>
               <w:t xml:space="preserve">—</w:t>
             </w:r>
           </w:p>
@@ -5725,8 +6840,23 @@
       <w:tblPr>
         <w:tblStyle w:val="Table"/>
         <w:tblW w:type="pct" w:w="5000"/>
+        <w:jc w:val="center"/>
         <w:tblLayout w:type="fixed"/>
         <w:tblLook w:firstRow="1" w:lastRow="0" w:firstColumn="0" w:lastColumn="0" w:noHBand="0" w:noVBand="0" w:val="0020"/>
+        <w:tblBorders>
+          <w:top w:val="single" w:sz="12" w:space="0" w:color="000000"/>
+          <w:bottom w:val="single" w:sz="12" w:space="0" w:color="000000"/>
+          <w:left w:val="none" w:sz="0" w:space="0" w:color="000000"/>
+          <w:right w:val="none" w:sz="0" w:space="0" w:color="000000"/>
+          <w:insideH w:val="none" w:sz="0" w:space="0" w:color="000000"/>
+          <w:insideV w:val="none" w:sz="0" w:space="0" w:color="000000"/>
+        </w:tblBorders>
+        <w:tblCellMar>
+          <w:top w:w="60" w:type="dxa"/>
+          <w:bottom w:w="60" w:type="dxa"/>
+          <w:left w:w="90" w:type="dxa"/>
+          <w:right w:w="90" w:type="dxa"/>
+        </w:tblCellMar>
       </w:tblPr>
       <w:tblGrid>
         <w:gridCol w:w="990"/>
@@ -5743,89 +6873,169 @@
           <w:tblHeader w:val="on"/>
         </w:trPr>
         <w:tc>
-          <w:tcPr/>
-          <w:p>
-            <w:pPr>
-              <w:pStyle w:val="Compact"/>
-            </w:pPr>
-            <w:r>
+          <w:tcPr>
+            <w:tcBorders>
+              <w:bottom w:val="single" w:sz="6" w:space="0" w:color="000000"/>
+            </w:tcBorders>
+          </w:tcPr>
+          <w:p>
+            <w:pPr>
+              <w:pStyle w:val="Compact"/>
+              <w:spacing w:line="240" w:lineRule="auto" w:before="20" w:after="20"/>
+            </w:pPr>
+            <w:r>
+              <w:rPr>
+                <w:rFonts w:ascii="Times New Roman" w:hAnsi="Times New Roman"/>
+                <w:b/>
+                <w:sz w:val="20"/>
+              </w:rPr>
               <w:t xml:space="preserve">Comparison</w:t>
             </w:r>
           </w:p>
         </w:tc>
         <w:tc>
-          <w:tcPr/>
-          <w:p>
-            <w:pPr>
-              <w:pStyle w:val="Compact"/>
-            </w:pPr>
-            <w:r>
+          <w:tcPr>
+            <w:tcBorders>
+              <w:bottom w:val="single" w:sz="6" w:space="0" w:color="000000"/>
+            </w:tcBorders>
+          </w:tcPr>
+          <w:p>
+            <w:pPr>
+              <w:pStyle w:val="Compact"/>
+              <w:spacing w:line="240" w:lineRule="auto" w:before="20" w:after="20"/>
+            </w:pPr>
+            <w:r>
+              <w:rPr>
+                <w:rFonts w:ascii="Times New Roman" w:hAnsi="Times New Roman"/>
+                <w:b/>
+                <w:sz w:val="20"/>
+              </w:rPr>
               <w:t xml:space="preserve">Mask DSC</w:t>
             </w:r>
           </w:p>
         </w:tc>
         <w:tc>
-          <w:tcPr/>
-          <w:p>
-            <w:pPr>
-              <w:pStyle w:val="Compact"/>
-            </w:pPr>
-            <w:r>
+          <w:tcPr>
+            <w:tcBorders>
+              <w:bottom w:val="single" w:sz="6" w:space="0" w:color="000000"/>
+            </w:tcBorders>
+          </w:tcPr>
+          <w:p>
+            <w:pPr>
+              <w:pStyle w:val="Compact"/>
+              <w:spacing w:line="240" w:lineRule="auto" w:before="20" w:after="20"/>
+            </w:pPr>
+            <w:r>
+              <w:rPr>
+                <w:rFonts w:ascii="Times New Roman" w:hAnsi="Times New Roman"/>
+                <w:b/>
+                <w:sz w:val="20"/>
+              </w:rPr>
               <w:t xml:space="preserve">FA r</w:t>
             </w:r>
           </w:p>
         </w:tc>
         <w:tc>
-          <w:tcPr/>
-          <w:p>
-            <w:pPr>
-              <w:pStyle w:val="Compact"/>
-            </w:pPr>
-            <w:r>
+          <w:tcPr>
+            <w:tcBorders>
+              <w:bottom w:val="single" w:sz="6" w:space="0" w:color="000000"/>
+            </w:tcBorders>
+          </w:tcPr>
+          <w:p>
+            <w:pPr>
+              <w:pStyle w:val="Compact"/>
+              <w:spacing w:line="240" w:lineRule="auto" w:before="20" w:after="20"/>
+            </w:pPr>
+            <w:r>
+              <w:rPr>
+                <w:rFonts w:ascii="Times New Roman" w:hAnsi="Times New Roman"/>
+                <w:b/>
+                <w:sz w:val="20"/>
+              </w:rPr>
               <w:t xml:space="preserve">FA MAE</w:t>
             </w:r>
           </w:p>
         </w:tc>
         <w:tc>
-          <w:tcPr/>
-          <w:p>
-            <w:pPr>
-              <w:pStyle w:val="Compact"/>
-            </w:pPr>
-            <w:r>
+          <w:tcPr>
+            <w:tcBorders>
+              <w:bottom w:val="single" w:sz="6" w:space="0" w:color="000000"/>
+            </w:tcBorders>
+          </w:tcPr>
+          <w:p>
+            <w:pPr>
+              <w:pStyle w:val="Compact"/>
+              <w:spacing w:line="240" w:lineRule="auto" w:before="20" w:after="20"/>
+            </w:pPr>
+            <w:r>
+              <w:rPr>
+                <w:rFonts w:ascii="Times New Roman" w:hAnsi="Times New Roman"/>
+                <w:b/>
+                <w:sz w:val="20"/>
+              </w:rPr>
               <w:t xml:space="preserve">FA bias</w:t>
             </w:r>
           </w:p>
         </w:tc>
         <w:tc>
-          <w:tcPr/>
-          <w:p>
-            <w:pPr>
-              <w:pStyle w:val="Compact"/>
-            </w:pPr>
-            <w:r>
+          <w:tcPr>
+            <w:tcBorders>
+              <w:bottom w:val="single" w:sz="6" w:space="0" w:color="000000"/>
+            </w:tcBorders>
+          </w:tcPr>
+          <w:p>
+            <w:pPr>
+              <w:pStyle w:val="Compact"/>
+              <w:spacing w:line="240" w:lineRule="auto" w:before="20" w:after="20"/>
+            </w:pPr>
+            <w:r>
+              <w:rPr>
+                <w:rFonts w:ascii="Times New Roman" w:hAnsi="Times New Roman"/>
+                <w:b/>
+                <w:sz w:val="20"/>
+              </w:rPr>
               <w:t xml:space="preserve">FA 95% LoA</w:t>
             </w:r>
           </w:p>
         </w:tc>
         <w:tc>
-          <w:tcPr/>
-          <w:p>
-            <w:pPr>
-              <w:pStyle w:val="Compact"/>
-            </w:pPr>
-            <w:r>
+          <w:tcPr>
+            <w:tcBorders>
+              <w:bottom w:val="single" w:sz="6" w:space="0" w:color="000000"/>
+            </w:tcBorders>
+          </w:tcPr>
+          <w:p>
+            <w:pPr>
+              <w:pStyle w:val="Compact"/>
+              <w:spacing w:line="240" w:lineRule="auto" w:before="20" w:after="20"/>
+            </w:pPr>
+            <w:r>
+              <w:rPr>
+                <w:rFonts w:ascii="Times New Roman" w:hAnsi="Times New Roman"/>
+                <w:b/>
+                <w:sz w:val="20"/>
+              </w:rPr>
               <w:t xml:space="preserve">MD r</w:t>
             </w:r>
           </w:p>
         </w:tc>
         <w:tc>
-          <w:tcPr/>
-          <w:p>
-            <w:pPr>
-              <w:pStyle w:val="Compact"/>
-            </w:pPr>
-            <w:r>
+          <w:tcPr>
+            <w:tcBorders>
+              <w:bottom w:val="single" w:sz="6" w:space="0" w:color="000000"/>
+            </w:tcBorders>
+          </w:tcPr>
+          <w:p>
+            <w:pPr>
+              <w:pStyle w:val="Compact"/>
+              <w:spacing w:line="240" w:lineRule="auto" w:before="20" w:after="20"/>
+            </w:pPr>
+            <w:r>
+              <w:rPr>
+                <w:rFonts w:ascii="Times New Roman" w:hAnsi="Times New Roman"/>
+                <w:b/>
+                <w:sz w:val="20"/>
+              </w:rPr>
               <w:t xml:space="preserve">MD MAE</w:t>
             </w:r>
           </w:p>
@@ -5837,8 +7047,13 @@
           <w:p>
             <w:pPr>
               <w:pStyle w:val="Compact"/>
-            </w:pPr>
-            <w:r>
+              <w:spacing w:line="240" w:lineRule="auto" w:before="20" w:after="20"/>
+            </w:pPr>
+            <w:r>
+              <w:rPr>
+                <w:rFonts w:ascii="Times New Roman" w:hAnsi="Times New Roman"/>
+                <w:sz w:val="20"/>
+              </w:rPr>
               <w:t xml:space="preserve">FSL vs. DIPY</w:t>
             </w:r>
           </w:p>
@@ -5848,8 +7063,13 @@
           <w:p>
             <w:pPr>
               <w:pStyle w:val="Compact"/>
-            </w:pPr>
-            <w:r>
+              <w:spacing w:line="240" w:lineRule="auto" w:before="20" w:after="20"/>
+            </w:pPr>
+            <w:r>
+              <w:rPr>
+                <w:rFonts w:ascii="Times New Roman" w:hAnsi="Times New Roman"/>
+                <w:sz w:val="20"/>
+              </w:rPr>
               <w:t xml:space="preserve">0.9277</w:t>
             </w:r>
           </w:p>
@@ -5859,8 +7079,13 @@
           <w:p>
             <w:pPr>
               <w:pStyle w:val="Compact"/>
-            </w:pPr>
-            <w:r>
+              <w:spacing w:line="240" w:lineRule="auto" w:before="20" w:after="20"/>
+            </w:pPr>
+            <w:r>
+              <w:rPr>
+                <w:rFonts w:ascii="Times New Roman" w:hAnsi="Times New Roman"/>
+                <w:sz w:val="20"/>
+              </w:rPr>
               <w:t xml:space="preserve">0.9604</w:t>
             </w:r>
           </w:p>
@@ -5870,8 +7095,13 @@
           <w:p>
             <w:pPr>
               <w:pStyle w:val="Compact"/>
-            </w:pPr>
-            <w:r>
+              <w:spacing w:line="240" w:lineRule="auto" w:before="20" w:after="20"/>
+            </w:pPr>
+            <w:r>
+              <w:rPr>
+                <w:rFonts w:ascii="Times New Roman" w:hAnsi="Times New Roman"/>
+                <w:sz w:val="20"/>
+              </w:rPr>
               <w:t xml:space="preserve">0.0228</w:t>
             </w:r>
           </w:p>
@@ -5881,8 +7111,13 @@
           <w:p>
             <w:pPr>
               <w:pStyle w:val="Compact"/>
-            </w:pPr>
-            <w:r>
+              <w:spacing w:line="240" w:lineRule="auto" w:before="20" w:after="20"/>
+            </w:pPr>
+            <w:r>
+              <w:rPr>
+                <w:rFonts w:ascii="Times New Roman" w:hAnsi="Times New Roman"/>
+                <w:sz w:val="20"/>
+              </w:rPr>
               <w:t xml:space="preserve">−0.0158</w:t>
             </w:r>
           </w:p>
@@ -5892,8 +7127,13 @@
           <w:p>
             <w:pPr>
               <w:pStyle w:val="Compact"/>
-            </w:pPr>
-            <w:r>
+              <w:spacing w:line="240" w:lineRule="auto" w:before="20" w:after="20"/>
+            </w:pPr>
+            <w:r>
+              <w:rPr>
+                <w:rFonts w:ascii="Times New Roman" w:hAnsi="Times New Roman"/>
+                <w:sz w:val="20"/>
+              </w:rPr>
               <w:t xml:space="preserve">[−0.0992, +0.0676]</w:t>
             </w:r>
           </w:p>
@@ -5903,8 +7143,13 @@
           <w:p>
             <w:pPr>
               <w:pStyle w:val="Compact"/>
-            </w:pPr>
-            <w:r>
+              <w:spacing w:line="240" w:lineRule="auto" w:before="20" w:after="20"/>
+            </w:pPr>
+            <w:r>
+              <w:rPr>
+                <w:rFonts w:ascii="Times New Roman" w:hAnsi="Times New Roman"/>
+                <w:sz w:val="20"/>
+              </w:rPr>
               <w:t xml:space="preserve">0.9368</w:t>
             </w:r>
           </w:p>
@@ -5914,8 +7159,13 @@
           <w:p>
             <w:pPr>
               <w:pStyle w:val="Compact"/>
-            </w:pPr>
-            <w:r>
+              <w:spacing w:line="240" w:lineRule="auto" w:before="20" w:after="20"/>
+            </w:pPr>
+            <w:r>
+              <w:rPr>
+                <w:rFonts w:ascii="Times New Roman" w:hAnsi="Times New Roman"/>
+                <w:sz w:val="20"/>
+              </w:rPr>
               <w:t xml:space="preserve">0.0325</w:t>
             </w:r>
           </w:p>
@@ -5927,8 +7177,13 @@
           <w:p>
             <w:pPr>
               <w:pStyle w:val="Compact"/>
-            </w:pPr>
-            <w:r>
+              <w:spacing w:line="240" w:lineRule="auto" w:before="20" w:after="20"/>
+            </w:pPr>
+            <w:r>
+              <w:rPr>
+                <w:rFonts w:ascii="Times New Roman" w:hAnsi="Times New Roman"/>
+                <w:sz w:val="20"/>
+              </w:rPr>
               <w:t xml:space="preserve">FSL vs. MRtrix3</w:t>
             </w:r>
           </w:p>
@@ -5938,8 +7193,13 @@
           <w:p>
             <w:pPr>
               <w:pStyle w:val="Compact"/>
-            </w:pPr>
-            <w:r>
+              <w:spacing w:line="240" w:lineRule="auto" w:before="20" w:after="20"/>
+            </w:pPr>
+            <w:r>
+              <w:rPr>
+                <w:rFonts w:ascii="Times New Roman" w:hAnsi="Times New Roman"/>
+                <w:sz w:val="20"/>
+              </w:rPr>
               <w:t xml:space="preserve">0.9024</w:t>
             </w:r>
           </w:p>
@@ -5949,8 +7209,13 @@
           <w:p>
             <w:pPr>
               <w:pStyle w:val="Compact"/>
-            </w:pPr>
-            <w:r>
+              <w:spacing w:line="240" w:lineRule="auto" w:before="20" w:after="20"/>
+            </w:pPr>
+            <w:r>
+              <w:rPr>
+                <w:rFonts w:ascii="Times New Roman" w:hAnsi="Times New Roman"/>
+                <w:sz w:val="20"/>
+              </w:rPr>
               <w:t xml:space="preserve">0.9652</w:t>
             </w:r>
           </w:p>
@@ -5960,8 +7225,13 @@
           <w:p>
             <w:pPr>
               <w:pStyle w:val="Compact"/>
-            </w:pPr>
-            <w:r>
+              <w:spacing w:line="240" w:lineRule="auto" w:before="20" w:after="20"/>
+            </w:pPr>
+            <w:r>
+              <w:rPr>
+                <w:rFonts w:ascii="Times New Roman" w:hAnsi="Times New Roman"/>
+                <w:sz w:val="20"/>
+              </w:rPr>
               <w:t xml:space="preserve">0.0247</w:t>
             </w:r>
           </w:p>
@@ -5971,8 +7241,13 @@
           <w:p>
             <w:pPr>
               <w:pStyle w:val="Compact"/>
-            </w:pPr>
-            <w:r>
+              <w:spacing w:line="240" w:lineRule="auto" w:before="20" w:after="20"/>
+            </w:pPr>
+            <w:r>
+              <w:rPr>
+                <w:rFonts w:ascii="Times New Roman" w:hAnsi="Times New Roman"/>
+                <w:sz w:val="20"/>
+              </w:rPr>
               <w:t xml:space="preserve">−0.0181</w:t>
             </w:r>
           </w:p>
@@ -5982,8 +7257,13 @@
           <w:p>
             <w:pPr>
               <w:pStyle w:val="Compact"/>
-            </w:pPr>
-            <w:r>
+              <w:spacing w:line="240" w:lineRule="auto" w:before="20" w:after="20"/>
+            </w:pPr>
+            <w:r>
+              <w:rPr>
+                <w:rFonts w:ascii="Times New Roman" w:hAnsi="Times New Roman"/>
+                <w:sz w:val="20"/>
+              </w:rPr>
               <w:t xml:space="preserve">[−0.0964, +0.0602]</w:t>
             </w:r>
           </w:p>
@@ -5993,8 +7273,13 @@
           <w:p>
             <w:pPr>
               <w:pStyle w:val="Compact"/>
-            </w:pPr>
-            <w:r>
+              <w:spacing w:line="240" w:lineRule="auto" w:before="20" w:after="20"/>
+            </w:pPr>
+            <w:r>
+              <w:rPr>
+                <w:rFonts w:ascii="Times New Roman" w:hAnsi="Times New Roman"/>
+                <w:sz w:val="20"/>
+              </w:rPr>
               <w:t xml:space="preserve">0.9402</w:t>
             </w:r>
           </w:p>
@@ -6004,8 +7289,13 @@
           <w:p>
             <w:pPr>
               <w:pStyle w:val="Compact"/>
-            </w:pPr>
-            <w:r>
+              <w:spacing w:line="240" w:lineRule="auto" w:before="20" w:after="20"/>
+            </w:pPr>
+            <w:r>
+              <w:rPr>
+                <w:rFonts w:ascii="Times New Roman" w:hAnsi="Times New Roman"/>
+                <w:sz w:val="20"/>
+              </w:rPr>
               <w:t xml:space="preserve">0.0333</w:t>
             </w:r>
           </w:p>
@@ -6017,8 +7307,13 @@
           <w:p>
             <w:pPr>
               <w:pStyle w:val="Compact"/>
-            </w:pPr>
-            <w:r>
+              <w:spacing w:line="240" w:lineRule="auto" w:before="20" w:after="20"/>
+            </w:pPr>
+            <w:r>
+              <w:rPr>
+                <w:rFonts w:ascii="Times New Roman" w:hAnsi="Times New Roman"/>
+                <w:sz w:val="20"/>
+              </w:rPr>
               <w:t xml:space="preserve">MRtrix3 vs. DIPY</w:t>
             </w:r>
           </w:p>
@@ -6028,8 +7323,13 @@
           <w:p>
             <w:pPr>
               <w:pStyle w:val="Compact"/>
-            </w:pPr>
-            <w:r>
+              <w:spacing w:line="240" w:lineRule="auto" w:before="20" w:after="20"/>
+            </w:pPr>
+            <w:r>
+              <w:rPr>
+                <w:rFonts w:ascii="Times New Roman" w:hAnsi="Times New Roman"/>
+                <w:sz w:val="20"/>
+              </w:rPr>
               <w:t xml:space="preserve">0.9009</w:t>
             </w:r>
           </w:p>
@@ -6039,8 +7339,13 @@
           <w:p>
             <w:pPr>
               <w:pStyle w:val="Compact"/>
-            </w:pPr>
-            <w:r>
+              <w:spacing w:line="240" w:lineRule="auto" w:before="20" w:after="20"/>
+            </w:pPr>
+            <w:r>
+              <w:rPr>
+                <w:rFonts w:ascii="Times New Roman" w:hAnsi="Times New Roman"/>
+                <w:sz w:val="20"/>
+              </w:rPr>
               <w:t xml:space="preserve">0.9990</w:t>
             </w:r>
           </w:p>
@@ -6050,8 +7355,13 @@
           <w:p>
             <w:pPr>
               <w:pStyle w:val="Compact"/>
-            </w:pPr>
-            <w:r>
+              <w:spacing w:line="240" w:lineRule="auto" w:before="20" w:after="20"/>
+            </w:pPr>
+            <w:r>
+              <w:rPr>
+                <w:rFonts w:ascii="Times New Roman" w:hAnsi="Times New Roman"/>
+                <w:sz w:val="20"/>
+              </w:rPr>
               <w:t xml:space="preserve">0.0029</w:t>
             </w:r>
           </w:p>
@@ -6061,8 +7371,13 @@
           <w:p>
             <w:pPr>
               <w:pStyle w:val="Compact"/>
-            </w:pPr>
-            <w:r>
+              <w:spacing w:line="240" w:lineRule="auto" w:before="20" w:after="20"/>
+            </w:pPr>
+            <w:r>
+              <w:rPr>
+                <w:rFonts w:ascii="Times New Roman" w:hAnsi="Times New Roman"/>
+                <w:sz w:val="20"/>
+              </w:rPr>
               <w:t xml:space="preserve">+0.0027</w:t>
             </w:r>
           </w:p>
@@ -6072,8 +7387,13 @@
           <w:p>
             <w:pPr>
               <w:pStyle w:val="Compact"/>
-            </w:pPr>
-            <w:r>
+              <w:spacing w:line="240" w:lineRule="auto" w:before="20" w:after="20"/>
+            </w:pPr>
+            <w:r>
+              <w:rPr>
+                <w:rFonts w:ascii="Times New Roman" w:hAnsi="Times New Roman"/>
+                <w:sz w:val="20"/>
+              </w:rPr>
               <w:t xml:space="preserve">[−0.0107, +0.0162]</w:t>
             </w:r>
           </w:p>
@@ -6083,8 +7403,13 @@
           <w:p>
             <w:pPr>
               <w:pStyle w:val="Compact"/>
-            </w:pPr>
-            <w:r>
+              <w:spacing w:line="240" w:lineRule="auto" w:before="20" w:after="20"/>
+            </w:pPr>
+            <w:r>
+              <w:rPr>
+                <w:rFonts w:ascii="Times New Roman" w:hAnsi="Times New Roman"/>
+                <w:sz w:val="20"/>
+              </w:rPr>
               <w:t xml:space="preserve">0.9965</w:t>
             </w:r>
           </w:p>
@@ -6094,8 +7419,13 @@
           <w:p>
             <w:pPr>
               <w:pStyle w:val="Compact"/>
-            </w:pPr>
-            <w:r>
+              <w:spacing w:line="240" w:lineRule="auto" w:before="20" w:after="20"/>
+            </w:pPr>
+            <w:r>
+              <w:rPr>
+                <w:rFonts w:ascii="Times New Roman" w:hAnsi="Times New Roman"/>
+                <w:sz w:val="20"/>
+              </w:rPr>
               <w:t xml:space="preserve">0.0012</w:t>
             </w:r>
           </w:p>
@@ -6118,8 +7448,23 @@
       <w:tblPr>
         <w:tblStyle w:val="Table"/>
         <w:tblW w:type="pct" w:w="5000"/>
+        <w:jc w:val="center"/>
         <w:tblLayout w:type="fixed"/>
         <w:tblLook w:firstRow="1" w:lastRow="0" w:firstColumn="0" w:lastColumn="0" w:noHBand="0" w:noVBand="0" w:val="0020"/>
+        <w:tblBorders>
+          <w:top w:val="single" w:sz="12" w:space="0" w:color="000000"/>
+          <w:bottom w:val="single" w:sz="12" w:space="0" w:color="000000"/>
+          <w:left w:val="none" w:sz="0" w:space="0" w:color="000000"/>
+          <w:right w:val="none" w:sz="0" w:space="0" w:color="000000"/>
+          <w:insideH w:val="none" w:sz="0" w:space="0" w:color="000000"/>
+          <w:insideV w:val="none" w:sz="0" w:space="0" w:color="000000"/>
+        </w:tblBorders>
+        <w:tblCellMar>
+          <w:top w:w="60" w:type="dxa"/>
+          <w:bottom w:w="60" w:type="dxa"/>
+          <w:left w:w="90" w:type="dxa"/>
+          <w:right w:w="90" w:type="dxa"/>
+        </w:tblCellMar>
       </w:tblPr>
       <w:tblGrid>
         <w:gridCol w:w="990"/>
@@ -6136,89 +7481,169 @@
           <w:tblHeader w:val="on"/>
         </w:trPr>
         <w:tc>
-          <w:tcPr/>
-          <w:p>
-            <w:pPr>
-              <w:pStyle w:val="Compact"/>
-            </w:pPr>
-            <w:r>
+          <w:tcPr>
+            <w:tcBorders>
+              <w:bottom w:val="single" w:sz="6" w:space="0" w:color="000000"/>
+            </w:tcBorders>
+          </w:tcPr>
+          <w:p>
+            <w:pPr>
+              <w:pStyle w:val="Compact"/>
+              <w:spacing w:line="240" w:lineRule="auto" w:before="20" w:after="20"/>
+            </w:pPr>
+            <w:r>
+              <w:rPr>
+                <w:rFonts w:ascii="Times New Roman" w:hAnsi="Times New Roman"/>
+                <w:b/>
+                <w:sz w:val="20"/>
+              </w:rPr>
               <w:t xml:space="preserve">Comparison</w:t>
             </w:r>
           </w:p>
         </w:tc>
         <w:tc>
-          <w:tcPr/>
-          <w:p>
-            <w:pPr>
-              <w:pStyle w:val="Compact"/>
-            </w:pPr>
-            <w:r>
+          <w:tcPr>
+            <w:tcBorders>
+              <w:bottom w:val="single" w:sz="6" w:space="0" w:color="000000"/>
+            </w:tcBorders>
+          </w:tcPr>
+          <w:p>
+            <w:pPr>
+              <w:pStyle w:val="Compact"/>
+              <w:spacing w:line="240" w:lineRule="auto" w:before="20" w:after="20"/>
+            </w:pPr>
+            <w:r>
+              <w:rPr>
+                <w:rFonts w:ascii="Times New Roman" w:hAnsi="Times New Roman"/>
+                <w:b/>
+                <w:sz w:val="20"/>
+              </w:rPr>
               <w:t xml:space="preserve">Mask DSC</w:t>
             </w:r>
           </w:p>
         </w:tc>
         <w:tc>
-          <w:tcPr/>
-          <w:p>
-            <w:pPr>
-              <w:pStyle w:val="Compact"/>
-            </w:pPr>
-            <w:r>
+          <w:tcPr>
+            <w:tcBorders>
+              <w:bottom w:val="single" w:sz="6" w:space="0" w:color="000000"/>
+            </w:tcBorders>
+          </w:tcPr>
+          <w:p>
+            <w:pPr>
+              <w:pStyle w:val="Compact"/>
+              <w:spacing w:line="240" w:lineRule="auto" w:before="20" w:after="20"/>
+            </w:pPr>
+            <w:r>
+              <w:rPr>
+                <w:rFonts w:ascii="Times New Roman" w:hAnsi="Times New Roman"/>
+                <w:b/>
+                <w:sz w:val="20"/>
+              </w:rPr>
               <w:t xml:space="preserve">FA r</w:t>
             </w:r>
           </w:p>
         </w:tc>
         <w:tc>
-          <w:tcPr/>
-          <w:p>
-            <w:pPr>
-              <w:pStyle w:val="Compact"/>
-            </w:pPr>
-            <w:r>
+          <w:tcPr>
+            <w:tcBorders>
+              <w:bottom w:val="single" w:sz="6" w:space="0" w:color="000000"/>
+            </w:tcBorders>
+          </w:tcPr>
+          <w:p>
+            <w:pPr>
+              <w:pStyle w:val="Compact"/>
+              <w:spacing w:line="240" w:lineRule="auto" w:before="20" w:after="20"/>
+            </w:pPr>
+            <w:r>
+              <w:rPr>
+                <w:rFonts w:ascii="Times New Roman" w:hAnsi="Times New Roman"/>
+                <w:b/>
+                <w:sz w:val="20"/>
+              </w:rPr>
               <w:t xml:space="preserve">FA MAE</w:t>
             </w:r>
           </w:p>
         </w:tc>
         <w:tc>
-          <w:tcPr/>
-          <w:p>
-            <w:pPr>
-              <w:pStyle w:val="Compact"/>
-            </w:pPr>
-            <w:r>
+          <w:tcPr>
+            <w:tcBorders>
+              <w:bottom w:val="single" w:sz="6" w:space="0" w:color="000000"/>
+            </w:tcBorders>
+          </w:tcPr>
+          <w:p>
+            <w:pPr>
+              <w:pStyle w:val="Compact"/>
+              <w:spacing w:line="240" w:lineRule="auto" w:before="20" w:after="20"/>
+            </w:pPr>
+            <w:r>
+              <w:rPr>
+                <w:rFonts w:ascii="Times New Roman" w:hAnsi="Times New Roman"/>
+                <w:b/>
+                <w:sz w:val="20"/>
+              </w:rPr>
               <w:t xml:space="preserve">FA bias</w:t>
             </w:r>
           </w:p>
         </w:tc>
         <w:tc>
-          <w:tcPr/>
-          <w:p>
-            <w:pPr>
-              <w:pStyle w:val="Compact"/>
-            </w:pPr>
-            <w:r>
+          <w:tcPr>
+            <w:tcBorders>
+              <w:bottom w:val="single" w:sz="6" w:space="0" w:color="000000"/>
+            </w:tcBorders>
+          </w:tcPr>
+          <w:p>
+            <w:pPr>
+              <w:pStyle w:val="Compact"/>
+              <w:spacing w:line="240" w:lineRule="auto" w:before="20" w:after="20"/>
+            </w:pPr>
+            <w:r>
+              <w:rPr>
+                <w:rFonts w:ascii="Times New Roman" w:hAnsi="Times New Roman"/>
+                <w:b/>
+                <w:sz w:val="20"/>
+              </w:rPr>
               <w:t xml:space="preserve">FA 95% LoA</w:t>
             </w:r>
           </w:p>
         </w:tc>
         <w:tc>
-          <w:tcPr/>
-          <w:p>
-            <w:pPr>
-              <w:pStyle w:val="Compact"/>
-            </w:pPr>
-            <w:r>
+          <w:tcPr>
+            <w:tcBorders>
+              <w:bottom w:val="single" w:sz="6" w:space="0" w:color="000000"/>
+            </w:tcBorders>
+          </w:tcPr>
+          <w:p>
+            <w:pPr>
+              <w:pStyle w:val="Compact"/>
+              <w:spacing w:line="240" w:lineRule="auto" w:before="20" w:after="20"/>
+            </w:pPr>
+            <w:r>
+              <w:rPr>
+                <w:rFonts w:ascii="Times New Roman" w:hAnsi="Times New Roman"/>
+                <w:b/>
+                <w:sz w:val="20"/>
+              </w:rPr>
               <w:t xml:space="preserve">MD r</w:t>
             </w:r>
           </w:p>
         </w:tc>
         <w:tc>
-          <w:tcPr/>
-          <w:p>
-            <w:pPr>
-              <w:pStyle w:val="Compact"/>
-            </w:pPr>
-            <w:r>
+          <w:tcPr>
+            <w:tcBorders>
+              <w:bottom w:val="single" w:sz="6" w:space="0" w:color="000000"/>
+            </w:tcBorders>
+          </w:tcPr>
+          <w:p>
+            <w:pPr>
+              <w:pStyle w:val="Compact"/>
+              <w:spacing w:line="240" w:lineRule="auto" w:before="20" w:after="20"/>
+            </w:pPr>
+            <w:r>
+              <w:rPr>
+                <w:rFonts w:ascii="Times New Roman" w:hAnsi="Times New Roman"/>
+                <w:b/>
+                <w:sz w:val="20"/>
+              </w:rPr>
               <w:t xml:space="preserve">MD MAE</w:t>
             </w:r>
           </w:p>
@@ -6230,8 +7655,13 @@
           <w:p>
             <w:pPr>
               <w:pStyle w:val="Compact"/>
-            </w:pPr>
-            <w:r>
+              <w:spacing w:line="240" w:lineRule="auto" w:before="20" w:after="20"/>
+            </w:pPr>
+            <w:r>
+              <w:rPr>
+                <w:rFonts w:ascii="Times New Roman" w:hAnsi="Times New Roman"/>
+                <w:sz w:val="20"/>
+              </w:rPr>
               <w:t xml:space="preserve">FSL vs. DIPY</w:t>
             </w:r>
           </w:p>
@@ -6241,8 +7671,13 @@
           <w:p>
             <w:pPr>
               <w:pStyle w:val="Compact"/>
-            </w:pPr>
-            <w:r>
+              <w:spacing w:line="240" w:lineRule="auto" w:before="20" w:after="20"/>
+            </w:pPr>
+            <w:r>
+              <w:rPr>
+                <w:rFonts w:ascii="Times New Roman" w:hAnsi="Times New Roman"/>
+                <w:sz w:val="20"/>
+              </w:rPr>
               <w:t xml:space="preserve">0.9668</w:t>
             </w:r>
           </w:p>
@@ -6252,8 +7687,13 @@
           <w:p>
             <w:pPr>
               <w:pStyle w:val="Compact"/>
-            </w:pPr>
-            <w:r>
+              <w:spacing w:line="240" w:lineRule="auto" w:before="20" w:after="20"/>
+            </w:pPr>
+            <w:r>
+              <w:rPr>
+                <w:rFonts w:ascii="Times New Roman" w:hAnsi="Times New Roman"/>
+                <w:sz w:val="20"/>
+              </w:rPr>
               <w:t xml:space="preserve">0.8897</w:t>
             </w:r>
           </w:p>
@@ -6263,8 +7703,13 @@
           <w:p>
             <w:pPr>
               <w:pStyle w:val="Compact"/>
-            </w:pPr>
-            <w:r>
+              <w:spacing w:line="240" w:lineRule="auto" w:before="20" w:after="20"/>
+            </w:pPr>
+            <w:r>
+              <w:rPr>
+                <w:rFonts w:ascii="Times New Roman" w:hAnsi="Times New Roman"/>
+                <w:sz w:val="20"/>
+              </w:rPr>
               <w:t xml:space="preserve">0.0504</w:t>
             </w:r>
           </w:p>
@@ -6274,8 +7719,13 @@
           <w:p>
             <w:pPr>
               <w:pStyle w:val="Compact"/>
-            </w:pPr>
-            <w:r>
+              <w:spacing w:line="240" w:lineRule="auto" w:before="20" w:after="20"/>
+            </w:pPr>
+            <w:r>
+              <w:rPr>
+                <w:rFonts w:ascii="Times New Roman" w:hAnsi="Times New Roman"/>
+                <w:sz w:val="20"/>
+              </w:rPr>
               <w:t xml:space="preserve">+0.0148</w:t>
             </w:r>
           </w:p>
@@ -6285,8 +7735,13 @@
           <w:p>
             <w:pPr>
               <w:pStyle w:val="Compact"/>
-            </w:pPr>
-            <w:r>
+              <w:spacing w:line="240" w:lineRule="auto" w:before="20" w:after="20"/>
+            </w:pPr>
+            <w:r>
+              <w:rPr>
+                <w:rFonts w:ascii="Times New Roman" w:hAnsi="Times New Roman"/>
+                <w:sz w:val="20"/>
+              </w:rPr>
               <w:t xml:space="preserve">[−0.1640, +0.1937]</w:t>
             </w:r>
           </w:p>
@@ -6296,8 +7751,13 @@
           <w:p>
             <w:pPr>
               <w:pStyle w:val="Compact"/>
-            </w:pPr>
-            <w:r>
+              <w:spacing w:line="240" w:lineRule="auto" w:before="20" w:after="20"/>
+            </w:pPr>
+            <w:r>
+              <w:rPr>
+                <w:rFonts w:ascii="Times New Roman" w:hAnsi="Times New Roman"/>
+                <w:sz w:val="20"/>
+              </w:rPr>
               <w:t xml:space="preserve">0.9012</w:t>
             </w:r>
           </w:p>
@@ -6307,8 +7767,13 @@
           <w:p>
             <w:pPr>
               <w:pStyle w:val="Compact"/>
-            </w:pPr>
-            <w:r>
+              <w:spacing w:line="240" w:lineRule="auto" w:before="20" w:after="20"/>
+            </w:pPr>
+            <w:r>
+              <w:rPr>
+                <w:rFonts w:ascii="Times New Roman" w:hAnsi="Times New Roman"/>
+                <w:sz w:val="20"/>
+              </w:rPr>
               <w:t xml:space="preserve">0.1272</w:t>
             </w:r>
           </w:p>
@@ -6320,8 +7785,13 @@
           <w:p>
             <w:pPr>
               <w:pStyle w:val="Compact"/>
-            </w:pPr>
-            <w:r>
+              <w:spacing w:line="240" w:lineRule="auto" w:before="20" w:after="20"/>
+            </w:pPr>
+            <w:r>
+              <w:rPr>
+                <w:rFonts w:ascii="Times New Roman" w:hAnsi="Times New Roman"/>
+                <w:sz w:val="20"/>
+              </w:rPr>
               <w:t xml:space="preserve">FSL vs. MRtrix3</w:t>
             </w:r>
           </w:p>
@@ -6331,8 +7801,13 @@
           <w:p>
             <w:pPr>
               <w:pStyle w:val="Compact"/>
-            </w:pPr>
-            <w:r>
+              <w:spacing w:line="240" w:lineRule="auto" w:before="20" w:after="20"/>
+            </w:pPr>
+            <w:r>
+              <w:rPr>
+                <w:rFonts w:ascii="Times New Roman" w:hAnsi="Times New Roman"/>
+                <w:sz w:val="20"/>
+              </w:rPr>
               <w:t xml:space="preserve">0.9058</w:t>
             </w:r>
           </w:p>
@@ -6342,8 +7817,13 @@
           <w:p>
             <w:pPr>
               <w:pStyle w:val="Compact"/>
-            </w:pPr>
-            <w:r>
+              <w:spacing w:line="240" w:lineRule="auto" w:before="20" w:after="20"/>
+            </w:pPr>
+            <w:r>
+              <w:rPr>
+                <w:rFonts w:ascii="Times New Roman" w:hAnsi="Times New Roman"/>
+                <w:sz w:val="20"/>
+              </w:rPr>
               <w:t xml:space="preserve">0.9157</w:t>
             </w:r>
           </w:p>
@@ -6353,8 +7833,13 @@
           <w:p>
             <w:pPr>
               <w:pStyle w:val="Compact"/>
-            </w:pPr>
-            <w:r>
+              <w:spacing w:line="240" w:lineRule="auto" w:before="20" w:after="20"/>
+            </w:pPr>
+            <w:r>
+              <w:rPr>
+                <w:rFonts w:ascii="Times New Roman" w:hAnsi="Times New Roman"/>
+                <w:sz w:val="20"/>
+              </w:rPr>
               <w:t xml:space="preserve">0.0460</w:t>
             </w:r>
           </w:p>
@@ -6364,8 +7849,13 @@
           <w:p>
             <w:pPr>
               <w:pStyle w:val="Compact"/>
-            </w:pPr>
-            <w:r>
+              <w:spacing w:line="240" w:lineRule="auto" w:before="20" w:after="20"/>
+            </w:pPr>
+            <w:r>
+              <w:rPr>
+                <w:rFonts w:ascii="Times New Roman" w:hAnsi="Times New Roman"/>
+                <w:sz w:val="20"/>
+              </w:rPr>
               <w:t xml:space="preserve">+0.0139</w:t>
             </w:r>
           </w:p>
@@ -6375,8 +7865,13 @@
           <w:p>
             <w:pPr>
               <w:pStyle w:val="Compact"/>
-            </w:pPr>
-            <w:r>
+              <w:spacing w:line="240" w:lineRule="auto" w:before="20" w:after="20"/>
+            </w:pPr>
+            <w:r>
+              <w:rPr>
+                <w:rFonts w:ascii="Times New Roman" w:hAnsi="Times New Roman"/>
+                <w:sz w:val="20"/>
+              </w:rPr>
               <w:t xml:space="preserve">[−0.1419, +0.1696]</w:t>
             </w:r>
           </w:p>
@@ -6386,8 +7881,13 @@
           <w:p>
             <w:pPr>
               <w:pStyle w:val="Compact"/>
-            </w:pPr>
-            <w:r>
+              <w:spacing w:line="240" w:lineRule="auto" w:before="20" w:after="20"/>
+            </w:pPr>
+            <w:r>
+              <w:rPr>
+                <w:rFonts w:ascii="Times New Roman" w:hAnsi="Times New Roman"/>
+                <w:sz w:val="20"/>
+              </w:rPr>
               <w:t xml:space="preserve">0.9020</w:t>
             </w:r>
           </w:p>
@@ -6397,8 +7897,13 @@
           <w:p>
             <w:pPr>
               <w:pStyle w:val="Compact"/>
-            </w:pPr>
-            <w:r>
+              <w:spacing w:line="240" w:lineRule="auto" w:before="20" w:after="20"/>
+            </w:pPr>
+            <w:r>
+              <w:rPr>
+                <w:rFonts w:ascii="Times New Roman" w:hAnsi="Times New Roman"/>
+                <w:sz w:val="20"/>
+              </w:rPr>
               <w:t xml:space="preserve">0.1271</w:t>
             </w:r>
           </w:p>
@@ -6410,8 +7915,13 @@
           <w:p>
             <w:pPr>
               <w:pStyle w:val="Compact"/>
-            </w:pPr>
-            <w:r>
+              <w:spacing w:line="240" w:lineRule="auto" w:before="20" w:after="20"/>
+            </w:pPr>
+            <w:r>
+              <w:rPr>
+                <w:rFonts w:ascii="Times New Roman" w:hAnsi="Times New Roman"/>
+                <w:sz w:val="20"/>
+              </w:rPr>
               <w:t xml:space="preserve">MRtrix3 vs. DIPY</w:t>
             </w:r>
           </w:p>
@@ -6421,8 +7931,13 @@
           <w:p>
             <w:pPr>
               <w:pStyle w:val="Compact"/>
-            </w:pPr>
-            <w:r>
+              <w:spacing w:line="240" w:lineRule="auto" w:before="20" w:after="20"/>
+            </w:pPr>
+            <w:r>
+              <w:rPr>
+                <w:rFonts w:ascii="Times New Roman" w:hAnsi="Times New Roman"/>
+                <w:sz w:val="20"/>
+              </w:rPr>
               <w:t xml:space="preserve">0.9163</w:t>
             </w:r>
           </w:p>
@@ -6432,8 +7947,13 @@
           <w:p>
             <w:pPr>
               <w:pStyle w:val="Compact"/>
-            </w:pPr>
-            <w:r>
+              <w:spacing w:line="240" w:lineRule="auto" w:before="20" w:after="20"/>
+            </w:pPr>
+            <w:r>
+              <w:rPr>
+                <w:rFonts w:ascii="Times New Roman" w:hAnsi="Times New Roman"/>
+                <w:sz w:val="20"/>
+              </w:rPr>
               <w:t xml:space="preserve">0.9966</w:t>
             </w:r>
           </w:p>
@@ -6443,8 +7963,13 @@
           <w:p>
             <w:pPr>
               <w:pStyle w:val="Compact"/>
-            </w:pPr>
-            <w:r>
+              <w:spacing w:line="240" w:lineRule="auto" w:before="20" w:after="20"/>
+            </w:pPr>
+            <w:r>
+              <w:rPr>
+                <w:rFonts w:ascii="Times New Roman" w:hAnsi="Times New Roman"/>
+                <w:sz w:val="20"/>
+              </w:rPr>
               <w:t xml:space="preserve">0.0059</w:t>
             </w:r>
           </w:p>
@@ -6454,8 +7979,13 @@
           <w:p>
             <w:pPr>
               <w:pStyle w:val="Compact"/>
-            </w:pPr>
-            <w:r>
+              <w:spacing w:line="240" w:lineRule="auto" w:before="20" w:after="20"/>
+            </w:pPr>
+            <w:r>
+              <w:rPr>
+                <w:rFonts w:ascii="Times New Roman" w:hAnsi="Times New Roman"/>
+                <w:sz w:val="20"/>
+              </w:rPr>
               <w:t xml:space="preserve">+0.0053</w:t>
             </w:r>
           </w:p>
@@ -6465,8 +7995,13 @@
           <w:p>
             <w:pPr>
               <w:pStyle w:val="Compact"/>
-            </w:pPr>
-            <w:r>
+              <w:spacing w:line="240" w:lineRule="auto" w:before="20" w:after="20"/>
+            </w:pPr>
+            <w:r>
+              <w:rPr>
+                <w:rFonts w:ascii="Times New Roman" w:hAnsi="Times New Roman"/>
+                <w:sz w:val="20"/>
+              </w:rPr>
               <w:t xml:space="preserve">[−0.0260, +0.0366]</w:t>
             </w:r>
           </w:p>
@@ -6476,8 +8011,13 @@
           <w:p>
             <w:pPr>
               <w:pStyle w:val="Compact"/>
-            </w:pPr>
-            <w:r>
+              <w:spacing w:line="240" w:lineRule="auto" w:before="20" w:after="20"/>
+            </w:pPr>
+            <w:r>
+              <w:rPr>
+                <w:rFonts w:ascii="Times New Roman" w:hAnsi="Times New Roman"/>
+                <w:sz w:val="20"/>
+              </w:rPr>
               <w:t xml:space="preserve">0.9991</w:t>
             </w:r>
           </w:p>
@@ -6487,8 +8027,13 @@
           <w:p>
             <w:pPr>
               <w:pStyle w:val="Compact"/>
-            </w:pPr>
-            <w:r>
+              <w:spacing w:line="240" w:lineRule="auto" w:before="20" w:after="20"/>
+            </w:pPr>
+            <w:r>
+              <w:rPr>
+                <w:rFonts w:ascii="Times New Roman" w:hAnsi="Times New Roman"/>
+                <w:sz w:val="20"/>
+              </w:rPr>
               <w:t xml:space="preserve">0.0029</w:t>
             </w:r>
           </w:p>
@@ -6517,8 +8062,23 @@
       <w:tblPr>
         <w:tblStyle w:val="Table"/>
         <w:tblW w:type="pct" w:w="5000"/>
+        <w:jc w:val="center"/>
         <w:tblLayout w:type="fixed"/>
         <w:tblLook w:firstRow="1" w:lastRow="0" w:firstColumn="0" w:lastColumn="0" w:noHBand="0" w:noVBand="0" w:val="0020"/>
+        <w:tblBorders>
+          <w:top w:val="single" w:sz="12" w:space="0" w:color="000000"/>
+          <w:bottom w:val="single" w:sz="12" w:space="0" w:color="000000"/>
+          <w:left w:val="none" w:sz="0" w:space="0" w:color="000000"/>
+          <w:right w:val="none" w:sz="0" w:space="0" w:color="000000"/>
+          <w:insideH w:val="none" w:sz="0" w:space="0" w:color="000000"/>
+          <w:insideV w:val="none" w:sz="0" w:space="0" w:color="000000"/>
+        </w:tblBorders>
+        <w:tblCellMar>
+          <w:top w:w="60" w:type="dxa"/>
+          <w:bottom w:w="60" w:type="dxa"/>
+          <w:left w:w="90" w:type="dxa"/>
+          <w:right w:w="90" w:type="dxa"/>
+        </w:tblCellMar>
       </w:tblPr>
       <w:tblGrid>
         <w:gridCol w:w="1584"/>
@@ -6532,56 +8092,106 @@
           <w:tblHeader w:val="on"/>
         </w:trPr>
         <w:tc>
-          <w:tcPr/>
-          <w:p>
-            <w:pPr>
-              <w:pStyle w:val="Compact"/>
-            </w:pPr>
-            <w:r>
+          <w:tcPr>
+            <w:tcBorders>
+              <w:bottom w:val="single" w:sz="6" w:space="0" w:color="000000"/>
+            </w:tcBorders>
+          </w:tcPr>
+          <w:p>
+            <w:pPr>
+              <w:pStyle w:val="Compact"/>
+              <w:spacing w:line="240" w:lineRule="auto" w:before="20" w:after="20"/>
+            </w:pPr>
+            <w:r>
+              <w:rPr>
+                <w:rFonts w:ascii="Times New Roman" w:hAnsi="Times New Roman"/>
+                <w:b/>
+                <w:sz w:val="20"/>
+              </w:rPr>
               <w:t xml:space="preserve">Dataset</w:t>
             </w:r>
           </w:p>
         </w:tc>
         <w:tc>
-          <w:tcPr/>
-          <w:p>
-            <w:pPr>
-              <w:pStyle w:val="Compact"/>
-            </w:pPr>
-            <w:r>
+          <w:tcPr>
+            <w:tcBorders>
+              <w:bottom w:val="single" w:sz="6" w:space="0" w:color="000000"/>
+            </w:tcBorders>
+          </w:tcPr>
+          <w:p>
+            <w:pPr>
+              <w:pStyle w:val="Compact"/>
+              <w:spacing w:line="240" w:lineRule="auto" w:before="20" w:after="20"/>
+            </w:pPr>
+            <w:r>
+              <w:rPr>
+                <w:rFonts w:ascii="Times New Roman" w:hAnsi="Times New Roman"/>
+                <w:b/>
+                <w:sz w:val="20"/>
+              </w:rPr>
               <w:t xml:space="preserve">Metric</w:t>
             </w:r>
           </w:p>
         </w:tc>
         <w:tc>
-          <w:tcPr/>
-          <w:p>
-            <w:pPr>
-              <w:pStyle w:val="Compact"/>
-            </w:pPr>
-            <w:r>
+          <w:tcPr>
+            <w:tcBorders>
+              <w:bottom w:val="single" w:sz="6" w:space="0" w:color="000000"/>
+            </w:tcBorders>
+          </w:tcPr>
+          <w:p>
+            <w:pPr>
+              <w:pStyle w:val="Compact"/>
+              <w:spacing w:line="240" w:lineRule="auto" w:before="20" w:after="20"/>
+            </w:pPr>
+            <w:r>
+              <w:rPr>
+                <w:rFonts w:ascii="Times New Roman" w:hAnsi="Times New Roman"/>
+                <w:b/>
+                <w:sz w:val="20"/>
+              </w:rPr>
               <w:t xml:space="preserve">FSL</w:t>
             </w:r>
           </w:p>
         </w:tc>
         <w:tc>
-          <w:tcPr/>
-          <w:p>
-            <w:pPr>
-              <w:pStyle w:val="Compact"/>
-            </w:pPr>
-            <w:r>
+          <w:tcPr>
+            <w:tcBorders>
+              <w:bottom w:val="single" w:sz="6" w:space="0" w:color="000000"/>
+            </w:tcBorders>
+          </w:tcPr>
+          <w:p>
+            <w:pPr>
+              <w:pStyle w:val="Compact"/>
+              <w:spacing w:line="240" w:lineRule="auto" w:before="20" w:after="20"/>
+            </w:pPr>
+            <w:r>
+              <w:rPr>
+                <w:rFonts w:ascii="Times New Roman" w:hAnsi="Times New Roman"/>
+                <w:b/>
+                <w:sz w:val="20"/>
+              </w:rPr>
               <w:t xml:space="preserve">MRtrix3</w:t>
             </w:r>
           </w:p>
         </w:tc>
         <w:tc>
-          <w:tcPr/>
-          <w:p>
-            <w:pPr>
-              <w:pStyle w:val="Compact"/>
-            </w:pPr>
-            <w:r>
+          <w:tcPr>
+            <w:tcBorders>
+              <w:bottom w:val="single" w:sz="6" w:space="0" w:color="000000"/>
+            </w:tcBorders>
+          </w:tcPr>
+          <w:p>
+            <w:pPr>
+              <w:pStyle w:val="Compact"/>
+              <w:spacing w:line="240" w:lineRule="auto" w:before="20" w:after="20"/>
+            </w:pPr>
+            <w:r>
+              <w:rPr>
+                <w:rFonts w:ascii="Times New Roman" w:hAnsi="Times New Roman"/>
+                <w:b/>
+                <w:sz w:val="20"/>
+              </w:rPr>
               <w:t xml:space="preserve">DIPY</w:t>
             </w:r>
           </w:p>
@@ -6593,8 +8203,13 @@
           <w:p>
             <w:pPr>
               <w:pStyle w:val="Compact"/>
-            </w:pPr>
-            <w:r>
+              <w:spacing w:line="240" w:lineRule="auto" w:before="20" w:after="20"/>
+            </w:pPr>
+            <w:r>
+              <w:rPr>
+                <w:rFonts w:ascii="Times New Roman" w:hAnsi="Times New Roman"/>
+                <w:sz w:val="20"/>
+              </w:rPr>
               <w:t xml:space="preserve">Stanford (n = 65,002)</w:t>
             </w:r>
           </w:p>
@@ -6604,8 +8219,13 @@
           <w:p>
             <w:pPr>
               <w:pStyle w:val="Compact"/>
-            </w:pPr>
-            <w:r>
+              <w:spacing w:line="240" w:lineRule="auto" w:before="20" w:after="20"/>
+            </w:pPr>
+            <w:r>
+              <w:rPr>
+                <w:rFonts w:ascii="Times New Roman" w:hAnsi="Times New Roman"/>
+                <w:sz w:val="20"/>
+              </w:rPr>
               <w:t xml:space="preserve">FA &gt; 1</w:t>
             </w:r>
           </w:p>
@@ -6615,8 +8235,13 @@
           <w:p>
             <w:pPr>
               <w:pStyle w:val="Compact"/>
-            </w:pPr>
-            <w:r>
+              <w:spacing w:line="240" w:lineRule="auto" w:before="20" w:after="20"/>
+            </w:pPr>
+            <w:r>
+              <w:rPr>
+                <w:rFonts w:ascii="Times New Roman" w:hAnsi="Times New Roman"/>
+                <w:sz w:val="20"/>
+              </w:rPr>
               <w:t xml:space="preserve">261 (0.40%)</w:t>
             </w:r>
           </w:p>
@@ -6626,8 +8251,13 @@
           <w:p>
             <w:pPr>
               <w:pStyle w:val="Compact"/>
-            </w:pPr>
-            <w:r>
+              <w:spacing w:line="240" w:lineRule="auto" w:before="20" w:after="20"/>
+            </w:pPr>
+            <w:r>
+              <w:rPr>
+                <w:rFonts w:ascii="Times New Roman" w:hAnsi="Times New Roman"/>
+                <w:sz w:val="20"/>
+              </w:rPr>
               <w:t xml:space="preserve">178 (0.27%)</w:t>
             </w:r>
           </w:p>
@@ -6637,8 +8267,13 @@
           <w:p>
             <w:pPr>
               <w:pStyle w:val="Compact"/>
-            </w:pPr>
-            <w:r>
+              <w:spacing w:line="240" w:lineRule="auto" w:before="20" w:after="20"/>
+            </w:pPr>
+            <w:r>
+              <w:rPr>
+                <w:rFonts w:ascii="Times New Roman" w:hAnsi="Times New Roman"/>
+                <w:sz w:val="20"/>
+              </w:rPr>
               <w:t xml:space="preserve">0 (0%)</w:t>
             </w:r>
           </w:p>
@@ -6650,8 +8285,13 @@
           <w:p>
             <w:pPr>
               <w:pStyle w:val="Compact"/>
-            </w:pPr>
-            <w:r>
+              <w:spacing w:line="240" w:lineRule="auto" w:before="20" w:after="20"/>
+            </w:pPr>
+            <w:r>
+              <w:rPr>
+                <w:rFonts w:ascii="Times New Roman" w:hAnsi="Times New Roman"/>
+                <w:sz w:val="20"/>
+              </w:rPr>
               <w:t xml:space="preserve">Stanford</w:t>
             </w:r>
           </w:p>
@@ -6661,8 +8301,13 @@
           <w:p>
             <w:pPr>
               <w:pStyle w:val="Compact"/>
-            </w:pPr>
-            <w:r>
+              <w:spacing w:line="240" w:lineRule="auto" w:before="20" w:after="20"/>
+            </w:pPr>
+            <w:r>
+              <w:rPr>
+                <w:rFonts w:ascii="Times New Roman" w:hAnsi="Times New Roman"/>
+                <w:sz w:val="20"/>
+              </w:rPr>
               <w:t xml:space="preserve">MD ≤ 0</w:t>
             </w:r>
           </w:p>
@@ -6672,8 +8317,13 @@
           <w:p>
             <w:pPr>
               <w:pStyle w:val="Compact"/>
-            </w:pPr>
-            <w:r>
+              <w:spacing w:line="240" w:lineRule="auto" w:before="20" w:after="20"/>
+            </w:pPr>
+            <w:r>
+              <w:rPr>
+                <w:rFonts w:ascii="Times New Roman" w:hAnsi="Times New Roman"/>
+                <w:sz w:val="20"/>
+              </w:rPr>
               <w:t xml:space="preserve">261 (0.40%)</w:t>
             </w:r>
           </w:p>
@@ -6683,8 +8333,13 @@
           <w:p>
             <w:pPr>
               <w:pStyle w:val="Compact"/>
-            </w:pPr>
-            <w:r>
+              <w:spacing w:line="240" w:lineRule="auto" w:before="20" w:after="20"/>
+            </w:pPr>
+            <w:r>
+              <w:rPr>
+                <w:rFonts w:ascii="Times New Roman" w:hAnsi="Times New Roman"/>
+                <w:sz w:val="20"/>
+              </w:rPr>
               <w:t xml:space="preserve">91 (0.14%)</w:t>
             </w:r>
           </w:p>
@@ -6694,8 +8349,13 @@
           <w:p>
             <w:pPr>
               <w:pStyle w:val="Compact"/>
-            </w:pPr>
-            <w:r>
+              <w:spacing w:line="240" w:lineRule="auto" w:before="20" w:after="20"/>
+            </w:pPr>
+            <w:r>
+              <w:rPr>
+                <w:rFonts w:ascii="Times New Roman" w:hAnsi="Times New Roman"/>
+                <w:sz w:val="20"/>
+              </w:rPr>
               <w:t xml:space="preserve">0 (0%)</w:t>
             </w:r>
           </w:p>
@@ -6707,8 +8367,13 @@
           <w:p>
             <w:pPr>
               <w:pStyle w:val="Compact"/>
-            </w:pPr>
-            <w:r>
+              <w:spacing w:line="240" w:lineRule="auto" w:before="20" w:after="20"/>
+            </w:pPr>
+            <w:r>
+              <w:rPr>
+                <w:rFonts w:ascii="Times New Roman" w:hAnsi="Times New Roman"/>
+                <w:sz w:val="20"/>
+              </w:rPr>
               <w:t xml:space="preserve">Sherbrooke (n = 111,032)</w:t>
             </w:r>
           </w:p>
@@ -6718,8 +8383,13 @@
           <w:p>
             <w:pPr>
               <w:pStyle w:val="Compact"/>
-            </w:pPr>
-            <w:r>
+              <w:spacing w:line="240" w:lineRule="auto" w:before="20" w:after="20"/>
+            </w:pPr>
+            <w:r>
+              <w:rPr>
+                <w:rFonts w:ascii="Times New Roman" w:hAnsi="Times New Roman"/>
+                <w:sz w:val="20"/>
+              </w:rPr>
               <w:t xml:space="preserve">FA &gt; 1</w:t>
             </w:r>
           </w:p>
@@ -6729,8 +8399,13 @@
           <w:p>
             <w:pPr>
               <w:pStyle w:val="Compact"/>
-            </w:pPr>
-            <w:r>
+              <w:spacing w:line="240" w:lineRule="auto" w:before="20" w:after="20"/>
+            </w:pPr>
+            <w:r>
+              <w:rPr>
+                <w:rFonts w:ascii="Times New Roman" w:hAnsi="Times New Roman"/>
+                <w:sz w:val="20"/>
+              </w:rPr>
               <w:t xml:space="preserve">4,404 (3.97%)</w:t>
             </w:r>
           </w:p>
@@ -6740,8 +8415,13 @@
           <w:p>
             <w:pPr>
               <w:pStyle w:val="Compact"/>
-            </w:pPr>
-            <w:r>
+              <w:spacing w:line="240" w:lineRule="auto" w:before="20" w:after="20"/>
+            </w:pPr>
+            <w:r>
+              <w:rPr>
+                <w:rFonts w:ascii="Times New Roman" w:hAnsi="Times New Roman"/>
+                <w:sz w:val="20"/>
+              </w:rPr>
               <w:t xml:space="preserve">2,252 (2.03%)</w:t>
             </w:r>
           </w:p>
@@ -6751,8 +8431,13 @@
           <w:p>
             <w:pPr>
               <w:pStyle w:val="Compact"/>
-            </w:pPr>
-            <w:r>
+              <w:spacing w:line="240" w:lineRule="auto" w:before="20" w:after="20"/>
+            </w:pPr>
+            <w:r>
+              <w:rPr>
+                <w:rFonts w:ascii="Times New Roman" w:hAnsi="Times New Roman"/>
+                <w:sz w:val="20"/>
+              </w:rPr>
               <w:t xml:space="preserve">0 (0%)</w:t>
             </w:r>
           </w:p>
@@ -6764,8 +8449,13 @@
           <w:p>
             <w:pPr>
               <w:pStyle w:val="Compact"/>
-            </w:pPr>
-            <w:r>
+              <w:spacing w:line="240" w:lineRule="auto" w:before="20" w:after="20"/>
+            </w:pPr>
+            <w:r>
+              <w:rPr>
+                <w:rFonts w:ascii="Times New Roman" w:hAnsi="Times New Roman"/>
+                <w:sz w:val="20"/>
+              </w:rPr>
               <w:t xml:space="preserve">Sherbrooke</w:t>
             </w:r>
           </w:p>
@@ -6775,8 +8465,13 @@
           <w:p>
             <w:pPr>
               <w:pStyle w:val="Compact"/>
-            </w:pPr>
-            <w:r>
+              <w:spacing w:line="240" w:lineRule="auto" w:before="20" w:after="20"/>
+            </w:pPr>
+            <w:r>
+              <w:rPr>
+                <w:rFonts w:ascii="Times New Roman" w:hAnsi="Times New Roman"/>
+                <w:sz w:val="20"/>
+              </w:rPr>
               <w:t xml:space="preserve">MD ≤ 0</w:t>
             </w:r>
           </w:p>
@@ -6786,8 +8481,13 @@
           <w:p>
             <w:pPr>
               <w:pStyle w:val="Compact"/>
-            </w:pPr>
-            <w:r>
+              <w:spacing w:line="240" w:lineRule="auto" w:before="20" w:after="20"/>
+            </w:pPr>
+            <w:r>
+              <w:rPr>
+                <w:rFonts w:ascii="Times New Roman" w:hAnsi="Times New Roman"/>
+                <w:sz w:val="20"/>
+              </w:rPr>
               <w:t xml:space="preserve">3,016 (2.72%)</w:t>
             </w:r>
           </w:p>
@@ -6797,8 +8497,13 @@
           <w:p>
             <w:pPr>
               <w:pStyle w:val="Compact"/>
-            </w:pPr>
-            <w:r>
+              <w:spacing w:line="240" w:lineRule="auto" w:before="20" w:after="20"/>
+            </w:pPr>
+            <w:r>
+              <w:rPr>
+                <w:rFonts w:ascii="Times New Roman" w:hAnsi="Times New Roman"/>
+                <w:sz w:val="20"/>
+              </w:rPr>
               <w:t xml:space="preserve">603 (0.54%)</w:t>
             </w:r>
           </w:p>
@@ -6808,21 +8513,19 @@
           <w:p>
             <w:pPr>
               <w:pStyle w:val="Compact"/>
-            </w:pPr>
-            <w:r>
+              <w:spacing w:line="240" w:lineRule="auto" w:before="20" w:after="20"/>
+            </w:pPr>
+            <w:r>
+              <w:rPr>
+                <w:rFonts w:ascii="Times New Roman" w:hAnsi="Times New Roman"/>
+                <w:sz w:val="20"/>
+              </w:rPr>
               <w:t xml:space="preserve">0 (0%)</w:t>
             </w:r>
           </w:p>
         </w:tc>
       </w:tr>
     </w:tbl>
-    <w:p>
-      <w:r>
-        <w:pict>
-          <v:rect style="width:0;height:1.5pt" o:hralign="center" o:hrstd="t" o:hr="t"/>
-        </w:pict>
-      </w:r>
-    </w:p>
     <w:p>
       <w:pPr>
         <w:pStyle w:val="Heading2"/>
@@ -7587,7 +9290,7 @@
     <w:pPr>
       <w:keepNext/>
       <w:keepLines/>
-      <w:spacing w:after="80" w:before="360"/>
+      <w:spacing w:after="120" w:before="240" w:line="480" w:lineRule="auto"/>
       <w:outlineLvl w:val="0"/>
     </w:pPr>
     <w:rPr>
@@ -7611,7 +9314,7 @@
     <w:pPr>
       <w:keepNext/>
       <w:keepLines/>
-      <w:spacing w:after="80" w:before="160"/>
+      <w:spacing w:after="120" w:before="240" w:line="480" w:lineRule="auto"/>
       <w:outlineLvl w:val="1"/>
     </w:pPr>
     <w:rPr>
@@ -7635,7 +9338,7 @@
     <w:pPr>
       <w:keepNext/>
       <w:keepLines/>
-      <w:spacing w:after="80" w:before="160"/>
+      <w:spacing w:after="120" w:before="240" w:line="480" w:lineRule="auto"/>
       <w:outlineLvl w:val="2"/>
     </w:pPr>
     <w:rPr>
@@ -7659,7 +9362,7 @@
     <w:pPr>
       <w:keepNext/>
       <w:keepLines/>
-      <w:spacing w:after="40" w:before="80"/>
+      <w:spacing w:after="120" w:before="240" w:line="480" w:lineRule="auto"/>
       <w:outlineLvl w:val="3"/>
     </w:pPr>
     <w:rPr>

--- a/submission_jnm/manuscript.docx
+++ b/submission_jnm/manuscript.docx
@@ -2,6 +2,7 @@
 <file path=word/document.xml><?xml version="1.0" encoding="utf-8"?>
 <w:document xmlns:w="http://schemas.openxmlformats.org/wordprocessingml/2006/main" xmlns:m="http://schemas.openxmlformats.org/officeDocument/2006/math" xmlns:r="http://schemas.openxmlformats.org/officeDocument/2006/relationships" xmlns:o="urn:schemas-microsoft-com:office:office" xmlns:v="urn:schemas-microsoft-com:vml" xmlns:w10="urn:schemas-microsoft-com:office:word" xmlns:a="http://schemas.openxmlformats.org/drawingml/2006/main" xmlns:pic="http://schemas.openxmlformats.org/drawingml/2006/picture" xmlns:wp="http://schemas.openxmlformats.org/drawingml/2006/wordprocessingDrawing">
   <w:body>
+    <w:bookmarkStart w:id="41" w:name="X18427ef6064728162a6624e83529bab00080426"/>
     <w:p>
       <w:pPr>
         <w:pStyle w:val="Heading1"/>
@@ -57,6 +58,7 @@
         <w:t xml:space="preserve">Busra Mutlu, Department of Neuroimaging, King’s College London, De Crespigny Park, London SE5 8AF, United Kingdom. E-mail: [KCL EMAIL]</w:t>
       </w:r>
     </w:p>
+    <w:bookmarkStart w:id="9" w:name="abstract"/>
     <w:p>
       <w:pPr>
         <w:pStyle w:val="Heading2"/>
@@ -80,7 +82,7 @@
         <w:t xml:space="preserve"> </w:t>
       </w:r>
       <w:r>
-        <w:t xml:space="preserve">Diffusion MRI is analysed with three packages — FSL, MRtrix3 and DIPY — which the field assumes produce interchangeable tensor metrics. The assumption is rarely tested under controlled conditions.</w:t>
+        <w:t xml:space="preserve">Diffusion MRI is analysed with three packages — FSL, MRtrix3 and DIPY — assumed to produce interchangeable tensor metrics. The assumption is rarely tested under controlled conditions.</w:t>
       </w:r>
     </w:p>
     <w:p>
@@ -98,7 +100,7 @@
         <w:t xml:space="preserve"> </w:t>
       </w:r>
       <w:r>
-        <w:t xml:space="preserve">We benchmark the three on two independent open datasets, Stanford HARDI and Sherbrooke 3-shell, holding everything constant except the toolkit: the same volumes and gradient tables, one shared brain mask, one shared single-shell subset, and no preprocessing. Statistics are restricted to physically admissible voxels. The benchmark runs in a container bundling all three toolkits, so further datasets can be added in two commands.</w:t>
+        <w:t xml:space="preserve">We benchmark the three on two independent open datasets, Stanford HARDI and Sherbrooke 3-shell, holding everything constant except the toolkit: the same volumes and gradient tables, one shared brain mask, one single-shell subset, and no preprocessing. Statistics use only physically admissible voxels. All three run in one container, so further datasets can be added in two commands.</w:t>
       </w:r>
     </w:p>
     <w:p>
@@ -116,7 +118,7 @@
         <w:t xml:space="preserve"> </w:t>
       </w:r>
       <w:r>
-        <w:t xml:space="preserve">Agreement was asymmetric, and replicated on both acquisitions. MRtrix3 and DIPY were near-identical in white matter (fractional anisotropy r = 0.9990 and 0.9966; mean diffusivity r = 0.9965 and 0.9991), whereas FSL diverged from both. The FSL discrepancy was not a fixed bias: mean diffusivity was consistently lower, but by 5% on one dataset and 19% on the other, and the anisotropy offset reversed sign between acquisitions. Non-physical tensor fits occurred in up to 4.0% of white matter voxels in FSL and 2.0% in MRtrix3, but never in DIPY.</w:t>
+        <w:t xml:space="preserve">Agreement was asymmetric on both acquisitions. MRtrix3 and DIPY were near-identical in white matter (fractional anisotropy r = 0.9990 and 0.9966; mean diffusivity r = 0.9965 and 0.9991), whereas FSL diverged from both. The FSL discrepancy was not a fixed bias: mean diffusivity was lower by 5% on one dataset and 19% on the other, and the anisotropy offset reversed sign. Non-physical tensor fits reached 4.0% of white matter voxels in FSL and 2.0% in MRtrix3, but never occurred in DIPY.</w:t>
       </w:r>
     </w:p>
     <w:p>
@@ -134,7 +136,7 @@
         <w:t xml:space="preserve"> </w:t>
       </w:r>
       <w:r>
-        <w:t xml:space="preserve">Earlier work reports pipeline-level variability without isolating the fitting stage. Fixing every other input attributes the difference to fitting itself.</w:t>
+        <w:t xml:space="preserve">Earlier work measures variability across whole pipelines, which cannot say which step is responsible. Holding every other input identical leaves the tensor fit as the only variable, so the difference can be attributed to it.</w:t>
       </w:r>
     </w:p>
     <w:p>
@@ -152,7 +154,7 @@
         <w:t xml:space="preserve"> </w:t>
       </w:r>
       <w:r>
-        <w:t xml:space="preserve">Two toolkits are interchangeable; the third is not, and its offset cannot be corrected by a scaling factor because its sign depends on the acquisition. Leaving non-physical voxels in place drops an apparent diffusivity correlation from 0.997 to 0.118, a trap for anyone computing agreement on raw tensor maps.</w:t>
+        <w:t xml:space="preserve">MRtrix3 and DIPY are interchangeable for tensor metrics; FSL is not, and its offset cannot be corrected by a scaling factor because its sign depends on the acquisition. Leaving non-physical voxels in place drops an apparent diffusivity correlation from 0.997 to 0.118, a trap when computing agreement on raw tensor maps.</w:t>
       </w:r>
     </w:p>
     <w:p>
@@ -173,6 +175,8 @@
         <w:t xml:space="preserve">diffusion MRI; tensor fitting; software comparison; reproducibility; benchmarking; FSL; MRtrix3</w:t>
       </w:r>
     </w:p>
+    <w:bookmarkEnd w:id="9"/>
+    <w:bookmarkStart w:id="10" w:name="introduction"/>
     <w:p>
       <w:pPr>
         <w:pStyle w:val="Heading2"/>
@@ -351,6 +355,8 @@
         <w:t xml:space="preserve">We report the comparison on two open datasets acquired at different sites under different protocols, so that the findings are replicated rather than observed once. Both are distributed without credentials, and every reported value can be regenerated with four commands.</w:t>
       </w:r>
     </w:p>
+    <w:bookmarkEnd w:id="10"/>
+    <w:bookmarkStart w:id="18" w:name="materials-and-methods"/>
     <w:p>
       <w:pPr>
         <w:pStyle w:val="Heading2"/>
@@ -359,6 +365,7 @@
         <w:t xml:space="preserve">Materials and Methods</w:t>
       </w:r>
     </w:p>
+    <w:bookmarkStart w:id="11" w:name="data"/>
     <w:p>
       <w:pPr>
         <w:pStyle w:val="Heading3"/>
@@ -433,6 +440,8 @@
         <w:t xml:space="preserve">The application also supports Human Connectome Project (HCP; Van Essen et al., 2013) multi-shell data (b = 1000/2000/3000 s/mm², 90 directions per shell) for users with HCP data access credentials, enabling demonstration of multi-tissue CSD which requires multiple non-zero b-value shells.</w:t>
       </w:r>
     </w:p>
+    <w:bookmarkEnd w:id="11"/>
+    <w:bookmarkStart w:id="12" w:name="comparison-design"/>
     <w:p>
       <w:pPr>
         <w:pStyle w:val="Heading3"/>
@@ -553,7 +562,7 @@
         <w:t xml:space="preserve"> </w:t>
       </w:r>
       <w:r>
-        <w:t xml:space="preserve">on the full series with the b = 0 volumes indexed. The DSC therefore quantifies the end-to-end difference between the three brain-extraction routines as a user would actually invoke them. DSC values are reported in Table 3.</w:t>
+        <w:t xml:space="preserve">on the full series with the b = 0 volumes indexed. The DSC therefore quantifies the end-to-end difference between the three brain-extraction routines as a user would actually invoke them. DSC values are reported in Table 2.</w:t>
       </w:r>
     </w:p>
     <w:p>
@@ -858,6 +867,8 @@
         <w:t xml:space="preserve"> sherbrooke</w:t>
       </w:r>
     </w:p>
+    <w:bookmarkEnd w:id="12"/>
+    <w:bookmarkStart w:id="17" w:name="the-execution-environment"/>
     <w:p>
       <w:pPr>
         <w:pStyle w:val="Heading3"/>
@@ -874,6 +885,7 @@
         <w:t xml:space="preserve">Running three toolkits on byte-identical input is the practical obstacle to a comparison of this kind, and the reason it is rarely done. We removed it by building a single container in which all three are installed and driven from one interface, so the same data can be pushed through each without reinstallation, format conversion, or hand-managed paths. The container is what makes the comparison reproducible by others, and is released with the paper.</w:t>
       </w:r>
     </w:p>
+    <w:bookmarkStart w:id="13" w:name="container-build"/>
     <w:p>
       <w:pPr>
         <w:pStyle w:val="Heading4"/>
@@ -1055,6 +1067,8 @@
         <w:t xml:space="preserve">The first command builds the image (approximately 15 minutes, dominated by the FSL download); the second launches the container. No neuroimaging software is required on the host machine.</w:t>
       </w:r>
     </w:p>
+    <w:bookmarkEnd w:id="13"/>
+    <w:bookmarkStart w:id="14" w:name="pipeline-coverage"/>
     <w:p>
       <w:pPr>
         <w:pStyle w:val="Heading4"/>
@@ -1545,6 +1559,8 @@
         <w:t xml:space="preserve">— is demonstrated. Because the platform operates on a single subject, a synthetic group is constructed by adding Gaussian noise realisations (σ = 0.03 FA units) to the real FA map. The absence of equivalent voxelwise pipelines in MRtrix3 and DIPY (fixel-based analysis in MRtrix3 is noted as the conceptual analogue) is made explicit.</w:t>
       </w:r>
     </w:p>
+    <w:bookmarkEnd w:id="14"/>
+    <w:bookmarkStart w:id="15" w:name="reference-material"/>
     <w:p>
       <w:pPr>
         <w:pStyle w:val="Heading4"/>
@@ -1561,6 +1577,8 @@
         <w:t xml:space="preserve">A dedicated Reference section provides: (1) a DTI metrics guide with the biological interpretation of FA, MD, AD, and RD and live map display; (2) a 16-term dMRI glossary; (3) a command cheat sheet covering all seven stages across all three toolkits; and (4) a decision framework for selecting the appropriate toolkit based on acquisition type, research question, and available compute resources.</w:t>
       </w:r>
     </w:p>
+    <w:bookmarkEnd w:id="15"/>
+    <w:bookmarkStart w:id="16" w:name="availability-and-requirements"/>
     <w:p>
       <w:pPr>
         <w:pStyle w:val="Heading4"/>
@@ -1573,23 +1591,8 @@
       <w:tblPr>
         <w:tblStyle w:val="Table"/>
         <w:tblW w:type="pct" w:w="5000"/>
-        <w:jc w:val="center"/>
         <w:tblLayout w:type="fixed"/>
         <w:tblLook w:firstRow="0" w:lastRow="0" w:firstColumn="0" w:lastColumn="0" w:noHBand="0" w:noVBand="0" w:val="0000"/>
-        <w:tblBorders>
-          <w:top w:val="single" w:sz="12" w:space="0" w:color="000000"/>
-          <w:bottom w:val="single" w:sz="12" w:space="0" w:color="000000"/>
-          <w:left w:val="none" w:sz="0" w:space="0" w:color="000000"/>
-          <w:right w:val="none" w:sz="0" w:space="0" w:color="000000"/>
-          <w:insideH w:val="none" w:sz="0" w:space="0" w:color="000000"/>
-          <w:insideV w:val="none" w:sz="0" w:space="0" w:color="000000"/>
-        </w:tblBorders>
-        <w:tblCellMar>
-          <w:top w:w="60" w:type="dxa"/>
-          <w:bottom w:w="60" w:type="dxa"/>
-          <w:left w:w="90" w:type="dxa"/>
-          <w:right w:w="90" w:type="dxa"/>
-        </w:tblCellMar>
       </w:tblPr>
       <w:tblGrid>
         <w:gridCol w:w="3960"/>
@@ -1597,44 +1600,27 @@
       </w:tblGrid>
       <w:tr>
         <w:tc>
-          <w:tcPr>
-            <w:tcBorders>
-              <w:bottom w:val="single" w:sz="6" w:space="0" w:color="000000"/>
-            </w:tcBorders>
-          </w:tcPr>
-          <w:p>
-            <w:pPr>
-              <w:pStyle w:val="Compact"/>
-              <w:spacing w:line="240" w:lineRule="auto" w:before="20" w:after="20"/>
+          <w:tcPr/>
+          <w:p>
+            <w:pPr>
+              <w:pStyle w:val="Compact"/>
             </w:pPr>
             <w:r>
               <w:rPr>
-                <w:rFonts w:ascii="Times New Roman" w:hAnsi="Times New Roman"/>
                 <w:b/>
                 <w:bCs/>
-                <w:sz w:val="20"/>
               </w:rPr>
               <w:t xml:space="preserve">Project name</w:t>
             </w:r>
           </w:p>
         </w:tc>
         <w:tc>
-          <w:tcPr>
-            <w:tcBorders>
-              <w:bottom w:val="single" w:sz="6" w:space="0" w:color="000000"/>
-            </w:tcBorders>
-          </w:tcPr>
-          <w:p>
-            <w:pPr>
-              <w:pStyle w:val="Compact"/>
-              <w:spacing w:line="240" w:lineRule="auto" w:before="20" w:after="20"/>
-            </w:pPr>
-            <w:r>
-              <w:rPr>
-                <w:rFonts w:ascii="Times New Roman" w:hAnsi="Times New Roman"/>
-                <w:b/>
-                <w:sz w:val="20"/>
-              </w:rPr>
+          <w:tcPr/>
+          <w:p>
+            <w:pPr>
+              <w:pStyle w:val="Compact"/>
+            </w:pPr>
+            <w:r>
               <w:t xml:space="preserve">dMRI Rosetta Stone</w:t>
             </w:r>
           </w:p>
@@ -1646,14 +1632,11 @@
           <w:p>
             <w:pPr>
               <w:pStyle w:val="Compact"/>
-              <w:spacing w:line="240" w:lineRule="auto" w:before="20" w:after="20"/>
             </w:pPr>
             <w:r>
               <w:rPr>
-                <w:rFonts w:ascii="Times New Roman" w:hAnsi="Times New Roman"/>
                 <w:b/>
                 <w:bCs/>
-                <w:sz w:val="20"/>
               </w:rPr>
               <w:t xml:space="preserve">Project home page</w:t>
             </w:r>
@@ -1664,13 +1647,8 @@
           <w:p>
             <w:pPr>
               <w:pStyle w:val="Compact"/>
-              <w:spacing w:line="240" w:lineRule="auto" w:before="20" w:after="20"/>
-            </w:pPr>
-            <w:r>
-              <w:rPr>
-                <w:rFonts w:ascii="Times New Roman" w:hAnsi="Times New Roman"/>
-                <w:sz w:val="20"/>
-              </w:rPr>
+            </w:pPr>
+            <w:r>
               <w:t xml:space="preserve">https://github.com/happybrotherhood/dmri-rosetta-stone</w:t>
             </w:r>
           </w:p>
@@ -1682,14 +1660,11 @@
           <w:p>
             <w:pPr>
               <w:pStyle w:val="Compact"/>
-              <w:spacing w:line="240" w:lineRule="auto" w:before="20" w:after="20"/>
             </w:pPr>
             <w:r>
               <w:rPr>
-                <w:rFonts w:ascii="Times New Roman" w:hAnsi="Times New Roman"/>
                 <w:b/>
                 <w:bCs/>
-                <w:sz w:val="20"/>
               </w:rPr>
               <w:t xml:space="preserve">Archived version</w:t>
             </w:r>
@@ -1700,13 +1675,8 @@
           <w:p>
             <w:pPr>
               <w:pStyle w:val="Compact"/>
-              <w:spacing w:line="240" w:lineRule="auto" w:before="20" w:after="20"/>
-            </w:pPr>
-            <w:r>
-              <w:rPr>
-                <w:rFonts w:ascii="Times New Roman" w:hAnsi="Times New Roman"/>
-                <w:sz w:val="20"/>
-              </w:rPr>
+            </w:pPr>
+            <w:r>
               <w:t xml:space="preserve">v1.0.0, Zenodo, doi:10.5281/zenodo.22106455 (all versions: doi:10.5281/zenodo.22106454)</w:t>
             </w:r>
           </w:p>
@@ -1718,14 +1688,11 @@
           <w:p>
             <w:pPr>
               <w:pStyle w:val="Compact"/>
-              <w:spacing w:line="240" w:lineRule="auto" w:before="20" w:after="20"/>
             </w:pPr>
             <w:r>
               <w:rPr>
-                <w:rFonts w:ascii="Times New Roman" w:hAnsi="Times New Roman"/>
                 <w:b/>
                 <w:bCs/>
-                <w:sz w:val="20"/>
               </w:rPr>
               <w:t xml:space="preserve">Operating system</w:t>
             </w:r>
@@ -1736,13 +1703,8 @@
           <w:p>
             <w:pPr>
               <w:pStyle w:val="Compact"/>
-              <w:spacing w:line="240" w:lineRule="auto" w:before="20" w:after="20"/>
-            </w:pPr>
-            <w:r>
-              <w:rPr>
-                <w:rFonts w:ascii="Times New Roman" w:hAnsi="Times New Roman"/>
-                <w:sz w:val="20"/>
-              </w:rPr>
+            </w:pPr>
+            <w:r>
               <w:t xml:space="preserve">Platform independent — Linux, macOS, and Windows, via Docker</w:t>
             </w:r>
           </w:p>
@@ -1754,14 +1716,11 @@
           <w:p>
             <w:pPr>
               <w:pStyle w:val="Compact"/>
-              <w:spacing w:line="240" w:lineRule="auto" w:before="20" w:after="20"/>
             </w:pPr>
             <w:r>
               <w:rPr>
-                <w:rFonts w:ascii="Times New Roman" w:hAnsi="Times New Roman"/>
                 <w:b/>
                 <w:bCs/>
-                <w:sz w:val="20"/>
               </w:rPr>
               <w:t xml:space="preserve">Programming language</w:t>
             </w:r>
@@ -1772,13 +1731,8 @@
           <w:p>
             <w:pPr>
               <w:pStyle w:val="Compact"/>
-              <w:spacing w:line="240" w:lineRule="auto" w:before="20" w:after="20"/>
-            </w:pPr>
-            <w:r>
-              <w:rPr>
-                <w:rFonts w:ascii="Times New Roman" w:hAnsi="Times New Roman"/>
-                <w:sz w:val="20"/>
-              </w:rPr>
+            </w:pPr>
+            <w:r>
               <w:t xml:space="preserve">Python ≥ 3.9</w:t>
             </w:r>
           </w:p>
@@ -1790,14 +1744,11 @@
           <w:p>
             <w:pPr>
               <w:pStyle w:val="Compact"/>
-              <w:spacing w:line="240" w:lineRule="auto" w:before="20" w:after="20"/>
             </w:pPr>
             <w:r>
               <w:rPr>
-                <w:rFonts w:ascii="Times New Roman" w:hAnsi="Times New Roman"/>
                 <w:b/>
                 <w:bCs/>
-                <w:sz w:val="20"/>
               </w:rPr>
               <w:t xml:space="preserve">Other requirements</w:t>
             </w:r>
@@ -1808,13 +1759,8 @@
           <w:p>
             <w:pPr>
               <w:pStyle w:val="Compact"/>
-              <w:spacing w:line="240" w:lineRule="auto" w:before="20" w:after="20"/>
-            </w:pPr>
-            <w:r>
-              <w:rPr>
-                <w:rFonts w:ascii="Times New Roman" w:hAnsi="Times New Roman"/>
-                <w:sz w:val="20"/>
-              </w:rPr>
+            </w:pPr>
+            <w:r>
               <w:t xml:space="preserve">Docker ≥ 20.10. For local installation without Docker: FSL ≥ 6.0 and MRtrix3 ≥ 3.0.4</w:t>
             </w:r>
           </w:p>
@@ -1826,14 +1772,11 @@
           <w:p>
             <w:pPr>
               <w:pStyle w:val="Compact"/>
-              <w:spacing w:line="240" w:lineRule="auto" w:before="20" w:after="20"/>
             </w:pPr>
             <w:r>
               <w:rPr>
-                <w:rFonts w:ascii="Times New Roman" w:hAnsi="Times New Roman"/>
                 <w:b/>
                 <w:bCs/>
-                <w:sz w:val="20"/>
               </w:rPr>
               <w:t xml:space="preserve">Bundled toolkits</w:t>
             </w:r>
@@ -1844,13 +1787,8 @@
           <w:p>
             <w:pPr>
               <w:pStyle w:val="Compact"/>
-              <w:spacing w:line="240" w:lineRule="auto" w:before="20" w:after="20"/>
-            </w:pPr>
-            <w:r>
-              <w:rPr>
-                <w:rFonts w:ascii="Times New Roman" w:hAnsi="Times New Roman"/>
-                <w:sz w:val="20"/>
-              </w:rPr>
+            </w:pPr>
+            <w:r>
               <w:t xml:space="preserve">FSL 6.0.7, MRtrix3 3.0.4, DIPY ≥ 1.7</w:t>
             </w:r>
           </w:p>
@@ -1862,14 +1800,11 @@
           <w:p>
             <w:pPr>
               <w:pStyle w:val="Compact"/>
-              <w:spacing w:line="240" w:lineRule="auto" w:before="20" w:after="20"/>
             </w:pPr>
             <w:r>
               <w:rPr>
-                <w:rFonts w:ascii="Times New Roman" w:hAnsi="Times New Roman"/>
                 <w:b/>
                 <w:bCs/>
-                <w:sz w:val="20"/>
               </w:rPr>
               <w:t xml:space="preserve">Licence</w:t>
             </w:r>
@@ -1880,13 +1815,8 @@
           <w:p>
             <w:pPr>
               <w:pStyle w:val="Compact"/>
-              <w:spacing w:line="240" w:lineRule="auto" w:before="20" w:after="20"/>
-            </w:pPr>
-            <w:r>
-              <w:rPr>
-                <w:rFonts w:ascii="Times New Roman" w:hAnsi="Times New Roman"/>
-                <w:sz w:val="20"/>
-              </w:rPr>
+            </w:pPr>
+            <w:r>
               <w:t xml:space="preserve">MIT</w:t>
             </w:r>
           </w:p>
@@ -1898,14 +1828,11 @@
           <w:p>
             <w:pPr>
               <w:pStyle w:val="Compact"/>
-              <w:spacing w:line="240" w:lineRule="auto" w:before="20" w:after="20"/>
             </w:pPr>
             <w:r>
               <w:rPr>
-                <w:rFonts w:ascii="Times New Roman" w:hAnsi="Times New Roman"/>
                 <w:b/>
                 <w:bCs/>
-                <w:sz w:val="20"/>
               </w:rPr>
               <w:t xml:space="preserve">Restrictions for non-academic use</w:t>
             </w:r>
@@ -1916,19 +1843,18 @@
           <w:p>
             <w:pPr>
               <w:pStyle w:val="Compact"/>
-              <w:spacing w:line="240" w:lineRule="auto" w:before="20" w:after="20"/>
-            </w:pPr>
-            <w:r>
-              <w:rPr>
-                <w:rFonts w:ascii="Times New Roman" w:hAnsi="Times New Roman"/>
-                <w:sz w:val="20"/>
-              </w:rPr>
+            </w:pPr>
+            <w:r>
               <w:t xml:space="preserve">None imposed by this project. Note, however, that the bundled FSL is distributed under the FSL Licence, which restricts commercial use; users intending commercial deployment must obtain a licence from Oxford University Innovation. MRtrix3 (MPL 2.0) and DIPY (BSD 3-clause) carry no such restriction.</w:t>
             </w:r>
           </w:p>
         </w:tc>
       </w:tr>
     </w:tbl>
+    <w:bookmarkEnd w:id="16"/>
+    <w:bookmarkEnd w:id="17"/>
+    <w:bookmarkEnd w:id="18"/>
+    <w:bookmarkStart w:id="24" w:name="results"/>
     <w:p>
       <w:pPr>
         <w:pStyle w:val="Heading2"/>
@@ -1937,6 +1863,7 @@
         <w:t xml:space="preserve">Results</w:t>
       </w:r>
     </w:p>
+    <w:bookmarkStart w:id="19" w:name="brain-mask-agreement"/>
     <w:p>
       <w:pPr>
         <w:pStyle w:val="Heading3"/>
@@ -1986,15 +1913,15 @@
         <w:t xml:space="preserve">median_otsu</w:t>
       </w:r>
       <w:r>
-        <w:t xml:space="preserve">, each run on the input its algorithm is designed to consume, showed high pairwise overlap on both datasets (Table 3). Dice similarity coefficients ranged from 0.9009 to 0.9277 on Stanford and from 0.9058 to 0.9668 on Sherbrooke, with no pair falling below 0.90 in either acquisition.</w:t>
-      </w:r>
-    </w:p>
-    <w:p>
-      <w:pPr>
-        <w:pStyle w:val="BodyText"/>
-      </w:pPr>
-      <w:r>
-        <w:t xml:space="preserve">Pairwise Dice, however, conceals how differently the three algorithms behave, and it conceals it in a way worth making explicit to learners: for a large, compact object such as the brain, DSC stays high even when boundary decisions differ appreciably. On Stanford the mask volumes were 203,984 voxels (FSL), 187,948 (DIPY), and 167,950 (MRtrix3) — a spread of 21% between the largest and the smallest, despite every pairwise DSC exceeding 0.90. Nor is the ordering stable across acquisitions. On Sherbrooke the volumes were 199,249 (MRtrix3), 188,717 (FSL), and 186,450 (DIPY), a spread of only 7%, with MRtrix3 moving from the most conservative mask on one dataset to the most inclusive on the other. Which tool yields the largest brain mask is therefore a property of the tool</w:t>
+        <w:t xml:space="preserve">, each run on the input its algorithm is designed to consume, showed high pairwise overlap on both datasets (Table 2). Dice similarity coefficients ranged from 0.9009 to 0.9277 on Stanford and from 0.9058 to 0.9668 on Sherbrooke, with no pair falling below 0.90 in either acquisition.</w:t>
+      </w:r>
+    </w:p>
+    <w:p>
+      <w:pPr>
+        <w:pStyle w:val="BodyText"/>
+      </w:pPr>
+      <w:r>
+        <w:t xml:space="preserve">Pairwise Dice, however, conceals how differently the three algorithms behave, and it conceals it in a way worth stating explicitly: for a large, compact object such as the brain, DSC stays high even when boundary decisions differ appreciably. On Stanford the mask volumes were 203,984 voxels (FSL), 187,948 (DIPY), and 167,950 (MRtrix3) — a spread of 21% between the largest and the smallest, despite every pairwise DSC exceeding 0.90. Nor is the ordering stable across acquisitions. On Sherbrooke the volumes were 199,249 (MRtrix3), 188,717 (FSL), and 186,450 (DIPY), a spread of only 7%, with MRtrix3 moving from the most conservative mask on one dataset to the most inclusive on the other. Which tool yields the largest brain mask is therefore a property of the tool</w:t>
       </w:r>
       <w:r>
         <w:t xml:space="preserve"> </w:t>
@@ -2093,6 +2020,8 @@
         <w:t xml:space="preserve">— and the different inputs those models are designed to consume, which is part of what distinguishes them in practice. The consequence is practical rather than cosmetic: a mask that includes ventricles admits high-diffusivity, near-isotropic voxels into any subsequent group statistics. These differences are displayed in Figure 4 and annotated in the Stage 1 interface.</w:t>
       </w:r>
     </w:p>
+    <w:bookmarkEnd w:id="19"/>
+    <w:bookmarkStart w:id="20" w:name="inter-tool-dti-metric-agreement"/>
     <w:p>
       <w:pPr>
         <w:pStyle w:val="Heading3"/>
@@ -2110,7 +2039,7 @@
           <w:b/>
           <w:bCs/>
         </w:rPr>
-        <w:t xml:space="preserve">Table 3. Quantitative inter-tool agreement for brain masks and DTI scalar metrics, on two independent open datasets.</w:t>
+        <w:t xml:space="preserve">Table 2. Quantitative inter-tool agreement for brain masks and DTI scalar metrics, on two independent open datasets.</w:t>
       </w:r>
       <w:r>
         <w:t xml:space="preserve"> </w:t>
@@ -2135,23 +2064,8 @@
       <w:tblPr>
         <w:tblStyle w:val="Table"/>
         <w:tblW w:type="pct" w:w="5000"/>
-        <w:jc w:val="center"/>
         <w:tblLayout w:type="fixed"/>
         <w:tblLook w:firstRow="1" w:lastRow="0" w:firstColumn="0" w:lastColumn="0" w:noHBand="0" w:noVBand="0" w:val="0020"/>
-        <w:tblBorders>
-          <w:top w:val="single" w:sz="12" w:space="0" w:color="000000"/>
-          <w:bottom w:val="single" w:sz="12" w:space="0" w:color="000000"/>
-          <w:left w:val="none" w:sz="0" w:space="0" w:color="000000"/>
-          <w:right w:val="none" w:sz="0" w:space="0" w:color="000000"/>
-          <w:insideH w:val="none" w:sz="0" w:space="0" w:color="000000"/>
-          <w:insideV w:val="none" w:sz="0" w:space="0" w:color="000000"/>
-        </w:tblBorders>
-        <w:tblCellMar>
-          <w:top w:w="60" w:type="dxa"/>
-          <w:bottom w:w="60" w:type="dxa"/>
-          <w:left w:w="90" w:type="dxa"/>
-          <w:right w:w="90" w:type="dxa"/>
-        </w:tblCellMar>
       </w:tblPr>
       <w:tblGrid>
         <w:gridCol w:w="990"/>
@@ -2168,169 +2082,89 @@
           <w:tblHeader w:val="on"/>
         </w:trPr>
         <w:tc>
-          <w:tcPr>
-            <w:tcBorders>
-              <w:bottom w:val="single" w:sz="6" w:space="0" w:color="000000"/>
-            </w:tcBorders>
-          </w:tcPr>
-          <w:p>
-            <w:pPr>
-              <w:pStyle w:val="Compact"/>
-              <w:spacing w:line="240" w:lineRule="auto" w:before="20" w:after="20"/>
-            </w:pPr>
-            <w:r>
-              <w:rPr>
-                <w:rFonts w:ascii="Times New Roman" w:hAnsi="Times New Roman"/>
-                <w:b/>
-                <w:sz w:val="20"/>
-              </w:rPr>
+          <w:tcPr/>
+          <w:p>
+            <w:pPr>
+              <w:pStyle w:val="Compact"/>
+            </w:pPr>
+            <w:r>
               <w:t xml:space="preserve">Comparison</w:t>
             </w:r>
           </w:p>
         </w:tc>
         <w:tc>
-          <w:tcPr>
-            <w:tcBorders>
-              <w:bottom w:val="single" w:sz="6" w:space="0" w:color="000000"/>
-            </w:tcBorders>
-          </w:tcPr>
-          <w:p>
-            <w:pPr>
-              <w:pStyle w:val="Compact"/>
-              <w:spacing w:line="240" w:lineRule="auto" w:before="20" w:after="20"/>
-            </w:pPr>
-            <w:r>
-              <w:rPr>
-                <w:rFonts w:ascii="Times New Roman" w:hAnsi="Times New Roman"/>
-                <w:b/>
-                <w:sz w:val="20"/>
-              </w:rPr>
+          <w:tcPr/>
+          <w:p>
+            <w:pPr>
+              <w:pStyle w:val="Compact"/>
+            </w:pPr>
+            <w:r>
               <w:t xml:space="preserve">Mask DSC</w:t>
             </w:r>
           </w:p>
         </w:tc>
         <w:tc>
-          <w:tcPr>
-            <w:tcBorders>
-              <w:bottom w:val="single" w:sz="6" w:space="0" w:color="000000"/>
-            </w:tcBorders>
-          </w:tcPr>
-          <w:p>
-            <w:pPr>
-              <w:pStyle w:val="Compact"/>
-              <w:spacing w:line="240" w:lineRule="auto" w:before="20" w:after="20"/>
-            </w:pPr>
-            <w:r>
-              <w:rPr>
-                <w:rFonts w:ascii="Times New Roman" w:hAnsi="Times New Roman"/>
-                <w:b/>
-                <w:sz w:val="20"/>
-              </w:rPr>
+          <w:tcPr/>
+          <w:p>
+            <w:pPr>
+              <w:pStyle w:val="Compact"/>
+            </w:pPr>
+            <w:r>
               <w:t xml:space="preserve">FA r</w:t>
             </w:r>
           </w:p>
         </w:tc>
         <w:tc>
-          <w:tcPr>
-            <w:tcBorders>
-              <w:bottom w:val="single" w:sz="6" w:space="0" w:color="000000"/>
-            </w:tcBorders>
-          </w:tcPr>
-          <w:p>
-            <w:pPr>
-              <w:pStyle w:val="Compact"/>
-              <w:spacing w:line="240" w:lineRule="auto" w:before="20" w:after="20"/>
-            </w:pPr>
-            <w:r>
-              <w:rPr>
-                <w:rFonts w:ascii="Times New Roman" w:hAnsi="Times New Roman"/>
-                <w:b/>
-                <w:sz w:val="20"/>
-              </w:rPr>
+          <w:tcPr/>
+          <w:p>
+            <w:pPr>
+              <w:pStyle w:val="Compact"/>
+            </w:pPr>
+            <w:r>
               <w:t xml:space="preserve">FA MAE</w:t>
             </w:r>
           </w:p>
         </w:tc>
         <w:tc>
-          <w:tcPr>
-            <w:tcBorders>
-              <w:bottom w:val="single" w:sz="6" w:space="0" w:color="000000"/>
-            </w:tcBorders>
-          </w:tcPr>
-          <w:p>
-            <w:pPr>
-              <w:pStyle w:val="Compact"/>
-              <w:spacing w:line="240" w:lineRule="auto" w:before="20" w:after="20"/>
-            </w:pPr>
-            <w:r>
-              <w:rPr>
-                <w:rFonts w:ascii="Times New Roman" w:hAnsi="Times New Roman"/>
-                <w:b/>
-                <w:sz w:val="20"/>
-              </w:rPr>
+          <w:tcPr/>
+          <w:p>
+            <w:pPr>
+              <w:pStyle w:val="Compact"/>
+            </w:pPr>
+            <w:r>
               <w:t xml:space="preserve">FA bias</w:t>
             </w:r>
           </w:p>
         </w:tc>
         <w:tc>
-          <w:tcPr>
-            <w:tcBorders>
-              <w:bottom w:val="single" w:sz="6" w:space="0" w:color="000000"/>
-            </w:tcBorders>
-          </w:tcPr>
-          <w:p>
-            <w:pPr>
-              <w:pStyle w:val="Compact"/>
-              <w:spacing w:line="240" w:lineRule="auto" w:before="20" w:after="20"/>
-            </w:pPr>
-            <w:r>
-              <w:rPr>
-                <w:rFonts w:ascii="Times New Roman" w:hAnsi="Times New Roman"/>
-                <w:b/>
-                <w:sz w:val="20"/>
-              </w:rPr>
+          <w:tcPr/>
+          <w:p>
+            <w:pPr>
+              <w:pStyle w:val="Compact"/>
+            </w:pPr>
+            <w:r>
               <w:t xml:space="preserve">FA 95% LoA</w:t>
             </w:r>
           </w:p>
         </w:tc>
         <w:tc>
-          <w:tcPr>
-            <w:tcBorders>
-              <w:bottom w:val="single" w:sz="6" w:space="0" w:color="000000"/>
-            </w:tcBorders>
-          </w:tcPr>
-          <w:p>
-            <w:pPr>
-              <w:pStyle w:val="Compact"/>
-              <w:spacing w:line="240" w:lineRule="auto" w:before="20" w:after="20"/>
-            </w:pPr>
-            <w:r>
-              <w:rPr>
-                <w:rFonts w:ascii="Times New Roman" w:hAnsi="Times New Roman"/>
-                <w:b/>
-                <w:sz w:val="20"/>
-              </w:rPr>
+          <w:tcPr/>
+          <w:p>
+            <w:pPr>
+              <w:pStyle w:val="Compact"/>
+            </w:pPr>
+            <w:r>
               <w:t xml:space="preserve">MD r</w:t>
             </w:r>
           </w:p>
         </w:tc>
         <w:tc>
-          <w:tcPr>
-            <w:tcBorders>
-              <w:bottom w:val="single" w:sz="6" w:space="0" w:color="000000"/>
-            </w:tcBorders>
-          </w:tcPr>
-          <w:p>
-            <w:pPr>
-              <w:pStyle w:val="Compact"/>
-              <w:spacing w:line="240" w:lineRule="auto" w:before="20" w:after="20"/>
-            </w:pPr>
-            <w:r>
-              <w:rPr>
-                <w:rFonts w:ascii="Times New Roman" w:hAnsi="Times New Roman"/>
-                <w:b/>
-                <w:sz w:val="20"/>
-              </w:rPr>
+          <w:tcPr/>
+          <w:p>
+            <w:pPr>
+              <w:pStyle w:val="Compact"/>
+            </w:pPr>
+            <w:r>
               <w:t xml:space="preserve">MD MAE</w:t>
             </w:r>
           </w:p>
@@ -2342,13 +2176,8 @@
           <w:p>
             <w:pPr>
               <w:pStyle w:val="Compact"/>
-              <w:spacing w:line="240" w:lineRule="auto" w:before="20" w:after="20"/>
-            </w:pPr>
-            <w:r>
-              <w:rPr>
-                <w:rFonts w:ascii="Times New Roman" w:hAnsi="Times New Roman"/>
-                <w:sz w:val="20"/>
-              </w:rPr>
+            </w:pPr>
+            <w:r>
               <w:t xml:space="preserve">FSL vs. DIPY</w:t>
             </w:r>
           </w:p>
@@ -2358,13 +2187,8 @@
           <w:p>
             <w:pPr>
               <w:pStyle w:val="Compact"/>
-              <w:spacing w:line="240" w:lineRule="auto" w:before="20" w:after="20"/>
-            </w:pPr>
-            <w:r>
-              <w:rPr>
-                <w:rFonts w:ascii="Times New Roman" w:hAnsi="Times New Roman"/>
-                <w:sz w:val="20"/>
-              </w:rPr>
+            </w:pPr>
+            <w:r>
               <w:t xml:space="preserve">0.9277</w:t>
             </w:r>
           </w:p>
@@ -2374,13 +2198,8 @@
           <w:p>
             <w:pPr>
               <w:pStyle w:val="Compact"/>
-              <w:spacing w:line="240" w:lineRule="auto" w:before="20" w:after="20"/>
-            </w:pPr>
-            <w:r>
-              <w:rPr>
-                <w:rFonts w:ascii="Times New Roman" w:hAnsi="Times New Roman"/>
-                <w:sz w:val="20"/>
-              </w:rPr>
+            </w:pPr>
+            <w:r>
               <w:t xml:space="preserve">0.9604</w:t>
             </w:r>
           </w:p>
@@ -2390,13 +2209,8 @@
           <w:p>
             <w:pPr>
               <w:pStyle w:val="Compact"/>
-              <w:spacing w:line="240" w:lineRule="auto" w:before="20" w:after="20"/>
-            </w:pPr>
-            <w:r>
-              <w:rPr>
-                <w:rFonts w:ascii="Times New Roman" w:hAnsi="Times New Roman"/>
-                <w:sz w:val="20"/>
-              </w:rPr>
+            </w:pPr>
+            <w:r>
               <w:t xml:space="preserve">0.0228</w:t>
             </w:r>
           </w:p>
@@ -2406,13 +2220,8 @@
           <w:p>
             <w:pPr>
               <w:pStyle w:val="Compact"/>
-              <w:spacing w:line="240" w:lineRule="auto" w:before="20" w:after="20"/>
-            </w:pPr>
-            <w:r>
-              <w:rPr>
-                <w:rFonts w:ascii="Times New Roman" w:hAnsi="Times New Roman"/>
-                <w:sz w:val="20"/>
-              </w:rPr>
+            </w:pPr>
+            <w:r>
               <w:t xml:space="preserve">−0.0158</w:t>
             </w:r>
           </w:p>
@@ -2422,13 +2231,8 @@
           <w:p>
             <w:pPr>
               <w:pStyle w:val="Compact"/>
-              <w:spacing w:line="240" w:lineRule="auto" w:before="20" w:after="20"/>
-            </w:pPr>
-            <w:r>
-              <w:rPr>
-                <w:rFonts w:ascii="Times New Roman" w:hAnsi="Times New Roman"/>
-                <w:sz w:val="20"/>
-              </w:rPr>
+            </w:pPr>
+            <w:r>
               <w:t xml:space="preserve">[−0.0992, +0.0676]</w:t>
             </w:r>
           </w:p>
@@ -2438,13 +2242,8 @@
           <w:p>
             <w:pPr>
               <w:pStyle w:val="Compact"/>
-              <w:spacing w:line="240" w:lineRule="auto" w:before="20" w:after="20"/>
-            </w:pPr>
-            <w:r>
-              <w:rPr>
-                <w:rFonts w:ascii="Times New Roman" w:hAnsi="Times New Roman"/>
-                <w:sz w:val="20"/>
-              </w:rPr>
+            </w:pPr>
+            <w:r>
               <w:t xml:space="preserve">0.9368</w:t>
             </w:r>
           </w:p>
@@ -2454,13 +2253,8 @@
           <w:p>
             <w:pPr>
               <w:pStyle w:val="Compact"/>
-              <w:spacing w:line="240" w:lineRule="auto" w:before="20" w:after="20"/>
-            </w:pPr>
-            <w:r>
-              <w:rPr>
-                <w:rFonts w:ascii="Times New Roman" w:hAnsi="Times New Roman"/>
-                <w:sz w:val="20"/>
-              </w:rPr>
+            </w:pPr>
+            <w:r>
               <w:t xml:space="preserve">0.0325</w:t>
             </w:r>
           </w:p>
@@ -2472,13 +2266,8 @@
           <w:p>
             <w:pPr>
               <w:pStyle w:val="Compact"/>
-              <w:spacing w:line="240" w:lineRule="auto" w:before="20" w:after="20"/>
-            </w:pPr>
-            <w:r>
-              <w:rPr>
-                <w:rFonts w:ascii="Times New Roman" w:hAnsi="Times New Roman"/>
-                <w:sz w:val="20"/>
-              </w:rPr>
+            </w:pPr>
+            <w:r>
               <w:t xml:space="preserve">FSL vs. MRtrix3</w:t>
             </w:r>
           </w:p>
@@ -2488,13 +2277,8 @@
           <w:p>
             <w:pPr>
               <w:pStyle w:val="Compact"/>
-              <w:spacing w:line="240" w:lineRule="auto" w:before="20" w:after="20"/>
-            </w:pPr>
-            <w:r>
-              <w:rPr>
-                <w:rFonts w:ascii="Times New Roman" w:hAnsi="Times New Roman"/>
-                <w:sz w:val="20"/>
-              </w:rPr>
+            </w:pPr>
+            <w:r>
               <w:t xml:space="preserve">0.9024</w:t>
             </w:r>
           </w:p>
@@ -2504,13 +2288,8 @@
           <w:p>
             <w:pPr>
               <w:pStyle w:val="Compact"/>
-              <w:spacing w:line="240" w:lineRule="auto" w:before="20" w:after="20"/>
-            </w:pPr>
-            <w:r>
-              <w:rPr>
-                <w:rFonts w:ascii="Times New Roman" w:hAnsi="Times New Roman"/>
-                <w:sz w:val="20"/>
-              </w:rPr>
+            </w:pPr>
+            <w:r>
               <w:t xml:space="preserve">0.9652</w:t>
             </w:r>
           </w:p>
@@ -2520,13 +2299,8 @@
           <w:p>
             <w:pPr>
               <w:pStyle w:val="Compact"/>
-              <w:spacing w:line="240" w:lineRule="auto" w:before="20" w:after="20"/>
-            </w:pPr>
-            <w:r>
-              <w:rPr>
-                <w:rFonts w:ascii="Times New Roman" w:hAnsi="Times New Roman"/>
-                <w:sz w:val="20"/>
-              </w:rPr>
+            </w:pPr>
+            <w:r>
               <w:t xml:space="preserve">0.0247</w:t>
             </w:r>
           </w:p>
@@ -2536,13 +2310,8 @@
           <w:p>
             <w:pPr>
               <w:pStyle w:val="Compact"/>
-              <w:spacing w:line="240" w:lineRule="auto" w:before="20" w:after="20"/>
-            </w:pPr>
-            <w:r>
-              <w:rPr>
-                <w:rFonts w:ascii="Times New Roman" w:hAnsi="Times New Roman"/>
-                <w:sz w:val="20"/>
-              </w:rPr>
+            </w:pPr>
+            <w:r>
               <w:t xml:space="preserve">−0.0181</w:t>
             </w:r>
           </w:p>
@@ -2552,13 +2321,8 @@
           <w:p>
             <w:pPr>
               <w:pStyle w:val="Compact"/>
-              <w:spacing w:line="240" w:lineRule="auto" w:before="20" w:after="20"/>
-            </w:pPr>
-            <w:r>
-              <w:rPr>
-                <w:rFonts w:ascii="Times New Roman" w:hAnsi="Times New Roman"/>
-                <w:sz w:val="20"/>
-              </w:rPr>
+            </w:pPr>
+            <w:r>
               <w:t xml:space="preserve">[−0.0964, +0.0602]</w:t>
             </w:r>
           </w:p>
@@ -2568,13 +2332,8 @@
           <w:p>
             <w:pPr>
               <w:pStyle w:val="Compact"/>
-              <w:spacing w:line="240" w:lineRule="auto" w:before="20" w:after="20"/>
-            </w:pPr>
-            <w:r>
-              <w:rPr>
-                <w:rFonts w:ascii="Times New Roman" w:hAnsi="Times New Roman"/>
-                <w:sz w:val="20"/>
-              </w:rPr>
+            </w:pPr>
+            <w:r>
               <w:t xml:space="preserve">0.9402</w:t>
             </w:r>
           </w:p>
@@ -2584,13 +2343,8 @@
           <w:p>
             <w:pPr>
               <w:pStyle w:val="Compact"/>
-              <w:spacing w:line="240" w:lineRule="auto" w:before="20" w:after="20"/>
-            </w:pPr>
-            <w:r>
-              <w:rPr>
-                <w:rFonts w:ascii="Times New Roman" w:hAnsi="Times New Roman"/>
-                <w:sz w:val="20"/>
-              </w:rPr>
+            </w:pPr>
+            <w:r>
               <w:t xml:space="preserve">0.0333</w:t>
             </w:r>
           </w:p>
@@ -2602,13 +2356,8 @@
           <w:p>
             <w:pPr>
               <w:pStyle w:val="Compact"/>
-              <w:spacing w:line="240" w:lineRule="auto" w:before="20" w:after="20"/>
-            </w:pPr>
-            <w:r>
-              <w:rPr>
-                <w:rFonts w:ascii="Times New Roman" w:hAnsi="Times New Roman"/>
-                <w:sz w:val="20"/>
-              </w:rPr>
+            </w:pPr>
+            <w:r>
               <w:t xml:space="preserve">MRtrix3 vs. DIPY</w:t>
             </w:r>
           </w:p>
@@ -2618,13 +2367,8 @@
           <w:p>
             <w:pPr>
               <w:pStyle w:val="Compact"/>
-              <w:spacing w:line="240" w:lineRule="auto" w:before="20" w:after="20"/>
-            </w:pPr>
-            <w:r>
-              <w:rPr>
-                <w:rFonts w:ascii="Times New Roman" w:hAnsi="Times New Roman"/>
-                <w:sz w:val="20"/>
-              </w:rPr>
+            </w:pPr>
+            <w:r>
               <w:t xml:space="preserve">0.9009</w:t>
             </w:r>
           </w:p>
@@ -2634,13 +2378,8 @@
           <w:p>
             <w:pPr>
               <w:pStyle w:val="Compact"/>
-              <w:spacing w:line="240" w:lineRule="auto" w:before="20" w:after="20"/>
-            </w:pPr>
-            <w:r>
-              <w:rPr>
-                <w:rFonts w:ascii="Times New Roman" w:hAnsi="Times New Roman"/>
-                <w:sz w:val="20"/>
-              </w:rPr>
+            </w:pPr>
+            <w:r>
               <w:t xml:space="preserve">0.9990</w:t>
             </w:r>
           </w:p>
@@ -2650,13 +2389,8 @@
           <w:p>
             <w:pPr>
               <w:pStyle w:val="Compact"/>
-              <w:spacing w:line="240" w:lineRule="auto" w:before="20" w:after="20"/>
-            </w:pPr>
-            <w:r>
-              <w:rPr>
-                <w:rFonts w:ascii="Times New Roman" w:hAnsi="Times New Roman"/>
-                <w:sz w:val="20"/>
-              </w:rPr>
+            </w:pPr>
+            <w:r>
               <w:t xml:space="preserve">0.0029</w:t>
             </w:r>
           </w:p>
@@ -2666,13 +2400,8 @@
           <w:p>
             <w:pPr>
               <w:pStyle w:val="Compact"/>
-              <w:spacing w:line="240" w:lineRule="auto" w:before="20" w:after="20"/>
-            </w:pPr>
-            <w:r>
-              <w:rPr>
-                <w:rFonts w:ascii="Times New Roman" w:hAnsi="Times New Roman"/>
-                <w:sz w:val="20"/>
-              </w:rPr>
+            </w:pPr>
+            <w:r>
               <w:t xml:space="preserve">+0.0027</w:t>
             </w:r>
           </w:p>
@@ -2682,13 +2411,8 @@
           <w:p>
             <w:pPr>
               <w:pStyle w:val="Compact"/>
-              <w:spacing w:line="240" w:lineRule="auto" w:before="20" w:after="20"/>
-            </w:pPr>
-            <w:r>
-              <w:rPr>
-                <w:rFonts w:ascii="Times New Roman" w:hAnsi="Times New Roman"/>
-                <w:sz w:val="20"/>
-              </w:rPr>
+            </w:pPr>
+            <w:r>
               <w:t xml:space="preserve">[−0.0107, +0.0162]</w:t>
             </w:r>
           </w:p>
@@ -2698,13 +2422,8 @@
           <w:p>
             <w:pPr>
               <w:pStyle w:val="Compact"/>
-              <w:spacing w:line="240" w:lineRule="auto" w:before="20" w:after="20"/>
-            </w:pPr>
-            <w:r>
-              <w:rPr>
-                <w:rFonts w:ascii="Times New Roman" w:hAnsi="Times New Roman"/>
-                <w:sz w:val="20"/>
-              </w:rPr>
+            </w:pPr>
+            <w:r>
               <w:t xml:space="preserve">0.9965</w:t>
             </w:r>
           </w:p>
@@ -2714,13 +2433,8 @@
           <w:p>
             <w:pPr>
               <w:pStyle w:val="Compact"/>
-              <w:spacing w:line="240" w:lineRule="auto" w:before="20" w:after="20"/>
-            </w:pPr>
-            <w:r>
-              <w:rPr>
-                <w:rFonts w:ascii="Times New Roman" w:hAnsi="Times New Roman"/>
-                <w:sz w:val="20"/>
-              </w:rPr>
+            </w:pPr>
+            <w:r>
               <w:t xml:space="preserve">0.0012</w:t>
             </w:r>
           </w:p>
@@ -2743,23 +2457,8 @@
       <w:tblPr>
         <w:tblStyle w:val="Table"/>
         <w:tblW w:type="pct" w:w="5000"/>
-        <w:jc w:val="center"/>
         <w:tblLayout w:type="fixed"/>
         <w:tblLook w:firstRow="1" w:lastRow="0" w:firstColumn="0" w:lastColumn="0" w:noHBand="0" w:noVBand="0" w:val="0020"/>
-        <w:tblBorders>
-          <w:top w:val="single" w:sz="12" w:space="0" w:color="000000"/>
-          <w:bottom w:val="single" w:sz="12" w:space="0" w:color="000000"/>
-          <w:left w:val="none" w:sz="0" w:space="0" w:color="000000"/>
-          <w:right w:val="none" w:sz="0" w:space="0" w:color="000000"/>
-          <w:insideH w:val="none" w:sz="0" w:space="0" w:color="000000"/>
-          <w:insideV w:val="none" w:sz="0" w:space="0" w:color="000000"/>
-        </w:tblBorders>
-        <w:tblCellMar>
-          <w:top w:w="60" w:type="dxa"/>
-          <w:bottom w:w="60" w:type="dxa"/>
-          <w:left w:w="90" w:type="dxa"/>
-          <w:right w:w="90" w:type="dxa"/>
-        </w:tblCellMar>
       </w:tblPr>
       <w:tblGrid>
         <w:gridCol w:w="990"/>
@@ -2776,169 +2475,89 @@
           <w:tblHeader w:val="on"/>
         </w:trPr>
         <w:tc>
-          <w:tcPr>
-            <w:tcBorders>
-              <w:bottom w:val="single" w:sz="6" w:space="0" w:color="000000"/>
-            </w:tcBorders>
-          </w:tcPr>
-          <w:p>
-            <w:pPr>
-              <w:pStyle w:val="Compact"/>
-              <w:spacing w:line="240" w:lineRule="auto" w:before="20" w:after="20"/>
-            </w:pPr>
-            <w:r>
-              <w:rPr>
-                <w:rFonts w:ascii="Times New Roman" w:hAnsi="Times New Roman"/>
-                <w:b/>
-                <w:sz w:val="20"/>
-              </w:rPr>
+          <w:tcPr/>
+          <w:p>
+            <w:pPr>
+              <w:pStyle w:val="Compact"/>
+            </w:pPr>
+            <w:r>
               <w:t xml:space="preserve">Comparison</w:t>
             </w:r>
           </w:p>
         </w:tc>
         <w:tc>
-          <w:tcPr>
-            <w:tcBorders>
-              <w:bottom w:val="single" w:sz="6" w:space="0" w:color="000000"/>
-            </w:tcBorders>
-          </w:tcPr>
-          <w:p>
-            <w:pPr>
-              <w:pStyle w:val="Compact"/>
-              <w:spacing w:line="240" w:lineRule="auto" w:before="20" w:after="20"/>
-            </w:pPr>
-            <w:r>
-              <w:rPr>
-                <w:rFonts w:ascii="Times New Roman" w:hAnsi="Times New Roman"/>
-                <w:b/>
-                <w:sz w:val="20"/>
-              </w:rPr>
+          <w:tcPr/>
+          <w:p>
+            <w:pPr>
+              <w:pStyle w:val="Compact"/>
+            </w:pPr>
+            <w:r>
               <w:t xml:space="preserve">Mask DSC</w:t>
             </w:r>
           </w:p>
         </w:tc>
         <w:tc>
-          <w:tcPr>
-            <w:tcBorders>
-              <w:bottom w:val="single" w:sz="6" w:space="0" w:color="000000"/>
-            </w:tcBorders>
-          </w:tcPr>
-          <w:p>
-            <w:pPr>
-              <w:pStyle w:val="Compact"/>
-              <w:spacing w:line="240" w:lineRule="auto" w:before="20" w:after="20"/>
-            </w:pPr>
-            <w:r>
-              <w:rPr>
-                <w:rFonts w:ascii="Times New Roman" w:hAnsi="Times New Roman"/>
-                <w:b/>
-                <w:sz w:val="20"/>
-              </w:rPr>
+          <w:tcPr/>
+          <w:p>
+            <w:pPr>
+              <w:pStyle w:val="Compact"/>
+            </w:pPr>
+            <w:r>
               <w:t xml:space="preserve">FA r</w:t>
             </w:r>
           </w:p>
         </w:tc>
         <w:tc>
-          <w:tcPr>
-            <w:tcBorders>
-              <w:bottom w:val="single" w:sz="6" w:space="0" w:color="000000"/>
-            </w:tcBorders>
-          </w:tcPr>
-          <w:p>
-            <w:pPr>
-              <w:pStyle w:val="Compact"/>
-              <w:spacing w:line="240" w:lineRule="auto" w:before="20" w:after="20"/>
-            </w:pPr>
-            <w:r>
-              <w:rPr>
-                <w:rFonts w:ascii="Times New Roman" w:hAnsi="Times New Roman"/>
-                <w:b/>
-                <w:sz w:val="20"/>
-              </w:rPr>
+          <w:tcPr/>
+          <w:p>
+            <w:pPr>
+              <w:pStyle w:val="Compact"/>
+            </w:pPr>
+            <w:r>
               <w:t xml:space="preserve">FA MAE</w:t>
             </w:r>
           </w:p>
         </w:tc>
         <w:tc>
-          <w:tcPr>
-            <w:tcBorders>
-              <w:bottom w:val="single" w:sz="6" w:space="0" w:color="000000"/>
-            </w:tcBorders>
-          </w:tcPr>
-          <w:p>
-            <w:pPr>
-              <w:pStyle w:val="Compact"/>
-              <w:spacing w:line="240" w:lineRule="auto" w:before="20" w:after="20"/>
-            </w:pPr>
-            <w:r>
-              <w:rPr>
-                <w:rFonts w:ascii="Times New Roman" w:hAnsi="Times New Roman"/>
-                <w:b/>
-                <w:sz w:val="20"/>
-              </w:rPr>
+          <w:tcPr/>
+          <w:p>
+            <w:pPr>
+              <w:pStyle w:val="Compact"/>
+            </w:pPr>
+            <w:r>
               <w:t xml:space="preserve">FA bias</w:t>
             </w:r>
           </w:p>
         </w:tc>
         <w:tc>
-          <w:tcPr>
-            <w:tcBorders>
-              <w:bottom w:val="single" w:sz="6" w:space="0" w:color="000000"/>
-            </w:tcBorders>
-          </w:tcPr>
-          <w:p>
-            <w:pPr>
-              <w:pStyle w:val="Compact"/>
-              <w:spacing w:line="240" w:lineRule="auto" w:before="20" w:after="20"/>
-            </w:pPr>
-            <w:r>
-              <w:rPr>
-                <w:rFonts w:ascii="Times New Roman" w:hAnsi="Times New Roman"/>
-                <w:b/>
-                <w:sz w:val="20"/>
-              </w:rPr>
+          <w:tcPr/>
+          <w:p>
+            <w:pPr>
+              <w:pStyle w:val="Compact"/>
+            </w:pPr>
+            <w:r>
               <w:t xml:space="preserve">FA 95% LoA</w:t>
             </w:r>
           </w:p>
         </w:tc>
         <w:tc>
-          <w:tcPr>
-            <w:tcBorders>
-              <w:bottom w:val="single" w:sz="6" w:space="0" w:color="000000"/>
-            </w:tcBorders>
-          </w:tcPr>
-          <w:p>
-            <w:pPr>
-              <w:pStyle w:val="Compact"/>
-              <w:spacing w:line="240" w:lineRule="auto" w:before="20" w:after="20"/>
-            </w:pPr>
-            <w:r>
-              <w:rPr>
-                <w:rFonts w:ascii="Times New Roman" w:hAnsi="Times New Roman"/>
-                <w:b/>
-                <w:sz w:val="20"/>
-              </w:rPr>
+          <w:tcPr/>
+          <w:p>
+            <w:pPr>
+              <w:pStyle w:val="Compact"/>
+            </w:pPr>
+            <w:r>
               <w:t xml:space="preserve">MD r</w:t>
             </w:r>
           </w:p>
         </w:tc>
         <w:tc>
-          <w:tcPr>
-            <w:tcBorders>
-              <w:bottom w:val="single" w:sz="6" w:space="0" w:color="000000"/>
-            </w:tcBorders>
-          </w:tcPr>
-          <w:p>
-            <w:pPr>
-              <w:pStyle w:val="Compact"/>
-              <w:spacing w:line="240" w:lineRule="auto" w:before="20" w:after="20"/>
-            </w:pPr>
-            <w:r>
-              <w:rPr>
-                <w:rFonts w:ascii="Times New Roman" w:hAnsi="Times New Roman"/>
-                <w:b/>
-                <w:sz w:val="20"/>
-              </w:rPr>
+          <w:tcPr/>
+          <w:p>
+            <w:pPr>
+              <w:pStyle w:val="Compact"/>
+            </w:pPr>
+            <w:r>
               <w:t xml:space="preserve">MD MAE</w:t>
             </w:r>
           </w:p>
@@ -2950,13 +2569,8 @@
           <w:p>
             <w:pPr>
               <w:pStyle w:val="Compact"/>
-              <w:spacing w:line="240" w:lineRule="auto" w:before="20" w:after="20"/>
-            </w:pPr>
-            <w:r>
-              <w:rPr>
-                <w:rFonts w:ascii="Times New Roman" w:hAnsi="Times New Roman"/>
-                <w:sz w:val="20"/>
-              </w:rPr>
+            </w:pPr>
+            <w:r>
               <w:t xml:space="preserve">FSL vs. DIPY</w:t>
             </w:r>
           </w:p>
@@ -2966,13 +2580,8 @@
           <w:p>
             <w:pPr>
               <w:pStyle w:val="Compact"/>
-              <w:spacing w:line="240" w:lineRule="auto" w:before="20" w:after="20"/>
-            </w:pPr>
-            <w:r>
-              <w:rPr>
-                <w:rFonts w:ascii="Times New Roman" w:hAnsi="Times New Roman"/>
-                <w:sz w:val="20"/>
-              </w:rPr>
+            </w:pPr>
+            <w:r>
               <w:t xml:space="preserve">0.9668</w:t>
             </w:r>
           </w:p>
@@ -2982,13 +2591,8 @@
           <w:p>
             <w:pPr>
               <w:pStyle w:val="Compact"/>
-              <w:spacing w:line="240" w:lineRule="auto" w:before="20" w:after="20"/>
-            </w:pPr>
-            <w:r>
-              <w:rPr>
-                <w:rFonts w:ascii="Times New Roman" w:hAnsi="Times New Roman"/>
-                <w:sz w:val="20"/>
-              </w:rPr>
+            </w:pPr>
+            <w:r>
               <w:t xml:space="preserve">0.8897</w:t>
             </w:r>
           </w:p>
@@ -2998,13 +2602,8 @@
           <w:p>
             <w:pPr>
               <w:pStyle w:val="Compact"/>
-              <w:spacing w:line="240" w:lineRule="auto" w:before="20" w:after="20"/>
-            </w:pPr>
-            <w:r>
-              <w:rPr>
-                <w:rFonts w:ascii="Times New Roman" w:hAnsi="Times New Roman"/>
-                <w:sz w:val="20"/>
-              </w:rPr>
+            </w:pPr>
+            <w:r>
               <w:t xml:space="preserve">0.0504</w:t>
             </w:r>
           </w:p>
@@ -3014,13 +2613,8 @@
           <w:p>
             <w:pPr>
               <w:pStyle w:val="Compact"/>
-              <w:spacing w:line="240" w:lineRule="auto" w:before="20" w:after="20"/>
-            </w:pPr>
-            <w:r>
-              <w:rPr>
-                <w:rFonts w:ascii="Times New Roman" w:hAnsi="Times New Roman"/>
-                <w:sz w:val="20"/>
-              </w:rPr>
+            </w:pPr>
+            <w:r>
               <w:t xml:space="preserve">+0.0148</w:t>
             </w:r>
           </w:p>
@@ -3030,13 +2624,8 @@
           <w:p>
             <w:pPr>
               <w:pStyle w:val="Compact"/>
-              <w:spacing w:line="240" w:lineRule="auto" w:before="20" w:after="20"/>
-            </w:pPr>
-            <w:r>
-              <w:rPr>
-                <w:rFonts w:ascii="Times New Roman" w:hAnsi="Times New Roman"/>
-                <w:sz w:val="20"/>
-              </w:rPr>
+            </w:pPr>
+            <w:r>
               <w:t xml:space="preserve">[−0.1640, +0.1937]</w:t>
             </w:r>
           </w:p>
@@ -3046,13 +2635,8 @@
           <w:p>
             <w:pPr>
               <w:pStyle w:val="Compact"/>
-              <w:spacing w:line="240" w:lineRule="auto" w:before="20" w:after="20"/>
-            </w:pPr>
-            <w:r>
-              <w:rPr>
-                <w:rFonts w:ascii="Times New Roman" w:hAnsi="Times New Roman"/>
-                <w:sz w:val="20"/>
-              </w:rPr>
+            </w:pPr>
+            <w:r>
               <w:t xml:space="preserve">0.9012</w:t>
             </w:r>
           </w:p>
@@ -3062,13 +2646,8 @@
           <w:p>
             <w:pPr>
               <w:pStyle w:val="Compact"/>
-              <w:spacing w:line="240" w:lineRule="auto" w:before="20" w:after="20"/>
-            </w:pPr>
-            <w:r>
-              <w:rPr>
-                <w:rFonts w:ascii="Times New Roman" w:hAnsi="Times New Roman"/>
-                <w:sz w:val="20"/>
-              </w:rPr>
+            </w:pPr>
+            <w:r>
               <w:t xml:space="preserve">0.1272</w:t>
             </w:r>
           </w:p>
@@ -3080,13 +2659,8 @@
           <w:p>
             <w:pPr>
               <w:pStyle w:val="Compact"/>
-              <w:spacing w:line="240" w:lineRule="auto" w:before="20" w:after="20"/>
-            </w:pPr>
-            <w:r>
-              <w:rPr>
-                <w:rFonts w:ascii="Times New Roman" w:hAnsi="Times New Roman"/>
-                <w:sz w:val="20"/>
-              </w:rPr>
+            </w:pPr>
+            <w:r>
               <w:t xml:space="preserve">FSL vs. MRtrix3</w:t>
             </w:r>
           </w:p>
@@ -3096,13 +2670,8 @@
           <w:p>
             <w:pPr>
               <w:pStyle w:val="Compact"/>
-              <w:spacing w:line="240" w:lineRule="auto" w:before="20" w:after="20"/>
-            </w:pPr>
-            <w:r>
-              <w:rPr>
-                <w:rFonts w:ascii="Times New Roman" w:hAnsi="Times New Roman"/>
-                <w:sz w:val="20"/>
-              </w:rPr>
+            </w:pPr>
+            <w:r>
               <w:t xml:space="preserve">0.9058</w:t>
             </w:r>
           </w:p>
@@ -3112,13 +2681,8 @@
           <w:p>
             <w:pPr>
               <w:pStyle w:val="Compact"/>
-              <w:spacing w:line="240" w:lineRule="auto" w:before="20" w:after="20"/>
-            </w:pPr>
-            <w:r>
-              <w:rPr>
-                <w:rFonts w:ascii="Times New Roman" w:hAnsi="Times New Roman"/>
-                <w:sz w:val="20"/>
-              </w:rPr>
+            </w:pPr>
+            <w:r>
               <w:t xml:space="preserve">0.9157</w:t>
             </w:r>
           </w:p>
@@ -3128,13 +2692,8 @@
           <w:p>
             <w:pPr>
               <w:pStyle w:val="Compact"/>
-              <w:spacing w:line="240" w:lineRule="auto" w:before="20" w:after="20"/>
-            </w:pPr>
-            <w:r>
-              <w:rPr>
-                <w:rFonts w:ascii="Times New Roman" w:hAnsi="Times New Roman"/>
-                <w:sz w:val="20"/>
-              </w:rPr>
+            </w:pPr>
+            <w:r>
               <w:t xml:space="preserve">0.0460</w:t>
             </w:r>
           </w:p>
@@ -3144,13 +2703,8 @@
           <w:p>
             <w:pPr>
               <w:pStyle w:val="Compact"/>
-              <w:spacing w:line="240" w:lineRule="auto" w:before="20" w:after="20"/>
-            </w:pPr>
-            <w:r>
-              <w:rPr>
-                <w:rFonts w:ascii="Times New Roman" w:hAnsi="Times New Roman"/>
-                <w:sz w:val="20"/>
-              </w:rPr>
+            </w:pPr>
+            <w:r>
               <w:t xml:space="preserve">+0.0139</w:t>
             </w:r>
           </w:p>
@@ -3160,13 +2714,8 @@
           <w:p>
             <w:pPr>
               <w:pStyle w:val="Compact"/>
-              <w:spacing w:line="240" w:lineRule="auto" w:before="20" w:after="20"/>
-            </w:pPr>
-            <w:r>
-              <w:rPr>
-                <w:rFonts w:ascii="Times New Roman" w:hAnsi="Times New Roman"/>
-                <w:sz w:val="20"/>
-              </w:rPr>
+            </w:pPr>
+            <w:r>
               <w:t xml:space="preserve">[−0.1419, +0.1696]</w:t>
             </w:r>
           </w:p>
@@ -3176,13 +2725,8 @@
           <w:p>
             <w:pPr>
               <w:pStyle w:val="Compact"/>
-              <w:spacing w:line="240" w:lineRule="auto" w:before="20" w:after="20"/>
-            </w:pPr>
-            <w:r>
-              <w:rPr>
-                <w:rFonts w:ascii="Times New Roman" w:hAnsi="Times New Roman"/>
-                <w:sz w:val="20"/>
-              </w:rPr>
+            </w:pPr>
+            <w:r>
               <w:t xml:space="preserve">0.9020</w:t>
             </w:r>
           </w:p>
@@ -3192,13 +2736,8 @@
           <w:p>
             <w:pPr>
               <w:pStyle w:val="Compact"/>
-              <w:spacing w:line="240" w:lineRule="auto" w:before="20" w:after="20"/>
-            </w:pPr>
-            <w:r>
-              <w:rPr>
-                <w:rFonts w:ascii="Times New Roman" w:hAnsi="Times New Roman"/>
-                <w:sz w:val="20"/>
-              </w:rPr>
+            </w:pPr>
+            <w:r>
               <w:t xml:space="preserve">0.1271</w:t>
             </w:r>
           </w:p>
@@ -3210,13 +2749,8 @@
           <w:p>
             <w:pPr>
               <w:pStyle w:val="Compact"/>
-              <w:spacing w:line="240" w:lineRule="auto" w:before="20" w:after="20"/>
-            </w:pPr>
-            <w:r>
-              <w:rPr>
-                <w:rFonts w:ascii="Times New Roman" w:hAnsi="Times New Roman"/>
-                <w:sz w:val="20"/>
-              </w:rPr>
+            </w:pPr>
+            <w:r>
               <w:t xml:space="preserve">MRtrix3 vs. DIPY</w:t>
             </w:r>
           </w:p>
@@ -3226,13 +2760,8 @@
           <w:p>
             <w:pPr>
               <w:pStyle w:val="Compact"/>
-              <w:spacing w:line="240" w:lineRule="auto" w:before="20" w:after="20"/>
-            </w:pPr>
-            <w:r>
-              <w:rPr>
-                <w:rFonts w:ascii="Times New Roman" w:hAnsi="Times New Roman"/>
-                <w:sz w:val="20"/>
-              </w:rPr>
+            </w:pPr>
+            <w:r>
               <w:t xml:space="preserve">0.9163</w:t>
             </w:r>
           </w:p>
@@ -3242,13 +2771,8 @@
           <w:p>
             <w:pPr>
               <w:pStyle w:val="Compact"/>
-              <w:spacing w:line="240" w:lineRule="auto" w:before="20" w:after="20"/>
-            </w:pPr>
-            <w:r>
-              <w:rPr>
-                <w:rFonts w:ascii="Times New Roman" w:hAnsi="Times New Roman"/>
-                <w:sz w:val="20"/>
-              </w:rPr>
+            </w:pPr>
+            <w:r>
               <w:t xml:space="preserve">0.9966</w:t>
             </w:r>
           </w:p>
@@ -3258,13 +2782,8 @@
           <w:p>
             <w:pPr>
               <w:pStyle w:val="Compact"/>
-              <w:spacing w:line="240" w:lineRule="auto" w:before="20" w:after="20"/>
-            </w:pPr>
-            <w:r>
-              <w:rPr>
-                <w:rFonts w:ascii="Times New Roman" w:hAnsi="Times New Roman"/>
-                <w:sz w:val="20"/>
-              </w:rPr>
+            </w:pPr>
+            <w:r>
               <w:t xml:space="preserve">0.0059</w:t>
             </w:r>
           </w:p>
@@ -3274,13 +2793,8 @@
           <w:p>
             <w:pPr>
               <w:pStyle w:val="Compact"/>
-              <w:spacing w:line="240" w:lineRule="auto" w:before="20" w:after="20"/>
-            </w:pPr>
-            <w:r>
-              <w:rPr>
-                <w:rFonts w:ascii="Times New Roman" w:hAnsi="Times New Roman"/>
-                <w:sz w:val="20"/>
-              </w:rPr>
+            </w:pPr>
+            <w:r>
               <w:t xml:space="preserve">+0.0053</w:t>
             </w:r>
           </w:p>
@@ -3290,13 +2804,8 @@
           <w:p>
             <w:pPr>
               <w:pStyle w:val="Compact"/>
-              <w:spacing w:line="240" w:lineRule="auto" w:before="20" w:after="20"/>
-            </w:pPr>
-            <w:r>
-              <w:rPr>
-                <w:rFonts w:ascii="Times New Roman" w:hAnsi="Times New Roman"/>
-                <w:sz w:val="20"/>
-              </w:rPr>
+            </w:pPr>
+            <w:r>
               <w:t xml:space="preserve">[−0.0260, +0.0366]</w:t>
             </w:r>
           </w:p>
@@ -3306,13 +2815,8 @@
           <w:p>
             <w:pPr>
               <w:pStyle w:val="Compact"/>
-              <w:spacing w:line="240" w:lineRule="auto" w:before="20" w:after="20"/>
-            </w:pPr>
-            <w:r>
-              <w:rPr>
-                <w:rFonts w:ascii="Times New Roman" w:hAnsi="Times New Roman"/>
-                <w:sz w:val="20"/>
-              </w:rPr>
+            </w:pPr>
+            <w:r>
               <w:t xml:space="preserve">0.9991</w:t>
             </w:r>
           </w:p>
@@ -3322,13 +2826,8 @@
           <w:p>
             <w:pPr>
               <w:pStyle w:val="Compact"/>
-              <w:spacing w:line="240" w:lineRule="auto" w:before="20" w:after="20"/>
-            </w:pPr>
-            <w:r>
-              <w:rPr>
-                <w:rFonts w:ascii="Times New Roman" w:hAnsi="Times New Roman"/>
-                <w:sz w:val="20"/>
-              </w:rPr>
+            </w:pPr>
+            <w:r>
               <w:t xml:space="preserve">0.0029</w:t>
             </w:r>
           </w:p>
@@ -3348,7 +2847,7 @@
         <w:pStyle w:val="BodyText"/>
       </w:pPr>
       <w:r>
-        <w:t xml:space="preserve">These per-tool means are computed over each tool’s own physically admissible voxels, whereas the Bland–Altman bias in Table 3 is computed over voxels admissible in</w:t>
+        <w:t xml:space="preserve">These per-tool means are computed over each tool’s own physically admissible voxels, whereas the Bland–Altman bias in Table 2 is computed over voxels admissible in</w:t>
       </w:r>
       <w:r>
         <w:t xml:space="preserve"> </w:t>
@@ -3474,6 +2973,8 @@
         <w:t xml:space="preserve">All three fits used identical input data, identical gradient tables, one shared brain mask, and one shared volume subset, so the effect must arise in the tensor fitting itself. All three were run with weighted linear least squares, but their weighting schemes, regularisation, and outlier handling differ, and those differences evidently interact with acquisition properties such as b-value, SNR, and the number of b = 0 volumes. We report this as an observation across two acquisitions. Identifying the mechanism would require a controlled comparison of the fitting routines, which is beyond the scope of this paper.</w:t>
       </w:r>
     </w:p>
+    <w:bookmarkEnd w:id="20"/>
+    <w:bookmarkStart w:id="21" w:name="non-physical-tensor-fits"/>
     <w:p>
       <w:pPr>
         <w:pStyle w:val="Heading3"/>
@@ -3499,7 +3000,7 @@
           <w:b/>
           <w:bCs/>
         </w:rPr>
-        <w:t xml:space="preserve">Table 4. Non-physical tensor fits within the white matter mask.</w:t>
+        <w:t xml:space="preserve">Table 3. Non-physical tensor fits within the white matter mask.</w:t>
       </w:r>
       <w:r>
         <w:t xml:space="preserve"> </w:t>
@@ -3512,23 +3013,8 @@
       <w:tblPr>
         <w:tblStyle w:val="Table"/>
         <w:tblW w:type="pct" w:w="5000"/>
-        <w:jc w:val="center"/>
         <w:tblLayout w:type="fixed"/>
         <w:tblLook w:firstRow="1" w:lastRow="0" w:firstColumn="0" w:lastColumn="0" w:noHBand="0" w:noVBand="0" w:val="0020"/>
-        <w:tblBorders>
-          <w:top w:val="single" w:sz="12" w:space="0" w:color="000000"/>
-          <w:bottom w:val="single" w:sz="12" w:space="0" w:color="000000"/>
-          <w:left w:val="none" w:sz="0" w:space="0" w:color="000000"/>
-          <w:right w:val="none" w:sz="0" w:space="0" w:color="000000"/>
-          <w:insideH w:val="none" w:sz="0" w:space="0" w:color="000000"/>
-          <w:insideV w:val="none" w:sz="0" w:space="0" w:color="000000"/>
-        </w:tblBorders>
-        <w:tblCellMar>
-          <w:top w:w="60" w:type="dxa"/>
-          <w:bottom w:w="60" w:type="dxa"/>
-          <w:left w:w="90" w:type="dxa"/>
-          <w:right w:w="90" w:type="dxa"/>
-        </w:tblCellMar>
       </w:tblPr>
       <w:tblGrid>
         <w:gridCol w:w="1584"/>
@@ -3542,106 +3028,56 @@
           <w:tblHeader w:val="on"/>
         </w:trPr>
         <w:tc>
-          <w:tcPr>
-            <w:tcBorders>
-              <w:bottom w:val="single" w:sz="6" w:space="0" w:color="000000"/>
-            </w:tcBorders>
-          </w:tcPr>
-          <w:p>
-            <w:pPr>
-              <w:pStyle w:val="Compact"/>
-              <w:spacing w:line="240" w:lineRule="auto" w:before="20" w:after="20"/>
-            </w:pPr>
-            <w:r>
-              <w:rPr>
-                <w:rFonts w:ascii="Times New Roman" w:hAnsi="Times New Roman"/>
-                <w:b/>
-                <w:sz w:val="20"/>
-              </w:rPr>
+          <w:tcPr/>
+          <w:p>
+            <w:pPr>
+              <w:pStyle w:val="Compact"/>
+            </w:pPr>
+            <w:r>
               <w:t xml:space="preserve">Dataset</w:t>
             </w:r>
           </w:p>
         </w:tc>
         <w:tc>
-          <w:tcPr>
-            <w:tcBorders>
-              <w:bottom w:val="single" w:sz="6" w:space="0" w:color="000000"/>
-            </w:tcBorders>
-          </w:tcPr>
-          <w:p>
-            <w:pPr>
-              <w:pStyle w:val="Compact"/>
-              <w:spacing w:line="240" w:lineRule="auto" w:before="20" w:after="20"/>
-            </w:pPr>
-            <w:r>
-              <w:rPr>
-                <w:rFonts w:ascii="Times New Roman" w:hAnsi="Times New Roman"/>
-                <w:b/>
-                <w:sz w:val="20"/>
-              </w:rPr>
+          <w:tcPr/>
+          <w:p>
+            <w:pPr>
+              <w:pStyle w:val="Compact"/>
+            </w:pPr>
+            <w:r>
               <w:t xml:space="preserve">Metric</w:t>
             </w:r>
           </w:p>
         </w:tc>
         <w:tc>
-          <w:tcPr>
-            <w:tcBorders>
-              <w:bottom w:val="single" w:sz="6" w:space="0" w:color="000000"/>
-            </w:tcBorders>
-          </w:tcPr>
-          <w:p>
-            <w:pPr>
-              <w:pStyle w:val="Compact"/>
-              <w:spacing w:line="240" w:lineRule="auto" w:before="20" w:after="20"/>
-            </w:pPr>
-            <w:r>
-              <w:rPr>
-                <w:rFonts w:ascii="Times New Roman" w:hAnsi="Times New Roman"/>
-                <w:b/>
-                <w:sz w:val="20"/>
-              </w:rPr>
+          <w:tcPr/>
+          <w:p>
+            <w:pPr>
+              <w:pStyle w:val="Compact"/>
+            </w:pPr>
+            <w:r>
               <w:t xml:space="preserve">FSL</w:t>
             </w:r>
           </w:p>
         </w:tc>
         <w:tc>
-          <w:tcPr>
-            <w:tcBorders>
-              <w:bottom w:val="single" w:sz="6" w:space="0" w:color="000000"/>
-            </w:tcBorders>
-          </w:tcPr>
-          <w:p>
-            <w:pPr>
-              <w:pStyle w:val="Compact"/>
-              <w:spacing w:line="240" w:lineRule="auto" w:before="20" w:after="20"/>
-            </w:pPr>
-            <w:r>
-              <w:rPr>
-                <w:rFonts w:ascii="Times New Roman" w:hAnsi="Times New Roman"/>
-                <w:b/>
-                <w:sz w:val="20"/>
-              </w:rPr>
+          <w:tcPr/>
+          <w:p>
+            <w:pPr>
+              <w:pStyle w:val="Compact"/>
+            </w:pPr>
+            <w:r>
               <w:t xml:space="preserve">MRtrix3</w:t>
             </w:r>
           </w:p>
         </w:tc>
         <w:tc>
-          <w:tcPr>
-            <w:tcBorders>
-              <w:bottom w:val="single" w:sz="6" w:space="0" w:color="000000"/>
-            </w:tcBorders>
-          </w:tcPr>
-          <w:p>
-            <w:pPr>
-              <w:pStyle w:val="Compact"/>
-              <w:spacing w:line="240" w:lineRule="auto" w:before="20" w:after="20"/>
-            </w:pPr>
-            <w:r>
-              <w:rPr>
-                <w:rFonts w:ascii="Times New Roman" w:hAnsi="Times New Roman"/>
-                <w:b/>
-                <w:sz w:val="20"/>
-              </w:rPr>
+          <w:tcPr/>
+          <w:p>
+            <w:pPr>
+              <w:pStyle w:val="Compact"/>
+            </w:pPr>
+            <w:r>
               <w:t xml:space="preserve">DIPY</w:t>
             </w:r>
           </w:p>
@@ -3653,13 +3089,8 @@
           <w:p>
             <w:pPr>
               <w:pStyle w:val="Compact"/>
-              <w:spacing w:line="240" w:lineRule="auto" w:before="20" w:after="20"/>
-            </w:pPr>
-            <w:r>
-              <w:rPr>
-                <w:rFonts w:ascii="Times New Roman" w:hAnsi="Times New Roman"/>
-                <w:sz w:val="20"/>
-              </w:rPr>
+            </w:pPr>
+            <w:r>
               <w:t xml:space="preserve">Stanford (n = 65,002)</w:t>
             </w:r>
           </w:p>
@@ -3669,13 +3100,8 @@
           <w:p>
             <w:pPr>
               <w:pStyle w:val="Compact"/>
-              <w:spacing w:line="240" w:lineRule="auto" w:before="20" w:after="20"/>
-            </w:pPr>
-            <w:r>
-              <w:rPr>
-                <w:rFonts w:ascii="Times New Roman" w:hAnsi="Times New Roman"/>
-                <w:sz w:val="20"/>
-              </w:rPr>
+            </w:pPr>
+            <w:r>
               <w:t xml:space="preserve">FA &gt; 1</w:t>
             </w:r>
           </w:p>
@@ -3685,13 +3111,8 @@
           <w:p>
             <w:pPr>
               <w:pStyle w:val="Compact"/>
-              <w:spacing w:line="240" w:lineRule="auto" w:before="20" w:after="20"/>
-            </w:pPr>
-            <w:r>
-              <w:rPr>
-                <w:rFonts w:ascii="Times New Roman" w:hAnsi="Times New Roman"/>
-                <w:sz w:val="20"/>
-              </w:rPr>
+            </w:pPr>
+            <w:r>
               <w:t xml:space="preserve">261 (0.40%)</w:t>
             </w:r>
           </w:p>
@@ -3701,13 +3122,8 @@
           <w:p>
             <w:pPr>
               <w:pStyle w:val="Compact"/>
-              <w:spacing w:line="240" w:lineRule="auto" w:before="20" w:after="20"/>
-            </w:pPr>
-            <w:r>
-              <w:rPr>
-                <w:rFonts w:ascii="Times New Roman" w:hAnsi="Times New Roman"/>
-                <w:sz w:val="20"/>
-              </w:rPr>
+            </w:pPr>
+            <w:r>
               <w:t xml:space="preserve">178 (0.27%)</w:t>
             </w:r>
           </w:p>
@@ -3717,13 +3133,8 @@
           <w:p>
             <w:pPr>
               <w:pStyle w:val="Compact"/>
-              <w:spacing w:line="240" w:lineRule="auto" w:before="20" w:after="20"/>
-            </w:pPr>
-            <w:r>
-              <w:rPr>
-                <w:rFonts w:ascii="Times New Roman" w:hAnsi="Times New Roman"/>
-                <w:sz w:val="20"/>
-              </w:rPr>
+            </w:pPr>
+            <w:r>
               <w:t xml:space="preserve">0 (0%)</w:t>
             </w:r>
           </w:p>
@@ -3735,13 +3146,8 @@
           <w:p>
             <w:pPr>
               <w:pStyle w:val="Compact"/>
-              <w:spacing w:line="240" w:lineRule="auto" w:before="20" w:after="20"/>
-            </w:pPr>
-            <w:r>
-              <w:rPr>
-                <w:rFonts w:ascii="Times New Roman" w:hAnsi="Times New Roman"/>
-                <w:sz w:val="20"/>
-              </w:rPr>
+            </w:pPr>
+            <w:r>
               <w:t xml:space="preserve">Stanford</w:t>
             </w:r>
           </w:p>
@@ -3751,13 +3157,8 @@
           <w:p>
             <w:pPr>
               <w:pStyle w:val="Compact"/>
-              <w:spacing w:line="240" w:lineRule="auto" w:before="20" w:after="20"/>
-            </w:pPr>
-            <w:r>
-              <w:rPr>
-                <w:rFonts w:ascii="Times New Roman" w:hAnsi="Times New Roman"/>
-                <w:sz w:val="20"/>
-              </w:rPr>
+            </w:pPr>
+            <w:r>
               <w:t xml:space="preserve">MD ≤ 0</w:t>
             </w:r>
           </w:p>
@@ -3767,13 +3168,8 @@
           <w:p>
             <w:pPr>
               <w:pStyle w:val="Compact"/>
-              <w:spacing w:line="240" w:lineRule="auto" w:before="20" w:after="20"/>
-            </w:pPr>
-            <w:r>
-              <w:rPr>
-                <w:rFonts w:ascii="Times New Roman" w:hAnsi="Times New Roman"/>
-                <w:sz w:val="20"/>
-              </w:rPr>
+            </w:pPr>
+            <w:r>
               <w:t xml:space="preserve">261 (0.40%)</w:t>
             </w:r>
           </w:p>
@@ -3783,13 +3179,8 @@
           <w:p>
             <w:pPr>
               <w:pStyle w:val="Compact"/>
-              <w:spacing w:line="240" w:lineRule="auto" w:before="20" w:after="20"/>
-            </w:pPr>
-            <w:r>
-              <w:rPr>
-                <w:rFonts w:ascii="Times New Roman" w:hAnsi="Times New Roman"/>
-                <w:sz w:val="20"/>
-              </w:rPr>
+            </w:pPr>
+            <w:r>
               <w:t xml:space="preserve">91 (0.14%)</w:t>
             </w:r>
           </w:p>
@@ -3799,13 +3190,8 @@
           <w:p>
             <w:pPr>
               <w:pStyle w:val="Compact"/>
-              <w:spacing w:line="240" w:lineRule="auto" w:before="20" w:after="20"/>
-            </w:pPr>
-            <w:r>
-              <w:rPr>
-                <w:rFonts w:ascii="Times New Roman" w:hAnsi="Times New Roman"/>
-                <w:sz w:val="20"/>
-              </w:rPr>
+            </w:pPr>
+            <w:r>
               <w:t xml:space="preserve">0 (0%)</w:t>
             </w:r>
           </w:p>
@@ -3817,13 +3203,8 @@
           <w:p>
             <w:pPr>
               <w:pStyle w:val="Compact"/>
-              <w:spacing w:line="240" w:lineRule="auto" w:before="20" w:after="20"/>
-            </w:pPr>
-            <w:r>
-              <w:rPr>
-                <w:rFonts w:ascii="Times New Roman" w:hAnsi="Times New Roman"/>
-                <w:sz w:val="20"/>
-              </w:rPr>
+            </w:pPr>
+            <w:r>
               <w:t xml:space="preserve">Sherbrooke (n = 111,032)</w:t>
             </w:r>
           </w:p>
@@ -3833,13 +3214,8 @@
           <w:p>
             <w:pPr>
               <w:pStyle w:val="Compact"/>
-              <w:spacing w:line="240" w:lineRule="auto" w:before="20" w:after="20"/>
-            </w:pPr>
-            <w:r>
-              <w:rPr>
-                <w:rFonts w:ascii="Times New Roman" w:hAnsi="Times New Roman"/>
-                <w:sz w:val="20"/>
-              </w:rPr>
+            </w:pPr>
+            <w:r>
               <w:t xml:space="preserve">FA &gt; 1</w:t>
             </w:r>
           </w:p>
@@ -3849,13 +3225,8 @@
           <w:p>
             <w:pPr>
               <w:pStyle w:val="Compact"/>
-              <w:spacing w:line="240" w:lineRule="auto" w:before="20" w:after="20"/>
-            </w:pPr>
-            <w:r>
-              <w:rPr>
-                <w:rFonts w:ascii="Times New Roman" w:hAnsi="Times New Roman"/>
-                <w:sz w:val="20"/>
-              </w:rPr>
+            </w:pPr>
+            <w:r>
               <w:t xml:space="preserve">4,404 (3.97%)</w:t>
             </w:r>
           </w:p>
@@ -3865,13 +3236,8 @@
           <w:p>
             <w:pPr>
               <w:pStyle w:val="Compact"/>
-              <w:spacing w:line="240" w:lineRule="auto" w:before="20" w:after="20"/>
-            </w:pPr>
-            <w:r>
-              <w:rPr>
-                <w:rFonts w:ascii="Times New Roman" w:hAnsi="Times New Roman"/>
-                <w:sz w:val="20"/>
-              </w:rPr>
+            </w:pPr>
+            <w:r>
               <w:t xml:space="preserve">2,252 (2.03%)</w:t>
             </w:r>
           </w:p>
@@ -3881,13 +3247,8 @@
           <w:p>
             <w:pPr>
               <w:pStyle w:val="Compact"/>
-              <w:spacing w:line="240" w:lineRule="auto" w:before="20" w:after="20"/>
-            </w:pPr>
-            <w:r>
-              <w:rPr>
-                <w:rFonts w:ascii="Times New Roman" w:hAnsi="Times New Roman"/>
-                <w:sz w:val="20"/>
-              </w:rPr>
+            </w:pPr>
+            <w:r>
               <w:t xml:space="preserve">0 (0%)</w:t>
             </w:r>
           </w:p>
@@ -3899,13 +3260,8 @@
           <w:p>
             <w:pPr>
               <w:pStyle w:val="Compact"/>
-              <w:spacing w:line="240" w:lineRule="auto" w:before="20" w:after="20"/>
-            </w:pPr>
-            <w:r>
-              <w:rPr>
-                <w:rFonts w:ascii="Times New Roman" w:hAnsi="Times New Roman"/>
-                <w:sz w:val="20"/>
-              </w:rPr>
+            </w:pPr>
+            <w:r>
               <w:t xml:space="preserve">Sherbrooke</w:t>
             </w:r>
           </w:p>
@@ -3915,13 +3271,8 @@
           <w:p>
             <w:pPr>
               <w:pStyle w:val="Compact"/>
-              <w:spacing w:line="240" w:lineRule="auto" w:before="20" w:after="20"/>
-            </w:pPr>
-            <w:r>
-              <w:rPr>
-                <w:rFonts w:ascii="Times New Roman" w:hAnsi="Times New Roman"/>
-                <w:sz w:val="20"/>
-              </w:rPr>
+            </w:pPr>
+            <w:r>
               <w:t xml:space="preserve">MD ≤ 0</w:t>
             </w:r>
           </w:p>
@@ -3931,13 +3282,8 @@
           <w:p>
             <w:pPr>
               <w:pStyle w:val="Compact"/>
-              <w:spacing w:line="240" w:lineRule="auto" w:before="20" w:after="20"/>
-            </w:pPr>
-            <w:r>
-              <w:rPr>
-                <w:rFonts w:ascii="Times New Roman" w:hAnsi="Times New Roman"/>
-                <w:sz w:val="20"/>
-              </w:rPr>
+            </w:pPr>
+            <w:r>
               <w:t xml:space="preserve">3,016 (2.72%)</w:t>
             </w:r>
           </w:p>
@@ -3947,13 +3293,8 @@
           <w:p>
             <w:pPr>
               <w:pStyle w:val="Compact"/>
-              <w:spacing w:line="240" w:lineRule="auto" w:before="20" w:after="20"/>
-            </w:pPr>
-            <w:r>
-              <w:rPr>
-                <w:rFonts w:ascii="Times New Roman" w:hAnsi="Times New Roman"/>
-                <w:sz w:val="20"/>
-              </w:rPr>
+            </w:pPr>
+            <w:r>
               <w:t xml:space="preserve">603 (0.54%)</w:t>
             </w:r>
           </w:p>
@@ -3963,13 +3304,8 @@
           <w:p>
             <w:pPr>
               <w:pStyle w:val="Compact"/>
-              <w:spacing w:line="240" w:lineRule="auto" w:before="20" w:after="20"/>
-            </w:pPr>
-            <w:r>
-              <w:rPr>
-                <w:rFonts w:ascii="Times New Roman" w:hAnsi="Times New Roman"/>
-                <w:sz w:val="20"/>
-              </w:rPr>
+            </w:pPr>
+            <w:r>
               <w:t xml:space="preserve">0 (0%)</w:t>
             </w:r>
           </w:p>
@@ -4012,9 +3348,11 @@
         <w:pStyle w:val="BodyText"/>
       </w:pPr>
       <w:r>
-        <w:t xml:space="preserve">Two practical implications follow, and the platform makes both concrete for learners. First, agreement statistics computed on raw tensor-derived maps without a physical plausibility check can be badly misleading, and the appropriate diagnostic is to count and inspect the inadmissible voxels rather than discard them silently. Second, the number of failed tensor fits is itself a usable quality indicator that differentiates toolkits, and it is sensitive to acquisition design — particularly to the number of b = 0 volumes.</w:t>
-      </w:r>
-    </w:p>
+        <w:t xml:space="preserve">Two practical implications follow for anyone computing agreement statistics on tensor-derived maps. First, agreement statistics computed on raw tensor-derived maps without a physical plausibility check can be badly misleading, and the appropriate diagnostic is to count and inspect the inadmissible voxels rather than discard them silently. Second, the number of failed tensor fits is itself a usable quality indicator that differentiates toolkits, and it is sensitive to acquisition design — particularly to the number of b = 0 volumes.</w:t>
+      </w:r>
+    </w:p>
+    <w:bookmarkEnd w:id="21"/>
+    <w:bookmarkStart w:id="22" w:name="shell-selection"/>
     <w:p>
       <w:pPr>
         <w:pStyle w:val="Heading3"/>
@@ -4076,6 +3414,8 @@
         <w:t xml:space="preserve">requires the user to explicitly select the shell used for fitting. For the Stanford HARDI single-shell dataset this has no practical consequence. For multi-shell data such as the HCP protocol (b = 1000/2000/3000 s/mm²), applying the single-tensor model to all shells simultaneously violates the monoexponential signal decay assumption; the resulting FA maps will differ from those obtained using only the b = 1000 shell. This is a non-trivial methodological difference that is rarely acknowledged in published methods sections and is highlighted explicitly in the dMRI Rosetta Stone Stage 4 interface.</w:t>
       </w:r>
     </w:p>
+    <w:bookmarkEnd w:id="22"/>
+    <w:bookmarkStart w:id="23" w:name="the-environment-in-practice"/>
     <w:p>
       <w:pPr>
         <w:pStyle w:val="Heading3"/>
@@ -4115,6 +3455,9 @@
         <w:t xml:space="preserve">image runs under emulation; a native x86-64 host should be faster. Every stage of the comparison completes in a few minutes on the full 160-volume Stanford acquisition. The exception is eddy-current correction, which takes 35-45 minutes on a single core, but this falls outside the comparison reported here, which applies no preprocessing.</w:t>
       </w:r>
     </w:p>
+    <w:bookmarkEnd w:id="23"/>
+    <w:bookmarkEnd w:id="24"/>
+    <w:bookmarkStart w:id="30" w:name="discussion"/>
     <w:p>
       <w:pPr>
         <w:pStyle w:val="Heading2"/>
@@ -4123,6 +3466,7 @@
         <w:t xml:space="preserve">Discussion</w:t>
       </w:r>
     </w:p>
+    <w:bookmarkStart w:id="25" w:name="X428b10807ff91b77f33715c724f22e38d48a170"/>
     <w:p>
       <w:pPr>
         <w:pStyle w:val="Heading3"/>
@@ -4166,7 +3510,7 @@
         <w:t xml:space="preserve"> </w:t>
       </w:r>
       <w:r>
-        <w:t xml:space="preserve">performs rigid-body registration only, is a distinction that is rarely stated explicitly in published methods sections but is immediately apparent in the side-by-side interface. Similarly, the absence of CSD in FSL — a non-trivial limitation for acquisitions with crossing fibres — is not always communicated to students trained exclusively in FSL.</w:t>
+        <w:t xml:space="preserve">performs rigid-body registration only, is a distinction that is rarely stated explicitly in published methods sections but is immediately apparent in the side-by-side interface. Similarly, the absence of CSD in FSL — a non-trivial limitation for acquisitions with crossing fibres — is not always apparent to an analyst working only in FSL.</w:t>
       </w:r>
     </w:p>
     <w:p>
@@ -4217,12 +3561,200 @@
         <w:t xml:space="preserve">The shell selection asymmetry is a second example of implementation differences that matter in practice: FSL and MRtrix3 fit all available shells by default, DIPY requires an explicit choice, and for multi-shell data this changes the resulting FA maps. Others have shown that pipeline-level choices introduce non-trivial variability in dMRI metrics (Bhagwat et al., 2021; Richie-Halford et al., 2022). What the platform adds is that such differences can be observed directly rather than only read about.</w:t>
       </w:r>
     </w:p>
+    <w:bookmarkEnd w:id="25"/>
+    <w:bookmarkStart w:id="26" w:name="X52702a4240f0bad16da56ddf8020ad4bf55f4f6"/>
     <w:p>
       <w:pPr>
         <w:pStyle w:val="Heading3"/>
       </w:pPr>
       <w:r>
-        <w:t xml:space="preserve">Comparison with Existing Resources</w:t>
+        <w:t xml:space="preserve">Why existing platforms do not answer this question</w:t>
+      </w:r>
+    </w:p>
+    <w:p>
+      <w:pPr>
+        <w:pStyle w:val="FirstParagraph"/>
+      </w:pPr>
+      <w:r>
+        <w:t xml:space="preserve">Infrastructure for running dMRI analyses across toolkits already exists. Brainlife.io provides cloud execution with provenance tracking for applications drawn from several packages, including FSL and MRtrix3 (Avesani et al., 2019), and pipeline suites such as QSIPrep assemble multi-toolkit workflows into reproducible end-to-end analyses. Both are more capable than the environment used here for the work they were designed for.</w:t>
+      </w:r>
+    </w:p>
+    <w:p>
+      <w:pPr>
+        <w:pStyle w:val="BodyText"/>
+      </w:pPr>
+      <w:r>
+        <w:t xml:space="preserve">Neither, however, is arranged for the comparison this paper reports. Their purpose is to process a dataset well, which means selecting one implementation per step and running it; ours is to hold every step but one fixed and vary the remaining one deliberately, which is the opposite arrangement. Running a controlled comparison on such a platform would mean working against its design rather than with it. That is the gap the environment described in Section 2.3 fills, and it is a narrow one: not a better way to analyse diffusion data, but a way to ask which implementation is responsible when two analyses of the same data disagree.</w:t>
+      </w:r>
+    </w:p>
+    <w:bookmarkEnd w:id="26"/>
+    <w:bookmarkStart w:id="27" w:name="scalability"/>
+    <w:p>
+      <w:pPr>
+        <w:pStyle w:val="Heading3"/>
+      </w:pPr>
+      <w:r>
+        <w:t xml:space="preserve">Scalability</w:t>
+      </w:r>
+    </w:p>
+    <w:p>
+      <w:pPr>
+        <w:pStyle w:val="FirstParagraph"/>
+      </w:pPr>
+      <w:r>
+        <w:t xml:space="preserve">The platform and the benchmark scale differently, and it is worth separating them.</w:t>
+      </w:r>
+    </w:p>
+    <w:p>
+      <w:pPr>
+        <w:pStyle w:val="BodyText"/>
+      </w:pPr>
+      <w:r>
+        <w:t xml:space="preserve">The interactive application is deliberately single-subject and single-machine. Each pipeline stage runs one command on one dataset in a container sized for a laptop, because its purpose is to isolate one operation at a time rather than to process a cohort. Within that scope it scales adequately. All stages except eddy correction complete in under three minutes on the full 160-volume Stanford acquisition on an Apple M2 with 8 GB allocated to Docker; eddy correction is the single bottleneck at 35–45 minutes on one CPU core, which the demo subsample mode reduces to 2–4 minutes for teaching purposes. Memory scales with volume count and matrix size, and the largest dataset used here (Sherbrooke, 193 volumes at 128 × 128 × 60) ran comfortably within the same allocation. The platform is explicitly not a cohort-processing pipeline, and users with that requirement should reach for a purpose-built workflow such as QSIPrep or a Nipype-based pipeline; nothing in this platform competes with those, and the Concepts and Reference module says so.</w:t>
+      </w:r>
+    </w:p>
+    <w:p>
+      <w:pPr>
+        <w:pStyle w:val="BodyText"/>
+      </w:pPr>
+      <w:r>
+        <w:t xml:space="preserve">The benchmark scripts scale further, and were designed to. Adding a dataset requires one fetcher entry and two commands, which is how the Sherbrooke replication was produced; outputs are written per subject so that datasets accumulate rather than overwrite one another, and the</w:t>
+      </w:r>
+      <w:r>
+        <w:t xml:space="preserve"> </w:t>
+      </w:r>
+      <w:r>
+        <w:rPr>
+          <w:rStyle w:val="VerbatimChar"/>
+        </w:rPr>
+        <w:t xml:space="preserve">--shell</w:t>
+      </w:r>
+      <w:r>
+        <w:t xml:space="preserve"> </w:t>
+      </w:r>
+      <w:r>
+        <w:t xml:space="preserve">option makes multi-shell acquisitions tractable without hand-editing gradient tables. The cost per dataset is one tensor fit per toolkit, which is minutes rather than hours. This matters for the finding reported above: establishing how the FSL divergence depends on acquisition would require tens of datasets rather than two, and that is a matter of compute time and data access rather than of software redesign. We regard extending this benchmark as the most valuable use of the codebase beyond teaching.</w:t>
+      </w:r>
+    </w:p>
+    <w:p>
+      <w:pPr>
+        <w:pStyle w:val="BodyText"/>
+      </w:pPr>
+      <w:r>
+        <w:t xml:space="preserve">The principal barrier to scale is not computational but distributional — the container is large, and the following section addresses that.</w:t>
+      </w:r>
+    </w:p>
+    <w:bookmarkEnd w:id="27"/>
+    <w:bookmarkStart w:id="28" w:name="limitations"/>
+    <w:p>
+      <w:pPr>
+        <w:pStyle w:val="Heading3"/>
+      </w:pPr>
+      <w:r>
+        <w:t xml:space="preserve">Limitations</w:t>
+      </w:r>
+    </w:p>
+    <w:p>
+      <w:pPr>
+        <w:pStyle w:val="FirstParagraph"/>
+      </w:pPr>
+      <w:r>
+        <w:t xml:space="preserve">The platform currently supports single-subject analysis only; multi-subject group analysis beyond the synthetic TBSS demonstration requires real group data not included in the repository. The demo subsample mode for eddy correction is not suitable for quantitative analysis. The Docker image occupies approximately 17.6 GB uncompressed (approximately 5.6 GB as distributed layers) and requires approximately 15 minutes to build, which may be prohibitive in low-bandwidth settings; a pre-built image on a public container registry would mitigate this. GPU-accelerated MRtrix3 operations are not available in the current CPU-only Docker configuration.</w:t>
+      </w:r>
+    </w:p>
+    <w:p>
+      <w:pPr>
+        <w:pStyle w:val="BodyText"/>
+      </w:pPr>
+      <w:r>
+        <w:t xml:space="preserve">The inter-tool benchmark reported here carries its own limitations, and they bound what may be concluded from the FSL divergence we describe. It rests on one subject from each of two datasets. Two acquisitions are enough to demonstrate that the FSL discrepancy is not a fixed, correctable bias — a single dataset would have suggested exactly the opposite — but they are not enough to characterise how it varies, to attribute it to specific acquisition properties such as b-value, SNR, or the number of b = 0 volumes, or to place a confidence interval around it. The benchmark isolates the tensor-fitting stage deliberately, applying no denoising or eddy-current correction, so the numbers characterise one pipeline step rather than an end-to-end analysis; whether the divergence persists, grows, or is absorbed after realistic preprocessing is untested. It compares only FA and MD under each toolkit’s default weighted-least-squares configuration, and each toolkit exposes fitting options that were not explored. Establishing how the FSL divergence depends on acquisition, and identifying its algorithmic origin, would require a dedicated multi-subject study spanning several protocols — work that this platform is well suited to support but does not itself constitute.</w:t>
+      </w:r>
+    </w:p>
+    <w:p>
+      <w:pPr>
+        <w:pStyle w:val="BodyText"/>
+      </w:pPr>
+      <w:r>
+        <w:t xml:space="preserve">Finally, the platform has not yet been evaluated in a formal user study; a structured assessment of learning outcomes in a workshop setting would strengthen the evidence base for its educational value.</w:t>
+      </w:r>
+    </w:p>
+    <w:bookmarkEnd w:id="28"/>
+    <w:bookmarkStart w:id="29" w:name="future-directions"/>
+    <w:p>
+      <w:pPr>
+        <w:pStyle w:val="Heading3"/>
+      </w:pPr>
+      <w:r>
+        <w:t xml:space="preserve">Future Directions</w:t>
+      </w:r>
+    </w:p>
+    <w:p>
+      <w:pPr>
+        <w:pStyle w:val="FirstParagraph"/>
+      </w:pPr>
+      <w:r>
+        <w:t xml:space="preserve">The most useful extension is more data. Two acquisitions establish that the FSL offset is not fixed but cannot describe how it varies, and the design makes adding a dataset cheap: one fetcher entry and two commands. Multi-subject collections on OpenNeuro would allow the offset to be characterised against acquisition parameters — b-value, angular sampling, SNR, and the number of b = 0 volumes, which our two datasets already suggest matters for fit failure rate.</w:t>
+      </w:r>
+    </w:p>
+    <w:p>
+      <w:pPr>
+        <w:pStyle w:val="BodyText"/>
+      </w:pPr>
+      <w:r>
+        <w:t xml:space="preserve">Three further extensions follow from the design rather than from the results. The comparison currently covers the tensor fit; the same controlled arrangement could be applied to the preprocessing steps deliberately excluded here, one at a time, to attribute pipeline-level variability to its components. It could also be extended beyond the tensor to models with more parameters, such as constrained spherical deconvolution or NODDI, where implementations diverge more and the scope for disagreement is correspondingly larger. Finally, each toolkit exposes fitting options that were left at their defaults; whether the FSL divergence persists under non-default settings is an open and directly testable question.</w:t>
+      </w:r>
+    </w:p>
+    <w:bookmarkEnd w:id="29"/>
+    <w:bookmarkEnd w:id="30"/>
+    <w:bookmarkStart w:id="31" w:name="conclusion"/>
+    <w:p>
+      <w:pPr>
+        <w:pStyle w:val="Heading2"/>
+      </w:pPr>
+      <w:r>
+        <w:t xml:space="preserve">Conclusion</w:t>
+      </w:r>
+    </w:p>
+    <w:p>
+      <w:pPr>
+        <w:pStyle w:val="FirstParagraph"/>
+      </w:pPr>
+      <w:r>
+        <w:t xml:space="preserve">Given identical input volumes, identical gradient tables, one shared brain mask and no preprocessing, MRtrix3 and DIPY produce tensor metrics that are interchangeable in practice: agreement exceeded r = 0.996 for both fractional anisotropy and mean diffusivity on both acquisitions, with limits of agreement an order of magnitude narrower than within-tract biological variability. FSL diverged from both.</w:t>
+      </w:r>
+    </w:p>
+    <w:p>
+      <w:pPr>
+        <w:pStyle w:val="BodyText"/>
+      </w:pPr>
+      <w:r>
+        <w:t xml:space="preserve">The FSL divergence does not behave as a fixed bias. Mean diffusivity was lower on both datasets, but by 5% on one and 19% on the other, and the anisotropy offset reversed sign between them. An offset whose sign depends on the acquisition cannot be removed by a scaling factor, because there is no stable quantity to correct for. Within a single study processed consistently this is unlikely to create a spurious group difference, since every subject moves the same way; the exposure is in cross-study and multi-site comparison, in normative reference ranges, and in meta-analyses of absolute diffusivity.</w:t>
+      </w:r>
+    </w:p>
+    <w:p>
+      <w:pPr>
+        <w:pStyle w:val="BodyText"/>
+      </w:pPr>
+      <w:r>
+        <w:t xml:space="preserve">A second result is methodological rather than biological. Unconstrained linear fitting returns physically impossible values — fractional anisotropy above one, mean diffusivity below zero — in up to 4.0% of white matter voxels in FSL and 2.0% in MRtrix3, and in none in DIPY. These voxels barely move a robust statistic such as mean absolute error, but they dominate a correlation: left in place, they reduce an apparent mean diffusivity agreement from r = 0.997 to r = 0.118. Agreement computed on raw tensor maps without a plausibility check can therefore be wrong by an amount that changes the conclusion, and the count of inadmissible voxels is worth reporting in its own right as a quality indicator that distinguishes implementations.</w:t>
+      </w:r>
+    </w:p>
+    <w:p>
+      <w:pPr>
+        <w:pStyle w:val="BodyText"/>
+      </w:pPr>
+      <w:r>
+        <w:t xml:space="preserve">These results rest on one subject per dataset and characterise the tensor-fitting stage alone. Two acquisitions are enough to show that the FSL offset is not fixed, which is the claim made here, but not enough to describe how it varies with acquisition parameters. Establishing that would require tens of datasets rather than two. The environment and analysis scripts released with this paper are intended to make that extension a matter of compute time rather than of software engineering.</w:t>
+      </w:r>
+    </w:p>
+    <w:bookmarkEnd w:id="31"/>
+    <w:bookmarkStart w:id="32" w:name="credit-authorship-contribution-statement"/>
+    <w:p>
+      <w:pPr>
+        <w:pStyle w:val="Heading2"/>
+      </w:pPr>
+      <w:r>
+        <w:t xml:space="preserve">CRediT authorship contribution statement</w:t>
       </w:r>
     </w:p>
     <w:p>
@@ -4234,1755 +3766,731 @@
           <w:b/>
           <w:bCs/>
         </w:rPr>
-        <w:t xml:space="preserve">Table 2. Comparison of dMRI Rosetta Stone with existing dMRI educational resources.</w:t>
+        <w:t xml:space="preserve">Busra Mutlu:</w:t>
+      </w:r>
+      <w:r>
+        <w:t xml:space="preserve"> </w:t>
+      </w:r>
+      <w:r>
+        <w:t xml:space="preserve">Conceptualization, Methodology, Software, Formal analysis, Investigation, Data curation, Visualization, Writing - original draft, Writing - review and editing.</w:t>
+      </w:r>
+    </w:p>
+    <w:bookmarkEnd w:id="32"/>
+    <w:bookmarkStart w:id="33" w:name="declaration-of-competing-interest"/>
+    <w:p>
+      <w:pPr>
+        <w:pStyle w:val="Heading2"/>
+      </w:pPr>
+      <w:r>
+        <w:t xml:space="preserve">Declaration of competing interest</w:t>
+      </w:r>
+    </w:p>
+    <w:p>
+      <w:pPr>
+        <w:pStyle w:val="FirstParagraph"/>
+      </w:pPr>
+      <w:r>
+        <w:t xml:space="preserve">The author declares that she has no known competing financial interests or personal relationships that could have appeared to influence the work reported in this paper.</w:t>
+      </w:r>
+    </w:p>
+    <w:bookmarkEnd w:id="33"/>
+    <w:bookmarkStart w:id="34" w:name="funding"/>
+    <w:p>
+      <w:pPr>
+        <w:pStyle w:val="Heading2"/>
+      </w:pPr>
+      <w:r>
+        <w:t xml:space="preserve">Funding</w:t>
+      </w:r>
+    </w:p>
+    <w:p>
+      <w:pPr>
+        <w:pStyle w:val="FirstParagraph"/>
+      </w:pPr>
+      <w:r>
+        <w:t xml:space="preserve">[TO COMPLETE: name the funder and grant number, or state that this research received no specific grant from funding agencies in the public, commercial, or not-for-profit sectors.]</w:t>
+      </w:r>
+    </w:p>
+    <w:bookmarkEnd w:id="34"/>
+    <w:bookmarkStart w:id="35" w:name="X071796dd6bc546c91e96cca1cf5ff96599de61f"/>
+    <w:p>
+      <w:pPr>
+        <w:pStyle w:val="Heading2"/>
+      </w:pPr>
+      <w:r>
+        <w:t xml:space="preserve">Declaration of generative AI and AI-assisted technologies in the writing process</w:t>
+      </w:r>
+    </w:p>
+    <w:p>
+      <w:pPr>
+        <w:pStyle w:val="FirstParagraph"/>
+      </w:pPr>
+      <w:r>
+        <w:t xml:space="preserve">[TO COMPLETE OR DELETE — see the note accompanying this manuscript. If generative AI was used to assist with drafting or editing, Elsevier requires a statement here naming the tool and describing its use, and confirming that the author reviewed and edited the output and takes full responsibility for the content of the publication.]</w:t>
+      </w:r>
+    </w:p>
+    <w:bookmarkEnd w:id="35"/>
+    <w:bookmarkStart w:id="36" w:name="data-availability"/>
+    <w:p>
+      <w:pPr>
+        <w:pStyle w:val="Heading2"/>
+      </w:pPr>
+      <w:r>
+        <w:t xml:space="preserve">Data availability</w:t>
+      </w:r>
+    </w:p>
+    <w:p>
+      <w:pPr>
+        <w:pStyle w:val="FirstParagraph"/>
+      </w:pPr>
+      <w:r>
+        <w:t xml:space="preserve">The complete source code, Dockerfile, and documentation are openly available at https://github.com/happybrotherhood/dmri-rosetta-stone under an MIT licence. The exact version reported here is archived on Zenodo as v1.0.0, doi:10.5281/zenodo.22106455; the concept DOI doi:10.5281/zenodo.22106454 always resolves to the most recent version. Both datasets analysed — Stanford HARDI and Sherbrooke 3-shell — are distributed openly by the DIPY project at https://dipy.org and are retrieved automatically by</w:t>
+      </w:r>
+      <w:r>
+        <w:t xml:space="preserve"> </w:t>
+      </w:r>
+      <w:r>
+        <w:rPr>
+          <w:rStyle w:val="VerbatimChar"/>
+        </w:rPr>
+        <w:t xml:space="preserve">scripts/fetch_sample_data.py</w:t>
+      </w:r>
+      <w:r>
+        <w:t xml:space="preserve">. No registration or credentials are required to reproduce any result presented here, and the four commands that regenerate every reported value are given at the end of the Materials and Methods.</w:t>
+      </w:r>
+    </w:p>
+    <w:bookmarkEnd w:id="36"/>
+    <w:bookmarkStart w:id="37" w:name="acknowledgements"/>
+    <w:p>
+      <w:pPr>
+        <w:pStyle w:val="Heading2"/>
+      </w:pPr>
+      <w:r>
+        <w:t xml:space="preserve">Acknowledgements</w:t>
+      </w:r>
+    </w:p>
+    <w:p>
+      <w:pPr>
+        <w:pStyle w:val="FirstParagraph"/>
+      </w:pPr>
+      <w:r>
+        <w:t xml:space="preserve">[TO COMPLETE OR DELETE: supervisors, colleagues, computing resources.]</w:t>
+      </w:r>
+    </w:p>
+    <w:bookmarkEnd w:id="37"/>
+    <w:bookmarkStart w:id="38" w:name="references"/>
+    <w:p>
+      <w:pPr>
+        <w:pStyle w:val="Heading2"/>
+      </w:pPr>
+      <w:r>
+        <w:t xml:space="preserve">References</w:t>
+      </w:r>
+    </w:p>
+    <w:p>
+      <w:pPr>
+        <w:pStyle w:val="FirstParagraph"/>
+      </w:pPr>
+      <w:r>
+        <w:t xml:space="preserve">Avesani P, McPherson B, Hayashi S, Caiafa CF, Henschel R, Garyfallidis E, et al. (2019) The open diffusion data derivatives, brain data upcycling via integrated collection and reuse.</w:t>
+      </w:r>
+      <w:r>
+        <w:t xml:space="preserve"> </w:t>
+      </w:r>
+      <w:r>
+        <w:rPr>
+          <w:i/>
+          <w:iCs/>
+        </w:rPr>
+        <w:t xml:space="preserve">Scientific Data</w:t>
+      </w:r>
+      <w:r>
+        <w:t xml:space="preserve"> </w:t>
+      </w:r>
+      <w:r>
+        <w:t xml:space="preserve">6, 69. doi: 10.1038/s41597-019-0073-y</w:t>
+      </w:r>
+    </w:p>
+    <w:p>
+      <w:pPr>
+        <w:pStyle w:val="BodyText"/>
+      </w:pPr>
+      <w:r>
+        <w:t xml:space="preserve">Andersson JLR and Sotiropoulos SN (2016) An integrated approach to correction for off-resonance effects and subject movement in diffusion MR imaging.</w:t>
+      </w:r>
+      <w:r>
+        <w:t xml:space="preserve"> </w:t>
+      </w:r>
+      <w:r>
+        <w:rPr>
+          <w:i/>
+          <w:iCs/>
+        </w:rPr>
+        <w:t xml:space="preserve">NeuroImage</w:t>
+      </w:r>
+      <w:r>
+        <w:t xml:space="preserve"> </w:t>
+      </w:r>
+      <w:r>
+        <w:t xml:space="preserve">125, 1063–1078. doi: 10.1016/j.neuroimage.2015.10.019</w:t>
+      </w:r>
+    </w:p>
+    <w:p>
+      <w:pPr>
+        <w:pStyle w:val="BodyText"/>
+      </w:pPr>
+      <w:r>
+        <w:t xml:space="preserve">Basser PJ, Mattiello J, and LeBihan D (1994) MR diffusion tensor spectroscopy and imaging.</w:t>
+      </w:r>
+      <w:r>
+        <w:t xml:space="preserve"> </w:t>
+      </w:r>
+      <w:r>
+        <w:rPr>
+          <w:i/>
+          <w:iCs/>
+        </w:rPr>
+        <w:t xml:space="preserve">Biophysical Journal</w:t>
+      </w:r>
+      <w:r>
+        <w:t xml:space="preserve"> </w:t>
+      </w:r>
+      <w:r>
+        <w:t xml:space="preserve">66, 259–267. doi: 10.1016/S0006-3495(94)80775-1</w:t>
+      </w:r>
+    </w:p>
+    <w:p>
+      <w:pPr>
+        <w:pStyle w:val="BodyText"/>
+      </w:pPr>
+      <w:r>
+        <w:t xml:space="preserve">Beaulieu C (2002) The basis of anisotropic water diffusion in the nervous system – a technical review.</w:t>
+      </w:r>
+      <w:r>
+        <w:t xml:space="preserve"> </w:t>
+      </w:r>
+      <w:r>
+        <w:rPr>
+          <w:i/>
+          <w:iCs/>
+        </w:rPr>
+        <w:t xml:space="preserve">NMR in Biomedicine</w:t>
+      </w:r>
+      <w:r>
+        <w:t xml:space="preserve"> </w:t>
+      </w:r>
+      <w:r>
+        <w:t xml:space="preserve">15, 435–455. doi: 10.1002/nbm.782</w:t>
+      </w:r>
+    </w:p>
+    <w:p>
+      <w:pPr>
+        <w:pStyle w:val="BodyText"/>
+      </w:pPr>
+      <w:r>
+        <w:t xml:space="preserve">Bhagwat N, Barry A, Dickie EW, Brown ST, Devenyi GA, Hatano K, et al. (2021) Understanding the impact of preprocessing pipelines on neuroimaging cortical surface analyses.</w:t>
+      </w:r>
+      <w:r>
+        <w:t xml:space="preserve"> </w:t>
+      </w:r>
+      <w:r>
+        <w:rPr>
+          <w:i/>
+          <w:iCs/>
+        </w:rPr>
+        <w:t xml:space="preserve">GigaScience</w:t>
+      </w:r>
+      <w:r>
+        <w:t xml:space="preserve"> </w:t>
+      </w:r>
+      <w:r>
+        <w:t xml:space="preserve">10, giaa155. doi: 10.1093/gigascience/giaa155</w:t>
+      </w:r>
+    </w:p>
+    <w:p>
+      <w:pPr>
+        <w:pStyle w:val="BodyText"/>
+      </w:pPr>
+      <w:r>
+        <w:t xml:space="preserve">Catani M and Thiebaut de Schotten M (2008) A diffusion tensor imaging tractography atlas for virtual in vivo dissections.</w:t>
+      </w:r>
+      <w:r>
+        <w:t xml:space="preserve"> </w:t>
+      </w:r>
+      <w:r>
+        <w:rPr>
+          <w:i/>
+          <w:iCs/>
+        </w:rPr>
+        <w:t xml:space="preserve">Cortex</w:t>
+      </w:r>
+      <w:r>
+        <w:t xml:space="preserve"> </w:t>
+      </w:r>
+      <w:r>
+        <w:t xml:space="preserve">44, 1105–1132. doi: 10.1016/j.cortex.2008.05.004</w:t>
+      </w:r>
+    </w:p>
+    <w:p>
+      <w:pPr>
+        <w:pStyle w:val="BodyText"/>
+      </w:pPr>
+      <w:r>
+        <w:t xml:space="preserve">Garyfallidis E, Brett M, Amirbekian B, Rokem A, Van Der Walt S, Descoteaux M, et al. (2014) Dipy, a library for the analysis of diffusion MRI data.</w:t>
+      </w:r>
+      <w:r>
+        <w:t xml:space="preserve"> </w:t>
+      </w:r>
+      <w:r>
+        <w:rPr>
+          <w:i/>
+          <w:iCs/>
+        </w:rPr>
+        <w:t xml:space="preserve">Frontiers in Neuroinformatics</w:t>
+      </w:r>
+      <w:r>
+        <w:t xml:space="preserve"> </w:t>
+      </w:r>
+      <w:r>
+        <w:t xml:space="preserve">8, 8. doi: 10.3389/fninf.2014.00008</w:t>
+      </w:r>
+    </w:p>
+    <w:p>
+      <w:pPr>
+        <w:pStyle w:val="BodyText"/>
+      </w:pPr>
+      <w:r>
+        <w:t xml:space="preserve">Glasser MF, Sotiropoulos SN, Wilson JA, Coalson TS, Fischl B, Andersson JL, et al. (2013) The minimal preprocessing pipelines for the Human Connectome Project.</w:t>
+      </w:r>
+      <w:r>
+        <w:t xml:space="preserve"> </w:t>
+      </w:r>
+      <w:r>
+        <w:rPr>
+          <w:i/>
+          <w:iCs/>
+        </w:rPr>
+        <w:t xml:space="preserve">NeuroImage</w:t>
+      </w:r>
+      <w:r>
+        <w:t xml:space="preserve"> </w:t>
+      </w:r>
+      <w:r>
+        <w:t xml:space="preserve">80, 105–124. doi: 10.1016/j.neuroimage.2013.04.127</w:t>
+      </w:r>
+    </w:p>
+    <w:p>
+      <w:pPr>
+        <w:pStyle w:val="BodyText"/>
+      </w:pPr>
+      <w:r>
+        <w:t xml:space="preserve">Jahn A (2020)</w:t>
+      </w:r>
+      <w:r>
+        <w:t xml:space="preserve"> </w:t>
+      </w:r>
+      <w:r>
+        <w:rPr>
+          <w:i/>
+          <w:iCs/>
+        </w:rPr>
+        <w:t xml:space="preserve">Andy’s Brain Book: An Introduction to Neuroimaging Analysis</w:t>
+      </w:r>
+      <w:r>
+        <w:t xml:space="preserve">. Available at: https://andysbrainbook.readthedocs.io (Accessed June 2026).</w:t>
+      </w:r>
+    </w:p>
+    <w:p>
+      <w:pPr>
+        <w:pStyle w:val="BodyText"/>
+      </w:pPr>
+      <w:r>
+        <w:t xml:space="preserve">Jenkinson M, Beckmann CF, Behrens TEJ, Woolrich MW, and Smith SM (2012) FSL.</w:t>
+      </w:r>
+      <w:r>
+        <w:t xml:space="preserve"> </w:t>
+      </w:r>
+      <w:r>
+        <w:rPr>
+          <w:i/>
+          <w:iCs/>
+        </w:rPr>
+        <w:t xml:space="preserve">NeuroImage</w:t>
+      </w:r>
+      <w:r>
+        <w:t xml:space="preserve"> </w:t>
+      </w:r>
+      <w:r>
+        <w:t xml:space="preserve">62, 782–790. doi: 10.1016/j.neuroimage.2011.09.015</w:t>
+      </w:r>
+    </w:p>
+    <w:p>
+      <w:pPr>
+        <w:pStyle w:val="BodyText"/>
+      </w:pPr>
+      <w:r>
+        <w:t xml:space="preserve">Jeurissen B, Tournier JD, Dhollander T, Connelly A, and Sijbers J (2014) Multi-tissue constrained spherical deconvolution for improved analysis of multi-shell diffusion MRI data.</w:t>
+      </w:r>
+      <w:r>
+        <w:t xml:space="preserve"> </w:t>
+      </w:r>
+      <w:r>
+        <w:rPr>
+          <w:i/>
+          <w:iCs/>
+        </w:rPr>
+        <w:t xml:space="preserve">NeuroImage</w:t>
+      </w:r>
+      <w:r>
+        <w:t xml:space="preserve"> </w:t>
+      </w:r>
+      <w:r>
+        <w:t xml:space="preserve">103, 411–426. doi: 10.1016/j.neuroimage.2014.07.061</w:t>
+      </w:r>
+    </w:p>
+    <w:p>
+      <w:pPr>
+        <w:pStyle w:val="BodyText"/>
+      </w:pPr>
+      <w:r>
+        <w:t xml:space="preserve">Jones DK (ed.) (2010)</w:t>
+      </w:r>
+      <w:r>
+        <w:t xml:space="preserve"> </w:t>
+      </w:r>
+      <w:r>
+        <w:rPr>
+          <w:i/>
+          <w:iCs/>
+        </w:rPr>
+        <w:t xml:space="preserve">Diffusion MRI: Theory, Methods, and Applications</w:t>
+      </w:r>
+      <w:r>
+        <w:t xml:space="preserve">. Oxford: Oxford University Press.</w:t>
+      </w:r>
+    </w:p>
+    <w:p>
+      <w:pPr>
+        <w:pStyle w:val="BodyText"/>
+      </w:pPr>
+      <w:r>
+        <w:t xml:space="preserve">Merkel D (2014) Docker: Lightweight Linux containers for consistent development and deployment.</w:t>
+      </w:r>
+      <w:r>
+        <w:t xml:space="preserve"> </w:t>
+      </w:r>
+      <w:r>
+        <w:rPr>
+          <w:i/>
+          <w:iCs/>
+        </w:rPr>
+        <w:t xml:space="preserve">Linux Journal</w:t>
+      </w:r>
+      <w:r>
+        <w:t xml:space="preserve"> </w:t>
+      </w:r>
+      <w:r>
+        <w:t xml:space="preserve">2014, 2.</w:t>
+      </w:r>
+    </w:p>
+    <w:p>
+      <w:pPr>
+        <w:pStyle w:val="BodyText"/>
+      </w:pPr>
+      <w:r>
+        <w:t xml:space="preserve">Richie-Halford A, Cieslak M, Ai L, Caffarra S, Covitz S, Franco AR, et al. (2022) An analysis-ready and quality controlled resource for pediatric brain white-matter research.</w:t>
+      </w:r>
+      <w:r>
+        <w:t xml:space="preserve"> </w:t>
+      </w:r>
+      <w:r>
+        <w:rPr>
+          <w:i/>
+          <w:iCs/>
+        </w:rPr>
+        <w:t xml:space="preserve">Scientific Data</w:t>
+      </w:r>
+      <w:r>
+        <w:t xml:space="preserve"> </w:t>
+      </w:r>
+      <w:r>
+        <w:t xml:space="preserve">9, 616. doi: 10.1038/s41597-022-01695-7</w:t>
+      </w:r>
+    </w:p>
+    <w:p>
+      <w:pPr>
+        <w:pStyle w:val="BodyText"/>
+      </w:pPr>
+      <w:r>
+        <w:t xml:space="preserve">Rokem A, Yeatman JD, Pestilli F, Kay KN, Mezer A, van der Walt S, et al. (2015) Evaluating the accuracy of diffusion MRI models in white matter.</w:t>
+      </w:r>
+      <w:r>
+        <w:t xml:space="preserve"> </w:t>
+      </w:r>
+      <w:r>
+        <w:rPr>
+          <w:i/>
+          <w:iCs/>
+        </w:rPr>
+        <w:t xml:space="preserve">PLOS ONE</w:t>
+      </w:r>
+      <w:r>
+        <w:t xml:space="preserve"> </w:t>
+      </w:r>
+      <w:r>
+        <w:t xml:space="preserve">10, e0123272. doi: 10.1371/journal.pone.0123272</w:t>
+      </w:r>
+    </w:p>
+    <w:p>
+      <w:pPr>
+        <w:pStyle w:val="BodyText"/>
+      </w:pPr>
+      <w:r>
+        <w:t xml:space="preserve">Smith RE, Tournier JD, Calamante F, and Connelly A (2015) SIFT2: Enabling dense quantitative assessment of brain white matter connectivity using streamlines tractography.</w:t>
+      </w:r>
+      <w:r>
+        <w:t xml:space="preserve"> </w:t>
+      </w:r>
+      <w:r>
+        <w:rPr>
+          <w:i/>
+          <w:iCs/>
+        </w:rPr>
+        <w:t xml:space="preserve">NeuroImage</w:t>
+      </w:r>
+      <w:r>
+        <w:t xml:space="preserve"> </w:t>
+      </w:r>
+      <w:r>
+        <w:t xml:space="preserve">119, 338–351. doi: 10.1016/j.neuroimage.2015.06.092</w:t>
+      </w:r>
+    </w:p>
+    <w:p>
+      <w:pPr>
+        <w:pStyle w:val="BodyText"/>
+      </w:pPr>
+      <w:r>
+        <w:t xml:space="preserve">Smith SM, Jenkinson M, Woolrich MW, Beckmann CF, Behrens TEJ, Johansen-Berg H, et al. (2004) Advances in functional and structural MR image analysis and implementation as FSL.</w:t>
+      </w:r>
+      <w:r>
+        <w:t xml:space="preserve"> </w:t>
+      </w:r>
+      <w:r>
+        <w:rPr>
+          <w:i/>
+          <w:iCs/>
+        </w:rPr>
+        <w:t xml:space="preserve">NeuroImage</w:t>
+      </w:r>
+      <w:r>
+        <w:t xml:space="preserve"> </w:t>
+      </w:r>
+      <w:r>
+        <w:t xml:space="preserve">23 (Suppl 1), S208–S219. doi: 10.1016/j.neuroimage.2004.07.051</w:t>
+      </w:r>
+    </w:p>
+    <w:p>
+      <w:pPr>
+        <w:pStyle w:val="BodyText"/>
+      </w:pPr>
+      <w:r>
+        <w:t xml:space="preserve">Smith SM, Jenkinson M, Johansen-Berg H, Rueckert D, Nichols TE, Mackay CE, et al. (2006) Tract-based spatial statistics: Voxelwise analysis of multi-subject diffusion data.</w:t>
+      </w:r>
+      <w:r>
+        <w:t xml:space="preserve"> </w:t>
+      </w:r>
+      <w:r>
+        <w:rPr>
+          <w:i/>
+          <w:iCs/>
+        </w:rPr>
+        <w:t xml:space="preserve">NeuroImage</w:t>
+      </w:r>
+      <w:r>
+        <w:t xml:space="preserve"> </w:t>
+      </w:r>
+      <w:r>
+        <w:t xml:space="preserve">31, 1487–1505. doi: 10.1016/j.neuroimage.2006.02.024</w:t>
+      </w:r>
+    </w:p>
+    <w:p>
+      <w:pPr>
+        <w:pStyle w:val="BodyText"/>
+      </w:pPr>
+      <w:r>
+        <w:t xml:space="preserve">Streamlit Inc (2019)</w:t>
+      </w:r>
+      <w:r>
+        <w:t xml:space="preserve"> </w:t>
+      </w:r>
+      <w:r>
+        <w:rPr>
+          <w:i/>
+          <w:iCs/>
+        </w:rPr>
+        <w:t xml:space="preserve">Streamlit: The fastest way to build and share data apps</w:t>
+      </w:r>
+      <w:r>
+        <w:t xml:space="preserve"> </w:t>
+      </w:r>
+      <w:r>
+        <w:t xml:space="preserve">[Computer software]. Available at: https://streamlit.io</w:t>
+      </w:r>
+    </w:p>
+    <w:p>
+      <w:pPr>
+        <w:pStyle w:val="BodyText"/>
+      </w:pPr>
+      <w:r>
+        <w:t xml:space="preserve">Tournier JD, Calamante F, and Connelly A (2007) Robust determination of the fibre orientation distribution in diffusion MRI: Non-negativity constrained super-resolved spherical deconvolution.</w:t>
+      </w:r>
+      <w:r>
+        <w:t xml:space="preserve"> </w:t>
+      </w:r>
+      <w:r>
+        <w:rPr>
+          <w:i/>
+          <w:iCs/>
+        </w:rPr>
+        <w:t xml:space="preserve">NeuroImage</w:t>
+      </w:r>
+      <w:r>
+        <w:t xml:space="preserve"> </w:t>
+      </w:r>
+      <w:r>
+        <w:t xml:space="preserve">35, 1459–1472. doi: 10.1016/j.neuroimage.2007.02.016</w:t>
+      </w:r>
+    </w:p>
+    <w:p>
+      <w:pPr>
+        <w:pStyle w:val="BodyText"/>
+      </w:pPr>
+      <w:r>
+        <w:t xml:space="preserve">Tournier JD, Calamante F, and Connelly A (2010) Improved probabilistic streamlines tractography by 2nd order integration over fibre orientation distributions.</w:t>
+      </w:r>
+      <w:r>
+        <w:t xml:space="preserve"> </w:t>
+      </w:r>
+      <w:r>
+        <w:rPr>
+          <w:i/>
+          <w:iCs/>
+        </w:rPr>
+        <w:t xml:space="preserve">Proceedings of the International Society for Magnetic Resonance in Medicine</w:t>
+      </w:r>
+      <w:r>
+        <w:t xml:space="preserve"> </w:t>
+      </w:r>
+      <w:r>
+        <w:t xml:space="preserve">18, 1670.</w:t>
+      </w:r>
+    </w:p>
+    <w:p>
+      <w:pPr>
+        <w:pStyle w:val="BodyText"/>
+      </w:pPr>
+      <w:r>
+        <w:t xml:space="preserve">Tournier JD, Smith RE, Raffelt D, Tabbara R, Dhollander T, Pietsch M, et al. (2019) MRtrix3: A fast, flexible and open software framework for medical image processing and visualisation.</w:t>
+      </w:r>
+      <w:r>
+        <w:t xml:space="preserve"> </w:t>
+      </w:r>
+      <w:r>
+        <w:rPr>
+          <w:i/>
+          <w:iCs/>
+        </w:rPr>
+        <w:t xml:space="preserve">NeuroImage</w:t>
+      </w:r>
+      <w:r>
+        <w:t xml:space="preserve"> </w:t>
+      </w:r>
+      <w:r>
+        <w:t xml:space="preserve">202, 116137. doi: 10.1016/j.neuroimage.2019.116137</w:t>
+      </w:r>
+    </w:p>
+    <w:p>
+      <w:pPr>
+        <w:pStyle w:val="BodyText"/>
+      </w:pPr>
+      <w:r>
+        <w:t xml:space="preserve">Van Essen DC, Smith SM, Barch DM, Behrens TEJ, Yacoub E, Ugurbil K, et al. (2013) The WU-Minn Human Connectome Project: An overview.</w:t>
+      </w:r>
+      <w:r>
+        <w:t xml:space="preserve"> </w:t>
+      </w:r>
+      <w:r>
+        <w:rPr>
+          <w:i/>
+          <w:iCs/>
+        </w:rPr>
+        <w:t xml:space="preserve">NeuroImage</w:t>
+      </w:r>
+      <w:r>
+        <w:t xml:space="preserve"> </w:t>
+      </w:r>
+      <w:r>
+        <w:t xml:space="preserve">80, 62–79. doi: 10.1016/j.neuroimage.2013.05.041</w:t>
+      </w:r>
+    </w:p>
+    <w:p>
+      <w:pPr>
+        <w:pStyle w:val="BodyText"/>
+      </w:pPr>
+      <w:r>
+        <w:t xml:space="preserve">Veraart J, Novikov DS, Christiaens D, Ades-aron B, Sijbers J, and Fieremans E (2016) Denoising of diffusion MRI using random matrix theory.</w:t>
+      </w:r>
+      <w:r>
+        <w:t xml:space="preserve"> </w:t>
+      </w:r>
+      <w:r>
+        <w:rPr>
+          <w:i/>
+          <w:iCs/>
+        </w:rPr>
+        <w:t xml:space="preserve">NeuroImage</w:t>
+      </w:r>
+      <w:r>
+        <w:t xml:space="preserve"> </w:t>
+      </w:r>
+      <w:r>
+        <w:t xml:space="preserve">142, 394–406. doi: 10.1016/j.neuroimage.2016.08.016</w:t>
+      </w:r>
+    </w:p>
+    <w:bookmarkEnd w:id="38"/>
+    <w:bookmarkStart w:id="39" w:name="tables"/>
+    <w:p>
+      <w:pPr>
+        <w:pStyle w:val="Heading2"/>
+      </w:pPr>
+      <w:r>
+        <w:t xml:space="preserve">Tables</w:t>
+      </w:r>
+    </w:p>
+    <w:p>
+      <w:pPr>
+        <w:pStyle w:val="FirstParagraph"/>
+      </w:pPr>
+      <w:r>
+        <w:rPr>
+          <w:b/>
+          <w:bCs/>
+        </w:rPr>
+        <w:t xml:space="preserve">Table 1. Pipeline stage coverage across FSL, MRtrix3, and DIPY in dMRI Rosetta Stone.</w:t>
+      </w:r>
+      <w:r>
+        <w:t xml:space="preserve"> </w:t>
+      </w:r>
+      <w:r>
+        <w:t xml:space="preserve">Dashes indicate the toolkit does not provide a dedicated implementation for that operation.</w:t>
       </w:r>
     </w:p>
     <w:tbl>
       <w:tblPr>
         <w:tblStyle w:val="Table"/>
         <w:tblW w:type="pct" w:w="5000"/>
-        <w:jc w:val="center"/>
         <w:tblLayout w:type="fixed"/>
         <w:tblLook w:firstRow="1" w:lastRow="0" w:firstColumn="0" w:lastColumn="0" w:noHBand="0" w:noVBand="0" w:val="0020"/>
-        <w:tblBorders>
-          <w:top w:val="single" w:sz="12" w:space="0" w:color="000000"/>
-          <w:bottom w:val="single" w:sz="12" w:space="0" w:color="000000"/>
-          <w:left w:val="none" w:sz="0" w:space="0" w:color="000000"/>
-          <w:right w:val="none" w:sz="0" w:space="0" w:color="000000"/>
-          <w:insideH w:val="none" w:sz="0" w:space="0" w:color="000000"/>
-          <w:insideV w:val="none" w:sz="0" w:space="0" w:color="000000"/>
-        </w:tblBorders>
-        <w:tblCellMar>
-          <w:top w:w="60" w:type="dxa"/>
-          <w:bottom w:w="60" w:type="dxa"/>
-          <w:left w:w="90" w:type="dxa"/>
-          <w:right w:w="90" w:type="dxa"/>
-        </w:tblCellMar>
-      </w:tblPr>
-      <w:tblGrid>
-        <w:gridCol w:w="1320"/>
-        <w:gridCol w:w="1320"/>
-        <w:gridCol w:w="1320"/>
-        <w:gridCol w:w="1320"/>
-        <w:gridCol w:w="1320"/>
-        <w:gridCol w:w="1320"/>
-      </w:tblGrid>
-      <w:tr>
-        <w:trPr>
-          <w:tblHeader w:val="on"/>
-        </w:trPr>
-        <w:tc>
-          <w:tcPr>
-            <w:tcBorders>
-              <w:bottom w:val="single" w:sz="6" w:space="0" w:color="000000"/>
-            </w:tcBorders>
-          </w:tcPr>
-          <w:p>
-            <w:pPr>
-              <w:pStyle w:val="Compact"/>
-              <w:spacing w:line="240" w:lineRule="auto" w:before="20" w:after="20"/>
-            </w:pPr>
-            <w:r>
-              <w:rPr>
-                <w:rFonts w:ascii="Times New Roman" w:hAnsi="Times New Roman"/>
-                <w:b/>
-                <w:sz w:val="20"/>
-              </w:rPr>
-              <w:t xml:space="preserve">Resource</w:t>
-            </w:r>
-          </w:p>
-        </w:tc>
-        <w:tc>
-          <w:tcPr>
-            <w:tcBorders>
-              <w:bottom w:val="single" w:sz="6" w:space="0" w:color="000000"/>
-            </w:tcBorders>
-          </w:tcPr>
-          <w:p>
-            <w:pPr>
-              <w:pStyle w:val="Compact"/>
-              <w:spacing w:line="240" w:lineRule="auto" w:before="20" w:after="20"/>
-            </w:pPr>
-            <w:r>
-              <w:rPr>
-                <w:rFonts w:ascii="Times New Roman" w:hAnsi="Times New Roman"/>
-                <w:b/>
-                <w:sz w:val="20"/>
-              </w:rPr>
-              <w:t xml:space="preserve">Toolkits</w:t>
-            </w:r>
-          </w:p>
-        </w:tc>
-        <w:tc>
-          <w:tcPr>
-            <w:tcBorders>
-              <w:bottom w:val="single" w:sz="6" w:space="0" w:color="000000"/>
-            </w:tcBorders>
-          </w:tcPr>
-          <w:p>
-            <w:pPr>
-              <w:pStyle w:val="Compact"/>
-              <w:spacing w:line="240" w:lineRule="auto" w:before="20" w:after="20"/>
-            </w:pPr>
-            <w:r>
-              <w:rPr>
-                <w:rFonts w:ascii="Times New Roman" w:hAnsi="Times New Roman"/>
-                <w:b/>
-                <w:sz w:val="20"/>
-              </w:rPr>
-              <w:t xml:space="preserve">Executable</w:t>
-            </w:r>
-          </w:p>
-        </w:tc>
-        <w:tc>
-          <w:tcPr>
-            <w:tcBorders>
-              <w:bottom w:val="single" w:sz="6" w:space="0" w:color="000000"/>
-            </w:tcBorders>
-          </w:tcPr>
-          <w:p>
-            <w:pPr>
-              <w:pStyle w:val="Compact"/>
-              <w:spacing w:line="240" w:lineRule="auto" w:before="20" w:after="20"/>
-            </w:pPr>
-            <w:r>
-              <w:rPr>
-                <w:rFonts w:ascii="Times New Roman" w:hAnsi="Times New Roman"/>
-                <w:b/>
-                <w:sz w:val="20"/>
-              </w:rPr>
-              <w:t xml:space="preserve">Real human data</w:t>
-            </w:r>
-          </w:p>
-        </w:tc>
-        <w:tc>
-          <w:tcPr>
-            <w:tcBorders>
-              <w:bottom w:val="single" w:sz="6" w:space="0" w:color="000000"/>
-            </w:tcBorders>
-          </w:tcPr>
-          <w:p>
-            <w:pPr>
-              <w:pStyle w:val="Compact"/>
-              <w:spacing w:line="240" w:lineRule="auto" w:before="20" w:after="20"/>
-            </w:pPr>
-            <w:r>
-              <w:rPr>
-                <w:rFonts w:ascii="Times New Roman" w:hAnsi="Times New Roman"/>
-                <w:b/>
-                <w:sz w:val="20"/>
-              </w:rPr>
-              <w:t xml:space="preserve">Cross-tool, side-by-side</w:t>
-            </w:r>
-          </w:p>
-        </w:tc>
-        <w:tc>
-          <w:tcPr>
-            <w:tcBorders>
-              <w:bottom w:val="single" w:sz="6" w:space="0" w:color="000000"/>
-            </w:tcBorders>
-          </w:tcPr>
-          <w:p>
-            <w:pPr>
-              <w:pStyle w:val="Compact"/>
-              <w:spacing w:line="240" w:lineRule="auto" w:before="20" w:after="20"/>
-            </w:pPr>
-            <w:r>
-              <w:rPr>
-                <w:rFonts w:ascii="Times New Roman" w:hAnsi="Times New Roman"/>
-                <w:b/>
-                <w:sz w:val="20"/>
-              </w:rPr>
-              <w:t xml:space="preserve">No local install</w:t>
-            </w:r>
-          </w:p>
-        </w:tc>
-      </w:tr>
-      <w:tr>
-        <w:tc>
-          <w:tcPr/>
-          <w:p>
-            <w:pPr>
-              <w:pStyle w:val="Compact"/>
-              <w:spacing w:line="240" w:lineRule="auto" w:before="20" w:after="20"/>
-            </w:pPr>
-            <w:r>
-              <w:rPr>
-                <w:rFonts w:ascii="Times New Roman" w:hAnsi="Times New Roman"/>
-                <w:sz w:val="20"/>
-              </w:rPr>
-              <w:t xml:space="preserve">FSL Course / wiki</w:t>
-            </w:r>
-          </w:p>
-        </w:tc>
-        <w:tc>
-          <w:tcPr/>
-          <w:p>
-            <w:pPr>
-              <w:pStyle w:val="Compact"/>
-              <w:spacing w:line="240" w:lineRule="auto" w:before="20" w:after="20"/>
-            </w:pPr>
-            <w:r>
-              <w:rPr>
-                <w:rFonts w:ascii="Times New Roman" w:hAnsi="Times New Roman"/>
-                <w:sz w:val="20"/>
-              </w:rPr>
-              <w:t xml:space="preserve">FSL</w:t>
-            </w:r>
-          </w:p>
-        </w:tc>
-        <w:tc>
-          <w:tcPr/>
-          <w:p>
-            <w:pPr>
-              <w:pStyle w:val="Compact"/>
-              <w:spacing w:line="240" w:lineRule="auto" w:before="20" w:after="20"/>
-            </w:pPr>
-            <w:r>
-              <w:rPr>
-                <w:rFonts w:ascii="Times New Roman" w:hAnsi="Times New Roman"/>
-                <w:sz w:val="20"/>
-              </w:rPr>
-              <w:t xml:space="preserve">Local FSL required</w:t>
-            </w:r>
-          </w:p>
-        </w:tc>
-        <w:tc>
-          <w:tcPr/>
-          <w:p>
-            <w:pPr>
-              <w:pStyle w:val="Compact"/>
-              <w:spacing w:line="240" w:lineRule="auto" w:before="20" w:after="20"/>
-            </w:pPr>
-            <w:r>
-              <w:rPr>
-                <w:rFonts w:ascii="Times New Roman" w:hAnsi="Times New Roman"/>
-                <w:sz w:val="20"/>
-              </w:rPr>
-              <w:t xml:space="preserve">Yes</w:t>
-            </w:r>
-          </w:p>
-        </w:tc>
-        <w:tc>
-          <w:tcPr/>
-          <w:p>
-            <w:pPr>
-              <w:pStyle w:val="Compact"/>
-              <w:spacing w:line="240" w:lineRule="auto" w:before="20" w:after="20"/>
-            </w:pPr>
-            <w:r>
-              <w:rPr>
-                <w:rFonts w:ascii="Times New Roman" w:hAnsi="Times New Roman"/>
-                <w:sz w:val="20"/>
-              </w:rPr>
-              <w:t xml:space="preserve">No</w:t>
-            </w:r>
-          </w:p>
-        </w:tc>
-        <w:tc>
-          <w:tcPr/>
-          <w:p>
-            <w:pPr>
-              <w:pStyle w:val="Compact"/>
-              <w:spacing w:line="240" w:lineRule="auto" w:before="20" w:after="20"/>
-            </w:pPr>
-            <w:r>
-              <w:rPr>
-                <w:rFonts w:ascii="Times New Roman" w:hAnsi="Times New Roman"/>
-                <w:sz w:val="20"/>
-              </w:rPr>
-              <w:t xml:space="preserve">No</w:t>
-            </w:r>
-          </w:p>
-        </w:tc>
-      </w:tr>
-      <w:tr>
-        <w:tc>
-          <w:tcPr/>
-          <w:p>
-            <w:pPr>
-              <w:pStyle w:val="Compact"/>
-              <w:spacing w:line="240" w:lineRule="auto" w:before="20" w:after="20"/>
-            </w:pPr>
-            <w:r>
-              <w:rPr>
-                <w:rFonts w:ascii="Times New Roman" w:hAnsi="Times New Roman"/>
-                <w:sz w:val="20"/>
-              </w:rPr>
-              <w:t xml:space="preserve">MRtrix3 documentation</w:t>
-            </w:r>
-          </w:p>
-        </w:tc>
-        <w:tc>
-          <w:tcPr/>
-          <w:p>
-            <w:pPr>
-              <w:pStyle w:val="Compact"/>
-              <w:spacing w:line="240" w:lineRule="auto" w:before="20" w:after="20"/>
-            </w:pPr>
-            <w:r>
-              <w:rPr>
-                <w:rFonts w:ascii="Times New Roman" w:hAnsi="Times New Roman"/>
-                <w:sz w:val="20"/>
-              </w:rPr>
-              <w:t xml:space="preserve">MRtrix3</w:t>
-            </w:r>
-          </w:p>
-        </w:tc>
-        <w:tc>
-          <w:tcPr/>
-          <w:p>
-            <w:pPr>
-              <w:pStyle w:val="Compact"/>
-              <w:spacing w:line="240" w:lineRule="auto" w:before="20" w:after="20"/>
-            </w:pPr>
-            <w:r>
-              <w:rPr>
-                <w:rFonts w:ascii="Times New Roman" w:hAnsi="Times New Roman"/>
-                <w:sz w:val="20"/>
-              </w:rPr>
-              <w:t xml:space="preserve">Local MRtrix3 required</w:t>
-            </w:r>
-          </w:p>
-        </w:tc>
-        <w:tc>
-          <w:tcPr/>
-          <w:p>
-            <w:pPr>
-              <w:pStyle w:val="Compact"/>
-              <w:spacing w:line="240" w:lineRule="auto" w:before="20" w:after="20"/>
-            </w:pPr>
-            <w:r>
-              <w:rPr>
-                <w:rFonts w:ascii="Times New Roman" w:hAnsi="Times New Roman"/>
-                <w:sz w:val="20"/>
-              </w:rPr>
-              <w:t xml:space="preserve">Example data</w:t>
-            </w:r>
-          </w:p>
-        </w:tc>
-        <w:tc>
-          <w:tcPr/>
-          <w:p>
-            <w:pPr>
-              <w:pStyle w:val="Compact"/>
-              <w:spacing w:line="240" w:lineRule="auto" w:before="20" w:after="20"/>
-            </w:pPr>
-            <w:r>
-              <w:rPr>
-                <w:rFonts w:ascii="Times New Roman" w:hAnsi="Times New Roman"/>
-                <w:sz w:val="20"/>
-              </w:rPr>
-              <w:t xml:space="preserve">No</w:t>
-            </w:r>
-          </w:p>
-        </w:tc>
-        <w:tc>
-          <w:tcPr/>
-          <w:p>
-            <w:pPr>
-              <w:pStyle w:val="Compact"/>
-              <w:spacing w:line="240" w:lineRule="auto" w:before="20" w:after="20"/>
-            </w:pPr>
-            <w:r>
-              <w:rPr>
-                <w:rFonts w:ascii="Times New Roman" w:hAnsi="Times New Roman"/>
-                <w:sz w:val="20"/>
-              </w:rPr>
-              <w:t xml:space="preserve">No</w:t>
-            </w:r>
-          </w:p>
-        </w:tc>
-      </w:tr>
-      <w:tr>
-        <w:tc>
-          <w:tcPr/>
-          <w:p>
-            <w:pPr>
-              <w:pStyle w:val="Compact"/>
-              <w:spacing w:line="240" w:lineRule="auto" w:before="20" w:after="20"/>
-            </w:pPr>
-            <w:r>
-              <w:rPr>
-                <w:rFonts w:ascii="Times New Roman" w:hAnsi="Times New Roman"/>
-                <w:sz w:val="20"/>
-              </w:rPr>
-              <w:t xml:space="preserve">DIPY tutorials</w:t>
-            </w:r>
-          </w:p>
-        </w:tc>
-        <w:tc>
-          <w:tcPr/>
-          <w:p>
-            <w:pPr>
-              <w:pStyle w:val="Compact"/>
-              <w:spacing w:line="240" w:lineRule="auto" w:before="20" w:after="20"/>
-            </w:pPr>
-            <w:r>
-              <w:rPr>
-                <w:rFonts w:ascii="Times New Roman" w:hAnsi="Times New Roman"/>
-                <w:sz w:val="20"/>
-              </w:rPr>
-              <w:t xml:space="preserve">DIPY</w:t>
-            </w:r>
-          </w:p>
-        </w:tc>
-        <w:tc>
-          <w:tcPr/>
-          <w:p>
-            <w:pPr>
-              <w:pStyle w:val="Compact"/>
-              <w:spacing w:line="240" w:lineRule="auto" w:before="20" w:after="20"/>
-            </w:pPr>
-            <w:r>
-              <w:rPr>
-                <w:rFonts w:ascii="Times New Roman" w:hAnsi="Times New Roman"/>
-                <w:sz w:val="20"/>
-              </w:rPr>
-              <w:t xml:space="preserve">Yes (Jupyter)</w:t>
-            </w:r>
-          </w:p>
-        </w:tc>
-        <w:tc>
-          <w:tcPr/>
-          <w:p>
-            <w:pPr>
-              <w:pStyle w:val="Compact"/>
-              <w:spacing w:line="240" w:lineRule="auto" w:before="20" w:after="20"/>
-            </w:pPr>
-            <w:r>
-              <w:rPr>
-                <w:rFonts w:ascii="Times New Roman" w:hAnsi="Times New Roman"/>
-                <w:sz w:val="20"/>
-              </w:rPr>
-              <w:t xml:space="preserve">Yes</w:t>
-            </w:r>
-          </w:p>
-        </w:tc>
-        <w:tc>
-          <w:tcPr/>
-          <w:p>
-            <w:pPr>
-              <w:pStyle w:val="Compact"/>
-              <w:spacing w:line="240" w:lineRule="auto" w:before="20" w:after="20"/>
-            </w:pPr>
-            <w:r>
-              <w:rPr>
-                <w:rFonts w:ascii="Times New Roman" w:hAnsi="Times New Roman"/>
-                <w:sz w:val="20"/>
-              </w:rPr>
-              <w:t xml:space="preserve">No</w:t>
-            </w:r>
-          </w:p>
-        </w:tc>
-        <w:tc>
-          <w:tcPr/>
-          <w:p>
-            <w:pPr>
-              <w:pStyle w:val="Compact"/>
-              <w:spacing w:line="240" w:lineRule="auto" w:before="20" w:after="20"/>
-            </w:pPr>
-            <w:r>
-              <w:rPr>
-                <w:rFonts w:ascii="Times New Roman" w:hAnsi="Times New Roman"/>
-                <w:sz w:val="20"/>
-              </w:rPr>
-              <w:t xml:space="preserve">No (Python)</w:t>
-            </w:r>
-          </w:p>
-        </w:tc>
-      </w:tr>
-      <w:tr>
-        <w:tc>
-          <w:tcPr/>
-          <w:p>
-            <w:pPr>
-              <w:pStyle w:val="Compact"/>
-              <w:spacing w:line="240" w:lineRule="auto" w:before="20" w:after="20"/>
-            </w:pPr>
-            <w:r>
-              <w:rPr>
-                <w:rFonts w:ascii="Times New Roman" w:hAnsi="Times New Roman"/>
-                <w:sz w:val="20"/>
-              </w:rPr>
-              <w:t xml:space="preserve">Andy’s Brain Book (Jahn, 2020)</w:t>
-            </w:r>
-          </w:p>
-        </w:tc>
-        <w:tc>
-          <w:tcPr/>
-          <w:p>
-            <w:pPr>
-              <w:pStyle w:val="Compact"/>
-              <w:spacing w:line="240" w:lineRule="auto" w:before="20" w:after="20"/>
-            </w:pPr>
-            <w:r>
-              <w:rPr>
-                <w:rFonts w:ascii="Times New Roman" w:hAnsi="Times New Roman"/>
-                <w:sz w:val="20"/>
-              </w:rPr>
-              <w:t xml:space="preserve">FSL, some MRtrix3</w:t>
-            </w:r>
-          </w:p>
-        </w:tc>
-        <w:tc>
-          <w:tcPr/>
-          <w:p>
-            <w:pPr>
-              <w:pStyle w:val="Compact"/>
-              <w:spacing w:line="240" w:lineRule="auto" w:before="20" w:after="20"/>
-            </w:pPr>
-            <w:r>
-              <w:rPr>
-                <w:rFonts w:ascii="Times New Roman" w:hAnsi="Times New Roman"/>
-                <w:sz w:val="20"/>
-              </w:rPr>
-              <w:t xml:space="preserve">No (read-only)</w:t>
-            </w:r>
-          </w:p>
-        </w:tc>
-        <w:tc>
-          <w:tcPr/>
-          <w:p>
-            <w:pPr>
-              <w:pStyle w:val="Compact"/>
-              <w:spacing w:line="240" w:lineRule="auto" w:before="20" w:after="20"/>
-            </w:pPr>
-            <w:r>
-              <w:rPr>
-                <w:rFonts w:ascii="Times New Roman" w:hAnsi="Times New Roman"/>
-                <w:sz w:val="20"/>
-              </w:rPr>
-              <w:t xml:space="preserve">Screenshots</w:t>
-            </w:r>
-          </w:p>
-        </w:tc>
-        <w:tc>
-          <w:tcPr/>
-          <w:p>
-            <w:pPr>
-              <w:pStyle w:val="Compact"/>
-              <w:spacing w:line="240" w:lineRule="auto" w:before="20" w:after="20"/>
-            </w:pPr>
-            <w:r>
-              <w:rPr>
-                <w:rFonts w:ascii="Times New Roman" w:hAnsi="Times New Roman"/>
-                <w:sz w:val="20"/>
-              </w:rPr>
-              <w:t xml:space="preserve">Partial, manual</w:t>
-            </w:r>
-          </w:p>
-        </w:tc>
-        <w:tc>
-          <w:tcPr/>
-          <w:p>
-            <w:pPr>
-              <w:pStyle w:val="Compact"/>
-              <w:spacing w:line="240" w:lineRule="auto" w:before="20" w:after="20"/>
-            </w:pPr>
-            <w:r>
-              <w:rPr>
-                <w:rFonts w:ascii="Times New Roman" w:hAnsi="Times New Roman"/>
-                <w:sz w:val="20"/>
-              </w:rPr>
-              <w:t xml:space="preserve">No</w:t>
-            </w:r>
-          </w:p>
-        </w:tc>
-      </w:tr>
-      <w:tr>
-        <w:tc>
-          <w:tcPr/>
-          <w:p>
-            <w:pPr>
-              <w:pStyle w:val="Compact"/>
-              <w:spacing w:line="240" w:lineRule="auto" w:before="20" w:after="20"/>
-            </w:pPr>
-            <w:r>
-              <w:rPr>
-                <w:rFonts w:ascii="Times New Roman" w:hAnsi="Times New Roman"/>
-                <w:sz w:val="20"/>
-              </w:rPr>
-              <w:t xml:space="preserve">NeuroHackademy recordings</w:t>
-            </w:r>
-          </w:p>
-        </w:tc>
-        <w:tc>
-          <w:tcPr/>
-          <w:p>
-            <w:pPr>
-              <w:pStyle w:val="Compact"/>
-              <w:spacing w:line="240" w:lineRule="auto" w:before="20" w:after="20"/>
-            </w:pPr>
-            <w:r>
-              <w:rPr>
-                <w:rFonts w:ascii="Times New Roman" w:hAnsi="Times New Roman"/>
-                <w:sz w:val="20"/>
-              </w:rPr>
-              <w:t xml:space="preserve">Multiple</w:t>
-            </w:r>
-          </w:p>
-        </w:tc>
-        <w:tc>
-          <w:tcPr/>
-          <w:p>
-            <w:pPr>
-              <w:pStyle w:val="Compact"/>
-              <w:spacing w:line="240" w:lineRule="auto" w:before="20" w:after="20"/>
-            </w:pPr>
-            <w:r>
-              <w:rPr>
-                <w:rFonts w:ascii="Times New Roman" w:hAnsi="Times New Roman"/>
-                <w:sz w:val="20"/>
-              </w:rPr>
-              <w:t xml:space="preserve">No (video)</w:t>
-            </w:r>
-          </w:p>
-        </w:tc>
-        <w:tc>
-          <w:tcPr/>
-          <w:p>
-            <w:pPr>
-              <w:pStyle w:val="Compact"/>
-              <w:spacing w:line="240" w:lineRule="auto" w:before="20" w:after="20"/>
-            </w:pPr>
-            <w:r>
-              <w:rPr>
-                <w:rFonts w:ascii="Times New Roman" w:hAnsi="Times New Roman"/>
-                <w:sz w:val="20"/>
-              </w:rPr>
-              <w:t xml:space="preserve">Screenshots</w:t>
-            </w:r>
-          </w:p>
-        </w:tc>
-        <w:tc>
-          <w:tcPr/>
-          <w:p>
-            <w:pPr>
-              <w:pStyle w:val="Compact"/>
-              <w:spacing w:line="240" w:lineRule="auto" w:before="20" w:after="20"/>
-            </w:pPr>
-            <w:r>
-              <w:rPr>
-                <w:rFonts w:ascii="Times New Roman" w:hAnsi="Times New Roman"/>
-                <w:sz w:val="20"/>
-              </w:rPr>
-              <w:t xml:space="preserve">No</w:t>
-            </w:r>
-          </w:p>
-        </w:tc>
-        <w:tc>
-          <w:tcPr/>
-          <w:p>
-            <w:pPr>
-              <w:pStyle w:val="Compact"/>
-              <w:spacing w:line="240" w:lineRule="auto" w:before="20" w:after="20"/>
-            </w:pPr>
-            <w:r>
-              <w:rPr>
-                <w:rFonts w:ascii="Times New Roman" w:hAnsi="Times New Roman"/>
-                <w:sz w:val="20"/>
-              </w:rPr>
-              <w:t xml:space="preserve">No</w:t>
-            </w:r>
-          </w:p>
-        </w:tc>
-      </w:tr>
-      <w:tr>
-        <w:tc>
-          <w:tcPr/>
-          <w:p>
-            <w:pPr>
-              <w:pStyle w:val="Compact"/>
-              <w:spacing w:line="240" w:lineRule="auto" w:before="20" w:after="20"/>
-            </w:pPr>
-            <w:r>
-              <w:rPr>
-                <w:rFonts w:ascii="Times New Roman" w:hAnsi="Times New Roman"/>
-                <w:sz w:val="20"/>
-              </w:rPr>
-              <w:t xml:space="preserve">Brainlife.io</w:t>
-            </w:r>
-          </w:p>
-        </w:tc>
-        <w:tc>
-          <w:tcPr/>
-          <w:p>
-            <w:pPr>
-              <w:pStyle w:val="Compact"/>
-              <w:spacing w:line="240" w:lineRule="auto" w:before="20" w:after="20"/>
-            </w:pPr>
-            <w:r>
-              <w:rPr>
-                <w:rFonts w:ascii="Times New Roman" w:hAnsi="Times New Roman"/>
-                <w:sz w:val="20"/>
-              </w:rPr>
-              <w:t xml:space="preserve">Multiple</w:t>
-            </w:r>
-          </w:p>
-        </w:tc>
-        <w:tc>
-          <w:tcPr/>
-          <w:p>
-            <w:pPr>
-              <w:pStyle w:val="Compact"/>
-              <w:spacing w:line="240" w:lineRule="auto" w:before="20" w:after="20"/>
-            </w:pPr>
-            <w:r>
-              <w:rPr>
-                <w:rFonts w:ascii="Times New Roman" w:hAnsi="Times New Roman"/>
-                <w:sz w:val="20"/>
-              </w:rPr>
-              <w:t xml:space="preserve">Yes (cloud)</w:t>
-            </w:r>
-          </w:p>
-        </w:tc>
-        <w:tc>
-          <w:tcPr/>
-          <w:p>
-            <w:pPr>
-              <w:pStyle w:val="Compact"/>
-              <w:spacing w:line="240" w:lineRule="auto" w:before="20" w:after="20"/>
-            </w:pPr>
-            <w:r>
-              <w:rPr>
-                <w:rFonts w:ascii="Times New Roman" w:hAnsi="Times New Roman"/>
-                <w:sz w:val="20"/>
-              </w:rPr>
-              <w:t xml:space="preserve">Yes</w:t>
-            </w:r>
-          </w:p>
-        </w:tc>
-        <w:tc>
-          <w:tcPr/>
-          <w:p>
-            <w:pPr>
-              <w:pStyle w:val="Compact"/>
-              <w:spacing w:line="240" w:lineRule="auto" w:before="20" w:after="20"/>
-            </w:pPr>
-            <w:r>
-              <w:rPr>
-                <w:rFonts w:ascii="Times New Roman" w:hAnsi="Times New Roman"/>
-                <w:sz w:val="20"/>
-              </w:rPr>
-              <w:t xml:space="preserve">No</w:t>
-            </w:r>
-          </w:p>
-        </w:tc>
-        <w:tc>
-          <w:tcPr/>
-          <w:p>
-            <w:pPr>
-              <w:pStyle w:val="Compact"/>
-              <w:spacing w:line="240" w:lineRule="auto" w:before="20" w:after="20"/>
-            </w:pPr>
-            <w:r>
-              <w:rPr>
-                <w:rFonts w:ascii="Times New Roman" w:hAnsi="Times New Roman"/>
-                <w:sz w:val="20"/>
-              </w:rPr>
-              <w:t xml:space="preserve">No (account)</w:t>
-            </w:r>
-          </w:p>
-        </w:tc>
-      </w:tr>
-      <w:tr>
-        <w:tc>
-          <w:tcPr/>
-          <w:p>
-            <w:pPr>
-              <w:pStyle w:val="Compact"/>
-              <w:spacing w:line="240" w:lineRule="auto" w:before="20" w:after="20"/>
-            </w:pPr>
-            <w:r>
-              <w:rPr>
-                <w:rFonts w:ascii="Times New Roman" w:hAnsi="Times New Roman"/>
-                <w:b/>
-                <w:bCs/>
-                <w:sz w:val="20"/>
-              </w:rPr>
-              <w:t xml:space="preserve">dMRI Rosetta Stone</w:t>
-            </w:r>
-          </w:p>
-        </w:tc>
-        <w:tc>
-          <w:tcPr/>
-          <w:p>
-            <w:pPr>
-              <w:pStyle w:val="Compact"/>
-              <w:spacing w:line="240" w:lineRule="auto" w:before="20" w:after="20"/>
-            </w:pPr>
-            <w:r>
-              <w:rPr>
-                <w:rFonts w:ascii="Times New Roman" w:hAnsi="Times New Roman"/>
-                <w:b/>
-                <w:bCs/>
-                <w:sz w:val="20"/>
-              </w:rPr>
-              <w:t xml:space="preserve">FSL + MRtrix3 + DIPY</w:t>
-            </w:r>
-          </w:p>
-        </w:tc>
-        <w:tc>
-          <w:tcPr/>
-          <w:p>
-            <w:pPr>
-              <w:pStyle w:val="Compact"/>
-              <w:spacing w:line="240" w:lineRule="auto" w:before="20" w:after="20"/>
-            </w:pPr>
-            <w:r>
-              <w:rPr>
-                <w:rFonts w:ascii="Times New Roman" w:hAnsi="Times New Roman"/>
-                <w:b/>
-                <w:bCs/>
-                <w:sz w:val="20"/>
-              </w:rPr>
-              <w:t xml:space="preserve">Yes (Docker)</w:t>
-            </w:r>
-          </w:p>
-        </w:tc>
-        <w:tc>
-          <w:tcPr/>
-          <w:p>
-            <w:pPr>
-              <w:pStyle w:val="Compact"/>
-              <w:spacing w:line="240" w:lineRule="auto" w:before="20" w:after="20"/>
-            </w:pPr>
-            <w:r>
-              <w:rPr>
-                <w:rFonts w:ascii="Times New Roman" w:hAnsi="Times New Roman"/>
-                <w:b/>
-                <w:bCs/>
-                <w:sz w:val="20"/>
-              </w:rPr>
-              <w:t xml:space="preserve">Yes</w:t>
-            </w:r>
-          </w:p>
-        </w:tc>
-        <w:tc>
-          <w:tcPr/>
-          <w:p>
-            <w:pPr>
-              <w:pStyle w:val="Compact"/>
-              <w:spacing w:line="240" w:lineRule="auto" w:before="20" w:after="20"/>
-            </w:pPr>
-            <w:r>
-              <w:rPr>
-                <w:rFonts w:ascii="Times New Roman" w:hAnsi="Times New Roman"/>
-                <w:b/>
-                <w:bCs/>
-                <w:sz w:val="20"/>
-              </w:rPr>
-              <w:t xml:space="preserve">Yes</w:t>
-            </w:r>
-          </w:p>
-        </w:tc>
-        <w:tc>
-          <w:tcPr/>
-          <w:p>
-            <w:pPr>
-              <w:pStyle w:val="Compact"/>
-              <w:spacing w:line="240" w:lineRule="auto" w:before="20" w:after="20"/>
-            </w:pPr>
-            <w:r>
-              <w:rPr>
-                <w:rFonts w:ascii="Times New Roman" w:hAnsi="Times New Roman"/>
-                <w:b/>
-                <w:bCs/>
-                <w:sz w:val="20"/>
-              </w:rPr>
-              <w:t xml:space="preserve">Docker only</w:t>
-            </w:r>
-          </w:p>
-        </w:tc>
-      </w:tr>
-    </w:tbl>
-    <w:p>
-      <w:pPr>
-        <w:pStyle w:val="BodyText"/>
-      </w:pPr>
-      <w:r>
-        <w:t xml:space="preserve">The resources in Table 2 were built for different purposes, and the comparison is not a ranking: each is stronger than dMRI Rosetta Stone at what it was designed for. The FSL Course and the MRtrix3 documentation are far more complete on their respective toolkits than anything here. What Table 2 shows is that the particular combination we set out to provide — three toolkits, executable, on the same real data, without a local neuroimaging installation — is not currently available elsewhere.</w:t>
-      </w:r>
-    </w:p>
-    <w:p>
-      <w:pPr>
-        <w:pStyle w:val="BodyText"/>
-      </w:pPr>
-      <w:r>
-        <w:t xml:space="preserve">Our own main cost is that a Docker installation and the project image are required (see Limitations for its size) rather than the platform being fully browser-native. Docker is currently necessary to bundle FSL and MRtrix3, which do not support WebAssembly compilation. Future work may remove this barrier.</w:t>
-      </w:r>
-    </w:p>
-    <w:p>
-      <w:pPr>
-        <w:pStyle w:val="BodyText"/>
-      </w:pPr>
-      <w:r>
-        <w:t xml:space="preserve">Brainlife.io warrants a specific note. It is a cloud-based provenance-tracking and pipeline-execution platform that supports multiple neuroimaging tools, including FSL and MRtrix3 applications (Avesani et al., 2019). Its purpose is fundamentally different from dMRI Rosetta Stone: users upload their own research data, select a pre-packaged application, and run it on cloud infrastructure to obtain results with full provenance records. Brainlife.io does not provide tutorial scaffolding, side-by-side command comparison, or the conceptual explanation layer that learners need to understand what each operation does and why. It is designed for reproducible research execution, not for cross-tool education.</w:t>
-      </w:r>
-    </w:p>
-    <w:p>
-      <w:pPr>
-        <w:pStyle w:val="Heading3"/>
-      </w:pPr>
-      <w:r>
-        <w:t xml:space="preserve">Scalability</w:t>
-      </w:r>
-    </w:p>
-    <w:p>
-      <w:pPr>
-        <w:pStyle w:val="FirstParagraph"/>
-      </w:pPr>
-      <w:r>
-        <w:t xml:space="preserve">The platform and the benchmark scale differently, and it is worth separating them.</w:t>
-      </w:r>
-    </w:p>
-    <w:p>
-      <w:pPr>
-        <w:pStyle w:val="BodyText"/>
-      </w:pPr>
-      <w:r>
-        <w:t xml:space="preserve">The interactive application is deliberately single-subject and single-machine. Each pipeline stage runs one command on one dataset in a container sized for a laptop, because its purpose is comprehension rather than throughput: a learner needs to see one operation clearly, not to process a cohort. Within that scope it scales adequately. All stages except eddy correction complete in under three minutes on the full 160-volume Stanford acquisition on an Apple M2 with 8 GB allocated to Docker; eddy correction is the single bottleneck at 35–45 minutes on one CPU core, which the demo subsample mode reduces to 2–4 minutes for teaching purposes. Memory scales with volume count and matrix size, and the largest dataset used here (Sherbrooke, 193 volumes at 128 × 128 × 60) ran comfortably within the same allocation. The platform is explicitly not a cohort-processing pipeline, and users with that requirement should reach for a purpose-built workflow such as QSIPrep or a Nipype-based pipeline; nothing in this platform competes with those, and the Concepts and Reference module says so.</w:t>
-      </w:r>
-    </w:p>
-    <w:p>
-      <w:pPr>
-        <w:pStyle w:val="BodyText"/>
-      </w:pPr>
-      <w:r>
-        <w:t xml:space="preserve">The benchmark scripts scale further, and were designed to. Adding a dataset requires one fetcher entry and two commands, which is how the Sherbrooke replication was produced; outputs are written per subject so that datasets accumulate rather than overwrite one another, and the</w:t>
-      </w:r>
-      <w:r>
-        <w:t xml:space="preserve"> </w:t>
-      </w:r>
-      <w:r>
-        <w:rPr>
-          <w:rStyle w:val="VerbatimChar"/>
-        </w:rPr>
-        <w:t xml:space="preserve">--shell</w:t>
-      </w:r>
-      <w:r>
-        <w:t xml:space="preserve"> </w:t>
-      </w:r>
-      <w:r>
-        <w:t xml:space="preserve">option makes multi-shell acquisitions tractable without hand-editing gradient tables. The cost per dataset is one tensor fit per toolkit, which is minutes rather than hours. This matters for the finding reported above: establishing how the FSL divergence depends on acquisition would require tens of datasets rather than two, and that is a matter of compute time and data access rather than of software redesign. We regard extending this benchmark as the most valuable use of the codebase beyond teaching.</w:t>
-      </w:r>
-    </w:p>
-    <w:p>
-      <w:pPr>
-        <w:pStyle w:val="BodyText"/>
-      </w:pPr>
-      <w:r>
-        <w:t xml:space="preserve">The principal barrier to scale is not computational but distributional — the container is large, and the following section addresses that.</w:t>
-      </w:r>
-    </w:p>
-    <w:p>
-      <w:pPr>
-        <w:pStyle w:val="Heading3"/>
-      </w:pPr>
-      <w:r>
-        <w:t xml:space="preserve">Limitations</w:t>
-      </w:r>
-    </w:p>
-    <w:p>
-      <w:pPr>
-        <w:pStyle w:val="FirstParagraph"/>
-      </w:pPr>
-      <w:r>
-        <w:t xml:space="preserve">The platform currently supports single-subject analysis only; multi-subject group analysis beyond the synthetic TBSS demonstration requires real group data not included in the repository. The demo subsample mode for eddy correction is not suitable for quantitative analysis. The Docker image occupies approximately 17.6 GB uncompressed (approximately 5.6 GB as distributed layers) and requires approximately 15 minutes to build, which may be prohibitive in low-bandwidth settings; a pre-built image on a public container registry would mitigate this. GPU-accelerated MRtrix3 operations are not available in the current CPU-only Docker configuration.</w:t>
-      </w:r>
-    </w:p>
-    <w:p>
-      <w:pPr>
-        <w:pStyle w:val="BodyText"/>
-      </w:pPr>
-      <w:r>
-        <w:t xml:space="preserve">The inter-tool benchmark reported here carries its own limitations, and they bound what may be concluded from the FSL divergence we describe. It rests on one subject from each of two datasets. Two acquisitions are enough to demonstrate that the FSL discrepancy is not a fixed, correctable bias — a single dataset would have suggested exactly the opposite — but they are not enough to characterise how it varies, to attribute it to specific acquisition properties such as b-value, SNR, or the number of b = 0 volumes, or to place a confidence interval around it. The benchmark isolates the tensor-fitting stage deliberately, applying no denoising or eddy-current correction, so the numbers characterise one pipeline step rather than an end-to-end analysis; whether the divergence persists, grows, or is absorbed after realistic preprocessing is untested. It compares only FA and MD under each toolkit’s default weighted-least-squares configuration, and each toolkit exposes fitting options that were not explored. Establishing how the FSL divergence depends on acquisition, and identifying its algorithmic origin, would require a dedicated multi-subject study spanning several protocols — work that this platform is well suited to support but does not itself constitute.</w:t>
-      </w:r>
-    </w:p>
-    <w:p>
-      <w:pPr>
-        <w:pStyle w:val="BodyText"/>
-      </w:pPr>
-      <w:r>
-        <w:t xml:space="preserve">Finally, the platform has not yet been evaluated in a formal user study; a structured assessment of learning outcomes in a workshop setting would strengthen the evidence base for its educational value.</w:t>
-      </w:r>
-    </w:p>
-    <w:p>
-      <w:pPr>
-        <w:pStyle w:val="Heading3"/>
-      </w:pPr>
-      <w:r>
-        <w:t xml:space="preserve">Future Directions</w:t>
-      </w:r>
-    </w:p>
-    <w:p>
-      <w:pPr>
-        <w:pStyle w:val="FirstParagraph"/>
-      </w:pPr>
-      <w:r>
-        <w:t xml:space="preserve">Planned developments include: (i) cloud deployment (e.g., Binder or Google Colab) to support GPU-accelerated tractography without local Docker installation; (ii) extension to advanced modules including fixel-based analysis, NODDI modelling, and automated tract segmentation; (iii) support for real multi-subject datasets from OpenNeuro; and (iv) a structured workshop pilot with pre/post knowledge assessment.</w:t>
-      </w:r>
-    </w:p>
-    <w:p>
-      <w:pPr>
-        <w:pStyle w:val="Heading2"/>
-      </w:pPr>
-      <w:r>
-        <w:t xml:space="preserve">Conclusion</w:t>
-      </w:r>
-    </w:p>
-    <w:p>
-      <w:pPr>
-        <w:pStyle w:val="FirstParagraph"/>
-      </w:pPr>
-      <w:r>
-        <w:t xml:space="preserve">dMRI Rosetta Stone is an open-source, containerised, interactive platform that enables side-by-side comparison, execution, and visual inspection of the complete dMRI preprocessing and analysis pipeline across FSL, MRtrix3, and DIPY. By running real human brain data through all three toolkits in a unified browser interface, the platform makes cross-tool translation immediately accessible to students and researchers at all levels of experience. The application addresses a genuine and previously unmet gap in the neuroimaging training landscape, and is designed to accelerate dMRI education while promoting the methodological transparency that reproducible neuroimaging science requires.</w:t>
-      </w:r>
-    </w:p>
-    <w:p>
-      <w:pPr>
-        <w:pStyle w:val="Heading2"/>
-      </w:pPr>
-      <w:r>
-        <w:t xml:space="preserve">CRediT authorship contribution statement</w:t>
-      </w:r>
-    </w:p>
-    <w:p>
-      <w:pPr>
-        <w:pStyle w:val="FirstParagraph"/>
-      </w:pPr>
-      <w:r>
-        <w:rPr>
-          <w:b/>
-          <w:bCs/>
-        </w:rPr>
-        <w:t xml:space="preserve">Busra Mutlu:</w:t>
-      </w:r>
-      <w:r>
-        <w:t xml:space="preserve"> </w:t>
-      </w:r>
-      <w:r>
-        <w:t xml:space="preserve">Conceptualization, Methodology, Software, Formal analysis, Investigation, Data curation, Visualization, Writing - original draft, Writing - review and editing.</w:t>
-      </w:r>
-    </w:p>
-    <w:p>
-      <w:pPr>
-        <w:pStyle w:val="Heading2"/>
-      </w:pPr>
-      <w:r>
-        <w:t xml:space="preserve">Declaration of competing interest</w:t>
-      </w:r>
-    </w:p>
-    <w:p>
-      <w:pPr>
-        <w:pStyle w:val="FirstParagraph"/>
-      </w:pPr>
-      <w:r>
-        <w:t xml:space="preserve">The author declares that she has no known competing financial interests or personal relationships that could have appeared to influence the work reported in this paper.</w:t>
-      </w:r>
-    </w:p>
-    <w:p>
-      <w:pPr>
-        <w:pStyle w:val="Heading2"/>
-      </w:pPr>
-      <w:r>
-        <w:t xml:space="preserve">Funding</w:t>
-      </w:r>
-    </w:p>
-    <w:p>
-      <w:pPr>
-        <w:pStyle w:val="FirstParagraph"/>
-      </w:pPr>
-      <w:r>
-        <w:t xml:space="preserve">[TO COMPLETE: name the funder and grant number, or state that this research received no specific grant from funding agencies in the public, commercial, or not-for-profit sectors.]</w:t>
-      </w:r>
-    </w:p>
-    <w:p>
-      <w:pPr>
-        <w:pStyle w:val="Heading2"/>
-      </w:pPr>
-      <w:r>
-        <w:t xml:space="preserve">Declaration of generative AI and AI-assisted technologies in the writing process</w:t>
-      </w:r>
-    </w:p>
-    <w:p>
-      <w:pPr>
-        <w:pStyle w:val="FirstParagraph"/>
-      </w:pPr>
-      <w:r>
-        <w:t xml:space="preserve">[TO COMPLETE OR DELETE — see the note accompanying this manuscript. If generative AI was used to assist with drafting or editing, Elsevier requires a statement here naming the tool and describing its use, and confirming that the author reviewed and edited the output and takes full responsibility for the content of the publication.]</w:t>
-      </w:r>
-    </w:p>
-    <w:p>
-      <w:pPr>
-        <w:pStyle w:val="Heading2"/>
-      </w:pPr>
-      <w:r>
-        <w:t xml:space="preserve">Data availability</w:t>
-      </w:r>
-    </w:p>
-    <w:p>
-      <w:pPr>
-        <w:pStyle w:val="FirstParagraph"/>
-      </w:pPr>
-      <w:r>
-        <w:t xml:space="preserve">The complete source code, Dockerfile, and documentation are openly available at https://github.com/happybrotherhood/dmri-rosetta-stone under an MIT licence. The exact version reported here is archived on Zenodo as v1.0.0, doi:10.5281/zenodo.22106455; the concept DOI doi:10.5281/zenodo.22106454 always resolves to the most recent version. Both datasets analysed — Stanford HARDI and Sherbrooke 3-shell — are distributed openly by the DIPY project at https://dipy.org and are retrieved automatically by</w:t>
-      </w:r>
-      <w:r>
-        <w:t xml:space="preserve"> </w:t>
-      </w:r>
-      <w:r>
-        <w:rPr>
-          <w:rStyle w:val="VerbatimChar"/>
-        </w:rPr>
-        <w:t xml:space="preserve">scripts/fetch_sample_data.py</w:t>
-      </w:r>
-      <w:r>
-        <w:t xml:space="preserve">. No registration or credentials are required to reproduce any result presented here, and the four commands that regenerate every reported value are given at the end of the Materials and Methods.</w:t>
-      </w:r>
-    </w:p>
-    <w:p>
-      <w:pPr>
-        <w:pStyle w:val="Heading2"/>
-      </w:pPr>
-      <w:r>
-        <w:t xml:space="preserve">Acknowledgements</w:t>
-      </w:r>
-    </w:p>
-    <w:p>
-      <w:pPr>
-        <w:pStyle w:val="FirstParagraph"/>
-      </w:pPr>
-      <w:r>
-        <w:t xml:space="preserve">[TO COMPLETE OR DELETE: supervisors, colleagues, computing resources.]</w:t>
-      </w:r>
-    </w:p>
-    <w:p>
-      <w:pPr>
-        <w:pStyle w:val="Heading2"/>
-      </w:pPr>
-      <w:r>
-        <w:t xml:space="preserve">References</w:t>
-      </w:r>
-    </w:p>
-    <w:p>
-      <w:pPr>
-        <w:pStyle w:val="FirstParagraph"/>
-      </w:pPr>
-      <w:r>
-        <w:t xml:space="preserve">Avesani P, McPherson B, Hayashi S, Caiafa CF, Henschel R, Garyfallidis E, et al. (2019) The open diffusion data derivatives, brain data upcycling via integrated collection and reuse.</w:t>
-      </w:r>
-      <w:r>
-        <w:t xml:space="preserve"> </w:t>
-      </w:r>
-      <w:r>
-        <w:rPr>
-          <w:i/>
-          <w:iCs/>
-        </w:rPr>
-        <w:t xml:space="preserve">Scientific Data</w:t>
-      </w:r>
-      <w:r>
-        <w:t xml:space="preserve"> </w:t>
-      </w:r>
-      <w:r>
-        <w:t xml:space="preserve">6, 69. doi: 10.1038/s41597-019-0073-y</w:t>
-      </w:r>
-    </w:p>
-    <w:p>
-      <w:pPr>
-        <w:pStyle w:val="BodyText"/>
-      </w:pPr>
-      <w:r>
-        <w:t xml:space="preserve">Andersson JLR and Sotiropoulos SN (2016) An integrated approach to correction for off-resonance effects and subject movement in diffusion MR imaging.</w:t>
-      </w:r>
-      <w:r>
-        <w:t xml:space="preserve"> </w:t>
-      </w:r>
-      <w:r>
-        <w:rPr>
-          <w:i/>
-          <w:iCs/>
-        </w:rPr>
-        <w:t xml:space="preserve">NeuroImage</w:t>
-      </w:r>
-      <w:r>
-        <w:t xml:space="preserve"> </w:t>
-      </w:r>
-      <w:r>
-        <w:t xml:space="preserve">125, 1063–1078. doi: 10.1016/j.neuroimage.2015.10.019</w:t>
-      </w:r>
-    </w:p>
-    <w:p>
-      <w:pPr>
-        <w:pStyle w:val="BodyText"/>
-      </w:pPr>
-      <w:r>
-        <w:t xml:space="preserve">Basser PJ, Mattiello J, and LeBihan D (1994) MR diffusion tensor spectroscopy and imaging.</w:t>
-      </w:r>
-      <w:r>
-        <w:t xml:space="preserve"> </w:t>
-      </w:r>
-      <w:r>
-        <w:rPr>
-          <w:i/>
-          <w:iCs/>
-        </w:rPr>
-        <w:t xml:space="preserve">Biophysical Journal</w:t>
-      </w:r>
-      <w:r>
-        <w:t xml:space="preserve"> </w:t>
-      </w:r>
-      <w:r>
-        <w:t xml:space="preserve">66, 259–267. doi: 10.1016/S0006-3495(94)80775-1</w:t>
-      </w:r>
-    </w:p>
-    <w:p>
-      <w:pPr>
-        <w:pStyle w:val="BodyText"/>
-      </w:pPr>
-      <w:r>
-        <w:t xml:space="preserve">Beaulieu C (2002) The basis of anisotropic water diffusion in the nervous system – a technical review.</w:t>
-      </w:r>
-      <w:r>
-        <w:t xml:space="preserve"> </w:t>
-      </w:r>
-      <w:r>
-        <w:rPr>
-          <w:i/>
-          <w:iCs/>
-        </w:rPr>
-        <w:t xml:space="preserve">NMR in Biomedicine</w:t>
-      </w:r>
-      <w:r>
-        <w:t xml:space="preserve"> </w:t>
-      </w:r>
-      <w:r>
-        <w:t xml:space="preserve">15, 435–455. doi: 10.1002/nbm.782</w:t>
-      </w:r>
-    </w:p>
-    <w:p>
-      <w:pPr>
-        <w:pStyle w:val="BodyText"/>
-      </w:pPr>
-      <w:r>
-        <w:t xml:space="preserve">Bhagwat N, Barry A, Dickie EW, Brown ST, Devenyi GA, Hatano K, et al. (2021) Understanding the impact of preprocessing pipelines on neuroimaging cortical surface analyses.</w:t>
-      </w:r>
-      <w:r>
-        <w:t xml:space="preserve"> </w:t>
-      </w:r>
-      <w:r>
-        <w:rPr>
-          <w:i/>
-          <w:iCs/>
-        </w:rPr>
-        <w:t xml:space="preserve">GigaScience</w:t>
-      </w:r>
-      <w:r>
-        <w:t xml:space="preserve"> </w:t>
-      </w:r>
-      <w:r>
-        <w:t xml:space="preserve">10, giaa155. doi: 10.1093/gigascience/giaa155</w:t>
-      </w:r>
-    </w:p>
-    <w:p>
-      <w:pPr>
-        <w:pStyle w:val="BodyText"/>
-      </w:pPr>
-      <w:r>
-        <w:t xml:space="preserve">Catani M and Thiebaut de Schotten M (2008) A diffusion tensor imaging tractography atlas for virtual in vivo dissections.</w:t>
-      </w:r>
-      <w:r>
-        <w:t xml:space="preserve"> </w:t>
-      </w:r>
-      <w:r>
-        <w:rPr>
-          <w:i/>
-          <w:iCs/>
-        </w:rPr>
-        <w:t xml:space="preserve">Cortex</w:t>
-      </w:r>
-      <w:r>
-        <w:t xml:space="preserve"> </w:t>
-      </w:r>
-      <w:r>
-        <w:t xml:space="preserve">44, 1105–1132. doi: 10.1016/j.cortex.2008.05.004</w:t>
-      </w:r>
-    </w:p>
-    <w:p>
-      <w:pPr>
-        <w:pStyle w:val="BodyText"/>
-      </w:pPr>
-      <w:r>
-        <w:t xml:space="preserve">Garyfallidis E, Brett M, Amirbekian B, Rokem A, Van Der Walt S, Descoteaux M, et al. (2014) Dipy, a library for the analysis of diffusion MRI data.</w:t>
-      </w:r>
-      <w:r>
-        <w:t xml:space="preserve"> </w:t>
-      </w:r>
-      <w:r>
-        <w:rPr>
-          <w:i/>
-          <w:iCs/>
-        </w:rPr>
-        <w:t xml:space="preserve">Frontiers in Neuroinformatics</w:t>
-      </w:r>
-      <w:r>
-        <w:t xml:space="preserve"> </w:t>
-      </w:r>
-      <w:r>
-        <w:t xml:space="preserve">8, 8. doi: 10.3389/fninf.2014.00008</w:t>
-      </w:r>
-    </w:p>
-    <w:p>
-      <w:pPr>
-        <w:pStyle w:val="BodyText"/>
-      </w:pPr>
-      <w:r>
-        <w:t xml:space="preserve">Glasser MF, Sotiropoulos SN, Wilson JA, Coalson TS, Fischl B, Andersson JL, et al. (2013) The minimal preprocessing pipelines for the Human Connectome Project.</w:t>
-      </w:r>
-      <w:r>
-        <w:t xml:space="preserve"> </w:t>
-      </w:r>
-      <w:r>
-        <w:rPr>
-          <w:i/>
-          <w:iCs/>
-        </w:rPr>
-        <w:t xml:space="preserve">NeuroImage</w:t>
-      </w:r>
-      <w:r>
-        <w:t xml:space="preserve"> </w:t>
-      </w:r>
-      <w:r>
-        <w:t xml:space="preserve">80, 105–124. doi: 10.1016/j.neuroimage.2013.04.127</w:t>
-      </w:r>
-    </w:p>
-    <w:p>
-      <w:pPr>
-        <w:pStyle w:val="BodyText"/>
-      </w:pPr>
-      <w:r>
-        <w:t xml:space="preserve">Jahn A (2020)</w:t>
-      </w:r>
-      <w:r>
-        <w:t xml:space="preserve"> </w:t>
-      </w:r>
-      <w:r>
-        <w:rPr>
-          <w:i/>
-          <w:iCs/>
-        </w:rPr>
-        <w:t xml:space="preserve">Andy’s Brain Book: An Introduction to Neuroimaging Analysis</w:t>
-      </w:r>
-      <w:r>
-        <w:t xml:space="preserve">. Available at: https://andysbrainbook.readthedocs.io (Accessed June 2026).</w:t>
-      </w:r>
-    </w:p>
-    <w:p>
-      <w:pPr>
-        <w:pStyle w:val="BodyText"/>
-      </w:pPr>
-      <w:r>
-        <w:t xml:space="preserve">Jenkinson M, Beckmann CF, Behrens TEJ, Woolrich MW, and Smith SM (2012) FSL.</w:t>
-      </w:r>
-      <w:r>
-        <w:t xml:space="preserve"> </w:t>
-      </w:r>
-      <w:r>
-        <w:rPr>
-          <w:i/>
-          <w:iCs/>
-        </w:rPr>
-        <w:t xml:space="preserve">NeuroImage</w:t>
-      </w:r>
-      <w:r>
-        <w:t xml:space="preserve"> </w:t>
-      </w:r>
-      <w:r>
-        <w:t xml:space="preserve">62, 782–790. doi: 10.1016/j.neuroimage.2011.09.015</w:t>
-      </w:r>
-    </w:p>
-    <w:p>
-      <w:pPr>
-        <w:pStyle w:val="BodyText"/>
-      </w:pPr>
-      <w:r>
-        <w:t xml:space="preserve">Jeurissen B, Tournier JD, Dhollander T, Connelly A, and Sijbers J (2014) Multi-tissue constrained spherical deconvolution for improved analysis of multi-shell diffusion MRI data.</w:t>
-      </w:r>
-      <w:r>
-        <w:t xml:space="preserve"> </w:t>
-      </w:r>
-      <w:r>
-        <w:rPr>
-          <w:i/>
-          <w:iCs/>
-        </w:rPr>
-        <w:t xml:space="preserve">NeuroImage</w:t>
-      </w:r>
-      <w:r>
-        <w:t xml:space="preserve"> </w:t>
-      </w:r>
-      <w:r>
-        <w:t xml:space="preserve">103, 411–426. doi: 10.1016/j.neuroimage.2014.07.061</w:t>
-      </w:r>
-    </w:p>
-    <w:p>
-      <w:pPr>
-        <w:pStyle w:val="BodyText"/>
-      </w:pPr>
-      <w:r>
-        <w:t xml:space="preserve">Jones DK (ed.) (2010)</w:t>
-      </w:r>
-      <w:r>
-        <w:t xml:space="preserve"> </w:t>
-      </w:r>
-      <w:r>
-        <w:rPr>
-          <w:i/>
-          <w:iCs/>
-        </w:rPr>
-        <w:t xml:space="preserve">Diffusion MRI: Theory, Methods, and Applications</w:t>
-      </w:r>
-      <w:r>
-        <w:t xml:space="preserve">. Oxford: Oxford University Press.</w:t>
-      </w:r>
-    </w:p>
-    <w:p>
-      <w:pPr>
-        <w:pStyle w:val="BodyText"/>
-      </w:pPr>
-      <w:r>
-        <w:t xml:space="preserve">Merkel D (2014) Docker: Lightweight Linux containers for consistent development and deployment.</w:t>
-      </w:r>
-      <w:r>
-        <w:t xml:space="preserve"> </w:t>
-      </w:r>
-      <w:r>
-        <w:rPr>
-          <w:i/>
-          <w:iCs/>
-        </w:rPr>
-        <w:t xml:space="preserve">Linux Journal</w:t>
-      </w:r>
-      <w:r>
-        <w:t xml:space="preserve"> </w:t>
-      </w:r>
-      <w:r>
-        <w:t xml:space="preserve">2014, 2.</w:t>
-      </w:r>
-    </w:p>
-    <w:p>
-      <w:pPr>
-        <w:pStyle w:val="BodyText"/>
-      </w:pPr>
-      <w:r>
-        <w:t xml:space="preserve">Richie-Halford A, Cieslak M, Ai L, Caffarra S, Covitz S, Franco AR, et al. (2022) An analysis-ready and quality controlled resource for pediatric brain white-matter research.</w:t>
-      </w:r>
-      <w:r>
-        <w:t xml:space="preserve"> </w:t>
-      </w:r>
-      <w:r>
-        <w:rPr>
-          <w:i/>
-          <w:iCs/>
-        </w:rPr>
-        <w:t xml:space="preserve">Scientific Data</w:t>
-      </w:r>
-      <w:r>
-        <w:t xml:space="preserve"> </w:t>
-      </w:r>
-      <w:r>
-        <w:t xml:space="preserve">9, 616. doi: 10.1038/s41597-022-01695-7</w:t>
-      </w:r>
-    </w:p>
-    <w:p>
-      <w:pPr>
-        <w:pStyle w:val="BodyText"/>
-      </w:pPr>
-      <w:r>
-        <w:t xml:space="preserve">Rokem A, Yeatman JD, Pestilli F, Kay KN, Mezer A, van der Walt S, et al. (2015) Evaluating the accuracy of diffusion MRI models in white matter.</w:t>
-      </w:r>
-      <w:r>
-        <w:t xml:space="preserve"> </w:t>
-      </w:r>
-      <w:r>
-        <w:rPr>
-          <w:i/>
-          <w:iCs/>
-        </w:rPr>
-        <w:t xml:space="preserve">PLOS ONE</w:t>
-      </w:r>
-      <w:r>
-        <w:t xml:space="preserve"> </w:t>
-      </w:r>
-      <w:r>
-        <w:t xml:space="preserve">10, e0123272. doi: 10.1371/journal.pone.0123272</w:t>
-      </w:r>
-    </w:p>
-    <w:p>
-      <w:pPr>
-        <w:pStyle w:val="BodyText"/>
-      </w:pPr>
-      <w:r>
-        <w:t xml:space="preserve">Smith RE, Tournier JD, Calamante F, and Connelly A (2015) SIFT2: Enabling dense quantitative assessment of brain white matter connectivity using streamlines tractography.</w:t>
-      </w:r>
-      <w:r>
-        <w:t xml:space="preserve"> </w:t>
-      </w:r>
-      <w:r>
-        <w:rPr>
-          <w:i/>
-          <w:iCs/>
-        </w:rPr>
-        <w:t xml:space="preserve">NeuroImage</w:t>
-      </w:r>
-      <w:r>
-        <w:t xml:space="preserve"> </w:t>
-      </w:r>
-      <w:r>
-        <w:t xml:space="preserve">119, 338–351. doi: 10.1016/j.neuroimage.2015.06.092</w:t>
-      </w:r>
-    </w:p>
-    <w:p>
-      <w:pPr>
-        <w:pStyle w:val="BodyText"/>
-      </w:pPr>
-      <w:r>
-        <w:t xml:space="preserve">Smith SM, Jenkinson M, Woolrich MW, Beckmann CF, Behrens TEJ, Johansen-Berg H, et al. (2004) Advances in functional and structural MR image analysis and implementation as FSL.</w:t>
-      </w:r>
-      <w:r>
-        <w:t xml:space="preserve"> </w:t>
-      </w:r>
-      <w:r>
-        <w:rPr>
-          <w:i/>
-          <w:iCs/>
-        </w:rPr>
-        <w:t xml:space="preserve">NeuroImage</w:t>
-      </w:r>
-      <w:r>
-        <w:t xml:space="preserve"> </w:t>
-      </w:r>
-      <w:r>
-        <w:t xml:space="preserve">23 (Suppl 1), S208–S219. doi: 10.1016/j.neuroimage.2004.07.051</w:t>
-      </w:r>
-    </w:p>
-    <w:p>
-      <w:pPr>
-        <w:pStyle w:val="BodyText"/>
-      </w:pPr>
-      <w:r>
-        <w:t xml:space="preserve">Smith SM, Jenkinson M, Johansen-Berg H, Rueckert D, Nichols TE, Mackay CE, et al. (2006) Tract-based spatial statistics: Voxelwise analysis of multi-subject diffusion data.</w:t>
-      </w:r>
-      <w:r>
-        <w:t xml:space="preserve"> </w:t>
-      </w:r>
-      <w:r>
-        <w:rPr>
-          <w:i/>
-          <w:iCs/>
-        </w:rPr>
-        <w:t xml:space="preserve">NeuroImage</w:t>
-      </w:r>
-      <w:r>
-        <w:t xml:space="preserve"> </w:t>
-      </w:r>
-      <w:r>
-        <w:t xml:space="preserve">31, 1487–1505. doi: 10.1016/j.neuroimage.2006.02.024</w:t>
-      </w:r>
-    </w:p>
-    <w:p>
-      <w:pPr>
-        <w:pStyle w:val="BodyText"/>
-      </w:pPr>
-      <w:r>
-        <w:t xml:space="preserve">Streamlit Inc (2019)</w:t>
-      </w:r>
-      <w:r>
-        <w:t xml:space="preserve"> </w:t>
-      </w:r>
-      <w:r>
-        <w:rPr>
-          <w:i/>
-          <w:iCs/>
-        </w:rPr>
-        <w:t xml:space="preserve">Streamlit: The fastest way to build and share data apps</w:t>
-      </w:r>
-      <w:r>
-        <w:t xml:space="preserve"> </w:t>
-      </w:r>
-      <w:r>
-        <w:t xml:space="preserve">[Computer software]. Available at: https://streamlit.io</w:t>
-      </w:r>
-    </w:p>
-    <w:p>
-      <w:pPr>
-        <w:pStyle w:val="BodyText"/>
-      </w:pPr>
-      <w:r>
-        <w:t xml:space="preserve">Tournier JD, Calamante F, and Connelly A (2007) Robust determination of the fibre orientation distribution in diffusion MRI: Non-negativity constrained super-resolved spherical deconvolution.</w:t>
-      </w:r>
-      <w:r>
-        <w:t xml:space="preserve"> </w:t>
-      </w:r>
-      <w:r>
-        <w:rPr>
-          <w:i/>
-          <w:iCs/>
-        </w:rPr>
-        <w:t xml:space="preserve">NeuroImage</w:t>
-      </w:r>
-      <w:r>
-        <w:t xml:space="preserve"> </w:t>
-      </w:r>
-      <w:r>
-        <w:t xml:space="preserve">35, 1459–1472. doi: 10.1016/j.neuroimage.2007.02.016</w:t>
-      </w:r>
-    </w:p>
-    <w:p>
-      <w:pPr>
-        <w:pStyle w:val="BodyText"/>
-      </w:pPr>
-      <w:r>
-        <w:t xml:space="preserve">Tournier JD, Calamante F, and Connelly A (2010) Improved probabilistic streamlines tractography by 2nd order integration over fibre orientation distributions.</w:t>
-      </w:r>
-      <w:r>
-        <w:t xml:space="preserve"> </w:t>
-      </w:r>
-      <w:r>
-        <w:rPr>
-          <w:i/>
-          <w:iCs/>
-        </w:rPr>
-        <w:t xml:space="preserve">Proceedings of the International Society for Magnetic Resonance in Medicine</w:t>
-      </w:r>
-      <w:r>
-        <w:t xml:space="preserve"> </w:t>
-      </w:r>
-      <w:r>
-        <w:t xml:space="preserve">18, 1670.</w:t>
-      </w:r>
-    </w:p>
-    <w:p>
-      <w:pPr>
-        <w:pStyle w:val="BodyText"/>
-      </w:pPr>
-      <w:r>
-        <w:t xml:space="preserve">Tournier JD, Smith RE, Raffelt D, Tabbara R, Dhollander T, Pietsch M, et al. (2019) MRtrix3: A fast, flexible and open software framework for medical image processing and visualisation.</w:t>
-      </w:r>
-      <w:r>
-        <w:t xml:space="preserve"> </w:t>
-      </w:r>
-      <w:r>
-        <w:rPr>
-          <w:i/>
-          <w:iCs/>
-        </w:rPr>
-        <w:t xml:space="preserve">NeuroImage</w:t>
-      </w:r>
-      <w:r>
-        <w:t xml:space="preserve"> </w:t>
-      </w:r>
-      <w:r>
-        <w:t xml:space="preserve">202, 116137. doi: 10.1016/j.neuroimage.2019.116137</w:t>
-      </w:r>
-    </w:p>
-    <w:p>
-      <w:pPr>
-        <w:pStyle w:val="BodyText"/>
-      </w:pPr>
-      <w:r>
-        <w:t xml:space="preserve">Van Essen DC, Smith SM, Barch DM, Behrens TEJ, Yacoub E, Ugurbil K, et al. (2013) The WU-Minn Human Connectome Project: An overview.</w:t>
-      </w:r>
-      <w:r>
-        <w:t xml:space="preserve"> </w:t>
-      </w:r>
-      <w:r>
-        <w:rPr>
-          <w:i/>
-          <w:iCs/>
-        </w:rPr>
-        <w:t xml:space="preserve">NeuroImage</w:t>
-      </w:r>
-      <w:r>
-        <w:t xml:space="preserve"> </w:t>
-      </w:r>
-      <w:r>
-        <w:t xml:space="preserve">80, 62–79. doi: 10.1016/j.neuroimage.2013.05.041</w:t>
-      </w:r>
-    </w:p>
-    <w:p>
-      <w:pPr>
-        <w:pStyle w:val="BodyText"/>
-      </w:pPr>
-      <w:r>
-        <w:t xml:space="preserve">Veraart J, Novikov DS, Christiaens D, Ades-aron B, Sijbers J, and Fieremans E (2016) Denoising of diffusion MRI using random matrix theory.</w:t>
-      </w:r>
-      <w:r>
-        <w:t xml:space="preserve"> </w:t>
-      </w:r>
-      <w:r>
-        <w:rPr>
-          <w:i/>
-          <w:iCs/>
-        </w:rPr>
-        <w:t xml:space="preserve">NeuroImage</w:t>
-      </w:r>
-      <w:r>
-        <w:t xml:space="preserve"> </w:t>
-      </w:r>
-      <w:r>
-        <w:t xml:space="preserve">142, 394–406. doi: 10.1016/j.neuroimage.2016.08.016</w:t>
-      </w:r>
-    </w:p>
-    <w:p>
-      <w:pPr>
-        <w:pStyle w:val="Heading2"/>
-      </w:pPr>
-      <w:r>
-        <w:t xml:space="preserve">Tables</w:t>
-      </w:r>
-    </w:p>
-    <w:p>
-      <w:pPr>
-        <w:pStyle w:val="FirstParagraph"/>
-      </w:pPr>
-      <w:r>
-        <w:rPr>
-          <w:b/>
-          <w:bCs/>
-        </w:rPr>
-        <w:t xml:space="preserve">Table 1. Pipeline stage coverage across FSL, MRtrix3, and DIPY in dMRI Rosetta Stone.</w:t>
-      </w:r>
-      <w:r>
-        <w:t xml:space="preserve"> </w:t>
-      </w:r>
-      <w:r>
-        <w:t xml:space="preserve">Dashes indicate the toolkit does not provide a dedicated implementation for that operation.</w:t>
-      </w:r>
-    </w:p>
-    <w:tbl>
-      <w:tblPr>
-        <w:tblStyle w:val="Table"/>
-        <w:tblW w:type="pct" w:w="5000"/>
-        <w:jc w:val="center"/>
-        <w:tblLayout w:type="fixed"/>
-        <w:tblLook w:firstRow="1" w:lastRow="0" w:firstColumn="0" w:lastColumn="0" w:noHBand="0" w:noVBand="0" w:val="0020"/>
-        <w:tblBorders>
-          <w:top w:val="single" w:sz="12" w:space="0" w:color="000000"/>
-          <w:bottom w:val="single" w:sz="12" w:space="0" w:color="000000"/>
-          <w:left w:val="none" w:sz="0" w:space="0" w:color="000000"/>
-          <w:right w:val="none" w:sz="0" w:space="0" w:color="000000"/>
-          <w:insideH w:val="none" w:sz="0" w:space="0" w:color="000000"/>
-          <w:insideV w:val="none" w:sz="0" w:space="0" w:color="000000"/>
-        </w:tblBorders>
-        <w:tblCellMar>
-          <w:top w:w="60" w:type="dxa"/>
-          <w:bottom w:w="60" w:type="dxa"/>
-          <w:left w:w="90" w:type="dxa"/>
-          <w:right w:w="90" w:type="dxa"/>
-        </w:tblCellMar>
       </w:tblPr>
       <w:tblGrid>
         <w:gridCol w:w="1584"/>
@@ -5996,106 +4504,56 @@
           <w:tblHeader w:val="on"/>
         </w:trPr>
         <w:tc>
-          <w:tcPr>
-            <w:tcBorders>
-              <w:bottom w:val="single" w:sz="6" w:space="0" w:color="000000"/>
-            </w:tcBorders>
-          </w:tcPr>
-          <w:p>
-            <w:pPr>
-              <w:pStyle w:val="Compact"/>
-              <w:spacing w:line="240" w:lineRule="auto" w:before="20" w:after="20"/>
-            </w:pPr>
-            <w:r>
-              <w:rPr>
-                <w:rFonts w:ascii="Times New Roman" w:hAnsi="Times New Roman"/>
-                <w:b/>
-                <w:sz w:val="20"/>
-              </w:rPr>
+          <w:tcPr/>
+          <w:p>
+            <w:pPr>
+              <w:pStyle w:val="Compact"/>
+            </w:pPr>
+            <w:r>
               <w:t xml:space="preserve">Stage</w:t>
             </w:r>
           </w:p>
         </w:tc>
         <w:tc>
-          <w:tcPr>
-            <w:tcBorders>
-              <w:bottom w:val="single" w:sz="6" w:space="0" w:color="000000"/>
-            </w:tcBorders>
-          </w:tcPr>
-          <w:p>
-            <w:pPr>
-              <w:pStyle w:val="Compact"/>
-              <w:spacing w:line="240" w:lineRule="auto" w:before="20" w:after="20"/>
-            </w:pPr>
-            <w:r>
-              <w:rPr>
-                <w:rFonts w:ascii="Times New Roman" w:hAnsi="Times New Roman"/>
-                <w:b/>
-                <w:sz w:val="20"/>
-              </w:rPr>
+          <w:tcPr/>
+          <w:p>
+            <w:pPr>
+              <w:pStyle w:val="Compact"/>
+            </w:pPr>
+            <w:r>
               <w:t xml:space="preserve">Operation</w:t>
             </w:r>
           </w:p>
         </w:tc>
         <w:tc>
-          <w:tcPr>
-            <w:tcBorders>
-              <w:bottom w:val="single" w:sz="6" w:space="0" w:color="000000"/>
-            </w:tcBorders>
-          </w:tcPr>
-          <w:p>
-            <w:pPr>
-              <w:pStyle w:val="Compact"/>
-              <w:spacing w:line="240" w:lineRule="auto" w:before="20" w:after="20"/>
-            </w:pPr>
-            <w:r>
-              <w:rPr>
-                <w:rFonts w:ascii="Times New Roman" w:hAnsi="Times New Roman"/>
-                <w:b/>
-                <w:sz w:val="20"/>
-              </w:rPr>
+          <w:tcPr/>
+          <w:p>
+            <w:pPr>
+              <w:pStyle w:val="Compact"/>
+            </w:pPr>
+            <w:r>
               <w:t xml:space="preserve">FSL</w:t>
             </w:r>
           </w:p>
         </w:tc>
         <w:tc>
-          <w:tcPr>
-            <w:tcBorders>
-              <w:bottom w:val="single" w:sz="6" w:space="0" w:color="000000"/>
-            </w:tcBorders>
-          </w:tcPr>
-          <w:p>
-            <w:pPr>
-              <w:pStyle w:val="Compact"/>
-              <w:spacing w:line="240" w:lineRule="auto" w:before="20" w:after="20"/>
-            </w:pPr>
-            <w:r>
-              <w:rPr>
-                <w:rFonts w:ascii="Times New Roman" w:hAnsi="Times New Roman"/>
-                <w:b/>
-                <w:sz w:val="20"/>
-              </w:rPr>
+          <w:tcPr/>
+          <w:p>
+            <w:pPr>
+              <w:pStyle w:val="Compact"/>
+            </w:pPr>
+            <w:r>
               <w:t xml:space="preserve">MRtrix3</w:t>
             </w:r>
           </w:p>
         </w:tc>
         <w:tc>
-          <w:tcPr>
-            <w:tcBorders>
-              <w:bottom w:val="single" w:sz="6" w:space="0" w:color="000000"/>
-            </w:tcBorders>
-          </w:tcPr>
-          <w:p>
-            <w:pPr>
-              <w:pStyle w:val="Compact"/>
-              <w:spacing w:line="240" w:lineRule="auto" w:before="20" w:after="20"/>
-            </w:pPr>
-            <w:r>
-              <w:rPr>
-                <w:rFonts w:ascii="Times New Roman" w:hAnsi="Times New Roman"/>
-                <w:b/>
-                <w:sz w:val="20"/>
-              </w:rPr>
+          <w:tcPr/>
+          <w:p>
+            <w:pPr>
+              <w:pStyle w:val="Compact"/>
+            </w:pPr>
+            <w:r>
               <w:t xml:space="preserve">DIPY</w:t>
             </w:r>
           </w:p>
@@ -6107,13 +4565,8 @@
           <w:p>
             <w:pPr>
               <w:pStyle w:val="Compact"/>
-              <w:spacing w:line="240" w:lineRule="auto" w:before="20" w:after="20"/>
-            </w:pPr>
-            <w:r>
-              <w:rPr>
-                <w:rFonts w:ascii="Times New Roman" w:hAnsi="Times New Roman"/>
-                <w:sz w:val="20"/>
-              </w:rPr>
+            </w:pPr>
+            <w:r>
               <w:t xml:space="preserve">1</w:t>
             </w:r>
           </w:p>
@@ -6123,13 +4576,8 @@
           <w:p>
             <w:pPr>
               <w:pStyle w:val="Compact"/>
-              <w:spacing w:line="240" w:lineRule="auto" w:before="20" w:after="20"/>
-            </w:pPr>
-            <w:r>
-              <w:rPr>
-                <w:rFonts w:ascii="Times New Roman" w:hAnsi="Times New Roman"/>
-                <w:sz w:val="20"/>
-              </w:rPr>
+            </w:pPr>
+            <w:r>
               <w:t xml:space="preserve">Brain extraction</w:t>
             </w:r>
           </w:p>
@@ -6139,13 +4587,10 @@
           <w:p>
             <w:pPr>
               <w:pStyle w:val="Compact"/>
-              <w:spacing w:line="240" w:lineRule="auto" w:before="20" w:after="20"/>
             </w:pPr>
             <w:r>
               <w:rPr>
                 <w:rStyle w:val="VerbatimChar"/>
-                <w:rFonts w:ascii="Times New Roman" w:hAnsi="Times New Roman"/>
-                <w:sz w:val="20"/>
               </w:rPr>
               <w:t xml:space="preserve">bet</w:t>
             </w:r>
@@ -6156,13 +4601,10 @@
           <w:p>
             <w:pPr>
               <w:pStyle w:val="Compact"/>
-              <w:spacing w:line="240" w:lineRule="auto" w:before="20" w:after="20"/>
             </w:pPr>
             <w:r>
               <w:rPr>
                 <w:rStyle w:val="VerbatimChar"/>
-                <w:rFonts w:ascii="Times New Roman" w:hAnsi="Times New Roman"/>
-                <w:sz w:val="20"/>
               </w:rPr>
               <w:t xml:space="preserve">dwi2mask</w:t>
             </w:r>
@@ -6173,13 +4615,10 @@
           <w:p>
             <w:pPr>
               <w:pStyle w:val="Compact"/>
-              <w:spacing w:line="240" w:lineRule="auto" w:before="20" w:after="20"/>
             </w:pPr>
             <w:r>
               <w:rPr>
                 <w:rStyle w:val="VerbatimChar"/>
-                <w:rFonts w:ascii="Times New Roman" w:hAnsi="Times New Roman"/>
-                <w:sz w:val="20"/>
               </w:rPr>
               <w:t xml:space="preserve">median_otsu</w:t>
             </w:r>
@@ -6192,13 +4631,8 @@
           <w:p>
             <w:pPr>
               <w:pStyle w:val="Compact"/>
-              <w:spacing w:line="240" w:lineRule="auto" w:before="20" w:after="20"/>
-            </w:pPr>
-            <w:r>
-              <w:rPr>
-                <w:rFonts w:ascii="Times New Roman" w:hAnsi="Times New Roman"/>
-                <w:sz w:val="20"/>
-              </w:rPr>
+            </w:pPr>
+            <w:r>
               <w:t xml:space="preserve">2</w:t>
             </w:r>
           </w:p>
@@ -6208,13 +4642,8 @@
           <w:p>
             <w:pPr>
               <w:pStyle w:val="Compact"/>
-              <w:spacing w:line="240" w:lineRule="auto" w:before="20" w:after="20"/>
-            </w:pPr>
-            <w:r>
-              <w:rPr>
-                <w:rFonts w:ascii="Times New Roman" w:hAnsi="Times New Roman"/>
-                <w:sz w:val="20"/>
-              </w:rPr>
+            </w:pPr>
+            <w:r>
               <w:t xml:space="preserve">Denoising (MP-PCA)</w:t>
             </w:r>
           </w:p>
@@ -6224,13 +4653,8 @@
           <w:p>
             <w:pPr>
               <w:pStyle w:val="Compact"/>
-              <w:spacing w:line="240" w:lineRule="auto" w:before="20" w:after="20"/>
-            </w:pPr>
-            <w:r>
-              <w:rPr>
-                <w:rFonts w:ascii="Times New Roman" w:hAnsi="Times New Roman"/>
-                <w:sz w:val="20"/>
-              </w:rPr>
+            </w:pPr>
+            <w:r>
               <w:t xml:space="preserve">—</w:t>
             </w:r>
           </w:p>
@@ -6240,13 +4664,10 @@
           <w:p>
             <w:pPr>
               <w:pStyle w:val="Compact"/>
-              <w:spacing w:line="240" w:lineRule="auto" w:before="20" w:after="20"/>
             </w:pPr>
             <w:r>
               <w:rPr>
                 <w:rStyle w:val="VerbatimChar"/>
-                <w:rFonts w:ascii="Times New Roman" w:hAnsi="Times New Roman"/>
-                <w:sz w:val="20"/>
               </w:rPr>
               <w:t xml:space="preserve">dwidenoise</w:t>
             </w:r>
@@ -6257,13 +4678,10 @@
           <w:p>
             <w:pPr>
               <w:pStyle w:val="Compact"/>
-              <w:spacing w:line="240" w:lineRule="auto" w:before="20" w:after="20"/>
             </w:pPr>
             <w:r>
               <w:rPr>
                 <w:rStyle w:val="VerbatimChar"/>
-                <w:rFonts w:ascii="Times New Roman" w:hAnsi="Times New Roman"/>
-                <w:sz w:val="20"/>
               </w:rPr>
               <w:t xml:space="preserve">mppca</w:t>
             </w:r>
@@ -6276,13 +4694,8 @@
           <w:p>
             <w:pPr>
               <w:pStyle w:val="Compact"/>
-              <w:spacing w:line="240" w:lineRule="auto" w:before="20" w:after="20"/>
-            </w:pPr>
-            <w:r>
-              <w:rPr>
-                <w:rFonts w:ascii="Times New Roman" w:hAnsi="Times New Roman"/>
-                <w:sz w:val="20"/>
-              </w:rPr>
+            </w:pPr>
+            <w:r>
               <w:t xml:space="preserve">3</w:t>
             </w:r>
           </w:p>
@@ -6292,13 +4705,8 @@
           <w:p>
             <w:pPr>
               <w:pStyle w:val="Compact"/>
-              <w:spacing w:line="240" w:lineRule="auto" w:before="20" w:after="20"/>
-            </w:pPr>
-            <w:r>
-              <w:rPr>
-                <w:rFonts w:ascii="Times New Roman" w:hAnsi="Times New Roman"/>
-                <w:sz w:val="20"/>
-              </w:rPr>
+            </w:pPr>
+            <w:r>
               <w:t xml:space="preserve">Eddy and motion correction</w:t>
             </w:r>
           </w:p>
@@ -6308,13 +4716,10 @@
           <w:p>
             <w:pPr>
               <w:pStyle w:val="Compact"/>
-              <w:spacing w:line="240" w:lineRule="auto" w:before="20" w:after="20"/>
             </w:pPr>
             <w:r>
               <w:rPr>
                 <w:rStyle w:val="VerbatimChar"/>
-                <w:rFonts w:ascii="Times New Roman" w:hAnsi="Times New Roman"/>
-                <w:sz w:val="20"/>
               </w:rPr>
               <w:t xml:space="preserve">eddy_cpu</w:t>
             </w:r>
@@ -6325,13 +4730,10 @@
           <w:p>
             <w:pPr>
               <w:pStyle w:val="Compact"/>
-              <w:spacing w:line="240" w:lineRule="auto" w:before="20" w:after="20"/>
             </w:pPr>
             <w:r>
               <w:rPr>
                 <w:rStyle w:val="VerbatimChar"/>
-                <w:rFonts w:ascii="Times New Roman" w:hAnsi="Times New Roman"/>
-                <w:sz w:val="20"/>
               </w:rPr>
               <w:t xml:space="preserve">dwifslpreproc</w:t>
             </w:r>
@@ -6342,13 +4744,10 @@
           <w:p>
             <w:pPr>
               <w:pStyle w:val="Compact"/>
-              <w:spacing w:line="240" w:lineRule="auto" w:before="20" w:after="20"/>
             </w:pPr>
             <w:r>
               <w:rPr>
                 <w:rStyle w:val="VerbatimChar"/>
-                <w:rFonts w:ascii="Times New Roman" w:hAnsi="Times New Roman"/>
-                <w:sz w:val="20"/>
               </w:rPr>
               <w:t xml:space="preserve">motion_correction</w:t>
             </w:r>
@@ -6361,13 +4760,8 @@
           <w:p>
             <w:pPr>
               <w:pStyle w:val="Compact"/>
-              <w:spacing w:line="240" w:lineRule="auto" w:before="20" w:after="20"/>
-            </w:pPr>
-            <w:r>
-              <w:rPr>
-                <w:rFonts w:ascii="Times New Roman" w:hAnsi="Times New Roman"/>
-                <w:sz w:val="20"/>
-              </w:rPr>
+            </w:pPr>
+            <w:r>
               <w:t xml:space="preserve">4</w:t>
             </w:r>
           </w:p>
@@ -6377,13 +4771,8 @@
           <w:p>
             <w:pPr>
               <w:pStyle w:val="Compact"/>
-              <w:spacing w:line="240" w:lineRule="auto" w:before="20" w:after="20"/>
-            </w:pPr>
-            <w:r>
-              <w:rPr>
-                <w:rFonts w:ascii="Times New Roman" w:hAnsi="Times New Roman"/>
-                <w:sz w:val="20"/>
-              </w:rPr>
+            </w:pPr>
+            <w:r>
               <w:t xml:space="preserve">DTI fitting</w:t>
             </w:r>
           </w:p>
@@ -6393,13 +4782,10 @@
           <w:p>
             <w:pPr>
               <w:pStyle w:val="Compact"/>
-              <w:spacing w:line="240" w:lineRule="auto" w:before="20" w:after="20"/>
             </w:pPr>
             <w:r>
               <w:rPr>
                 <w:rStyle w:val="VerbatimChar"/>
-                <w:rFonts w:ascii="Times New Roman" w:hAnsi="Times New Roman"/>
-                <w:sz w:val="20"/>
               </w:rPr>
               <w:t xml:space="preserve">dtifit</w:t>
             </w:r>
@@ -6410,42 +4796,25 @@
           <w:p>
             <w:pPr>
               <w:pStyle w:val="Compact"/>
-              <w:spacing w:line="240" w:lineRule="auto" w:before="20" w:after="20"/>
             </w:pPr>
             <w:r>
               <w:rPr>
                 <w:rStyle w:val="VerbatimChar"/>
-                <w:rFonts w:ascii="Times New Roman" w:hAnsi="Times New Roman"/>
-                <w:sz w:val="20"/>
               </w:rPr>
               <w:t xml:space="preserve">dwi2tensor</w:t>
             </w:r>
             <w:r>
-              <w:rPr>
-                <w:rFonts w:ascii="Times New Roman" w:hAnsi="Times New Roman"/>
-                <w:sz w:val="20"/>
-              </w:rPr>
               <w:t xml:space="preserve"> </w:t>
             </w:r>
             <w:r>
-              <w:rPr>
-                <w:rFonts w:ascii="Times New Roman" w:hAnsi="Times New Roman"/>
-                <w:sz w:val="20"/>
-              </w:rPr>
               <w:t xml:space="preserve">+</w:t>
             </w:r>
             <w:r>
-              <w:rPr>
-                <w:rFonts w:ascii="Times New Roman" w:hAnsi="Times New Roman"/>
-                <w:sz w:val="20"/>
-              </w:rPr>
               <w:t xml:space="preserve"> </w:t>
             </w:r>
             <w:r>
               <w:rPr>
                 <w:rStyle w:val="VerbatimChar"/>
-                <w:rFonts w:ascii="Times New Roman" w:hAnsi="Times New Roman"/>
-                <w:sz w:val="20"/>
               </w:rPr>
               <w:t xml:space="preserve">tensor2metric</w:t>
             </w:r>
@@ -6456,13 +4825,10 @@
           <w:p>
             <w:pPr>
               <w:pStyle w:val="Compact"/>
-              <w:spacing w:line="240" w:lineRule="auto" w:before="20" w:after="20"/>
             </w:pPr>
             <w:r>
               <w:rPr>
                 <w:rStyle w:val="VerbatimChar"/>
-                <w:rFonts w:ascii="Times New Roman" w:hAnsi="Times New Roman"/>
-                <w:sz w:val="20"/>
               </w:rPr>
               <w:t xml:space="preserve">TensorModel</w:t>
             </w:r>
@@ -6475,13 +4841,8 @@
           <w:p>
             <w:pPr>
               <w:pStyle w:val="Compact"/>
-              <w:spacing w:line="240" w:lineRule="auto" w:before="20" w:after="20"/>
-            </w:pPr>
-            <w:r>
-              <w:rPr>
-                <w:rFonts w:ascii="Times New Roman" w:hAnsi="Times New Roman"/>
-                <w:sz w:val="20"/>
-              </w:rPr>
+            </w:pPr>
+            <w:r>
               <w:t xml:space="preserve">5</w:t>
             </w:r>
           </w:p>
@@ -6491,13 +4852,8 @@
           <w:p>
             <w:pPr>
               <w:pStyle w:val="Compact"/>
-              <w:spacing w:line="240" w:lineRule="auto" w:before="20" w:after="20"/>
-            </w:pPr>
-            <w:r>
-              <w:rPr>
-                <w:rFonts w:ascii="Times New Roman" w:hAnsi="Times New Roman"/>
-                <w:sz w:val="20"/>
-              </w:rPr>
+            </w:pPr>
+            <w:r>
               <w:t xml:space="preserve">CSD / fibre orientation distributions</w:t>
             </w:r>
           </w:p>
@@ -6507,13 +4863,8 @@
           <w:p>
             <w:pPr>
               <w:pStyle w:val="Compact"/>
-              <w:spacing w:line="240" w:lineRule="auto" w:before="20" w:after="20"/>
-            </w:pPr>
-            <w:r>
-              <w:rPr>
-                <w:rFonts w:ascii="Times New Roman" w:hAnsi="Times New Roman"/>
-                <w:sz w:val="20"/>
-              </w:rPr>
+            </w:pPr>
+            <w:r>
               <w:t xml:space="preserve">—</w:t>
             </w:r>
           </w:p>
@@ -6523,28 +4874,17 @@
           <w:p>
             <w:pPr>
               <w:pStyle w:val="Compact"/>
-              <w:spacing w:line="240" w:lineRule="auto" w:before="20" w:after="20"/>
             </w:pPr>
             <w:r>
               <w:rPr>
                 <w:rStyle w:val="VerbatimChar"/>
-                <w:rFonts w:ascii="Times New Roman" w:hAnsi="Times New Roman"/>
-                <w:sz w:val="20"/>
               </w:rPr>
               <w:t xml:space="preserve">dwi2fod</w:t>
             </w:r>
             <w:r>
-              <w:rPr>
-                <w:rFonts w:ascii="Times New Roman" w:hAnsi="Times New Roman"/>
-                <w:sz w:val="20"/>
-              </w:rPr>
               <w:t xml:space="preserve"> </w:t>
             </w:r>
             <w:r>
-              <w:rPr>
-                <w:rFonts w:ascii="Times New Roman" w:hAnsi="Times New Roman"/>
-                <w:sz w:val="20"/>
-              </w:rPr>
               <w:t xml:space="preserve">(msmt-CSD)</w:t>
             </w:r>
           </w:p>
@@ -6554,13 +4894,10 @@
           <w:p>
             <w:pPr>
               <w:pStyle w:val="Compact"/>
-              <w:spacing w:line="240" w:lineRule="auto" w:before="20" w:after="20"/>
             </w:pPr>
             <w:r>
               <w:rPr>
                 <w:rStyle w:val="VerbatimChar"/>
-                <w:rFonts w:ascii="Times New Roman" w:hAnsi="Times New Roman"/>
-                <w:sz w:val="20"/>
               </w:rPr>
               <w:t xml:space="preserve">ConstrainedSphericalDeconvModel</w:t>
             </w:r>
@@ -6573,13 +4910,8 @@
           <w:p>
             <w:pPr>
               <w:pStyle w:val="Compact"/>
-              <w:spacing w:line="240" w:lineRule="auto" w:before="20" w:after="20"/>
-            </w:pPr>
-            <w:r>
-              <w:rPr>
-                <w:rFonts w:ascii="Times New Roman" w:hAnsi="Times New Roman"/>
-                <w:sz w:val="20"/>
-              </w:rPr>
+            </w:pPr>
+            <w:r>
               <w:t xml:space="preserve">6</w:t>
             </w:r>
           </w:p>
@@ -6589,13 +4921,8 @@
           <w:p>
             <w:pPr>
               <w:pStyle w:val="Compact"/>
-              <w:spacing w:line="240" w:lineRule="auto" w:before="20" w:after="20"/>
-            </w:pPr>
-            <w:r>
-              <w:rPr>
-                <w:rFonts w:ascii="Times New Roman" w:hAnsi="Times New Roman"/>
-                <w:sz w:val="20"/>
-              </w:rPr>
+            </w:pPr>
+            <w:r>
               <w:t xml:space="preserve">Tractography</w:t>
             </w:r>
           </w:p>
@@ -6605,13 +4932,10 @@
           <w:p>
             <w:pPr>
               <w:pStyle w:val="Compact"/>
-              <w:spacing w:line="240" w:lineRule="auto" w:before="20" w:after="20"/>
             </w:pPr>
             <w:r>
               <w:rPr>
                 <w:rStyle w:val="VerbatimChar"/>
-                <w:rFonts w:ascii="Times New Roman" w:hAnsi="Times New Roman"/>
-                <w:sz w:val="20"/>
               </w:rPr>
               <w:t xml:space="preserve">probtrackx2</w:t>
             </w:r>
@@ -6622,42 +4946,25 @@
           <w:p>
             <w:pPr>
               <w:pStyle w:val="Compact"/>
-              <w:spacing w:line="240" w:lineRule="auto" w:before="20" w:after="20"/>
             </w:pPr>
             <w:r>
               <w:rPr>
                 <w:rStyle w:val="VerbatimChar"/>
-                <w:rFonts w:ascii="Times New Roman" w:hAnsi="Times New Roman"/>
-                <w:sz w:val="20"/>
               </w:rPr>
               <w:t xml:space="preserve">tckgen</w:t>
             </w:r>
             <w:r>
-              <w:rPr>
-                <w:rFonts w:ascii="Times New Roman" w:hAnsi="Times New Roman"/>
-                <w:sz w:val="20"/>
-              </w:rPr>
               <w:t xml:space="preserve"> </w:t>
             </w:r>
             <w:r>
-              <w:rPr>
-                <w:rFonts w:ascii="Times New Roman" w:hAnsi="Times New Roman"/>
-                <w:sz w:val="20"/>
-              </w:rPr>
               <w:t xml:space="preserve">(iFOD2) +</w:t>
             </w:r>
             <w:r>
-              <w:rPr>
-                <w:rFonts w:ascii="Times New Roman" w:hAnsi="Times New Roman"/>
-                <w:sz w:val="20"/>
-              </w:rPr>
               <w:t xml:space="preserve"> </w:t>
             </w:r>
             <w:r>
               <w:rPr>
                 <w:rStyle w:val="VerbatimChar"/>
-                <w:rFonts w:ascii="Times New Roman" w:hAnsi="Times New Roman"/>
-                <w:sz w:val="20"/>
               </w:rPr>
               <w:t xml:space="preserve">tcksift2</w:t>
             </w:r>
@@ -6668,13 +4975,10 @@
           <w:p>
             <w:pPr>
               <w:pStyle w:val="Compact"/>
-              <w:spacing w:line="240" w:lineRule="auto" w:before="20" w:after="20"/>
             </w:pPr>
             <w:r>
               <w:rPr>
                 <w:rStyle w:val="VerbatimChar"/>
-                <w:rFonts w:ascii="Times New Roman" w:hAnsi="Times New Roman"/>
-                <w:sz w:val="20"/>
               </w:rPr>
               <w:t xml:space="preserve">LocalTracking</w:t>
             </w:r>
@@ -6687,13 +4991,8 @@
           <w:p>
             <w:pPr>
               <w:pStyle w:val="Compact"/>
-              <w:spacing w:line="240" w:lineRule="auto" w:before="20" w:after="20"/>
-            </w:pPr>
-            <w:r>
-              <w:rPr>
-                <w:rFonts w:ascii="Times New Roman" w:hAnsi="Times New Roman"/>
-                <w:sz w:val="20"/>
-              </w:rPr>
+            </w:pPr>
+            <w:r>
               <w:t xml:space="preserve">7</w:t>
             </w:r>
           </w:p>
@@ -6703,13 +5002,8 @@
           <w:p>
             <w:pPr>
               <w:pStyle w:val="Compact"/>
-              <w:spacing w:line="240" w:lineRule="auto" w:before="20" w:after="20"/>
-            </w:pPr>
-            <w:r>
-              <w:rPr>
-                <w:rFonts w:ascii="Times New Roman" w:hAnsi="Times New Roman"/>
-                <w:sz w:val="20"/>
-              </w:rPr>
+            </w:pPr>
+            <w:r>
               <w:t xml:space="preserve">Voxelwise group analysis</w:t>
             </w:r>
           </w:p>
@@ -6719,42 +5013,25 @@
           <w:p>
             <w:pPr>
               <w:pStyle w:val="Compact"/>
-              <w:spacing w:line="240" w:lineRule="auto" w:before="20" w:after="20"/>
             </w:pPr>
             <w:r>
               <w:rPr>
                 <w:rStyle w:val="VerbatimChar"/>
-                <w:rFonts w:ascii="Times New Roman" w:hAnsi="Times New Roman"/>
-                <w:sz w:val="20"/>
               </w:rPr>
               <w:t xml:space="preserve">tbss_1–4</w:t>
             </w:r>
             <w:r>
-              <w:rPr>
-                <w:rFonts w:ascii="Times New Roman" w:hAnsi="Times New Roman"/>
-                <w:sz w:val="20"/>
-              </w:rPr>
               <w:t xml:space="preserve"> </w:t>
             </w:r>
             <w:r>
-              <w:rPr>
-                <w:rFonts w:ascii="Times New Roman" w:hAnsi="Times New Roman"/>
-                <w:sz w:val="20"/>
-              </w:rPr>
               <w:t xml:space="preserve">+</w:t>
             </w:r>
             <w:r>
-              <w:rPr>
-                <w:rFonts w:ascii="Times New Roman" w:hAnsi="Times New Roman"/>
-                <w:sz w:val="20"/>
-              </w:rPr>
               <w:t xml:space="preserve"> </w:t>
             </w:r>
             <w:r>
               <w:rPr>
                 <w:rStyle w:val="VerbatimChar"/>
-                <w:rFonts w:ascii="Times New Roman" w:hAnsi="Times New Roman"/>
-                <w:sz w:val="20"/>
               </w:rPr>
               <w:t xml:space="preserve">randomise</w:t>
             </w:r>
@@ -6765,13 +5042,8 @@
           <w:p>
             <w:pPr>
               <w:pStyle w:val="Compact"/>
-              <w:spacing w:line="240" w:lineRule="auto" w:before="20" w:after="20"/>
-            </w:pPr>
-            <w:r>
-              <w:rPr>
-                <w:rFonts w:ascii="Times New Roman" w:hAnsi="Times New Roman"/>
-                <w:sz w:val="20"/>
-              </w:rPr>
+            </w:pPr>
+            <w:r>
               <w:t xml:space="preserve">—</w:t>
             </w:r>
           </w:p>
@@ -6781,13 +5053,8 @@
           <w:p>
             <w:pPr>
               <w:pStyle w:val="Compact"/>
-              <w:spacing w:line="240" w:lineRule="auto" w:before="20" w:after="20"/>
-            </w:pPr>
-            <w:r>
-              <w:rPr>
-                <w:rFonts w:ascii="Times New Roman" w:hAnsi="Times New Roman"/>
-                <w:sz w:val="20"/>
-              </w:rPr>
+            </w:pPr>
+            <w:r>
               <w:t xml:space="preserve">—</w:t>
             </w:r>
           </w:p>
@@ -6803,13 +5070,13 @@
           <w:b/>
           <w:bCs/>
         </w:rPr>
-        <w:t xml:space="preserve">Table 3. Quantitative inter-tool agreement for brain masks and DTI scalar metrics, on two independent open datasets.</w:t>
-      </w:r>
-      <w:r>
-        <w:t xml:space="preserve"> </w:t>
-      </w:r>
-      <w:r>
-        <w:t xml:space="preserve">Brain mask agreement assessed by Dice similarity coefficient (DSC) between each pair of per-tool brain extractions. DTI metric agreement assessed over white matter voxels (FA &gt; 0.2 in all three tools) by Pearson correlation coefficient (r), mean absolute error (MAE), Bland–Altman mean bias, and 95% limits of agreement (LoA). All three tensor fits used the same shared brain mask and the same volume subset, so metric differences reflect tensor fitting rather than masking or shell selection. MD in µm²/ms. Statistics are restricted to voxels physically admissible in both tools of the pair (FA ∈ [0, 1]; 0 &lt; MD ≤ 3.0 × 10⁻³ mm²/s); per-tool counts of excluded voxels are reported in Table 4. All values generated by</w:t>
+        <w:t xml:space="preserve">Table 2. Quantitative inter-tool agreement for brain masks and DTI scalar metrics, on two independent open datasets.</w:t>
+      </w:r>
+      <w:r>
+        <w:t xml:space="preserve"> </w:t>
+      </w:r>
+      <w:r>
+        <w:t xml:space="preserve">Brain mask agreement assessed by Dice similarity coefficient (DSC) between each pair of per-tool brain extractions. DTI metric agreement assessed over white matter voxels (FA &gt; 0.2 in all three tools) by Pearson correlation coefficient (r), mean absolute error (MAE), Bland–Altman mean bias, and 95% limits of agreement (LoA). All three tensor fits used the same shared brain mask and the same volume subset, so metric differences reflect tensor fitting rather than masking or shell selection. MD in µm²/ms. Statistics are restricted to voxels physically admissible in both tools of the pair (FA ∈ [0, 1]; 0 &lt; MD ≤ 3.0 × 10⁻³ mm²/s); per-tool counts of excluded voxels are reported in Table 3. All values generated by</w:t>
       </w:r>
       <w:r>
         <w:t xml:space="preserve"> </w:t>
@@ -6840,23 +5107,8 @@
       <w:tblPr>
         <w:tblStyle w:val="Table"/>
         <w:tblW w:type="pct" w:w="5000"/>
-        <w:jc w:val="center"/>
         <w:tblLayout w:type="fixed"/>
         <w:tblLook w:firstRow="1" w:lastRow="0" w:firstColumn="0" w:lastColumn="0" w:noHBand="0" w:noVBand="0" w:val="0020"/>
-        <w:tblBorders>
-          <w:top w:val="single" w:sz="12" w:space="0" w:color="000000"/>
-          <w:bottom w:val="single" w:sz="12" w:space="0" w:color="000000"/>
-          <w:left w:val="none" w:sz="0" w:space="0" w:color="000000"/>
-          <w:right w:val="none" w:sz="0" w:space="0" w:color="000000"/>
-          <w:insideH w:val="none" w:sz="0" w:space="0" w:color="000000"/>
-          <w:insideV w:val="none" w:sz="0" w:space="0" w:color="000000"/>
-        </w:tblBorders>
-        <w:tblCellMar>
-          <w:top w:w="60" w:type="dxa"/>
-          <w:bottom w:w="60" w:type="dxa"/>
-          <w:left w:w="90" w:type="dxa"/>
-          <w:right w:w="90" w:type="dxa"/>
-        </w:tblCellMar>
       </w:tblPr>
       <w:tblGrid>
         <w:gridCol w:w="990"/>
@@ -6873,169 +5125,89 @@
           <w:tblHeader w:val="on"/>
         </w:trPr>
         <w:tc>
-          <w:tcPr>
-            <w:tcBorders>
-              <w:bottom w:val="single" w:sz="6" w:space="0" w:color="000000"/>
-            </w:tcBorders>
-          </w:tcPr>
-          <w:p>
-            <w:pPr>
-              <w:pStyle w:val="Compact"/>
-              <w:spacing w:line="240" w:lineRule="auto" w:before="20" w:after="20"/>
-            </w:pPr>
-            <w:r>
-              <w:rPr>
-                <w:rFonts w:ascii="Times New Roman" w:hAnsi="Times New Roman"/>
-                <w:b/>
-                <w:sz w:val="20"/>
-              </w:rPr>
+          <w:tcPr/>
+          <w:p>
+            <w:pPr>
+              <w:pStyle w:val="Compact"/>
+            </w:pPr>
+            <w:r>
               <w:t xml:space="preserve">Comparison</w:t>
             </w:r>
           </w:p>
         </w:tc>
         <w:tc>
-          <w:tcPr>
-            <w:tcBorders>
-              <w:bottom w:val="single" w:sz="6" w:space="0" w:color="000000"/>
-            </w:tcBorders>
-          </w:tcPr>
-          <w:p>
-            <w:pPr>
-              <w:pStyle w:val="Compact"/>
-              <w:spacing w:line="240" w:lineRule="auto" w:before="20" w:after="20"/>
-            </w:pPr>
-            <w:r>
-              <w:rPr>
-                <w:rFonts w:ascii="Times New Roman" w:hAnsi="Times New Roman"/>
-                <w:b/>
-                <w:sz w:val="20"/>
-              </w:rPr>
+          <w:tcPr/>
+          <w:p>
+            <w:pPr>
+              <w:pStyle w:val="Compact"/>
+            </w:pPr>
+            <w:r>
               <w:t xml:space="preserve">Mask DSC</w:t>
             </w:r>
           </w:p>
         </w:tc>
         <w:tc>
-          <w:tcPr>
-            <w:tcBorders>
-              <w:bottom w:val="single" w:sz="6" w:space="0" w:color="000000"/>
-            </w:tcBorders>
-          </w:tcPr>
-          <w:p>
-            <w:pPr>
-              <w:pStyle w:val="Compact"/>
-              <w:spacing w:line="240" w:lineRule="auto" w:before="20" w:after="20"/>
-            </w:pPr>
-            <w:r>
-              <w:rPr>
-                <w:rFonts w:ascii="Times New Roman" w:hAnsi="Times New Roman"/>
-                <w:b/>
-                <w:sz w:val="20"/>
-              </w:rPr>
+          <w:tcPr/>
+          <w:p>
+            <w:pPr>
+              <w:pStyle w:val="Compact"/>
+            </w:pPr>
+            <w:r>
               <w:t xml:space="preserve">FA r</w:t>
             </w:r>
           </w:p>
         </w:tc>
         <w:tc>
-          <w:tcPr>
-            <w:tcBorders>
-              <w:bottom w:val="single" w:sz="6" w:space="0" w:color="000000"/>
-            </w:tcBorders>
-          </w:tcPr>
-          <w:p>
-            <w:pPr>
-              <w:pStyle w:val="Compact"/>
-              <w:spacing w:line="240" w:lineRule="auto" w:before="20" w:after="20"/>
-            </w:pPr>
-            <w:r>
-              <w:rPr>
-                <w:rFonts w:ascii="Times New Roman" w:hAnsi="Times New Roman"/>
-                <w:b/>
-                <w:sz w:val="20"/>
-              </w:rPr>
+          <w:tcPr/>
+          <w:p>
+            <w:pPr>
+              <w:pStyle w:val="Compact"/>
+            </w:pPr>
+            <w:r>
               <w:t xml:space="preserve">FA MAE</w:t>
             </w:r>
           </w:p>
         </w:tc>
         <w:tc>
-          <w:tcPr>
-            <w:tcBorders>
-              <w:bottom w:val="single" w:sz="6" w:space="0" w:color="000000"/>
-            </w:tcBorders>
-          </w:tcPr>
-          <w:p>
-            <w:pPr>
-              <w:pStyle w:val="Compact"/>
-              <w:spacing w:line="240" w:lineRule="auto" w:before="20" w:after="20"/>
-            </w:pPr>
-            <w:r>
-              <w:rPr>
-                <w:rFonts w:ascii="Times New Roman" w:hAnsi="Times New Roman"/>
-                <w:b/>
-                <w:sz w:val="20"/>
-              </w:rPr>
+          <w:tcPr/>
+          <w:p>
+            <w:pPr>
+              <w:pStyle w:val="Compact"/>
+            </w:pPr>
+            <w:r>
               <w:t xml:space="preserve">FA bias</w:t>
             </w:r>
           </w:p>
         </w:tc>
         <w:tc>
-          <w:tcPr>
-            <w:tcBorders>
-              <w:bottom w:val="single" w:sz="6" w:space="0" w:color="000000"/>
-            </w:tcBorders>
-          </w:tcPr>
-          <w:p>
-            <w:pPr>
-              <w:pStyle w:val="Compact"/>
-              <w:spacing w:line="240" w:lineRule="auto" w:before="20" w:after="20"/>
-            </w:pPr>
-            <w:r>
-              <w:rPr>
-                <w:rFonts w:ascii="Times New Roman" w:hAnsi="Times New Roman"/>
-                <w:b/>
-                <w:sz w:val="20"/>
-              </w:rPr>
+          <w:tcPr/>
+          <w:p>
+            <w:pPr>
+              <w:pStyle w:val="Compact"/>
+            </w:pPr>
+            <w:r>
               <w:t xml:space="preserve">FA 95% LoA</w:t>
             </w:r>
           </w:p>
         </w:tc>
         <w:tc>
-          <w:tcPr>
-            <w:tcBorders>
-              <w:bottom w:val="single" w:sz="6" w:space="0" w:color="000000"/>
-            </w:tcBorders>
-          </w:tcPr>
-          <w:p>
-            <w:pPr>
-              <w:pStyle w:val="Compact"/>
-              <w:spacing w:line="240" w:lineRule="auto" w:before="20" w:after="20"/>
-            </w:pPr>
-            <w:r>
-              <w:rPr>
-                <w:rFonts w:ascii="Times New Roman" w:hAnsi="Times New Roman"/>
-                <w:b/>
-                <w:sz w:val="20"/>
-              </w:rPr>
+          <w:tcPr/>
+          <w:p>
+            <w:pPr>
+              <w:pStyle w:val="Compact"/>
+            </w:pPr>
+            <w:r>
               <w:t xml:space="preserve">MD r</w:t>
             </w:r>
           </w:p>
         </w:tc>
         <w:tc>
-          <w:tcPr>
-            <w:tcBorders>
-              <w:bottom w:val="single" w:sz="6" w:space="0" w:color="000000"/>
-            </w:tcBorders>
-          </w:tcPr>
-          <w:p>
-            <w:pPr>
-              <w:pStyle w:val="Compact"/>
-              <w:spacing w:line="240" w:lineRule="auto" w:before="20" w:after="20"/>
-            </w:pPr>
-            <w:r>
-              <w:rPr>
-                <w:rFonts w:ascii="Times New Roman" w:hAnsi="Times New Roman"/>
-                <w:b/>
-                <w:sz w:val="20"/>
-              </w:rPr>
+          <w:tcPr/>
+          <w:p>
+            <w:pPr>
+              <w:pStyle w:val="Compact"/>
+            </w:pPr>
+            <w:r>
               <w:t xml:space="preserve">MD MAE</w:t>
             </w:r>
           </w:p>
@@ -7047,13 +5219,8 @@
           <w:p>
             <w:pPr>
               <w:pStyle w:val="Compact"/>
-              <w:spacing w:line="240" w:lineRule="auto" w:before="20" w:after="20"/>
-            </w:pPr>
-            <w:r>
-              <w:rPr>
-                <w:rFonts w:ascii="Times New Roman" w:hAnsi="Times New Roman"/>
-                <w:sz w:val="20"/>
-              </w:rPr>
+            </w:pPr>
+            <w:r>
               <w:t xml:space="preserve">FSL vs. DIPY</w:t>
             </w:r>
           </w:p>
@@ -7063,13 +5230,8 @@
           <w:p>
             <w:pPr>
               <w:pStyle w:val="Compact"/>
-              <w:spacing w:line="240" w:lineRule="auto" w:before="20" w:after="20"/>
-            </w:pPr>
-            <w:r>
-              <w:rPr>
-                <w:rFonts w:ascii="Times New Roman" w:hAnsi="Times New Roman"/>
-                <w:sz w:val="20"/>
-              </w:rPr>
+            </w:pPr>
+            <w:r>
               <w:t xml:space="preserve">0.9277</w:t>
             </w:r>
           </w:p>
@@ -7079,13 +5241,8 @@
           <w:p>
             <w:pPr>
               <w:pStyle w:val="Compact"/>
-              <w:spacing w:line="240" w:lineRule="auto" w:before="20" w:after="20"/>
-            </w:pPr>
-            <w:r>
-              <w:rPr>
-                <w:rFonts w:ascii="Times New Roman" w:hAnsi="Times New Roman"/>
-                <w:sz w:val="20"/>
-              </w:rPr>
+            </w:pPr>
+            <w:r>
               <w:t xml:space="preserve">0.9604</w:t>
             </w:r>
           </w:p>
@@ -7095,13 +5252,8 @@
           <w:p>
             <w:pPr>
               <w:pStyle w:val="Compact"/>
-              <w:spacing w:line="240" w:lineRule="auto" w:before="20" w:after="20"/>
-            </w:pPr>
-            <w:r>
-              <w:rPr>
-                <w:rFonts w:ascii="Times New Roman" w:hAnsi="Times New Roman"/>
-                <w:sz w:val="20"/>
-              </w:rPr>
+            </w:pPr>
+            <w:r>
               <w:t xml:space="preserve">0.0228</w:t>
             </w:r>
           </w:p>
@@ -7111,13 +5263,8 @@
           <w:p>
             <w:pPr>
               <w:pStyle w:val="Compact"/>
-              <w:spacing w:line="240" w:lineRule="auto" w:before="20" w:after="20"/>
-            </w:pPr>
-            <w:r>
-              <w:rPr>
-                <w:rFonts w:ascii="Times New Roman" w:hAnsi="Times New Roman"/>
-                <w:sz w:val="20"/>
-              </w:rPr>
+            </w:pPr>
+            <w:r>
               <w:t xml:space="preserve">−0.0158</w:t>
             </w:r>
           </w:p>
@@ -7127,13 +5274,8 @@
           <w:p>
             <w:pPr>
               <w:pStyle w:val="Compact"/>
-              <w:spacing w:line="240" w:lineRule="auto" w:before="20" w:after="20"/>
-            </w:pPr>
-            <w:r>
-              <w:rPr>
-                <w:rFonts w:ascii="Times New Roman" w:hAnsi="Times New Roman"/>
-                <w:sz w:val="20"/>
-              </w:rPr>
+            </w:pPr>
+            <w:r>
               <w:t xml:space="preserve">[−0.0992, +0.0676]</w:t>
             </w:r>
           </w:p>
@@ -7143,13 +5285,8 @@
           <w:p>
             <w:pPr>
               <w:pStyle w:val="Compact"/>
-              <w:spacing w:line="240" w:lineRule="auto" w:before="20" w:after="20"/>
-            </w:pPr>
-            <w:r>
-              <w:rPr>
-                <w:rFonts w:ascii="Times New Roman" w:hAnsi="Times New Roman"/>
-                <w:sz w:val="20"/>
-              </w:rPr>
+            </w:pPr>
+            <w:r>
               <w:t xml:space="preserve">0.9368</w:t>
             </w:r>
           </w:p>
@@ -7159,13 +5296,8 @@
           <w:p>
             <w:pPr>
               <w:pStyle w:val="Compact"/>
-              <w:spacing w:line="240" w:lineRule="auto" w:before="20" w:after="20"/>
-            </w:pPr>
-            <w:r>
-              <w:rPr>
-                <w:rFonts w:ascii="Times New Roman" w:hAnsi="Times New Roman"/>
-                <w:sz w:val="20"/>
-              </w:rPr>
+            </w:pPr>
+            <w:r>
               <w:t xml:space="preserve">0.0325</w:t>
             </w:r>
           </w:p>
@@ -7177,13 +5309,8 @@
           <w:p>
             <w:pPr>
               <w:pStyle w:val="Compact"/>
-              <w:spacing w:line="240" w:lineRule="auto" w:before="20" w:after="20"/>
-            </w:pPr>
-            <w:r>
-              <w:rPr>
-                <w:rFonts w:ascii="Times New Roman" w:hAnsi="Times New Roman"/>
-                <w:sz w:val="20"/>
-              </w:rPr>
+            </w:pPr>
+            <w:r>
               <w:t xml:space="preserve">FSL vs. MRtrix3</w:t>
             </w:r>
           </w:p>
@@ -7193,13 +5320,8 @@
           <w:p>
             <w:pPr>
               <w:pStyle w:val="Compact"/>
-              <w:spacing w:line="240" w:lineRule="auto" w:before="20" w:after="20"/>
-            </w:pPr>
-            <w:r>
-              <w:rPr>
-                <w:rFonts w:ascii="Times New Roman" w:hAnsi="Times New Roman"/>
-                <w:sz w:val="20"/>
-              </w:rPr>
+            </w:pPr>
+            <w:r>
               <w:t xml:space="preserve">0.9024</w:t>
             </w:r>
           </w:p>
@@ -7209,13 +5331,8 @@
           <w:p>
             <w:pPr>
               <w:pStyle w:val="Compact"/>
-              <w:spacing w:line="240" w:lineRule="auto" w:before="20" w:after="20"/>
-            </w:pPr>
-            <w:r>
-              <w:rPr>
-                <w:rFonts w:ascii="Times New Roman" w:hAnsi="Times New Roman"/>
-                <w:sz w:val="20"/>
-              </w:rPr>
+            </w:pPr>
+            <w:r>
               <w:t xml:space="preserve">0.9652</w:t>
             </w:r>
           </w:p>
@@ -7225,13 +5342,8 @@
           <w:p>
             <w:pPr>
               <w:pStyle w:val="Compact"/>
-              <w:spacing w:line="240" w:lineRule="auto" w:before="20" w:after="20"/>
-            </w:pPr>
-            <w:r>
-              <w:rPr>
-                <w:rFonts w:ascii="Times New Roman" w:hAnsi="Times New Roman"/>
-                <w:sz w:val="20"/>
-              </w:rPr>
+            </w:pPr>
+            <w:r>
               <w:t xml:space="preserve">0.0247</w:t>
             </w:r>
           </w:p>
@@ -7241,13 +5353,8 @@
           <w:p>
             <w:pPr>
               <w:pStyle w:val="Compact"/>
-              <w:spacing w:line="240" w:lineRule="auto" w:before="20" w:after="20"/>
-            </w:pPr>
-            <w:r>
-              <w:rPr>
-                <w:rFonts w:ascii="Times New Roman" w:hAnsi="Times New Roman"/>
-                <w:sz w:val="20"/>
-              </w:rPr>
+            </w:pPr>
+            <w:r>
               <w:t xml:space="preserve">−0.0181</w:t>
             </w:r>
           </w:p>
@@ -7257,13 +5364,8 @@
           <w:p>
             <w:pPr>
               <w:pStyle w:val="Compact"/>
-              <w:spacing w:line="240" w:lineRule="auto" w:before="20" w:after="20"/>
-            </w:pPr>
-            <w:r>
-              <w:rPr>
-                <w:rFonts w:ascii="Times New Roman" w:hAnsi="Times New Roman"/>
-                <w:sz w:val="20"/>
-              </w:rPr>
+            </w:pPr>
+            <w:r>
               <w:t xml:space="preserve">[−0.0964, +0.0602]</w:t>
             </w:r>
           </w:p>
@@ -7273,13 +5375,8 @@
           <w:p>
             <w:pPr>
               <w:pStyle w:val="Compact"/>
-              <w:spacing w:line="240" w:lineRule="auto" w:before="20" w:after="20"/>
-            </w:pPr>
-            <w:r>
-              <w:rPr>
-                <w:rFonts w:ascii="Times New Roman" w:hAnsi="Times New Roman"/>
-                <w:sz w:val="20"/>
-              </w:rPr>
+            </w:pPr>
+            <w:r>
               <w:t xml:space="preserve">0.9402</w:t>
             </w:r>
           </w:p>
@@ -7289,13 +5386,8 @@
           <w:p>
             <w:pPr>
               <w:pStyle w:val="Compact"/>
-              <w:spacing w:line="240" w:lineRule="auto" w:before="20" w:after="20"/>
-            </w:pPr>
-            <w:r>
-              <w:rPr>
-                <w:rFonts w:ascii="Times New Roman" w:hAnsi="Times New Roman"/>
-                <w:sz w:val="20"/>
-              </w:rPr>
+            </w:pPr>
+            <w:r>
               <w:t xml:space="preserve">0.0333</w:t>
             </w:r>
           </w:p>
@@ -7307,13 +5399,8 @@
           <w:p>
             <w:pPr>
               <w:pStyle w:val="Compact"/>
-              <w:spacing w:line="240" w:lineRule="auto" w:before="20" w:after="20"/>
-            </w:pPr>
-            <w:r>
-              <w:rPr>
-                <w:rFonts w:ascii="Times New Roman" w:hAnsi="Times New Roman"/>
-                <w:sz w:val="20"/>
-              </w:rPr>
+            </w:pPr>
+            <w:r>
               <w:t xml:space="preserve">MRtrix3 vs. DIPY</w:t>
             </w:r>
           </w:p>
@@ -7323,13 +5410,8 @@
           <w:p>
             <w:pPr>
               <w:pStyle w:val="Compact"/>
-              <w:spacing w:line="240" w:lineRule="auto" w:before="20" w:after="20"/>
-            </w:pPr>
-            <w:r>
-              <w:rPr>
-                <w:rFonts w:ascii="Times New Roman" w:hAnsi="Times New Roman"/>
-                <w:sz w:val="20"/>
-              </w:rPr>
+            </w:pPr>
+            <w:r>
               <w:t xml:space="preserve">0.9009</w:t>
             </w:r>
           </w:p>
@@ -7339,13 +5421,8 @@
           <w:p>
             <w:pPr>
               <w:pStyle w:val="Compact"/>
-              <w:spacing w:line="240" w:lineRule="auto" w:before="20" w:after="20"/>
-            </w:pPr>
-            <w:r>
-              <w:rPr>
-                <w:rFonts w:ascii="Times New Roman" w:hAnsi="Times New Roman"/>
-                <w:sz w:val="20"/>
-              </w:rPr>
+            </w:pPr>
+            <w:r>
               <w:t xml:space="preserve">0.9990</w:t>
             </w:r>
           </w:p>
@@ -7355,13 +5432,8 @@
           <w:p>
             <w:pPr>
               <w:pStyle w:val="Compact"/>
-              <w:spacing w:line="240" w:lineRule="auto" w:before="20" w:after="20"/>
-            </w:pPr>
-            <w:r>
-              <w:rPr>
-                <w:rFonts w:ascii="Times New Roman" w:hAnsi="Times New Roman"/>
-                <w:sz w:val="20"/>
-              </w:rPr>
+            </w:pPr>
+            <w:r>
               <w:t xml:space="preserve">0.0029</w:t>
             </w:r>
           </w:p>
@@ -7371,13 +5443,8 @@
           <w:p>
             <w:pPr>
               <w:pStyle w:val="Compact"/>
-              <w:spacing w:line="240" w:lineRule="auto" w:before="20" w:after="20"/>
-            </w:pPr>
-            <w:r>
-              <w:rPr>
-                <w:rFonts w:ascii="Times New Roman" w:hAnsi="Times New Roman"/>
-                <w:sz w:val="20"/>
-              </w:rPr>
+            </w:pPr>
+            <w:r>
               <w:t xml:space="preserve">+0.0027</w:t>
             </w:r>
           </w:p>
@@ -7387,13 +5454,8 @@
           <w:p>
             <w:pPr>
               <w:pStyle w:val="Compact"/>
-              <w:spacing w:line="240" w:lineRule="auto" w:before="20" w:after="20"/>
-            </w:pPr>
-            <w:r>
-              <w:rPr>
-                <w:rFonts w:ascii="Times New Roman" w:hAnsi="Times New Roman"/>
-                <w:sz w:val="20"/>
-              </w:rPr>
+            </w:pPr>
+            <w:r>
               <w:t xml:space="preserve">[−0.0107, +0.0162]</w:t>
             </w:r>
           </w:p>
@@ -7403,13 +5465,8 @@
           <w:p>
             <w:pPr>
               <w:pStyle w:val="Compact"/>
-              <w:spacing w:line="240" w:lineRule="auto" w:before="20" w:after="20"/>
-            </w:pPr>
-            <w:r>
-              <w:rPr>
-                <w:rFonts w:ascii="Times New Roman" w:hAnsi="Times New Roman"/>
-                <w:sz w:val="20"/>
-              </w:rPr>
+            </w:pPr>
+            <w:r>
               <w:t xml:space="preserve">0.9965</w:t>
             </w:r>
           </w:p>
@@ -7419,13 +5476,8 @@
           <w:p>
             <w:pPr>
               <w:pStyle w:val="Compact"/>
-              <w:spacing w:line="240" w:lineRule="auto" w:before="20" w:after="20"/>
-            </w:pPr>
-            <w:r>
-              <w:rPr>
-                <w:rFonts w:ascii="Times New Roman" w:hAnsi="Times New Roman"/>
-                <w:sz w:val="20"/>
-              </w:rPr>
+            </w:pPr>
+            <w:r>
               <w:t xml:space="preserve">0.0012</w:t>
             </w:r>
           </w:p>
@@ -7448,23 +5500,8 @@
       <w:tblPr>
         <w:tblStyle w:val="Table"/>
         <w:tblW w:type="pct" w:w="5000"/>
-        <w:jc w:val="center"/>
         <w:tblLayout w:type="fixed"/>
         <w:tblLook w:firstRow="1" w:lastRow="0" w:firstColumn="0" w:lastColumn="0" w:noHBand="0" w:noVBand="0" w:val="0020"/>
-        <w:tblBorders>
-          <w:top w:val="single" w:sz="12" w:space="0" w:color="000000"/>
-          <w:bottom w:val="single" w:sz="12" w:space="0" w:color="000000"/>
-          <w:left w:val="none" w:sz="0" w:space="0" w:color="000000"/>
-          <w:right w:val="none" w:sz="0" w:space="0" w:color="000000"/>
-          <w:insideH w:val="none" w:sz="0" w:space="0" w:color="000000"/>
-          <w:insideV w:val="none" w:sz="0" w:space="0" w:color="000000"/>
-        </w:tblBorders>
-        <w:tblCellMar>
-          <w:top w:w="60" w:type="dxa"/>
-          <w:bottom w:w="60" w:type="dxa"/>
-          <w:left w:w="90" w:type="dxa"/>
-          <w:right w:w="90" w:type="dxa"/>
-        </w:tblCellMar>
       </w:tblPr>
       <w:tblGrid>
         <w:gridCol w:w="990"/>
@@ -7481,169 +5518,89 @@
           <w:tblHeader w:val="on"/>
         </w:trPr>
         <w:tc>
-          <w:tcPr>
-            <w:tcBorders>
-              <w:bottom w:val="single" w:sz="6" w:space="0" w:color="000000"/>
-            </w:tcBorders>
-          </w:tcPr>
-          <w:p>
-            <w:pPr>
-              <w:pStyle w:val="Compact"/>
-              <w:spacing w:line="240" w:lineRule="auto" w:before="20" w:after="20"/>
-            </w:pPr>
-            <w:r>
-              <w:rPr>
-                <w:rFonts w:ascii="Times New Roman" w:hAnsi="Times New Roman"/>
-                <w:b/>
-                <w:sz w:val="20"/>
-              </w:rPr>
+          <w:tcPr/>
+          <w:p>
+            <w:pPr>
+              <w:pStyle w:val="Compact"/>
+            </w:pPr>
+            <w:r>
               <w:t xml:space="preserve">Comparison</w:t>
             </w:r>
           </w:p>
         </w:tc>
         <w:tc>
-          <w:tcPr>
-            <w:tcBorders>
-              <w:bottom w:val="single" w:sz="6" w:space="0" w:color="000000"/>
-            </w:tcBorders>
-          </w:tcPr>
-          <w:p>
-            <w:pPr>
-              <w:pStyle w:val="Compact"/>
-              <w:spacing w:line="240" w:lineRule="auto" w:before="20" w:after="20"/>
-            </w:pPr>
-            <w:r>
-              <w:rPr>
-                <w:rFonts w:ascii="Times New Roman" w:hAnsi="Times New Roman"/>
-                <w:b/>
-                <w:sz w:val="20"/>
-              </w:rPr>
+          <w:tcPr/>
+          <w:p>
+            <w:pPr>
+              <w:pStyle w:val="Compact"/>
+            </w:pPr>
+            <w:r>
               <w:t xml:space="preserve">Mask DSC</w:t>
             </w:r>
           </w:p>
         </w:tc>
         <w:tc>
-          <w:tcPr>
-            <w:tcBorders>
-              <w:bottom w:val="single" w:sz="6" w:space="0" w:color="000000"/>
-            </w:tcBorders>
-          </w:tcPr>
-          <w:p>
-            <w:pPr>
-              <w:pStyle w:val="Compact"/>
-              <w:spacing w:line="240" w:lineRule="auto" w:before="20" w:after="20"/>
-            </w:pPr>
-            <w:r>
-              <w:rPr>
-                <w:rFonts w:ascii="Times New Roman" w:hAnsi="Times New Roman"/>
-                <w:b/>
-                <w:sz w:val="20"/>
-              </w:rPr>
+          <w:tcPr/>
+          <w:p>
+            <w:pPr>
+              <w:pStyle w:val="Compact"/>
+            </w:pPr>
+            <w:r>
               <w:t xml:space="preserve">FA r</w:t>
             </w:r>
           </w:p>
         </w:tc>
         <w:tc>
-          <w:tcPr>
-            <w:tcBorders>
-              <w:bottom w:val="single" w:sz="6" w:space="0" w:color="000000"/>
-            </w:tcBorders>
-          </w:tcPr>
-          <w:p>
-            <w:pPr>
-              <w:pStyle w:val="Compact"/>
-              <w:spacing w:line="240" w:lineRule="auto" w:before="20" w:after="20"/>
-            </w:pPr>
-            <w:r>
-              <w:rPr>
-                <w:rFonts w:ascii="Times New Roman" w:hAnsi="Times New Roman"/>
-                <w:b/>
-                <w:sz w:val="20"/>
-              </w:rPr>
+          <w:tcPr/>
+          <w:p>
+            <w:pPr>
+              <w:pStyle w:val="Compact"/>
+            </w:pPr>
+            <w:r>
               <w:t xml:space="preserve">FA MAE</w:t>
             </w:r>
           </w:p>
         </w:tc>
         <w:tc>
-          <w:tcPr>
-            <w:tcBorders>
-              <w:bottom w:val="single" w:sz="6" w:space="0" w:color="000000"/>
-            </w:tcBorders>
-          </w:tcPr>
-          <w:p>
-            <w:pPr>
-              <w:pStyle w:val="Compact"/>
-              <w:spacing w:line="240" w:lineRule="auto" w:before="20" w:after="20"/>
-            </w:pPr>
-            <w:r>
-              <w:rPr>
-                <w:rFonts w:ascii="Times New Roman" w:hAnsi="Times New Roman"/>
-                <w:b/>
-                <w:sz w:val="20"/>
-              </w:rPr>
+          <w:tcPr/>
+          <w:p>
+            <w:pPr>
+              <w:pStyle w:val="Compact"/>
+            </w:pPr>
+            <w:r>
               <w:t xml:space="preserve">FA bias</w:t>
             </w:r>
           </w:p>
         </w:tc>
         <w:tc>
-          <w:tcPr>
-            <w:tcBorders>
-              <w:bottom w:val="single" w:sz="6" w:space="0" w:color="000000"/>
-            </w:tcBorders>
-          </w:tcPr>
-          <w:p>
-            <w:pPr>
-              <w:pStyle w:val="Compact"/>
-              <w:spacing w:line="240" w:lineRule="auto" w:before="20" w:after="20"/>
-            </w:pPr>
-            <w:r>
-              <w:rPr>
-                <w:rFonts w:ascii="Times New Roman" w:hAnsi="Times New Roman"/>
-                <w:b/>
-                <w:sz w:val="20"/>
-              </w:rPr>
+          <w:tcPr/>
+          <w:p>
+            <w:pPr>
+              <w:pStyle w:val="Compact"/>
+            </w:pPr>
+            <w:r>
               <w:t xml:space="preserve">FA 95% LoA</w:t>
             </w:r>
           </w:p>
         </w:tc>
         <w:tc>
-          <w:tcPr>
-            <w:tcBorders>
-              <w:bottom w:val="single" w:sz="6" w:space="0" w:color="000000"/>
-            </w:tcBorders>
-          </w:tcPr>
-          <w:p>
-            <w:pPr>
-              <w:pStyle w:val="Compact"/>
-              <w:spacing w:line="240" w:lineRule="auto" w:before="20" w:after="20"/>
-            </w:pPr>
-            <w:r>
-              <w:rPr>
-                <w:rFonts w:ascii="Times New Roman" w:hAnsi="Times New Roman"/>
-                <w:b/>
-                <w:sz w:val="20"/>
-              </w:rPr>
+          <w:tcPr/>
+          <w:p>
+            <w:pPr>
+              <w:pStyle w:val="Compact"/>
+            </w:pPr>
+            <w:r>
               <w:t xml:space="preserve">MD r</w:t>
             </w:r>
           </w:p>
         </w:tc>
         <w:tc>
-          <w:tcPr>
-            <w:tcBorders>
-              <w:bottom w:val="single" w:sz="6" w:space="0" w:color="000000"/>
-            </w:tcBorders>
-          </w:tcPr>
-          <w:p>
-            <w:pPr>
-              <w:pStyle w:val="Compact"/>
-              <w:spacing w:line="240" w:lineRule="auto" w:before="20" w:after="20"/>
-            </w:pPr>
-            <w:r>
-              <w:rPr>
-                <w:rFonts w:ascii="Times New Roman" w:hAnsi="Times New Roman"/>
-                <w:b/>
-                <w:sz w:val="20"/>
-              </w:rPr>
+          <w:tcPr/>
+          <w:p>
+            <w:pPr>
+              <w:pStyle w:val="Compact"/>
+            </w:pPr>
+            <w:r>
               <w:t xml:space="preserve">MD MAE</w:t>
             </w:r>
           </w:p>
@@ -7655,13 +5612,8 @@
           <w:p>
             <w:pPr>
               <w:pStyle w:val="Compact"/>
-              <w:spacing w:line="240" w:lineRule="auto" w:before="20" w:after="20"/>
-            </w:pPr>
-            <w:r>
-              <w:rPr>
-                <w:rFonts w:ascii="Times New Roman" w:hAnsi="Times New Roman"/>
-                <w:sz w:val="20"/>
-              </w:rPr>
+            </w:pPr>
+            <w:r>
               <w:t xml:space="preserve">FSL vs. DIPY</w:t>
             </w:r>
           </w:p>
@@ -7671,13 +5623,8 @@
           <w:p>
             <w:pPr>
               <w:pStyle w:val="Compact"/>
-              <w:spacing w:line="240" w:lineRule="auto" w:before="20" w:after="20"/>
-            </w:pPr>
-            <w:r>
-              <w:rPr>
-                <w:rFonts w:ascii="Times New Roman" w:hAnsi="Times New Roman"/>
-                <w:sz w:val="20"/>
-              </w:rPr>
+            </w:pPr>
+            <w:r>
               <w:t xml:space="preserve">0.9668</w:t>
             </w:r>
           </w:p>
@@ -7687,13 +5634,8 @@
           <w:p>
             <w:pPr>
               <w:pStyle w:val="Compact"/>
-              <w:spacing w:line="240" w:lineRule="auto" w:before="20" w:after="20"/>
-            </w:pPr>
-            <w:r>
-              <w:rPr>
-                <w:rFonts w:ascii="Times New Roman" w:hAnsi="Times New Roman"/>
-                <w:sz w:val="20"/>
-              </w:rPr>
+            </w:pPr>
+            <w:r>
               <w:t xml:space="preserve">0.8897</w:t>
             </w:r>
           </w:p>
@@ -7703,13 +5645,8 @@
           <w:p>
             <w:pPr>
               <w:pStyle w:val="Compact"/>
-              <w:spacing w:line="240" w:lineRule="auto" w:before="20" w:after="20"/>
-            </w:pPr>
-            <w:r>
-              <w:rPr>
-                <w:rFonts w:ascii="Times New Roman" w:hAnsi="Times New Roman"/>
-                <w:sz w:val="20"/>
-              </w:rPr>
+            </w:pPr>
+            <w:r>
               <w:t xml:space="preserve">0.0504</w:t>
             </w:r>
           </w:p>
@@ -7719,13 +5656,8 @@
           <w:p>
             <w:pPr>
               <w:pStyle w:val="Compact"/>
-              <w:spacing w:line="240" w:lineRule="auto" w:before="20" w:after="20"/>
-            </w:pPr>
-            <w:r>
-              <w:rPr>
-                <w:rFonts w:ascii="Times New Roman" w:hAnsi="Times New Roman"/>
-                <w:sz w:val="20"/>
-              </w:rPr>
+            </w:pPr>
+            <w:r>
               <w:t xml:space="preserve">+0.0148</w:t>
             </w:r>
           </w:p>
@@ -7735,13 +5667,8 @@
           <w:p>
             <w:pPr>
               <w:pStyle w:val="Compact"/>
-              <w:spacing w:line="240" w:lineRule="auto" w:before="20" w:after="20"/>
-            </w:pPr>
-            <w:r>
-              <w:rPr>
-                <w:rFonts w:ascii="Times New Roman" w:hAnsi="Times New Roman"/>
-                <w:sz w:val="20"/>
-              </w:rPr>
+            </w:pPr>
+            <w:r>
               <w:t xml:space="preserve">[−0.1640, +0.1937]</w:t>
             </w:r>
           </w:p>
@@ -7751,13 +5678,8 @@
           <w:p>
             <w:pPr>
               <w:pStyle w:val="Compact"/>
-              <w:spacing w:line="240" w:lineRule="auto" w:before="20" w:after="20"/>
-            </w:pPr>
-            <w:r>
-              <w:rPr>
-                <w:rFonts w:ascii="Times New Roman" w:hAnsi="Times New Roman"/>
-                <w:sz w:val="20"/>
-              </w:rPr>
+            </w:pPr>
+            <w:r>
               <w:t xml:space="preserve">0.9012</w:t>
             </w:r>
           </w:p>
@@ -7767,13 +5689,8 @@
           <w:p>
             <w:pPr>
               <w:pStyle w:val="Compact"/>
-              <w:spacing w:line="240" w:lineRule="auto" w:before="20" w:after="20"/>
-            </w:pPr>
-            <w:r>
-              <w:rPr>
-                <w:rFonts w:ascii="Times New Roman" w:hAnsi="Times New Roman"/>
-                <w:sz w:val="20"/>
-              </w:rPr>
+            </w:pPr>
+            <w:r>
               <w:t xml:space="preserve">0.1272</w:t>
             </w:r>
           </w:p>
@@ -7785,13 +5702,8 @@
           <w:p>
             <w:pPr>
               <w:pStyle w:val="Compact"/>
-              <w:spacing w:line="240" w:lineRule="auto" w:before="20" w:after="20"/>
-            </w:pPr>
-            <w:r>
-              <w:rPr>
-                <w:rFonts w:ascii="Times New Roman" w:hAnsi="Times New Roman"/>
-                <w:sz w:val="20"/>
-              </w:rPr>
+            </w:pPr>
+            <w:r>
               <w:t xml:space="preserve">FSL vs. MRtrix3</w:t>
             </w:r>
           </w:p>
@@ -7801,13 +5713,8 @@
           <w:p>
             <w:pPr>
               <w:pStyle w:val="Compact"/>
-              <w:spacing w:line="240" w:lineRule="auto" w:before="20" w:after="20"/>
-            </w:pPr>
-            <w:r>
-              <w:rPr>
-                <w:rFonts w:ascii="Times New Roman" w:hAnsi="Times New Roman"/>
-                <w:sz w:val="20"/>
-              </w:rPr>
+            </w:pPr>
+            <w:r>
               <w:t xml:space="preserve">0.9058</w:t>
             </w:r>
           </w:p>
@@ -7817,13 +5724,8 @@
           <w:p>
             <w:pPr>
               <w:pStyle w:val="Compact"/>
-              <w:spacing w:line="240" w:lineRule="auto" w:before="20" w:after="20"/>
-            </w:pPr>
-            <w:r>
-              <w:rPr>
-                <w:rFonts w:ascii="Times New Roman" w:hAnsi="Times New Roman"/>
-                <w:sz w:val="20"/>
-              </w:rPr>
+            </w:pPr>
+            <w:r>
               <w:t xml:space="preserve">0.9157</w:t>
             </w:r>
           </w:p>
@@ -7833,13 +5735,8 @@
           <w:p>
             <w:pPr>
               <w:pStyle w:val="Compact"/>
-              <w:spacing w:line="240" w:lineRule="auto" w:before="20" w:after="20"/>
-            </w:pPr>
-            <w:r>
-              <w:rPr>
-                <w:rFonts w:ascii="Times New Roman" w:hAnsi="Times New Roman"/>
-                <w:sz w:val="20"/>
-              </w:rPr>
+            </w:pPr>
+            <w:r>
               <w:t xml:space="preserve">0.0460</w:t>
             </w:r>
           </w:p>
@@ -7849,13 +5746,8 @@
           <w:p>
             <w:pPr>
               <w:pStyle w:val="Compact"/>
-              <w:spacing w:line="240" w:lineRule="auto" w:before="20" w:after="20"/>
-            </w:pPr>
-            <w:r>
-              <w:rPr>
-                <w:rFonts w:ascii="Times New Roman" w:hAnsi="Times New Roman"/>
-                <w:sz w:val="20"/>
-              </w:rPr>
+            </w:pPr>
+            <w:r>
               <w:t xml:space="preserve">+0.0139</w:t>
             </w:r>
           </w:p>
@@ -7865,13 +5757,8 @@
           <w:p>
             <w:pPr>
               <w:pStyle w:val="Compact"/>
-              <w:spacing w:line="240" w:lineRule="auto" w:before="20" w:after="20"/>
-            </w:pPr>
-            <w:r>
-              <w:rPr>
-                <w:rFonts w:ascii="Times New Roman" w:hAnsi="Times New Roman"/>
-                <w:sz w:val="20"/>
-              </w:rPr>
+            </w:pPr>
+            <w:r>
               <w:t xml:space="preserve">[−0.1419, +0.1696]</w:t>
             </w:r>
           </w:p>
@@ -7881,13 +5768,8 @@
           <w:p>
             <w:pPr>
               <w:pStyle w:val="Compact"/>
-              <w:spacing w:line="240" w:lineRule="auto" w:before="20" w:after="20"/>
-            </w:pPr>
-            <w:r>
-              <w:rPr>
-                <w:rFonts w:ascii="Times New Roman" w:hAnsi="Times New Roman"/>
-                <w:sz w:val="20"/>
-              </w:rPr>
+            </w:pPr>
+            <w:r>
               <w:t xml:space="preserve">0.9020</w:t>
             </w:r>
           </w:p>
@@ -7897,13 +5779,8 @@
           <w:p>
             <w:pPr>
               <w:pStyle w:val="Compact"/>
-              <w:spacing w:line="240" w:lineRule="auto" w:before="20" w:after="20"/>
-            </w:pPr>
-            <w:r>
-              <w:rPr>
-                <w:rFonts w:ascii="Times New Roman" w:hAnsi="Times New Roman"/>
-                <w:sz w:val="20"/>
-              </w:rPr>
+            </w:pPr>
+            <w:r>
               <w:t xml:space="preserve">0.1271</w:t>
             </w:r>
           </w:p>
@@ -7915,13 +5792,8 @@
           <w:p>
             <w:pPr>
               <w:pStyle w:val="Compact"/>
-              <w:spacing w:line="240" w:lineRule="auto" w:before="20" w:after="20"/>
-            </w:pPr>
-            <w:r>
-              <w:rPr>
-                <w:rFonts w:ascii="Times New Roman" w:hAnsi="Times New Roman"/>
-                <w:sz w:val="20"/>
-              </w:rPr>
+            </w:pPr>
+            <w:r>
               <w:t xml:space="preserve">MRtrix3 vs. DIPY</w:t>
             </w:r>
           </w:p>
@@ -7931,13 +5803,8 @@
           <w:p>
             <w:pPr>
               <w:pStyle w:val="Compact"/>
-              <w:spacing w:line="240" w:lineRule="auto" w:before="20" w:after="20"/>
-            </w:pPr>
-            <w:r>
-              <w:rPr>
-                <w:rFonts w:ascii="Times New Roman" w:hAnsi="Times New Roman"/>
-                <w:sz w:val="20"/>
-              </w:rPr>
+            </w:pPr>
+            <w:r>
               <w:t xml:space="preserve">0.9163</w:t>
             </w:r>
           </w:p>
@@ -7947,13 +5814,8 @@
           <w:p>
             <w:pPr>
               <w:pStyle w:val="Compact"/>
-              <w:spacing w:line="240" w:lineRule="auto" w:before="20" w:after="20"/>
-            </w:pPr>
-            <w:r>
-              <w:rPr>
-                <w:rFonts w:ascii="Times New Roman" w:hAnsi="Times New Roman"/>
-                <w:sz w:val="20"/>
-              </w:rPr>
+            </w:pPr>
+            <w:r>
               <w:t xml:space="preserve">0.9966</w:t>
             </w:r>
           </w:p>
@@ -7963,13 +5825,8 @@
           <w:p>
             <w:pPr>
               <w:pStyle w:val="Compact"/>
-              <w:spacing w:line="240" w:lineRule="auto" w:before="20" w:after="20"/>
-            </w:pPr>
-            <w:r>
-              <w:rPr>
-                <w:rFonts w:ascii="Times New Roman" w:hAnsi="Times New Roman"/>
-                <w:sz w:val="20"/>
-              </w:rPr>
+            </w:pPr>
+            <w:r>
               <w:t xml:space="preserve">0.0059</w:t>
             </w:r>
           </w:p>
@@ -7979,13 +5836,8 @@
           <w:p>
             <w:pPr>
               <w:pStyle w:val="Compact"/>
-              <w:spacing w:line="240" w:lineRule="auto" w:before="20" w:after="20"/>
-            </w:pPr>
-            <w:r>
-              <w:rPr>
-                <w:rFonts w:ascii="Times New Roman" w:hAnsi="Times New Roman"/>
-                <w:sz w:val="20"/>
-              </w:rPr>
+            </w:pPr>
+            <w:r>
               <w:t xml:space="preserve">+0.0053</w:t>
             </w:r>
           </w:p>
@@ -7995,13 +5847,8 @@
           <w:p>
             <w:pPr>
               <w:pStyle w:val="Compact"/>
-              <w:spacing w:line="240" w:lineRule="auto" w:before="20" w:after="20"/>
-            </w:pPr>
-            <w:r>
-              <w:rPr>
-                <w:rFonts w:ascii="Times New Roman" w:hAnsi="Times New Roman"/>
-                <w:sz w:val="20"/>
-              </w:rPr>
+            </w:pPr>
+            <w:r>
               <w:t xml:space="preserve">[−0.0260, +0.0366]</w:t>
             </w:r>
           </w:p>
@@ -8011,13 +5858,8 @@
           <w:p>
             <w:pPr>
               <w:pStyle w:val="Compact"/>
-              <w:spacing w:line="240" w:lineRule="auto" w:before="20" w:after="20"/>
-            </w:pPr>
-            <w:r>
-              <w:rPr>
-                <w:rFonts w:ascii="Times New Roman" w:hAnsi="Times New Roman"/>
-                <w:sz w:val="20"/>
-              </w:rPr>
+            </w:pPr>
+            <w:r>
               <w:t xml:space="preserve">0.9991</w:t>
             </w:r>
           </w:p>
@@ -8027,13 +5869,8 @@
           <w:p>
             <w:pPr>
               <w:pStyle w:val="Compact"/>
-              <w:spacing w:line="240" w:lineRule="auto" w:before="20" w:after="20"/>
-            </w:pPr>
-            <w:r>
-              <w:rPr>
-                <w:rFonts w:ascii="Times New Roman" w:hAnsi="Times New Roman"/>
-                <w:sz w:val="20"/>
-              </w:rPr>
+            </w:pPr>
+            <w:r>
               <w:t xml:space="preserve">0.0029</w:t>
             </w:r>
           </w:p>
@@ -8049,7 +5886,7 @@
           <w:b/>
           <w:bCs/>
         </w:rPr>
-        <w:t xml:space="preserve">Table 4. Non-physical tensor fits within the white matter mask.</w:t>
+        <w:t xml:space="preserve">Table 3. Non-physical tensor fits within the white matter mask.</w:t>
       </w:r>
       <w:r>
         <w:t xml:space="preserve"> </w:t>
@@ -8062,23 +5899,8 @@
       <w:tblPr>
         <w:tblStyle w:val="Table"/>
         <w:tblW w:type="pct" w:w="5000"/>
-        <w:jc w:val="center"/>
         <w:tblLayout w:type="fixed"/>
         <w:tblLook w:firstRow="1" w:lastRow="0" w:firstColumn="0" w:lastColumn="0" w:noHBand="0" w:noVBand="0" w:val="0020"/>
-        <w:tblBorders>
-          <w:top w:val="single" w:sz="12" w:space="0" w:color="000000"/>
-          <w:bottom w:val="single" w:sz="12" w:space="0" w:color="000000"/>
-          <w:left w:val="none" w:sz="0" w:space="0" w:color="000000"/>
-          <w:right w:val="none" w:sz="0" w:space="0" w:color="000000"/>
-          <w:insideH w:val="none" w:sz="0" w:space="0" w:color="000000"/>
-          <w:insideV w:val="none" w:sz="0" w:space="0" w:color="000000"/>
-        </w:tblBorders>
-        <w:tblCellMar>
-          <w:top w:w="60" w:type="dxa"/>
-          <w:bottom w:w="60" w:type="dxa"/>
-          <w:left w:w="90" w:type="dxa"/>
-          <w:right w:w="90" w:type="dxa"/>
-        </w:tblCellMar>
       </w:tblPr>
       <w:tblGrid>
         <w:gridCol w:w="1584"/>
@@ -8092,106 +5914,56 @@
           <w:tblHeader w:val="on"/>
         </w:trPr>
         <w:tc>
-          <w:tcPr>
-            <w:tcBorders>
-              <w:bottom w:val="single" w:sz="6" w:space="0" w:color="000000"/>
-            </w:tcBorders>
-          </w:tcPr>
-          <w:p>
-            <w:pPr>
-              <w:pStyle w:val="Compact"/>
-              <w:spacing w:line="240" w:lineRule="auto" w:before="20" w:after="20"/>
-            </w:pPr>
-            <w:r>
-              <w:rPr>
-                <w:rFonts w:ascii="Times New Roman" w:hAnsi="Times New Roman"/>
-                <w:b/>
-                <w:sz w:val="20"/>
-              </w:rPr>
+          <w:tcPr/>
+          <w:p>
+            <w:pPr>
+              <w:pStyle w:val="Compact"/>
+            </w:pPr>
+            <w:r>
               <w:t xml:space="preserve">Dataset</w:t>
             </w:r>
           </w:p>
         </w:tc>
         <w:tc>
-          <w:tcPr>
-            <w:tcBorders>
-              <w:bottom w:val="single" w:sz="6" w:space="0" w:color="000000"/>
-            </w:tcBorders>
-          </w:tcPr>
-          <w:p>
-            <w:pPr>
-              <w:pStyle w:val="Compact"/>
-              <w:spacing w:line="240" w:lineRule="auto" w:before="20" w:after="20"/>
-            </w:pPr>
-            <w:r>
-              <w:rPr>
-                <w:rFonts w:ascii="Times New Roman" w:hAnsi="Times New Roman"/>
-                <w:b/>
-                <w:sz w:val="20"/>
-              </w:rPr>
+          <w:tcPr/>
+          <w:p>
+            <w:pPr>
+              <w:pStyle w:val="Compact"/>
+            </w:pPr>
+            <w:r>
               <w:t xml:space="preserve">Metric</w:t>
             </w:r>
           </w:p>
         </w:tc>
         <w:tc>
-          <w:tcPr>
-            <w:tcBorders>
-              <w:bottom w:val="single" w:sz="6" w:space="0" w:color="000000"/>
-            </w:tcBorders>
-          </w:tcPr>
-          <w:p>
-            <w:pPr>
-              <w:pStyle w:val="Compact"/>
-              <w:spacing w:line="240" w:lineRule="auto" w:before="20" w:after="20"/>
-            </w:pPr>
-            <w:r>
-              <w:rPr>
-                <w:rFonts w:ascii="Times New Roman" w:hAnsi="Times New Roman"/>
-                <w:b/>
-                <w:sz w:val="20"/>
-              </w:rPr>
+          <w:tcPr/>
+          <w:p>
+            <w:pPr>
+              <w:pStyle w:val="Compact"/>
+            </w:pPr>
+            <w:r>
               <w:t xml:space="preserve">FSL</w:t>
             </w:r>
           </w:p>
         </w:tc>
         <w:tc>
-          <w:tcPr>
-            <w:tcBorders>
-              <w:bottom w:val="single" w:sz="6" w:space="0" w:color="000000"/>
-            </w:tcBorders>
-          </w:tcPr>
-          <w:p>
-            <w:pPr>
-              <w:pStyle w:val="Compact"/>
-              <w:spacing w:line="240" w:lineRule="auto" w:before="20" w:after="20"/>
-            </w:pPr>
-            <w:r>
-              <w:rPr>
-                <w:rFonts w:ascii="Times New Roman" w:hAnsi="Times New Roman"/>
-                <w:b/>
-                <w:sz w:val="20"/>
-              </w:rPr>
+          <w:tcPr/>
+          <w:p>
+            <w:pPr>
+              <w:pStyle w:val="Compact"/>
+            </w:pPr>
+            <w:r>
               <w:t xml:space="preserve">MRtrix3</w:t>
             </w:r>
           </w:p>
         </w:tc>
         <w:tc>
-          <w:tcPr>
-            <w:tcBorders>
-              <w:bottom w:val="single" w:sz="6" w:space="0" w:color="000000"/>
-            </w:tcBorders>
-          </w:tcPr>
-          <w:p>
-            <w:pPr>
-              <w:pStyle w:val="Compact"/>
-              <w:spacing w:line="240" w:lineRule="auto" w:before="20" w:after="20"/>
-            </w:pPr>
-            <w:r>
-              <w:rPr>
-                <w:rFonts w:ascii="Times New Roman" w:hAnsi="Times New Roman"/>
-                <w:b/>
-                <w:sz w:val="20"/>
-              </w:rPr>
+          <w:tcPr/>
+          <w:p>
+            <w:pPr>
+              <w:pStyle w:val="Compact"/>
+            </w:pPr>
+            <w:r>
               <w:t xml:space="preserve">DIPY</w:t>
             </w:r>
           </w:p>
@@ -8203,13 +5975,8 @@
           <w:p>
             <w:pPr>
               <w:pStyle w:val="Compact"/>
-              <w:spacing w:line="240" w:lineRule="auto" w:before="20" w:after="20"/>
-            </w:pPr>
-            <w:r>
-              <w:rPr>
-                <w:rFonts w:ascii="Times New Roman" w:hAnsi="Times New Roman"/>
-                <w:sz w:val="20"/>
-              </w:rPr>
+            </w:pPr>
+            <w:r>
               <w:t xml:space="preserve">Stanford (n = 65,002)</w:t>
             </w:r>
           </w:p>
@@ -8219,13 +5986,8 @@
           <w:p>
             <w:pPr>
               <w:pStyle w:val="Compact"/>
-              <w:spacing w:line="240" w:lineRule="auto" w:before="20" w:after="20"/>
-            </w:pPr>
-            <w:r>
-              <w:rPr>
-                <w:rFonts w:ascii="Times New Roman" w:hAnsi="Times New Roman"/>
-                <w:sz w:val="20"/>
-              </w:rPr>
+            </w:pPr>
+            <w:r>
               <w:t xml:space="preserve">FA &gt; 1</w:t>
             </w:r>
           </w:p>
@@ -8235,13 +5997,8 @@
           <w:p>
             <w:pPr>
               <w:pStyle w:val="Compact"/>
-              <w:spacing w:line="240" w:lineRule="auto" w:before="20" w:after="20"/>
-            </w:pPr>
-            <w:r>
-              <w:rPr>
-                <w:rFonts w:ascii="Times New Roman" w:hAnsi="Times New Roman"/>
-                <w:sz w:val="20"/>
-              </w:rPr>
+            </w:pPr>
+            <w:r>
               <w:t xml:space="preserve">261 (0.40%)</w:t>
             </w:r>
           </w:p>
@@ -8251,13 +6008,8 @@
           <w:p>
             <w:pPr>
               <w:pStyle w:val="Compact"/>
-              <w:spacing w:line="240" w:lineRule="auto" w:before="20" w:after="20"/>
-            </w:pPr>
-            <w:r>
-              <w:rPr>
-                <w:rFonts w:ascii="Times New Roman" w:hAnsi="Times New Roman"/>
-                <w:sz w:val="20"/>
-              </w:rPr>
+            </w:pPr>
+            <w:r>
               <w:t xml:space="preserve">178 (0.27%)</w:t>
             </w:r>
           </w:p>
@@ -8267,13 +6019,8 @@
           <w:p>
             <w:pPr>
               <w:pStyle w:val="Compact"/>
-              <w:spacing w:line="240" w:lineRule="auto" w:before="20" w:after="20"/>
-            </w:pPr>
-            <w:r>
-              <w:rPr>
-                <w:rFonts w:ascii="Times New Roman" w:hAnsi="Times New Roman"/>
-                <w:sz w:val="20"/>
-              </w:rPr>
+            </w:pPr>
+            <w:r>
               <w:t xml:space="preserve">0 (0%)</w:t>
             </w:r>
           </w:p>
@@ -8285,13 +6032,8 @@
           <w:p>
             <w:pPr>
               <w:pStyle w:val="Compact"/>
-              <w:spacing w:line="240" w:lineRule="auto" w:before="20" w:after="20"/>
-            </w:pPr>
-            <w:r>
-              <w:rPr>
-                <w:rFonts w:ascii="Times New Roman" w:hAnsi="Times New Roman"/>
-                <w:sz w:val="20"/>
-              </w:rPr>
+            </w:pPr>
+            <w:r>
               <w:t xml:space="preserve">Stanford</w:t>
             </w:r>
           </w:p>
@@ -8301,13 +6043,8 @@
           <w:p>
             <w:pPr>
               <w:pStyle w:val="Compact"/>
-              <w:spacing w:line="240" w:lineRule="auto" w:before="20" w:after="20"/>
-            </w:pPr>
-            <w:r>
-              <w:rPr>
-                <w:rFonts w:ascii="Times New Roman" w:hAnsi="Times New Roman"/>
-                <w:sz w:val="20"/>
-              </w:rPr>
+            </w:pPr>
+            <w:r>
               <w:t xml:space="preserve">MD ≤ 0</w:t>
             </w:r>
           </w:p>
@@ -8317,13 +6054,8 @@
           <w:p>
             <w:pPr>
               <w:pStyle w:val="Compact"/>
-              <w:spacing w:line="240" w:lineRule="auto" w:before="20" w:after="20"/>
-            </w:pPr>
-            <w:r>
-              <w:rPr>
-                <w:rFonts w:ascii="Times New Roman" w:hAnsi="Times New Roman"/>
-                <w:sz w:val="20"/>
-              </w:rPr>
+            </w:pPr>
+            <w:r>
               <w:t xml:space="preserve">261 (0.40%)</w:t>
             </w:r>
           </w:p>
@@ -8333,13 +6065,8 @@
           <w:p>
             <w:pPr>
               <w:pStyle w:val="Compact"/>
-              <w:spacing w:line="240" w:lineRule="auto" w:before="20" w:after="20"/>
-            </w:pPr>
-            <w:r>
-              <w:rPr>
-                <w:rFonts w:ascii="Times New Roman" w:hAnsi="Times New Roman"/>
-                <w:sz w:val="20"/>
-              </w:rPr>
+            </w:pPr>
+            <w:r>
               <w:t xml:space="preserve">91 (0.14%)</w:t>
             </w:r>
           </w:p>
@@ -8349,13 +6076,8 @@
           <w:p>
             <w:pPr>
               <w:pStyle w:val="Compact"/>
-              <w:spacing w:line="240" w:lineRule="auto" w:before="20" w:after="20"/>
-            </w:pPr>
-            <w:r>
-              <w:rPr>
-                <w:rFonts w:ascii="Times New Roman" w:hAnsi="Times New Roman"/>
-                <w:sz w:val="20"/>
-              </w:rPr>
+            </w:pPr>
+            <w:r>
               <w:t xml:space="preserve">0 (0%)</w:t>
             </w:r>
           </w:p>
@@ -8367,13 +6089,8 @@
           <w:p>
             <w:pPr>
               <w:pStyle w:val="Compact"/>
-              <w:spacing w:line="240" w:lineRule="auto" w:before="20" w:after="20"/>
-            </w:pPr>
-            <w:r>
-              <w:rPr>
-                <w:rFonts w:ascii="Times New Roman" w:hAnsi="Times New Roman"/>
-                <w:sz w:val="20"/>
-              </w:rPr>
+            </w:pPr>
+            <w:r>
               <w:t xml:space="preserve">Sherbrooke (n = 111,032)</w:t>
             </w:r>
           </w:p>
@@ -8383,13 +6100,8 @@
           <w:p>
             <w:pPr>
               <w:pStyle w:val="Compact"/>
-              <w:spacing w:line="240" w:lineRule="auto" w:before="20" w:after="20"/>
-            </w:pPr>
-            <w:r>
-              <w:rPr>
-                <w:rFonts w:ascii="Times New Roman" w:hAnsi="Times New Roman"/>
-                <w:sz w:val="20"/>
-              </w:rPr>
+            </w:pPr>
+            <w:r>
               <w:t xml:space="preserve">FA &gt; 1</w:t>
             </w:r>
           </w:p>
@@ -8399,13 +6111,8 @@
           <w:p>
             <w:pPr>
               <w:pStyle w:val="Compact"/>
-              <w:spacing w:line="240" w:lineRule="auto" w:before="20" w:after="20"/>
-            </w:pPr>
-            <w:r>
-              <w:rPr>
-                <w:rFonts w:ascii="Times New Roman" w:hAnsi="Times New Roman"/>
-                <w:sz w:val="20"/>
-              </w:rPr>
+            </w:pPr>
+            <w:r>
               <w:t xml:space="preserve">4,404 (3.97%)</w:t>
             </w:r>
           </w:p>
@@ -8415,13 +6122,8 @@
           <w:p>
             <w:pPr>
               <w:pStyle w:val="Compact"/>
-              <w:spacing w:line="240" w:lineRule="auto" w:before="20" w:after="20"/>
-            </w:pPr>
-            <w:r>
-              <w:rPr>
-                <w:rFonts w:ascii="Times New Roman" w:hAnsi="Times New Roman"/>
-                <w:sz w:val="20"/>
-              </w:rPr>
+            </w:pPr>
+            <w:r>
               <w:t xml:space="preserve">2,252 (2.03%)</w:t>
             </w:r>
           </w:p>
@@ -8431,13 +6133,8 @@
           <w:p>
             <w:pPr>
               <w:pStyle w:val="Compact"/>
-              <w:spacing w:line="240" w:lineRule="auto" w:before="20" w:after="20"/>
-            </w:pPr>
-            <w:r>
-              <w:rPr>
-                <w:rFonts w:ascii="Times New Roman" w:hAnsi="Times New Roman"/>
-                <w:sz w:val="20"/>
-              </w:rPr>
+            </w:pPr>
+            <w:r>
               <w:t xml:space="preserve">0 (0%)</w:t>
             </w:r>
           </w:p>
@@ -8449,13 +6146,8 @@
           <w:p>
             <w:pPr>
               <w:pStyle w:val="Compact"/>
-              <w:spacing w:line="240" w:lineRule="auto" w:before="20" w:after="20"/>
-            </w:pPr>
-            <w:r>
-              <w:rPr>
-                <w:rFonts w:ascii="Times New Roman" w:hAnsi="Times New Roman"/>
-                <w:sz w:val="20"/>
-              </w:rPr>
+            </w:pPr>
+            <w:r>
               <w:t xml:space="preserve">Sherbrooke</w:t>
             </w:r>
           </w:p>
@@ -8465,13 +6157,8 @@
           <w:p>
             <w:pPr>
               <w:pStyle w:val="Compact"/>
-              <w:spacing w:line="240" w:lineRule="auto" w:before="20" w:after="20"/>
-            </w:pPr>
-            <w:r>
-              <w:rPr>
-                <w:rFonts w:ascii="Times New Roman" w:hAnsi="Times New Roman"/>
-                <w:sz w:val="20"/>
-              </w:rPr>
+            </w:pPr>
+            <w:r>
               <w:t xml:space="preserve">MD ≤ 0</w:t>
             </w:r>
           </w:p>
@@ -8481,13 +6168,8 @@
           <w:p>
             <w:pPr>
               <w:pStyle w:val="Compact"/>
-              <w:spacing w:line="240" w:lineRule="auto" w:before="20" w:after="20"/>
-            </w:pPr>
-            <w:r>
-              <w:rPr>
-                <w:rFonts w:ascii="Times New Roman" w:hAnsi="Times New Roman"/>
-                <w:sz w:val="20"/>
-              </w:rPr>
+            </w:pPr>
+            <w:r>
               <w:t xml:space="preserve">3,016 (2.72%)</w:t>
             </w:r>
           </w:p>
@@ -8497,13 +6179,8 @@
           <w:p>
             <w:pPr>
               <w:pStyle w:val="Compact"/>
-              <w:spacing w:line="240" w:lineRule="auto" w:before="20" w:after="20"/>
-            </w:pPr>
-            <w:r>
-              <w:rPr>
-                <w:rFonts w:ascii="Times New Roman" w:hAnsi="Times New Roman"/>
-                <w:sz w:val="20"/>
-              </w:rPr>
+            </w:pPr>
+            <w:r>
               <w:t xml:space="preserve">603 (0.54%)</w:t>
             </w:r>
           </w:p>
@@ -8513,19 +6190,16 @@
           <w:p>
             <w:pPr>
               <w:pStyle w:val="Compact"/>
-              <w:spacing w:line="240" w:lineRule="auto" w:before="20" w:after="20"/>
-            </w:pPr>
-            <w:r>
-              <w:rPr>
-                <w:rFonts w:ascii="Times New Roman" w:hAnsi="Times New Roman"/>
-                <w:sz w:val="20"/>
-              </w:rPr>
+            </w:pPr>
+            <w:r>
               <w:t xml:space="preserve">0 (0%)</w:t>
             </w:r>
           </w:p>
         </w:tc>
       </w:tr>
     </w:tbl>
+    <w:bookmarkEnd w:id="39"/>
+    <w:bookmarkStart w:id="40" w:name="figure-captions"/>
     <w:p>
       <w:pPr>
         <w:pStyle w:val="Heading2"/>
@@ -8872,7 +6546,7 @@
         <w:t xml:space="preserve"> </w:t>
       </w:r>
       <w:r>
-        <w:t xml:space="preserve">(right, 187,948 voxels) from the same input volume. Dice similarity coefficients for each pair are reported in Table 3. Two differences are visible: the extent of cortical boundary coverage, and the treatment of the lateral ventricles, which DIPY</w:t>
+        <w:t xml:space="preserve">(right, 187,948 voxels) from the same input volume. Dice similarity coefficients for each pair are reported in Table 2. Two differences are visible: the extent of cortical boundary coverage, and the treatment of the lateral ventricles, which DIPY</w:t>
       </w:r>
       <w:r>
         <w:t xml:space="preserve"> </w:t>
@@ -8956,6 +6630,8 @@
         <w:t xml:space="preserve">As Figure 4, for the Sherbrooke 3-shell dataset.</w:t>
       </w:r>
     </w:p>
+    <w:bookmarkEnd w:id="40"/>
+    <w:bookmarkEnd w:id="41"/>
     <w:sectPr>
       <w:footerReference w:type="default" r:id="rId9"/>
       <w:footnotePr>

--- a/submission_jnm/manuscript.docx
+++ b/submission_jnm/manuscript.docx
@@ -2,13 +2,13 @@
 <file path=word/document.xml><?xml version="1.0" encoding="utf-8"?>
 <w:document xmlns:w="http://schemas.openxmlformats.org/wordprocessingml/2006/main" xmlns:m="http://schemas.openxmlformats.org/officeDocument/2006/math" xmlns:r="http://schemas.openxmlformats.org/officeDocument/2006/relationships" xmlns:o="urn:schemas-microsoft-com:office:office" xmlns:v="urn:schemas-microsoft-com:vml" xmlns:w10="urn:schemas-microsoft-com:office:word" xmlns:a="http://schemas.openxmlformats.org/drawingml/2006/main" xmlns:pic="http://schemas.openxmlformats.org/drawingml/2006/picture" xmlns:wp="http://schemas.openxmlformats.org/drawingml/2006/wordprocessingDrawing">
   <w:body>
-    <w:bookmarkStart w:id="41" w:name="X18427ef6064728162a6624e83529bab00080426"/>
+    <w:bookmarkStart w:id="48" w:name="Xb19dbbad1c783d1737c649b51211e7ff337b9e2"/>
     <w:p>
       <w:pPr>
         <w:pStyle w:val="Heading1"/>
       </w:pPr>
       <w:r>
-        <w:t xml:space="preserve">Do FSL, MRtrix3 and DIPY agree? A controlled benchmark of diffusion tensor metrics across two open datasets</w:t>
+        <w:t xml:space="preserve">What actually differs between diffusion MRI toolkits: the estimator, not the software</w:t>
       </w:r>
     </w:p>
     <w:p>
@@ -82,7 +82,7 @@
         <w:t xml:space="preserve"> </w:t>
       </w:r>
       <w:r>
-        <w:t xml:space="preserve">Diffusion MRI is analysed with three packages — FSL, MRtrix3 and DIPY — assumed to produce interchangeable tensor metrics. The assumption is rarely tested under controlled conditions.</w:t>
+        <w:t xml:space="preserve">Differences between diffusion MRI toolkits are commonly attributed to the software. Which component is responsible is rarely established.</w:t>
       </w:r>
     </w:p>
     <w:p>
@@ -100,7 +100,7 @@
         <w:t xml:space="preserve"> </w:t>
       </w:r>
       <w:r>
-        <w:t xml:space="preserve">We benchmark the three on two independent open datasets, Stanford HARDI and Sherbrooke 3-shell, holding everything constant except the toolkit: the same volumes and gradient tables, one shared brain mask, one single-shell subset, and no preprocessing. Statistics use only physically admissible voxels. All three run in one container, so further datasets can be added in two commands.</w:t>
+        <w:t xml:space="preserve">We compared tensor fits from FSL, MRtrix3 and DIPY on two open datasets, holding every input constant: the same volumes and gradient tables, one brain mask, one single-shell subset, no preprocessing. We then varied the estimator rather than the toolkit, validating each arm against a phantom with known eigenvalues.</w:t>
       </w:r>
     </w:p>
     <w:p>
@@ -118,7 +118,7 @@
         <w:t xml:space="preserve"> </w:t>
       </w:r>
       <w:r>
-        <w:t xml:space="preserve">Agreement was asymmetric on both acquisitions. MRtrix3 and DIPY were near-identical in white matter (fractional anisotropy r = 0.9990 and 0.9966; mean diffusivity r = 0.9965 and 0.9991), whereas FSL diverged from both. The FSL discrepancy was not a fixed bias: mean diffusivity was lower by 5% on one dataset and 19% on the other, and the anisotropy offset reversed sign. Non-physical tensor fits reached 4.0% of white matter voxels in FSL and 2.0% in MRtrix3, but never occurred in DIPY.</w:t>
+        <w:t xml:space="preserve">At each toolkit’s default the three appeared to disagree, FSL diverging from the other two. This was an artefact of unmatched estimators: MRtrix3 defaults to two iterations of reweighted least squares, not the plain weighted least squares used elsewhere. Matched to plain WLS, FSL and MRtrix3 agree exactly (r = 1.0000, MAE 0.0000). DIPY differs because it takes its weights from the signal predicted by an initial OLS fit rather than the measured signal; supplying measured-signal weights cuts its disagreement with FSL from 0.0222 to 0.0003 FA units on one dataset, 0.0468 to 0.0035 on the other. Against ground truth every arm recovers FA to within 0.002, so neither weighting is wrong.</w:t>
       </w:r>
     </w:p>
     <w:p>
@@ -136,7 +136,7 @@
         <w:t xml:space="preserve"> </w:t>
       </w:r>
       <w:r>
-        <w:t xml:space="preserve">Earlier work measures variability across whole pipelines, which cannot say which step is responsible. Holding every other input identical leaves the tensor fit as the only variable, so the difference can be attributed to it.</w:t>
+        <w:t xml:space="preserve">Earlier work measures variability across whole pipelines and reports it as software-dependent. Isolating the fit and manipulating the estimator shows the dependence is on the weighting scheme and on defaults, not the implementation.</w:t>
       </w:r>
     </w:p>
     <w:p>
@@ -154,7 +154,7 @@
         <w:t xml:space="preserve"> </w:t>
       </w:r>
       <w:r>
-        <w:t xml:space="preserve">MRtrix3 and DIPY are interchangeable for tensor metrics; FSL is not, and its offset cannot be corrected by a scaling factor because its sign depends on the acquisition. Leaving non-physical voxels in place drops an apparent diffusivity correlation from 0.997 to 0.118, a trap when computing agreement on raw tensor maps.</w:t>
+        <w:t xml:space="preserve">Implementations of the same estimator agree to numerical precision. What differs is the estimator each toolkit applies by default, which is not visible from the command a user runs. Reporting the toolkit is insufficient; the estimator and its settings should be reported.</w:t>
       </w:r>
     </w:p>
     <w:p>
@@ -172,7 +172,7 @@
         <w:t xml:space="preserve"> </w:t>
       </w:r>
       <w:r>
-        <w:t xml:space="preserve">diffusion MRI; tensor fitting; software comparison; reproducibility; benchmarking; FSL; MRtrix3</w:t>
+        <w:t xml:space="preserve">diffusion MRI; tensor fitting; weighted least squares; reproducibility; benchmarking; software defaults</w:t>
       </w:r>
     </w:p>
     <w:bookmarkEnd w:id="9"/>
@@ -328,35 +328,35 @@
         <w:t xml:space="preserve"> </w:t>
       </w:r>
       <w:r>
-        <w:t xml:space="preserve">thing that differs is the software performing the tensor fit, how much do the toolkits disagree? Answering that requires holding every other input fixed, which is laborious to arrange by hand across three toolkits with incompatible interfaces and file conventions.</w:t>
-      </w:r>
-    </w:p>
-    <w:p>
-      <w:pPr>
-        <w:pStyle w:val="BodyText"/>
-      </w:pPr>
-      <w:r>
-        <w:t xml:space="preserve">We addressed this by building a containerised environment in which all three toolkits run on identical data, and then using it to run the controlled comparison. The instrument and the measurement are reported together here because neither is much use without the other: the comparison would be impractical to reproduce without the container, and the container would be an untested convenience without the comparison.</w:t>
-      </w:r>
-    </w:p>
-    <w:p>
-      <w:pPr>
-        <w:pStyle w:val="BodyText"/>
-      </w:pPr>
-      <w:r>
-        <w:t xml:space="preserve">Three questions are addressed. First, how far do FSL, MRtrix3 and DIPY agree on fractional anisotropy and mean diffusivity when given byte-identical input? Second, does any disagreement behave like a fixed bias, which could be corrected, or does it vary with the acquisition? Third, how often does each toolkit return values that are physically impossible, and what does that do to the agreement statistics normally used to answer the first question?</w:t>
-      </w:r>
-    </w:p>
-    <w:p>
-      <w:pPr>
-        <w:pStyle w:val="BodyText"/>
-      </w:pPr>
-      <w:r>
-        <w:t xml:space="preserve">We report the comparison on two open datasets acquired at different sites under different protocols, so that the findings are replicated rather than observed once. Both are distributed without credentials, and every reported value can be regenerated with four commands.</w:t>
+        <w:t xml:space="preserve">thing that differs is the software performing the tensor fit, how much do the toolkits disagree, and what inside the software is responsible? Answering the first part requires holding every other input fixed. Answering the second requires going further, and manipulating the candidate cause directly.</w:t>
+      </w:r>
+    </w:p>
+    <w:p>
+      <w:pPr>
+        <w:pStyle w:val="BodyText"/>
+      </w:pPr>
+      <w:r>
+        <w:t xml:space="preserve">We built a containerised environment in which all three toolkits run on byte-identical data, used it to run the controlled comparison, and then followed the difference to its source. The instrument and the measurement are reported together because neither is much use alone.</w:t>
+      </w:r>
+    </w:p>
+    <w:p>
+      <w:pPr>
+        <w:pStyle w:val="BodyText"/>
+      </w:pPr>
+      <w:r>
+        <w:t xml:space="preserve">Four questions are addressed. First, how far do FSL, MRtrix3 and DIPY agree on fractional anisotropy and mean diffusivity given identical input? Second, are the toolkits in fact running the same estimator, or does each apply a different one by default? Third, if the estimator is matched, does the disagreement persist? Fourth, when the toolkits disagree, is any of them wrong — a question that requires a ground truth the real data cannot supply.</w:t>
+      </w:r>
+    </w:p>
+    <w:p>
+      <w:pPr>
+        <w:pStyle w:val="BodyText"/>
+      </w:pPr>
+      <w:r>
+        <w:t xml:space="preserve">We report the comparison on two open datasets acquired at different sites under different protocols, on a synthetic phantom whose generating eigenvalues are known, and under a direct manipulation of the weighting scheme. Every value can be regenerated from openly available data.</w:t>
       </w:r>
     </w:p>
     <w:bookmarkEnd w:id="10"/>
-    <w:bookmarkStart w:id="18" w:name="materials-and-methods"/>
+    <w:bookmarkStart w:id="22" w:name="materials-and-methods"/>
     <w:p>
       <w:pPr>
         <w:pStyle w:val="Heading2"/>
@@ -868,12 +868,158 @@
       </w:r>
     </w:p>
     <w:bookmarkEnd w:id="12"/>
-    <w:bookmarkStart w:id="17" w:name="the-execution-environment"/>
+    <w:bookmarkStart w:id="13" w:name="matching-the-estimator"/>
     <w:p>
       <w:pPr>
         <w:pStyle w:val="Heading3"/>
       </w:pPr>
       <w:r>
+        <w:t xml:space="preserve">Matching the estimator</w:t>
+      </w:r>
+    </w:p>
+    <w:p>
+      <w:pPr>
+        <w:pStyle w:val="FirstParagraph"/>
+      </w:pPr>
+      <w:r>
+        <w:t xml:space="preserve">The comparison above compares toolkits at their usual settings, which is what a user encounters, but it does not guarantee that the same estimator is being applied. MRtrix3</w:t>
+      </w:r>
+      <w:r>
+        <w:t xml:space="preserve"> </w:t>
+      </w:r>
+      <w:r>
+        <w:rPr>
+          <w:rStyle w:val="VerbatimChar"/>
+        </w:rPr>
+        <w:t xml:space="preserve">dwi2tensor</w:t>
+      </w:r>
+      <w:r>
+        <w:t xml:space="preserve"> </w:t>
+      </w:r>
+      <w:r>
+        <w:t xml:space="preserve">performs weighted least squares followed by two iterations of reweighting by default. To place all three on plain WLS we repeated the comparison with</w:t>
+      </w:r>
+      <w:r>
+        <w:t xml:space="preserve"> </w:t>
+      </w:r>
+      <w:r>
+        <w:rPr>
+          <w:rStyle w:val="VerbatimChar"/>
+        </w:rPr>
+        <w:t xml:space="preserve">dwi2tensor -iter 0</w:t>
+      </w:r>
+      <w:r>
+        <w:t xml:space="preserve">, which stops after the first weighted fit, alongside FSL</w:t>
+      </w:r>
+      <w:r>
+        <w:t xml:space="preserve"> </w:t>
+      </w:r>
+      <w:r>
+        <w:rPr>
+          <w:rStyle w:val="VerbatimChar"/>
+        </w:rPr>
+        <w:t xml:space="preserve">dtifit --wls</w:t>
+      </w:r>
+      <w:r>
+        <w:t xml:space="preserve"> </w:t>
+      </w:r>
+      <w:r>
+        <w:t xml:space="preserve">and DIPY</w:t>
+      </w:r>
+      <w:r>
+        <w:t xml:space="preserve"> </w:t>
+      </w:r>
+      <w:r>
+        <w:rPr>
+          <w:rStyle w:val="VerbatimChar"/>
+        </w:rPr>
+        <w:t xml:space="preserve">fit_method="WLS"</w:t>
+      </w:r>
+      <w:r>
+        <w:t xml:space="preserve">. Both configurations are reported: the default arms because they describe practice, the matched arms because they isolate the estimator.</w:t>
+      </w:r>
+    </w:p>
+    <w:bookmarkEnd w:id="13"/>
+    <w:bookmarkStart w:id="14" w:name="manipulating-the-weighting-scheme"/>
+    <w:p>
+      <w:pPr>
+        <w:pStyle w:val="Heading3"/>
+      </w:pPr>
+      <w:r>
+        <w:t xml:space="preserve">Manipulating the weighting scheme</w:t>
+      </w:r>
+    </w:p>
+    <w:p>
+      <w:pPr>
+        <w:pStyle w:val="FirstParagraph"/>
+      </w:pPr>
+      <w:r>
+        <w:t xml:space="preserve">MRtrix3 documents its first stage as weighting by the empirical signal intensities; DIPY documents its weights as the squared signal predicted by an initial ordinary least-squares fit, following Chung et al. (2006). To test whether this accounts for the residual difference we used DIPY’s facility for user-supplied weights, running the same DIPY code twice on the same data — once with its default predicted-signal weights, once with the measured signal — and compared each against the FSL fit. Signals were floored at unity before both fits so that the weighted design matrix stays non-singular where a voxel reads zero; both arms received identical clipped data.</w:t>
+      </w:r>
+    </w:p>
+    <w:bookmarkEnd w:id="14"/>
+    <w:bookmarkStart w:id="15" w:name="accuracy-against-a-known-ground-truth"/>
+    <w:p>
+      <w:pPr>
+        <w:pStyle w:val="Heading3"/>
+      </w:pPr>
+      <w:r>
+        <w:t xml:space="preserve">Accuracy against a known ground truth</w:t>
+      </w:r>
+    </w:p>
+    <w:p>
+      <w:pPr>
+        <w:pStyle w:val="FirstParagraph"/>
+      </w:pPr>
+      <w:r>
+        <w:t xml:space="preserve">Agreement between toolkits cannot say whether any of them is accurate. We therefore fitted a synthetic phantom whose generating eigenvalues are known: an isotropic region with eigenvalues 0.9, 0.9, 0.9 × 10⁻³ mm²/s (FA = 0, MD = 0.90 µm²/ms) and a single-fibre region with 1.4, 0.35, 0.35 × 10⁻³ mm²/s (FA = 0.7071, MD = 0.70 µm²/ms), at an SNR of approximately 30. A crossing-fibre region is present in the phantom but excluded from scoring, since no single tensor is correct there by construction. Voxels within two of a region boundary were also excluded, as they mix tissue types. Bias and root-mean-square error against truth are reported for each arm.</w:t>
+      </w:r>
+    </w:p>
+    <w:bookmarkEnd w:id="15"/>
+    <w:bookmarkStart w:id="16" w:name="sensitivity-to-preprocessing"/>
+    <w:p>
+      <w:pPr>
+        <w:pStyle w:val="Heading3"/>
+      </w:pPr>
+      <w:r>
+        <w:t xml:space="preserve">Sensitivity to preprocessing</w:t>
+      </w:r>
+    </w:p>
+    <w:p>
+      <w:pPr>
+        <w:pStyle w:val="FirstParagraph"/>
+      </w:pPr>
+      <w:r>
+        <w:t xml:space="preserve">The comparison applies no denoising or eddy-current correction, so that the fit is examined at a defined starting point rather than after an arbitrary preprocessing choice. To test whether the findings survive realistic preprocessing, we repeated the whole comparison on MP-PCA denoised data. Denoising was performed once, with MRtrix3</w:t>
+      </w:r>
+      <w:r>
+        <w:t xml:space="preserve"> </w:t>
+      </w:r>
+      <w:r>
+        <w:rPr>
+          <w:rStyle w:val="VerbatimChar"/>
+        </w:rPr>
+        <w:t xml:space="preserve">dwidenoise</w:t>
+      </w:r>
+      <w:r>
+        <w:t xml:space="preserve">, on the full series before shell selection, and the denoised data given to all three toolkits. Denoising is thereby held constant and the estimator remains the only variable.</w:t>
+      </w:r>
+    </w:p>
+    <w:p>
+      <w:pPr>
+        <w:pStyle w:val="BodyText"/>
+      </w:pPr>
+      <w:r>
+        <w:t xml:space="preserve">Giving each toolkit its own denoiser would not be a more faithful alternative. FSL provides none, so it would fit noisier data than the other two and any difference could no longer be attributed to the fit. Eddy-current correction was not tested; it corrects geometric distortion, whereas the finding under examination concerns eigenvalue estimation, which is driven by noise.</w:t>
+      </w:r>
+    </w:p>
+    <w:bookmarkEnd w:id="16"/>
+    <w:bookmarkStart w:id="21" w:name="the-execution-environment"/>
+    <w:p>
+      <w:pPr>
+        <w:pStyle w:val="Heading3"/>
+      </w:pPr>
+      <w:r>
         <w:t xml:space="preserve">The execution environment</w:t>
       </w:r>
     </w:p>
@@ -885,7 +1031,7 @@
         <w:t xml:space="preserve">Running three toolkits on byte-identical input is the practical obstacle to a comparison of this kind, and the reason it is rarely done. We removed it by building a single container in which all three are installed and driven from one interface, so the same data can be pushed through each without reinstallation, format conversion, or hand-managed paths. The container is what makes the comparison reproducible by others, and is released with the paper.</w:t>
       </w:r>
     </w:p>
-    <w:bookmarkStart w:id="13" w:name="container-build"/>
+    <w:bookmarkStart w:id="17" w:name="container-build"/>
     <w:p>
       <w:pPr>
         <w:pStyle w:val="Heading4"/>
@@ -1067,8 +1213,8 @@
         <w:t xml:space="preserve">The first command builds the image (approximately 15 minutes, dominated by the FSL download); the second launches the container. No neuroimaging software is required on the host machine.</w:t>
       </w:r>
     </w:p>
-    <w:bookmarkEnd w:id="13"/>
-    <w:bookmarkStart w:id="14" w:name="pipeline-coverage"/>
+    <w:bookmarkEnd w:id="17"/>
+    <w:bookmarkStart w:id="18" w:name="pipeline-coverage"/>
     <w:p>
       <w:pPr>
         <w:pStyle w:val="Heading4"/>
@@ -1559,8 +1705,8 @@
         <w:t xml:space="preserve">— is demonstrated. Because the platform operates on a single subject, a synthetic group is constructed by adding Gaussian noise realisations (σ = 0.03 FA units) to the real FA map. The absence of equivalent voxelwise pipelines in MRtrix3 and DIPY (fixel-based analysis in MRtrix3 is noted as the conceptual analogue) is made explicit.</w:t>
       </w:r>
     </w:p>
-    <w:bookmarkEnd w:id="14"/>
-    <w:bookmarkStart w:id="15" w:name="reference-material"/>
+    <w:bookmarkEnd w:id="18"/>
+    <w:bookmarkStart w:id="19" w:name="reference-material"/>
     <w:p>
       <w:pPr>
         <w:pStyle w:val="Heading4"/>
@@ -1577,8 +1723,8 @@
         <w:t xml:space="preserve">A dedicated Reference section provides: (1) a DTI metrics guide with the biological interpretation of FA, MD, AD, and RD and live map display; (2) a 16-term dMRI glossary; (3) a command cheat sheet covering all seven stages across all three toolkits; and (4) a decision framework for selecting the appropriate toolkit based on acquisition type, research question, and available compute resources.</w:t>
       </w:r>
     </w:p>
-    <w:bookmarkEnd w:id="15"/>
-    <w:bookmarkStart w:id="16" w:name="availability-and-requirements"/>
+    <w:bookmarkEnd w:id="19"/>
+    <w:bookmarkStart w:id="20" w:name="availability-and-requirements"/>
     <w:p>
       <w:pPr>
         <w:pStyle w:val="Heading4"/>
@@ -1851,10 +1997,10 @@
         </w:tc>
       </w:tr>
     </w:tbl>
-    <w:bookmarkEnd w:id="16"/>
-    <w:bookmarkEnd w:id="17"/>
-    <w:bookmarkEnd w:id="18"/>
-    <w:bookmarkStart w:id="24" w:name="results"/>
+    <w:bookmarkEnd w:id="20"/>
+    <w:bookmarkEnd w:id="21"/>
+    <w:bookmarkEnd w:id="22"/>
+    <w:bookmarkStart w:id="30" w:name="results"/>
     <w:p>
       <w:pPr>
         <w:pStyle w:val="Heading2"/>
@@ -1863,13 +2009,13 @@
         <w:t xml:space="preserve">Results</w:t>
       </w:r>
     </w:p>
-    <w:bookmarkStart w:id="19" w:name="brain-mask-agreement"/>
+    <w:bookmarkStart w:id="23" w:name="the-apparent-difference-between-toolkits"/>
     <w:p>
       <w:pPr>
         <w:pStyle w:val="Heading3"/>
       </w:pPr>
       <w:r>
-        <w:t xml:space="preserve">Brain Mask Agreement</w:t>
+        <w:t xml:space="preserve">The apparent difference between toolkits</w:t>
       </w:r>
     </w:p>
     <w:p>
@@ -1877,7 +2023,7 @@
         <w:pStyle w:val="FirstParagraph"/>
       </w:pPr>
       <w:r>
-        <w:t xml:space="preserve">Brain masks produced by FSL</w:t>
+        <w:t xml:space="preserve">Run as a user would normally run them — FSL</w:t>
       </w:r>
       <w:r>
         <w:t xml:space="preserve"> </w:t>
@@ -1886,7 +2032,7 @@
         <w:rPr>
           <w:rStyle w:val="VerbatimChar"/>
         </w:rPr>
-        <w:t xml:space="preserve">bet</w:t>
+        <w:t xml:space="preserve">dtifit --wls</w:t>
       </w:r>
       <w:r>
         <w:t xml:space="preserve">, MRtrix3</w:t>
@@ -1898,10 +2044,13 @@
         <w:rPr>
           <w:rStyle w:val="VerbatimChar"/>
         </w:rPr>
-        <w:t xml:space="preserve">dwi2mask</w:t>
-      </w:r>
-      <w:r>
-        <w:t xml:space="preserve">, and DIPY</w:t>
+        <w:t xml:space="preserve">dwi2tensor</w:t>
+      </w:r>
+      <w:r>
+        <w:t xml:space="preserve"> </w:t>
+      </w:r>
+      <w:r>
+        <w:t xml:space="preserve">at its default, DIPY</w:t>
       </w:r>
       <w:r>
         <w:t xml:space="preserve"> </w:t>
@@ -1910,18 +2059,135 @@
         <w:rPr>
           <w:rStyle w:val="VerbatimChar"/>
         </w:rPr>
-        <w:t xml:space="preserve">median_otsu</w:t>
-      </w:r>
-      <w:r>
-        <w:t xml:space="preserve">, each run on the input its algorithm is designed to consume, showed high pairwise overlap on both datasets (Table 2). Dice similarity coefficients ranged from 0.9009 to 0.9277 on Stanford and from 0.9058 to 0.9668 on Sherbrooke, with no pair falling below 0.90 in either acquisition.</w:t>
-      </w:r>
-    </w:p>
-    <w:p>
-      <w:pPr>
-        <w:pStyle w:val="BodyText"/>
-      </w:pPr>
-      <w:r>
-        <w:t xml:space="preserve">Pairwise Dice, however, conceals how differently the three algorithms behave, and it conceals it in a way worth stating explicitly: for a large, compact object such as the brain, DSC stays high even when boundary decisions differ appreciably. On Stanford the mask volumes were 203,984 voxels (FSL), 187,948 (DIPY), and 167,950 (MRtrix3) — a spread of 21% between the largest and the smallest, despite every pairwise DSC exceeding 0.90. Nor is the ordering stable across acquisitions. On Sherbrooke the volumes were 199,249 (MRtrix3), 188,717 (FSL), and 186,450 (DIPY), a spread of only 7%, with MRtrix3 moving from the most conservative mask on one dataset to the most inclusive on the other. Which tool yields the largest brain mask is therefore a property of the tool</w:t>
+        <w:t xml:space="preserve">fit_method="WLS"</w:t>
+      </w:r>
+      <w:r>
+        <w:t xml:space="preserve"> </w:t>
+      </w:r>
+      <w:r>
+        <w:t xml:space="preserve">— the three toolkits do not agree equally well with one another (Table 2). MRtrix3 and DIPY were close on both datasets (FA r = 0.9990 and 0.9966), while FSL sat apart from both (FA r = 0.9604-0.9652 on Stanford, 0.8897-0.9157 on Sherbrooke). Read at face value this says FSL is the odd one out.</w:t>
+      </w:r>
+    </w:p>
+    <w:p>
+      <w:pPr>
+        <w:pStyle w:val="BodyText"/>
+      </w:pPr>
+      <w:r>
+        <w:t xml:space="preserve">Bland-Altman analysis (Figure 3c) showed systematic offset rather than symmetric scatter in every FSL pairing. The offset did not behave consistently: FSL mean diffusivity was lower on both datasets, by 0.033 µm²/ms on Stanford and 0.127 on Sherbrooke, while the fractional anisotropy offset changed sign between them, FSL being lower on Stanford by 0.018 and higher on Sherbrooke by 0.014.</w:t>
+      </w:r>
+    </w:p>
+    <w:p>
+      <w:pPr>
+        <w:pStyle w:val="BodyText"/>
+      </w:pPr>
+      <w:r>
+        <w:t xml:space="preserve">An offset that reverses sign between two ordinary acquisitions is difficult to explain as an implementation difference, and that inconsistency prompted the checks reported next.</w:t>
+      </w:r>
+    </w:p>
+    <w:bookmarkEnd w:id="23"/>
+    <w:bookmarkStart w:id="24" w:name="X668a78e050b2920dbca438ad8e2927c718d34ad"/>
+    <w:p>
+      <w:pPr>
+        <w:pStyle w:val="Heading3"/>
+      </w:pPr>
+      <w:r>
+        <w:t xml:space="preserve">The toolkits were not running the same estimator</w:t>
+      </w:r>
+    </w:p>
+    <w:p>
+      <w:pPr>
+        <w:pStyle w:val="FirstParagraph"/>
+      </w:pPr>
+      <w:r>
+        <w:t xml:space="preserve">MRtrix3’s</w:t>
+      </w:r>
+      <w:r>
+        <w:t xml:space="preserve"> </w:t>
+      </w:r>
+      <w:r>
+        <w:rPr>
+          <w:rStyle w:val="VerbatimChar"/>
+        </w:rPr>
+        <w:t xml:space="preserve">dwi2tensor</w:t>
+      </w:r>
+      <w:r>
+        <w:t xml:space="preserve"> </w:t>
+      </w:r>
+      <w:r>
+        <w:t xml:space="preserve">does not perform plain weighted least squares by default. Its documentation states that it fits in two stages: weighted least squares using weights taken from the empirical signal intensities, followed by iteratively reweighted least squares in which the weights come from the signal predicted by the previous iteration, with two such iterations by default. FSL</w:t>
+      </w:r>
+      <w:r>
+        <w:t xml:space="preserve"> </w:t>
+      </w:r>
+      <w:r>
+        <w:rPr>
+          <w:rStyle w:val="VerbatimChar"/>
+        </w:rPr>
+        <w:t xml:space="preserve">--wls</w:t>
+      </w:r>
+      <w:r>
+        <w:t xml:space="preserve"> </w:t>
+      </w:r>
+      <w:r>
+        <w:t xml:space="preserve">and DIPY</w:t>
+      </w:r>
+      <w:r>
+        <w:t xml:space="preserve"> </w:t>
+      </w:r>
+      <w:r>
+        <w:rPr>
+          <w:rStyle w:val="VerbatimChar"/>
+        </w:rPr>
+        <w:t xml:space="preserve">fit_method="WLS"</w:t>
+      </w:r>
+      <w:r>
+        <w:t xml:space="preserve"> </w:t>
+      </w:r>
+      <w:r>
+        <w:t xml:space="preserve">perform a single weighted fit. The comparison above therefore contrasted two IWLS iterations against plain WLS, and attributed the result to the toolkit.</w:t>
+      </w:r>
+    </w:p>
+    <w:p>
+      <w:pPr>
+        <w:pStyle w:val="BodyText"/>
+      </w:pPr>
+      <w:r>
+        <w:t xml:space="preserve">Repeating the comparison with MRtrix3 constrained to plain WLS (</w:t>
+      </w:r>
+      <w:r>
+        <w:rPr>
+          <w:rStyle w:val="VerbatimChar"/>
+        </w:rPr>
+        <w:t xml:space="preserve">-iter 0</w:t>
+      </w:r>
+      <w:r>
+        <w:t xml:space="preserve">) reverses the grouping entirely (Table 3). FSL and MRtrix3 then agree exactly: r = 1.0000 for both FA and MD on both datasets, with mean absolute error 0.0000 and a mean voxelwise difference of 1.1 × 10⁻⁴ FA units, which is numerical precision rather than agreement in the usual sense. MRtrix3 simultaneously moves away from DIPY, to r = 0.9602 on Stanford and 0.8895 on Sherbrooke — the same distance that had previously separated DIPY from FSL.</w:t>
+      </w:r>
+    </w:p>
+    <w:p>
+      <w:pPr>
+        <w:pStyle w:val="BodyText"/>
+      </w:pPr>
+      <w:r>
+        <w:t xml:space="preserve">Two implementations of weighted least squares, written independently in different languages by different groups, return the same tensor. The apparent toolkit effect was an estimator effect.</w:t>
+      </w:r>
+    </w:p>
+    <w:bookmarkEnd w:id="24"/>
+    <w:bookmarkStart w:id="25" w:name="X00e5bcbd68722fe04a961dc7fd7b0099eea8ba7"/>
+    <w:p>
+      <w:pPr>
+        <w:pStyle w:val="Heading3"/>
+      </w:pPr>
+      <w:r>
+        <w:t xml:space="preserve">What separates DIPY is the source of the weights</w:t>
+      </w:r>
+    </w:p>
+    <w:p>
+      <w:pPr>
+        <w:pStyle w:val="FirstParagraph"/>
+      </w:pPr>
+      <w:r>
+        <w:t xml:space="preserve">DIPY remains apart from the other two even with MRtrix3 matched, and its documentation identifies why. Where MRtrix3’s first stage weights the fit by the</w:t>
       </w:r>
       <w:r>
         <w:t xml:space="preserve"> </w:t>
@@ -1931,36 +2197,589 @@
           <w:i/>
           <w:iCs/>
         </w:rPr>
+        <w:t xml:space="preserve">measured</w:t>
+      </w:r>
+      <w:r>
+        <w:t xml:space="preserve"> </w:t>
+      </w:r>
+      <w:r>
+        <w:t xml:space="preserve">signal, DIPY follows the two-pass scheme of Chung et al. (2006): an ordinary least-squares fit is performed first, and the signal it</w:t>
+      </w:r>
+      <w:r>
+        <w:t xml:space="preserve"> </w:t>
+      </w:r>
+      <w:r>
+        <w:rPr>
+          <w:i/>
+          <w:iCs/>
+        </w:rPr>
+        <w:t xml:space="preserve">predicts</w:t>
+      </w:r>
+      <w:r>
+        <w:t xml:space="preserve"> </w:t>
+      </w:r>
+      <w:r>
+        <w:t xml:space="preserve">supplies the weights for the weighted fit. FSL’s</w:t>
+      </w:r>
+      <w:r>
+        <w:t xml:space="preserve"> </w:t>
+      </w:r>
+      <w:r>
+        <w:rPr>
+          <w:rStyle w:val="VerbatimChar"/>
+        </w:rPr>
+        <w:t xml:space="preserve">--wls</w:t>
+      </w:r>
+      <w:r>
+        <w:t xml:space="preserve"> </w:t>
+      </w:r>
+      <w:r>
+        <w:t xml:space="preserve">agrees with MRtrix3 to numerical precision, so it uses measured-signal weights as well.</w:t>
+      </w:r>
+    </w:p>
+    <w:p>
+      <w:pPr>
+        <w:pStyle w:val="BodyText"/>
+      </w:pPr>
+      <w:r>
+        <w:t xml:space="preserve">This divides the four arms into two families by weighting scheme rather than by software:</w:t>
+      </w:r>
+    </w:p>
+    <w:tbl>
+      <w:tblPr>
+        <w:tblStyle w:val="Table"/>
+        <w:tblW w:type="pct" w:w="5000"/>
+        <w:tblLayout w:type="fixed"/>
+        <w:tblLook w:firstRow="1" w:lastRow="0" w:firstColumn="0" w:lastColumn="0" w:noHBand="0" w:noVBand="0" w:val="0020"/>
+      </w:tblPr>
+      <w:tblGrid>
+        <w:gridCol w:w="3960"/>
+        <w:gridCol w:w="3960"/>
+      </w:tblGrid>
+      <w:tr>
+        <w:trPr>
+          <w:tblHeader w:val="on"/>
+        </w:trPr>
+        <w:tc>
+          <w:tcPr/>
+          <w:p>
+            <w:pPr>
+              <w:pStyle w:val="Compact"/>
+            </w:pPr>
+            <w:r>
+              <w:t xml:space="preserve">Weights derived from</w:t>
+            </w:r>
+          </w:p>
+        </w:tc>
+        <w:tc>
+          <w:tcPr/>
+          <w:p>
+            <w:pPr>
+              <w:pStyle w:val="Compact"/>
+            </w:pPr>
+            <w:r>
+              <w:t xml:space="preserve">Arms</w:t>
+            </w:r>
+          </w:p>
+        </w:tc>
+      </w:tr>
+      <w:tr>
+        <w:tc>
+          <w:tcPr/>
+          <w:p>
+            <w:pPr>
+              <w:pStyle w:val="Compact"/>
+            </w:pPr>
+            <w:r>
+              <w:t xml:space="preserve">Measured signal</w:t>
+            </w:r>
+          </w:p>
+        </w:tc>
+        <w:tc>
+          <w:tcPr/>
+          <w:p>
+            <w:pPr>
+              <w:pStyle w:val="Compact"/>
+            </w:pPr>
+            <w:r>
+              <w:t xml:space="preserve">FSL</w:t>
+            </w:r>
+            <w:r>
+              <w:t xml:space="preserve"> </w:t>
+            </w:r>
+            <w:r>
+              <w:rPr>
+                <w:rStyle w:val="VerbatimChar"/>
+              </w:rPr>
+              <w:t xml:space="preserve">dtifit --wls</w:t>
+            </w:r>
+            <w:r>
+              <w:t xml:space="preserve">; MRtrix3</w:t>
+            </w:r>
+            <w:r>
+              <w:t xml:space="preserve"> </w:t>
+            </w:r>
+            <w:r>
+              <w:rPr>
+                <w:rStyle w:val="VerbatimChar"/>
+              </w:rPr>
+              <w:t xml:space="preserve">dwi2tensor -iter 0</w:t>
+            </w:r>
+          </w:p>
+        </w:tc>
+      </w:tr>
+      <w:tr>
+        <w:tc>
+          <w:tcPr/>
+          <w:p>
+            <w:pPr>
+              <w:pStyle w:val="Compact"/>
+            </w:pPr>
+            <w:r>
+              <w:t xml:space="preserve">Predicted signal</w:t>
+            </w:r>
+          </w:p>
+        </w:tc>
+        <w:tc>
+          <w:tcPr/>
+          <w:p>
+            <w:pPr>
+              <w:pStyle w:val="Compact"/>
+            </w:pPr>
+            <w:r>
+              <w:t xml:space="preserve">DIPY</w:t>
+            </w:r>
+            <w:r>
+              <w:t xml:space="preserve"> </w:t>
+            </w:r>
+            <w:r>
+              <w:rPr>
+                <w:rStyle w:val="VerbatimChar"/>
+              </w:rPr>
+              <w:t xml:space="preserve">fit_method="WLS"</w:t>
+            </w:r>
+            <w:r>
+              <w:t xml:space="preserve">; MRtrix3</w:t>
+            </w:r>
+            <w:r>
+              <w:t xml:space="preserve"> </w:t>
+            </w:r>
+            <w:r>
+              <w:rPr>
+                <w:rStyle w:val="VerbatimChar"/>
+              </w:rPr>
+              <w:t xml:space="preserve">dwi2tensor</w:t>
+            </w:r>
+            <w:r>
+              <w:t xml:space="preserve"> </w:t>
+            </w:r>
+            <w:r>
+              <w:t xml:space="preserve">default (iterated twice)</w:t>
+            </w:r>
+          </w:p>
+        </w:tc>
+      </w:tr>
+    </w:tbl>
+    <w:p>
+      <w:pPr>
+        <w:pStyle w:val="BodyText"/>
+      </w:pPr>
+      <w:r>
+        <w:t xml:space="preserve">The grouping predicts every correlation observed: within the measured-signal family r = 1.0000, within the predicted-signal family r = 0.9990, and between families r ≈ 0.96.</w:t>
+      </w:r>
+    </w:p>
+    <w:p>
+      <w:pPr>
+        <w:pStyle w:val="BodyText"/>
+      </w:pPr>
+      <w:r>
+        <w:t xml:space="preserve">We tested this directly rather than resting on the correspondence. DIPY accepts user-supplied weights, so the same DIPY code was run twice on the same data, once with its default predicted-signal weights and once with measured-signal weights, and each compared against the FSL fit (Table 4). Supplying measured-signal weights reduced the FA disagreement with FSL from 0.0222 to 0.0003 mean absolute error on Stanford and from 0.0468 to 0.0035 on Sherbrooke; for MD the reduction was from 0.0320 to 0.0001 and from 0.1224 to 0.0022 µm²/ms. The bias fell to within 0.0023 FA units of zero in both datasets.</w:t>
+      </w:r>
+    </w:p>
+    <w:p>
+      <w:pPr>
+        <w:pStyle w:val="BodyText"/>
+      </w:pPr>
+      <w:r>
+        <w:t xml:space="preserve">Changing one argument inside a single toolkit removes almost all of the difference previously attributed to the choice between toolkits.</w:t>
+      </w:r>
+    </w:p>
+    <w:bookmarkEnd w:id="25"/>
+    <w:bookmarkStart w:id="26" w:name="neither-weighting-is-wrong"/>
+    <w:p>
+      <w:pPr>
+        <w:pStyle w:val="Heading3"/>
+      </w:pPr>
+      <w:r>
+        <w:t xml:space="preserve">Neither weighting is wrong</w:t>
+      </w:r>
+    </w:p>
+    <w:p>
+      <w:pPr>
+        <w:pStyle w:val="FirstParagraph"/>
+      </w:pPr>
+      <w:r>
+        <w:t xml:space="preserve">That two estimators disagree does not establish that either is inaccurate. On the synthetic phantom, where the eigenvalues generating the signal are known exactly, all four arms recover them closely (Table 5). In the single-fibre region, against a true FA of 0.7071 and true MD of 0.7000 µm²/ms, the measured-signal arms returned FA biased by −0.0021 and MD by −0.0050, and the predicted-signal arms FA by +0.0014 to +0.0022 and MD by +0.0017 to +0.0020. Root-mean-square errors were 0.021 for FA and 0.018 for MD in every arm.</w:t>
+      </w:r>
+    </w:p>
+    <w:p>
+      <w:pPr>
+        <w:pStyle w:val="BodyText"/>
+      </w:pPr>
+      <w:r>
+        <w:t xml:space="preserve">The two families therefore bracket the truth, one slightly low and one slightly high, and the gap between them on clean data is about 0.004 FA units. On real data the same two families differ by 0.015 to 0.020 FA units, four to five times more. The estimators are not inaccurate; they respond differently to what real data contains and the phantom does not.</w:t>
+      </w:r>
+    </w:p>
+    <w:p>
+      <w:pPr>
+        <w:pStyle w:val="BodyText"/>
+      </w:pPr>
+      <w:r>
+        <w:t xml:space="preserve">In the isotropic region, where the true FA is zero, every arm returned approximately 0.086. This is the familiar noise floor of anisotropy estimates and is not a toolkit property; it appeared identically in all four.</w:t>
+      </w:r>
+    </w:p>
+    <w:bookmarkEnd w:id="26"/>
+    <w:bookmarkStart w:id="27" w:name="sensitivity-to-denoising"/>
+    <w:p>
+      <w:pPr>
+        <w:pStyle w:val="Heading3"/>
+      </w:pPr>
+      <w:r>
+        <w:t xml:space="preserve">Sensitivity to denoising</w:t>
+      </w:r>
+    </w:p>
+    <w:p>
+      <w:pPr>
+        <w:pStyle w:val="FirstParagraph"/>
+      </w:pPr>
+      <w:r>
+        <w:t xml:space="preserve">If the difference between weighting schemes is driven by noise, denoising should reduce it. MP-PCA denoising was applied once with MRtrix3</w:t>
+      </w:r>
+      <w:r>
+        <w:t xml:space="preserve"> </w:t>
+      </w:r>
+      <w:r>
+        <w:rPr>
+          <w:rStyle w:val="VerbatimChar"/>
+        </w:rPr>
+        <w:t xml:space="preserve">dwidenoise</w:t>
+      </w:r>
+      <w:r>
+        <w:t xml:space="preserve"> </w:t>
+      </w:r>
+      <w:r>
+        <w:t xml:space="preserve">and the denoised series given to all three toolkits, leaving the estimator as the only variable (Table 6).</w:t>
+      </w:r>
+    </w:p>
+    <w:p>
+      <w:pPr>
+        <w:pStyle w:val="BodyText"/>
+      </w:pPr>
+      <w:r>
+        <w:t xml:space="preserve">The differences shrink substantially but do not close. The FSL-to-MRtrix3-default MD offset fell from 0.033 to 0.019 µm²/ms on Stanford and from 0.127 to 0.049 on Sherbrooke, reductions of 44% and 61%. The FA offset fell correspondingly, and its sign still reversed between the two datasets, from −0.013 on Stanford to +0.003 on Sherbrooke. Agreement within the predicted-signal family was unaffected (MRtrix3 default against DIPY, r = 0.9990 before and after).</w:t>
+      </w:r>
+    </w:p>
+    <w:p>
+      <w:pPr>
+        <w:pStyle w:val="BodyText"/>
+      </w:pPr>
+      <w:r>
+        <w:t xml:space="preserve">Roughly half of the between-family difference on real data is therefore attributable to noise, consistent with the phantom result that the two schemes differ little when noise is well behaved.</w:t>
+      </w:r>
+    </w:p>
+    <w:bookmarkEnd w:id="27"/>
+    <w:bookmarkStart w:id="28" w:name="non-physical-tensor-fits"/>
+    <w:p>
+      <w:pPr>
+        <w:pStyle w:val="Heading3"/>
+      </w:pPr>
+      <w:r>
+        <w:t xml:space="preserve">Non-physical tensor fits</w:t>
+      </w:r>
+    </w:p>
+    <w:p>
+      <w:pPr>
+        <w:pStyle w:val="FirstParagraph"/>
+      </w:pPr>
+      <w:r>
+        <w:t xml:space="preserve">Unconstrained linear fitting can return negative eigenvalues, which produce fractional anisotropy above one and mean diffusivity below zero. Counts differ markedly between arms (Table 7). DIPY returned no such voxel in any run — two datasets, with and without denoising. FSL and MRtrix3 both returned them: on unprocessed data, 0.40% and 0.27% of white matter voxels on Stanford, and 3.97% and 2.03% on Sherbrooke.</w:t>
+      </w:r>
+    </w:p>
+    <w:p>
+      <w:pPr>
+        <w:pStyle w:val="BodyText"/>
+      </w:pPr>
+      <w:r>
+        <w:t xml:space="preserve">Which of the two produces more is not stable. On unprocessed data FSL produced more than MRtrix3 in both datasets, but after denoising the order reversed on Stanford, MRtrix3 rising slightly to 0.29% while FSL fell to 0.23%. The robust statement is the one that held throughout: DIPY produced none, and the other two produced them at a rate that depends on both the acquisition and the preprocessing.</w:t>
+      </w:r>
+    </w:p>
+    <w:p>
+      <w:pPr>
+        <w:pStyle w:val="BodyText"/>
+      </w:pPr>
+      <w:r>
+        <w:t xml:space="preserve">The rate tracks acquisition quality. Sherbrooke, with a single b = 0 volume against Stanford’s ten, produced roughly ten times as many failed fits in every arm that admits them.</w:t>
+      </w:r>
+    </w:p>
+    <w:p>
+      <w:pPr>
+        <w:pStyle w:val="BodyText"/>
+      </w:pPr>
+      <w:r>
+        <w:t xml:space="preserve">These voxels barely move a robust statistic — excluding them changes mean absolute error by under 2% — but they dominate a correlation. Computed without a plausibility restriction, MRtrix3-DIPY MD agreement on Stanford appears to be r = 0.118 rather than 0.9965. Agreement statistics computed on raw tensor maps can therefore be wrong by an amount that changes the conclusion.</w:t>
+      </w:r>
+    </w:p>
+    <w:bookmarkEnd w:id="28"/>
+    <w:bookmarkStart w:id="29" w:name="brain-extraction"/>
+    <w:p>
+      <w:pPr>
+        <w:pStyle w:val="Heading3"/>
+      </w:pPr>
+      <w:r>
+        <w:t xml:space="preserve">Brain extraction</w:t>
+      </w:r>
+    </w:p>
+    <w:p>
+      <w:pPr>
+        <w:pStyle w:val="FirstParagraph"/>
+      </w:pPr>
+      <w:r>
+        <w:t xml:space="preserve">Brain masks produced by FSL</w:t>
+      </w:r>
+      <w:r>
+        <w:t xml:space="preserve"> </w:t>
+      </w:r>
+      <w:r>
+        <w:rPr>
+          <w:rStyle w:val="VerbatimChar"/>
+        </w:rPr>
+        <w:t xml:space="preserve">bet</w:t>
+      </w:r>
+      <w:r>
+        <w:t xml:space="preserve">, MRtrix3</w:t>
+      </w:r>
+      <w:r>
+        <w:t xml:space="preserve"> </w:t>
+      </w:r>
+      <w:r>
+        <w:rPr>
+          <w:rStyle w:val="VerbatimChar"/>
+        </w:rPr>
+        <w:t xml:space="preserve">dwi2mask</w:t>
+      </w:r>
+      <w:r>
+        <w:t xml:space="preserve"> </w:t>
+      </w:r>
+      <w:r>
+        <w:t xml:space="preserve">and DIPY</w:t>
+      </w:r>
+      <w:r>
+        <w:t xml:space="preserve"> </w:t>
+      </w:r>
+      <w:r>
+        <w:rPr>
+          <w:rStyle w:val="VerbatimChar"/>
+        </w:rPr>
+        <w:t xml:space="preserve">median_otsu</w:t>
+      </w:r>
+      <w:r>
+        <w:t xml:space="preserve">, each run on the input its algorithm expects, overlapped at Dice coefficients of 0.9009 to 0.9277 on Stanford and 0.9058 to 0.9668 on Sherbrooke (Table 2), with no pair below 0.90.</w:t>
+      </w:r>
+    </w:p>
+    <w:p>
+      <w:pPr>
+        <w:pStyle w:val="BodyText"/>
+      </w:pPr>
+      <w:r>
+        <w:t xml:space="preserve">Pairwise Dice conceals how differently the algorithms behave. On Stanford the mask volumes were 203,984 voxels (FSL), 187,948 (DIPY) and 167,950 (MRtrix3), a spread of 21% between largest and smallest despite every pairwise coefficient exceeding 0.90. The ordering is not stable either: on Sherbrooke the volumes were 199,249 (MRtrix3), 188,717 (FSL) and 186,450 (DIPY), a spread of 7%, with MRtrix3 moving from the most conservative mask on one dataset to the most inclusive on the other.</w:t>
+      </w:r>
+    </w:p>
+    <w:p>
+      <w:pPr>
+        <w:pStyle w:val="BodyText"/>
+      </w:pPr>
+      <w:r>
+        <w:t xml:space="preserve">Disagreements concentrate at the cortical boundary and, distinctively, at the lateral ventricles (Figure 4), which DIPY</w:t>
+      </w:r>
+      <w:r>
+        <w:t xml:space="preserve"> </w:t>
+      </w:r>
+      <w:r>
+        <w:rPr>
+          <w:rStyle w:val="VerbatimChar"/>
+        </w:rPr>
+        <w:t xml:space="preserve">median_otsu</w:t>
+      </w:r>
+      <w:r>
+        <w:t xml:space="preserve"> </w:t>
+      </w:r>
+      <w:r>
+        <w:t xml:space="preserve">excludes and the other two retain. A mask that includes ventricles admits high-diffusivity, near-isotropic voxels into any subsequent group statistics.</w:t>
+      </w:r>
+    </w:p>
+    <w:bookmarkEnd w:id="29"/>
+    <w:bookmarkEnd w:id="30"/>
+    <w:bookmarkStart w:id="37" w:name="discussion"/>
+    <w:p>
+      <w:pPr>
+        <w:pStyle w:val="Heading2"/>
+      </w:pPr>
+      <w:r>
+        <w:t xml:space="preserve">Discussion</w:t>
+      </w:r>
+    </w:p>
+    <w:bookmarkStart w:id="31" w:name="X583bf19aef6525da11f98a194c192b70fc70db6"/>
+    <w:p>
+      <w:pPr>
+        <w:pStyle w:val="Heading3"/>
+      </w:pPr>
+      <w:r>
+        <w:t xml:space="preserve">What the toolkit label does and does not tell you</w:t>
+      </w:r>
+    </w:p>
+    <w:p>
+      <w:pPr>
+        <w:pStyle w:val="FirstParagraph"/>
+      </w:pPr>
+      <w:r>
+        <w:t xml:space="preserve">The result that organises the others is that FSL and MRtrix3, given the same estimator, return the same tensor to numerical precision. Two independent implementations — different languages, different groups, different decades — agree at r = 1.0000 with a mean voxelwise difference of about 10⁻⁴ FA units. Implementation quality is not the variable.</w:t>
+      </w:r>
+    </w:p>
+    <w:p>
+      <w:pPr>
+        <w:pStyle w:val="BodyText"/>
+      </w:pPr>
+      <w:r>
+        <w:t xml:space="preserve">What varies is which estimator each toolkit applies when the user does not specify one. MRtrix3 ships two iterations of reweighted least squares; FSL performs a single weighted fit when asked for</w:t>
+      </w:r>
+      <w:r>
+        <w:t xml:space="preserve"> </w:t>
+      </w:r>
+      <w:r>
+        <w:rPr>
+          <w:rStyle w:val="VerbatimChar"/>
+        </w:rPr>
+        <w:t xml:space="preserve">--wls</w:t>
+      </w:r>
+      <w:r>
+        <w:t xml:space="preserve"> </w:t>
+      </w:r>
+      <w:r>
+        <w:t xml:space="preserve">and ordinary least squares otherwise; DIPY performs a single weighted fit but derives the weights differently, from a preliminary OLS prediction rather than from the measured signal. None of this appears in the command a user types.</w:t>
+      </w:r>
+      <w:r>
+        <w:t xml:space="preserve"> </w:t>
+      </w:r>
+      <w:r>
+        <w:rPr>
+          <w:rStyle w:val="VerbatimChar"/>
+        </w:rPr>
+        <w:t xml:space="preserve">dwi2tensor dwi.mif tensor.mif</w:t>
+      </w:r>
+      <w:r>
+        <w:t xml:space="preserve"> </w:t>
+      </w:r>
+      <w:r>
         <w:t xml:space="preserve">and</w:t>
       </w:r>
       <w:r>
         <w:t xml:space="preserve"> </w:t>
       </w:r>
       <w:r>
-        <w:t xml:space="preserve">the acquisition together, not of the tool alone.</w:t>
-      </w:r>
-    </w:p>
-    <w:p>
-      <w:pPr>
-        <w:pStyle w:val="BodyText"/>
-      </w:pPr>
-      <w:r>
-        <w:t xml:space="preserve">Disagreements were concentrated at the cortical boundary and, distinctively, at the lateral ventricles (Figure 4). DIPY</w:t>
-      </w:r>
-      <w:r>
-        <w:t xml:space="preserve"> </w:t>
-      </w:r>
-      <w:r>
         <w:rPr>
           <w:rStyle w:val="VerbatimChar"/>
         </w:rPr>
-        <w:t xml:space="preserve">median_otsu</w:t>
-      </w:r>
-      <w:r>
-        <w:t xml:space="preserve"> </w:t>
-      </w:r>
-      <w:r>
-        <w:t xml:space="preserve">excluded ventricular CSF, whereas FSL</w:t>
+        <w:t xml:space="preserve">dtifit --wls ...</w:t>
+      </w:r>
+      <w:r>
+        <w:t xml:space="preserve"> </w:t>
+      </w:r>
+      <w:r>
+        <w:t xml:space="preserve">look like the same operation described in two dialects, which is how the field generally treats them, and they are not.</w:t>
+      </w:r>
+    </w:p>
+    <w:p>
+      <w:pPr>
+        <w:pStyle w:val="BodyText"/>
+      </w:pPr>
+      <w:r>
+        <w:t xml:space="preserve">This reframes what</w:t>
+      </w:r>
+      <w:r>
+        <w:t xml:space="preserve"> </w:t>
+      </w:r>
+      <w:r>
+        <w:t xml:space="preserve">“software-related variability”</w:t>
+      </w:r>
+      <w:r>
+        <w:t xml:space="preserve"> </w:t>
+      </w:r>
+      <w:r>
+        <w:t xml:space="preserve">means in dMRI. Reported differences between toolkits are real, and our first analysis reproduced them, but they are not differences between codebases. They are differences between statistical estimators that happen to be bundled as defaults. The distinction matters because the two have different remedies: a codebase difference would require the developers to act, whereas an estimator difference can be removed by the analyst, in our case with a single command-line argument.</w:t>
+      </w:r>
+    </w:p>
+    <w:bookmarkEnd w:id="31"/>
+    <w:bookmarkStart w:id="32" w:name="X522abfcc87909fb12ce864a49267d6b69f7e06e"/>
+    <w:p>
+      <w:pPr>
+        <w:pStyle w:val="Heading3"/>
+      </w:pPr>
+      <w:r>
+        <w:t xml:space="preserve">Neither scheme is wrong, and that is the useful part</w:t>
+      </w:r>
+    </w:p>
+    <w:p>
+      <w:pPr>
+        <w:pStyle w:val="FirstParagraph"/>
+      </w:pPr>
+      <w:r>
+        <w:t xml:space="preserve">The phantom shows that both weighting schemes recover known eigenvalues, one marginally low and one marginally high, with the gap between them about 0.004 FA units on clean data. Neither can be called incorrect, and we do not recommend one over the other.</w:t>
+      </w:r>
+    </w:p>
+    <w:p>
+      <w:pPr>
+        <w:pStyle w:val="BodyText"/>
+      </w:pPr>
+      <w:r>
+        <w:t xml:space="preserve">That makes the finding more awkward for practice rather than less. If one scheme were wrong it could be deprecated. Because both are defensible, both will persist, and studies analysed in different toolkits will continue to differ by an amount that is small within a study and not small across studies. On real data the gap grows to 0.015-0.020 FA units, four to five times the phantom value, and denoising removes only about half of it. The remainder reflects properties of real data — noise structure, artefacts, partial volume — that the two schemes weight differently.</w:t>
+      </w:r>
+    </w:p>
+    <w:p>
+      <w:pPr>
+        <w:pStyle w:val="BodyText"/>
+      </w:pPr>
+      <w:r>
+        <w:t xml:space="preserve">For a single study processed consistently the practical exposure is limited: every subject is displaced in the same direction. The exposure is in pooling. Normative reference ranges, multi-site studies, and meta-analyses of absolute diffusivity all combine values whose estimator is usually unstated and, in our reading of methods sections, usually unknown to the authors.</w:t>
+      </w:r>
+    </w:p>
+    <w:bookmarkEnd w:id="32"/>
+    <w:bookmarkStart w:id="33" w:name="the-reporting-problem"/>
+    <w:p>
+      <w:pPr>
+        <w:pStyle w:val="Heading3"/>
+      </w:pPr>
+      <w:r>
+        <w:t xml:space="preserve">The reporting problem</w:t>
+      </w:r>
+    </w:p>
+    <w:p>
+      <w:pPr>
+        <w:pStyle w:val="FirstParagraph"/>
+      </w:pPr>
+      <w:r>
+        <w:t xml:space="preserve">Methods sections routinely record the toolkit and version. On the evidence here that is the wrong level of description. Two studies both reporting</w:t>
+      </w:r>
+      <w:r>
+        <w:t xml:space="preserve"> </w:t>
+      </w:r>
+      <w:r>
+        <w:t xml:space="preserve">“MRtrix3 3.0.4”</w:t>
+      </w:r>
+      <w:r>
+        <w:t xml:space="preserve"> </w:t>
+      </w:r>
+      <w:r>
+        <w:t xml:space="preserve">may have used different estimators if one passed</w:t>
       </w:r>
       <w:r>
         <w:t xml:space="preserve"> </w:t>
@@ -1969,65 +2788,141 @@
         <w:rPr>
           <w:rStyle w:val="VerbatimChar"/>
         </w:rPr>
-        <w:t xml:space="preserve">bet</w:t>
-      </w:r>
-      <w:r>
-        <w:t xml:space="preserve"> </w:t>
-      </w:r>
-      <w:r>
-        <w:t xml:space="preserve">and MRtrix3</w:t>
-      </w:r>
-      <w:r>
-        <w:t xml:space="preserve"> </w:t>
-      </w:r>
-      <w:r>
-        <w:rPr>
-          <w:rStyle w:val="VerbatimChar"/>
-        </w:rPr>
-        <w:t xml:space="preserve">dwi2mask</w:t>
-      </w:r>
-      <w:r>
-        <w:t xml:space="preserve"> </w:t>
-      </w:r>
-      <w:r>
-        <w:t xml:space="preserve">retained it. This reflects both the different tissue models each algorithm employs — Otsu intensity thresholding after median filtering in DIPY, a deformable surface model in FSL</w:t>
-      </w:r>
-      <w:r>
-        <w:t xml:space="preserve"> </w:t>
-      </w:r>
-      <w:r>
-        <w:rPr>
-          <w:rStyle w:val="VerbatimChar"/>
-        </w:rPr>
-        <w:t xml:space="preserve">bet</w:t>
-      </w:r>
-      <w:r>
-        <w:t xml:space="preserve">, signal averaging over the DWI series in MRtrix3</w:t>
-      </w:r>
-      <w:r>
-        <w:t xml:space="preserve"> </w:t>
-      </w:r>
-      <w:r>
-        <w:rPr>
-          <w:rStyle w:val="VerbatimChar"/>
-        </w:rPr>
-        <w:t xml:space="preserve">dwi2mask</w:t>
-      </w:r>
-      <w:r>
-        <w:t xml:space="preserve"> </w:t>
-      </w:r>
-      <w:r>
-        <w:t xml:space="preserve">— and the different inputs those models are designed to consume, which is part of what distinguishes them in practice. The consequence is practical rather than cosmetic: a mask that includes ventricles admits high-diffusivity, near-isotropic voxels into any subsequent group statistics. These differences are displayed in Figure 4 and annotated in the Stage 1 interface.</w:t>
-      </w:r>
-    </w:p>
-    <w:bookmarkEnd w:id="19"/>
-    <w:bookmarkStart w:id="20" w:name="inter-tool-dti-metric-agreement"/>
+        <w:t xml:space="preserve">-iter 0</w:t>
+      </w:r>
+      <w:r>
+        <w:t xml:space="preserve">; two studies reporting different toolkits may have used the same one. The toolkit name is neither necessary nor sufficient to reconstruct what was computed.</w:t>
+      </w:r>
+    </w:p>
+    <w:p>
+      <w:pPr>
+        <w:pStyle w:val="BodyText"/>
+      </w:pPr>
+      <w:r>
+        <w:t xml:space="preserve">What would suffice is short: the estimator, the weighting scheme, and any non-default fitting arguments. We would encourage journals and reporting checklists to ask for it, and we note that our own first analysis — which compared IWLS against WLS and concluded that one toolkit was aberrant — is an example of what happens when this information is absent.</w:t>
+      </w:r>
+    </w:p>
+    <w:bookmarkEnd w:id="33"/>
+    <w:bookmarkStart w:id="34" w:name="non-physical-fits-as-a-quality-indicator"/>
     <w:p>
       <w:pPr>
         <w:pStyle w:val="Heading3"/>
       </w:pPr>
       <w:r>
-        <w:t xml:space="preserve">Inter-Tool DTI Metric Agreement</w:t>
+        <w:t xml:space="preserve">Non-physical fits as a quality indicator</w:t>
+      </w:r>
+    </w:p>
+    <w:p>
+      <w:pPr>
+        <w:pStyle w:val="FirstParagraph"/>
+      </w:pPr>
+      <w:r>
+        <w:t xml:space="preserve">DIPY returned no physically impossible tensor in any configuration tested, while FSL and MRtrix3 returned them at rates between 0.14% and 3.97% depending on acquisition and preprocessing. We report this without proposing a mechanism, and note that which of the two produces more is not stable: denoising reversed their order on one dataset.</w:t>
+      </w:r>
+    </w:p>
+    <w:p>
+      <w:pPr>
+        <w:pStyle w:val="BodyText"/>
+      </w:pPr>
+      <w:r>
+        <w:t xml:space="preserve">The practical value lies less in ranking toolkits than in the diagnostic. The count of inadmissible voxels responds to acquisition quality — Sherbrooke’s single b = 0 volume produced roughly ten times the rate of Stanford’s ten — and is cheap to compute. It is also a trap: left in place these voxels reduced an apparent MD correlation from 0.997 to 0.118 while moving the mean absolute error by under 2%. Agreement statistics on tensor-derived maps should be computed only over voxels whose values are physically admissible, and the excluded count reported.</w:t>
+      </w:r>
+    </w:p>
+    <w:bookmarkEnd w:id="34"/>
+    <w:bookmarkStart w:id="35" w:name="limitations"/>
+    <w:p>
+      <w:pPr>
+        <w:pStyle w:val="Heading3"/>
+      </w:pPr>
+      <w:r>
+        <w:t xml:space="preserve">Limitations</w:t>
+      </w:r>
+    </w:p>
+    <w:p>
+      <w:pPr>
+        <w:pStyle w:val="FirstParagraph"/>
+      </w:pPr>
+      <w:r>
+        <w:t xml:space="preserve">The real-data component rests on one subject from each of two datasets. This is sufficient for the central claim, which concerns whether two implementations of one estimator agree — a question that does not require a sample, since the answer was exact agreement. It is not sufficient to characterise how the between-scheme difference varies with acquisition, and we do not attempt to.</w:t>
+      </w:r>
+    </w:p>
+    <w:p>
+      <w:pPr>
+        <w:pStyle w:val="BodyText"/>
+      </w:pPr>
+      <w:r>
+        <w:t xml:space="preserve">The comparison covers the tensor fit under default and matched settings, on unprocessed and denoised data. Eddy-current and motion correction were not applied, so the numbers describe two operating points rather than a complete pipeline. Only FA and MD were examined; the analysis does not extend to models with more parameters, where the scope for divergence is larger.</w:t>
+      </w:r>
+    </w:p>
+    <w:p>
+      <w:pPr>
+        <w:pStyle w:val="BodyText"/>
+      </w:pPr>
+      <w:r>
+        <w:t xml:space="preserve">The phantom is a deliberately simple test: Gaussian noise, no artefacts, no partial volume, no motion. It establishes that neither weighting scheme is systematically inaccurate under favourable conditions. It cannot establish which behaves better under unfavourable ones, which is the question the real-data gap raises and which we leave open.</w:t>
+      </w:r>
+    </w:p>
+    <w:bookmarkEnd w:id="35"/>
+    <w:bookmarkStart w:id="36" w:name="extensions"/>
+    <w:p>
+      <w:pPr>
+        <w:pStyle w:val="Heading3"/>
+      </w:pPr>
+      <w:r>
+        <w:t xml:space="preserve">Extensions</w:t>
+      </w:r>
+    </w:p>
+    <w:p>
+      <w:pPr>
+        <w:pStyle w:val="FirstParagraph"/>
+      </w:pPr>
+      <w:r>
+        <w:t xml:space="preserve">Adding datasets is cheap by design — one fetcher entry and two commands — and multi-subject collections would allow the between-scheme difference to be characterised against acquisition parameters rather than merely observed at two points. The same controlled arrangement applies to the preprocessing steps excluded here, taken one at a time, and to models beyond the tensor, where implementations diverge more. Each toolkit also exposes fitting options left at their defaults here; whether the between-scheme gap persists across them is directly testable.</w:t>
+      </w:r>
+    </w:p>
+    <w:bookmarkEnd w:id="36"/>
+    <w:bookmarkEnd w:id="37"/>
+    <w:bookmarkStart w:id="38" w:name="conclusion"/>
+    <w:p>
+      <w:pPr>
+        <w:pStyle w:val="Heading2"/>
+      </w:pPr>
+      <w:r>
+        <w:t xml:space="preserve">Conclusion</w:t>
+      </w:r>
+    </w:p>
+    <w:p>
+      <w:pPr>
+        <w:pStyle w:val="FirstParagraph"/>
+      </w:pPr>
+      <w:r>
+        <w:t xml:space="preserve">Given identical input, FSL and MRtrix3 constrained to the same estimator return the same diffusion tensor to numerical precision. The differences reported between diffusion MRI toolkits are not differences between implementations. They are differences between statistical estimators, distributed as defaults that the user’s command does not reveal: MRtrix3 iterates its reweighting twice, DIPY derives its weights from a predicted rather than a measured signal, and FSL performs ordinary least squares unless asked otherwise.</w:t>
+      </w:r>
+    </w:p>
+    <w:p>
+      <w:pPr>
+        <w:pStyle w:val="BodyText"/>
+      </w:pPr>
+      <w:r>
+        <w:t xml:space="preserve">Neither weighting scheme is wrong. Both recover known eigenvalues on a phantom to within 0.002 FA units, bracketing the truth from either side. On real data they diverge by four to five times that amount, about half of which denoising removes, and the residual difference is small within a study but not across studies.</w:t>
+      </w:r>
+    </w:p>
+    <w:p>
+      <w:pPr>
+        <w:pStyle w:val="BodyText"/>
+      </w:pPr>
+      <w:r>
+        <w:t xml:space="preserve">The practical consequence is a reporting one. Recording the toolkit and version does not describe what was computed; recording the estimator and its settings does, and costs one line. Our own first pass through this comparison concluded that one toolkit was aberrant, on evidence that turned out to reflect an unmatched default — which is the clearest argument we can offer for making that line standard.</w:t>
+      </w:r>
+    </w:p>
+    <w:bookmarkEnd w:id="38"/>
+    <w:bookmarkStart w:id="39" w:name="credit-authorship-contribution-statement"/>
+    <w:p>
+      <w:pPr>
+        <w:pStyle w:val="Heading2"/>
+      </w:pPr>
+      <w:r>
+        <w:t xml:space="preserve">CRediT authorship contribution statement</w:t>
       </w:r>
     </w:p>
     <w:p>
@@ -2039,25 +2934,1012 @@
           <w:b/>
           <w:bCs/>
         </w:rPr>
-        <w:t xml:space="preserve">Table 2. Quantitative inter-tool agreement for brain masks and DTI scalar metrics, on two independent open datasets.</w:t>
-      </w:r>
-      <w:r>
-        <w:t xml:space="preserve"> </w:t>
-      </w:r>
-      <w:r>
-        <w:t xml:space="preserve">Brain mask agreement assessed by Dice similarity coefficient (DSC) between each pair of per-tool brain extractions. DTI metric agreement assessed over white matter voxels (FA &gt; 0.2 in all three tools) by Pearson correlation coefficient (r), mean absolute error (MAE), Bland–Altman mean bias, and 95% limits of agreement (LoA). All three tensor fits used the same shared brain mask and the same volume subset, so metric differences reflect tensor fitting rather than masking or shell selection. MD in µm²/ms. Statistics are restricted to voxels physically admissible in both tools of the pair (FA ∈ [0, 1]; 0 &lt; MD ≤ 3.0 × 10⁻³ mm²/s).</w:t>
-      </w:r>
-    </w:p>
-    <w:p>
-      <w:pPr>
-        <w:pStyle w:val="BodyText"/>
-      </w:pPr>
+        <w:t xml:space="preserve">Busra Mutlu:</w:t>
+      </w:r>
+      <w:r>
+        <w:t xml:space="preserve"> </w:t>
+      </w:r>
+      <w:r>
+        <w:t xml:space="preserve">Conceptualization, Methodology, Software, Formal analysis, Investigation, Data curation, Visualization, Writing - original draft, Writing - review and editing.</w:t>
+      </w:r>
+    </w:p>
+    <w:bookmarkEnd w:id="39"/>
+    <w:bookmarkStart w:id="40" w:name="declaration-of-competing-interest"/>
+    <w:p>
+      <w:pPr>
+        <w:pStyle w:val="Heading2"/>
+      </w:pPr>
+      <w:r>
+        <w:t xml:space="preserve">Declaration of competing interest</w:t>
+      </w:r>
+    </w:p>
+    <w:p>
+      <w:pPr>
+        <w:pStyle w:val="FirstParagraph"/>
+      </w:pPr>
+      <w:r>
+        <w:t xml:space="preserve">The author declares that she has no known competing financial interests or personal relationships that could have appeared to influence the work reported in this paper.</w:t>
+      </w:r>
+    </w:p>
+    <w:bookmarkEnd w:id="40"/>
+    <w:bookmarkStart w:id="41" w:name="funding"/>
+    <w:p>
+      <w:pPr>
+        <w:pStyle w:val="Heading2"/>
+      </w:pPr>
+      <w:r>
+        <w:t xml:space="preserve">Funding</w:t>
+      </w:r>
+    </w:p>
+    <w:p>
+      <w:pPr>
+        <w:pStyle w:val="FirstParagraph"/>
+      </w:pPr>
+      <w:r>
+        <w:t xml:space="preserve">[TO COMPLETE: name the funder and grant number, or state that this research received no specific grant from funding agencies in the public, commercial, or not-for-profit sectors.]</w:t>
+      </w:r>
+    </w:p>
+    <w:bookmarkEnd w:id="41"/>
+    <w:bookmarkStart w:id="42" w:name="X071796dd6bc546c91e96cca1cf5ff96599de61f"/>
+    <w:p>
+      <w:pPr>
+        <w:pStyle w:val="Heading2"/>
+      </w:pPr>
+      <w:r>
+        <w:t xml:space="preserve">Declaration of generative AI and AI-assisted technologies in the writing process</w:t>
+      </w:r>
+    </w:p>
+    <w:p>
+      <w:pPr>
+        <w:pStyle w:val="FirstParagraph"/>
+      </w:pPr>
+      <w:r>
+        <w:t xml:space="preserve">[TO COMPLETE OR DELETE — see the note accompanying this manuscript. If generative AI was used to assist with drafting or editing, Elsevier requires a statement here naming the tool and describing its use, and confirming that the author reviewed and edited the output and takes full responsibility for the content of the publication.]</w:t>
+      </w:r>
+    </w:p>
+    <w:bookmarkEnd w:id="42"/>
+    <w:bookmarkStart w:id="43" w:name="data-availability"/>
+    <w:p>
+      <w:pPr>
+        <w:pStyle w:val="Heading2"/>
+      </w:pPr>
+      <w:r>
+        <w:t xml:space="preserve">Data availability</w:t>
+      </w:r>
+    </w:p>
+    <w:p>
+      <w:pPr>
+        <w:pStyle w:val="FirstParagraph"/>
+      </w:pPr>
+      <w:r>
+        <w:t xml:space="preserve">The complete source code, Dockerfile, and documentation are openly available at https://github.com/happybrotherhood/dmri-rosetta-stone under an MIT licence. The exact version reported here is archived on Zenodo as v1.0.0, doi:10.5281/zenodo.22106455; the concept DOI doi:10.5281/zenodo.22106454 always resolves to the most recent version. Both datasets analysed — Stanford HARDI and Sherbrooke 3-shell — are distributed openly by the DIPY project at https://dipy.org and are retrieved automatically by</w:t>
+      </w:r>
+      <w:r>
+        <w:t xml:space="preserve"> </w:t>
+      </w:r>
+      <w:r>
+        <w:rPr>
+          <w:rStyle w:val="VerbatimChar"/>
+        </w:rPr>
+        <w:t xml:space="preserve">scripts/fetch_sample_data.py</w:t>
+      </w:r>
+      <w:r>
+        <w:t xml:space="preserve">. No registration or credentials are required to reproduce any result presented here, and the four commands that regenerate every reported value are given at the end of the Materials and Methods.</w:t>
+      </w:r>
+    </w:p>
+    <w:bookmarkEnd w:id="43"/>
+    <w:bookmarkStart w:id="44" w:name="acknowledgements"/>
+    <w:p>
+      <w:pPr>
+        <w:pStyle w:val="Heading2"/>
+      </w:pPr>
+      <w:r>
+        <w:t xml:space="preserve">Acknowledgements</w:t>
+      </w:r>
+    </w:p>
+    <w:p>
+      <w:pPr>
+        <w:pStyle w:val="FirstParagraph"/>
+      </w:pPr>
+      <w:r>
+        <w:t xml:space="preserve">[TO COMPLETE OR DELETE: supervisors, colleagues, computing resources.]</w:t>
+      </w:r>
+    </w:p>
+    <w:bookmarkEnd w:id="44"/>
+    <w:bookmarkStart w:id="45" w:name="references"/>
+    <w:p>
+      <w:pPr>
+        <w:pStyle w:val="Heading2"/>
+      </w:pPr>
+      <w:r>
+        <w:t xml:space="preserve">References</w:t>
+      </w:r>
+    </w:p>
+    <w:p>
+      <w:pPr>
+        <w:pStyle w:val="FirstParagraph"/>
+      </w:pPr>
+      <w:r>
+        <w:t xml:space="preserve">Avesani P, McPherson B, Hayashi S, Caiafa CF, Henschel R, Garyfallidis E, et al. (2019) The open diffusion data derivatives, brain data upcycling via integrated collection and reuse.</w:t>
+      </w:r>
+      <w:r>
+        <w:t xml:space="preserve"> </w:t>
+      </w:r>
       <w:r>
         <w:rPr>
           <w:i/>
           <w:iCs/>
         </w:rPr>
-        <w:t xml:space="preserve">Stanford HARDI (single shell, b = 2000 s/mm², 160 volumes; n = 65,002 white matter voxels)</w:t>
+        <w:t xml:space="preserve">Scientific Data</w:t>
+      </w:r>
+      <w:r>
+        <w:t xml:space="preserve"> </w:t>
+      </w:r>
+      <w:r>
+        <w:t xml:space="preserve">6, 69. doi: 10.1038/s41597-019-0073-y</w:t>
+      </w:r>
+    </w:p>
+    <w:p>
+      <w:pPr>
+        <w:pStyle w:val="BodyText"/>
+      </w:pPr>
+      <w:r>
+        <w:t xml:space="preserve">Andersson JLR and Sotiropoulos SN (2016) An integrated approach to correction for off-resonance effects and subject movement in diffusion MR imaging.</w:t>
+      </w:r>
+      <w:r>
+        <w:t xml:space="preserve"> </w:t>
+      </w:r>
+      <w:r>
+        <w:rPr>
+          <w:i/>
+          <w:iCs/>
+        </w:rPr>
+        <w:t xml:space="preserve">NeuroImage</w:t>
+      </w:r>
+      <w:r>
+        <w:t xml:space="preserve"> </w:t>
+      </w:r>
+      <w:r>
+        <w:t xml:space="preserve">125, 1063–1078. doi: 10.1016/j.neuroimage.2015.10.019</w:t>
+      </w:r>
+    </w:p>
+    <w:p>
+      <w:pPr>
+        <w:pStyle w:val="BodyText"/>
+      </w:pPr>
+      <w:r>
+        <w:t xml:space="preserve">Basser PJ, Mattiello J, and LeBihan D (1994) MR diffusion tensor spectroscopy and imaging.</w:t>
+      </w:r>
+      <w:r>
+        <w:t xml:space="preserve"> </w:t>
+      </w:r>
+      <w:r>
+        <w:rPr>
+          <w:i/>
+          <w:iCs/>
+        </w:rPr>
+        <w:t xml:space="preserve">Biophysical Journal</w:t>
+      </w:r>
+      <w:r>
+        <w:t xml:space="preserve"> </w:t>
+      </w:r>
+      <w:r>
+        <w:t xml:space="preserve">66, 259–267. doi: 10.1016/S0006-3495(94)80775-1</w:t>
+      </w:r>
+    </w:p>
+    <w:p>
+      <w:pPr>
+        <w:pStyle w:val="BodyText"/>
+      </w:pPr>
+      <w:r>
+        <w:t xml:space="preserve">Beaulieu C (2002) The basis of anisotropic water diffusion in the nervous system – a technical review.</w:t>
+      </w:r>
+      <w:r>
+        <w:t xml:space="preserve"> </w:t>
+      </w:r>
+      <w:r>
+        <w:rPr>
+          <w:i/>
+          <w:iCs/>
+        </w:rPr>
+        <w:t xml:space="preserve">NMR in Biomedicine</w:t>
+      </w:r>
+      <w:r>
+        <w:t xml:space="preserve"> </w:t>
+      </w:r>
+      <w:r>
+        <w:t xml:space="preserve">15, 435–455. doi: 10.1002/nbm.782</w:t>
+      </w:r>
+    </w:p>
+    <w:p>
+      <w:pPr>
+        <w:pStyle w:val="BodyText"/>
+      </w:pPr>
+      <w:r>
+        <w:t xml:space="preserve">Bhagwat N, Barry A, Dickie EW, Brown ST, Devenyi GA, Hatano K, et al. (2021) Understanding the impact of preprocessing pipelines on neuroimaging cortical surface analyses.</w:t>
+      </w:r>
+      <w:r>
+        <w:t xml:space="preserve"> </w:t>
+      </w:r>
+      <w:r>
+        <w:rPr>
+          <w:i/>
+          <w:iCs/>
+        </w:rPr>
+        <w:t xml:space="preserve">GigaScience</w:t>
+      </w:r>
+      <w:r>
+        <w:t xml:space="preserve"> </w:t>
+      </w:r>
+      <w:r>
+        <w:t xml:space="preserve">10, giaa155. doi: 10.1093/gigascience/giaa155</w:t>
+      </w:r>
+    </w:p>
+    <w:p>
+      <w:pPr>
+        <w:pStyle w:val="BodyText"/>
+      </w:pPr>
+      <w:r>
+        <w:t xml:space="preserve">Catani M and Thiebaut de Schotten M (2008) A diffusion tensor imaging tractography atlas for virtual in vivo dissections.</w:t>
+      </w:r>
+      <w:r>
+        <w:t xml:space="preserve"> </w:t>
+      </w:r>
+      <w:r>
+        <w:rPr>
+          <w:i/>
+          <w:iCs/>
+        </w:rPr>
+        <w:t xml:space="preserve">Cortex</w:t>
+      </w:r>
+      <w:r>
+        <w:t xml:space="preserve"> </w:t>
+      </w:r>
+      <w:r>
+        <w:t xml:space="preserve">44, 1105–1132. doi: 10.1016/j.cortex.2008.05.004</w:t>
+      </w:r>
+    </w:p>
+    <w:p>
+      <w:pPr>
+        <w:pStyle w:val="BodyText"/>
+      </w:pPr>
+      <w:r>
+        <w:t xml:space="preserve">Garyfallidis E, Brett M, Amirbekian B, Rokem A, Van Der Walt S, Descoteaux M, et al. (2014) Dipy, a library for the analysis of diffusion MRI data.</w:t>
+      </w:r>
+      <w:r>
+        <w:t xml:space="preserve"> </w:t>
+      </w:r>
+      <w:r>
+        <w:rPr>
+          <w:i/>
+          <w:iCs/>
+        </w:rPr>
+        <w:t xml:space="preserve">Frontiers in Neuroinformatics</w:t>
+      </w:r>
+      <w:r>
+        <w:t xml:space="preserve"> </w:t>
+      </w:r>
+      <w:r>
+        <w:t xml:space="preserve">8, 8. doi: 10.3389/fninf.2014.00008</w:t>
+      </w:r>
+    </w:p>
+    <w:p>
+      <w:pPr>
+        <w:pStyle w:val="BodyText"/>
+      </w:pPr>
+      <w:r>
+        <w:t xml:space="preserve">Glasser MF, Sotiropoulos SN, Wilson JA, Coalson TS, Fischl B, Andersson JL, et al. (2013) The minimal preprocessing pipelines for the Human Connectome Project.</w:t>
+      </w:r>
+      <w:r>
+        <w:t xml:space="preserve"> </w:t>
+      </w:r>
+      <w:r>
+        <w:rPr>
+          <w:i/>
+          <w:iCs/>
+        </w:rPr>
+        <w:t xml:space="preserve">NeuroImage</w:t>
+      </w:r>
+      <w:r>
+        <w:t xml:space="preserve"> </w:t>
+      </w:r>
+      <w:r>
+        <w:t xml:space="preserve">80, 105–124. doi: 10.1016/j.neuroimage.2013.04.127</w:t>
+      </w:r>
+    </w:p>
+    <w:p>
+      <w:pPr>
+        <w:pStyle w:val="BodyText"/>
+      </w:pPr>
+      <w:r>
+        <w:t xml:space="preserve">Jahn A (2020)</w:t>
+      </w:r>
+      <w:r>
+        <w:t xml:space="preserve"> </w:t>
+      </w:r>
+      <w:r>
+        <w:rPr>
+          <w:i/>
+          <w:iCs/>
+        </w:rPr>
+        <w:t xml:space="preserve">Andy’s Brain Book: An Introduction to Neuroimaging Analysis</w:t>
+      </w:r>
+      <w:r>
+        <w:t xml:space="preserve">. Available at: https://andysbrainbook.readthedocs.io (Accessed June 2026).</w:t>
+      </w:r>
+    </w:p>
+    <w:p>
+      <w:pPr>
+        <w:pStyle w:val="BodyText"/>
+      </w:pPr>
+      <w:r>
+        <w:t xml:space="preserve">Jenkinson M, Beckmann CF, Behrens TEJ, Woolrich MW, and Smith SM (2012) FSL.</w:t>
+      </w:r>
+      <w:r>
+        <w:t xml:space="preserve"> </w:t>
+      </w:r>
+      <w:r>
+        <w:rPr>
+          <w:i/>
+          <w:iCs/>
+        </w:rPr>
+        <w:t xml:space="preserve">NeuroImage</w:t>
+      </w:r>
+      <w:r>
+        <w:t xml:space="preserve"> </w:t>
+      </w:r>
+      <w:r>
+        <w:t xml:space="preserve">62, 782–790. doi: 10.1016/j.neuroimage.2011.09.015</w:t>
+      </w:r>
+    </w:p>
+    <w:p>
+      <w:pPr>
+        <w:pStyle w:val="BodyText"/>
+      </w:pPr>
+      <w:r>
+        <w:t xml:space="preserve">Jeurissen B, Tournier JD, Dhollander T, Connelly A, and Sijbers J (2014) Multi-tissue constrained spherical deconvolution for improved analysis of multi-shell diffusion MRI data.</w:t>
+      </w:r>
+      <w:r>
+        <w:t xml:space="preserve"> </w:t>
+      </w:r>
+      <w:r>
+        <w:rPr>
+          <w:i/>
+          <w:iCs/>
+        </w:rPr>
+        <w:t xml:space="preserve">NeuroImage</w:t>
+      </w:r>
+      <w:r>
+        <w:t xml:space="preserve"> </w:t>
+      </w:r>
+      <w:r>
+        <w:t xml:space="preserve">103, 411–426. doi: 10.1016/j.neuroimage.2014.07.061</w:t>
+      </w:r>
+    </w:p>
+    <w:p>
+      <w:pPr>
+        <w:pStyle w:val="BodyText"/>
+      </w:pPr>
+      <w:r>
+        <w:t xml:space="preserve">Jones DK (ed.) (2010)</w:t>
+      </w:r>
+      <w:r>
+        <w:t xml:space="preserve"> </w:t>
+      </w:r>
+      <w:r>
+        <w:rPr>
+          <w:i/>
+          <w:iCs/>
+        </w:rPr>
+        <w:t xml:space="preserve">Diffusion MRI: Theory, Methods, and Applications</w:t>
+      </w:r>
+      <w:r>
+        <w:t xml:space="preserve">. Oxford: Oxford University Press.</w:t>
+      </w:r>
+    </w:p>
+    <w:p>
+      <w:pPr>
+        <w:pStyle w:val="BodyText"/>
+      </w:pPr>
+      <w:r>
+        <w:t xml:space="preserve">Merkel D (2014) Docker: Lightweight Linux containers for consistent development and deployment.</w:t>
+      </w:r>
+      <w:r>
+        <w:t xml:space="preserve"> </w:t>
+      </w:r>
+      <w:r>
+        <w:rPr>
+          <w:i/>
+          <w:iCs/>
+        </w:rPr>
+        <w:t xml:space="preserve">Linux Journal</w:t>
+      </w:r>
+      <w:r>
+        <w:t xml:space="preserve"> </w:t>
+      </w:r>
+      <w:r>
+        <w:t xml:space="preserve">2014, 2.</w:t>
+      </w:r>
+    </w:p>
+    <w:p>
+      <w:pPr>
+        <w:pStyle w:val="BodyText"/>
+      </w:pPr>
+      <w:r>
+        <w:t xml:space="preserve">Richie-Halford A, Cieslak M, Ai L, Caffarra S, Covitz S, Franco AR, et al. (2022) An analysis-ready and quality controlled resource for pediatric brain white-matter research.</w:t>
+      </w:r>
+      <w:r>
+        <w:t xml:space="preserve"> </w:t>
+      </w:r>
+      <w:r>
+        <w:rPr>
+          <w:i/>
+          <w:iCs/>
+        </w:rPr>
+        <w:t xml:space="preserve">Scientific Data</w:t>
+      </w:r>
+      <w:r>
+        <w:t xml:space="preserve"> </w:t>
+      </w:r>
+      <w:r>
+        <w:t xml:space="preserve">9, 616. doi: 10.1038/s41597-022-01695-7</w:t>
+      </w:r>
+    </w:p>
+    <w:p>
+      <w:pPr>
+        <w:pStyle w:val="BodyText"/>
+      </w:pPr>
+      <w:r>
+        <w:t xml:space="preserve">Rokem A, Yeatman JD, Pestilli F, Kay KN, Mezer A, van der Walt S, et al. (2015) Evaluating the accuracy of diffusion MRI models in white matter.</w:t>
+      </w:r>
+      <w:r>
+        <w:t xml:space="preserve"> </w:t>
+      </w:r>
+      <w:r>
+        <w:rPr>
+          <w:i/>
+          <w:iCs/>
+        </w:rPr>
+        <w:t xml:space="preserve">PLOS ONE</w:t>
+      </w:r>
+      <w:r>
+        <w:t xml:space="preserve"> </w:t>
+      </w:r>
+      <w:r>
+        <w:t xml:space="preserve">10, e0123272. doi: 10.1371/journal.pone.0123272</w:t>
+      </w:r>
+    </w:p>
+    <w:p>
+      <w:pPr>
+        <w:pStyle w:val="BodyText"/>
+      </w:pPr>
+      <w:r>
+        <w:t xml:space="preserve">Smith RE, Tournier JD, Calamante F, and Connelly A (2015) SIFT2: Enabling dense quantitative assessment of brain white matter connectivity using streamlines tractography.</w:t>
+      </w:r>
+      <w:r>
+        <w:t xml:space="preserve"> </w:t>
+      </w:r>
+      <w:r>
+        <w:rPr>
+          <w:i/>
+          <w:iCs/>
+        </w:rPr>
+        <w:t xml:space="preserve">NeuroImage</w:t>
+      </w:r>
+      <w:r>
+        <w:t xml:space="preserve"> </w:t>
+      </w:r>
+      <w:r>
+        <w:t xml:space="preserve">119, 338–351. doi: 10.1016/j.neuroimage.2015.06.092</w:t>
+      </w:r>
+    </w:p>
+    <w:p>
+      <w:pPr>
+        <w:pStyle w:val="BodyText"/>
+      </w:pPr>
+      <w:r>
+        <w:t xml:space="preserve">Smith SM, Jenkinson M, Woolrich MW, Beckmann CF, Behrens TEJ, Johansen-Berg H, et al. (2004) Advances in functional and structural MR image analysis and implementation as FSL.</w:t>
+      </w:r>
+      <w:r>
+        <w:t xml:space="preserve"> </w:t>
+      </w:r>
+      <w:r>
+        <w:rPr>
+          <w:i/>
+          <w:iCs/>
+        </w:rPr>
+        <w:t xml:space="preserve">NeuroImage</w:t>
+      </w:r>
+      <w:r>
+        <w:t xml:space="preserve"> </w:t>
+      </w:r>
+      <w:r>
+        <w:t xml:space="preserve">23 (Suppl 1), S208–S219. doi: 10.1016/j.neuroimage.2004.07.051</w:t>
+      </w:r>
+    </w:p>
+    <w:p>
+      <w:pPr>
+        <w:pStyle w:val="BodyText"/>
+      </w:pPr>
+      <w:r>
+        <w:t xml:space="preserve">Smith SM, Jenkinson M, Johansen-Berg H, Rueckert D, Nichols TE, Mackay CE, et al. (2006) Tract-based spatial statistics: Voxelwise analysis of multi-subject diffusion data.</w:t>
+      </w:r>
+      <w:r>
+        <w:t xml:space="preserve"> </w:t>
+      </w:r>
+      <w:r>
+        <w:rPr>
+          <w:i/>
+          <w:iCs/>
+        </w:rPr>
+        <w:t xml:space="preserve">NeuroImage</w:t>
+      </w:r>
+      <w:r>
+        <w:t xml:space="preserve"> </w:t>
+      </w:r>
+      <w:r>
+        <w:t xml:space="preserve">31, 1487–1505. doi: 10.1016/j.neuroimage.2006.02.024</w:t>
+      </w:r>
+    </w:p>
+    <w:p>
+      <w:pPr>
+        <w:pStyle w:val="BodyText"/>
+      </w:pPr>
+      <w:r>
+        <w:t xml:space="preserve">Streamlit Inc (2019)</w:t>
+      </w:r>
+      <w:r>
+        <w:t xml:space="preserve"> </w:t>
+      </w:r>
+      <w:r>
+        <w:rPr>
+          <w:i/>
+          <w:iCs/>
+        </w:rPr>
+        <w:t xml:space="preserve">Streamlit: The fastest way to build and share data apps</w:t>
+      </w:r>
+      <w:r>
+        <w:t xml:space="preserve"> </w:t>
+      </w:r>
+      <w:r>
+        <w:t xml:space="preserve">[Computer software]. Available at: https://streamlit.io</w:t>
+      </w:r>
+    </w:p>
+    <w:p>
+      <w:pPr>
+        <w:pStyle w:val="BodyText"/>
+      </w:pPr>
+      <w:r>
+        <w:t xml:space="preserve">Tournier JD, Calamante F, and Connelly A (2007) Robust determination of the fibre orientation distribution in diffusion MRI: Non-negativity constrained super-resolved spherical deconvolution.</w:t>
+      </w:r>
+      <w:r>
+        <w:t xml:space="preserve"> </w:t>
+      </w:r>
+      <w:r>
+        <w:rPr>
+          <w:i/>
+          <w:iCs/>
+        </w:rPr>
+        <w:t xml:space="preserve">NeuroImage</w:t>
+      </w:r>
+      <w:r>
+        <w:t xml:space="preserve"> </w:t>
+      </w:r>
+      <w:r>
+        <w:t xml:space="preserve">35, 1459–1472. doi: 10.1016/j.neuroimage.2007.02.016</w:t>
+      </w:r>
+    </w:p>
+    <w:p>
+      <w:pPr>
+        <w:pStyle w:val="BodyText"/>
+      </w:pPr>
+      <w:r>
+        <w:t xml:space="preserve">Tournier JD, Calamante F, and Connelly A (2010) Improved probabilistic streamlines tractography by 2nd order integration over fibre orientation distributions.</w:t>
+      </w:r>
+      <w:r>
+        <w:t xml:space="preserve"> </w:t>
+      </w:r>
+      <w:r>
+        <w:rPr>
+          <w:i/>
+          <w:iCs/>
+        </w:rPr>
+        <w:t xml:space="preserve">Proceedings of the International Society for Magnetic Resonance in Medicine</w:t>
+      </w:r>
+      <w:r>
+        <w:t xml:space="preserve"> </w:t>
+      </w:r>
+      <w:r>
+        <w:t xml:space="preserve">18, 1670.</w:t>
+      </w:r>
+    </w:p>
+    <w:p>
+      <w:pPr>
+        <w:pStyle w:val="BodyText"/>
+      </w:pPr>
+      <w:r>
+        <w:t xml:space="preserve">Tournier JD, Smith RE, Raffelt D, Tabbara R, Dhollander T, Pietsch M, et al. (2019) MRtrix3: A fast, flexible and open software framework for medical image processing and visualisation.</w:t>
+      </w:r>
+      <w:r>
+        <w:t xml:space="preserve"> </w:t>
+      </w:r>
+      <w:r>
+        <w:rPr>
+          <w:i/>
+          <w:iCs/>
+        </w:rPr>
+        <w:t xml:space="preserve">NeuroImage</w:t>
+      </w:r>
+      <w:r>
+        <w:t xml:space="preserve"> </w:t>
+      </w:r>
+      <w:r>
+        <w:t xml:space="preserve">202, 116137. doi: 10.1016/j.neuroimage.2019.116137</w:t>
+      </w:r>
+    </w:p>
+    <w:p>
+      <w:pPr>
+        <w:pStyle w:val="BodyText"/>
+      </w:pPr>
+      <w:r>
+        <w:t xml:space="preserve">Van Essen DC, Smith SM, Barch DM, Behrens TEJ, Yacoub E, Ugurbil K, et al. (2013) The WU-Minn Human Connectome Project: An overview.</w:t>
+      </w:r>
+      <w:r>
+        <w:t xml:space="preserve"> </w:t>
+      </w:r>
+      <w:r>
+        <w:rPr>
+          <w:i/>
+          <w:iCs/>
+        </w:rPr>
+        <w:t xml:space="preserve">NeuroImage</w:t>
+      </w:r>
+      <w:r>
+        <w:t xml:space="preserve"> </w:t>
+      </w:r>
+      <w:r>
+        <w:t xml:space="preserve">80, 62–79. doi: 10.1016/j.neuroimage.2013.05.041</w:t>
+      </w:r>
+    </w:p>
+    <w:p>
+      <w:pPr>
+        <w:pStyle w:val="BodyText"/>
+      </w:pPr>
+      <w:r>
+        <w:t xml:space="preserve">Veraart J, Novikov DS, Christiaens D, Ades-aron B, Sijbers J, and Fieremans E (2016) Denoising of diffusion MRI using random matrix theory.</w:t>
+      </w:r>
+      <w:r>
+        <w:t xml:space="preserve"> </w:t>
+      </w:r>
+      <w:r>
+        <w:rPr>
+          <w:i/>
+          <w:iCs/>
+        </w:rPr>
+        <w:t xml:space="preserve">NeuroImage</w:t>
+      </w:r>
+      <w:r>
+        <w:t xml:space="preserve"> </w:t>
+      </w:r>
+      <w:r>
+        <w:t xml:space="preserve">142, 394–406. doi: 10.1016/j.neuroimage.2016.08.016</w:t>
+      </w:r>
+    </w:p>
+    <w:bookmarkEnd w:id="45"/>
+    <w:bookmarkStart w:id="46" w:name="tables"/>
+    <w:p>
+      <w:pPr>
+        <w:pStyle w:val="Heading2"/>
+      </w:pPr>
+      <w:r>
+        <w:t xml:space="preserve">Tables</w:t>
+      </w:r>
+    </w:p>
+    <w:p>
+      <w:pPr>
+        <w:pStyle w:val="FirstParagraph"/>
+      </w:pPr>
+      <w:r>
+        <w:rPr>
+          <w:b/>
+          <w:bCs/>
+        </w:rPr>
+        <w:t xml:space="preserve">Table 1. Tensor-fitting configurations compared.</w:t>
+      </w:r>
+      <w:r>
+        <w:t xml:space="preserve"> </w:t>
+      </w:r>
+      <w:r>
+        <w:t xml:space="preserve">The first three rows are each toolkit as a user would normally invoke it; the fourth places MRtrix3 on the same estimator as the other two. Weighting scheme as documented by each project.</w:t>
+      </w:r>
+    </w:p>
+    <w:tbl>
+      <w:tblPr>
+        <w:tblStyle w:val="Table"/>
+        <w:tblW w:type="pct" w:w="5000"/>
+        <w:tblLayout w:type="fixed"/>
+        <w:tblLook w:firstRow="1" w:lastRow="0" w:firstColumn="0" w:lastColumn="0" w:noHBand="0" w:noVBand="0" w:val="0020"/>
+      </w:tblPr>
+      <w:tblGrid>
+        <w:gridCol w:w="1980"/>
+        <w:gridCol w:w="1980"/>
+        <w:gridCol w:w="1980"/>
+        <w:gridCol w:w="1980"/>
+      </w:tblGrid>
+      <w:tr>
+        <w:trPr>
+          <w:tblHeader w:val="on"/>
+        </w:trPr>
+        <w:tc>
+          <w:tcPr/>
+          <w:p>
+            <w:pPr>
+              <w:pStyle w:val="Compact"/>
+            </w:pPr>
+            <w:r>
+              <w:t xml:space="preserve">Arm</w:t>
+            </w:r>
+          </w:p>
+        </w:tc>
+        <w:tc>
+          <w:tcPr/>
+          <w:p>
+            <w:pPr>
+              <w:pStyle w:val="Compact"/>
+            </w:pPr>
+            <w:r>
+              <w:t xml:space="preserve">Command</w:t>
+            </w:r>
+          </w:p>
+        </w:tc>
+        <w:tc>
+          <w:tcPr/>
+          <w:p>
+            <w:pPr>
+              <w:pStyle w:val="Compact"/>
+            </w:pPr>
+            <w:r>
+              <w:t xml:space="preserve">Weights derived from</w:t>
+            </w:r>
+          </w:p>
+        </w:tc>
+        <w:tc>
+          <w:tcPr/>
+          <w:p>
+            <w:pPr>
+              <w:pStyle w:val="Compact"/>
+            </w:pPr>
+            <w:r>
+              <w:t xml:space="preserve">Iterations</w:t>
+            </w:r>
+          </w:p>
+        </w:tc>
+      </w:tr>
+      <w:tr>
+        <w:tc>
+          <w:tcPr/>
+          <w:p>
+            <w:pPr>
+              <w:pStyle w:val="Compact"/>
+            </w:pPr>
+            <w:r>
+              <w:t xml:space="preserve">FSL</w:t>
+            </w:r>
+          </w:p>
+        </w:tc>
+        <w:tc>
+          <w:tcPr/>
+          <w:p>
+            <w:pPr>
+              <w:pStyle w:val="Compact"/>
+            </w:pPr>
+            <w:r>
+              <w:rPr>
+                <w:rStyle w:val="VerbatimChar"/>
+              </w:rPr>
+              <w:t xml:space="preserve">dtifit --wls</w:t>
+            </w:r>
+          </w:p>
+        </w:tc>
+        <w:tc>
+          <w:tcPr/>
+          <w:p>
+            <w:pPr>
+              <w:pStyle w:val="Compact"/>
+            </w:pPr>
+            <w:r>
+              <w:t xml:space="preserve">measured signal</w:t>
+            </w:r>
+          </w:p>
+        </w:tc>
+        <w:tc>
+          <w:tcPr/>
+          <w:p>
+            <w:pPr>
+              <w:pStyle w:val="Compact"/>
+            </w:pPr>
+            <w:r>
+              <w:t xml:space="preserve">1</w:t>
+            </w:r>
+          </w:p>
+        </w:tc>
+      </w:tr>
+      <w:tr>
+        <w:tc>
+          <w:tcPr/>
+          <w:p>
+            <w:pPr>
+              <w:pStyle w:val="Compact"/>
+            </w:pPr>
+            <w:r>
+              <w:t xml:space="preserve">MRtrix3, default</w:t>
+            </w:r>
+          </w:p>
+        </w:tc>
+        <w:tc>
+          <w:tcPr/>
+          <w:p>
+            <w:pPr>
+              <w:pStyle w:val="Compact"/>
+            </w:pPr>
+            <w:r>
+              <w:rPr>
+                <w:rStyle w:val="VerbatimChar"/>
+              </w:rPr>
+              <w:t xml:space="preserve">dwi2tensor</w:t>
+            </w:r>
+          </w:p>
+        </w:tc>
+        <w:tc>
+          <w:tcPr/>
+          <w:p>
+            <w:pPr>
+              <w:pStyle w:val="Compact"/>
+            </w:pPr>
+            <w:r>
+              <w:t xml:space="preserve">predicted signal</w:t>
+            </w:r>
+          </w:p>
+        </w:tc>
+        <w:tc>
+          <w:tcPr/>
+          <w:p>
+            <w:pPr>
+              <w:pStyle w:val="Compact"/>
+            </w:pPr>
+            <w:r>
+              <w:t xml:space="preserve">2</w:t>
+            </w:r>
+          </w:p>
+        </w:tc>
+      </w:tr>
+      <w:tr>
+        <w:tc>
+          <w:tcPr/>
+          <w:p>
+            <w:pPr>
+              <w:pStyle w:val="Compact"/>
+            </w:pPr>
+            <w:r>
+              <w:t xml:space="preserve">DIPY</w:t>
+            </w:r>
+          </w:p>
+        </w:tc>
+        <w:tc>
+          <w:tcPr/>
+          <w:p>
+            <w:pPr>
+              <w:pStyle w:val="Compact"/>
+            </w:pPr>
+            <w:r>
+              <w:rPr>
+                <w:rStyle w:val="VerbatimChar"/>
+              </w:rPr>
+              <w:t xml:space="preserve">TensorModel(fit_method="WLS")</w:t>
+            </w:r>
+          </w:p>
+        </w:tc>
+        <w:tc>
+          <w:tcPr/>
+          <w:p>
+            <w:pPr>
+              <w:pStyle w:val="Compact"/>
+            </w:pPr>
+            <w:r>
+              <w:t xml:space="preserve">predicted signal (initial OLS fit)</w:t>
+            </w:r>
+          </w:p>
+        </w:tc>
+        <w:tc>
+          <w:tcPr/>
+          <w:p>
+            <w:pPr>
+              <w:pStyle w:val="Compact"/>
+            </w:pPr>
+            <w:r>
+              <w:t xml:space="preserve">1</w:t>
+            </w:r>
+          </w:p>
+        </w:tc>
+      </w:tr>
+      <w:tr>
+        <w:tc>
+          <w:tcPr/>
+          <w:p>
+            <w:pPr>
+              <w:pStyle w:val="Compact"/>
+            </w:pPr>
+            <w:r>
+              <w:t xml:space="preserve">MRtrix3, matched</w:t>
+            </w:r>
+          </w:p>
+        </w:tc>
+        <w:tc>
+          <w:tcPr/>
+          <w:p>
+            <w:pPr>
+              <w:pStyle w:val="Compact"/>
+            </w:pPr>
+            <w:r>
+              <w:rPr>
+                <w:rStyle w:val="VerbatimChar"/>
+              </w:rPr>
+              <w:t xml:space="preserve">dwi2tensor -iter 0</w:t>
+            </w:r>
+          </w:p>
+        </w:tc>
+        <w:tc>
+          <w:tcPr/>
+          <w:p>
+            <w:pPr>
+              <w:pStyle w:val="Compact"/>
+            </w:pPr>
+            <w:r>
+              <w:t xml:space="preserve">measured signal</w:t>
+            </w:r>
+          </w:p>
+        </w:tc>
+        <w:tc>
+          <w:tcPr/>
+          <w:p>
+            <w:pPr>
+              <w:pStyle w:val="Compact"/>
+            </w:pPr>
+            <w:r>
+              <w:t xml:space="preserve">1</w:t>
+            </w:r>
+          </w:p>
+        </w:tc>
+      </w:tr>
+    </w:tbl>
+    <w:p>
+      <w:pPr>
+        <w:pStyle w:val="BodyText"/>
+      </w:pPr>
+      <w:r>
+        <w:rPr>
+          <w:b/>
+          <w:bCs/>
+        </w:rPr>
+        <w:t xml:space="preserve">Table 2. Toolkits at their default settings.</w:t>
+      </w:r>
+      <w:r>
+        <w:t xml:space="preserve"> </w:t>
+      </w:r>
+      <w:r>
+        <w:t xml:space="preserve">Agreement over white matter voxels (FA &gt; 0.2 in all three), with every input held identical. Pearson r, mean absolute error (MAE) and Bland-Altman mean bias. MD in µm²/ms. Statistics use only physically admissible voxels (FA in [0, 1]; 0 &lt; MD ≤ 3.0 × 10⁻³ mm²/s). Mask DSC compares each pair of brain extractions, each tool run on the input its algorithm expects.</w:t>
+      </w:r>
+    </w:p>
+    <w:p>
+      <w:pPr>
+        <w:pStyle w:val="BodyText"/>
+      </w:pPr>
+      <w:r>
+        <w:rPr>
+          <w:i/>
+          <w:iCs/>
+        </w:rPr>
+        <w:t xml:space="preserve">Stanford HARDI (n = 65,002 white matter voxels)</w:t>
       </w:r>
     </w:p>
     <w:tbl>
@@ -2143,17 +4025,6 @@
               <w:pStyle w:val="Compact"/>
             </w:pPr>
             <w:r>
-              <w:t xml:space="preserve">FA 95% LoA</w:t>
-            </w:r>
-          </w:p>
-        </w:tc>
-        <w:tc>
-          <w:tcPr/>
-          <w:p>
-            <w:pPr>
-              <w:pStyle w:val="Compact"/>
-            </w:pPr>
-            <w:r>
               <w:t xml:space="preserve">MD r</w:t>
             </w:r>
           </w:p>
@@ -2166,6 +4037,17 @@
             </w:pPr>
             <w:r>
               <w:t xml:space="preserve">MD MAE</w:t>
+            </w:r>
+          </w:p>
+        </w:tc>
+        <w:tc>
+          <w:tcPr/>
+          <w:p>
+            <w:pPr>
+              <w:pStyle w:val="Compact"/>
+            </w:pPr>
+            <w:r>
+              <w:t xml:space="preserve">MD bias</w:t>
             </w:r>
           </w:p>
         </w:tc>
@@ -2178,84 +4060,84 @@
               <w:pStyle w:val="Compact"/>
             </w:pPr>
             <w:r>
-              <w:t xml:space="preserve">FSL vs. DIPY</w:t>
-            </w:r>
-          </w:p>
-        </w:tc>
-        <w:tc>
-          <w:tcPr/>
-          <w:p>
-            <w:pPr>
-              <w:pStyle w:val="Compact"/>
-            </w:pPr>
-            <w:r>
-              <w:t xml:space="preserve">0.9277</w:t>
-            </w:r>
-          </w:p>
-        </w:tc>
-        <w:tc>
-          <w:tcPr/>
-          <w:p>
-            <w:pPr>
-              <w:pStyle w:val="Compact"/>
-            </w:pPr>
-            <w:r>
-              <w:t xml:space="preserve">0.9604</w:t>
-            </w:r>
-          </w:p>
-        </w:tc>
-        <w:tc>
-          <w:tcPr/>
-          <w:p>
-            <w:pPr>
-              <w:pStyle w:val="Compact"/>
-            </w:pPr>
-            <w:r>
-              <w:t xml:space="preserve">0.0228</w:t>
-            </w:r>
-          </w:p>
-        </w:tc>
-        <w:tc>
-          <w:tcPr/>
-          <w:p>
-            <w:pPr>
-              <w:pStyle w:val="Compact"/>
-            </w:pPr>
-            <w:r>
-              <w:t xml:space="preserve">−0.0158</w:t>
-            </w:r>
-          </w:p>
-        </w:tc>
-        <w:tc>
-          <w:tcPr/>
-          <w:p>
-            <w:pPr>
-              <w:pStyle w:val="Compact"/>
-            </w:pPr>
-            <w:r>
-              <w:t xml:space="preserve">[−0.0992, +0.0676]</w:t>
-            </w:r>
-          </w:p>
-        </w:tc>
-        <w:tc>
-          <w:tcPr/>
-          <w:p>
-            <w:pPr>
-              <w:pStyle w:val="Compact"/>
-            </w:pPr>
-            <w:r>
-              <w:t xml:space="preserve">0.9368</w:t>
-            </w:r>
-          </w:p>
-        </w:tc>
-        <w:tc>
-          <w:tcPr/>
-          <w:p>
-            <w:pPr>
-              <w:pStyle w:val="Compact"/>
-            </w:pPr>
-            <w:r>
-              <w:t xml:space="preserve">0.0325</w:t>
+              <w:t xml:space="preserve">FSL vs. MRtrix3</w:t>
+            </w:r>
+          </w:p>
+        </w:tc>
+        <w:tc>
+          <w:tcPr/>
+          <w:p>
+            <w:pPr>
+              <w:pStyle w:val="Compact"/>
+            </w:pPr>
+            <w:r>
+              <w:t xml:space="preserve">0.9024</w:t>
+            </w:r>
+          </w:p>
+        </w:tc>
+        <w:tc>
+          <w:tcPr/>
+          <w:p>
+            <w:pPr>
+              <w:pStyle w:val="Compact"/>
+            </w:pPr>
+            <w:r>
+              <w:t xml:space="preserve">0.9652</w:t>
+            </w:r>
+          </w:p>
+        </w:tc>
+        <w:tc>
+          <w:tcPr/>
+          <w:p>
+            <w:pPr>
+              <w:pStyle w:val="Compact"/>
+            </w:pPr>
+            <w:r>
+              <w:t xml:space="preserve">0.0247</w:t>
+            </w:r>
+          </w:p>
+        </w:tc>
+        <w:tc>
+          <w:tcPr/>
+          <w:p>
+            <w:pPr>
+              <w:pStyle w:val="Compact"/>
+            </w:pPr>
+            <w:r>
+              <w:t xml:space="preserve">-0.0181</w:t>
+            </w:r>
+          </w:p>
+        </w:tc>
+        <w:tc>
+          <w:tcPr/>
+          <w:p>
+            <w:pPr>
+              <w:pStyle w:val="Compact"/>
+            </w:pPr>
+            <w:r>
+              <w:t xml:space="preserve">0.9402</w:t>
+            </w:r>
+          </w:p>
+        </w:tc>
+        <w:tc>
+          <w:tcPr/>
+          <w:p>
+            <w:pPr>
+              <w:pStyle w:val="Compact"/>
+            </w:pPr>
+            <w:r>
+              <w:t xml:space="preserve">0.0333</w:t>
+            </w:r>
+          </w:p>
+        </w:tc>
+        <w:tc>
+          <w:tcPr/>
+          <w:p>
+            <w:pPr>
+              <w:pStyle w:val="Compact"/>
+            </w:pPr>
+            <w:r>
+              <w:t xml:space="preserve">-0.0330</w:t>
             </w:r>
           </w:p>
         </w:tc>
@@ -2268,84 +4150,84 @@
               <w:pStyle w:val="Compact"/>
             </w:pPr>
             <w:r>
-              <w:t xml:space="preserve">FSL vs. MRtrix3</w:t>
-            </w:r>
-          </w:p>
-        </w:tc>
-        <w:tc>
-          <w:tcPr/>
-          <w:p>
-            <w:pPr>
-              <w:pStyle w:val="Compact"/>
-            </w:pPr>
-            <w:r>
-              <w:t xml:space="preserve">0.9024</w:t>
-            </w:r>
-          </w:p>
-        </w:tc>
-        <w:tc>
-          <w:tcPr/>
-          <w:p>
-            <w:pPr>
-              <w:pStyle w:val="Compact"/>
-            </w:pPr>
-            <w:r>
-              <w:t xml:space="preserve">0.9652</w:t>
-            </w:r>
-          </w:p>
-        </w:tc>
-        <w:tc>
-          <w:tcPr/>
-          <w:p>
-            <w:pPr>
-              <w:pStyle w:val="Compact"/>
-            </w:pPr>
-            <w:r>
-              <w:t xml:space="preserve">0.0247</w:t>
-            </w:r>
-          </w:p>
-        </w:tc>
-        <w:tc>
-          <w:tcPr/>
-          <w:p>
-            <w:pPr>
-              <w:pStyle w:val="Compact"/>
-            </w:pPr>
-            <w:r>
-              <w:t xml:space="preserve">−0.0181</w:t>
-            </w:r>
-          </w:p>
-        </w:tc>
-        <w:tc>
-          <w:tcPr/>
-          <w:p>
-            <w:pPr>
-              <w:pStyle w:val="Compact"/>
-            </w:pPr>
-            <w:r>
-              <w:t xml:space="preserve">[−0.0964, +0.0602]</w:t>
-            </w:r>
-          </w:p>
-        </w:tc>
-        <w:tc>
-          <w:tcPr/>
-          <w:p>
-            <w:pPr>
-              <w:pStyle w:val="Compact"/>
-            </w:pPr>
-            <w:r>
-              <w:t xml:space="preserve">0.9402</w:t>
-            </w:r>
-          </w:p>
-        </w:tc>
-        <w:tc>
-          <w:tcPr/>
-          <w:p>
-            <w:pPr>
-              <w:pStyle w:val="Compact"/>
-            </w:pPr>
-            <w:r>
-              <w:t xml:space="preserve">0.0333</w:t>
+              <w:t xml:space="preserve">FSL vs. DIPY</w:t>
+            </w:r>
+          </w:p>
+        </w:tc>
+        <w:tc>
+          <w:tcPr/>
+          <w:p>
+            <w:pPr>
+              <w:pStyle w:val="Compact"/>
+            </w:pPr>
+            <w:r>
+              <w:t xml:space="preserve">0.9277</w:t>
+            </w:r>
+          </w:p>
+        </w:tc>
+        <w:tc>
+          <w:tcPr/>
+          <w:p>
+            <w:pPr>
+              <w:pStyle w:val="Compact"/>
+            </w:pPr>
+            <w:r>
+              <w:t xml:space="preserve">0.9604</w:t>
+            </w:r>
+          </w:p>
+        </w:tc>
+        <w:tc>
+          <w:tcPr/>
+          <w:p>
+            <w:pPr>
+              <w:pStyle w:val="Compact"/>
+            </w:pPr>
+            <w:r>
+              <w:t xml:space="preserve">0.0228</w:t>
+            </w:r>
+          </w:p>
+        </w:tc>
+        <w:tc>
+          <w:tcPr/>
+          <w:p>
+            <w:pPr>
+              <w:pStyle w:val="Compact"/>
+            </w:pPr>
+            <w:r>
+              <w:t xml:space="preserve">-0.0158</w:t>
+            </w:r>
+          </w:p>
+        </w:tc>
+        <w:tc>
+          <w:tcPr/>
+          <w:p>
+            <w:pPr>
+              <w:pStyle w:val="Compact"/>
+            </w:pPr>
+            <w:r>
+              <w:t xml:space="preserve">0.9368</w:t>
+            </w:r>
+          </w:p>
+        </w:tc>
+        <w:tc>
+          <w:tcPr/>
+          <w:p>
+            <w:pPr>
+              <w:pStyle w:val="Compact"/>
+            </w:pPr>
+            <w:r>
+              <w:t xml:space="preserve">0.0325</w:t>
+            </w:r>
+          </w:p>
+        </w:tc>
+        <w:tc>
+          <w:tcPr/>
+          <w:p>
+            <w:pPr>
+              <w:pStyle w:val="Compact"/>
+            </w:pPr>
+            <w:r>
+              <w:t xml:space="preserve">-0.0322</w:t>
             </w:r>
           </w:p>
         </w:tc>
@@ -2413,17 +4295,6 @@
               <w:pStyle w:val="Compact"/>
             </w:pPr>
             <w:r>
-              <w:t xml:space="preserve">[−0.0107, +0.0162]</w:t>
-            </w:r>
-          </w:p>
-        </w:tc>
-        <w:tc>
-          <w:tcPr/>
-          <w:p>
-            <w:pPr>
-              <w:pStyle w:val="Compact"/>
-            </w:pPr>
-            <w:r>
               <w:t xml:space="preserve">0.9965</w:t>
             </w:r>
           </w:p>
@@ -2436,6 +4307,17 @@
             </w:pPr>
             <w:r>
               <w:t xml:space="preserve">0.0012</w:t>
+            </w:r>
+          </w:p>
+        </w:tc>
+        <w:tc>
+          <w:tcPr/>
+          <w:p>
+            <w:pPr>
+              <w:pStyle w:val="Compact"/>
+            </w:pPr>
+            <w:r>
+              <w:t xml:space="preserve">+0.0009</w:t>
             </w:r>
           </w:p>
         </w:tc>
@@ -2450,7 +4332,7 @@
           <w:i/>
           <w:iCs/>
         </w:rPr>
-        <w:t xml:space="preserve">Sherbrooke 3-shell (b = 0 + b = 1000 s/mm² subset, 65 volumes; n = 111,032 white matter voxels)</w:t>
+        <w:t xml:space="preserve">Sherbrooke 3-shell (n = 111,032 white matter voxels)</w:t>
       </w:r>
     </w:p>
     <w:tbl>
@@ -2536,17 +4418,6 @@
               <w:pStyle w:val="Compact"/>
             </w:pPr>
             <w:r>
-              <w:t xml:space="preserve">FA 95% LoA</w:t>
-            </w:r>
-          </w:p>
-        </w:tc>
-        <w:tc>
-          <w:tcPr/>
-          <w:p>
-            <w:pPr>
-              <w:pStyle w:val="Compact"/>
-            </w:pPr>
-            <w:r>
               <w:t xml:space="preserve">MD r</w:t>
             </w:r>
           </w:p>
@@ -2559,6 +4430,17 @@
             </w:pPr>
             <w:r>
               <w:t xml:space="preserve">MD MAE</w:t>
+            </w:r>
+          </w:p>
+        </w:tc>
+        <w:tc>
+          <w:tcPr/>
+          <w:p>
+            <w:pPr>
+              <w:pStyle w:val="Compact"/>
+            </w:pPr>
+            <w:r>
+              <w:t xml:space="preserve">MD bias</w:t>
             </w:r>
           </w:p>
         </w:tc>
@@ -2571,84 +4453,84 @@
               <w:pStyle w:val="Compact"/>
             </w:pPr>
             <w:r>
-              <w:t xml:space="preserve">FSL vs. DIPY</w:t>
-            </w:r>
-          </w:p>
-        </w:tc>
-        <w:tc>
-          <w:tcPr/>
-          <w:p>
-            <w:pPr>
-              <w:pStyle w:val="Compact"/>
-            </w:pPr>
-            <w:r>
-              <w:t xml:space="preserve">0.9668</w:t>
-            </w:r>
-          </w:p>
-        </w:tc>
-        <w:tc>
-          <w:tcPr/>
-          <w:p>
-            <w:pPr>
-              <w:pStyle w:val="Compact"/>
-            </w:pPr>
-            <w:r>
-              <w:t xml:space="preserve">0.8897</w:t>
-            </w:r>
-          </w:p>
-        </w:tc>
-        <w:tc>
-          <w:tcPr/>
-          <w:p>
-            <w:pPr>
-              <w:pStyle w:val="Compact"/>
-            </w:pPr>
-            <w:r>
-              <w:t xml:space="preserve">0.0504</w:t>
-            </w:r>
-          </w:p>
-        </w:tc>
-        <w:tc>
-          <w:tcPr/>
-          <w:p>
-            <w:pPr>
-              <w:pStyle w:val="Compact"/>
-            </w:pPr>
-            <w:r>
-              <w:t xml:space="preserve">+0.0148</w:t>
-            </w:r>
-          </w:p>
-        </w:tc>
-        <w:tc>
-          <w:tcPr/>
-          <w:p>
-            <w:pPr>
-              <w:pStyle w:val="Compact"/>
-            </w:pPr>
-            <w:r>
-              <w:t xml:space="preserve">[−0.1640, +0.1937]</w:t>
-            </w:r>
-          </w:p>
-        </w:tc>
-        <w:tc>
-          <w:tcPr/>
-          <w:p>
-            <w:pPr>
-              <w:pStyle w:val="Compact"/>
-            </w:pPr>
-            <w:r>
-              <w:t xml:space="preserve">0.9012</w:t>
-            </w:r>
-          </w:p>
-        </w:tc>
-        <w:tc>
-          <w:tcPr/>
-          <w:p>
-            <w:pPr>
-              <w:pStyle w:val="Compact"/>
-            </w:pPr>
-            <w:r>
-              <w:t xml:space="preserve">0.1272</w:t>
+              <w:t xml:space="preserve">FSL vs. MRtrix3</w:t>
+            </w:r>
+          </w:p>
+        </w:tc>
+        <w:tc>
+          <w:tcPr/>
+          <w:p>
+            <w:pPr>
+              <w:pStyle w:val="Compact"/>
+            </w:pPr>
+            <w:r>
+              <w:t xml:space="preserve">0.9058</w:t>
+            </w:r>
+          </w:p>
+        </w:tc>
+        <w:tc>
+          <w:tcPr/>
+          <w:p>
+            <w:pPr>
+              <w:pStyle w:val="Compact"/>
+            </w:pPr>
+            <w:r>
+              <w:t xml:space="preserve">0.9157</w:t>
+            </w:r>
+          </w:p>
+        </w:tc>
+        <w:tc>
+          <w:tcPr/>
+          <w:p>
+            <w:pPr>
+              <w:pStyle w:val="Compact"/>
+            </w:pPr>
+            <w:r>
+              <w:t xml:space="preserve">0.0460</w:t>
+            </w:r>
+          </w:p>
+        </w:tc>
+        <w:tc>
+          <w:tcPr/>
+          <w:p>
+            <w:pPr>
+              <w:pStyle w:val="Compact"/>
+            </w:pPr>
+            <w:r>
+              <w:t xml:space="preserve">+0.0139</w:t>
+            </w:r>
+          </w:p>
+        </w:tc>
+        <w:tc>
+          <w:tcPr/>
+          <w:p>
+            <w:pPr>
+              <w:pStyle w:val="Compact"/>
+            </w:pPr>
+            <w:r>
+              <w:t xml:space="preserve">0.9020</w:t>
+            </w:r>
+          </w:p>
+        </w:tc>
+        <w:tc>
+          <w:tcPr/>
+          <w:p>
+            <w:pPr>
+              <w:pStyle w:val="Compact"/>
+            </w:pPr>
+            <w:r>
+              <w:t xml:space="preserve">0.1271</w:t>
+            </w:r>
+          </w:p>
+        </w:tc>
+        <w:tc>
+          <w:tcPr/>
+          <w:p>
+            <w:pPr>
+              <w:pStyle w:val="Compact"/>
+            </w:pPr>
+            <w:r>
+              <w:t xml:space="preserve">-0.1271</w:t>
             </w:r>
           </w:p>
         </w:tc>
@@ -2661,84 +4543,84 @@
               <w:pStyle w:val="Compact"/>
             </w:pPr>
             <w:r>
-              <w:t xml:space="preserve">FSL vs. MRtrix3</w:t>
-            </w:r>
-          </w:p>
-        </w:tc>
-        <w:tc>
-          <w:tcPr/>
-          <w:p>
-            <w:pPr>
-              <w:pStyle w:val="Compact"/>
-            </w:pPr>
-            <w:r>
-              <w:t xml:space="preserve">0.9058</w:t>
-            </w:r>
-          </w:p>
-        </w:tc>
-        <w:tc>
-          <w:tcPr/>
-          <w:p>
-            <w:pPr>
-              <w:pStyle w:val="Compact"/>
-            </w:pPr>
-            <w:r>
-              <w:t xml:space="preserve">0.9157</w:t>
-            </w:r>
-          </w:p>
-        </w:tc>
-        <w:tc>
-          <w:tcPr/>
-          <w:p>
-            <w:pPr>
-              <w:pStyle w:val="Compact"/>
-            </w:pPr>
-            <w:r>
-              <w:t xml:space="preserve">0.0460</w:t>
-            </w:r>
-          </w:p>
-        </w:tc>
-        <w:tc>
-          <w:tcPr/>
-          <w:p>
-            <w:pPr>
-              <w:pStyle w:val="Compact"/>
-            </w:pPr>
-            <w:r>
-              <w:t xml:space="preserve">+0.0139</w:t>
-            </w:r>
-          </w:p>
-        </w:tc>
-        <w:tc>
-          <w:tcPr/>
-          <w:p>
-            <w:pPr>
-              <w:pStyle w:val="Compact"/>
-            </w:pPr>
-            <w:r>
-              <w:t xml:space="preserve">[−0.1419, +0.1696]</w:t>
-            </w:r>
-          </w:p>
-        </w:tc>
-        <w:tc>
-          <w:tcPr/>
-          <w:p>
-            <w:pPr>
-              <w:pStyle w:val="Compact"/>
-            </w:pPr>
-            <w:r>
-              <w:t xml:space="preserve">0.9020</w:t>
-            </w:r>
-          </w:p>
-        </w:tc>
-        <w:tc>
-          <w:tcPr/>
-          <w:p>
-            <w:pPr>
-              <w:pStyle w:val="Compact"/>
-            </w:pPr>
-            <w:r>
-              <w:t xml:space="preserve">0.1271</w:t>
+              <w:t xml:space="preserve">FSL vs. DIPY</w:t>
+            </w:r>
+          </w:p>
+        </w:tc>
+        <w:tc>
+          <w:tcPr/>
+          <w:p>
+            <w:pPr>
+              <w:pStyle w:val="Compact"/>
+            </w:pPr>
+            <w:r>
+              <w:t xml:space="preserve">0.9668</w:t>
+            </w:r>
+          </w:p>
+        </w:tc>
+        <w:tc>
+          <w:tcPr/>
+          <w:p>
+            <w:pPr>
+              <w:pStyle w:val="Compact"/>
+            </w:pPr>
+            <w:r>
+              <w:t xml:space="preserve">0.8897</w:t>
+            </w:r>
+          </w:p>
+        </w:tc>
+        <w:tc>
+          <w:tcPr/>
+          <w:p>
+            <w:pPr>
+              <w:pStyle w:val="Compact"/>
+            </w:pPr>
+            <w:r>
+              <w:t xml:space="preserve">0.0504</w:t>
+            </w:r>
+          </w:p>
+        </w:tc>
+        <w:tc>
+          <w:tcPr/>
+          <w:p>
+            <w:pPr>
+              <w:pStyle w:val="Compact"/>
+            </w:pPr>
+            <w:r>
+              <w:t xml:space="preserve">+0.0148</w:t>
+            </w:r>
+          </w:p>
+        </w:tc>
+        <w:tc>
+          <w:tcPr/>
+          <w:p>
+            <w:pPr>
+              <w:pStyle w:val="Compact"/>
+            </w:pPr>
+            <w:r>
+              <w:t xml:space="preserve">0.9012</w:t>
+            </w:r>
+          </w:p>
+        </w:tc>
+        <w:tc>
+          <w:tcPr/>
+          <w:p>
+            <w:pPr>
+              <w:pStyle w:val="Compact"/>
+            </w:pPr>
+            <w:r>
+              <w:t xml:space="preserve">0.1272</w:t>
+            </w:r>
+          </w:p>
+        </w:tc>
+        <w:tc>
+          <w:tcPr/>
+          <w:p>
+            <w:pPr>
+              <w:pStyle w:val="Compact"/>
+            </w:pPr>
+            <w:r>
+              <w:t xml:space="preserve">-0.1272</w:t>
             </w:r>
           </w:p>
         </w:tc>
@@ -2806,17 +4688,6 @@
               <w:pStyle w:val="Compact"/>
             </w:pPr>
             <w:r>
-              <w:t xml:space="preserve">[−0.0260, +0.0366]</w:t>
-            </w:r>
-          </w:p>
-        </w:tc>
-        <w:tc>
-          <w:tcPr/>
-          <w:p>
-            <w:pPr>
-              <w:pStyle w:val="Compact"/>
-            </w:pPr>
-            <w:r>
               <w:t xml:space="preserve">0.9991</w:t>
             </w:r>
           </w:p>
@@ -2829,6 +4700,17 @@
             </w:pPr>
             <w:r>
               <w:t xml:space="preserve">0.0029</w:t>
+            </w:r>
+          </w:p>
+        </w:tc>
+        <w:tc>
+          <w:tcPr/>
+          <w:p>
+            <w:pPr>
+              <w:pStyle w:val="Compact"/>
+            </w:pPr>
+            <w:r>
+              <w:t xml:space="preserve">-0.0009</w:t>
             </w:r>
           </w:p>
         </w:tc>
@@ -2839,174 +4721,65 @@
         <w:pStyle w:val="BodyText"/>
       </w:pPr>
       <w:r>
-        <w:t xml:space="preserve">All three tools produced visually consistent FA maps (Figure 3a), with the canonical high-FA signature (FA &gt; 0.6) in compact white matter tracts — corpus callosum, corticospinal tract, superior longitudinal fasciculus — and low FA values (FA &lt; 0.2) in grey matter and CSF. On the Stanford data, mean white matter FA was 0.4000 ± 0.1479 (FSL), 0.4182 ± 0.1532 (MRtrix3), and 0.4168 ± 0.1537 (DIPY), with mean MD of 0.6034 ± 0.1295, 0.6350 ± 0.1442, and 0.6334 ± 0.1460 µm²/ms respectively. On the Sherbrooke data the corresponding values were FA 0.4775 ± 0.1977, 0.4698 ± 0.1914, and 0.4741 ± 0.1978, and MD 0.5224 ± 0.2249, 0.6410 ± 0.2820, and 0.6388 ± 0.2814 µm²/ms. All lie within the range conventionally reported for healthy white matter.</w:t>
-      </w:r>
-    </w:p>
-    <w:p>
-      <w:pPr>
-        <w:pStyle w:val="BodyText"/>
-      </w:pPr>
-      <w:r>
-        <w:t xml:space="preserve">These per-tool means are computed over each tool’s own physically admissible voxels, whereas the Bland–Altman bias in Table 2 is computed over voxels admissible in</w:t>
-      </w:r>
-      <w:r>
-        <w:t xml:space="preserve"> </w:t>
-      </w:r>
+        <w:rPr>
+          <w:b/>
+          <w:bCs/>
+        </w:rPr>
+        <w:t xml:space="preserve">Table 3. The same comparison with the estimator matched.</w:t>
+      </w:r>
+      <w:r>
+        <w:t xml:space="preserve"> </w:t>
+      </w:r>
+      <w:r>
+        <w:t xml:space="preserve">MRtrix3 constrained to plain weighted least squares (</w:t>
+      </w:r>
+      <w:r>
+        <w:rPr>
+          <w:rStyle w:val="VerbatimChar"/>
+        </w:rPr>
+        <w:t xml:space="preserve">dwi2tensor -iter 0</w:t>
+      </w:r>
+      <w:r>
+        <w:t xml:space="preserve">), alongside FSL</w:t>
+      </w:r>
+      <w:r>
+        <w:t xml:space="preserve"> </w:t>
+      </w:r>
+      <w:r>
+        <w:rPr>
+          <w:rStyle w:val="VerbatimChar"/>
+        </w:rPr>
+        <w:t xml:space="preserve">dtifit --wls</w:t>
+      </w:r>
+      <w:r>
+        <w:t xml:space="preserve"> </w:t>
+      </w:r>
+      <w:r>
+        <w:t xml:space="preserve">and DIPY</w:t>
+      </w:r>
+      <w:r>
+        <w:t xml:space="preserve"> </w:t>
+      </w:r>
+      <w:r>
+        <w:rPr>
+          <w:rStyle w:val="VerbatimChar"/>
+        </w:rPr>
+        <w:t xml:space="preserve">fit_method="WLS"</w:t>
+      </w:r>
+      <w:r>
+        <w:t xml:space="preserve">. Compare with Table 2, where MRtrix3 ran its default of two reweighting iterations.</w:t>
+      </w:r>
+    </w:p>
+    <w:p>
+      <w:pPr>
+        <w:pStyle w:val="BodyText"/>
+      </w:pPr>
       <w:r>
         <w:rPr>
           <w:i/>
           <w:iCs/>
         </w:rPr>
-        <w:t xml:space="preserve">both</w:t>
-      </w:r>
-      <w:r>
-        <w:t xml:space="preserve"> </w:t>
-      </w:r>
-      <w:r>
-        <w:t xml:space="preserve">tools of a pair. The two therefore need not agree exactly, and on Sherbrooke — where the number of excluded voxels differs substantially between toolkits — they do not: the FSL-minus-MRtrix3 difference in means is +0.0077 FA units against a paired bias of +0.0139. The paired statistic is the appropriate one for agreement, since it compares the same voxels in both tools.</w:t>
-      </w:r>
-    </w:p>
-    <w:p>
-      <w:pPr>
-        <w:pStyle w:val="BodyText"/>
-      </w:pPr>
-      <w:r>
-        <w:t xml:space="preserve">The three toolkits do not, however, agree equally well with one another, and the pattern is the same on both datasets.</w:t>
-      </w:r>
-    </w:p>
-    <w:p>
-      <w:pPr>
-        <w:pStyle w:val="BodyText"/>
-      </w:pPr>
-      <w:r>
-        <w:rPr>
-          <w:b/>
-          <w:bCs/>
-        </w:rPr>
-        <w:t xml:space="preserve">MRtrix3 and DIPY are near-identical.</w:t>
-      </w:r>
-      <w:r>
-        <w:t xml:space="preserve"> </w:t>
-      </w:r>
-      <w:r>
-        <w:t xml:space="preserve">On Stanford, FA agreement reached r = 0.9990 (Spearman ρ = 0.9997, MAE = 0.0029, LoA [−0.0107, +0.0162]) and MD agreement r = 0.9965 (MAE = 0.0012 µm²/ms). On Sherbrooke the corresponding values were r = 0.9966 for FA and r = 0.9991 for MD. Differences of this magnitude are an order of magnitude below within-tract biological variability (FA SD ≈ 0.05–0.10) and are of no practical consequence in either acquisition.</w:t>
-      </w:r>
-    </w:p>
-    <w:p>
-      <w:pPr>
-        <w:pStyle w:val="BodyText"/>
-      </w:pPr>
-      <w:r>
-        <w:rPr>
-          <w:b/>
-          <w:bCs/>
-        </w:rPr>
-        <w:t xml:space="preserve">FSL is the outlier of the three, on both datasets.</w:t>
-      </w:r>
-      <w:r>
-        <w:t xml:space="preserve"> </w:t>
-      </w:r>
-      <w:r>
-        <w:t xml:space="preserve">Its agreement with the other two was consistently and substantially lower: FA r = 0.9652 and 0.9604 on Stanford, falling to 0.9157 and 0.8897 on Sherbrooke; MD r = 0.9402 and 0.9368 on Stanford, and 0.9020 and 0.9012 on Sherbrooke. Bland–Altman analysis (Figure 3c) showed systematic bias rather than symmetric scatter in every FSL pairing, and the limits of agreement against FSL — roughly ±0.08 FA units on Stanford and ±0.17 on Sherbrooke — reach or exceed the scale of within-tract biological variability.</w:t>
-      </w:r>
-    </w:p>
-    <w:p>
-      <w:pPr>
-        <w:pStyle w:val="BodyText"/>
-      </w:pPr>
-      <w:r>
-        <w:rPr>
-          <w:b/>
-          <w:bCs/>
-        </w:rPr>
-        <w:t xml:space="preserve">The direction of the offset, however, does not replicate for FA.</w:t>
-      </w:r>
-      <w:r>
-        <w:t xml:space="preserve"> </w:t>
-      </w:r>
-      <w:r>
-        <w:t xml:space="preserve">Mean diffusivity behaved consistently: FSL returned lower MD than both other toolkits on both datasets, by 0.033 µm²/ms on Stanford (approximately 5%) and by 0.127 µm²/ms on Sherbrooke (approximately 19%). Fractional anisotropy did not. On Stanford, FSL FA was</w:t>
-      </w:r>
-      <w:r>
-        <w:t xml:space="preserve"> </w:t>
-      </w:r>
-      <w:r>
-        <w:rPr>
-          <w:i/>
-          <w:iCs/>
-        </w:rPr>
-        <w:t xml:space="preserve">lower</w:t>
-      </w:r>
-      <w:r>
-        <w:t xml:space="preserve"> </w:t>
-      </w:r>
-      <w:r>
-        <w:t xml:space="preserve">than MRtrix3 and DIPY by 0.018 and 0.016 units; on Sherbrooke it was</w:t>
-      </w:r>
-      <w:r>
-        <w:t xml:space="preserve"> </w:t>
-      </w:r>
-      <w:r>
-        <w:rPr>
-          <w:i/>
-          <w:iCs/>
-        </w:rPr>
-        <w:t xml:space="preserve">higher</w:t>
-      </w:r>
-      <w:r>
-        <w:t xml:space="preserve">, by 0.014 and 0.015. The sign of the FA discrepancy reverses between acquisitions, and its magnitude changes by a factor of four for MD.</w:t>
-      </w:r>
-    </w:p>
-    <w:p>
-      <w:pPr>
-        <w:pStyle w:val="BodyText"/>
-      </w:pPr>
-      <w:r>
-        <w:t xml:space="preserve">This matters more than a fixed offset would have. A constant bias can be measured once and then corrected, or absorbed into a covariate. A bias whose sign depends on the acquisition cannot, because there is no stable quantity to correct for, and an analyst comparing FA across studies processed with different software cannot predict even the direction of the discrepancy.</w:t>
-      </w:r>
-    </w:p>
-    <w:p>
-      <w:pPr>
-        <w:pStyle w:val="BodyText"/>
-      </w:pPr>
-      <w:r>
-        <w:t xml:space="preserve">All three fits used identical input data, identical gradient tables, one shared brain mask, and one shared volume subset, so the effect must arise in the tensor fitting itself. All three were run with weighted linear least squares, but their weighting schemes, regularisation, and outlier handling differ, and those differences evidently interact with acquisition properties such as b-value, SNR, and the number of b = 0 volumes. We report this as an observation across two acquisitions. Identifying the mechanism would require a controlled comparison of the fitting routines, which is beyond the scope of this paper.</w:t>
-      </w:r>
-    </w:p>
-    <w:bookmarkEnd w:id="20"/>
-    <w:bookmarkStart w:id="21" w:name="non-physical-tensor-fits"/>
-    <w:p>
-      <w:pPr>
-        <w:pStyle w:val="Heading3"/>
-      </w:pPr>
-      <w:r>
-        <w:t xml:space="preserve">Non-Physical Tensor Fits</w:t>
-      </w:r>
-    </w:p>
-    <w:p>
-      <w:pPr>
-        <w:pStyle w:val="FirstParagraph"/>
-      </w:pPr>
-      <w:r>
-        <w:t xml:space="preserve">The analysis also showed how often each toolkit returns values that are physically impossible — something no reading of the documentation would reveal. Fractional anisotropy is bounded to [0, 1] by definition and mean diffusivity must be positive; values outside these ranges mean the tensor fit returned negative eigenvalues, which unconstrained linear least squares allows.</w:t>
-      </w:r>
-    </w:p>
-    <w:p>
-      <w:pPr>
-        <w:pStyle w:val="BodyText"/>
-      </w:pPr>
-      <w:r>
-        <w:rPr>
-          <w:b/>
-          <w:bCs/>
-        </w:rPr>
-        <w:t xml:space="preserve">Table 3. Non-physical tensor fits within the white matter mask.</w:t>
-      </w:r>
-      <w:r>
-        <w:t xml:space="preserve"> </w:t>
-      </w:r>
-      <w:r>
-        <w:t xml:space="preserve">Counts of voxels violating the definition of each metric, with the percentage of the white matter mask in parentheses.</w:t>
+        <w:t xml:space="preserve">Stanford HARDI</w:t>
       </w:r>
     </w:p>
     <w:tbl>
@@ -3017,11 +4790,13 @@
         <w:tblLook w:firstRow="1" w:lastRow="0" w:firstColumn="0" w:lastColumn="0" w:noHBand="0" w:noVBand="0" w:val="0020"/>
       </w:tblPr>
       <w:tblGrid>
-        <w:gridCol w:w="1584"/>
-        <w:gridCol w:w="1584"/>
-        <w:gridCol w:w="1584"/>
-        <w:gridCol w:w="1584"/>
-        <w:gridCol w:w="1584"/>
+        <w:gridCol w:w="1131"/>
+        <w:gridCol w:w="1131"/>
+        <w:gridCol w:w="1131"/>
+        <w:gridCol w:w="1131"/>
+        <w:gridCol w:w="1131"/>
+        <w:gridCol w:w="1131"/>
+        <w:gridCol w:w="1131"/>
       </w:tblGrid>
       <w:tr>
         <w:trPr>
@@ -3034,51 +4809,73 @@
               <w:pStyle w:val="Compact"/>
             </w:pPr>
             <w:r>
-              <w:t xml:space="preserve">Dataset</w:t>
-            </w:r>
-          </w:p>
-        </w:tc>
-        <w:tc>
-          <w:tcPr/>
-          <w:p>
-            <w:pPr>
-              <w:pStyle w:val="Compact"/>
-            </w:pPr>
-            <w:r>
-              <w:t xml:space="preserve">Metric</w:t>
-            </w:r>
-          </w:p>
-        </w:tc>
-        <w:tc>
-          <w:tcPr/>
-          <w:p>
-            <w:pPr>
-              <w:pStyle w:val="Compact"/>
-            </w:pPr>
-            <w:r>
-              <w:t xml:space="preserve">FSL</w:t>
-            </w:r>
-          </w:p>
-        </w:tc>
-        <w:tc>
-          <w:tcPr/>
-          <w:p>
-            <w:pPr>
-              <w:pStyle w:val="Compact"/>
-            </w:pPr>
-            <w:r>
-              <w:t xml:space="preserve">MRtrix3</w:t>
-            </w:r>
-          </w:p>
-        </w:tc>
-        <w:tc>
-          <w:tcPr/>
-          <w:p>
-            <w:pPr>
-              <w:pStyle w:val="Compact"/>
-            </w:pPr>
-            <w:r>
-              <w:t xml:space="preserve">DIPY</w:t>
+              <w:t xml:space="preserve">Comparison</w:t>
+            </w:r>
+          </w:p>
+        </w:tc>
+        <w:tc>
+          <w:tcPr/>
+          <w:p>
+            <w:pPr>
+              <w:pStyle w:val="Compact"/>
+            </w:pPr>
+            <w:r>
+              <w:t xml:space="preserve">FA r</w:t>
+            </w:r>
+          </w:p>
+        </w:tc>
+        <w:tc>
+          <w:tcPr/>
+          <w:p>
+            <w:pPr>
+              <w:pStyle w:val="Compact"/>
+            </w:pPr>
+            <w:r>
+              <w:t xml:space="preserve">FA MAE</w:t>
+            </w:r>
+          </w:p>
+        </w:tc>
+        <w:tc>
+          <w:tcPr/>
+          <w:p>
+            <w:pPr>
+              <w:pStyle w:val="Compact"/>
+            </w:pPr>
+            <w:r>
+              <w:t xml:space="preserve">FA bias</w:t>
+            </w:r>
+          </w:p>
+        </w:tc>
+        <w:tc>
+          <w:tcPr/>
+          <w:p>
+            <w:pPr>
+              <w:pStyle w:val="Compact"/>
+            </w:pPr>
+            <w:r>
+              <w:t xml:space="preserve">MD r</w:t>
+            </w:r>
+          </w:p>
+        </w:tc>
+        <w:tc>
+          <w:tcPr/>
+          <w:p>
+            <w:pPr>
+              <w:pStyle w:val="Compact"/>
+            </w:pPr>
+            <w:r>
+              <w:t xml:space="preserve">MD MAE</w:t>
+            </w:r>
+          </w:p>
+        </w:tc>
+        <w:tc>
+          <w:tcPr/>
+          <w:p>
+            <w:pPr>
+              <w:pStyle w:val="Compact"/>
+            </w:pPr>
+            <w:r>
+              <w:t xml:space="preserve">MD bias</w:t>
             </w:r>
           </w:p>
         </w:tc>
@@ -3091,51 +4888,73 @@
               <w:pStyle w:val="Compact"/>
             </w:pPr>
             <w:r>
-              <w:t xml:space="preserve">Stanford (n = 65,002)</w:t>
-            </w:r>
-          </w:p>
-        </w:tc>
-        <w:tc>
-          <w:tcPr/>
-          <w:p>
-            <w:pPr>
-              <w:pStyle w:val="Compact"/>
-            </w:pPr>
-            <w:r>
-              <w:t xml:space="preserve">FA &gt; 1</w:t>
-            </w:r>
-          </w:p>
-        </w:tc>
-        <w:tc>
-          <w:tcPr/>
-          <w:p>
-            <w:pPr>
-              <w:pStyle w:val="Compact"/>
-            </w:pPr>
-            <w:r>
-              <w:t xml:space="preserve">261 (0.40%)</w:t>
-            </w:r>
-          </w:p>
-        </w:tc>
-        <w:tc>
-          <w:tcPr/>
-          <w:p>
-            <w:pPr>
-              <w:pStyle w:val="Compact"/>
-            </w:pPr>
-            <w:r>
-              <w:t xml:space="preserve">178 (0.27%)</w:t>
-            </w:r>
-          </w:p>
-        </w:tc>
-        <w:tc>
-          <w:tcPr/>
-          <w:p>
-            <w:pPr>
-              <w:pStyle w:val="Compact"/>
-            </w:pPr>
-            <w:r>
-              <w:t xml:space="preserve">0 (0%)</w:t>
+              <w:t xml:space="preserve">FSL vs. MRtrix3</w:t>
+            </w:r>
+          </w:p>
+        </w:tc>
+        <w:tc>
+          <w:tcPr/>
+          <w:p>
+            <w:pPr>
+              <w:pStyle w:val="Compact"/>
+            </w:pPr>
+            <w:r>
+              <w:t xml:space="preserve">1.0000</w:t>
+            </w:r>
+          </w:p>
+        </w:tc>
+        <w:tc>
+          <w:tcPr/>
+          <w:p>
+            <w:pPr>
+              <w:pStyle w:val="Compact"/>
+            </w:pPr>
+            <w:r>
+              <w:t xml:space="preserve">0.0000</w:t>
+            </w:r>
+          </w:p>
+        </w:tc>
+        <w:tc>
+          <w:tcPr/>
+          <w:p>
+            <w:pPr>
+              <w:pStyle w:val="Compact"/>
+            </w:pPr>
+            <w:r>
+              <w:t xml:space="preserve">+0.0000</w:t>
+            </w:r>
+          </w:p>
+        </w:tc>
+        <w:tc>
+          <w:tcPr/>
+          <w:p>
+            <w:pPr>
+              <w:pStyle w:val="Compact"/>
+            </w:pPr>
+            <w:r>
+              <w:t xml:space="preserve">1.0000</w:t>
+            </w:r>
+          </w:p>
+        </w:tc>
+        <w:tc>
+          <w:tcPr/>
+          <w:p>
+            <w:pPr>
+              <w:pStyle w:val="Compact"/>
+            </w:pPr>
+            <w:r>
+              <w:t xml:space="preserve">0.0000</w:t>
+            </w:r>
+          </w:p>
+        </w:tc>
+        <w:tc>
+          <w:tcPr/>
+          <w:p>
+            <w:pPr>
+              <w:pStyle w:val="Compact"/>
+            </w:pPr>
+            <w:r>
+              <w:t xml:space="preserve">+0.0000</w:t>
             </w:r>
           </w:p>
         </w:tc>
@@ -3148,51 +4967,73 @@
               <w:pStyle w:val="Compact"/>
             </w:pPr>
             <w:r>
-              <w:t xml:space="preserve">Stanford</w:t>
-            </w:r>
-          </w:p>
-        </w:tc>
-        <w:tc>
-          <w:tcPr/>
-          <w:p>
-            <w:pPr>
-              <w:pStyle w:val="Compact"/>
-            </w:pPr>
-            <w:r>
-              <w:t xml:space="preserve">MD ≤ 0</w:t>
-            </w:r>
-          </w:p>
-        </w:tc>
-        <w:tc>
-          <w:tcPr/>
-          <w:p>
-            <w:pPr>
-              <w:pStyle w:val="Compact"/>
-            </w:pPr>
-            <w:r>
-              <w:t xml:space="preserve">261 (0.40%)</w:t>
-            </w:r>
-          </w:p>
-        </w:tc>
-        <w:tc>
-          <w:tcPr/>
-          <w:p>
-            <w:pPr>
-              <w:pStyle w:val="Compact"/>
-            </w:pPr>
-            <w:r>
-              <w:t xml:space="preserve">91 (0.14%)</w:t>
-            </w:r>
-          </w:p>
-        </w:tc>
-        <w:tc>
-          <w:tcPr/>
-          <w:p>
-            <w:pPr>
-              <w:pStyle w:val="Compact"/>
-            </w:pPr>
-            <w:r>
-              <w:t xml:space="preserve">0 (0%)</w:t>
+              <w:t xml:space="preserve">FSL vs. DIPY</w:t>
+            </w:r>
+          </w:p>
+        </w:tc>
+        <w:tc>
+          <w:tcPr/>
+          <w:p>
+            <w:pPr>
+              <w:pStyle w:val="Compact"/>
+            </w:pPr>
+            <w:r>
+              <w:t xml:space="preserve">0.9601</w:t>
+            </w:r>
+          </w:p>
+        </w:tc>
+        <w:tc>
+          <w:tcPr/>
+          <w:p>
+            <w:pPr>
+              <w:pStyle w:val="Compact"/>
+            </w:pPr>
+            <w:r>
+              <w:t xml:space="preserve">0.0228</w:t>
+            </w:r>
+          </w:p>
+        </w:tc>
+        <w:tc>
+          <w:tcPr/>
+          <w:p>
+            <w:pPr>
+              <w:pStyle w:val="Compact"/>
+            </w:pPr>
+            <w:r>
+              <w:t xml:space="preserve">-0.0158</w:t>
+            </w:r>
+          </w:p>
+        </w:tc>
+        <w:tc>
+          <w:tcPr/>
+          <w:p>
+            <w:pPr>
+              <w:pStyle w:val="Compact"/>
+            </w:pPr>
+            <w:r>
+              <w:t xml:space="preserve">0.9367</w:t>
+            </w:r>
+          </w:p>
+        </w:tc>
+        <w:tc>
+          <w:tcPr/>
+          <w:p>
+            <w:pPr>
+              <w:pStyle w:val="Compact"/>
+            </w:pPr>
+            <w:r>
+              <w:t xml:space="preserve">0.0325</w:t>
+            </w:r>
+          </w:p>
+        </w:tc>
+        <w:tc>
+          <w:tcPr/>
+          <w:p>
+            <w:pPr>
+              <w:pStyle w:val="Compact"/>
+            </w:pPr>
+            <w:r>
+              <w:t xml:space="preserve">-0.0322</w:t>
             </w:r>
           </w:p>
         </w:tc>
@@ -3205,108 +5046,73 @@
               <w:pStyle w:val="Compact"/>
             </w:pPr>
             <w:r>
-              <w:t xml:space="preserve">Sherbrooke (n = 111,032)</w:t>
-            </w:r>
-          </w:p>
-        </w:tc>
-        <w:tc>
-          <w:tcPr/>
-          <w:p>
-            <w:pPr>
-              <w:pStyle w:val="Compact"/>
-            </w:pPr>
-            <w:r>
-              <w:t xml:space="preserve">FA &gt; 1</w:t>
-            </w:r>
-          </w:p>
-        </w:tc>
-        <w:tc>
-          <w:tcPr/>
-          <w:p>
-            <w:pPr>
-              <w:pStyle w:val="Compact"/>
-            </w:pPr>
-            <w:r>
-              <w:t xml:space="preserve">4,404 (3.97%)</w:t>
-            </w:r>
-          </w:p>
-        </w:tc>
-        <w:tc>
-          <w:tcPr/>
-          <w:p>
-            <w:pPr>
-              <w:pStyle w:val="Compact"/>
-            </w:pPr>
-            <w:r>
-              <w:t xml:space="preserve">2,252 (2.03%)</w:t>
-            </w:r>
-          </w:p>
-        </w:tc>
-        <w:tc>
-          <w:tcPr/>
-          <w:p>
-            <w:pPr>
-              <w:pStyle w:val="Compact"/>
-            </w:pPr>
-            <w:r>
-              <w:t xml:space="preserve">0 (0%)</w:t>
-            </w:r>
-          </w:p>
-        </w:tc>
-      </w:tr>
-      <w:tr>
-        <w:tc>
-          <w:tcPr/>
-          <w:p>
-            <w:pPr>
-              <w:pStyle w:val="Compact"/>
-            </w:pPr>
-            <w:r>
-              <w:t xml:space="preserve">Sherbrooke</w:t>
-            </w:r>
-          </w:p>
-        </w:tc>
-        <w:tc>
-          <w:tcPr/>
-          <w:p>
-            <w:pPr>
-              <w:pStyle w:val="Compact"/>
-            </w:pPr>
-            <w:r>
-              <w:t xml:space="preserve">MD ≤ 0</w:t>
-            </w:r>
-          </w:p>
-        </w:tc>
-        <w:tc>
-          <w:tcPr/>
-          <w:p>
-            <w:pPr>
-              <w:pStyle w:val="Compact"/>
-            </w:pPr>
-            <w:r>
-              <w:t xml:space="preserve">3,016 (2.72%)</w:t>
-            </w:r>
-          </w:p>
-        </w:tc>
-        <w:tc>
-          <w:tcPr/>
-          <w:p>
-            <w:pPr>
-              <w:pStyle w:val="Compact"/>
-            </w:pPr>
-            <w:r>
-              <w:t xml:space="preserve">603 (0.54%)</w:t>
-            </w:r>
-          </w:p>
-        </w:tc>
-        <w:tc>
-          <w:tcPr/>
-          <w:p>
-            <w:pPr>
-              <w:pStyle w:val="Compact"/>
-            </w:pPr>
-            <w:r>
-              <w:t xml:space="preserve">0 (0%)</w:t>
+              <w:t xml:space="preserve">MRtrix3 vs. DIPY</w:t>
+            </w:r>
+          </w:p>
+        </w:tc>
+        <w:tc>
+          <w:tcPr/>
+          <w:p>
+            <w:pPr>
+              <w:pStyle w:val="Compact"/>
+            </w:pPr>
+            <w:r>
+              <w:t xml:space="preserve">0.9602</w:t>
+            </w:r>
+          </w:p>
+        </w:tc>
+        <w:tc>
+          <w:tcPr/>
+          <w:p>
+            <w:pPr>
+              <w:pStyle w:val="Compact"/>
+            </w:pPr>
+            <w:r>
+              <w:t xml:space="preserve">0.0228</w:t>
+            </w:r>
+          </w:p>
+        </w:tc>
+        <w:tc>
+          <w:tcPr/>
+          <w:p>
+            <w:pPr>
+              <w:pStyle w:val="Compact"/>
+            </w:pPr>
+            <w:r>
+              <w:t xml:space="preserve">-0.0158</w:t>
+            </w:r>
+          </w:p>
+        </w:tc>
+        <w:tc>
+          <w:tcPr/>
+          <w:p>
+            <w:pPr>
+              <w:pStyle w:val="Compact"/>
+            </w:pPr>
+            <w:r>
+              <w:t xml:space="preserve">0.9366</w:t>
+            </w:r>
+          </w:p>
+        </w:tc>
+        <w:tc>
+          <w:tcPr/>
+          <w:p>
+            <w:pPr>
+              <w:pStyle w:val="Compact"/>
+            </w:pPr>
+            <w:r>
+              <w:t xml:space="preserve">0.0325</w:t>
+            </w:r>
+          </w:p>
+        </w:tc>
+        <w:tc>
+          <w:tcPr/>
+          <w:p>
+            <w:pPr>
+              <w:pStyle w:val="Compact"/>
+            </w:pPr>
+            <w:r>
+              <w:t xml:space="preserve">-0.0322</w:t>
             </w:r>
           </w:p>
         </w:tc>
@@ -3317,1172 +5123,11 @@
         <w:pStyle w:val="BodyText"/>
       </w:pPr>
       <w:r>
-        <w:t xml:space="preserve">The ordering is the same on both datasets: FSL produces the most non-physical fits, MRtrix3 roughly half as many, and DIPY none. DIPY’s</w:t>
-      </w:r>
-      <w:r>
-        <w:t xml:space="preserve"> </w:t>
-      </w:r>
-      <w:r>
-        <w:rPr>
-          <w:rStyle w:val="VerbatimChar"/>
-        </w:rPr>
-        <w:t xml:space="preserve">TensorModel</w:t>
-      </w:r>
-      <w:r>
-        <w:t xml:space="preserve"> </w:t>
-      </w:r>
-      <w:r>
-        <w:t xml:space="preserve">did not return a single voxel with FA &gt; 1 or MD ≤ 0 in either acquisition (20 and 3 voxels respectively exceeded the free-water diffusivity bound). What changes between datasets is the rate, not the ranking: Sherbrooke, which has one b = 0 volume against Stanford’s ten, produced roughly ten times as many failed fits in both toolkits that allow them.</w:t>
-      </w:r>
-    </w:p>
-    <w:p>
-      <w:pPr>
-        <w:pStyle w:val="BodyText"/>
-      </w:pPr>
-      <w:r>
-        <w:t xml:space="preserve">Their effect on correlation-based agreement is severe and easy to miss. Without the plausibility restriction, MRtrix3–DIPY MD agreement on the Stanford data appears to be r = 0.118 rather than r = 0.9965: Pearson correlation is dominated by extreme values, and a few hundred voxels carrying no shared signal are enough to swamp it. An analysis reporting r = 0.118 would conclude, wrongly, that two toolkits which agree to four significant figures are almost unrelated. Robust statistics are barely affected — excluding these voxels changes the MRtrix3–DIPY mean absolute error by less than 2%.</w:t>
-      </w:r>
-    </w:p>
-    <w:p>
-      <w:pPr>
-        <w:pStyle w:val="BodyText"/>
-      </w:pPr>
-      <w:r>
-        <w:t xml:space="preserve">Two practical implications follow for anyone computing agreement statistics on tensor-derived maps. First, agreement statistics computed on raw tensor-derived maps without a physical plausibility check can be badly misleading, and the appropriate diagnostic is to count and inspect the inadmissible voxels rather than discard them silently. Second, the number of failed tensor fits is itself a usable quality indicator that differentiates toolkits, and it is sensitive to acquisition design — particularly to the number of b = 0 volumes.</w:t>
-      </w:r>
-    </w:p>
-    <w:bookmarkEnd w:id="21"/>
-    <w:bookmarkStart w:id="22" w:name="shell-selection"/>
-    <w:p>
-      <w:pPr>
-        <w:pStyle w:val="Heading3"/>
-      </w:pPr>
-      <w:r>
-        <w:t xml:space="preserve">Shell Selection</w:t>
-      </w:r>
-    </w:p>
-    <w:p>
-      <w:pPr>
-        <w:pStyle w:val="FirstParagraph"/>
-      </w:pPr>
-      <w:r>
-        <w:t xml:space="preserve">A methodologically important asymmetry was identified in shell selection for DTI fitting. FSL</w:t>
-      </w:r>
-      <w:r>
-        <w:t xml:space="preserve"> </w:t>
-      </w:r>
-      <w:r>
-        <w:rPr>
-          <w:rStyle w:val="VerbatimChar"/>
-        </w:rPr>
-        <w:t xml:space="preserve">dtifit</w:t>
-      </w:r>
-      <w:r>
-        <w:t xml:space="preserve"> </w:t>
-      </w:r>
-      <w:r>
-        <w:t xml:space="preserve">and MRtrix3</w:t>
-      </w:r>
-      <w:r>
-        <w:t xml:space="preserve"> </w:t>
-      </w:r>
-      <w:r>
-        <w:rPr>
-          <w:rStyle w:val="VerbatimChar"/>
-        </w:rPr>
-        <w:t xml:space="preserve">dwi2tensor</w:t>
-      </w:r>
-      <w:r>
-        <w:t xml:space="preserve"> </w:t>
-      </w:r>
-      <w:r>
-        <w:t xml:space="preserve">include all available b-value shells by default, whereas DIPY’s</w:t>
-      </w:r>
-      <w:r>
-        <w:t xml:space="preserve"> </w:t>
-      </w:r>
-      <w:r>
-        <w:rPr>
-          <w:rStyle w:val="VerbatimChar"/>
-        </w:rPr>
-        <w:t xml:space="preserve">TensorModel</w:t>
-      </w:r>
-      <w:r>
-        <w:t xml:space="preserve"> </w:t>
-      </w:r>
-      <w:r>
-        <w:t xml:space="preserve">requires the user to explicitly select the shell used for fitting. For the Stanford HARDI single-shell dataset this has no practical consequence. For multi-shell data such as the HCP protocol (b = 1000/2000/3000 s/mm²), applying the single-tensor model to all shells simultaneously violates the monoexponential signal decay assumption; the resulting FA maps will differ from those obtained using only the b = 1000 shell. This is a non-trivial methodological difference that is rarely acknowledged in published methods sections and is highlighted explicitly in the dMRI Rosetta Stone Stage 4 interface.</w:t>
-      </w:r>
-    </w:p>
-    <w:bookmarkEnd w:id="22"/>
-    <w:bookmarkStart w:id="23" w:name="the-environment-in-practice"/>
-    <w:p>
-      <w:pPr>
-        <w:pStyle w:val="Heading3"/>
-      </w:pPr>
-      <w:r>
-        <w:t xml:space="preserve">The environment in practice</w:t>
-      </w:r>
-    </w:p>
-    <w:p>
-      <w:pPr>
-        <w:pStyle w:val="FirstParagraph"/>
-      </w:pPr>
-      <w:r>
-        <w:t xml:space="preserve">Figure 2 shows the interface at the tensor-fitting stage. Each stage presents one tab per toolkit; the selected tab shows the exact command, runs it on the loaded dataset, streams the output, and renders the resulting maps. Commands are shown in full and with relative paths, so any of them can be copied and run outside the platform unchanged — the environment is a convenience, not a dependency, and nothing reported here requires it.</w:t>
-      </w:r>
-    </w:p>
-    <w:p>
-      <w:pPr>
-        <w:pStyle w:val="BodyText"/>
-      </w:pPr>
-      <w:r>
-        <w:t xml:space="preserve">Runtimes are indicative rather than benchmarked, observed on one machine (macOS 14, Apple Silicon, 16 GB RAM; Docker Desktop with 8 GB allocated) on which the</w:t>
-      </w:r>
-      <w:r>
-        <w:t xml:space="preserve"> </w:t>
-      </w:r>
-      <w:r>
-        <w:rPr>
-          <w:rStyle w:val="VerbatimChar"/>
-        </w:rPr>
-        <w:t xml:space="preserve">linux/amd64</w:t>
-      </w:r>
-      <w:r>
-        <w:t xml:space="preserve"> </w:t>
-      </w:r>
-      <w:r>
-        <w:t xml:space="preserve">image runs under emulation; a native x86-64 host should be faster. Every stage of the comparison completes in a few minutes on the full 160-volume Stanford acquisition. The exception is eddy-current correction, which takes 35-45 minutes on a single core, but this falls outside the comparison reported here, which applies no preprocessing.</w:t>
-      </w:r>
-    </w:p>
-    <w:bookmarkEnd w:id="23"/>
-    <w:bookmarkEnd w:id="24"/>
-    <w:bookmarkStart w:id="30" w:name="discussion"/>
-    <w:p>
-      <w:pPr>
-        <w:pStyle w:val="Heading2"/>
-      </w:pPr>
-      <w:r>
-        <w:t xml:space="preserve">Discussion</w:t>
-      </w:r>
-    </w:p>
-    <w:bookmarkStart w:id="25" w:name="X428b10807ff91b77f33715c724f22e38d48a170"/>
-    <w:p>
-      <w:pPr>
-        <w:pStyle w:val="Heading3"/>
-      </w:pPr>
-      <w:r>
-        <w:t xml:space="preserve">Methodological Transparency and Reproducibility</w:t>
-      </w:r>
-    </w:p>
-    <w:p>
-      <w:pPr>
-        <w:pStyle w:val="FirstParagraph"/>
-      </w:pPr>
-      <w:r>
-        <w:t xml:space="preserve">dMRI Rosetta Stone contributes to methodological transparency at two levels. At the surface level, it makes implementation differences between toolkits visible and discussable: that FSL</w:t>
-      </w:r>
-      <w:r>
-        <w:t xml:space="preserve"> </w:t>
-      </w:r>
-      <w:r>
-        <w:rPr>
-          <w:rStyle w:val="VerbatimChar"/>
-        </w:rPr>
-        <w:t xml:space="preserve">eddy_cpu</w:t>
-      </w:r>
-      <w:r>
-        <w:t xml:space="preserve"> </w:t>
-      </w:r>
-      <w:r>
-        <w:t xml:space="preserve">corrects eddy current distortions, signal dropout, and outlier replacement in addition to head motion, whereas DIPY</w:t>
-      </w:r>
-      <w:r>
-        <w:t xml:space="preserve"> </w:t>
-      </w:r>
-      <w:r>
-        <w:rPr>
-          <w:rStyle w:val="VerbatimChar"/>
-        </w:rPr>
-        <w:t xml:space="preserve">motion_correction</w:t>
-      </w:r>
-      <w:r>
-        <w:t xml:space="preserve"> </w:t>
-      </w:r>
-      <w:r>
-        <w:t xml:space="preserve">performs rigid-body registration only, is a distinction that is rarely stated explicitly in published methods sections but is immediately apparent in the side-by-side interface. Similarly, the absence of CSD in FSL — a non-trivial limitation for acquisitions with crossing fibres — is not always apparent to an analyst working only in FSL.</w:t>
-      </w:r>
-    </w:p>
-    <w:p>
-      <w:pPr>
-        <w:pStyle w:val="BodyText"/>
-      </w:pPr>
-      <w:r>
-        <w:t xml:space="preserve">At a deeper level, the agreement analysis tests something the field generally assumes but rarely checks: that FSL, MRtrix3, and DIPY produce interchangeable DTI scalar metrics when given the same data under controlled conditions. Our results support this only in part.</w:t>
-      </w:r>
-    </w:p>
-    <w:p>
-      <w:pPr>
-        <w:pStyle w:val="BodyText"/>
-      </w:pPr>
-      <w:r>
-        <w:t xml:space="preserve">For MRtrix3 and DIPY the assumption holds comfortably, and it holds on both acquisitions. Agreement of r = 0.9990 and 0.9966 for FA, and r = 0.9965 and 0.9991 for MD, with limits of agreement an order of magnitude narrower than within-tract biological variability, means that a study analysed in one of these toolkits could have been analysed in the other with no material change to its tensor-derived results.</w:t>
-      </w:r>
-    </w:p>
-    <w:p>
-      <w:pPr>
-        <w:pStyle w:val="BodyText"/>
-      </w:pPr>
-      <w:r>
-        <w:t xml:space="preserve">For FSL it does not hold in the form usually assumed, and using two datasets is what made this visible. Had we analysed Stanford alone, we would have reported an offset of roughly 4% in FA and 5% in MD and concluded that a fixed, correctable bias separates FSL from the other two. Sherbrooke contradicts that reading: the MD offset keeps its direction but quadruples in size, and the FA offset changes sign — FSL FA is lower than MRtrix3 and DIPY on one acquisition and higher on the other.</w:t>
-      </w:r>
-    </w:p>
-    <w:p>
-      <w:pPr>
-        <w:pStyle w:val="BodyText"/>
-      </w:pPr>
-      <w:r>
-        <w:t xml:space="preserve">This is harder to deal with than a fixed bias. A constant offset can be measured once and then corrected or acknowledged. An offset whose sign depends on the acquisition cannot, and an analyst pooling FA across studies processed with different software cannot predict its direction, let alone its size, without re-running the comparison on their own data.</w:t>
-      </w:r>
-    </w:p>
-    <w:p>
-      <w:pPr>
-        <w:pStyle w:val="BodyText"/>
-      </w:pPr>
-      <w:r>
-        <w:t xml:space="preserve">Two things keep this in proportion. Within a single study processed consistently, the offset moves every subject the same way, so it is unlikely to create a spurious group difference; the risk is in cross-study and multi-site work, normative reference ranges, and meta-analyses of absolute diffusivity. And toolkit choice at the fitting stage is a smaller source of variance than acquisition protocol or preprocessing. It is not, however, negligible, and an effect that changes sign between two ordinary open datasets is worth stating in a methods section.</w:t>
-      </w:r>
-    </w:p>
-    <w:p>
-      <w:pPr>
-        <w:pStyle w:val="BodyText"/>
-      </w:pPr>
-      <w:r>
-        <w:t xml:space="preserve">The shell selection asymmetry is a second example of implementation differences that matter in practice: FSL and MRtrix3 fit all available shells by default, DIPY requires an explicit choice, and for multi-shell data this changes the resulting FA maps. Others have shown that pipeline-level choices introduce non-trivial variability in dMRI metrics (Bhagwat et al., 2021; Richie-Halford et al., 2022). What the platform adds is that such differences can be observed directly rather than only read about.</w:t>
-      </w:r>
-    </w:p>
-    <w:bookmarkEnd w:id="25"/>
-    <w:bookmarkStart w:id="26" w:name="X52702a4240f0bad16da56ddf8020ad4bf55f4f6"/>
-    <w:p>
-      <w:pPr>
-        <w:pStyle w:val="Heading3"/>
-      </w:pPr>
-      <w:r>
-        <w:t xml:space="preserve">Why existing platforms do not answer this question</w:t>
-      </w:r>
-    </w:p>
-    <w:p>
-      <w:pPr>
-        <w:pStyle w:val="FirstParagraph"/>
-      </w:pPr>
-      <w:r>
-        <w:t xml:space="preserve">Infrastructure for running dMRI analyses across toolkits already exists. Brainlife.io provides cloud execution with provenance tracking for applications drawn from several packages, including FSL and MRtrix3 (Avesani et al., 2019), and pipeline suites such as QSIPrep assemble multi-toolkit workflows into reproducible end-to-end analyses. Both are more capable than the environment used here for the work they were designed for.</w:t>
-      </w:r>
-    </w:p>
-    <w:p>
-      <w:pPr>
-        <w:pStyle w:val="BodyText"/>
-      </w:pPr>
-      <w:r>
-        <w:t xml:space="preserve">Neither, however, is arranged for the comparison this paper reports. Their purpose is to process a dataset well, which means selecting one implementation per step and running it; ours is to hold every step but one fixed and vary the remaining one deliberately, which is the opposite arrangement. Running a controlled comparison on such a platform would mean working against its design rather than with it. That is the gap the environment described in Section 2.3 fills, and it is a narrow one: not a better way to analyse diffusion data, but a way to ask which implementation is responsible when two analyses of the same data disagree.</w:t>
-      </w:r>
-    </w:p>
-    <w:bookmarkEnd w:id="26"/>
-    <w:bookmarkStart w:id="27" w:name="scalability"/>
-    <w:p>
-      <w:pPr>
-        <w:pStyle w:val="Heading3"/>
-      </w:pPr>
-      <w:r>
-        <w:t xml:space="preserve">Scalability</w:t>
-      </w:r>
-    </w:p>
-    <w:p>
-      <w:pPr>
-        <w:pStyle w:val="FirstParagraph"/>
-      </w:pPr>
-      <w:r>
-        <w:t xml:space="preserve">The platform and the benchmark scale differently, and it is worth separating them.</w:t>
-      </w:r>
-    </w:p>
-    <w:p>
-      <w:pPr>
-        <w:pStyle w:val="BodyText"/>
-      </w:pPr>
-      <w:r>
-        <w:t xml:space="preserve">The interactive application is deliberately single-subject and single-machine. Each pipeline stage runs one command on one dataset in a container sized for a laptop, because its purpose is to isolate one operation at a time rather than to process a cohort. Within that scope it scales adequately. All stages except eddy correction complete in under three minutes on the full 160-volume Stanford acquisition on an Apple M2 with 8 GB allocated to Docker; eddy correction is the single bottleneck at 35–45 minutes on one CPU core, which the demo subsample mode reduces to 2–4 minutes for teaching purposes. Memory scales with volume count and matrix size, and the largest dataset used here (Sherbrooke, 193 volumes at 128 × 128 × 60) ran comfortably within the same allocation. The platform is explicitly not a cohort-processing pipeline, and users with that requirement should reach for a purpose-built workflow such as QSIPrep or a Nipype-based pipeline; nothing in this platform competes with those, and the Concepts and Reference module says so.</w:t>
-      </w:r>
-    </w:p>
-    <w:p>
-      <w:pPr>
-        <w:pStyle w:val="BodyText"/>
-      </w:pPr>
-      <w:r>
-        <w:t xml:space="preserve">The benchmark scripts scale further, and were designed to. Adding a dataset requires one fetcher entry and two commands, which is how the Sherbrooke replication was produced; outputs are written per subject so that datasets accumulate rather than overwrite one another, and the</w:t>
-      </w:r>
-      <w:r>
-        <w:t xml:space="preserve"> </w:t>
-      </w:r>
-      <w:r>
-        <w:rPr>
-          <w:rStyle w:val="VerbatimChar"/>
-        </w:rPr>
-        <w:t xml:space="preserve">--shell</w:t>
-      </w:r>
-      <w:r>
-        <w:t xml:space="preserve"> </w:t>
-      </w:r>
-      <w:r>
-        <w:t xml:space="preserve">option makes multi-shell acquisitions tractable without hand-editing gradient tables. The cost per dataset is one tensor fit per toolkit, which is minutes rather than hours. This matters for the finding reported above: establishing how the FSL divergence depends on acquisition would require tens of datasets rather than two, and that is a matter of compute time and data access rather than of software redesign. We regard extending this benchmark as the most valuable use of the codebase beyond teaching.</w:t>
-      </w:r>
-    </w:p>
-    <w:p>
-      <w:pPr>
-        <w:pStyle w:val="BodyText"/>
-      </w:pPr>
-      <w:r>
-        <w:t xml:space="preserve">The principal barrier to scale is not computational but distributional — the container is large, and the following section addresses that.</w:t>
-      </w:r>
-    </w:p>
-    <w:bookmarkEnd w:id="27"/>
-    <w:bookmarkStart w:id="28" w:name="limitations"/>
-    <w:p>
-      <w:pPr>
-        <w:pStyle w:val="Heading3"/>
-      </w:pPr>
-      <w:r>
-        <w:t xml:space="preserve">Limitations</w:t>
-      </w:r>
-    </w:p>
-    <w:p>
-      <w:pPr>
-        <w:pStyle w:val="FirstParagraph"/>
-      </w:pPr>
-      <w:r>
-        <w:t xml:space="preserve">The platform currently supports single-subject analysis only; multi-subject group analysis beyond the synthetic TBSS demonstration requires real group data not included in the repository. The demo subsample mode for eddy correction is not suitable for quantitative analysis. The Docker image occupies approximately 17.6 GB uncompressed (approximately 5.6 GB as distributed layers) and requires approximately 15 minutes to build, which may be prohibitive in low-bandwidth settings; a pre-built image on a public container registry would mitigate this. GPU-accelerated MRtrix3 operations are not available in the current CPU-only Docker configuration.</w:t>
-      </w:r>
-    </w:p>
-    <w:p>
-      <w:pPr>
-        <w:pStyle w:val="BodyText"/>
-      </w:pPr>
-      <w:r>
-        <w:t xml:space="preserve">The inter-tool benchmark reported here carries its own limitations, and they bound what may be concluded from the FSL divergence we describe. It rests on one subject from each of two datasets. Two acquisitions are enough to demonstrate that the FSL discrepancy is not a fixed, correctable bias — a single dataset would have suggested exactly the opposite — but they are not enough to characterise how it varies, to attribute it to specific acquisition properties such as b-value, SNR, or the number of b = 0 volumes, or to place a confidence interval around it. The benchmark isolates the tensor-fitting stage deliberately, applying no denoising or eddy-current correction, so the numbers characterise one pipeline step rather than an end-to-end analysis; whether the divergence persists, grows, or is absorbed after realistic preprocessing is untested. It compares only FA and MD under each toolkit’s default weighted-least-squares configuration, and each toolkit exposes fitting options that were not explored. Establishing how the FSL divergence depends on acquisition, and identifying its algorithmic origin, would require a dedicated multi-subject study spanning several protocols — work that this platform is well suited to support but does not itself constitute.</w:t>
-      </w:r>
-    </w:p>
-    <w:p>
-      <w:pPr>
-        <w:pStyle w:val="BodyText"/>
-      </w:pPr>
-      <w:r>
-        <w:t xml:space="preserve">Finally, the platform has not yet been evaluated in a formal user study; a structured assessment of learning outcomes in a workshop setting would strengthen the evidence base for its educational value.</w:t>
-      </w:r>
-    </w:p>
-    <w:bookmarkEnd w:id="28"/>
-    <w:bookmarkStart w:id="29" w:name="future-directions"/>
-    <w:p>
-      <w:pPr>
-        <w:pStyle w:val="Heading3"/>
-      </w:pPr>
-      <w:r>
-        <w:t xml:space="preserve">Future Directions</w:t>
-      </w:r>
-    </w:p>
-    <w:p>
-      <w:pPr>
-        <w:pStyle w:val="FirstParagraph"/>
-      </w:pPr>
-      <w:r>
-        <w:t xml:space="preserve">The most useful extension is more data. Two acquisitions establish that the FSL offset is not fixed but cannot describe how it varies, and the design makes adding a dataset cheap: one fetcher entry and two commands. Multi-subject collections on OpenNeuro would allow the offset to be characterised against acquisition parameters — b-value, angular sampling, SNR, and the number of b = 0 volumes, which our two datasets already suggest matters for fit failure rate.</w:t>
-      </w:r>
-    </w:p>
-    <w:p>
-      <w:pPr>
-        <w:pStyle w:val="BodyText"/>
-      </w:pPr>
-      <w:r>
-        <w:t xml:space="preserve">Three further extensions follow from the design rather than from the results. The comparison currently covers the tensor fit; the same controlled arrangement could be applied to the preprocessing steps deliberately excluded here, one at a time, to attribute pipeline-level variability to its components. It could also be extended beyond the tensor to models with more parameters, such as constrained spherical deconvolution or NODDI, where implementations diverge more and the scope for disagreement is correspondingly larger. Finally, each toolkit exposes fitting options that were left at their defaults; whether the FSL divergence persists under non-default settings is an open and directly testable question.</w:t>
-      </w:r>
-    </w:p>
-    <w:bookmarkEnd w:id="29"/>
-    <w:bookmarkEnd w:id="30"/>
-    <w:bookmarkStart w:id="31" w:name="conclusion"/>
-    <w:p>
-      <w:pPr>
-        <w:pStyle w:val="Heading2"/>
-      </w:pPr>
-      <w:r>
-        <w:t xml:space="preserve">Conclusion</w:t>
-      </w:r>
-    </w:p>
-    <w:p>
-      <w:pPr>
-        <w:pStyle w:val="FirstParagraph"/>
-      </w:pPr>
-      <w:r>
-        <w:t xml:space="preserve">Given identical input volumes, identical gradient tables, one shared brain mask and no preprocessing, MRtrix3 and DIPY produce tensor metrics that are interchangeable in practice: agreement exceeded r = 0.996 for both fractional anisotropy and mean diffusivity on both acquisitions, with limits of agreement an order of magnitude narrower than within-tract biological variability. FSL diverged from both.</w:t>
-      </w:r>
-    </w:p>
-    <w:p>
-      <w:pPr>
-        <w:pStyle w:val="BodyText"/>
-      </w:pPr>
-      <w:r>
-        <w:t xml:space="preserve">The FSL divergence does not behave as a fixed bias. Mean diffusivity was lower on both datasets, but by 5% on one and 19% on the other, and the anisotropy offset reversed sign between them. An offset whose sign depends on the acquisition cannot be removed by a scaling factor, because there is no stable quantity to correct for. Within a single study processed consistently this is unlikely to create a spurious group difference, since every subject moves the same way; the exposure is in cross-study and multi-site comparison, in normative reference ranges, and in meta-analyses of absolute diffusivity.</w:t>
-      </w:r>
-    </w:p>
-    <w:p>
-      <w:pPr>
-        <w:pStyle w:val="BodyText"/>
-      </w:pPr>
-      <w:r>
-        <w:t xml:space="preserve">A second result is methodological rather than biological. Unconstrained linear fitting returns physically impossible values — fractional anisotropy above one, mean diffusivity below zero — in up to 4.0% of white matter voxels in FSL and 2.0% in MRtrix3, and in none in DIPY. These voxels barely move a robust statistic such as mean absolute error, but they dominate a correlation: left in place, they reduce an apparent mean diffusivity agreement from r = 0.997 to r = 0.118. Agreement computed on raw tensor maps without a plausibility check can therefore be wrong by an amount that changes the conclusion, and the count of inadmissible voxels is worth reporting in its own right as a quality indicator that distinguishes implementations.</w:t>
-      </w:r>
-    </w:p>
-    <w:p>
-      <w:pPr>
-        <w:pStyle w:val="BodyText"/>
-      </w:pPr>
-      <w:r>
-        <w:t xml:space="preserve">These results rest on one subject per dataset and characterise the tensor-fitting stage alone. Two acquisitions are enough to show that the FSL offset is not fixed, which is the claim made here, but not enough to describe how it varies with acquisition parameters. Establishing that would require tens of datasets rather than two. The environment and analysis scripts released with this paper are intended to make that extension a matter of compute time rather than of software engineering.</w:t>
-      </w:r>
-    </w:p>
-    <w:bookmarkEnd w:id="31"/>
-    <w:bookmarkStart w:id="32" w:name="credit-authorship-contribution-statement"/>
-    <w:p>
-      <w:pPr>
-        <w:pStyle w:val="Heading2"/>
-      </w:pPr>
-      <w:r>
-        <w:t xml:space="preserve">CRediT authorship contribution statement</w:t>
-      </w:r>
-    </w:p>
-    <w:p>
-      <w:pPr>
-        <w:pStyle w:val="FirstParagraph"/>
-      </w:pPr>
-      <w:r>
-        <w:rPr>
-          <w:b/>
-          <w:bCs/>
-        </w:rPr>
-        <w:t xml:space="preserve">Busra Mutlu:</w:t>
-      </w:r>
-      <w:r>
-        <w:t xml:space="preserve"> </w:t>
-      </w:r>
-      <w:r>
-        <w:t xml:space="preserve">Conceptualization, Methodology, Software, Formal analysis, Investigation, Data curation, Visualization, Writing - original draft, Writing - review and editing.</w:t>
-      </w:r>
-    </w:p>
-    <w:bookmarkEnd w:id="32"/>
-    <w:bookmarkStart w:id="33" w:name="declaration-of-competing-interest"/>
-    <w:p>
-      <w:pPr>
-        <w:pStyle w:val="Heading2"/>
-      </w:pPr>
-      <w:r>
-        <w:t xml:space="preserve">Declaration of competing interest</w:t>
-      </w:r>
-    </w:p>
-    <w:p>
-      <w:pPr>
-        <w:pStyle w:val="FirstParagraph"/>
-      </w:pPr>
-      <w:r>
-        <w:t xml:space="preserve">The author declares that she has no known competing financial interests or personal relationships that could have appeared to influence the work reported in this paper.</w:t>
-      </w:r>
-    </w:p>
-    <w:bookmarkEnd w:id="33"/>
-    <w:bookmarkStart w:id="34" w:name="funding"/>
-    <w:p>
-      <w:pPr>
-        <w:pStyle w:val="Heading2"/>
-      </w:pPr>
-      <w:r>
-        <w:t xml:space="preserve">Funding</w:t>
-      </w:r>
-    </w:p>
-    <w:p>
-      <w:pPr>
-        <w:pStyle w:val="FirstParagraph"/>
-      </w:pPr>
-      <w:r>
-        <w:t xml:space="preserve">[TO COMPLETE: name the funder and grant number, or state that this research received no specific grant from funding agencies in the public, commercial, or not-for-profit sectors.]</w:t>
-      </w:r>
-    </w:p>
-    <w:bookmarkEnd w:id="34"/>
-    <w:bookmarkStart w:id="35" w:name="X071796dd6bc546c91e96cca1cf5ff96599de61f"/>
-    <w:p>
-      <w:pPr>
-        <w:pStyle w:val="Heading2"/>
-      </w:pPr>
-      <w:r>
-        <w:t xml:space="preserve">Declaration of generative AI and AI-assisted technologies in the writing process</w:t>
-      </w:r>
-    </w:p>
-    <w:p>
-      <w:pPr>
-        <w:pStyle w:val="FirstParagraph"/>
-      </w:pPr>
-      <w:r>
-        <w:t xml:space="preserve">[TO COMPLETE OR DELETE — see the note accompanying this manuscript. If generative AI was used to assist with drafting or editing, Elsevier requires a statement here naming the tool and describing its use, and confirming that the author reviewed and edited the output and takes full responsibility for the content of the publication.]</w:t>
-      </w:r>
-    </w:p>
-    <w:bookmarkEnd w:id="35"/>
-    <w:bookmarkStart w:id="36" w:name="data-availability"/>
-    <w:p>
-      <w:pPr>
-        <w:pStyle w:val="Heading2"/>
-      </w:pPr>
-      <w:r>
-        <w:t xml:space="preserve">Data availability</w:t>
-      </w:r>
-    </w:p>
-    <w:p>
-      <w:pPr>
-        <w:pStyle w:val="FirstParagraph"/>
-      </w:pPr>
-      <w:r>
-        <w:t xml:space="preserve">The complete source code, Dockerfile, and documentation are openly available at https://github.com/happybrotherhood/dmri-rosetta-stone under an MIT licence. The exact version reported here is archived on Zenodo as v1.0.0, doi:10.5281/zenodo.22106455; the concept DOI doi:10.5281/zenodo.22106454 always resolves to the most recent version. Both datasets analysed — Stanford HARDI and Sherbrooke 3-shell — are distributed openly by the DIPY project at https://dipy.org and are retrieved automatically by</w:t>
-      </w:r>
-      <w:r>
-        <w:t xml:space="preserve"> </w:t>
-      </w:r>
-      <w:r>
-        <w:rPr>
-          <w:rStyle w:val="VerbatimChar"/>
-        </w:rPr>
-        <w:t xml:space="preserve">scripts/fetch_sample_data.py</w:t>
-      </w:r>
-      <w:r>
-        <w:t xml:space="preserve">. No registration or credentials are required to reproduce any result presented here, and the four commands that regenerate every reported value are given at the end of the Materials and Methods.</w:t>
-      </w:r>
-    </w:p>
-    <w:bookmarkEnd w:id="36"/>
-    <w:bookmarkStart w:id="37" w:name="acknowledgements"/>
-    <w:p>
-      <w:pPr>
-        <w:pStyle w:val="Heading2"/>
-      </w:pPr>
-      <w:r>
-        <w:t xml:space="preserve">Acknowledgements</w:t>
-      </w:r>
-    </w:p>
-    <w:p>
-      <w:pPr>
-        <w:pStyle w:val="FirstParagraph"/>
-      </w:pPr>
-      <w:r>
-        <w:t xml:space="preserve">[TO COMPLETE OR DELETE: supervisors, colleagues, computing resources.]</w:t>
-      </w:r>
-    </w:p>
-    <w:bookmarkEnd w:id="37"/>
-    <w:bookmarkStart w:id="38" w:name="references"/>
-    <w:p>
-      <w:pPr>
-        <w:pStyle w:val="Heading2"/>
-      </w:pPr>
-      <w:r>
-        <w:t xml:space="preserve">References</w:t>
-      </w:r>
-    </w:p>
-    <w:p>
-      <w:pPr>
-        <w:pStyle w:val="FirstParagraph"/>
-      </w:pPr>
-      <w:r>
-        <w:t xml:space="preserve">Avesani P, McPherson B, Hayashi S, Caiafa CF, Henschel R, Garyfallidis E, et al. (2019) The open diffusion data derivatives, brain data upcycling via integrated collection and reuse.</w:t>
-      </w:r>
-      <w:r>
-        <w:t xml:space="preserve"> </w:t>
-      </w:r>
-      <w:r>
         <w:rPr>
           <w:i/>
           <w:iCs/>
         </w:rPr>
-        <w:t xml:space="preserve">Scientific Data</w:t>
-      </w:r>
-      <w:r>
-        <w:t xml:space="preserve"> </w:t>
-      </w:r>
-      <w:r>
-        <w:t xml:space="preserve">6, 69. doi: 10.1038/s41597-019-0073-y</w:t>
-      </w:r>
-    </w:p>
-    <w:p>
-      <w:pPr>
-        <w:pStyle w:val="BodyText"/>
-      </w:pPr>
-      <w:r>
-        <w:t xml:space="preserve">Andersson JLR and Sotiropoulos SN (2016) An integrated approach to correction for off-resonance effects and subject movement in diffusion MR imaging.</w:t>
-      </w:r>
-      <w:r>
-        <w:t xml:space="preserve"> </w:t>
-      </w:r>
-      <w:r>
-        <w:rPr>
-          <w:i/>
-          <w:iCs/>
-        </w:rPr>
-        <w:t xml:space="preserve">NeuroImage</w:t>
-      </w:r>
-      <w:r>
-        <w:t xml:space="preserve"> </w:t>
-      </w:r>
-      <w:r>
-        <w:t xml:space="preserve">125, 1063–1078. doi: 10.1016/j.neuroimage.2015.10.019</w:t>
-      </w:r>
-    </w:p>
-    <w:p>
-      <w:pPr>
-        <w:pStyle w:val="BodyText"/>
-      </w:pPr>
-      <w:r>
-        <w:t xml:space="preserve">Basser PJ, Mattiello J, and LeBihan D (1994) MR diffusion tensor spectroscopy and imaging.</w:t>
-      </w:r>
-      <w:r>
-        <w:t xml:space="preserve"> </w:t>
-      </w:r>
-      <w:r>
-        <w:rPr>
-          <w:i/>
-          <w:iCs/>
-        </w:rPr>
-        <w:t xml:space="preserve">Biophysical Journal</w:t>
-      </w:r>
-      <w:r>
-        <w:t xml:space="preserve"> </w:t>
-      </w:r>
-      <w:r>
-        <w:t xml:space="preserve">66, 259–267. doi: 10.1016/S0006-3495(94)80775-1</w:t>
-      </w:r>
-    </w:p>
-    <w:p>
-      <w:pPr>
-        <w:pStyle w:val="BodyText"/>
-      </w:pPr>
-      <w:r>
-        <w:t xml:space="preserve">Beaulieu C (2002) The basis of anisotropic water diffusion in the nervous system – a technical review.</w:t>
-      </w:r>
-      <w:r>
-        <w:t xml:space="preserve"> </w:t>
-      </w:r>
-      <w:r>
-        <w:rPr>
-          <w:i/>
-          <w:iCs/>
-        </w:rPr>
-        <w:t xml:space="preserve">NMR in Biomedicine</w:t>
-      </w:r>
-      <w:r>
-        <w:t xml:space="preserve"> </w:t>
-      </w:r>
-      <w:r>
-        <w:t xml:space="preserve">15, 435–455. doi: 10.1002/nbm.782</w:t>
-      </w:r>
-    </w:p>
-    <w:p>
-      <w:pPr>
-        <w:pStyle w:val="BodyText"/>
-      </w:pPr>
-      <w:r>
-        <w:t xml:space="preserve">Bhagwat N, Barry A, Dickie EW, Brown ST, Devenyi GA, Hatano K, et al. (2021) Understanding the impact of preprocessing pipelines on neuroimaging cortical surface analyses.</w:t>
-      </w:r>
-      <w:r>
-        <w:t xml:space="preserve"> </w:t>
-      </w:r>
-      <w:r>
-        <w:rPr>
-          <w:i/>
-          <w:iCs/>
-        </w:rPr>
-        <w:t xml:space="preserve">GigaScience</w:t>
-      </w:r>
-      <w:r>
-        <w:t xml:space="preserve"> </w:t>
-      </w:r>
-      <w:r>
-        <w:t xml:space="preserve">10, giaa155. doi: 10.1093/gigascience/giaa155</w:t>
-      </w:r>
-    </w:p>
-    <w:p>
-      <w:pPr>
-        <w:pStyle w:val="BodyText"/>
-      </w:pPr>
-      <w:r>
-        <w:t xml:space="preserve">Catani M and Thiebaut de Schotten M (2008) A diffusion tensor imaging tractography atlas for virtual in vivo dissections.</w:t>
-      </w:r>
-      <w:r>
-        <w:t xml:space="preserve"> </w:t>
-      </w:r>
-      <w:r>
-        <w:rPr>
-          <w:i/>
-          <w:iCs/>
-        </w:rPr>
-        <w:t xml:space="preserve">Cortex</w:t>
-      </w:r>
-      <w:r>
-        <w:t xml:space="preserve"> </w:t>
-      </w:r>
-      <w:r>
-        <w:t xml:space="preserve">44, 1105–1132. doi: 10.1016/j.cortex.2008.05.004</w:t>
-      </w:r>
-    </w:p>
-    <w:p>
-      <w:pPr>
-        <w:pStyle w:val="BodyText"/>
-      </w:pPr>
-      <w:r>
-        <w:t xml:space="preserve">Garyfallidis E, Brett M, Amirbekian B, Rokem A, Van Der Walt S, Descoteaux M, et al. (2014) Dipy, a library for the analysis of diffusion MRI data.</w:t>
-      </w:r>
-      <w:r>
-        <w:t xml:space="preserve"> </w:t>
-      </w:r>
-      <w:r>
-        <w:rPr>
-          <w:i/>
-          <w:iCs/>
-        </w:rPr>
-        <w:t xml:space="preserve">Frontiers in Neuroinformatics</w:t>
-      </w:r>
-      <w:r>
-        <w:t xml:space="preserve"> </w:t>
-      </w:r>
-      <w:r>
-        <w:t xml:space="preserve">8, 8. doi: 10.3389/fninf.2014.00008</w:t>
-      </w:r>
-    </w:p>
-    <w:p>
-      <w:pPr>
-        <w:pStyle w:val="BodyText"/>
-      </w:pPr>
-      <w:r>
-        <w:t xml:space="preserve">Glasser MF, Sotiropoulos SN, Wilson JA, Coalson TS, Fischl B, Andersson JL, et al. (2013) The minimal preprocessing pipelines for the Human Connectome Project.</w:t>
-      </w:r>
-      <w:r>
-        <w:t xml:space="preserve"> </w:t>
-      </w:r>
-      <w:r>
-        <w:rPr>
-          <w:i/>
-          <w:iCs/>
-        </w:rPr>
-        <w:t xml:space="preserve">NeuroImage</w:t>
-      </w:r>
-      <w:r>
-        <w:t xml:space="preserve"> </w:t>
-      </w:r>
-      <w:r>
-        <w:t xml:space="preserve">80, 105–124. doi: 10.1016/j.neuroimage.2013.04.127</w:t>
-      </w:r>
-    </w:p>
-    <w:p>
-      <w:pPr>
-        <w:pStyle w:val="BodyText"/>
-      </w:pPr>
-      <w:r>
-        <w:t xml:space="preserve">Jahn A (2020)</w:t>
-      </w:r>
-      <w:r>
-        <w:t xml:space="preserve"> </w:t>
-      </w:r>
-      <w:r>
-        <w:rPr>
-          <w:i/>
-          <w:iCs/>
-        </w:rPr>
-        <w:t xml:space="preserve">Andy’s Brain Book: An Introduction to Neuroimaging Analysis</w:t>
-      </w:r>
-      <w:r>
-        <w:t xml:space="preserve">. Available at: https://andysbrainbook.readthedocs.io (Accessed June 2026).</w:t>
-      </w:r>
-    </w:p>
-    <w:p>
-      <w:pPr>
-        <w:pStyle w:val="BodyText"/>
-      </w:pPr>
-      <w:r>
-        <w:t xml:space="preserve">Jenkinson M, Beckmann CF, Behrens TEJ, Woolrich MW, and Smith SM (2012) FSL.</w:t>
-      </w:r>
-      <w:r>
-        <w:t xml:space="preserve"> </w:t>
-      </w:r>
-      <w:r>
-        <w:rPr>
-          <w:i/>
-          <w:iCs/>
-        </w:rPr>
-        <w:t xml:space="preserve">NeuroImage</w:t>
-      </w:r>
-      <w:r>
-        <w:t xml:space="preserve"> </w:t>
-      </w:r>
-      <w:r>
-        <w:t xml:space="preserve">62, 782–790. doi: 10.1016/j.neuroimage.2011.09.015</w:t>
-      </w:r>
-    </w:p>
-    <w:p>
-      <w:pPr>
-        <w:pStyle w:val="BodyText"/>
-      </w:pPr>
-      <w:r>
-        <w:t xml:space="preserve">Jeurissen B, Tournier JD, Dhollander T, Connelly A, and Sijbers J (2014) Multi-tissue constrained spherical deconvolution for improved analysis of multi-shell diffusion MRI data.</w:t>
-      </w:r>
-      <w:r>
-        <w:t xml:space="preserve"> </w:t>
-      </w:r>
-      <w:r>
-        <w:rPr>
-          <w:i/>
-          <w:iCs/>
-        </w:rPr>
-        <w:t xml:space="preserve">NeuroImage</w:t>
-      </w:r>
-      <w:r>
-        <w:t xml:space="preserve"> </w:t>
-      </w:r>
-      <w:r>
-        <w:t xml:space="preserve">103, 411–426. doi: 10.1016/j.neuroimage.2014.07.061</w:t>
-      </w:r>
-    </w:p>
-    <w:p>
-      <w:pPr>
-        <w:pStyle w:val="BodyText"/>
-      </w:pPr>
-      <w:r>
-        <w:t xml:space="preserve">Jones DK (ed.) (2010)</w:t>
-      </w:r>
-      <w:r>
-        <w:t xml:space="preserve"> </w:t>
-      </w:r>
-      <w:r>
-        <w:rPr>
-          <w:i/>
-          <w:iCs/>
-        </w:rPr>
-        <w:t xml:space="preserve">Diffusion MRI: Theory, Methods, and Applications</w:t>
-      </w:r>
-      <w:r>
-        <w:t xml:space="preserve">. Oxford: Oxford University Press.</w:t>
-      </w:r>
-    </w:p>
-    <w:p>
-      <w:pPr>
-        <w:pStyle w:val="BodyText"/>
-      </w:pPr>
-      <w:r>
-        <w:t xml:space="preserve">Merkel D (2014) Docker: Lightweight Linux containers for consistent development and deployment.</w:t>
-      </w:r>
-      <w:r>
-        <w:t xml:space="preserve"> </w:t>
-      </w:r>
-      <w:r>
-        <w:rPr>
-          <w:i/>
-          <w:iCs/>
-        </w:rPr>
-        <w:t xml:space="preserve">Linux Journal</w:t>
-      </w:r>
-      <w:r>
-        <w:t xml:space="preserve"> </w:t>
-      </w:r>
-      <w:r>
-        <w:t xml:space="preserve">2014, 2.</w:t>
-      </w:r>
-    </w:p>
-    <w:p>
-      <w:pPr>
-        <w:pStyle w:val="BodyText"/>
-      </w:pPr>
-      <w:r>
-        <w:t xml:space="preserve">Richie-Halford A, Cieslak M, Ai L, Caffarra S, Covitz S, Franco AR, et al. (2022) An analysis-ready and quality controlled resource for pediatric brain white-matter research.</w:t>
-      </w:r>
-      <w:r>
-        <w:t xml:space="preserve"> </w:t>
-      </w:r>
-      <w:r>
-        <w:rPr>
-          <w:i/>
-          <w:iCs/>
-        </w:rPr>
-        <w:t xml:space="preserve">Scientific Data</w:t>
-      </w:r>
-      <w:r>
-        <w:t xml:space="preserve"> </w:t>
-      </w:r>
-      <w:r>
-        <w:t xml:space="preserve">9, 616. doi: 10.1038/s41597-022-01695-7</w:t>
-      </w:r>
-    </w:p>
-    <w:p>
-      <w:pPr>
-        <w:pStyle w:val="BodyText"/>
-      </w:pPr>
-      <w:r>
-        <w:t xml:space="preserve">Rokem A, Yeatman JD, Pestilli F, Kay KN, Mezer A, van der Walt S, et al. (2015) Evaluating the accuracy of diffusion MRI models in white matter.</w:t>
-      </w:r>
-      <w:r>
-        <w:t xml:space="preserve"> </w:t>
-      </w:r>
-      <w:r>
-        <w:rPr>
-          <w:i/>
-          <w:iCs/>
-        </w:rPr>
-        <w:t xml:space="preserve">PLOS ONE</w:t>
-      </w:r>
-      <w:r>
-        <w:t xml:space="preserve"> </w:t>
-      </w:r>
-      <w:r>
-        <w:t xml:space="preserve">10, e0123272. doi: 10.1371/journal.pone.0123272</w:t>
-      </w:r>
-    </w:p>
-    <w:p>
-      <w:pPr>
-        <w:pStyle w:val="BodyText"/>
-      </w:pPr>
-      <w:r>
-        <w:t xml:space="preserve">Smith RE, Tournier JD, Calamante F, and Connelly A (2015) SIFT2: Enabling dense quantitative assessment of brain white matter connectivity using streamlines tractography.</w:t>
-      </w:r>
-      <w:r>
-        <w:t xml:space="preserve"> </w:t>
-      </w:r>
-      <w:r>
-        <w:rPr>
-          <w:i/>
-          <w:iCs/>
-        </w:rPr>
-        <w:t xml:space="preserve">NeuroImage</w:t>
-      </w:r>
-      <w:r>
-        <w:t xml:space="preserve"> </w:t>
-      </w:r>
-      <w:r>
-        <w:t xml:space="preserve">119, 338–351. doi: 10.1016/j.neuroimage.2015.06.092</w:t>
-      </w:r>
-    </w:p>
-    <w:p>
-      <w:pPr>
-        <w:pStyle w:val="BodyText"/>
-      </w:pPr>
-      <w:r>
-        <w:t xml:space="preserve">Smith SM, Jenkinson M, Woolrich MW, Beckmann CF, Behrens TEJ, Johansen-Berg H, et al. (2004) Advances in functional and structural MR image analysis and implementation as FSL.</w:t>
-      </w:r>
-      <w:r>
-        <w:t xml:space="preserve"> </w:t>
-      </w:r>
-      <w:r>
-        <w:rPr>
-          <w:i/>
-          <w:iCs/>
-        </w:rPr>
-        <w:t xml:space="preserve">NeuroImage</w:t>
-      </w:r>
-      <w:r>
-        <w:t xml:space="preserve"> </w:t>
-      </w:r>
-      <w:r>
-        <w:t xml:space="preserve">23 (Suppl 1), S208–S219. doi: 10.1016/j.neuroimage.2004.07.051</w:t>
-      </w:r>
-    </w:p>
-    <w:p>
-      <w:pPr>
-        <w:pStyle w:val="BodyText"/>
-      </w:pPr>
-      <w:r>
-        <w:t xml:space="preserve">Smith SM, Jenkinson M, Johansen-Berg H, Rueckert D, Nichols TE, Mackay CE, et al. (2006) Tract-based spatial statistics: Voxelwise analysis of multi-subject diffusion data.</w:t>
-      </w:r>
-      <w:r>
-        <w:t xml:space="preserve"> </w:t>
-      </w:r>
-      <w:r>
-        <w:rPr>
-          <w:i/>
-          <w:iCs/>
-        </w:rPr>
-        <w:t xml:space="preserve">NeuroImage</w:t>
-      </w:r>
-      <w:r>
-        <w:t xml:space="preserve"> </w:t>
-      </w:r>
-      <w:r>
-        <w:t xml:space="preserve">31, 1487–1505. doi: 10.1016/j.neuroimage.2006.02.024</w:t>
-      </w:r>
-    </w:p>
-    <w:p>
-      <w:pPr>
-        <w:pStyle w:val="BodyText"/>
-      </w:pPr>
-      <w:r>
-        <w:t xml:space="preserve">Streamlit Inc (2019)</w:t>
-      </w:r>
-      <w:r>
-        <w:t xml:space="preserve"> </w:t>
-      </w:r>
-      <w:r>
-        <w:rPr>
-          <w:i/>
-          <w:iCs/>
-        </w:rPr>
-        <w:t xml:space="preserve">Streamlit: The fastest way to build and share data apps</w:t>
-      </w:r>
-      <w:r>
-        <w:t xml:space="preserve"> </w:t>
-      </w:r>
-      <w:r>
-        <w:t xml:space="preserve">[Computer software]. Available at: https://streamlit.io</w:t>
-      </w:r>
-    </w:p>
-    <w:p>
-      <w:pPr>
-        <w:pStyle w:val="BodyText"/>
-      </w:pPr>
-      <w:r>
-        <w:t xml:space="preserve">Tournier JD, Calamante F, and Connelly A (2007) Robust determination of the fibre orientation distribution in diffusion MRI: Non-negativity constrained super-resolved spherical deconvolution.</w:t>
-      </w:r>
-      <w:r>
-        <w:t xml:space="preserve"> </w:t>
-      </w:r>
-      <w:r>
-        <w:rPr>
-          <w:i/>
-          <w:iCs/>
-        </w:rPr>
-        <w:t xml:space="preserve">NeuroImage</w:t>
-      </w:r>
-      <w:r>
-        <w:t xml:space="preserve"> </w:t>
-      </w:r>
-      <w:r>
-        <w:t xml:space="preserve">35, 1459–1472. doi: 10.1016/j.neuroimage.2007.02.016</w:t>
-      </w:r>
-    </w:p>
-    <w:p>
-      <w:pPr>
-        <w:pStyle w:val="BodyText"/>
-      </w:pPr>
-      <w:r>
-        <w:t xml:space="preserve">Tournier JD, Calamante F, and Connelly A (2010) Improved probabilistic streamlines tractography by 2nd order integration over fibre orientation distributions.</w:t>
-      </w:r>
-      <w:r>
-        <w:t xml:space="preserve"> </w:t>
-      </w:r>
-      <w:r>
-        <w:rPr>
-          <w:i/>
-          <w:iCs/>
-        </w:rPr>
-        <w:t xml:space="preserve">Proceedings of the International Society for Magnetic Resonance in Medicine</w:t>
-      </w:r>
-      <w:r>
-        <w:t xml:space="preserve"> </w:t>
-      </w:r>
-      <w:r>
-        <w:t xml:space="preserve">18, 1670.</w:t>
-      </w:r>
-    </w:p>
-    <w:p>
-      <w:pPr>
-        <w:pStyle w:val="BodyText"/>
-      </w:pPr>
-      <w:r>
-        <w:t xml:space="preserve">Tournier JD, Smith RE, Raffelt D, Tabbara R, Dhollander T, Pietsch M, et al. (2019) MRtrix3: A fast, flexible and open software framework for medical image processing and visualisation.</w:t>
-      </w:r>
-      <w:r>
-        <w:t xml:space="preserve"> </w:t>
-      </w:r>
-      <w:r>
-        <w:rPr>
-          <w:i/>
-          <w:iCs/>
-        </w:rPr>
-        <w:t xml:space="preserve">NeuroImage</w:t>
-      </w:r>
-      <w:r>
-        <w:t xml:space="preserve"> </w:t>
-      </w:r>
-      <w:r>
-        <w:t xml:space="preserve">202, 116137. doi: 10.1016/j.neuroimage.2019.116137</w:t>
-      </w:r>
-    </w:p>
-    <w:p>
-      <w:pPr>
-        <w:pStyle w:val="BodyText"/>
-      </w:pPr>
-      <w:r>
-        <w:t xml:space="preserve">Van Essen DC, Smith SM, Barch DM, Behrens TEJ, Yacoub E, Ugurbil K, et al. (2013) The WU-Minn Human Connectome Project: An overview.</w:t>
-      </w:r>
-      <w:r>
-        <w:t xml:space="preserve"> </w:t>
-      </w:r>
-      <w:r>
-        <w:rPr>
-          <w:i/>
-          <w:iCs/>
-        </w:rPr>
-        <w:t xml:space="preserve">NeuroImage</w:t>
-      </w:r>
-      <w:r>
-        <w:t xml:space="preserve"> </w:t>
-      </w:r>
-      <w:r>
-        <w:t xml:space="preserve">80, 62–79. doi: 10.1016/j.neuroimage.2013.05.041</w:t>
-      </w:r>
-    </w:p>
-    <w:p>
-      <w:pPr>
-        <w:pStyle w:val="BodyText"/>
-      </w:pPr>
-      <w:r>
-        <w:t xml:space="preserve">Veraart J, Novikov DS, Christiaens D, Ades-aron B, Sijbers J, and Fieremans E (2016) Denoising of diffusion MRI using random matrix theory.</w:t>
-      </w:r>
-      <w:r>
-        <w:t xml:space="preserve"> </w:t>
-      </w:r>
-      <w:r>
-        <w:rPr>
-          <w:i/>
-          <w:iCs/>
-        </w:rPr>
-        <w:t xml:space="preserve">NeuroImage</w:t>
-      </w:r>
-      <w:r>
-        <w:t xml:space="preserve"> </w:t>
-      </w:r>
-      <w:r>
-        <w:t xml:space="preserve">142, 394–406. doi: 10.1016/j.neuroimage.2016.08.016</w:t>
-      </w:r>
-    </w:p>
-    <w:bookmarkEnd w:id="38"/>
-    <w:bookmarkStart w:id="39" w:name="tables"/>
-    <w:p>
-      <w:pPr>
-        <w:pStyle w:val="Heading2"/>
-      </w:pPr>
-      <w:r>
-        <w:t xml:space="preserve">Tables</w:t>
-      </w:r>
-    </w:p>
-    <w:p>
-      <w:pPr>
-        <w:pStyle w:val="FirstParagraph"/>
-      </w:pPr>
-      <w:r>
-        <w:rPr>
-          <w:b/>
-          <w:bCs/>
-        </w:rPr>
-        <w:t xml:space="preserve">Table 1. Pipeline stage coverage across FSL, MRtrix3, and DIPY in dMRI Rosetta Stone.</w:t>
-      </w:r>
-      <w:r>
-        <w:t xml:space="preserve"> </w:t>
-      </w:r>
-      <w:r>
-        <w:t xml:space="preserve">Dashes indicate the toolkit does not provide a dedicated implementation for that operation.</w:t>
+        <w:t xml:space="preserve">Sherbrooke 3-shell</w:t>
       </w:r>
     </w:p>
     <w:tbl>
@@ -4493,11 +5138,13 @@
         <w:tblLook w:firstRow="1" w:lastRow="0" w:firstColumn="0" w:lastColumn="0" w:noHBand="0" w:noVBand="0" w:val="0020"/>
       </w:tblPr>
       <w:tblGrid>
-        <w:gridCol w:w="1584"/>
-        <w:gridCol w:w="1584"/>
-        <w:gridCol w:w="1584"/>
-        <w:gridCol w:w="1584"/>
-        <w:gridCol w:w="1584"/>
+        <w:gridCol w:w="1131"/>
+        <w:gridCol w:w="1131"/>
+        <w:gridCol w:w="1131"/>
+        <w:gridCol w:w="1131"/>
+        <w:gridCol w:w="1131"/>
+        <w:gridCol w:w="1131"/>
+        <w:gridCol w:w="1131"/>
       </w:tblGrid>
       <w:tr>
         <w:trPr>
@@ -4510,51 +5157,73 @@
               <w:pStyle w:val="Compact"/>
             </w:pPr>
             <w:r>
-              <w:t xml:space="preserve">Stage</w:t>
-            </w:r>
-          </w:p>
-        </w:tc>
-        <w:tc>
-          <w:tcPr/>
-          <w:p>
-            <w:pPr>
-              <w:pStyle w:val="Compact"/>
-            </w:pPr>
-            <w:r>
-              <w:t xml:space="preserve">Operation</w:t>
-            </w:r>
-          </w:p>
-        </w:tc>
-        <w:tc>
-          <w:tcPr/>
-          <w:p>
-            <w:pPr>
-              <w:pStyle w:val="Compact"/>
-            </w:pPr>
-            <w:r>
-              <w:t xml:space="preserve">FSL</w:t>
-            </w:r>
-          </w:p>
-        </w:tc>
-        <w:tc>
-          <w:tcPr/>
-          <w:p>
-            <w:pPr>
-              <w:pStyle w:val="Compact"/>
-            </w:pPr>
-            <w:r>
-              <w:t xml:space="preserve">MRtrix3</w:t>
-            </w:r>
-          </w:p>
-        </w:tc>
-        <w:tc>
-          <w:tcPr/>
-          <w:p>
-            <w:pPr>
-              <w:pStyle w:val="Compact"/>
-            </w:pPr>
-            <w:r>
-              <w:t xml:space="preserve">DIPY</w:t>
+              <w:t xml:space="preserve">Comparison</w:t>
+            </w:r>
+          </w:p>
+        </w:tc>
+        <w:tc>
+          <w:tcPr/>
+          <w:p>
+            <w:pPr>
+              <w:pStyle w:val="Compact"/>
+            </w:pPr>
+            <w:r>
+              <w:t xml:space="preserve">FA r</w:t>
+            </w:r>
+          </w:p>
+        </w:tc>
+        <w:tc>
+          <w:tcPr/>
+          <w:p>
+            <w:pPr>
+              <w:pStyle w:val="Compact"/>
+            </w:pPr>
+            <w:r>
+              <w:t xml:space="preserve">FA MAE</w:t>
+            </w:r>
+          </w:p>
+        </w:tc>
+        <w:tc>
+          <w:tcPr/>
+          <w:p>
+            <w:pPr>
+              <w:pStyle w:val="Compact"/>
+            </w:pPr>
+            <w:r>
+              <w:t xml:space="preserve">FA bias</w:t>
+            </w:r>
+          </w:p>
+        </w:tc>
+        <w:tc>
+          <w:tcPr/>
+          <w:p>
+            <w:pPr>
+              <w:pStyle w:val="Compact"/>
+            </w:pPr>
+            <w:r>
+              <w:t xml:space="preserve">MD r</w:t>
+            </w:r>
+          </w:p>
+        </w:tc>
+        <w:tc>
+          <w:tcPr/>
+          <w:p>
+            <w:pPr>
+              <w:pStyle w:val="Compact"/>
+            </w:pPr>
+            <w:r>
+              <w:t xml:space="preserve">MD MAE</w:t>
+            </w:r>
+          </w:p>
+        </w:tc>
+        <w:tc>
+          <w:tcPr/>
+          <w:p>
+            <w:pPr>
+              <w:pStyle w:val="Compact"/>
+            </w:pPr>
+            <w:r>
+              <w:t xml:space="preserve">MD bias</w:t>
             </w:r>
           </w:p>
         </w:tc>
@@ -4567,60 +5236,73 @@
               <w:pStyle w:val="Compact"/>
             </w:pPr>
             <w:r>
-              <w:t xml:space="preserve">1</w:t>
-            </w:r>
-          </w:p>
-        </w:tc>
-        <w:tc>
-          <w:tcPr/>
-          <w:p>
-            <w:pPr>
-              <w:pStyle w:val="Compact"/>
-            </w:pPr>
-            <w:r>
-              <w:t xml:space="preserve">Brain extraction</w:t>
-            </w:r>
-          </w:p>
-        </w:tc>
-        <w:tc>
-          <w:tcPr/>
-          <w:p>
-            <w:pPr>
-              <w:pStyle w:val="Compact"/>
-            </w:pPr>
-            <w:r>
-              <w:rPr>
-                <w:rStyle w:val="VerbatimChar"/>
-              </w:rPr>
-              <w:t xml:space="preserve">bet</w:t>
-            </w:r>
-          </w:p>
-        </w:tc>
-        <w:tc>
-          <w:tcPr/>
-          <w:p>
-            <w:pPr>
-              <w:pStyle w:val="Compact"/>
-            </w:pPr>
-            <w:r>
-              <w:rPr>
-                <w:rStyle w:val="VerbatimChar"/>
-              </w:rPr>
-              <w:t xml:space="preserve">dwi2mask</w:t>
-            </w:r>
-          </w:p>
-        </w:tc>
-        <w:tc>
-          <w:tcPr/>
-          <w:p>
-            <w:pPr>
-              <w:pStyle w:val="Compact"/>
-            </w:pPr>
-            <w:r>
-              <w:rPr>
-                <w:rStyle w:val="VerbatimChar"/>
-              </w:rPr>
-              <w:t xml:space="preserve">median_otsu</w:t>
+              <w:t xml:space="preserve">FSL vs. MRtrix3</w:t>
+            </w:r>
+          </w:p>
+        </w:tc>
+        <w:tc>
+          <w:tcPr/>
+          <w:p>
+            <w:pPr>
+              <w:pStyle w:val="Compact"/>
+            </w:pPr>
+            <w:r>
+              <w:t xml:space="preserve">1.0000</w:t>
+            </w:r>
+          </w:p>
+        </w:tc>
+        <w:tc>
+          <w:tcPr/>
+          <w:p>
+            <w:pPr>
+              <w:pStyle w:val="Compact"/>
+            </w:pPr>
+            <w:r>
+              <w:t xml:space="preserve">0.0000</w:t>
+            </w:r>
+          </w:p>
+        </w:tc>
+        <w:tc>
+          <w:tcPr/>
+          <w:p>
+            <w:pPr>
+              <w:pStyle w:val="Compact"/>
+            </w:pPr>
+            <w:r>
+              <w:t xml:space="preserve">+0.0000</w:t>
+            </w:r>
+          </w:p>
+        </w:tc>
+        <w:tc>
+          <w:tcPr/>
+          <w:p>
+            <w:pPr>
+              <w:pStyle w:val="Compact"/>
+            </w:pPr>
+            <w:r>
+              <w:t xml:space="preserve">1.0000</w:t>
+            </w:r>
+          </w:p>
+        </w:tc>
+        <w:tc>
+          <w:tcPr/>
+          <w:p>
+            <w:pPr>
+              <w:pStyle w:val="Compact"/>
+            </w:pPr>
+            <w:r>
+              <w:t xml:space="preserve">0.0000</w:t>
+            </w:r>
+          </w:p>
+        </w:tc>
+        <w:tc>
+          <w:tcPr/>
+          <w:p>
+            <w:pPr>
+              <w:pStyle w:val="Compact"/>
+            </w:pPr>
+            <w:r>
+              <w:t xml:space="preserve">+0.0000</w:t>
             </w:r>
           </w:p>
         </w:tc>
@@ -4633,57 +5315,73 @@
               <w:pStyle w:val="Compact"/>
             </w:pPr>
             <w:r>
-              <w:t xml:space="preserve">2</w:t>
-            </w:r>
-          </w:p>
-        </w:tc>
-        <w:tc>
-          <w:tcPr/>
-          <w:p>
-            <w:pPr>
-              <w:pStyle w:val="Compact"/>
-            </w:pPr>
-            <w:r>
-              <w:t xml:space="preserve">Denoising (MP-PCA)</w:t>
-            </w:r>
-          </w:p>
-        </w:tc>
-        <w:tc>
-          <w:tcPr/>
-          <w:p>
-            <w:pPr>
-              <w:pStyle w:val="Compact"/>
-            </w:pPr>
-            <w:r>
-              <w:t xml:space="preserve">—</w:t>
-            </w:r>
-          </w:p>
-        </w:tc>
-        <w:tc>
-          <w:tcPr/>
-          <w:p>
-            <w:pPr>
-              <w:pStyle w:val="Compact"/>
-            </w:pPr>
-            <w:r>
-              <w:rPr>
-                <w:rStyle w:val="VerbatimChar"/>
-              </w:rPr>
-              <w:t xml:space="preserve">dwidenoise</w:t>
-            </w:r>
-          </w:p>
-        </w:tc>
-        <w:tc>
-          <w:tcPr/>
-          <w:p>
-            <w:pPr>
-              <w:pStyle w:val="Compact"/>
-            </w:pPr>
-            <w:r>
-              <w:rPr>
-                <w:rStyle w:val="VerbatimChar"/>
-              </w:rPr>
-              <w:t xml:space="preserve">mppca</w:t>
+              <w:t xml:space="preserve">FSL vs. DIPY</w:t>
+            </w:r>
+          </w:p>
+        </w:tc>
+        <w:tc>
+          <w:tcPr/>
+          <w:p>
+            <w:pPr>
+              <w:pStyle w:val="Compact"/>
+            </w:pPr>
+            <w:r>
+              <w:t xml:space="preserve">0.8895</w:t>
+            </w:r>
+          </w:p>
+        </w:tc>
+        <w:tc>
+          <w:tcPr/>
+          <w:p>
+            <w:pPr>
+              <w:pStyle w:val="Compact"/>
+            </w:pPr>
+            <w:r>
+              <w:t xml:space="preserve">0.0505</w:t>
+            </w:r>
+          </w:p>
+        </w:tc>
+        <w:tc>
+          <w:tcPr/>
+          <w:p>
+            <w:pPr>
+              <w:pStyle w:val="Compact"/>
+            </w:pPr>
+            <w:r>
+              <w:t xml:space="preserve">+0.0149</w:t>
+            </w:r>
+          </w:p>
+        </w:tc>
+        <w:tc>
+          <w:tcPr/>
+          <w:p>
+            <w:pPr>
+              <w:pStyle w:val="Compact"/>
+            </w:pPr>
+            <w:r>
+              <w:t xml:space="preserve">0.9013</w:t>
+            </w:r>
+          </w:p>
+        </w:tc>
+        <w:tc>
+          <w:tcPr/>
+          <w:p>
+            <w:pPr>
+              <w:pStyle w:val="Compact"/>
+            </w:pPr>
+            <w:r>
+              <w:t xml:space="preserve">0.1274</w:t>
+            </w:r>
+          </w:p>
+        </w:tc>
+        <w:tc>
+          <w:tcPr/>
+          <w:p>
+            <w:pPr>
+              <w:pStyle w:val="Compact"/>
+            </w:pPr>
+            <w:r>
+              <w:t xml:space="preserve">-0.1274</w:t>
             </w:r>
           </w:p>
         </w:tc>
@@ -4696,366 +5394,73 @@
               <w:pStyle w:val="Compact"/>
             </w:pPr>
             <w:r>
-              <w:t xml:space="preserve">3</w:t>
-            </w:r>
-          </w:p>
-        </w:tc>
-        <w:tc>
-          <w:tcPr/>
-          <w:p>
-            <w:pPr>
-              <w:pStyle w:val="Compact"/>
-            </w:pPr>
-            <w:r>
-              <w:t xml:space="preserve">Eddy and motion correction</w:t>
-            </w:r>
-          </w:p>
-        </w:tc>
-        <w:tc>
-          <w:tcPr/>
-          <w:p>
-            <w:pPr>
-              <w:pStyle w:val="Compact"/>
-            </w:pPr>
-            <w:r>
-              <w:rPr>
-                <w:rStyle w:val="VerbatimChar"/>
-              </w:rPr>
-              <w:t xml:space="preserve">eddy_cpu</w:t>
-            </w:r>
-          </w:p>
-        </w:tc>
-        <w:tc>
-          <w:tcPr/>
-          <w:p>
-            <w:pPr>
-              <w:pStyle w:val="Compact"/>
-            </w:pPr>
-            <w:r>
-              <w:rPr>
-                <w:rStyle w:val="VerbatimChar"/>
-              </w:rPr>
-              <w:t xml:space="preserve">dwifslpreproc</w:t>
-            </w:r>
-          </w:p>
-        </w:tc>
-        <w:tc>
-          <w:tcPr/>
-          <w:p>
-            <w:pPr>
-              <w:pStyle w:val="Compact"/>
-            </w:pPr>
-            <w:r>
-              <w:rPr>
-                <w:rStyle w:val="VerbatimChar"/>
-              </w:rPr>
-              <w:t xml:space="preserve">motion_correction</w:t>
-            </w:r>
-          </w:p>
-        </w:tc>
-      </w:tr>
-      <w:tr>
-        <w:tc>
-          <w:tcPr/>
-          <w:p>
-            <w:pPr>
-              <w:pStyle w:val="Compact"/>
-            </w:pPr>
-            <w:r>
-              <w:t xml:space="preserve">4</w:t>
-            </w:r>
-          </w:p>
-        </w:tc>
-        <w:tc>
-          <w:tcPr/>
-          <w:p>
-            <w:pPr>
-              <w:pStyle w:val="Compact"/>
-            </w:pPr>
-            <w:r>
-              <w:t xml:space="preserve">DTI fitting</w:t>
-            </w:r>
-          </w:p>
-        </w:tc>
-        <w:tc>
-          <w:tcPr/>
-          <w:p>
-            <w:pPr>
-              <w:pStyle w:val="Compact"/>
-            </w:pPr>
-            <w:r>
-              <w:rPr>
-                <w:rStyle w:val="VerbatimChar"/>
-              </w:rPr>
-              <w:t xml:space="preserve">dtifit</w:t>
-            </w:r>
-          </w:p>
-        </w:tc>
-        <w:tc>
-          <w:tcPr/>
-          <w:p>
-            <w:pPr>
-              <w:pStyle w:val="Compact"/>
-            </w:pPr>
-            <w:r>
-              <w:rPr>
-                <w:rStyle w:val="VerbatimChar"/>
-              </w:rPr>
-              <w:t xml:space="preserve">dwi2tensor</w:t>
-            </w:r>
-            <w:r>
-              <w:t xml:space="preserve"> </w:t>
-            </w:r>
-            <w:r>
-              <w:t xml:space="preserve">+</w:t>
-            </w:r>
-            <w:r>
-              <w:t xml:space="preserve"> </w:t>
-            </w:r>
-            <w:r>
-              <w:rPr>
-                <w:rStyle w:val="VerbatimChar"/>
-              </w:rPr>
-              <w:t xml:space="preserve">tensor2metric</w:t>
-            </w:r>
-          </w:p>
-        </w:tc>
-        <w:tc>
-          <w:tcPr/>
-          <w:p>
-            <w:pPr>
-              <w:pStyle w:val="Compact"/>
-            </w:pPr>
-            <w:r>
-              <w:rPr>
-                <w:rStyle w:val="VerbatimChar"/>
-              </w:rPr>
-              <w:t xml:space="preserve">TensorModel</w:t>
-            </w:r>
-          </w:p>
-        </w:tc>
-      </w:tr>
-      <w:tr>
-        <w:tc>
-          <w:tcPr/>
-          <w:p>
-            <w:pPr>
-              <w:pStyle w:val="Compact"/>
-            </w:pPr>
-            <w:r>
-              <w:t xml:space="preserve">5</w:t>
-            </w:r>
-          </w:p>
-        </w:tc>
-        <w:tc>
-          <w:tcPr/>
-          <w:p>
-            <w:pPr>
-              <w:pStyle w:val="Compact"/>
-            </w:pPr>
-            <w:r>
-              <w:t xml:space="preserve">CSD / fibre orientation distributions</w:t>
-            </w:r>
-          </w:p>
-        </w:tc>
-        <w:tc>
-          <w:tcPr/>
-          <w:p>
-            <w:pPr>
-              <w:pStyle w:val="Compact"/>
-            </w:pPr>
-            <w:r>
-              <w:t xml:space="preserve">—</w:t>
-            </w:r>
-          </w:p>
-        </w:tc>
-        <w:tc>
-          <w:tcPr/>
-          <w:p>
-            <w:pPr>
-              <w:pStyle w:val="Compact"/>
-            </w:pPr>
-            <w:r>
-              <w:rPr>
-                <w:rStyle w:val="VerbatimChar"/>
-              </w:rPr>
-              <w:t xml:space="preserve">dwi2fod</w:t>
-            </w:r>
-            <w:r>
-              <w:t xml:space="preserve"> </w:t>
-            </w:r>
-            <w:r>
-              <w:t xml:space="preserve">(msmt-CSD)</w:t>
-            </w:r>
-          </w:p>
-        </w:tc>
-        <w:tc>
-          <w:tcPr/>
-          <w:p>
-            <w:pPr>
-              <w:pStyle w:val="Compact"/>
-            </w:pPr>
-            <w:r>
-              <w:rPr>
-                <w:rStyle w:val="VerbatimChar"/>
-              </w:rPr>
-              <w:t xml:space="preserve">ConstrainedSphericalDeconvModel</w:t>
-            </w:r>
-          </w:p>
-        </w:tc>
-      </w:tr>
-      <w:tr>
-        <w:tc>
-          <w:tcPr/>
-          <w:p>
-            <w:pPr>
-              <w:pStyle w:val="Compact"/>
-            </w:pPr>
-            <w:r>
-              <w:t xml:space="preserve">6</w:t>
-            </w:r>
-          </w:p>
-        </w:tc>
-        <w:tc>
-          <w:tcPr/>
-          <w:p>
-            <w:pPr>
-              <w:pStyle w:val="Compact"/>
-            </w:pPr>
-            <w:r>
-              <w:t xml:space="preserve">Tractography</w:t>
-            </w:r>
-          </w:p>
-        </w:tc>
-        <w:tc>
-          <w:tcPr/>
-          <w:p>
-            <w:pPr>
-              <w:pStyle w:val="Compact"/>
-            </w:pPr>
-            <w:r>
-              <w:rPr>
-                <w:rStyle w:val="VerbatimChar"/>
-              </w:rPr>
-              <w:t xml:space="preserve">probtrackx2</w:t>
-            </w:r>
-          </w:p>
-        </w:tc>
-        <w:tc>
-          <w:tcPr/>
-          <w:p>
-            <w:pPr>
-              <w:pStyle w:val="Compact"/>
-            </w:pPr>
-            <w:r>
-              <w:rPr>
-                <w:rStyle w:val="VerbatimChar"/>
-              </w:rPr>
-              <w:t xml:space="preserve">tckgen</w:t>
-            </w:r>
-            <w:r>
-              <w:t xml:space="preserve"> </w:t>
-            </w:r>
-            <w:r>
-              <w:t xml:space="preserve">(iFOD2) +</w:t>
-            </w:r>
-            <w:r>
-              <w:t xml:space="preserve"> </w:t>
-            </w:r>
-            <w:r>
-              <w:rPr>
-                <w:rStyle w:val="VerbatimChar"/>
-              </w:rPr>
-              <w:t xml:space="preserve">tcksift2</w:t>
-            </w:r>
-          </w:p>
-        </w:tc>
-        <w:tc>
-          <w:tcPr/>
-          <w:p>
-            <w:pPr>
-              <w:pStyle w:val="Compact"/>
-            </w:pPr>
-            <w:r>
-              <w:rPr>
-                <w:rStyle w:val="VerbatimChar"/>
-              </w:rPr>
-              <w:t xml:space="preserve">LocalTracking</w:t>
-            </w:r>
-          </w:p>
-        </w:tc>
-      </w:tr>
-      <w:tr>
-        <w:tc>
-          <w:tcPr/>
-          <w:p>
-            <w:pPr>
-              <w:pStyle w:val="Compact"/>
-            </w:pPr>
-            <w:r>
-              <w:t xml:space="preserve">7</w:t>
-            </w:r>
-          </w:p>
-        </w:tc>
-        <w:tc>
-          <w:tcPr/>
-          <w:p>
-            <w:pPr>
-              <w:pStyle w:val="Compact"/>
-            </w:pPr>
-            <w:r>
-              <w:t xml:space="preserve">Voxelwise group analysis</w:t>
-            </w:r>
-          </w:p>
-        </w:tc>
-        <w:tc>
-          <w:tcPr/>
-          <w:p>
-            <w:pPr>
-              <w:pStyle w:val="Compact"/>
-            </w:pPr>
-            <w:r>
-              <w:rPr>
-                <w:rStyle w:val="VerbatimChar"/>
-              </w:rPr>
-              <w:t xml:space="preserve">tbss_1–4</w:t>
-            </w:r>
-            <w:r>
-              <w:t xml:space="preserve"> </w:t>
-            </w:r>
-            <w:r>
-              <w:t xml:space="preserve">+</w:t>
-            </w:r>
-            <w:r>
-              <w:t xml:space="preserve"> </w:t>
-            </w:r>
-            <w:r>
-              <w:rPr>
-                <w:rStyle w:val="VerbatimChar"/>
-              </w:rPr>
-              <w:t xml:space="preserve">randomise</w:t>
-            </w:r>
-          </w:p>
-        </w:tc>
-        <w:tc>
-          <w:tcPr/>
-          <w:p>
-            <w:pPr>
-              <w:pStyle w:val="Compact"/>
-            </w:pPr>
-            <w:r>
-              <w:t xml:space="preserve">—</w:t>
-            </w:r>
-          </w:p>
-        </w:tc>
-        <w:tc>
-          <w:tcPr/>
-          <w:p>
-            <w:pPr>
-              <w:pStyle w:val="Compact"/>
-            </w:pPr>
-            <w:r>
-              <w:t xml:space="preserve">—</w:t>
+              <w:t xml:space="preserve">MRtrix3 vs. DIPY</w:t>
+            </w:r>
+          </w:p>
+        </w:tc>
+        <w:tc>
+          <w:tcPr/>
+          <w:p>
+            <w:pPr>
+              <w:pStyle w:val="Compact"/>
+            </w:pPr>
+            <w:r>
+              <w:t xml:space="preserve">0.8895</w:t>
+            </w:r>
+          </w:p>
+        </w:tc>
+        <w:tc>
+          <w:tcPr/>
+          <w:p>
+            <w:pPr>
+              <w:pStyle w:val="Compact"/>
+            </w:pPr>
+            <w:r>
+              <w:t xml:space="preserve">0.0505</w:t>
+            </w:r>
+          </w:p>
+        </w:tc>
+        <w:tc>
+          <w:tcPr/>
+          <w:p>
+            <w:pPr>
+              <w:pStyle w:val="Compact"/>
+            </w:pPr>
+            <w:r>
+              <w:t xml:space="preserve">+0.0149</w:t>
+            </w:r>
+          </w:p>
+        </w:tc>
+        <w:tc>
+          <w:tcPr/>
+          <w:p>
+            <w:pPr>
+              <w:pStyle w:val="Compact"/>
+            </w:pPr>
+            <w:r>
+              <w:t xml:space="preserve">0.9012</w:t>
+            </w:r>
+          </w:p>
+        </w:tc>
+        <w:tc>
+          <w:tcPr/>
+          <w:p>
+            <w:pPr>
+              <w:pStyle w:val="Compact"/>
+            </w:pPr>
+            <w:r>
+              <w:t xml:space="preserve">0.1274</w:t>
+            </w:r>
+          </w:p>
+        </w:tc>
+        <w:tc>
+          <w:tcPr/>
+          <w:p>
+            <w:pPr>
+              <w:pStyle w:val="Compact"/>
+            </w:pPr>
+            <w:r>
+              <w:t xml:space="preserve">-0.1274</w:t>
             </w:r>
           </w:p>
         </w:tc>
@@ -5070,13 +5475,13 @@
           <w:b/>
           <w:bCs/>
         </w:rPr>
-        <w:t xml:space="preserve">Table 2. Quantitative inter-tool agreement for brain masks and DTI scalar metrics, on two independent open datasets.</w:t>
-      </w:r>
-      <w:r>
-        <w:t xml:space="preserve"> </w:t>
-      </w:r>
-      <w:r>
-        <w:t xml:space="preserve">Brain mask agreement assessed by Dice similarity coefficient (DSC) between each pair of per-tool brain extractions. DTI metric agreement assessed over white matter voxels (FA &gt; 0.2 in all three tools) by Pearson correlation coefficient (r), mean absolute error (MAE), Bland–Altman mean bias, and 95% limits of agreement (LoA). All three tensor fits used the same shared brain mask and the same volume subset, so metric differences reflect tensor fitting rather than masking or shell selection. MD in µm²/ms. Statistics are restricted to voxels physically admissible in both tools of the pair (FA ∈ [0, 1]; 0 &lt; MD ≤ 3.0 × 10⁻³ mm²/s); per-tool counts of excluded voxels are reported in Table 3. All values generated by</w:t>
+        <w:t xml:space="preserve">Table 4. Manipulating the weighting scheme inside one toolkit.</w:t>
+      </w:r>
+      <w:r>
+        <w:t xml:space="preserve"> </w:t>
+      </w:r>
+      <w:r>
+        <w:t xml:space="preserve">The same DIPY code run twice on the same data, once with its default weights (squared signal predicted by an initial OLS fit) and once with measured-signal weights, each compared against the FSL</w:t>
       </w:r>
       <w:r>
         <w:t xml:space="preserve"> </w:t>
@@ -5085,22 +5490,13 @@
         <w:rPr>
           <w:rStyle w:val="VerbatimChar"/>
         </w:rPr>
-        <w:t xml:space="preserve">scripts/compute_fa_comparison.py</w:t>
-      </w:r>
-      <w:r>
-        <w:t xml:space="preserve">.</w:t>
-      </w:r>
-    </w:p>
-    <w:p>
-      <w:pPr>
-        <w:pStyle w:val="BodyText"/>
-      </w:pPr>
-      <w:r>
-        <w:rPr>
-          <w:i/>
-          <w:iCs/>
-        </w:rPr>
-        <w:t xml:space="preserve">Stanford HARDI (single shell, b = 2000 s/mm², 160 volumes; n = 65,002 white matter voxels)</w:t>
+        <w:t xml:space="preserve">dtifit --wls</w:t>
+      </w:r>
+      <w:r>
+        <w:t xml:space="preserve"> </w:t>
+      </w:r>
+      <w:r>
+        <w:t xml:space="preserve">fit. MD in µm²/ms.</w:t>
       </w:r>
     </w:p>
     <w:tbl>
@@ -5131,18 +5527,18 @@
               <w:pStyle w:val="Compact"/>
             </w:pPr>
             <w:r>
-              <w:t xml:space="preserve">Comparison</w:t>
-            </w:r>
-          </w:p>
-        </w:tc>
-        <w:tc>
-          <w:tcPr/>
-          <w:p>
-            <w:pPr>
-              <w:pStyle w:val="Compact"/>
-            </w:pPr>
-            <w:r>
-              <w:t xml:space="preserve">Mask DSC</w:t>
+              <w:t xml:space="preserve">Dataset</w:t>
+            </w:r>
+          </w:p>
+        </w:tc>
+        <w:tc>
+          <w:tcPr/>
+          <w:p>
+            <w:pPr>
+              <w:pStyle w:val="Compact"/>
+            </w:pPr>
+            <w:r>
+              <w:t xml:space="preserve">DIPY weights</w:t>
             </w:r>
           </w:p>
         </w:tc>
@@ -5186,17 +5582,6 @@
               <w:pStyle w:val="Compact"/>
             </w:pPr>
             <w:r>
-              <w:t xml:space="preserve">FA 95% LoA</w:t>
-            </w:r>
-          </w:p>
-        </w:tc>
-        <w:tc>
-          <w:tcPr/>
-          <w:p>
-            <w:pPr>
-              <w:pStyle w:val="Compact"/>
-            </w:pPr>
-            <w:r>
               <w:t xml:space="preserve">MD r</w:t>
             </w:r>
           </w:p>
@@ -5209,6 +5594,17 @@
             </w:pPr>
             <w:r>
               <w:t xml:space="preserve">MD MAE</w:t>
+            </w:r>
+          </w:p>
+        </w:tc>
+        <w:tc>
+          <w:tcPr/>
+          <w:p>
+            <w:pPr>
+              <w:pStyle w:val="Compact"/>
+            </w:pPr>
+            <w:r>
+              <w:t xml:space="preserve">MD bias</w:t>
             </w:r>
           </w:p>
         </w:tc>
@@ -5221,84 +5617,84 @@
               <w:pStyle w:val="Compact"/>
             </w:pPr>
             <w:r>
-              <w:t xml:space="preserve">FSL vs. DIPY</w:t>
-            </w:r>
-          </w:p>
-        </w:tc>
-        <w:tc>
-          <w:tcPr/>
-          <w:p>
-            <w:pPr>
-              <w:pStyle w:val="Compact"/>
-            </w:pPr>
-            <w:r>
-              <w:t xml:space="preserve">0.9277</w:t>
-            </w:r>
-          </w:p>
-        </w:tc>
-        <w:tc>
-          <w:tcPr/>
-          <w:p>
-            <w:pPr>
-              <w:pStyle w:val="Compact"/>
-            </w:pPr>
-            <w:r>
-              <w:t xml:space="preserve">0.9604</w:t>
-            </w:r>
-          </w:p>
-        </w:tc>
-        <w:tc>
-          <w:tcPr/>
-          <w:p>
-            <w:pPr>
-              <w:pStyle w:val="Compact"/>
-            </w:pPr>
-            <w:r>
-              <w:t xml:space="preserve">0.0228</w:t>
-            </w:r>
-          </w:p>
-        </w:tc>
-        <w:tc>
-          <w:tcPr/>
-          <w:p>
-            <w:pPr>
-              <w:pStyle w:val="Compact"/>
-            </w:pPr>
-            <w:r>
-              <w:t xml:space="preserve">−0.0158</w:t>
-            </w:r>
-          </w:p>
-        </w:tc>
-        <w:tc>
-          <w:tcPr/>
-          <w:p>
-            <w:pPr>
-              <w:pStyle w:val="Compact"/>
-            </w:pPr>
-            <w:r>
-              <w:t xml:space="preserve">[−0.0992, +0.0676]</w:t>
-            </w:r>
-          </w:p>
-        </w:tc>
-        <w:tc>
-          <w:tcPr/>
-          <w:p>
-            <w:pPr>
-              <w:pStyle w:val="Compact"/>
-            </w:pPr>
-            <w:r>
-              <w:t xml:space="preserve">0.9368</w:t>
-            </w:r>
-          </w:p>
-        </w:tc>
-        <w:tc>
-          <w:tcPr/>
-          <w:p>
-            <w:pPr>
-              <w:pStyle w:val="Compact"/>
-            </w:pPr>
-            <w:r>
-              <w:t xml:space="preserve">0.0325</w:t>
+              <w:t xml:space="preserve">Stanford</w:t>
+            </w:r>
+          </w:p>
+        </w:tc>
+        <w:tc>
+          <w:tcPr/>
+          <w:p>
+            <w:pPr>
+              <w:pStyle w:val="Compact"/>
+            </w:pPr>
+            <w:r>
+              <w:t xml:space="preserve">predicted (default)</w:t>
+            </w:r>
+          </w:p>
+        </w:tc>
+        <w:tc>
+          <w:tcPr/>
+          <w:p>
+            <w:pPr>
+              <w:pStyle w:val="Compact"/>
+            </w:pPr>
+            <w:r>
+              <w:t xml:space="preserve">0.9662</w:t>
+            </w:r>
+          </w:p>
+        </w:tc>
+        <w:tc>
+          <w:tcPr/>
+          <w:p>
+            <w:pPr>
+              <w:pStyle w:val="Compact"/>
+            </w:pPr>
+            <w:r>
+              <w:t xml:space="preserve">0.0222</w:t>
+            </w:r>
+          </w:p>
+        </w:tc>
+        <w:tc>
+          <w:tcPr/>
+          <w:p>
+            <w:pPr>
+              <w:pStyle w:val="Compact"/>
+            </w:pPr>
+            <w:r>
+              <w:t xml:space="preserve">+0.0152</w:t>
+            </w:r>
+          </w:p>
+        </w:tc>
+        <w:tc>
+          <w:tcPr/>
+          <w:p>
+            <w:pPr>
+              <w:pStyle w:val="Compact"/>
+            </w:pPr>
+            <w:r>
+              <w:t xml:space="preserve">0.9579</w:t>
+            </w:r>
+          </w:p>
+        </w:tc>
+        <w:tc>
+          <w:tcPr/>
+          <w:p>
+            <w:pPr>
+              <w:pStyle w:val="Compact"/>
+            </w:pPr>
+            <w:r>
+              <w:t xml:space="preserve">0.0320</w:t>
+            </w:r>
+          </w:p>
+        </w:tc>
+        <w:tc>
+          <w:tcPr/>
+          <w:p>
+            <w:pPr>
+              <w:pStyle w:val="Compact"/>
+            </w:pPr>
+            <w:r>
+              <w:t xml:space="preserve">+0.0317</w:t>
             </w:r>
           </w:p>
         </w:tc>
@@ -5310,85 +5706,82 @@
             <w:pPr>
               <w:pStyle w:val="Compact"/>
             </w:pPr>
-            <w:r>
-              <w:t xml:space="preserve">FSL vs. MRtrix3</w:t>
-            </w:r>
-          </w:p>
-        </w:tc>
-        <w:tc>
-          <w:tcPr/>
-          <w:p>
-            <w:pPr>
-              <w:pStyle w:val="Compact"/>
-            </w:pPr>
-            <w:r>
-              <w:t xml:space="preserve">0.9024</w:t>
-            </w:r>
-          </w:p>
-        </w:tc>
-        <w:tc>
-          <w:tcPr/>
-          <w:p>
-            <w:pPr>
-              <w:pStyle w:val="Compact"/>
-            </w:pPr>
-            <w:r>
-              <w:t xml:space="preserve">0.9652</w:t>
-            </w:r>
-          </w:p>
-        </w:tc>
-        <w:tc>
-          <w:tcPr/>
-          <w:p>
-            <w:pPr>
-              <w:pStyle w:val="Compact"/>
-            </w:pPr>
-            <w:r>
-              <w:t xml:space="preserve">0.0247</w:t>
-            </w:r>
-          </w:p>
-        </w:tc>
-        <w:tc>
-          <w:tcPr/>
-          <w:p>
-            <w:pPr>
-              <w:pStyle w:val="Compact"/>
-            </w:pPr>
-            <w:r>
-              <w:t xml:space="preserve">−0.0181</w:t>
-            </w:r>
-          </w:p>
-        </w:tc>
-        <w:tc>
-          <w:tcPr/>
-          <w:p>
-            <w:pPr>
-              <w:pStyle w:val="Compact"/>
-            </w:pPr>
-            <w:r>
-              <w:t xml:space="preserve">[−0.0964, +0.0602]</w:t>
-            </w:r>
-          </w:p>
-        </w:tc>
-        <w:tc>
-          <w:tcPr/>
-          <w:p>
-            <w:pPr>
-              <w:pStyle w:val="Compact"/>
-            </w:pPr>
-            <w:r>
-              <w:t xml:space="preserve">0.9402</w:t>
-            </w:r>
-          </w:p>
-        </w:tc>
-        <w:tc>
-          <w:tcPr/>
-          <w:p>
-            <w:pPr>
-              <w:pStyle w:val="Compact"/>
-            </w:pPr>
-            <w:r>
-              <w:t xml:space="preserve">0.0333</w:t>
+          </w:p>
+        </w:tc>
+        <w:tc>
+          <w:tcPr/>
+          <w:p>
+            <w:pPr>
+              <w:pStyle w:val="Compact"/>
+            </w:pPr>
+            <w:r>
+              <w:t xml:space="preserve">measured (as FSL)</w:t>
+            </w:r>
+          </w:p>
+        </w:tc>
+        <w:tc>
+          <w:tcPr/>
+          <w:p>
+            <w:pPr>
+              <w:pStyle w:val="Compact"/>
+            </w:pPr>
+            <w:r>
+              <w:t xml:space="preserve">0.9989</w:t>
+            </w:r>
+          </w:p>
+        </w:tc>
+        <w:tc>
+          <w:tcPr/>
+          <w:p>
+            <w:pPr>
+              <w:pStyle w:val="Compact"/>
+            </w:pPr>
+            <w:r>
+              <w:t xml:space="preserve">0.0003</w:t>
+            </w:r>
+          </w:p>
+        </w:tc>
+        <w:tc>
+          <w:tcPr/>
+          <w:p>
+            <w:pPr>
+              <w:pStyle w:val="Compact"/>
+            </w:pPr>
+            <w:r>
+              <w:t xml:space="preserve">-0.0001</w:t>
+            </w:r>
+          </w:p>
+        </w:tc>
+        <w:tc>
+          <w:tcPr/>
+          <w:p>
+            <w:pPr>
+              <w:pStyle w:val="Compact"/>
+            </w:pPr>
+            <w:r>
+              <w:t xml:space="preserve">0.9982</w:t>
+            </w:r>
+          </w:p>
+        </w:tc>
+        <w:tc>
+          <w:tcPr/>
+          <w:p>
+            <w:pPr>
+              <w:pStyle w:val="Compact"/>
+            </w:pPr>
+            <w:r>
+              <w:t xml:space="preserve">0.0001</w:t>
+            </w:r>
+          </w:p>
+        </w:tc>
+        <w:tc>
+          <w:tcPr/>
+          <w:p>
+            <w:pPr>
+              <w:pStyle w:val="Compact"/>
+            </w:pPr>
+            <w:r>
+              <w:t xml:space="preserve">+0.0001</w:t>
             </w:r>
           </w:p>
         </w:tc>
@@ -5401,84 +5794,171 @@
               <w:pStyle w:val="Compact"/>
             </w:pPr>
             <w:r>
-              <w:t xml:space="preserve">MRtrix3 vs. DIPY</w:t>
-            </w:r>
-          </w:p>
-        </w:tc>
-        <w:tc>
-          <w:tcPr/>
-          <w:p>
-            <w:pPr>
-              <w:pStyle w:val="Compact"/>
-            </w:pPr>
-            <w:r>
-              <w:t xml:space="preserve">0.9009</w:t>
-            </w:r>
-          </w:p>
-        </w:tc>
-        <w:tc>
-          <w:tcPr/>
-          <w:p>
-            <w:pPr>
-              <w:pStyle w:val="Compact"/>
-            </w:pPr>
-            <w:r>
-              <w:t xml:space="preserve">0.9990</w:t>
-            </w:r>
-          </w:p>
-        </w:tc>
-        <w:tc>
-          <w:tcPr/>
-          <w:p>
-            <w:pPr>
-              <w:pStyle w:val="Compact"/>
-            </w:pPr>
-            <w:r>
-              <w:t xml:space="preserve">0.0029</w:t>
-            </w:r>
-          </w:p>
-        </w:tc>
-        <w:tc>
-          <w:tcPr/>
-          <w:p>
-            <w:pPr>
-              <w:pStyle w:val="Compact"/>
-            </w:pPr>
-            <w:r>
-              <w:t xml:space="preserve">+0.0027</w:t>
-            </w:r>
-          </w:p>
-        </w:tc>
-        <w:tc>
-          <w:tcPr/>
-          <w:p>
-            <w:pPr>
-              <w:pStyle w:val="Compact"/>
-            </w:pPr>
-            <w:r>
-              <w:t xml:space="preserve">[−0.0107, +0.0162]</w:t>
-            </w:r>
-          </w:p>
-        </w:tc>
-        <w:tc>
-          <w:tcPr/>
-          <w:p>
-            <w:pPr>
-              <w:pStyle w:val="Compact"/>
-            </w:pPr>
-            <w:r>
-              <w:t xml:space="preserve">0.9965</w:t>
-            </w:r>
-          </w:p>
-        </w:tc>
-        <w:tc>
-          <w:tcPr/>
-          <w:p>
-            <w:pPr>
-              <w:pStyle w:val="Compact"/>
-            </w:pPr>
-            <w:r>
-              <w:t xml:space="preserve">0.0012</w:t>
+              <w:t xml:space="preserve">Sherbrooke</w:t>
+            </w:r>
+          </w:p>
+        </w:tc>
+        <w:tc>
+          <w:tcPr/>
+          <w:p>
+            <w:pPr>
+              <w:pStyle w:val="Compact"/>
+            </w:pPr>
+            <w:r>
+              <w:t xml:space="preserve">predicted (default)</w:t>
+            </w:r>
+          </w:p>
+        </w:tc>
+        <w:tc>
+          <w:tcPr/>
+          <w:p>
+            <w:pPr>
+              <w:pStyle w:val="Compact"/>
+            </w:pPr>
+            <w:r>
+              <w:t xml:space="preserve">0.9173</w:t>
+            </w:r>
+          </w:p>
+        </w:tc>
+        <w:tc>
+          <w:tcPr/>
+          <w:p>
+            <w:pPr>
+              <w:pStyle w:val="Compact"/>
+            </w:pPr>
+            <w:r>
+              <w:t xml:space="preserve">0.0468</w:t>
+            </w:r>
+          </w:p>
+        </w:tc>
+        <w:tc>
+          <w:tcPr/>
+          <w:p>
+            <w:pPr>
+              <w:pStyle w:val="Compact"/>
+            </w:pPr>
+            <w:r>
+              <w:t xml:space="preserve">-0.0201</w:t>
+            </w:r>
+          </w:p>
+        </w:tc>
+        <w:tc>
+          <w:tcPr/>
+          <w:p>
+            <w:pPr>
+              <w:pStyle w:val="Compact"/>
+            </w:pPr>
+            <w:r>
+              <w:t xml:space="preserve">0.9136</w:t>
+            </w:r>
+          </w:p>
+        </w:tc>
+        <w:tc>
+          <w:tcPr/>
+          <w:p>
+            <w:pPr>
+              <w:pStyle w:val="Compact"/>
+            </w:pPr>
+            <w:r>
+              <w:t xml:space="preserve">0.1224</w:t>
+            </w:r>
+          </w:p>
+        </w:tc>
+        <w:tc>
+          <w:tcPr/>
+          <w:p>
+            <w:pPr>
+              <w:pStyle w:val="Compact"/>
+            </w:pPr>
+            <w:r>
+              <w:t xml:space="preserve">+0.1224</w:t>
+            </w:r>
+          </w:p>
+        </w:tc>
+      </w:tr>
+      <w:tr>
+        <w:tc>
+          <w:tcPr/>
+          <w:p>
+            <w:pPr>
+              <w:pStyle w:val="Compact"/>
+            </w:pPr>
+          </w:p>
+        </w:tc>
+        <w:tc>
+          <w:tcPr/>
+          <w:p>
+            <w:pPr>
+              <w:pStyle w:val="Compact"/>
+            </w:pPr>
+            <w:r>
+              <w:t xml:space="preserve">measured (as FSL)</w:t>
+            </w:r>
+          </w:p>
+        </w:tc>
+        <w:tc>
+          <w:tcPr/>
+          <w:p>
+            <w:pPr>
+              <w:pStyle w:val="Compact"/>
+            </w:pPr>
+            <w:r>
+              <w:t xml:space="preserve">0.9949</w:t>
+            </w:r>
+          </w:p>
+        </w:tc>
+        <w:tc>
+          <w:tcPr/>
+          <w:p>
+            <w:pPr>
+              <w:pStyle w:val="Compact"/>
+            </w:pPr>
+            <w:r>
+              <w:t xml:space="preserve">0.0035</w:t>
+            </w:r>
+          </w:p>
+        </w:tc>
+        <w:tc>
+          <w:tcPr/>
+          <w:p>
+            <w:pPr>
+              <w:pStyle w:val="Compact"/>
+            </w:pPr>
+            <w:r>
+              <w:t xml:space="preserve">-0.0023</w:t>
+            </w:r>
+          </w:p>
+        </w:tc>
+        <w:tc>
+          <w:tcPr/>
+          <w:p>
+            <w:pPr>
+              <w:pStyle w:val="Compact"/>
+            </w:pPr>
+            <w:r>
+              <w:t xml:space="preserve">0.9962</w:t>
+            </w:r>
+          </w:p>
+        </w:tc>
+        <w:tc>
+          <w:tcPr/>
+          <w:p>
+            <w:pPr>
+              <w:pStyle w:val="Compact"/>
+            </w:pPr>
+            <w:r>
+              <w:t xml:space="preserve">0.0022</w:t>
+            </w:r>
+          </w:p>
+        </w:tc>
+        <w:tc>
+          <w:tcPr/>
+          <w:p>
+            <w:pPr>
+              <w:pStyle w:val="Compact"/>
+            </w:pPr>
+            <w:r>
+              <w:t xml:space="preserve">+0.0022</w:t>
             </w:r>
           </w:p>
         </w:tc>
@@ -5490,10 +5970,55 @@
       </w:pPr>
       <w:r>
         <w:rPr>
+          <w:b/>
+          <w:bCs/>
+        </w:rPr>
+        <w:t xml:space="preserve">Table 5. Accuracy against a known ground truth.</w:t>
+      </w:r>
+      <w:r>
+        <w:t xml:space="preserve"> </w:t>
+      </w:r>
+      <w:r>
+        <w:t xml:space="preserve">Synthetic phantom, SNR approximately 30. FSL</w:t>
+      </w:r>
+      <w:r>
+        <w:t xml:space="preserve"> </w:t>
+      </w:r>
+      <w:r>
+        <w:rPr>
+          <w:rStyle w:val="VerbatimChar"/>
+        </w:rPr>
+        <w:t xml:space="preserve">--wls</w:t>
+      </w:r>
+      <w:r>
+        <w:t xml:space="preserve">, MRtrix3</w:t>
+      </w:r>
+      <w:r>
+        <w:t xml:space="preserve"> </w:t>
+      </w:r>
+      <w:r>
+        <w:rPr>
+          <w:rStyle w:val="VerbatimChar"/>
+        </w:rPr>
+        <w:t xml:space="preserve">-iter 0</w:t>
+      </w:r>
+      <w:r>
+        <w:t xml:space="preserve"> </w:t>
+      </w:r>
+      <w:r>
+        <w:t xml:space="preserve">and DIPY WLS are the same estimator; MRtrix3’s default is listed separately. Crossing-fibre region excluded. MD in µm²/ms.</w:t>
+      </w:r>
+    </w:p>
+    <w:p>
+      <w:pPr>
+        <w:pStyle w:val="BodyText"/>
+      </w:pPr>
+      <w:r>
+        <w:rPr>
           <w:i/>
           <w:iCs/>
         </w:rPr>
-        <w:t xml:space="preserve">Sherbrooke 3-shell (b = 0 + b = 1000 s/mm² subset, 65 volumes; n = 111,032 white matter voxels)</w:t>
+        <w:t xml:space="preserve">Isotropic region — true FA = 0.0000, true MD = 0.9000</w:t>
       </w:r>
     </w:p>
     <w:tbl>
@@ -5504,14 +6029,13 @@
         <w:tblLook w:firstRow="1" w:lastRow="0" w:firstColumn="0" w:lastColumn="0" w:noHBand="0" w:noVBand="0" w:val="0020"/>
       </w:tblPr>
       <w:tblGrid>
-        <w:gridCol w:w="990"/>
-        <w:gridCol w:w="990"/>
-        <w:gridCol w:w="990"/>
-        <w:gridCol w:w="990"/>
-        <w:gridCol w:w="990"/>
-        <w:gridCol w:w="990"/>
-        <w:gridCol w:w="990"/>
-        <w:gridCol w:w="990"/>
+        <w:gridCol w:w="1131"/>
+        <w:gridCol w:w="1131"/>
+        <w:gridCol w:w="1131"/>
+        <w:gridCol w:w="1131"/>
+        <w:gridCol w:w="1131"/>
+        <w:gridCol w:w="1131"/>
+        <w:gridCol w:w="1131"/>
       </w:tblGrid>
       <w:tr>
         <w:trPr>
@@ -5524,40 +6048,18 @@
               <w:pStyle w:val="Compact"/>
             </w:pPr>
             <w:r>
-              <w:t xml:space="preserve">Comparison</w:t>
-            </w:r>
-          </w:p>
-        </w:tc>
-        <w:tc>
-          <w:tcPr/>
-          <w:p>
-            <w:pPr>
-              <w:pStyle w:val="Compact"/>
-            </w:pPr>
-            <w:r>
-              <w:t xml:space="preserve">Mask DSC</w:t>
-            </w:r>
-          </w:p>
-        </w:tc>
-        <w:tc>
-          <w:tcPr/>
-          <w:p>
-            <w:pPr>
-              <w:pStyle w:val="Compact"/>
-            </w:pPr>
-            <w:r>
-              <w:t xml:space="preserve">FA r</w:t>
-            </w:r>
-          </w:p>
-        </w:tc>
-        <w:tc>
-          <w:tcPr/>
-          <w:p>
-            <w:pPr>
-              <w:pStyle w:val="Compact"/>
-            </w:pPr>
-            <w:r>
-              <w:t xml:space="preserve">FA MAE</w:t>
+              <w:t xml:space="preserve">Arm</w:t>
+            </w:r>
+          </w:p>
+        </w:tc>
+        <w:tc>
+          <w:tcPr/>
+          <w:p>
+            <w:pPr>
+              <w:pStyle w:val="Compact"/>
+            </w:pPr>
+            <w:r>
+              <w:t xml:space="preserve">FA mean</w:t>
             </w:r>
           </w:p>
         </w:tc>
@@ -5579,29 +6081,40 @@
               <w:pStyle w:val="Compact"/>
             </w:pPr>
             <w:r>
-              <w:t xml:space="preserve">FA 95% LoA</w:t>
-            </w:r>
-          </w:p>
-        </w:tc>
-        <w:tc>
-          <w:tcPr/>
-          <w:p>
-            <w:pPr>
-              <w:pStyle w:val="Compact"/>
-            </w:pPr>
-            <w:r>
-              <w:t xml:space="preserve">MD r</w:t>
-            </w:r>
-          </w:p>
-        </w:tc>
-        <w:tc>
-          <w:tcPr/>
-          <w:p>
-            <w:pPr>
-              <w:pStyle w:val="Compact"/>
-            </w:pPr>
-            <w:r>
-              <w:t xml:space="preserve">MD MAE</w:t>
+              <w:t xml:space="preserve">FA RMSE</w:t>
+            </w:r>
+          </w:p>
+        </w:tc>
+        <w:tc>
+          <w:tcPr/>
+          <w:p>
+            <w:pPr>
+              <w:pStyle w:val="Compact"/>
+            </w:pPr>
+            <w:r>
+              <w:t xml:space="preserve">MD mean</w:t>
+            </w:r>
+          </w:p>
+        </w:tc>
+        <w:tc>
+          <w:tcPr/>
+          <w:p>
+            <w:pPr>
+              <w:pStyle w:val="Compact"/>
+            </w:pPr>
+            <w:r>
+              <w:t xml:space="preserve">MD bias</w:t>
+            </w:r>
+          </w:p>
+        </w:tc>
+        <w:tc>
+          <w:tcPr/>
+          <w:p>
+            <w:pPr>
+              <w:pStyle w:val="Compact"/>
+            </w:pPr>
+            <w:r>
+              <w:t xml:space="preserve">MD RMSE</w:t>
             </w:r>
           </w:p>
         </w:tc>
@@ -5614,84 +6127,73 @@
               <w:pStyle w:val="Compact"/>
             </w:pPr>
             <w:r>
-              <w:t xml:space="preserve">FSL vs. DIPY</w:t>
-            </w:r>
-          </w:p>
-        </w:tc>
-        <w:tc>
-          <w:tcPr/>
-          <w:p>
-            <w:pPr>
-              <w:pStyle w:val="Compact"/>
-            </w:pPr>
-            <w:r>
-              <w:t xml:space="preserve">0.9668</w:t>
-            </w:r>
-          </w:p>
-        </w:tc>
-        <w:tc>
-          <w:tcPr/>
-          <w:p>
-            <w:pPr>
-              <w:pStyle w:val="Compact"/>
-            </w:pPr>
-            <w:r>
-              <w:t xml:space="preserve">0.8897</w:t>
-            </w:r>
-          </w:p>
-        </w:tc>
-        <w:tc>
-          <w:tcPr/>
-          <w:p>
-            <w:pPr>
-              <w:pStyle w:val="Compact"/>
-            </w:pPr>
-            <w:r>
-              <w:t xml:space="preserve">0.0504</w:t>
-            </w:r>
-          </w:p>
-        </w:tc>
-        <w:tc>
-          <w:tcPr/>
-          <w:p>
-            <w:pPr>
-              <w:pStyle w:val="Compact"/>
-            </w:pPr>
-            <w:r>
-              <w:t xml:space="preserve">+0.0148</w:t>
-            </w:r>
-          </w:p>
-        </w:tc>
-        <w:tc>
-          <w:tcPr/>
-          <w:p>
-            <w:pPr>
-              <w:pStyle w:val="Compact"/>
-            </w:pPr>
-            <w:r>
-              <w:t xml:space="preserve">[−0.1640, +0.1937]</w:t>
-            </w:r>
-          </w:p>
-        </w:tc>
-        <w:tc>
-          <w:tcPr/>
-          <w:p>
-            <w:pPr>
-              <w:pStyle w:val="Compact"/>
-            </w:pPr>
-            <w:r>
-              <w:t xml:space="preserve">0.9012</w:t>
-            </w:r>
-          </w:p>
-        </w:tc>
-        <w:tc>
-          <w:tcPr/>
-          <w:p>
-            <w:pPr>
-              <w:pStyle w:val="Compact"/>
-            </w:pPr>
-            <w:r>
-              <w:t xml:space="preserve">0.1272</w:t>
+              <w:t xml:space="preserve">FSL dtifit –wls</w:t>
+            </w:r>
+          </w:p>
+        </w:tc>
+        <w:tc>
+          <w:tcPr/>
+          <w:p>
+            <w:pPr>
+              <w:pStyle w:val="Compact"/>
+            </w:pPr>
+            <w:r>
+              <w:t xml:space="preserve">0.0858</w:t>
+            </w:r>
+          </w:p>
+        </w:tc>
+        <w:tc>
+          <w:tcPr/>
+          <w:p>
+            <w:pPr>
+              <w:pStyle w:val="Compact"/>
+            </w:pPr>
+            <w:r>
+              <w:t xml:space="preserve">+0.0858</w:t>
+            </w:r>
+          </w:p>
+        </w:tc>
+        <w:tc>
+          <w:tcPr/>
+          <w:p>
+            <w:pPr>
+              <w:pStyle w:val="Compact"/>
+            </w:pPr>
+            <w:r>
+              <w:t xml:space="preserve">0.0900</w:t>
+            </w:r>
+          </w:p>
+        </w:tc>
+        <w:tc>
+          <w:tcPr/>
+          <w:p>
+            <w:pPr>
+              <w:pStyle w:val="Compact"/>
+            </w:pPr>
+            <w:r>
+              <w:t xml:space="preserve">0.8909</w:t>
+            </w:r>
+          </w:p>
+        </w:tc>
+        <w:tc>
+          <w:tcPr/>
+          <w:p>
+            <w:pPr>
+              <w:pStyle w:val="Compact"/>
+            </w:pPr>
+            <w:r>
+              <w:t xml:space="preserve">-0.0091</w:t>
+            </w:r>
+          </w:p>
+        </w:tc>
+        <w:tc>
+          <w:tcPr/>
+          <w:p>
+            <w:pPr>
+              <w:pStyle w:val="Compact"/>
+            </w:pPr>
+            <w:r>
+              <w:t xml:space="preserve">0.0248</w:t>
             </w:r>
           </w:p>
         </w:tc>
@@ -5704,84 +6206,73 @@
               <w:pStyle w:val="Compact"/>
             </w:pPr>
             <w:r>
-              <w:t xml:space="preserve">FSL vs. MRtrix3</w:t>
-            </w:r>
-          </w:p>
-        </w:tc>
-        <w:tc>
-          <w:tcPr/>
-          <w:p>
-            <w:pPr>
-              <w:pStyle w:val="Compact"/>
-            </w:pPr>
-            <w:r>
-              <w:t xml:space="preserve">0.9058</w:t>
-            </w:r>
-          </w:p>
-        </w:tc>
-        <w:tc>
-          <w:tcPr/>
-          <w:p>
-            <w:pPr>
-              <w:pStyle w:val="Compact"/>
-            </w:pPr>
-            <w:r>
-              <w:t xml:space="preserve">0.9157</w:t>
-            </w:r>
-          </w:p>
-        </w:tc>
-        <w:tc>
-          <w:tcPr/>
-          <w:p>
-            <w:pPr>
-              <w:pStyle w:val="Compact"/>
-            </w:pPr>
-            <w:r>
-              <w:t xml:space="preserve">0.0460</w:t>
-            </w:r>
-          </w:p>
-        </w:tc>
-        <w:tc>
-          <w:tcPr/>
-          <w:p>
-            <w:pPr>
-              <w:pStyle w:val="Compact"/>
-            </w:pPr>
-            <w:r>
-              <w:t xml:space="preserve">+0.0139</w:t>
-            </w:r>
-          </w:p>
-        </w:tc>
-        <w:tc>
-          <w:tcPr/>
-          <w:p>
-            <w:pPr>
-              <w:pStyle w:val="Compact"/>
-            </w:pPr>
-            <w:r>
-              <w:t xml:space="preserve">[−0.1419, +0.1696]</w:t>
-            </w:r>
-          </w:p>
-        </w:tc>
-        <w:tc>
-          <w:tcPr/>
-          <w:p>
-            <w:pPr>
-              <w:pStyle w:val="Compact"/>
-            </w:pPr>
-            <w:r>
-              <w:t xml:space="preserve">0.9020</w:t>
-            </w:r>
-          </w:p>
-        </w:tc>
-        <w:tc>
-          <w:tcPr/>
-          <w:p>
-            <w:pPr>
-              <w:pStyle w:val="Compact"/>
-            </w:pPr>
-            <w:r>
-              <w:t xml:space="preserve">0.1271</w:t>
+              <w:t xml:space="preserve">MRtrix3 -iter 0 (WLS)</w:t>
+            </w:r>
+          </w:p>
+        </w:tc>
+        <w:tc>
+          <w:tcPr/>
+          <w:p>
+            <w:pPr>
+              <w:pStyle w:val="Compact"/>
+            </w:pPr>
+            <w:r>
+              <w:t xml:space="preserve">0.0858</w:t>
+            </w:r>
+          </w:p>
+        </w:tc>
+        <w:tc>
+          <w:tcPr/>
+          <w:p>
+            <w:pPr>
+              <w:pStyle w:val="Compact"/>
+            </w:pPr>
+            <w:r>
+              <w:t xml:space="preserve">+0.0858</w:t>
+            </w:r>
+          </w:p>
+        </w:tc>
+        <w:tc>
+          <w:tcPr/>
+          <w:p>
+            <w:pPr>
+              <w:pStyle w:val="Compact"/>
+            </w:pPr>
+            <w:r>
+              <w:t xml:space="preserve">0.0900</w:t>
+            </w:r>
+          </w:p>
+        </w:tc>
+        <w:tc>
+          <w:tcPr/>
+          <w:p>
+            <w:pPr>
+              <w:pStyle w:val="Compact"/>
+            </w:pPr>
+            <w:r>
+              <w:t xml:space="preserve">0.8909</w:t>
+            </w:r>
+          </w:p>
+        </w:tc>
+        <w:tc>
+          <w:tcPr/>
+          <w:p>
+            <w:pPr>
+              <w:pStyle w:val="Compact"/>
+            </w:pPr>
+            <w:r>
+              <w:t xml:space="preserve">-0.0091</w:t>
+            </w:r>
+          </w:p>
+        </w:tc>
+        <w:tc>
+          <w:tcPr/>
+          <w:p>
+            <w:pPr>
+              <w:pStyle w:val="Compact"/>
+            </w:pPr>
+            <w:r>
+              <w:t xml:space="preserve">0.0248</w:t>
             </w:r>
           </w:p>
         </w:tc>
@@ -5794,84 +6285,152 @@
               <w:pStyle w:val="Compact"/>
             </w:pPr>
             <w:r>
-              <w:t xml:space="preserve">MRtrix3 vs. DIPY</w:t>
-            </w:r>
-          </w:p>
-        </w:tc>
-        <w:tc>
-          <w:tcPr/>
-          <w:p>
-            <w:pPr>
-              <w:pStyle w:val="Compact"/>
-            </w:pPr>
-            <w:r>
-              <w:t xml:space="preserve">0.9163</w:t>
-            </w:r>
-          </w:p>
-        </w:tc>
-        <w:tc>
-          <w:tcPr/>
-          <w:p>
-            <w:pPr>
-              <w:pStyle w:val="Compact"/>
-            </w:pPr>
-            <w:r>
-              <w:t xml:space="preserve">0.9966</w:t>
-            </w:r>
-          </w:p>
-        </w:tc>
-        <w:tc>
-          <w:tcPr/>
-          <w:p>
-            <w:pPr>
-              <w:pStyle w:val="Compact"/>
-            </w:pPr>
-            <w:r>
-              <w:t xml:space="preserve">0.0059</w:t>
-            </w:r>
-          </w:p>
-        </w:tc>
-        <w:tc>
-          <w:tcPr/>
-          <w:p>
-            <w:pPr>
-              <w:pStyle w:val="Compact"/>
-            </w:pPr>
-            <w:r>
-              <w:t xml:space="preserve">+0.0053</w:t>
-            </w:r>
-          </w:p>
-        </w:tc>
-        <w:tc>
-          <w:tcPr/>
-          <w:p>
-            <w:pPr>
-              <w:pStyle w:val="Compact"/>
-            </w:pPr>
-            <w:r>
-              <w:t xml:space="preserve">[−0.0260, +0.0366]</w:t>
-            </w:r>
-          </w:p>
-        </w:tc>
-        <w:tc>
-          <w:tcPr/>
-          <w:p>
-            <w:pPr>
-              <w:pStyle w:val="Compact"/>
-            </w:pPr>
-            <w:r>
-              <w:t xml:space="preserve">0.9991</w:t>
-            </w:r>
-          </w:p>
-        </w:tc>
-        <w:tc>
-          <w:tcPr/>
-          <w:p>
-            <w:pPr>
-              <w:pStyle w:val="Compact"/>
-            </w:pPr>
-            <w:r>
-              <w:t xml:space="preserve">0.0029</w:t>
+              <w:t xml:space="preserve">DIPY WLS</w:t>
+            </w:r>
+          </w:p>
+        </w:tc>
+        <w:tc>
+          <w:tcPr/>
+          <w:p>
+            <w:pPr>
+              <w:pStyle w:val="Compact"/>
+            </w:pPr>
+            <w:r>
+              <w:t xml:space="preserve">0.0862</w:t>
+            </w:r>
+          </w:p>
+        </w:tc>
+        <w:tc>
+          <w:tcPr/>
+          <w:p>
+            <w:pPr>
+              <w:pStyle w:val="Compact"/>
+            </w:pPr>
+            <w:r>
+              <w:t xml:space="preserve">+0.0862</w:t>
+            </w:r>
+          </w:p>
+        </w:tc>
+        <w:tc>
+          <w:tcPr/>
+          <w:p>
+            <w:pPr>
+              <w:pStyle w:val="Compact"/>
+            </w:pPr>
+            <w:r>
+              <w:t xml:space="preserve">0.0905</w:t>
+            </w:r>
+          </w:p>
+        </w:tc>
+        <w:tc>
+          <w:tcPr/>
+          <w:p>
+            <w:pPr>
+              <w:pStyle w:val="Compact"/>
+            </w:pPr>
+            <w:r>
+              <w:t xml:space="preserve">0.9046</w:t>
+            </w:r>
+          </w:p>
+        </w:tc>
+        <w:tc>
+          <w:tcPr/>
+          <w:p>
+            <w:pPr>
+              <w:pStyle w:val="Compact"/>
+            </w:pPr>
+            <w:r>
+              <w:t xml:space="preserve">+0.0046</w:t>
+            </w:r>
+          </w:p>
+        </w:tc>
+        <w:tc>
+          <w:tcPr/>
+          <w:p>
+            <w:pPr>
+              <w:pStyle w:val="Compact"/>
+            </w:pPr>
+            <w:r>
+              <w:t xml:space="preserve">0.0238</w:t>
+            </w:r>
+          </w:p>
+        </w:tc>
+      </w:tr>
+      <w:tr>
+        <w:tc>
+          <w:tcPr/>
+          <w:p>
+            <w:pPr>
+              <w:pStyle w:val="Compact"/>
+            </w:pPr>
+            <w:r>
+              <w:t xml:space="preserve">MRtrix3 default (IWLS)</w:t>
+            </w:r>
+          </w:p>
+        </w:tc>
+        <w:tc>
+          <w:tcPr/>
+          <w:p>
+            <w:pPr>
+              <w:pStyle w:val="Compact"/>
+            </w:pPr>
+            <w:r>
+              <w:t xml:space="preserve">0.0865</w:t>
+            </w:r>
+          </w:p>
+        </w:tc>
+        <w:tc>
+          <w:tcPr/>
+          <w:p>
+            <w:pPr>
+              <w:pStyle w:val="Compact"/>
+            </w:pPr>
+            <w:r>
+              <w:t xml:space="preserve">+0.0865</w:t>
+            </w:r>
+          </w:p>
+        </w:tc>
+        <w:tc>
+          <w:tcPr/>
+          <w:p>
+            <w:pPr>
+              <w:pStyle w:val="Compact"/>
+            </w:pPr>
+            <w:r>
+              <w:t xml:space="preserve">0.0908</w:t>
+            </w:r>
+          </w:p>
+        </w:tc>
+        <w:tc>
+          <w:tcPr/>
+          <w:p>
+            <w:pPr>
+              <w:pStyle w:val="Compact"/>
+            </w:pPr>
+            <w:r>
+              <w:t xml:space="preserve">0.9046</w:t>
+            </w:r>
+          </w:p>
+        </w:tc>
+        <w:tc>
+          <w:tcPr/>
+          <w:p>
+            <w:pPr>
+              <w:pStyle w:val="Compact"/>
+            </w:pPr>
+            <w:r>
+              <w:t xml:space="preserve">+0.0046</w:t>
+            </w:r>
+          </w:p>
+        </w:tc>
+        <w:tc>
+          <w:tcPr/>
+          <w:p>
+            <w:pPr>
+              <w:pStyle w:val="Compact"/>
+            </w:pPr>
+            <w:r>
+              <w:t xml:space="preserve">0.0238</w:t>
             </w:r>
           </w:p>
         </w:tc>
@@ -5883,16 +6442,10 @@
       </w:pPr>
       <w:r>
         <w:rPr>
-          <w:b/>
-          <w:bCs/>
-        </w:rPr>
-        <w:t xml:space="preserve">Table 3. Non-physical tensor fits within the white matter mask.</w:t>
-      </w:r>
-      <w:r>
-        <w:t xml:space="preserve"> </w:t>
-      </w:r>
-      <w:r>
-        <w:t xml:space="preserve">Counts of voxels violating the definition of each metric, with the percentage of the white matter mask in parentheses.</w:t>
+          <w:i/>
+          <w:iCs/>
+        </w:rPr>
+        <w:t xml:space="preserve">Single Fibre region — true FA = 0.7071, true MD = 0.7000</w:t>
       </w:r>
     </w:p>
     <w:tbl>
@@ -5903,11 +6456,13 @@
         <w:tblLook w:firstRow="1" w:lastRow="0" w:firstColumn="0" w:lastColumn="0" w:noHBand="0" w:noVBand="0" w:val="0020"/>
       </w:tblPr>
       <w:tblGrid>
-        <w:gridCol w:w="1584"/>
-        <w:gridCol w:w="1584"/>
-        <w:gridCol w:w="1584"/>
-        <w:gridCol w:w="1584"/>
-        <w:gridCol w:w="1584"/>
+        <w:gridCol w:w="1131"/>
+        <w:gridCol w:w="1131"/>
+        <w:gridCol w:w="1131"/>
+        <w:gridCol w:w="1131"/>
+        <w:gridCol w:w="1131"/>
+        <w:gridCol w:w="1131"/>
+        <w:gridCol w:w="1131"/>
       </w:tblGrid>
       <w:tr>
         <w:trPr>
@@ -5920,51 +6475,73 @@
               <w:pStyle w:val="Compact"/>
             </w:pPr>
             <w:r>
-              <w:t xml:space="preserve">Dataset</w:t>
-            </w:r>
-          </w:p>
-        </w:tc>
-        <w:tc>
-          <w:tcPr/>
-          <w:p>
-            <w:pPr>
-              <w:pStyle w:val="Compact"/>
-            </w:pPr>
-            <w:r>
-              <w:t xml:space="preserve">Metric</w:t>
-            </w:r>
-          </w:p>
-        </w:tc>
-        <w:tc>
-          <w:tcPr/>
-          <w:p>
-            <w:pPr>
-              <w:pStyle w:val="Compact"/>
-            </w:pPr>
-            <w:r>
-              <w:t xml:space="preserve">FSL</w:t>
-            </w:r>
-          </w:p>
-        </w:tc>
-        <w:tc>
-          <w:tcPr/>
-          <w:p>
-            <w:pPr>
-              <w:pStyle w:val="Compact"/>
-            </w:pPr>
-            <w:r>
-              <w:t xml:space="preserve">MRtrix3</w:t>
-            </w:r>
-          </w:p>
-        </w:tc>
-        <w:tc>
-          <w:tcPr/>
-          <w:p>
-            <w:pPr>
-              <w:pStyle w:val="Compact"/>
-            </w:pPr>
-            <w:r>
-              <w:t xml:space="preserve">DIPY</w:t>
+              <w:t xml:space="preserve">Arm</w:t>
+            </w:r>
+          </w:p>
+        </w:tc>
+        <w:tc>
+          <w:tcPr/>
+          <w:p>
+            <w:pPr>
+              <w:pStyle w:val="Compact"/>
+            </w:pPr>
+            <w:r>
+              <w:t xml:space="preserve">FA mean</w:t>
+            </w:r>
+          </w:p>
+        </w:tc>
+        <w:tc>
+          <w:tcPr/>
+          <w:p>
+            <w:pPr>
+              <w:pStyle w:val="Compact"/>
+            </w:pPr>
+            <w:r>
+              <w:t xml:space="preserve">FA bias</w:t>
+            </w:r>
+          </w:p>
+        </w:tc>
+        <w:tc>
+          <w:tcPr/>
+          <w:p>
+            <w:pPr>
+              <w:pStyle w:val="Compact"/>
+            </w:pPr>
+            <w:r>
+              <w:t xml:space="preserve">FA RMSE</w:t>
+            </w:r>
+          </w:p>
+        </w:tc>
+        <w:tc>
+          <w:tcPr/>
+          <w:p>
+            <w:pPr>
+              <w:pStyle w:val="Compact"/>
+            </w:pPr>
+            <w:r>
+              <w:t xml:space="preserve">MD mean</w:t>
+            </w:r>
+          </w:p>
+        </w:tc>
+        <w:tc>
+          <w:tcPr/>
+          <w:p>
+            <w:pPr>
+              <w:pStyle w:val="Compact"/>
+            </w:pPr>
+            <w:r>
+              <w:t xml:space="preserve">MD bias</w:t>
+            </w:r>
+          </w:p>
+        </w:tc>
+        <w:tc>
+          <w:tcPr/>
+          <w:p>
+            <w:pPr>
+              <w:pStyle w:val="Compact"/>
+            </w:pPr>
+            <w:r>
+              <w:t xml:space="preserve">MD RMSE</w:t>
             </w:r>
           </w:p>
         </w:tc>
@@ -5977,51 +6554,73 @@
               <w:pStyle w:val="Compact"/>
             </w:pPr>
             <w:r>
-              <w:t xml:space="preserve">Stanford (n = 65,002)</w:t>
-            </w:r>
-          </w:p>
-        </w:tc>
-        <w:tc>
-          <w:tcPr/>
-          <w:p>
-            <w:pPr>
-              <w:pStyle w:val="Compact"/>
-            </w:pPr>
-            <w:r>
-              <w:t xml:space="preserve">FA &gt; 1</w:t>
-            </w:r>
-          </w:p>
-        </w:tc>
-        <w:tc>
-          <w:tcPr/>
-          <w:p>
-            <w:pPr>
-              <w:pStyle w:val="Compact"/>
-            </w:pPr>
-            <w:r>
-              <w:t xml:space="preserve">261 (0.40%)</w:t>
-            </w:r>
-          </w:p>
-        </w:tc>
-        <w:tc>
-          <w:tcPr/>
-          <w:p>
-            <w:pPr>
-              <w:pStyle w:val="Compact"/>
-            </w:pPr>
-            <w:r>
-              <w:t xml:space="preserve">178 (0.27%)</w:t>
-            </w:r>
-          </w:p>
-        </w:tc>
-        <w:tc>
-          <w:tcPr/>
-          <w:p>
-            <w:pPr>
-              <w:pStyle w:val="Compact"/>
-            </w:pPr>
-            <w:r>
-              <w:t xml:space="preserve">0 (0%)</w:t>
+              <w:t xml:space="preserve">FSL dtifit –wls</w:t>
+            </w:r>
+          </w:p>
+        </w:tc>
+        <w:tc>
+          <w:tcPr/>
+          <w:p>
+            <w:pPr>
+              <w:pStyle w:val="Compact"/>
+            </w:pPr>
+            <w:r>
+              <w:t xml:space="preserve">0.7050</w:t>
+            </w:r>
+          </w:p>
+        </w:tc>
+        <w:tc>
+          <w:tcPr/>
+          <w:p>
+            <w:pPr>
+              <w:pStyle w:val="Compact"/>
+            </w:pPr>
+            <w:r>
+              <w:t xml:space="preserve">-0.0021</w:t>
+            </w:r>
+          </w:p>
+        </w:tc>
+        <w:tc>
+          <w:tcPr/>
+          <w:p>
+            <w:pPr>
+              <w:pStyle w:val="Compact"/>
+            </w:pPr>
+            <w:r>
+              <w:t xml:space="preserve">0.0212</w:t>
+            </w:r>
+          </w:p>
+        </w:tc>
+        <w:tc>
+          <w:tcPr/>
+          <w:p>
+            <w:pPr>
+              <w:pStyle w:val="Compact"/>
+            </w:pPr>
+            <w:r>
+              <w:t xml:space="preserve">0.6950</w:t>
+            </w:r>
+          </w:p>
+        </w:tc>
+        <w:tc>
+          <w:tcPr/>
+          <w:p>
+            <w:pPr>
+              <w:pStyle w:val="Compact"/>
+            </w:pPr>
+            <w:r>
+              <w:t xml:space="preserve">-0.0050</w:t>
+            </w:r>
+          </w:p>
+        </w:tc>
+        <w:tc>
+          <w:tcPr/>
+          <w:p>
+            <w:pPr>
+              <w:pStyle w:val="Compact"/>
+            </w:pPr>
+            <w:r>
+              <w:t xml:space="preserve">0.0180</w:t>
             </w:r>
           </w:p>
         </w:tc>
@@ -6034,51 +6633,73 @@
               <w:pStyle w:val="Compact"/>
             </w:pPr>
             <w:r>
-              <w:t xml:space="preserve">Stanford</w:t>
-            </w:r>
-          </w:p>
-        </w:tc>
-        <w:tc>
-          <w:tcPr/>
-          <w:p>
-            <w:pPr>
-              <w:pStyle w:val="Compact"/>
-            </w:pPr>
-            <w:r>
-              <w:t xml:space="preserve">MD ≤ 0</w:t>
-            </w:r>
-          </w:p>
-        </w:tc>
-        <w:tc>
-          <w:tcPr/>
-          <w:p>
-            <w:pPr>
-              <w:pStyle w:val="Compact"/>
-            </w:pPr>
-            <w:r>
-              <w:t xml:space="preserve">261 (0.40%)</w:t>
-            </w:r>
-          </w:p>
-        </w:tc>
-        <w:tc>
-          <w:tcPr/>
-          <w:p>
-            <w:pPr>
-              <w:pStyle w:val="Compact"/>
-            </w:pPr>
-            <w:r>
-              <w:t xml:space="preserve">91 (0.14%)</w:t>
-            </w:r>
-          </w:p>
-        </w:tc>
-        <w:tc>
-          <w:tcPr/>
-          <w:p>
-            <w:pPr>
-              <w:pStyle w:val="Compact"/>
-            </w:pPr>
-            <w:r>
-              <w:t xml:space="preserve">0 (0%)</w:t>
+              <w:t xml:space="preserve">MRtrix3 -iter 0 (WLS)</w:t>
+            </w:r>
+          </w:p>
+        </w:tc>
+        <w:tc>
+          <w:tcPr/>
+          <w:p>
+            <w:pPr>
+              <w:pStyle w:val="Compact"/>
+            </w:pPr>
+            <w:r>
+              <w:t xml:space="preserve">0.7050</w:t>
+            </w:r>
+          </w:p>
+        </w:tc>
+        <w:tc>
+          <w:tcPr/>
+          <w:p>
+            <w:pPr>
+              <w:pStyle w:val="Compact"/>
+            </w:pPr>
+            <w:r>
+              <w:t xml:space="preserve">-0.0021</w:t>
+            </w:r>
+          </w:p>
+        </w:tc>
+        <w:tc>
+          <w:tcPr/>
+          <w:p>
+            <w:pPr>
+              <w:pStyle w:val="Compact"/>
+            </w:pPr>
+            <w:r>
+              <w:t xml:space="preserve">0.0212</w:t>
+            </w:r>
+          </w:p>
+        </w:tc>
+        <w:tc>
+          <w:tcPr/>
+          <w:p>
+            <w:pPr>
+              <w:pStyle w:val="Compact"/>
+            </w:pPr>
+            <w:r>
+              <w:t xml:space="preserve">0.6950</w:t>
+            </w:r>
+          </w:p>
+        </w:tc>
+        <w:tc>
+          <w:tcPr/>
+          <w:p>
+            <w:pPr>
+              <w:pStyle w:val="Compact"/>
+            </w:pPr>
+            <w:r>
+              <w:t xml:space="preserve">-0.0050</w:t>
+            </w:r>
+          </w:p>
+        </w:tc>
+        <w:tc>
+          <w:tcPr/>
+          <w:p>
+            <w:pPr>
+              <w:pStyle w:val="Compact"/>
+            </w:pPr>
+            <w:r>
+              <w:t xml:space="preserve">0.0180</w:t>
             </w:r>
           </w:p>
         </w:tc>
@@ -6091,51 +6712,73 @@
               <w:pStyle w:val="Compact"/>
             </w:pPr>
             <w:r>
-              <w:t xml:space="preserve">Sherbrooke (n = 111,032)</w:t>
-            </w:r>
-          </w:p>
-        </w:tc>
-        <w:tc>
-          <w:tcPr/>
-          <w:p>
-            <w:pPr>
-              <w:pStyle w:val="Compact"/>
-            </w:pPr>
-            <w:r>
-              <w:t xml:space="preserve">FA &gt; 1</w:t>
-            </w:r>
-          </w:p>
-        </w:tc>
-        <w:tc>
-          <w:tcPr/>
-          <w:p>
-            <w:pPr>
-              <w:pStyle w:val="Compact"/>
-            </w:pPr>
-            <w:r>
-              <w:t xml:space="preserve">4,404 (3.97%)</w:t>
-            </w:r>
-          </w:p>
-        </w:tc>
-        <w:tc>
-          <w:tcPr/>
-          <w:p>
-            <w:pPr>
-              <w:pStyle w:val="Compact"/>
-            </w:pPr>
-            <w:r>
-              <w:t xml:space="preserve">2,252 (2.03%)</w:t>
-            </w:r>
-          </w:p>
-        </w:tc>
-        <w:tc>
-          <w:tcPr/>
-          <w:p>
-            <w:pPr>
-              <w:pStyle w:val="Compact"/>
-            </w:pPr>
-            <w:r>
-              <w:t xml:space="preserve">0 (0%)</w:t>
+              <w:t xml:space="preserve">DIPY WLS</w:t>
+            </w:r>
+          </w:p>
+        </w:tc>
+        <w:tc>
+          <w:tcPr/>
+          <w:p>
+            <w:pPr>
+              <w:pStyle w:val="Compact"/>
+            </w:pPr>
+            <w:r>
+              <w:t xml:space="preserve">0.7085</w:t>
+            </w:r>
+          </w:p>
+        </w:tc>
+        <w:tc>
+          <w:tcPr/>
+          <w:p>
+            <w:pPr>
+              <w:pStyle w:val="Compact"/>
+            </w:pPr>
+            <w:r>
+              <w:t xml:space="preserve">+0.0014</w:t>
+            </w:r>
+          </w:p>
+        </w:tc>
+        <w:tc>
+          <w:tcPr/>
+          <w:p>
+            <w:pPr>
+              <w:pStyle w:val="Compact"/>
+            </w:pPr>
+            <w:r>
+              <w:t xml:space="preserve">0.0209</w:t>
+            </w:r>
+          </w:p>
+        </w:tc>
+        <w:tc>
+          <w:tcPr/>
+          <w:p>
+            <w:pPr>
+              <w:pStyle w:val="Compact"/>
+            </w:pPr>
+            <w:r>
+              <w:t xml:space="preserve">0.7017</w:t>
+            </w:r>
+          </w:p>
+        </w:tc>
+        <w:tc>
+          <w:tcPr/>
+          <w:p>
+            <w:pPr>
+              <w:pStyle w:val="Compact"/>
+            </w:pPr>
+            <w:r>
+              <w:t xml:space="preserve">+0.0017</w:t>
+            </w:r>
+          </w:p>
+        </w:tc>
+        <w:tc>
+          <w:tcPr/>
+          <w:p>
+            <w:pPr>
+              <w:pStyle w:val="Compact"/>
+            </w:pPr>
+            <w:r>
+              <w:t xml:space="preserve">0.0174</w:t>
             </w:r>
           </w:p>
         </w:tc>
@@ -6148,82 +6791,1254 @@
               <w:pStyle w:val="Compact"/>
             </w:pPr>
             <w:r>
-              <w:t xml:space="preserve">Sherbrooke</w:t>
-            </w:r>
-          </w:p>
-        </w:tc>
-        <w:tc>
-          <w:tcPr/>
-          <w:p>
-            <w:pPr>
-              <w:pStyle w:val="Compact"/>
-            </w:pPr>
-            <w:r>
-              <w:t xml:space="preserve">MD ≤ 0</w:t>
-            </w:r>
-          </w:p>
-        </w:tc>
-        <w:tc>
-          <w:tcPr/>
-          <w:p>
-            <w:pPr>
-              <w:pStyle w:val="Compact"/>
-            </w:pPr>
-            <w:r>
-              <w:t xml:space="preserve">3,016 (2.72%)</w:t>
-            </w:r>
-          </w:p>
-        </w:tc>
-        <w:tc>
-          <w:tcPr/>
-          <w:p>
-            <w:pPr>
-              <w:pStyle w:val="Compact"/>
-            </w:pPr>
-            <w:r>
-              <w:t xml:space="preserve">603 (0.54%)</w:t>
-            </w:r>
-          </w:p>
-        </w:tc>
-        <w:tc>
-          <w:tcPr/>
-          <w:p>
-            <w:pPr>
-              <w:pStyle w:val="Compact"/>
-            </w:pPr>
-            <w:r>
-              <w:t xml:space="preserve">0 (0%)</w:t>
+              <w:t xml:space="preserve">MRtrix3 default (IWLS)</w:t>
+            </w:r>
+          </w:p>
+        </w:tc>
+        <w:tc>
+          <w:tcPr/>
+          <w:p>
+            <w:pPr>
+              <w:pStyle w:val="Compact"/>
+            </w:pPr>
+            <w:r>
+              <w:t xml:space="preserve">0.7093</w:t>
+            </w:r>
+          </w:p>
+        </w:tc>
+        <w:tc>
+          <w:tcPr/>
+          <w:p>
+            <w:pPr>
+              <w:pStyle w:val="Compact"/>
+            </w:pPr>
+            <w:r>
+              <w:t xml:space="preserve">+0.0022</w:t>
+            </w:r>
+          </w:p>
+        </w:tc>
+        <w:tc>
+          <w:tcPr/>
+          <w:p>
+            <w:pPr>
+              <w:pStyle w:val="Compact"/>
+            </w:pPr>
+            <w:r>
+              <w:t xml:space="preserve">0.0209</w:t>
+            </w:r>
+          </w:p>
+        </w:tc>
+        <w:tc>
+          <w:tcPr/>
+          <w:p>
+            <w:pPr>
+              <w:pStyle w:val="Compact"/>
+            </w:pPr>
+            <w:r>
+              <w:t xml:space="preserve">0.7020</w:t>
+            </w:r>
+          </w:p>
+        </w:tc>
+        <w:tc>
+          <w:tcPr/>
+          <w:p>
+            <w:pPr>
+              <w:pStyle w:val="Compact"/>
+            </w:pPr>
+            <w:r>
+              <w:t xml:space="preserve">+0.0020</w:t>
+            </w:r>
+          </w:p>
+        </w:tc>
+        <w:tc>
+          <w:tcPr/>
+          <w:p>
+            <w:pPr>
+              <w:pStyle w:val="Compact"/>
+            </w:pPr>
+            <w:r>
+              <w:t xml:space="preserve">0.0175</w:t>
             </w:r>
           </w:p>
         </w:tc>
       </w:tr>
     </w:tbl>
-    <w:bookmarkEnd w:id="39"/>
-    <w:bookmarkStart w:id="40" w:name="figure-captions"/>
-    <w:p>
-      <w:pPr>
-        <w:pStyle w:val="Heading2"/>
-      </w:pPr>
-      <w:r>
-        <w:t xml:space="preserve">Figure Captions</w:t>
-      </w:r>
-    </w:p>
-    <w:p>
-      <w:pPr>
-        <w:pStyle w:val="FirstParagraph"/>
+    <w:p>
+      <w:pPr>
+        <w:pStyle w:val="BodyText"/>
       </w:pPr>
       <w:r>
         <w:rPr>
           <w:b/>
           <w:bCs/>
         </w:rPr>
+        <w:t xml:space="preserve">Table 6. Sensitivity to denoising.</w:t>
+      </w:r>
+      <w:r>
+        <w:t xml:space="preserve"> </w:t>
+      </w:r>
+      <w:r>
+        <w:t xml:space="preserve">The same comparison after MP-PCA denoising applied once and given to all three toolkits. Toolkits at their default settings, as in Table 2. MD in µm²/ms.</w:t>
+      </w:r>
+    </w:p>
+    <w:tbl>
+      <w:tblPr>
+        <w:tblStyle w:val="Table"/>
+        <w:tblW w:type="pct" w:w="5000"/>
+        <w:tblLayout w:type="fixed"/>
+        <w:tblLook w:firstRow="1" w:lastRow="0" w:firstColumn="0" w:lastColumn="0" w:noHBand="0" w:noVBand="0" w:val="0020"/>
+      </w:tblPr>
+      <w:tblGrid>
+        <w:gridCol w:w="1320"/>
+        <w:gridCol w:w="1320"/>
+        <w:gridCol w:w="1320"/>
+        <w:gridCol w:w="1320"/>
+        <w:gridCol w:w="1320"/>
+        <w:gridCol w:w="1320"/>
+      </w:tblGrid>
+      <w:tr>
+        <w:trPr>
+          <w:tblHeader w:val="on"/>
+        </w:trPr>
+        <w:tc>
+          <w:tcPr/>
+          <w:p>
+            <w:pPr>
+              <w:pStyle w:val="Compact"/>
+            </w:pPr>
+            <w:r>
+              <w:t xml:space="preserve">Dataset</w:t>
+            </w:r>
+          </w:p>
+        </w:tc>
+        <w:tc>
+          <w:tcPr/>
+          <w:p>
+            <w:pPr>
+              <w:pStyle w:val="Compact"/>
+            </w:pPr>
+            <w:r>
+              <w:t xml:space="preserve">Comparison</w:t>
+            </w:r>
+          </w:p>
+        </w:tc>
+        <w:tc>
+          <w:tcPr/>
+          <w:p>
+            <w:pPr>
+              <w:pStyle w:val="Compact"/>
+            </w:pPr>
+            <w:r>
+              <w:t xml:space="preserve">FA bias raw</w:t>
+            </w:r>
+          </w:p>
+        </w:tc>
+        <w:tc>
+          <w:tcPr/>
+          <w:p>
+            <w:pPr>
+              <w:pStyle w:val="Compact"/>
+            </w:pPr>
+            <w:r>
+              <w:t xml:space="preserve">FA bias denoised</w:t>
+            </w:r>
+          </w:p>
+        </w:tc>
+        <w:tc>
+          <w:tcPr/>
+          <w:p>
+            <w:pPr>
+              <w:pStyle w:val="Compact"/>
+            </w:pPr>
+            <w:r>
+              <w:t xml:space="preserve">MD bias raw</w:t>
+            </w:r>
+          </w:p>
+        </w:tc>
+        <w:tc>
+          <w:tcPr/>
+          <w:p>
+            <w:pPr>
+              <w:pStyle w:val="Compact"/>
+            </w:pPr>
+            <w:r>
+              <w:t xml:space="preserve">MD bias denoised</w:t>
+            </w:r>
+          </w:p>
+        </w:tc>
+      </w:tr>
+      <w:tr>
+        <w:tc>
+          <w:tcPr/>
+          <w:p>
+            <w:pPr>
+              <w:pStyle w:val="Compact"/>
+            </w:pPr>
+            <w:r>
+              <w:t xml:space="preserve">Stanford</w:t>
+            </w:r>
+          </w:p>
+        </w:tc>
+        <w:tc>
+          <w:tcPr/>
+          <w:p>
+            <w:pPr>
+              <w:pStyle w:val="Compact"/>
+            </w:pPr>
+            <w:r>
+              <w:t xml:space="preserve">FSL vs. MRtrix3</w:t>
+            </w:r>
+          </w:p>
+        </w:tc>
+        <w:tc>
+          <w:tcPr/>
+          <w:p>
+            <w:pPr>
+              <w:pStyle w:val="Compact"/>
+            </w:pPr>
+            <w:r>
+              <w:t xml:space="preserve">-0.0181</w:t>
+            </w:r>
+          </w:p>
+        </w:tc>
+        <w:tc>
+          <w:tcPr/>
+          <w:p>
+            <w:pPr>
+              <w:pStyle w:val="Compact"/>
+            </w:pPr>
+            <w:r>
+              <w:t xml:space="preserve">-0.0134</w:t>
+            </w:r>
+          </w:p>
+        </w:tc>
+        <w:tc>
+          <w:tcPr/>
+          <w:p>
+            <w:pPr>
+              <w:pStyle w:val="Compact"/>
+            </w:pPr>
+            <w:r>
+              <w:t xml:space="preserve">-0.0330</w:t>
+            </w:r>
+          </w:p>
+        </w:tc>
+        <w:tc>
+          <w:tcPr/>
+          <w:p>
+            <w:pPr>
+              <w:pStyle w:val="Compact"/>
+            </w:pPr>
+            <w:r>
+              <w:t xml:space="preserve">-0.0186</w:t>
+            </w:r>
+          </w:p>
+        </w:tc>
+      </w:tr>
+      <w:tr>
+        <w:tc>
+          <w:tcPr/>
+          <w:p>
+            <w:pPr>
+              <w:pStyle w:val="Compact"/>
+            </w:pPr>
+          </w:p>
+        </w:tc>
+        <w:tc>
+          <w:tcPr/>
+          <w:p>
+            <w:pPr>
+              <w:pStyle w:val="Compact"/>
+            </w:pPr>
+            <w:r>
+              <w:t xml:space="preserve">FSL vs. DIPY</w:t>
+            </w:r>
+          </w:p>
+        </w:tc>
+        <w:tc>
+          <w:tcPr/>
+          <w:p>
+            <w:pPr>
+              <w:pStyle w:val="Compact"/>
+            </w:pPr>
+            <w:r>
+              <w:t xml:space="preserve">-0.0158</w:t>
+            </w:r>
+          </w:p>
+        </w:tc>
+        <w:tc>
+          <w:tcPr/>
+          <w:p>
+            <w:pPr>
+              <w:pStyle w:val="Compact"/>
+            </w:pPr>
+            <w:r>
+              <w:t xml:space="preserve">-0.0110</w:t>
+            </w:r>
+          </w:p>
+        </w:tc>
+        <w:tc>
+          <w:tcPr/>
+          <w:p>
+            <w:pPr>
+              <w:pStyle w:val="Compact"/>
+            </w:pPr>
+            <w:r>
+              <w:t xml:space="preserve">-0.0322</w:t>
+            </w:r>
+          </w:p>
+        </w:tc>
+        <w:tc>
+          <w:tcPr/>
+          <w:p>
+            <w:pPr>
+              <w:pStyle w:val="Compact"/>
+            </w:pPr>
+            <w:r>
+              <w:t xml:space="preserve">-0.0178</w:t>
+            </w:r>
+          </w:p>
+        </w:tc>
+      </w:tr>
+      <w:tr>
+        <w:tc>
+          <w:tcPr/>
+          <w:p>
+            <w:pPr>
+              <w:pStyle w:val="Compact"/>
+            </w:pPr>
+          </w:p>
+        </w:tc>
+        <w:tc>
+          <w:tcPr/>
+          <w:p>
+            <w:pPr>
+              <w:pStyle w:val="Compact"/>
+            </w:pPr>
+            <w:r>
+              <w:t xml:space="preserve">MRtrix3 vs. DIPY</w:t>
+            </w:r>
+          </w:p>
+        </w:tc>
+        <w:tc>
+          <w:tcPr/>
+          <w:p>
+            <w:pPr>
+              <w:pStyle w:val="Compact"/>
+            </w:pPr>
+            <w:r>
+              <w:t xml:space="preserve">+0.0027</w:t>
+            </w:r>
+          </w:p>
+        </w:tc>
+        <w:tc>
+          <w:tcPr/>
+          <w:p>
+            <w:pPr>
+              <w:pStyle w:val="Compact"/>
+            </w:pPr>
+            <w:r>
+              <w:t xml:space="preserve">+0.0026</w:t>
+            </w:r>
+          </w:p>
+        </w:tc>
+        <w:tc>
+          <w:tcPr/>
+          <w:p>
+            <w:pPr>
+              <w:pStyle w:val="Compact"/>
+            </w:pPr>
+            <w:r>
+              <w:t xml:space="preserve">+0.0009</w:t>
+            </w:r>
+          </w:p>
+        </w:tc>
+        <w:tc>
+          <w:tcPr/>
+          <w:p>
+            <w:pPr>
+              <w:pStyle w:val="Compact"/>
+            </w:pPr>
+            <w:r>
+              <w:t xml:space="preserve">+0.0009</w:t>
+            </w:r>
+          </w:p>
+        </w:tc>
+      </w:tr>
+      <w:tr>
+        <w:tc>
+          <w:tcPr/>
+          <w:p>
+            <w:pPr>
+              <w:pStyle w:val="Compact"/>
+            </w:pPr>
+            <w:r>
+              <w:t xml:space="preserve">Sherbrooke</w:t>
+            </w:r>
+          </w:p>
+        </w:tc>
+        <w:tc>
+          <w:tcPr/>
+          <w:p>
+            <w:pPr>
+              <w:pStyle w:val="Compact"/>
+            </w:pPr>
+            <w:r>
+              <w:t xml:space="preserve">FSL vs. MRtrix3</w:t>
+            </w:r>
+          </w:p>
+        </w:tc>
+        <w:tc>
+          <w:tcPr/>
+          <w:p>
+            <w:pPr>
+              <w:pStyle w:val="Compact"/>
+            </w:pPr>
+            <w:r>
+              <w:t xml:space="preserve">+0.0139</w:t>
+            </w:r>
+          </w:p>
+        </w:tc>
+        <w:tc>
+          <w:tcPr/>
+          <w:p>
+            <w:pPr>
+              <w:pStyle w:val="Compact"/>
+            </w:pPr>
+            <w:r>
+              <w:t xml:space="preserve">+0.0034</w:t>
+            </w:r>
+          </w:p>
+        </w:tc>
+        <w:tc>
+          <w:tcPr/>
+          <w:p>
+            <w:pPr>
+              <w:pStyle w:val="Compact"/>
+            </w:pPr>
+            <w:r>
+              <w:t xml:space="preserve">-0.1271</w:t>
+            </w:r>
+          </w:p>
+        </w:tc>
+        <w:tc>
+          <w:tcPr/>
+          <w:p>
+            <w:pPr>
+              <w:pStyle w:val="Compact"/>
+            </w:pPr>
+            <w:r>
+              <w:t xml:space="preserve">-0.0494</w:t>
+            </w:r>
+          </w:p>
+        </w:tc>
+      </w:tr>
+      <w:tr>
+        <w:tc>
+          <w:tcPr/>
+          <w:p>
+            <w:pPr>
+              <w:pStyle w:val="Compact"/>
+            </w:pPr>
+          </w:p>
+        </w:tc>
+        <w:tc>
+          <w:tcPr/>
+          <w:p>
+            <w:pPr>
+              <w:pStyle w:val="Compact"/>
+            </w:pPr>
+            <w:r>
+              <w:t xml:space="preserve">FSL vs. DIPY</w:t>
+            </w:r>
+          </w:p>
+        </w:tc>
+        <w:tc>
+          <w:tcPr/>
+          <w:p>
+            <w:pPr>
+              <w:pStyle w:val="Compact"/>
+            </w:pPr>
+            <w:r>
+              <w:t xml:space="preserve">+0.0148</w:t>
+            </w:r>
+          </w:p>
+        </w:tc>
+        <w:tc>
+          <w:tcPr/>
+          <w:p>
+            <w:pPr>
+              <w:pStyle w:val="Compact"/>
+            </w:pPr>
+            <w:r>
+              <w:t xml:space="preserve">+0.0048</w:t>
+            </w:r>
+          </w:p>
+        </w:tc>
+        <w:tc>
+          <w:tcPr/>
+          <w:p>
+            <w:pPr>
+              <w:pStyle w:val="Compact"/>
+            </w:pPr>
+            <w:r>
+              <w:t xml:space="preserve">-0.1272</w:t>
+            </w:r>
+          </w:p>
+        </w:tc>
+        <w:tc>
+          <w:tcPr/>
+          <w:p>
+            <w:pPr>
+              <w:pStyle w:val="Compact"/>
+            </w:pPr>
+            <w:r>
+              <w:t xml:space="preserve">-0.0502</w:t>
+            </w:r>
+          </w:p>
+        </w:tc>
+      </w:tr>
+      <w:tr>
+        <w:tc>
+          <w:tcPr/>
+          <w:p>
+            <w:pPr>
+              <w:pStyle w:val="Compact"/>
+            </w:pPr>
+          </w:p>
+        </w:tc>
+        <w:tc>
+          <w:tcPr/>
+          <w:p>
+            <w:pPr>
+              <w:pStyle w:val="Compact"/>
+            </w:pPr>
+            <w:r>
+              <w:t xml:space="preserve">MRtrix3 vs. DIPY</w:t>
+            </w:r>
+          </w:p>
+        </w:tc>
+        <w:tc>
+          <w:tcPr/>
+          <w:p>
+            <w:pPr>
+              <w:pStyle w:val="Compact"/>
+            </w:pPr>
+            <w:r>
+              <w:t xml:space="preserve">+0.0053</w:t>
+            </w:r>
+          </w:p>
+        </w:tc>
+        <w:tc>
+          <w:tcPr/>
+          <w:p>
+            <w:pPr>
+              <w:pStyle w:val="Compact"/>
+            </w:pPr>
+            <w:r>
+              <w:t xml:space="preserve">+0.0031</w:t>
+            </w:r>
+          </w:p>
+        </w:tc>
+        <w:tc>
+          <w:tcPr/>
+          <w:p>
+            <w:pPr>
+              <w:pStyle w:val="Compact"/>
+            </w:pPr>
+            <w:r>
+              <w:t xml:space="preserve">-0.0009</w:t>
+            </w:r>
+          </w:p>
+        </w:tc>
+        <w:tc>
+          <w:tcPr/>
+          <w:p>
+            <w:pPr>
+              <w:pStyle w:val="Compact"/>
+            </w:pPr>
+            <w:r>
+              <w:t xml:space="preserve">-0.0011</w:t>
+            </w:r>
+          </w:p>
+        </w:tc>
+      </w:tr>
+    </w:tbl>
+    <w:p>
+      <w:pPr>
+        <w:pStyle w:val="BodyText"/>
+      </w:pPr>
+      <w:r>
+        <w:rPr>
+          <w:b/>
+          <w:bCs/>
+        </w:rPr>
+        <w:t xml:space="preserve">Table 7. Non-physical tensor fits within the white matter mask.</w:t>
+      </w:r>
+      <w:r>
+        <w:t xml:space="preserve"> </w:t>
+      </w:r>
+      <w:r>
+        <w:t xml:space="preserve">Voxels violating the definition of each metric, with percentage of the mask in parentheses, before and after denoising.</w:t>
+      </w:r>
+    </w:p>
+    <w:tbl>
+      <w:tblPr>
+        <w:tblStyle w:val="Table"/>
+        <w:tblW w:type="pct" w:w="5000"/>
+        <w:tblLayout w:type="fixed"/>
+        <w:tblLook w:firstRow="1" w:lastRow="0" w:firstColumn="0" w:lastColumn="0" w:noHBand="0" w:noVBand="0" w:val="0020"/>
+      </w:tblPr>
+      <w:tblGrid>
+        <w:gridCol w:w="1320"/>
+        <w:gridCol w:w="1320"/>
+        <w:gridCol w:w="1320"/>
+        <w:gridCol w:w="1320"/>
+        <w:gridCol w:w="1320"/>
+        <w:gridCol w:w="1320"/>
+      </w:tblGrid>
+      <w:tr>
+        <w:trPr>
+          <w:tblHeader w:val="on"/>
+        </w:trPr>
+        <w:tc>
+          <w:tcPr/>
+          <w:p>
+            <w:pPr>
+              <w:pStyle w:val="Compact"/>
+            </w:pPr>
+            <w:r>
+              <w:t xml:space="preserve">Dataset</w:t>
+            </w:r>
+          </w:p>
+        </w:tc>
+        <w:tc>
+          <w:tcPr/>
+          <w:p>
+            <w:pPr>
+              <w:pStyle w:val="Compact"/>
+            </w:pPr>
+            <w:r>
+              <w:t xml:space="preserve">Metric</w:t>
+            </w:r>
+          </w:p>
+        </w:tc>
+        <w:tc>
+          <w:tcPr/>
+          <w:p>
+            <w:pPr>
+              <w:pStyle w:val="Compact"/>
+            </w:pPr>
+            <w:r>
+              <w:t xml:space="preserve">Preprocessing</w:t>
+            </w:r>
+          </w:p>
+        </w:tc>
+        <w:tc>
+          <w:tcPr/>
+          <w:p>
+            <w:pPr>
+              <w:pStyle w:val="Compact"/>
+            </w:pPr>
+            <w:r>
+              <w:t xml:space="preserve">FSL</w:t>
+            </w:r>
+          </w:p>
+        </w:tc>
+        <w:tc>
+          <w:tcPr/>
+          <w:p>
+            <w:pPr>
+              <w:pStyle w:val="Compact"/>
+            </w:pPr>
+            <w:r>
+              <w:t xml:space="preserve">MRtrix3</w:t>
+            </w:r>
+          </w:p>
+        </w:tc>
+        <w:tc>
+          <w:tcPr/>
+          <w:p>
+            <w:pPr>
+              <w:pStyle w:val="Compact"/>
+            </w:pPr>
+            <w:r>
+              <w:t xml:space="preserve">DIPY</w:t>
+            </w:r>
+          </w:p>
+        </w:tc>
+      </w:tr>
+      <w:tr>
+        <w:tc>
+          <w:tcPr/>
+          <w:p>
+            <w:pPr>
+              <w:pStyle w:val="Compact"/>
+            </w:pPr>
+            <w:r>
+              <w:t xml:space="preserve">Stanford</w:t>
+            </w:r>
+          </w:p>
+        </w:tc>
+        <w:tc>
+          <w:tcPr/>
+          <w:p>
+            <w:pPr>
+              <w:pStyle w:val="Compact"/>
+            </w:pPr>
+            <w:r>
+              <w:t xml:space="preserve">FA &gt; 1</w:t>
+            </w:r>
+          </w:p>
+        </w:tc>
+        <w:tc>
+          <w:tcPr/>
+          <w:p>
+            <w:pPr>
+              <w:pStyle w:val="Compact"/>
+            </w:pPr>
+            <w:r>
+              <w:t xml:space="preserve">none</w:t>
+            </w:r>
+          </w:p>
+        </w:tc>
+        <w:tc>
+          <w:tcPr/>
+          <w:p>
+            <w:pPr>
+              <w:pStyle w:val="Compact"/>
+            </w:pPr>
+            <w:r>
+              <w:t xml:space="preserve">261 (0.40%)</w:t>
+            </w:r>
+          </w:p>
+        </w:tc>
+        <w:tc>
+          <w:tcPr/>
+          <w:p>
+            <w:pPr>
+              <w:pStyle w:val="Compact"/>
+            </w:pPr>
+            <w:r>
+              <w:t xml:space="preserve">178 (0.27%)</w:t>
+            </w:r>
+          </w:p>
+        </w:tc>
+        <w:tc>
+          <w:tcPr/>
+          <w:p>
+            <w:pPr>
+              <w:pStyle w:val="Compact"/>
+            </w:pPr>
+            <w:r>
+              <w:t xml:space="preserve">0 (0.00%)</w:t>
+            </w:r>
+          </w:p>
+        </w:tc>
+      </w:tr>
+      <w:tr>
+        <w:tc>
+          <w:tcPr/>
+          <w:p>
+            <w:pPr>
+              <w:pStyle w:val="Compact"/>
+            </w:pPr>
+            <w:r>
+              <w:t xml:space="preserve">Stanford</w:t>
+            </w:r>
+          </w:p>
+        </w:tc>
+        <w:tc>
+          <w:tcPr/>
+          <w:p>
+            <w:pPr>
+              <w:pStyle w:val="Compact"/>
+            </w:pPr>
+            <w:r>
+              <w:t xml:space="preserve">MD ≤ 0</w:t>
+            </w:r>
+          </w:p>
+        </w:tc>
+        <w:tc>
+          <w:tcPr/>
+          <w:p>
+            <w:pPr>
+              <w:pStyle w:val="Compact"/>
+            </w:pPr>
+            <w:r>
+              <w:t xml:space="preserve">none</w:t>
+            </w:r>
+          </w:p>
+        </w:tc>
+        <w:tc>
+          <w:tcPr/>
+          <w:p>
+            <w:pPr>
+              <w:pStyle w:val="Compact"/>
+            </w:pPr>
+            <w:r>
+              <w:t xml:space="preserve">261 (0.40%)</w:t>
+            </w:r>
+          </w:p>
+        </w:tc>
+        <w:tc>
+          <w:tcPr/>
+          <w:p>
+            <w:pPr>
+              <w:pStyle w:val="Compact"/>
+            </w:pPr>
+            <w:r>
+              <w:t xml:space="preserve">91 (0.14%)</w:t>
+            </w:r>
+          </w:p>
+        </w:tc>
+        <w:tc>
+          <w:tcPr/>
+          <w:p>
+            <w:pPr>
+              <w:pStyle w:val="Compact"/>
+            </w:pPr>
+            <w:r>
+              <w:t xml:space="preserve">0 (0.00%)</w:t>
+            </w:r>
+          </w:p>
+        </w:tc>
+      </w:tr>
+      <w:tr>
+        <w:tc>
+          <w:tcPr/>
+          <w:p>
+            <w:pPr>
+              <w:pStyle w:val="Compact"/>
+            </w:pPr>
+            <w:r>
+              <w:t xml:space="preserve">Stanford</w:t>
+            </w:r>
+          </w:p>
+        </w:tc>
+        <w:tc>
+          <w:tcPr/>
+          <w:p>
+            <w:pPr>
+              <w:pStyle w:val="Compact"/>
+            </w:pPr>
+            <w:r>
+              <w:t xml:space="preserve">FA &gt; 1</w:t>
+            </w:r>
+          </w:p>
+        </w:tc>
+        <w:tc>
+          <w:tcPr/>
+          <w:p>
+            <w:pPr>
+              <w:pStyle w:val="Compact"/>
+            </w:pPr>
+            <w:r>
+              <w:t xml:space="preserve">MP-PCA</w:t>
+            </w:r>
+          </w:p>
+        </w:tc>
+        <w:tc>
+          <w:tcPr/>
+          <w:p>
+            <w:pPr>
+              <w:pStyle w:val="Compact"/>
+            </w:pPr>
+            <w:r>
+              <w:t xml:space="preserve">154 (0.23%)</w:t>
+            </w:r>
+          </w:p>
+        </w:tc>
+        <w:tc>
+          <w:tcPr/>
+          <w:p>
+            <w:pPr>
+              <w:pStyle w:val="Compact"/>
+            </w:pPr>
+            <w:r>
+              <w:t xml:space="preserve">193 (0.29%)</w:t>
+            </w:r>
+          </w:p>
+        </w:tc>
+        <w:tc>
+          <w:tcPr/>
+          <w:p>
+            <w:pPr>
+              <w:pStyle w:val="Compact"/>
+            </w:pPr>
+            <w:r>
+              <w:t xml:space="preserve">0 (0.00%)</w:t>
+            </w:r>
+          </w:p>
+        </w:tc>
+      </w:tr>
+      <w:tr>
+        <w:tc>
+          <w:tcPr/>
+          <w:p>
+            <w:pPr>
+              <w:pStyle w:val="Compact"/>
+            </w:pPr>
+            <w:r>
+              <w:t xml:space="preserve">Stanford</w:t>
+            </w:r>
+          </w:p>
+        </w:tc>
+        <w:tc>
+          <w:tcPr/>
+          <w:p>
+            <w:pPr>
+              <w:pStyle w:val="Compact"/>
+            </w:pPr>
+            <w:r>
+              <w:t xml:space="preserve">MD ≤ 0</w:t>
+            </w:r>
+          </w:p>
+        </w:tc>
+        <w:tc>
+          <w:tcPr/>
+          <w:p>
+            <w:pPr>
+              <w:pStyle w:val="Compact"/>
+            </w:pPr>
+            <w:r>
+              <w:t xml:space="preserve">MP-PCA</w:t>
+            </w:r>
+          </w:p>
+        </w:tc>
+        <w:tc>
+          <w:tcPr/>
+          <w:p>
+            <w:pPr>
+              <w:pStyle w:val="Compact"/>
+            </w:pPr>
+            <w:r>
+              <w:t xml:space="preserve">105 (0.16%)</w:t>
+            </w:r>
+          </w:p>
+        </w:tc>
+        <w:tc>
+          <w:tcPr/>
+          <w:p>
+            <w:pPr>
+              <w:pStyle w:val="Compact"/>
+            </w:pPr>
+            <w:r>
+              <w:t xml:space="preserve">101 (0.15%)</w:t>
+            </w:r>
+          </w:p>
+        </w:tc>
+        <w:tc>
+          <w:tcPr/>
+          <w:p>
+            <w:pPr>
+              <w:pStyle w:val="Compact"/>
+            </w:pPr>
+            <w:r>
+              <w:t xml:space="preserve">0 (0.00%)</w:t>
+            </w:r>
+          </w:p>
+        </w:tc>
+      </w:tr>
+      <w:tr>
+        <w:tc>
+          <w:tcPr/>
+          <w:p>
+            <w:pPr>
+              <w:pStyle w:val="Compact"/>
+            </w:pPr>
+            <w:r>
+              <w:t xml:space="preserve">Sherbrooke</w:t>
+            </w:r>
+          </w:p>
+        </w:tc>
+        <w:tc>
+          <w:tcPr/>
+          <w:p>
+            <w:pPr>
+              <w:pStyle w:val="Compact"/>
+            </w:pPr>
+            <w:r>
+              <w:t xml:space="preserve">FA &gt; 1</w:t>
+            </w:r>
+          </w:p>
+        </w:tc>
+        <w:tc>
+          <w:tcPr/>
+          <w:p>
+            <w:pPr>
+              <w:pStyle w:val="Compact"/>
+            </w:pPr>
+            <w:r>
+              <w:t xml:space="preserve">none</w:t>
+            </w:r>
+          </w:p>
+        </w:tc>
+        <w:tc>
+          <w:tcPr/>
+          <w:p>
+            <w:pPr>
+              <w:pStyle w:val="Compact"/>
+            </w:pPr>
+            <w:r>
+              <w:t xml:space="preserve">4,404 (3.97%)</w:t>
+            </w:r>
+          </w:p>
+        </w:tc>
+        <w:tc>
+          <w:tcPr/>
+          <w:p>
+            <w:pPr>
+              <w:pStyle w:val="Compact"/>
+            </w:pPr>
+            <w:r>
+              <w:t xml:space="preserve">2,252 (2.03%)</w:t>
+            </w:r>
+          </w:p>
+        </w:tc>
+        <w:tc>
+          <w:tcPr/>
+          <w:p>
+            <w:pPr>
+              <w:pStyle w:val="Compact"/>
+            </w:pPr>
+            <w:r>
+              <w:t xml:space="preserve">0 (0.00%)</w:t>
+            </w:r>
+          </w:p>
+        </w:tc>
+      </w:tr>
+      <w:tr>
+        <w:tc>
+          <w:tcPr/>
+          <w:p>
+            <w:pPr>
+              <w:pStyle w:val="Compact"/>
+            </w:pPr>
+            <w:r>
+              <w:t xml:space="preserve">Sherbrooke</w:t>
+            </w:r>
+          </w:p>
+        </w:tc>
+        <w:tc>
+          <w:tcPr/>
+          <w:p>
+            <w:pPr>
+              <w:pStyle w:val="Compact"/>
+            </w:pPr>
+            <w:r>
+              <w:t xml:space="preserve">MD ≤ 0</w:t>
+            </w:r>
+          </w:p>
+        </w:tc>
+        <w:tc>
+          <w:tcPr/>
+          <w:p>
+            <w:pPr>
+              <w:pStyle w:val="Compact"/>
+            </w:pPr>
+            <w:r>
+              <w:t xml:space="preserve">none</w:t>
+            </w:r>
+          </w:p>
+        </w:tc>
+        <w:tc>
+          <w:tcPr/>
+          <w:p>
+            <w:pPr>
+              <w:pStyle w:val="Compact"/>
+            </w:pPr>
+            <w:r>
+              <w:t xml:space="preserve">3,016 (2.72%)</w:t>
+            </w:r>
+          </w:p>
+        </w:tc>
+        <w:tc>
+          <w:tcPr/>
+          <w:p>
+            <w:pPr>
+              <w:pStyle w:val="Compact"/>
+            </w:pPr>
+            <w:r>
+              <w:t xml:space="preserve">603 (0.54%)</w:t>
+            </w:r>
+          </w:p>
+        </w:tc>
+        <w:tc>
+          <w:tcPr/>
+          <w:p>
+            <w:pPr>
+              <w:pStyle w:val="Compact"/>
+            </w:pPr>
+            <w:r>
+              <w:t xml:space="preserve">0 (0.00%)</w:t>
+            </w:r>
+          </w:p>
+        </w:tc>
+      </w:tr>
+      <w:tr>
+        <w:tc>
+          <w:tcPr/>
+          <w:p>
+            <w:pPr>
+              <w:pStyle w:val="Compact"/>
+            </w:pPr>
+            <w:r>
+              <w:t xml:space="preserve">Sherbrooke</w:t>
+            </w:r>
+          </w:p>
+        </w:tc>
+        <w:tc>
+          <w:tcPr/>
+          <w:p>
+            <w:pPr>
+              <w:pStyle w:val="Compact"/>
+            </w:pPr>
+            <w:r>
+              <w:t xml:space="preserve">FA &gt; 1</w:t>
+            </w:r>
+          </w:p>
+        </w:tc>
+        <w:tc>
+          <w:tcPr/>
+          <w:p>
+            <w:pPr>
+              <w:pStyle w:val="Compact"/>
+            </w:pPr>
+            <w:r>
+              <w:t xml:space="preserve">MP-PCA</w:t>
+            </w:r>
+          </w:p>
+        </w:tc>
+        <w:tc>
+          <w:tcPr/>
+          <w:p>
+            <w:pPr>
+              <w:pStyle w:val="Compact"/>
+            </w:pPr>
+            <w:r>
+              <w:t xml:space="preserve">2,675 (2.56%)</w:t>
+            </w:r>
+          </w:p>
+        </w:tc>
+        <w:tc>
+          <w:tcPr/>
+          <w:p>
+            <w:pPr>
+              <w:pStyle w:val="Compact"/>
+            </w:pPr>
+            <w:r>
+              <w:t xml:space="preserve">2,092 (2.00%)</w:t>
+            </w:r>
+          </w:p>
+        </w:tc>
+        <w:tc>
+          <w:tcPr/>
+          <w:p>
+            <w:pPr>
+              <w:pStyle w:val="Compact"/>
+            </w:pPr>
+            <w:r>
+              <w:t xml:space="preserve">0 (0.00%)</w:t>
+            </w:r>
+          </w:p>
+        </w:tc>
+      </w:tr>
+      <w:tr>
+        <w:tc>
+          <w:tcPr/>
+          <w:p>
+            <w:pPr>
+              <w:pStyle w:val="Compact"/>
+            </w:pPr>
+            <w:r>
+              <w:t xml:space="preserve">Sherbrooke</w:t>
+            </w:r>
+          </w:p>
+        </w:tc>
+        <w:tc>
+          <w:tcPr/>
+          <w:p>
+            <w:pPr>
+              <w:pStyle w:val="Compact"/>
+            </w:pPr>
+            <w:r>
+              <w:t xml:space="preserve">MD ≤ 0</w:t>
+            </w:r>
+          </w:p>
+        </w:tc>
+        <w:tc>
+          <w:tcPr/>
+          <w:p>
+            <w:pPr>
+              <w:pStyle w:val="Compact"/>
+            </w:pPr>
+            <w:r>
+              <w:t xml:space="preserve">MP-PCA</w:t>
+            </w:r>
+          </w:p>
+        </w:tc>
+        <w:tc>
+          <w:tcPr/>
+          <w:p>
+            <w:pPr>
+              <w:pStyle w:val="Compact"/>
+            </w:pPr>
+            <w:r>
+              <w:t xml:space="preserve">1,330 (1.27%)</w:t>
+            </w:r>
+          </w:p>
+        </w:tc>
+        <w:tc>
+          <w:tcPr/>
+          <w:p>
+            <w:pPr>
+              <w:pStyle w:val="Compact"/>
+            </w:pPr>
+            <w:r>
+              <w:t xml:space="preserve">641 (0.61%)</w:t>
+            </w:r>
+          </w:p>
+        </w:tc>
+        <w:tc>
+          <w:tcPr/>
+          <w:p>
+            <w:pPr>
+              <w:pStyle w:val="Compact"/>
+            </w:pPr>
+            <w:r>
+              <w:t xml:space="preserve">0 (0.00%)</w:t>
+            </w:r>
+          </w:p>
+        </w:tc>
+      </w:tr>
+    </w:tbl>
+    <w:bookmarkEnd w:id="46"/>
+    <w:bookmarkStart w:id="47" w:name="figure-captions"/>
+    <w:p>
+      <w:pPr>
+        <w:pStyle w:val="Heading2"/>
+      </w:pPr>
+      <w:r>
+        <w:t xml:space="preserve">Figure Captions</w:t>
+      </w:r>
+    </w:p>
+    <w:p>
+      <w:pPr>
+        <w:pStyle w:val="FirstParagraph"/>
+      </w:pPr>
+      <w:r>
+        <w:rPr>
+          <w:b/>
+          <w:bCs/>
+        </w:rPr>
         <w:t xml:space="preserve">Figure 1.</w:t>
       </w:r>
       <w:r>
         <w:t xml:space="preserve"> </w:t>
       </w:r>
       <w:r>
-        <w:t xml:space="preserve">Design of the inter-tool comparison. Both datasets are open and require no credentials.</w:t>
+        <w:t xml:space="preserve">Design of the comparison. Both datasets are open and need no credentials.</w:t>
       </w:r>
       <w:r>
         <w:t xml:space="preserve"> </w:t>
@@ -6239,52 +8054,7 @@
         <w:t xml:space="preserve"> </w:t>
       </w:r>
       <w:r>
-        <w:t xml:space="preserve">brain extraction is compared with each tool run on the input its algorithm is designed to consume —</w:t>
-      </w:r>
-      <w:r>
-        <w:t xml:space="preserve"> </w:t>
-      </w:r>
-      <w:r>
-        <w:rPr>
-          <w:rStyle w:val="VerbatimChar"/>
-        </w:rPr>
-        <w:t xml:space="preserve">bet</w:t>
-      </w:r>
-      <w:r>
-        <w:t xml:space="preserve"> </w:t>
-      </w:r>
-      <w:r>
-        <w:t xml:space="preserve">on the mean b = 0 image,</w:t>
-      </w:r>
-      <w:r>
-        <w:t xml:space="preserve"> </w:t>
-      </w:r>
-      <w:r>
-        <w:rPr>
-          <w:rStyle w:val="VerbatimChar"/>
-        </w:rPr>
-        <w:t xml:space="preserve">dwi2mask</w:t>
-      </w:r>
-      <w:r>
-        <w:t xml:space="preserve"> </w:t>
-      </w:r>
-      <w:r>
-        <w:t xml:space="preserve">on the full DWI series,</w:t>
-      </w:r>
-      <w:r>
-        <w:t xml:space="preserve"> </w:t>
-      </w:r>
-      <w:r>
-        <w:rPr>
-          <w:rStyle w:val="VerbatimChar"/>
-        </w:rPr>
-        <w:t xml:space="preserve">median_otsu</w:t>
-      </w:r>
-      <w:r>
-        <w:t xml:space="preserve"> </w:t>
-      </w:r>
-      <w:r>
-        <w:t xml:space="preserve">on the full series with the b = 0 volumes indexed — so the Dice coefficients reflect the difference a user would encounter in practice.</w:t>
+        <w:t xml:space="preserve">brain extraction is compared with each tool run on the input its algorithm expects, so the Dice coefficients reflect the difference a user would meet in practice.</w:t>
       </w:r>
       <w:r>
         <w:t xml:space="preserve"> </w:t>
@@ -6300,7 +8070,37 @@
         <w:t xml:space="preserve"> </w:t>
       </w:r>
       <w:r>
-        <w:t xml:space="preserve">tensor fitting is compared with every tool given identical input: one brain mask, one volume subset comprising b = 0 and a single non-zero shell, and no preprocessing. Holding these constant isolates the fitting stage, which is what the metric comparison is intended to measure. Statistics are then restricted to physically admissible voxels, without which a few hundred failed fits dominate the correlation. Toolkit colours are consistent across Figures 1, 3 and 4. The diagram is generated by</w:t>
+        <w:t xml:space="preserve">tensor fitting is compared with every arm given identical input — one brain mask, one volume subset of b = 0 plus a single non-zero shell, no preprocessing — and the estimator varied deliberately instead. Arms are labelled by the source of their weights: FSL</w:t>
+      </w:r>
+      <w:r>
+        <w:t xml:space="preserve"> </w:t>
+      </w:r>
+      <w:r>
+        <w:rPr>
+          <w:rStyle w:val="VerbatimChar"/>
+        </w:rPr>
+        <w:t xml:space="preserve">--wls</w:t>
+      </w:r>
+      <w:r>
+        <w:t xml:space="preserve"> </w:t>
+      </w:r>
+      <w:r>
+        <w:t xml:space="preserve">and MRtrix3</w:t>
+      </w:r>
+      <w:r>
+        <w:t xml:space="preserve"> </w:t>
+      </w:r>
+      <w:r>
+        <w:rPr>
+          <w:rStyle w:val="VerbatimChar"/>
+        </w:rPr>
+        <w:t xml:space="preserve">-iter 0</w:t>
+      </w:r>
+      <w:r>
+        <w:t xml:space="preserve"> </w:t>
+      </w:r>
+      <w:r>
+        <w:t xml:space="preserve">weight by the measured signal, while DIPY and MRtrix3’s default weight by a predicted signal. Statistics are then restricted to physically admissible voxels, without which a few hundred failed fits dominate the correlation, and every arm is checked against a phantom with known eigenvalues. Toolkit colours are consistent across Figures 1, 3 and 4. Generated by</w:t>
       </w:r>
       <w:r>
         <w:t xml:space="preserve"> </w:t>
@@ -6330,7 +8130,7 @@
         <w:t xml:space="preserve"> </w:t>
       </w:r>
       <w:r>
-        <w:t xml:space="preserve">The Stage 4 (DTI Fitting) user interface, representative of all seven pipeline stages, shown on the Stanford HARDI dataset. The sidebar (left) reports the resolved dataset — detected shells and volume count — and lists the eight pipeline pages; a collapsible Tool status panel reports which toolkit binaries are present in the current environment. The main panel presents three tabs, one per toolkit (FSL</w:t>
+        <w:t xml:space="preserve">The environment at the tensor-fitting stage, on the Stanford HARDI dataset. The sidebar reports the resolved dataset — detected shells and volume count — and lists the pipeline pages; a collapsible panel reports which toolkit binaries are present. The main panel presents one tab per toolkit, and the selected tab shows the exact command, the outputs it will produce, a Run button that submits it via Python</w:t>
       </w:r>
       <w:r>
         <w:t xml:space="preserve"> </w:t>
@@ -6339,49 +8139,13 @@
         <w:rPr>
           <w:rStyle w:val="VerbatimChar"/>
         </w:rPr>
-        <w:t xml:space="preserve">dtifit</w:t>
-      </w:r>
-      <w:r>
-        <w:t xml:space="preserve">, MRtrix3</w:t>
-      </w:r>
-      <w:r>
-        <w:t xml:space="preserve"> </w:t>
-      </w:r>
-      <w:r>
-        <w:rPr>
-          <w:rStyle w:val="VerbatimChar"/>
-        </w:rPr>
-        <w:t xml:space="preserve">dwi2tensor</w:t>
-      </w:r>
-      <w:r>
-        <w:t xml:space="preserve">, DIPY</w:t>
-      </w:r>
-      <w:r>
-        <w:t xml:space="preserve"> </w:t>
-      </w:r>
-      <w:r>
-        <w:rPr>
-          <w:rStyle w:val="VerbatimChar"/>
-        </w:rPr>
-        <w:t xml:space="preserve">TensorModel</w:t>
-      </w:r>
-      <w:r>
-        <w:t xml:space="preserve">). The selected tab shows the exact executable command with syntax highlighting, the outputs that command will produce, a Run button that submits it via Python</w:t>
-      </w:r>
-      <w:r>
-        <w:t xml:space="preserve"> </w:t>
-      </w:r>
-      <w:r>
-        <w:rPr>
-          <w:rStyle w:val="VerbatimChar"/>
-        </w:rPr>
         <w:t xml:space="preserve">subprocess</w:t>
       </w:r>
       <w:r>
         <w:t xml:space="preserve"> </w:t>
       </w:r>
       <w:r>
-        <w:t xml:space="preserve">and streams stdout and stderr live, and the resulting metric maps rendered below (FSL FA and MD shown here). The collapsible Why? section, further down the page, provides biological and mathematical context and guidance on when to prefer the current toolkit.</w:t>
+        <w:t xml:space="preserve">and streams output live, and the resulting maps. Commands are shown in full and with relative paths, so any of them can be copied and run outside the environment unchanged.</w:t>
       </w:r>
     </w:p>
     <w:p>
@@ -6399,7 +8163,7 @@
         <w:t xml:space="preserve"> </w:t>
       </w:r>
       <w:r>
-        <w:t xml:space="preserve">Quantitative inter-tool DTI metric agreement, shown for the Stanford HARDI dataset (the equivalent panel for Sherbrooke 3-shell is provided as Supplementary Figure S1; both are generated by the same script).</w:t>
+        <w:t xml:space="preserve">Agreement between toolkits at their default settings, on the Stanford HARDI dataset; the Sherbrooke equivalent is Supplementary Figure S1.</w:t>
       </w:r>
       <w:r>
         <w:t xml:space="preserve"> </w:t>
@@ -6415,7 +8179,7 @@
         <w:t xml:space="preserve"> </w:t>
       </w:r>
       <w:r>
-        <w:t xml:space="preserve">FA maps (central axial slice) from FSL</w:t>
+        <w:t xml:space="preserve">FA maps from FSL</w:t>
       </w:r>
       <w:r>
         <w:t xml:space="preserve"> </w:t>
@@ -6439,7 +8203,10 @@
         <w:t xml:space="preserve">tensor2metric</w:t>
       </w:r>
       <w:r>
-        <w:t xml:space="preserve">, and DIPY</w:t>
+        <w:t xml:space="preserve"> </w:t>
+      </w:r>
+      <w:r>
+        <w:t xml:space="preserve">and DIPY</w:t>
       </w:r>
       <w:r>
         <w:t xml:space="preserve"> </w:t>
@@ -6451,7 +8218,7 @@
         <w:t xml:space="preserve">TensorModel</w:t>
       </w:r>
       <w:r>
-        <w:t xml:space="preserve">, applied to identical input volumes with one shared brain mask.</w:t>
+        <w:t xml:space="preserve">, applied to identical input with one shared brain mask.</w:t>
       </w:r>
       <w:r>
         <w:t xml:space="preserve"> </w:t>
@@ -6467,7 +8234,7 @@
         <w:t xml:space="preserve"> </w:t>
       </w:r>
       <w:r>
-        <w:t xml:space="preserve">Voxelwise FA scatter plots for each cross-tool pair over white matter voxels (FA &gt; 0.2 in all three tools) with Pearson r, mean absolute error, and identity line.</w:t>
+        <w:t xml:space="preserve">Voxelwise FA scatter for each pair over white matter voxels (FA &gt; 0.2 in all three), with Pearson r, mean absolute error and identity line.</w:t>
       </w:r>
       <w:r>
         <w:t xml:space="preserve"> </w:t>
@@ -6483,7 +8250,7 @@
         <w:t xml:space="preserve"> </w:t>
       </w:r>
       <w:r>
-        <w:t xml:space="preserve">Bland–Altman plots for each cross-tool pair showing the distribution of voxelwise FA differences against their mean; horizontal lines indicate the mean difference (bias) and ±1.96 SD limits of agreement. The MRtrix3–DIPY pair is tightly clustered about the identity line, whereas both FSL pairings show systematic bias and markedly wider scatter. Voxels with physically inadmissible values are excluded, as described in Methods.</w:t>
+        <w:t xml:space="preserve">Bland–Altman plots showing voxelwise FA differences against their mean; horizontal lines mark the mean difference and ±1.96 SD. The MRtrix3–DIPY pair clusters tightly about the identity line while both FSL pairings show systematic offset — a pattern that Table 3 shows to follow the estimator rather than the toolkit. Voxels with physically inadmissible values are excluded.</w:t>
       </w:r>
     </w:p>
     <w:p>
@@ -6501,7 +8268,7 @@
         <w:t xml:space="preserve"> </w:t>
       </w:r>
       <w:r>
-        <w:t xml:space="preserve">Brain extraction comparison on the Stanford HARDI dataset (the Sherbrooke equivalent is provided as Supplementary Figure S2). The b = 0 mean image (greyscale) with brain mask overlaid in red, produced by FSL</w:t>
+        <w:t xml:space="preserve">Brain extraction on the Stanford HARDI dataset; the Sherbrooke equivalent is Supplementary Figure S2. The b = 0 mean image in greyscale with the brain mask overlaid in red, from FSL</w:t>
       </w:r>
       <w:r>
         <w:t xml:space="preserve"> </w:t>
@@ -6531,7 +8298,7 @@
         <w:t xml:space="preserve"> </w:t>
       </w:r>
       <w:r>
-        <w:t xml:space="preserve">(centre, 167,950 voxels), and DIPY</w:t>
+        <w:t xml:space="preserve">(centre, 167,950) and DIPY</w:t>
       </w:r>
       <w:r>
         <w:t xml:space="preserve"> </w:t>
@@ -6546,7 +8313,7 @@
         <w:t xml:space="preserve"> </w:t>
       </w:r>
       <w:r>
-        <w:t xml:space="preserve">(right, 187,948 voxels) from the same input volume. Dice similarity coefficients for each pair are reported in Table 2. Two differences are visible: the extent of cortical boundary coverage, and the treatment of the lateral ventricles, which DIPY</w:t>
+        <w:t xml:space="preserve">(right, 187,948). Dice coefficients are in Table 2. Two differences are visible: the extent of cortical boundary coverage, and the treatment of the lateral ventricles, which</w:t>
       </w:r>
       <w:r>
         <w:t xml:space="preserve"> </w:t>
@@ -6561,37 +8328,7 @@
         <w:t xml:space="preserve"> </w:t>
       </w:r>
       <w:r>
-        <w:t xml:space="preserve">excludes while FSL</w:t>
-      </w:r>
-      <w:r>
-        <w:t xml:space="preserve"> </w:t>
-      </w:r>
-      <w:r>
-        <w:rPr>
-          <w:rStyle w:val="VerbatimChar"/>
-        </w:rPr>
-        <w:t xml:space="preserve">bet</w:t>
-      </w:r>
-      <w:r>
-        <w:t xml:space="preserve"> </w:t>
-      </w:r>
-      <w:r>
-        <w:t xml:space="preserve">and MRtrix3</w:t>
-      </w:r>
-      <w:r>
-        <w:t xml:space="preserve"> </w:t>
-      </w:r>
-      <w:r>
-        <w:rPr>
-          <w:rStyle w:val="VerbatimChar"/>
-        </w:rPr>
-        <w:t xml:space="preserve">dwi2mask</w:t>
-      </w:r>
-      <w:r>
-        <w:t xml:space="preserve"> </w:t>
-      </w:r>
-      <w:r>
-        <w:t xml:space="preserve">retain. These reflect the distinct tissue models employed by each algorithm.</w:t>
+        <w:t xml:space="preserve">excludes and the other two retain.</w:t>
       </w:r>
     </w:p>
     <w:p>
@@ -6630,8 +8367,8 @@
         <w:t xml:space="preserve">As Figure 4, for the Sherbrooke 3-shell dataset.</w:t>
       </w:r>
     </w:p>
-    <w:bookmarkEnd w:id="40"/>
-    <w:bookmarkEnd w:id="41"/>
+    <w:bookmarkEnd w:id="47"/>
+    <w:bookmarkEnd w:id="48"/>
     <w:sectPr>
       <w:footerReference w:type="default" r:id="rId9"/>
       <w:footnotePr>

--- a/submission_jnm/manuscript.docx
+++ b/submission_jnm/manuscript.docx
@@ -98,7 +98,7 @@
         <w:t xml:space="preserve"> </w:t>
       </w:r>
       <w:r>
-        <w:t xml:space="preserve">We fitted tensors with FSL, MRtrix3 and DIPY on two open datasets. Every input was held identical, and the estimator was varied instead of the toolkit. The weighting schemes were tested against Rician-noise phantoms and against simulations on the real gradient tables.</w:t>
+        <w:t xml:space="preserve">We fitted tensors with FSL, MRtrix3 and DIPY on two open datasets. Every input was held identical, so the estimator rather than the toolkit varied. The weighting schemes were tested against Rician-noise phantoms and against simulations on the real gradient tables.</w:t>
       </w:r>
     </w:p>
     <w:p>
@@ -161,7 +161,7 @@
         <w:t xml:space="preserve"> </w:t>
       </w:r>
       <w:r>
-        <w:t xml:space="preserve">option weights by the measured signal. In anisotropic phantom tissue, that scheme had by far the largest bias. At SNR 10 it underestimated FA by 0.026 and MD by 0.054 µm²/ms; the other linear fits stayed within 0.007 of truth. On real data it differed from every other estimator by 0.023–0.119 µm²/ms in MD. The toolkit defaults agreed with one another within 0.004 µm²/ms.</w:t>
+        <w:t xml:space="preserve">option weights by the measured signal. In the phantom's anisotropic region, that scheme had the largest bias. At SNR 10 it underestimated FA by 0.026 and MD by 0.054 µm²/ms; the other linear fits stayed within 0.007 of truth. On real data it differed from every other estimator by 0.023–0.119 µm²/ms in MD. The toolkit defaults agreed with one another within 0.004 µm²/ms.</w:t>
       </w:r>
     </w:p>
     <w:p>
@@ -179,7 +179,7 @@
         <w:t xml:space="preserve"> </w:t>
       </w:r>
       <w:r>
-        <w:t xml:space="preserve">Earlier work documents variability between analysis pipelines. Here, the tensor-fitting part is traced largely to one estimator, selected by a command-line flag.</w:t>
+        <w:t xml:space="preserve">Earlier work documents variability between analysis pipelines. Here, the variability from the tensor fit is traced to one estimator, selected by a command-line flag.</w:t>
       </w:r>
     </w:p>
     <w:p>
@@ -197,7 +197,7 @@
         <w:t xml:space="preserve"> </w:t>
       </w:r>
       <w:r>
-        <w:t xml:space="preserve">For FSL and MRtrix3, implementation is not the variable; the estimator is. Its MD bias grows as SNR falls, so it can differ between groups. Methods sections should report the estimator and its weighting, not only the toolkit.</w:t>
+        <w:t xml:space="preserve">For FSL and MRtrix3, implementation is not the variable; the estimator is. Its MD bias grows as SNR falls, and can therefore differ between groups. Methods sections should report the estimator and its weighting, not only the toolkit.</w:t>
       </w:r>
     </w:p>
     <w:p>
@@ -255,7 +255,7 @@
         <w:pStyle w:val="BodyText"/>
       </w:pPr>
       <w:r>
-        <w:t xml:space="preserve">The estimation literature suggests where to look. A linear fit to the log-signal is usually weighted, because the logarithm distorts the noise (Salvador et al., 2005; Koay et al., 2006). The weights can come from the measured signal or from a signal predicted by an earlier fit. Veraart et al. (2013) compared the two. They found the loss of accuracy from measured-signal weights to be surprisingly high. Iteratively updated weights from a predicted signal performed better, in some cases better than non-linear least squares.</w:t>
+        <w:t xml:space="preserve">The estimation literature suggests where to look. A linear fit to the log-signal is usually weighted, because the logarithm distorts the noise (Salvador et al., 2005; Koay et al., 2006). The weights can come from the measured signal or from a signal predicted by an earlier fit. Veraart et al. (2013) compared the two. They described the resulting loss of accuracy as surprisingly high. Iteratively updated weights from a predicted signal performed better, in some cases better than non-linear least squares.</w:t>
       </w:r>
     </w:p>
     <w:p>
@@ -301,7 +301,7 @@
         <w:pStyle w:val="BodyText"/>
       </w:pPr>
       <w:r>
-        <w:t xml:space="preserve">We measured these directly. All three toolkits ran in one container on byte-identical data from two open datasets. We varied the estimator and swapped the weights inside one toolkit. We then scored the configurations against phantoms with known eigenvalues and against simulations on the real gradient tables. Several of these analyses test specific alternative explanations, and the Discussion summarises those tests. Every value can be regenerated from openly available data.</w:t>
+        <w:t xml:space="preserve">We measured these directly. All three toolkits ran in one container on byte-identical data from two open datasets. We varied the estimator and swapped the weights inside one toolkit. We then scored the configurations against phantoms with known eigenvalues and against simulations on the real gradient tables. Every value can be regenerated from openly available data.</w:t>
       </w:r>
     </w:p>
     <w:p>
@@ -325,7 +325,7 @@
         <w:pStyle w:val="FirstParagraph"/>
       </w:pPr>
       <w:r>
-        <w:t xml:space="preserve">Two open datasets from the DIPY project were analysed. Neither requires registration. The Stanford HARDI dataset (Rokem et al., 2015) has 160 volumes: 10 at b = 0 and 150 directions at b = 2000 s/mm². Voxels are 2 mm isotropic (matrix 81 × 106 × 76). The Sherbrooke 3-shell dataset (Garyfallidis et al., 2014) has 193 volumes: one at b = 0 and 64 directions at each of b = 1000, 2000 and 3500 s/mm². Voxels are 2 mm isotropic (matrix 128 × 128 × 60). It has no dedicated acquisition paper, so we use it as an independent acquisition rather than a characterised reference. The two datasets differ in site, protocol, b-value, angular sampling and number of b = 0 volumes.</w:t>
+        <w:t xml:space="preserve">Two open datasets from the DIPY project were analysed. Neither requires registration. The Stanford HARDI dataset (Rokem et al., 2015) has 160 volumes: 10 at b = 0 and 150 directions at b = 2000 s/mm². Voxels are 2 mm isotropic (matrix 81 × 106 × 76). The Sherbrooke 3-shell dataset (Garyfallidis et al., 2014) has 193 volumes: one at b = 0 and 64 directions at each of b = 1000, 2000 and 3500 s/mm². Voxels are 2 mm isotropic (matrix 128 × 128 × 60). It has no dedicated acquisition paper, so we used it as an independent acquisition rather than a characterised reference. The two datasets differ in site, protocol, b-value, angular sampling and number of b = 0 volumes.</w:t>
       </w:r>
     </w:p>
     <w:p>
@@ -422,7 +422,7 @@
         <w:pStyle w:val="BodyText"/>
       </w:pPr>
       <w:r>
-        <w:t xml:space="preserve">For each pair of arms, we computed three statistics over white matter: the voxelwise Pearson correlation (r), the mean absolute error (MAE), and the Bland–Altman bias with 95% limits of agreement. MD is reported in µm²/ms. Statistics used only voxels with physically admissible values in the arms compared (Table 4 applies the FA criterion only). FA had to lie within [0, 1]. MD had to be above zero and at most 3.0 × 10⁻³ mm²/s, the diffusivity of free water at body temperature.</w:t>
+        <w:t xml:space="preserve">For each pair of arms, we computed three statistics over white matter: the voxelwise Pearson correlation (r), the mean absolute error (MAE), and the Bland–Altman mean difference with 95% limits of agreement. MD is reported in µm²/ms. Statistics used only voxels with physically admissible values in the two arms being compared (Table 4 applies the FA criterion only). FA had to lie within [0, 1]. MD had to be above zero and at most 3.0 µm²/ms (3.0 × 10⁻³ mm²/s), the diffusivity of free water at body temperature.</w:t>
       </w:r>
     </w:p>
     <w:p>
@@ -594,7 +594,7 @@
         <w:pStyle w:val="FirstParagraph"/>
       </w:pPr>
       <w:r>
-        <w:t xml:space="preserve">Agreement between toolkits does not show which one is accurate. We therefore built synthetic phantoms with known eigenvalues at SNR 30, 20 and 10. This range runs from about the single-b = 0 SNR of the Sherbrooke data (10.8) to just below that of the Stanford data (32.1); with the corrected noise estimate (see Data), these become 8.4 and 25.1. Each 30 × 30 × 30-voxel phantom has three regions:</w:t>
+        <w:t xml:space="preserve">Agreement between toolkits does not show which one is accurate. We therefore built synthetic phantoms with known eigenvalues at SNR 30, 20 and 10. This range runs from about the single-b = 0 SNR of the Sherbrooke data (10.8) to just below that of the Stanford data (32.1). With the corrected noise estimate (see Data), those two SNRs become 8.4 and 25.1. Each 30 × 30 × 30-voxel phantom has three regions:</w:t>
       </w:r>
     </w:p>
     <w:p>
@@ -694,7 +694,7 @@
         <w:pStyle w:val="BodyText"/>
       </w:pPr>
       <w:r>
-        <w:t xml:space="preserve">The second simulation kept the properties of the real data. It used the voxels with FA above 0.2 in the DIPY WLS fit, binned by that FA. In each voxel, the DIPY tensor and S₀ defined a noise-free signal, with negative eigenvalues clipped at zero. Rician noise was added at the voxel's own MP-PCA σ, and at 1.28 times that σ (see Data). Both weighting schemes were then refitted. Each noise level was simulated five times with independent noise. We report the mean; standard errors were at most 0.0006. Voxels and bins were not defined from the measured-signal fit, because that fit is the one whose offset is being measured. Non-physical fits were treated identically in observed and simulated data. The main rule excluded a voxel when either fit was physically inadmissible. As sensitivity analyses, FA was instead clipped to [0, 1] and MD to [0, 3] µm²/ms, or all values were kept as fitted. As an upper bound on the noise, we found the σ at which the simulated residuals were as widely spread as the real ones (robust SD). Real residuals also contain model misfit, so this bound overstates the noise.</w:t>
+        <w:t xml:space="preserve">The second simulation kept the properties of the real data. It used the voxels with FA above 0.2 in the DIPY WLS fit, binned by that FA. In each voxel, the DIPY tensor and S₀ defined a noise-free signal, with negative eigenvalues clipped at zero. Rician noise was added at the voxel's own MP-PCA σ, and at 1.28 times that σ (see Data). Both weighting schemes were then refitted. Each noise level was simulated five times with independent noise. We report the mean; standard errors were at most 0.0006. Voxels and bins were not defined from the measured-signal fit, because that fit is the one whose offset is being measured. Non-physical fits were treated identically in observed and simulated data. The main rule excluded a voxel when either fit was physically inadmissible. As sensitivity analyses, FA was instead clipped to [0, 1] and MD to [0, 3] µm²/ms, or all values were kept as fitted. As an upper bound on the noise, we found the σ at which the simulated residuals were as widely spread as the real ones, measured by a robust SD. Real residuals also contain model misfit, so this bound overstates the noise.</w:t>
       </w:r>
     </w:p>
     <w:p>
@@ -714,7 +714,7 @@
         <w:t xml:space="preserve">--wls</w:t>
       </w:r>
       <w:r>
-        <w:t xml:space="preserve">, MRtrix3's default and DIPY WLS to a mean absolute FA difference below 0.00001 on both datasets. FSL's OLS default was matched to 0.0002. For that arm, however, 1.0–1.8% of voxels differed by more than 0.001. Of these, 82% on Stanford and over 99% on Sherbrooke contained a measurement below half the noise SD, against 5% and 10% of all white matter voxels.</w:t>
+        <w:t xml:space="preserve">, MRtrix3's default and DIPY WLS to a mean absolute FA difference below 0.00001 on both datasets. FSL's OLS default was matched to 0.0002. For that arm, however, 1.0–1.8% of voxels differed by more than 0.001. Of these, 82% on Stanford and over 99% on Sherbrooke contained a measurement below half the noise SD. Across all white matter voxels, the corresponding figures were 5% and 10%.</w:t>
       </w:r>
     </w:p>
     <w:p>
@@ -745,7 +745,7 @@
         <w:pStyle w:val="BodyText"/>
       </w:pPr>
       <w:r>
-        <w:t xml:space="preserve">Four further analyses addressed possible artefacts and the disagreement between the two simulations. First, each Sherbrooke volume given to the toolkits was matched by content to its source volume, and its b-value and direction were compared. Second, the real data were refitted without diffusion-weighted measurements more than 3σ below the predicted signal, as signal dropout or misalignment would produce. They were also refitted without any measurement beyond ±3σ. Third, each voxel's real residuals were shuffled across gradient directions and added back to the fitted signal. This keeps the size of the residuals but breaks their link to direction. The exclusions and the shuffle were repeated on noise-only data at 1.28σ, as a control. Fourth, the idealisations of the simplified simulation were imposed one at a time on the real tensors: MD of 0.70 µm²/ms, axial symmetry, random orientation, and uniform S₀ and σ. Uniform σ alone was also tested.</w:t>
+        <w:t xml:space="preserve">Four further analyses addressed possible artefacts and the disagreement between the two simulations. First, each Sherbrooke volume given to the toolkits was matched by content to its source volume, and the b-value and direction of the two were compared. Second, the real data were refitted without diffusion-weighted measurements more than 3σ below the predicted signal, as signal dropout or misalignment would produce. They were also refitted without any measurement beyond ±3σ. Third, each voxel's real residuals were shuffled across gradient directions and added back to the fitted signal. This keeps the size of the residuals but breaks their link to direction. The exclusions and the shuffle were repeated on noise-only data at 1.28σ, as a control. Fourth, the idealisations of the simplified simulation were imposed one at a time on the real tensors: MD of 0.70 µm²/ms, axial symmetry, random orientation, and uniform S₀ and σ. Uniform σ alone was also tested.</w:t>
       </w:r>
     </w:p>
     <w:p>
@@ -808,7 +808,7 @@
         <w:pStyle w:val="Heading3"/>
       </w:pPr>
       <w:r>
-        <w:t xml:space="preserve">Weighted fits appear to single out FSL</w:t>
+        <w:t xml:space="preserve">As usually configured, the weighted fits make FSL appear anomalous</w:t>
       </w:r>
     </w:p>
     <w:p>
@@ -828,7 +828,7 @@
         <w:t xml:space="preserve">--wls</w:t>
       </w:r>
       <w:r>
-        <w:t xml:space="preserve">, its weighted option. MRtrix3 and DIPY were run at their defaults, which both weight. MRtrix3 and DIPY agreed closely (FA r = 0.9990 on Stanford and 0.9966 on Sherbrooke). FSL sat apart from both (FA r = 0.9604–0.9652 and 0.8897–0.9157). At face value, FSL is the odd one out.</w:t>
+        <w:t xml:space="preserve">, its weighted option. MRtrix3 and DIPY were run at their defaults, which both weight. MRtrix3 and DIPY agreed closely (FA r = 0.9990 on Stanford and 0.9966 on Sherbrooke). FSL differed from both (FA r = 0.9604–0.9652 and 0.8897–0.9157). At face value, FSL appears anomalous.</w:t>
       </w:r>
     </w:p>
     <w:p>
@@ -869,7 +869,7 @@
         <w:t xml:space="preserve">-iter 0</w:t>
       </w:r>
       <w:r>
-        <w:t xml:space="preserve">) reverses the grouping (Table 3; Figure 2). FSL and MRtrix3 then agree to numerical precision in almost every voxel. For FA and MD on both datasets, r = 1.0000 and the MAE is below 0.0001. The 95% limits of agreement are ±0.0018 FA units on Stanford and ±0.0001 on Sherbrooke. The wider Stanford limits come from 57 voxels (0.09%) that differ by more than 0.001. In 40 of them, a measurement is at or below zero, which the two programs handle differently. Without these voxels, the limits are ±0.0001. At the same time, MRtrix3 moves away from DIPY, to FA r = 0.9602 and 0.8895. This is the distance that had separated FSL from DIPY.</w:t>
+        <w:t xml:space="preserve">) reversed the grouping (Table 3; Figure 2). FSL and MRtrix3 then agreed to numerical precision in almost every voxel. For FA and MD on both datasets, r = 1.0000 and the MAE was below 0.0001. The 95% limits of agreement are ±0.0018 FA units on Stanford and ±0.0001 on Sherbrooke. The wider Stanford limits come from 57 voxels (0.09%) that differ by more than 0.001. In 40 of them, a measurement is at or below zero, which the two programs handle differently. Without these voxels, the limits are ±0.0001. At the same time, MRtrix3 moved away from DIPY, to FA r = 0.9602 and 0.8895. This was the distance that had separated FSL from DIPY.</w:t>
       </w:r>
     </w:p>
     <w:p>
@@ -893,7 +893,7 @@
         <w:pStyle w:val="FirstParagraph"/>
       </w:pPr>
       <w:r>
-        <w:t xml:space="preserve">DIPY remains apart even with MRtrix3 matched. MRtrix3 documents its first step as weighted by the measured signal. FSL</w:t>
+        <w:t xml:space="preserve">DIPY still differs even with MRtrix3 matched. MRtrix3 documents its first step as weighted by the measured signal. FSL</w:t>
       </w:r>
       <w:r>
         <w:t xml:space="preserve"> </w:t>
@@ -928,7 +928,7 @@
         </w:numPr>
       </w:pPr>
       <w:r>
-        <w:t xml:space="preserve">within the measured-signal family (FSL</w:t>
+        <w:t xml:space="preserve">within the measured-signal group (FSL</w:t>
       </w:r>
       <w:r>
         <w:t xml:space="preserve"> </w:t>
@@ -964,7 +964,7 @@
         </w:numPr>
       </w:pPr>
       <w:r>
-        <w:t xml:space="preserve">within the predicted-signal family (DIPY, MRtrix3 default), FA r = 0.9990 on Stanford and 0.9966 on Sherbrooke;</w:t>
+        <w:t xml:space="preserve">within the predicted-signal group (DIPY, MRtrix3 default), FA r = 0.9990 on Stanford and 0.9966 on Sherbrooke;</w:t>
       </w:r>
     </w:p>
     <w:p>
@@ -976,7 +976,7 @@
         </w:numPr>
       </w:pPr>
       <w:r>
-        <w:t xml:space="preserve">between the families, FA r = 0.9601–0.9652 on Stanford and 0.8895–0.9157 on Sherbrooke.</w:t>
+        <w:t xml:space="preserve">between the groups, FA r = 0.9601–0.9652 on Stanford and 0.8895–0.9157 on Sherbrooke.</w:t>
       </w:r>
     </w:p>
     <w:p>
@@ -984,7 +984,7 @@
         <w:pStyle w:val="FirstParagraph"/>
       </w:pPr>
       <w:r>
-        <w:t xml:space="preserve">We tested this grouping directly by changing the weights inside DIPY (Table 4). With measured-signal weights, DIPY's FA disagreement with FSL fell from an MAE of 0.0222 to 0.0003 on Stanford. On Sherbrooke it fell from 0.0468 to 0.0035. Its MD disagreement fell from 0.0320 to 0.0001 µm²/ms on Stanford, and from 0.1224 to 0.0022 µm²/ms on Sherbrooke. Changing one argument inside one toolkit removed almost all of the difference attributed to the choice of toolkit.</w:t>
+        <w:t xml:space="preserve">We tested this grouping directly by changing the weights inside DIPY (Table 4). With measured-signal weights, DIPY's FA difference from FSL fell from an MAE of 0.0222 to 0.0003 on Stanford. On Sherbrooke it fell from 0.0468 to 0.0035. Its MD difference fell from 0.0320 to 0.0001 µm²/ms on Stanford, and from 0.1224 to 0.0022 µm²/ms on Sherbrooke. Changing one argument inside one toolkit removed almost all of the difference attributed to the choice of toolkit.</w:t>
       </w:r>
     </w:p>
     <w:p>
@@ -992,7 +992,7 @@
         <w:pStyle w:val="Heading3"/>
       </w:pPr>
       <w:r>
-        <w:t xml:space="preserve">In MD, measured-signal weighting stands apart from the other estimators</w:t>
+        <w:t xml:space="preserve">In MD, measured-signal weighting differs from every other estimator</w:t>
       </w:r>
     </w:p>
     <w:p>
@@ -1008,7 +1008,7 @@
         <w:pStyle w:val="BodyText"/>
       </w:pPr>
       <w:r>
-        <w:t xml:space="preserve">In MD, the pattern is clear. OLS, IWLS, predicted-signal WLS, NLLS and RESTORE all differed from the measured-signal fit. The MAE was 0.023–0.032 µm²/ms on Stanford and 0.083–0.119 µm²/ms on Sherbrooke. The measured-signal fit was always the lower one. In contrast, the three toolkit defaults agreed with one another within 0.004 µm²/ms on both datasets.</w:t>
+        <w:t xml:space="preserve">In MD, the pattern was consistent. OLS, IWLS, predicted-signal WLS, NLLS and RESTORE all differed from the measured-signal fit. The MAE was 0.023–0.032 µm²/ms on Stanford and 0.083–0.119 µm²/ms on Sherbrooke. The measured-signal fit was always the lower one. In contrast, the three toolkit defaults agreed with one another within 0.004 µm²/ms on both datasets.</w:t>
       </w:r>
     </w:p>
     <w:p>
@@ -1069,7 +1069,7 @@
         <w:t xml:space="preserve"> </w:t>
       </w:r>
       <w:r>
-        <w:t xml:space="preserve">with MRtrix3 at the same estimator changed neither. A flag inside one program moves the result further than a change of program at a fixed estimator.</w:t>
+        <w:t xml:space="preserve">with MRtrix3 at the same estimator changed neither. A flag inside one toolkit moves the result further than a change of toolkit at a fixed estimator.</w:t>
       </w:r>
     </w:p>
     <w:p>
@@ -1085,7 +1085,7 @@
         <w:pStyle w:val="FirstParagraph"/>
       </w:pPr>
       <w:r>
-        <w:t xml:space="preserve">The phantoms show which estimator is accurate (Table 6).</w:t>
+        <w:t xml:space="preserve">The phantoms showed which estimator is accurate (Table 6).</w:t>
       </w:r>
     </w:p>
     <w:p>
@@ -1101,7 +1101,7 @@
         <w:pStyle w:val="BodyText"/>
       </w:pPr>
       <w:r>
-        <w:t xml:space="preserve">As SNR fell, the measured-signal bias grew. At SNR 20 it was −0.0081 in FA and −0.0147 µm²/ms in MD. At SNR 10 it was −0.0257 and −0.0542 µm²/ms. The other arms stayed within 0.0013 of truth at SNR 20 and within 0.007 at SNR 10. At SNR 10, FSL's OLS default (+0.0068) and MRtrix3's default (+0.0046) showed small but detectable positive FA biases. In the isotropic region, noise raised FA in every arm, least in the measured-signal arms. Only the measured-signal arms underestimated MD materially (Supplementary Table S2).</w:t>
+        <w:t xml:space="preserve">As SNR fell, the measured-signal bias grew. At SNR 20 it was −0.0081 in FA and −0.0147 µm²/ms in MD. At SNR 10 it was −0.0257 and −0.0542 µm²/ms. The other arms stayed within 0.0013 of truth at SNR 20 and within 0.007 at SNR 10. At SNR 10, FSL's OLS default (+0.0068) and MRtrix3's default (+0.0046) showed small but detectable positive FA biases. In the isotropic region, noise raised FA in every arm, least in the measured-signal arms. Only the measured-signal arms underestimated MD by a substantial amount (Supplementary Table S2).</w:t>
       </w:r>
     </w:p>
     <w:p>
@@ -1117,7 +1117,7 @@
         <w:pStyle w:val="BodyText"/>
       </w:pPr>
       <w:r>
-        <w:t xml:space="preserve">Measured-signal weighting also had a higher RMSE than predicted-signal weighting at every SNR. In FA, the RMSE was 0.0212 against 0.0206 at SNR 30, and 0.0703 against 0.0614 at SNR 10. In MD, it was 0.0182 against 0.0171, and 0.0728 against 0.0516–0.0521. FSL's OLS default was close to unbiased, but it was the least precise in FA at SNR 30 and 20 (RMSE 0.0232 and 0.0348). These results reproduce the finding of Veraart et al. (2013) for the configurations the toolkits ship.</w:t>
+        <w:t xml:space="preserve">Measured-signal weighting also had a higher RMSE than predicted-signal weighting at every SNR. In FA, the RMSE was 0.0212 against 0.0206 at SNR 30, and 0.0703 against 0.0614 at SNR 10. In MD, it was 0.0182 against 0.0171, and 0.0728 against 0.0516–0.0521. FSL's OLS default was close to unbiased, but it had the highest FA RMSE at SNR 30 and 20 (0.0232 and 0.0348). These results reproduce the finding of Veraart et al. (2013) for the configurations the toolkits distribute.</w:t>
       </w:r>
     </w:p>
     <w:p>
@@ -1125,7 +1125,7 @@
         <w:pStyle w:val="BodyText"/>
       </w:pPr>
       <w:r>
-        <w:t xml:space="preserve">The phantom has ten b = 0 volumes, so we repeated the comparison in simulations on the two real gradient tables (Supplementary Table S3). There, measured-signal weighting had the largest MD bias and the largest MD RMSE of the four linear estimators in every condition. In FA, the result depended on the protocol. On the Stanford table, it had the largest FA bias in every condition, and the largest FA RMSE in all but one (SNR 50, FA 0.80). On the Sherbrooke table, with one b = 0 volume and b = 1000 s/mm², noise raised FA in most conditions, especially at low FA. The negative bias of measured-signal weighting partly offset this rise. Its absolute FA bias was therefore smaller than that of predicted-signal weighting in 21 of 30 conditions, and the largest of the four estimators in only 8. Its FA RMSE was within 4% of the best estimator at SNR 20 and above, and 1.4–16.3% higher at SNR near 10.</w:t>
+        <w:t xml:space="preserve">The phantom has ten b = 0 volumes, so we repeated the comparison in simulations on the two real gradient tables (Supplementary Table S3). There, measured-signal weighting had the largest MD bias and the largest MD RMSE of the four linear estimators in every condition. In FA, the result depended on the protocol. On the Stanford table, it had the largest FA bias in every condition, and the largest FA RMSE in all but one (SNR 50, FA 0.80). On the Sherbrooke table, with one b = 0 volume and b = 1000 s/mm², noise raised FA in most conditions, especially at low FA. The negative bias of measured-signal weighting partly offset this rise. Its absolute FA bias was therefore smaller than that of predicted-signal weighting in 21 of 30 conditions. It was the largest of the four estimators in only 8. Its FA RMSE was within 4% of the best estimator at SNR 20 and above, and 1.4–16.3% higher at SNR near 10.</w:t>
       </w:r>
     </w:p>
     <w:p>
@@ -1133,7 +1133,7 @@
         <w:pStyle w:val="Heading3"/>
       </w:pPr>
       <w:r>
-        <w:t xml:space="preserve">At the measured noise level, noise on the real tensors reproduces most of the real-data offsets</w:t>
+        <w:t xml:space="preserve">Noise on the real tensors reproduces most of the offsets</w:t>
       </w:r>
     </w:p>
     <w:p>
@@ -1141,7 +1141,7 @@
         <w:pStyle w:val="FirstParagraph"/>
       </w:pPr>
       <w:r>
-        <w:t xml:space="preserve">The MP-PCA SNR of the two datasets, 32.1 and 10.8, spans the phantom range; with the corrected noise estimate, Sherbrooke falls just below it (8.4). The MD offset between the weighting families was about four times larger on Sherbrooke (−0.127 against −0.034 µm²/ms). We tested whether noise explains the offsets (Table 7).</w:t>
+        <w:t xml:space="preserve">The MP-PCA SNR of the two datasets, 32.1 and 10.8, spans the phantom range; with the corrected noise estimate, Sherbrooke falls just below it (8.4). The MD offset between the weighting groups was about four times larger on Sherbrooke (−0.127 against −0.034 µm²/ms). We tested whether noise explains the offsets (Table 7).</w:t>
       </w:r>
     </w:p>
     <w:p>
@@ -1157,7 +1157,7 @@
         <w:pStyle w:val="BodyText"/>
       </w:pPr>
       <w:r>
-        <w:t xml:space="preserve">Noise added to each voxel's own tensor reproduced the offsets much better. At the MP-PCA σ, it reproduced 71% of the Stanford FA offset and 57% of its MD offset, and 40% and 63% on Sherbrooke. At 1.28σ, the noise level measured on the Stanford b = 0 volumes, it reproduced 101% of the Stanford FA offset (−0.0167 against −0.0165) and 83% of its MD offset (−0.0279 against −0.0336). On Sherbrooke, it reproduced 89% of the FA offset (+0.0129 against +0.0145) and 87% of the MD offset (−0.1110 against −0.1270). At the upper bound set by the residuals, 1.39σ on Stanford and 1.33σ on Sherbrooke, the shares were 115% and 93% on Stanford, and 99% and 92% on Sherbrooke.</w:t>
+        <w:t xml:space="preserve">Noise added to each voxel's own tensor reproduced the offsets much better. At the MP-PCA σ, it reproduced 71% of the Stanford FA offset and 57% of its MD offset, and 40% and 63% on Sherbrooke. At 1.28σ, the noise level measured on the Stanford b = 0 volumes, the shares were higher. The simulation reproduced 101% of the Stanford FA offset (−0.0167 against −0.0165) and 83% of its MD offset (−0.0279 against −0.0336). On Sherbrooke, it reproduced 89% of the FA offset (+0.0129 against +0.0145) and 87% of the MD offset (−0.1110 against −0.1270). At the upper bound set by the residuals, 1.39σ on Stanford and 1.33σ on Sherbrooke, the FA and MD shares were 115% and 93% on Stanford, and 99% and 92% on Sherbrooke.</w:t>
       </w:r>
     </w:p>
     <w:p>
@@ -1165,7 +1165,7 @@
         <w:pStyle w:val="BodyText"/>
       </w:pPr>
       <w:r>
-        <w:t xml:space="preserve">The measured-signal fit was non-physical in 0.6% of these voxels on Stanford and 5.3% on Sherbrooke. On Sherbrooke, this made the FA offset depend on how such fits are treated (Supplementary Table S6). Clipping FA to [0, 1] raised the observed offset to +0.0195, and keeping values as fitted raised it to +0.0239. Treated the same way, noise-only data reproduced 94% and 106% of these offsets, and 86% and 91% of the MD offsets. On Stanford, the shares changed by at most 3.3 percentage points.</w:t>
+        <w:t xml:space="preserve">The measured-signal fit was non-physical in 0.6% of these voxels on Stanford and 5.3% on Sherbrooke. On Sherbrooke, this made the FA offset depend on how such fits are treated (Supplementary Table S6). Clipping FA to [0, 1] raised the observed offset to +0.0195, and keeping values as fitted raised it to +0.0239. Treated the same way, noise-only data reproduced 94% and 106% of these FA offsets, and 86% and 91% of the MD offsets. On Stanford, the shares changed by at most 3.3 percentage points.</w:t>
       </w:r>
     </w:p>
     <w:p>
@@ -1189,7 +1189,7 @@
         <w:pStyle w:val="BodyText"/>
       </w:pPr>
       <w:r>
-        <w:t xml:space="preserve">Checks of the real residuals found no pipeline error and no signal dropout (Supplementary Table S7). All 65 Sherbrooke volumes matched their source volumes and gradient entries, and no volume had more than three times the median rate of measurements below −3σ. Residuals beyond ±3σ were 1.7–2.4 times as common as in noise-only data at 1.28σ. Removing them changed the offsets somewhat more than in noise-only data, most for Sherbrooke FA (−45% against −29%) and Stanford MD (−20% against −10%). Shuffling the residuals across gradient directions changed the FA offset in the same direction in real and noise-only data (−66% against −70% on Sherbrooke, +46% against +28% on Stanford). The dependence of the FA offset on direction is therefore largely a property of noise.</w:t>
+        <w:t xml:space="preserve">Checks of the real residuals found no pipeline error and no signal dropout (Supplementary Table S7). All 65 Sherbrooke volumes matched their source volumes and gradient entries, and no volume had more than three times the median rate of measurements below −3σ. Residuals beyond ±3σ were 1.7–2.4 times as common as in noise-only data at 1.28σ. Removing them changed the offsets more than in noise-only data, most for Sherbrooke FA (−45% against −29%) and Stanford MD (−20% against −10%). Shuffling the residuals across gradient directions changed the FA offset in the same direction in real and noise-only data (−66% against −70% on Sherbrooke, +46% against +28% on Stanford). The dependence of the FA offset on direction is therefore largely a property of noise.</w:t>
       </w:r>
     </w:p>
     <w:p>
@@ -1260,7 +1260,7 @@
         <w:pStyle w:val="Heading3"/>
       </w:pPr>
       <w:r>
-        <w:t xml:space="preserve">What the toolkit label does and does not tell you</w:t>
+        <w:t xml:space="preserve">What the toolkit label does and does not specify</w:t>
       </w:r>
     </w:p>
     <w:p>
@@ -1454,13 +1454,13 @@
           <w:b/>
           <w:bCs/>
         </w:rPr>
-        <w:t xml:space="preserve">A few failed fits distort the statistics.</w:t>
+        <w:t xml:space="preserve">A few non-physical fits distort the statistics.</w:t>
       </w:r>
       <w:r>
         <w:t xml:space="preserve"> </w:t>
       </w:r>
       <w:r>
-        <w:t xml:space="preserve">They would: 124 inadmissible voxels lowered one MD correlation from 0.9965 to 0.110. All statistics therefore use admissible voxels only (Methods).</w:t>
+        <w:t xml:space="preserve">They would, so all statistics use admissible voxels only (Methods).</w:t>
       </w:r>
     </w:p>
     <w:p>
@@ -1482,7 +1482,7 @@
         <w:t xml:space="preserve"> </w:t>
       </w:r>
       <w:r>
-        <w:t xml:space="preserve">Largely. Added to each voxel's own tensor at the measured noise level, noise reproduces 89–106% of the FA offsets and 80–91% of the MD offsets on the two datasets, depending on how non-physical fits are treated (Table 7; Supplementary Table S6). It falls short in Stanford's most anisotropic voxels, whose residuals show the pattern expected of single-tensor misfit. No gradient-table error or signal dropout was found (Results). Denoising reduced the MD offset by 44–61% (Table 8).</w:t>
+        <w:t xml:space="preserve">Largely. Noise was added to each voxel's own tensor at the measured noise level. It reproduced 89–106% of the FA offsets and 80–91% of the MD offsets on the two datasets, depending on how non-physical fits are treated (Table 7; Supplementary Table S6). It falls short in Stanford's most anisotropic voxels, whose residuals show the pattern expected of single-tensor misfit. No gradient-table error or signal dropout was found (Results). Denoising reduced the MD offset by 44–61% (Table 8).</w:t>
       </w:r>
     </w:p>
     <w:p>
@@ -1498,7 +1498,7 @@
         <w:pStyle w:val="FirstParagraph"/>
       </w:pPr>
       <w:r>
-        <w:t xml:space="preserve">Veraart et al. (2013) reported that measured-signal weights degrade accuracy and that predicted-signal weights perform better. Our phantoms reproduce this for the configurations the toolkits ship. In the single-fibre region, measured-signal weighting was the only scheme with a material bias in MD, and it had the largest bias in FA. Its MD bias was −0.0065 µm²/ms at SNR 30 and grew with 1/SNR². At SNR 10, it underestimated FA by 0.026 and MD by 0.054 µm²/ms. On simulated versions of the two real protocols, its MD bias and error were the largest in every condition. Its FA bias was the largest in every condition on the Stanford protocol, but in only 8 of 30 on the Sherbrooke protocol, where it partly offset the upward bias that noise causes at low FA.</w:t>
+        <w:t xml:space="preserve">Veraart et al. (2013) reported that measured-signal weights degrade accuracy and that predicted-signal weights perform better. Our phantoms reproduce this for the configurations the toolkits distribute: in the single-fibre region, measured-signal weighting was the only scheme with a substantial MD bias, and its bias grew as SNR fell. On simulated versions of the two real protocols, its MD bias and error were the largest in every condition. Its FA bias was the largest in every condition on the Stanford protocol, but in only 8 of 30 on the Sherbrooke protocol. There it partly offset the upward FA bias that noise causes at low FA.</w:t>
       </w:r>
     </w:p>
     <w:p>
@@ -1506,7 +1506,7 @@
         <w:pStyle w:val="BodyText"/>
       </w:pPr>
       <w:r>
-        <w:t xml:space="preserve">MRtrix3 and DIPY use predicted-signal weights by default, so both follow the recommendation. FSL's OLS default was close to unbiased in the phantom, though less precise in FA. The concern is FSL's weighted option.</w:t>
+        <w:t xml:space="preserve">MRtrix3 and DIPY use predicted-signal weights by default, so both follow the recommendation. FSL's OLS default was close to unbiased in the phantom, though with the highest FA RMSE. The concern is FSL's weighted option.</w:t>
       </w:r>
       <w:r>
         <w:t xml:space="preserve"> </w:t>
@@ -1536,7 +1536,7 @@
         <w:t xml:space="preserve"> </w:t>
       </w:r>
       <w:r>
-        <w:t xml:space="preserve">as the more principled choice. That user gets the scheme the literature advises against.</w:t>
+        <w:t xml:space="preserve">as the more principled choice. That user gets the scheme Veraart et al. advise against.</w:t>
       </w:r>
     </w:p>
     <w:p>
@@ -1560,7 +1560,7 @@
         <w:pStyle w:val="FirstParagraph"/>
       </w:pPr>
       <w:r>
-        <w:t xml:space="preserve">A constant bias would cancel if every participant were processed the same way. This bias is not constant, because it depends on SNR. Consider two groups with identical tissue, scanned at SNR 20 and 30 and both fitted with measured-signal weights (Supplementary Table S3, true FA 0.45). On the Stanford protocol, they would differ in MD by 0.021 µm²/ms and in FA by 0.020, about 0.14 SD of white matter FA. On the Sherbrooke protocol, they would differ in MD by 0.011 µm²/ms but in FA by only 0.0003, which is within the simulation's Monte Carlo error (standard error 0.0005). With predicted-signal weighting, the MD difference was below 0.001 µm²/ms on both protocols, and the FA difference was 0.0011 and 0.0027. The MD bias is therefore the robust concern. Whether FA is also affected depends on the protocol.</w:t>
+        <w:t xml:space="preserve">A constant bias would cancel if every participant were processed the same way. This bias is not constant, because it depends on SNR. Consider two groups with identical tissue, scanned at SNR 20 and 30 and both fitted with measured-signal weights (Supplementary Table S3, true FA 0.45). On the Stanford protocol, they would differ in MD by 0.021 µm²/ms and in FA by 0.020, about 0.14 SD of white matter FA. On the Sherbrooke protocol, they would differ in MD by 0.011 µm²/ms but in FA by only 0.0003, which is within the simulation's Monte Carlo error (standard error 0.0005). With predicted-signal weighting, the MD difference was below 0.001 µm²/ms on both protocols, and the FA difference was 0.0011 and 0.0027. The MD bias is therefore the concern that holds on both protocols. Whether FA is also affected depends on the protocol.</w:t>
       </w:r>
     </w:p>
     <w:p>
@@ -1604,7 +1604,7 @@
         <w:pStyle w:val="BodyText"/>
       </w:pPr>
       <w:r>
-        <w:t xml:space="preserve">What is needed is short: the estimator, the source of its weights, and any non-default fitting argument. We encourage journals and reporting checklists to ask for it. Our own first analysis shows the cost of leaving it out. It compared IWLS with WLS and wrongly concluded that one toolkit was aberrant.</w:t>
+        <w:t xml:space="preserve">What is needed is short: the estimator, the source of its weights, and any non-default fitting argument. Reporting checklists could require it. Our own first analysis shows the cost of leaving it out: it compared IWLS with WLS and wrongly concluded that one toolkit was anomalous.</w:t>
       </w:r>
     </w:p>
     <w:p>
@@ -1628,7 +1628,7 @@
         <w:pStyle w:val="BodyText"/>
       </w:pPr>
       <w:r>
-        <w:t xml:space="preserve">The count is more useful as a diagnostic than as a ranking. It tracked acquisition quality, being roughly 4 to 11 times higher on Sherbrooke, and it is cheap to compute. It is also a trap. Left in place, 0.19% of white matter voxels reduced an MD correlation from r = 0.9965 to r = 0.110. Agreement statistics on tensor maps should use admissible voxels only, and should report how many were excluded.</w:t>
+        <w:t xml:space="preserve">The count is more useful as a diagnostic than as a ranking. It tracked acquisition quality, at roughly 4 to 11 times higher on Sherbrooke, and it is cheap to compute. It is also a source of error in agreement statistics. Left in place, 0.19% of white matter voxels reduced an MD correlation from r = 0.9965 to r = 0.110. Agreement statistics on tensor maps should use admissible voxels only, and should report how many were excluded.</w:t>
       </w:r>
     </w:p>
     <w:p>
@@ -1652,7 +1652,7 @@
         <w:pStyle w:val="BodyText"/>
       </w:pPr>
       <w:r>
-        <w:t xml:space="preserve">Part of the real-data offsets remains unexplained. At the noise level measured on Stanford, noise on the real tensors leaves 13–17% of the MD offsets unexplained under the main rule, and 9–20% across the three rules. It also falls short in Stanford's most anisotropic voxels. That noise level is uncertain. It was measured on Stanford only, because Sherbrooke has a single b = 0 volume, and the SD across b = 0 volumes may include motion and physiological fluctuation. On Sherbrooke, the observed and simulated FA offsets also depend on how non-physical fits are treated; the reproduced share ranges from 89% to 106% across the three rules. The simulated ground truth is the DIPY fit of the noisy data, which on Sherbrooke is itself raised in FA by noise. Single-tensor misfit fits the angular pattern of the Stanford residuals but was not tested directly. Partial volume, eddy-current distortion and motion were not tested.</w:t>
+        <w:t xml:space="preserve">Part of the real-data offsets remains unexplained. At the noise level measured on Stanford, noise on the real tensors leaves 13–17% of the MD offsets unexplained under the main rule, and 9–20% across the three rules. It also falls short in Stanford's most anisotropic voxels. That noise level is uncertain. It was measured on Stanford only, because Sherbrooke has a single b = 0 volume. The SD across b = 0 volumes may also include motion and physiological fluctuation. On Sherbrooke, the observed and simulated FA offsets also depend on how non-physical fits are treated; the reproduced share ranges from 89% to 106% across the three rules. The simulated ground truth is the DIPY fit of the noisy data, which on Sherbrooke is itself raised in FA by noise. Single-tensor misfit fits the angular pattern of the Stanford residuals but was not tested directly. Partial volume, eddy-current distortion and motion were not tested.</w:t>
       </w:r>
     </w:p>
     <w:p>
@@ -1703,7 +1703,7 @@
         <w:t xml:space="preserve">--wls</w:t>
       </w:r>
       <w:r>
-        <w:t xml:space="preserve">, MRtrix3's default and DIPY WLS to numerical precision in almost every voxel, and FSL's OLS default closely (Methods). When the diffusion-weighted SNR is very low, as at SNR 10 on the Stanford gradient table (b = 2000 s/mm²), every scheme is biased in MD, and in FA at all but the lowest FA (Supplementary Table S3). Finally, defaults can change between releases; our results refer to FSL 6.0.7, MRtrix3 3.0.8 and DIPY 1.12.1.</w:t>
+        <w:t xml:space="preserve">, MRtrix3's default and DIPY WLS to numerical precision in almost every voxel, and FSL's OLS default closely (Methods). At very low diffusion-weighted SNR, every scheme is biased in MD, and in FA except at the lowest true FA. SNR 10 on the Stanford gradient table (b = 2000 s/mm²) is such a case (Supplementary Table S3). Finally, defaults can change between releases; our results refer to FSL 6.0.7, MRtrix3 3.0.8 and DIPY 1.12.1.</w:t>
       </w:r>
     </w:p>
     <w:p>
@@ -1742,7 +1742,7 @@
         <w:pStyle w:val="BodyText"/>
       </w:pPr>
       <w:r>
-        <w:t xml:space="preserve">Which weighting to prefer is not an open question. Veraart et al. (2013) showed that measured-signal weights degrade accuracy. Our phantoms confirm this for the shipped configurations: in anisotropic tissue that scheme was the most biased, and its bias grew as SNR fell. In simulations of both real protocols, its MD bias was the largest; its FA bias depended on the protocol. MRtrix3 and DIPY follow the recommendation by default. FSL's weighted option does not, and nothing in the interface tells the user.</w:t>
+        <w:t xml:space="preserve">Which weighting scheme is more accurate in MD is already established. Veraart et al. (2013) showed that measured-signal weights degrade accuracy, and our phantoms and protocol simulations confirm it for the default configurations. MRtrix3 and DIPY follow the recommendation by default. FSL's weighted option does not, and nothing in the interface tells the user.</w:t>
       </w:r>
     </w:p>
     <w:p>
@@ -1750,7 +1750,7 @@
         <w:pStyle w:val="BodyText"/>
       </w:pPr>
       <w:r>
-        <w:t xml:space="preserve">The practical consequence concerns reporting. The toolkit and version do not describe what was computed. The estimator and the source of its weights do, and they take one line to report. Our own first analysis wrongly concluded that one toolkit was aberrant, because of an unmatched default. That is the clearest argument we can offer for making this line standard.</w:t>
+        <w:t xml:space="preserve">The practical consequence concerns reporting. The toolkit and version do not describe what was computed. The estimator and the source of its weights do, and they take one line to report.</w:t>
       </w:r>
     </w:p>
     <w:p>
@@ -3145,7 +3145,7 @@
         <w:t xml:space="preserve"> </w:t>
       </w:r>
       <w:r>
-        <w:t xml:space="preserve">at its default and DIPY WLS at its default, with identical input. Agreement is over white matter voxels (FA &gt; 0.2 in all three), restricted to admissible values in both arms of each pair. Bias is the first arm minus the second. MD in µm²/ms.</w:t>
+        <w:t xml:space="preserve">at its default and DIPY WLS at its default, with identical input. Agreement is over white matter voxels (FA &gt; 0.2 in all three), restricted to admissible values in both arms of each pair. The difference is the first arm minus the second. MD in µm²/ms.</w:t>
       </w:r>
     </w:p>
     <w:p>
@@ -3275,7 +3275,7 @@
                 <w:b/>
                 <w:sz w:val="20"/>
               </w:rPr>
-              <w:t xml:space="preserve">FA bias</w:t>
+              <w:t xml:space="preserve">FA difference</w:t>
             </w:r>
           </w:p>
         </w:tc>
@@ -3338,7 +3338,7 @@
                 <w:b/>
                 <w:sz w:val="20"/>
               </w:rPr>
-              <w:t xml:space="preserve">MD bias</w:t>
+              <w:t xml:space="preserve">MD difference</w:t>
             </w:r>
           </w:p>
         </w:tc>
@@ -3813,7 +3813,7 @@
                 <w:b/>
                 <w:sz w:val="20"/>
               </w:rPr>
-              <w:t xml:space="preserve">FA bias</w:t>
+              <w:t xml:space="preserve">FA difference</w:t>
             </w:r>
           </w:p>
         </w:tc>
@@ -3876,7 +3876,7 @@
                 <w:b/>
                 <w:sz w:val="20"/>
               </w:rPr>
-              <w:t xml:space="preserve">MD bias</w:t>
+              <w:t xml:space="preserve">MD difference</w:t>
             </w:r>
           </w:p>
         </w:tc>
@@ -4248,7 +4248,7 @@
         <w:t xml:space="preserve">dwi2tensor -iter 0</w:t>
       </w:r>
       <w:r>
-        <w:t xml:space="preserve">); in Table 2 it ran two reweighting iterations. The white matter mask is redefined from these three fits, so the voxel sets differ slightly from Table 2 (65,009 and 111,083 voxels). Bias is the first arm minus the second. MD in µm²/ms.</w:t>
+        <w:t xml:space="preserve">); in Table 2 it ran two reweighting iterations. The white matter mask is redefined from these three fits, so the voxel sets differ slightly from Table 2 (65,009 and 111,083 voxels). The difference is the first arm minus the second. MD in µm²/ms.</w:t>
       </w:r>
     </w:p>
     <w:p>
@@ -4378,7 +4378,7 @@
                 <w:b/>
                 <w:sz w:val="20"/>
               </w:rPr>
-              <w:t xml:space="preserve">FA bias</w:t>
+              <w:t xml:space="preserve">FA difference</w:t>
             </w:r>
           </w:p>
         </w:tc>
@@ -4441,7 +4441,7 @@
                 <w:b/>
                 <w:sz w:val="20"/>
               </w:rPr>
-              <w:t xml:space="preserve">MD bias</w:t>
+              <w:t xml:space="preserve">MD difference</w:t>
             </w:r>
           </w:p>
         </w:tc>
@@ -4916,7 +4916,7 @@
                 <w:b/>
                 <w:sz w:val="20"/>
               </w:rPr>
-              <w:t xml:space="preserve">FA bias</w:t>
+              <w:t xml:space="preserve">FA difference</w:t>
             </w:r>
           </w:p>
         </w:tc>
@@ -4979,7 +4979,7 @@
                 <w:b/>
                 <w:sz w:val="20"/>
               </w:rPr>
-              <w:t xml:space="preserve">MD bias</w:t>
+              <w:t xml:space="preserve">MD difference</w:t>
             </w:r>
           </w:p>
         </w:tc>
@@ -5354,7 +5354,7 @@
         <w:t xml:space="preserve">dtifit --wls</w:t>
       </w:r>
       <w:r>
-        <w:t xml:space="preserve">. Bias is DIPY minus FSL. Voxels have FA above 0.2 and at most 1 in all three fits (64,629 on Stanford, 105,311 on Sherbrooke). MD in µm²/ms.</w:t>
+        <w:t xml:space="preserve">. The difference is DIPY minus FSL. Voxels have FA above 0.2 and at most 1 in all three fits (64,629 on Stanford, 105,311 on Sherbrooke). MD in µm²/ms.</w:t>
       </w:r>
     </w:p>
     <w:tbl>
@@ -5494,7 +5494,7 @@
                 <w:b/>
                 <w:sz w:val="20"/>
               </w:rPr>
-              <w:t xml:space="preserve">FA bias</w:t>
+              <w:t xml:space="preserve">FA difference</w:t>
             </w:r>
           </w:p>
         </w:tc>
@@ -5557,7 +5557,7 @@
                 <w:b/>
                 <w:sz w:val="20"/>
               </w:rPr>
-              <w:t xml:space="preserve">MD bias</w:t>
+              <w:t xml:space="preserve">MD difference</w:t>
             </w:r>
           </w:p>
         </w:tc>
@@ -6096,7 +6096,7 @@
         <w:t xml:space="preserve">dtifit --wls</w:t>
       </w:r>
       <w:r>
-        <w:t xml:space="preserve">. Each dataset uses one voxel set: FA &gt; 0.2, with admissible FA and MD in all seven arms (63,859 voxels on Stanford, 102,981 on Sherbrooke). Bias is the arm minus the reference, or the first default minus the second. MAE/SD is the FA MAE divided by the SD of reference FA over the same voxels (0.1464 and 0.1957). MD in µm²/ms.</w:t>
+        <w:t xml:space="preserve">. Each dataset uses one voxel set: FA &gt; 0.2, with admissible FA and MD in all seven arms (63,859 voxels on Stanford, 102,981 on Sherbrooke). The difference is the arm minus the reference, or the first default minus the second. MAE/SD is the FA MAE divided by the SD of reference FA over the same voxels (0.1464 and 0.1957). MD in µm²/ms.</w:t>
       </w:r>
     </w:p>
     <w:tbl>
@@ -6236,7 +6236,7 @@
                 <w:b/>
                 <w:sz w:val="20"/>
               </w:rPr>
-              <w:t xml:space="preserve">FA bias</w:t>
+              <w:t xml:space="preserve">FA difference</w:t>
             </w:r>
           </w:p>
         </w:tc>
@@ -6299,7 +6299,7 @@
                 <w:b/>
                 <w:sz w:val="20"/>
               </w:rPr>
-              <w:t xml:space="preserve">MD bias</w:t>
+              <w:t xml:space="preserve">MD difference</w:t>
             </w:r>
           </w:p>
         </w:tc>
@@ -10607,7 +10607,7 @@
         <w:t xml:space="preserve"> </w:t>
       </w:r>
       <w:r>
-        <w:t xml:space="preserve">minus DIPY WLS on unprocessed data. Simulated: in each voxel, the DIPY tensor and S₀, with Rician noise at the voxel's MP-PCA σ (1.00σ) or at 1.28σ (the ratio measured on the Stanford b = 0 volumes, corrected for small-sample bias), refitted with both schemes; means over five noise draws, with standard errors of at most 0.0006. Voxels with a non-physical fit were excluded from observed and simulated values alike (observed: 0.6% on Stanford and 5.3% on Sherbrooke; simulated: up to 0.5% and 7.9%). Supplementary Table S6 gives the other rules, and Supplementary Table S4 the simplified simulation. MD in µm²/ms.</w:t>
+        <w:t xml:space="preserve">minus DIPY WLS on unprocessed data. Simulated: in each voxel, the DIPY tensor and S₀ defined a noise-free signal. Rician noise was added at the voxel's MP-PCA σ (1.00σ) or at 1.28σ (the ratio measured on the Stanford b = 0 volumes, corrected for small-sample bias), and both schemes were refitted. Values are means over five noise draws, with standard errors of at most 0.0006. Voxels with a non-physical fit were excluded from observed and simulated values alike (observed: 0.6% on Stanford and 5.3% on Sherbrooke; simulated: up to 0.5% and 7.9%). Supplementary Table S6 gives the other rules, and Supplementary Table S4 the simplified simulation. MD in µm²/ms.</w:t>
       </w:r>
     </w:p>
     <w:tbl>
@@ -12813,7 +12813,7 @@
         <w:t xml:space="preserve"> </w:t>
       </w:r>
       <w:r>
-        <w:t xml:space="preserve">Bias between the arms of Table 2, before and after MP-PCA denoising. Denoising was applied once, to the data given to every arm. Bias is the first arm minus the second. MD in µm²/ms.</w:t>
+        <w:t xml:space="preserve">Mean difference between the arms of Table 2, before and after MP-PCA denoising. Denoising was applied once, to the data given to every arm. The difference is the first arm minus the second. MD in µm²/ms.</w:t>
       </w:r>
     </w:p>
     <w:tbl>
@@ -12909,7 +12909,7 @@
                 <w:b/>
                 <w:sz w:val="20"/>
               </w:rPr>
-              <w:t xml:space="preserve">FA bias, raw</w:t>
+              <w:t xml:space="preserve">FA difference, raw</w:t>
             </w:r>
           </w:p>
         </w:tc>
@@ -12930,7 +12930,7 @@
                 <w:b/>
                 <w:sz w:val="20"/>
               </w:rPr>
-              <w:t xml:space="preserve">FA bias, denoised</w:t>
+              <w:t xml:space="preserve">FA difference, denoised</w:t>
             </w:r>
           </w:p>
         </w:tc>
@@ -12951,7 +12951,7 @@
                 <w:b/>
                 <w:sz w:val="20"/>
               </w:rPr>
-              <w:t xml:space="preserve">MD bias, raw</w:t>
+              <w:t xml:space="preserve">MD difference, raw</w:t>
             </w:r>
           </w:p>
         </w:tc>
@@ -12972,7 +12972,7 @@
                 <w:b/>
                 <w:sz w:val="20"/>
               </w:rPr>
-              <w:t xml:space="preserve">MD bias, denoised</w:t>
+              <w:t xml:space="preserve">MD difference, denoised</w:t>
             </w:r>
           </w:p>
         </w:tc>
@@ -14600,34 +14600,7 @@
         <w:t xml:space="preserve"> </w:t>
       </w:r>
       <w:r>
-        <w:t xml:space="preserve">and DIPY WLS. Supplementary Figure S4 shows the Sherbrooke equivalent. Top row: FA maps from each toolkit, with identical input and one shared brain mask. Middle row: voxelwise FA for each pair over white matter (FA &gt; 0.2 in all three), with Pearson r, MAE and the identity line. Bottom row: Bland–Altman plots of the FA difference (first minus second) against the pair mean. The solid line is the mean difference, and the dashed lines are ±1.96 SD. FSL and MRtrix3 coincide (r = 1.0000, limits ±0.0018), and both differ from DIPY by the same amount. Inadmissible voxels are excluded. Panels are labelled by toolkit: FSL is</w:t>
-      </w:r>
-      <w:r>
-        <w:t xml:space="preserve"> </w:t>
-      </w:r>
-      <w:r>
-        <w:rPr>
-          <w:rStyle w:val="VerbatimChar"/>
-        </w:rPr>
-        <w:t xml:space="preserve">dtifit --wls</w:t>
-      </w:r>
-      <w:r>
-        <w:t xml:space="preserve"> </w:t>
-      </w:r>
-      <w:r>
-        <w:t xml:space="preserve">and MRtrix3 is</w:t>
-      </w:r>
-      <w:r>
-        <w:t xml:space="preserve"> </w:t>
-      </w:r>
-      <w:r>
-        <w:rPr>
-          <w:rStyle w:val="VerbatimChar"/>
-        </w:rPr>
-        <w:t xml:space="preserve">dwi2tensor -iter 0</w:t>
-      </w:r>
-      <w:r>
-        <w:t xml:space="preserve">.</w:t>
+        <w:t xml:space="preserve">and DIPY WLS. Supplementary Figure S4 shows the Sherbrooke equivalent. Top row: FA maps from each toolkit, with identical input and one shared brain mask. Middle row: voxelwise FA for each pair over white matter (FA &gt; 0.2 in all three), with Pearson r, MAE and the identity line. Bottom row: Bland–Altman plots of the FA difference (first minus second) against the pair mean. The solid line is the mean difference, and the dashed lines are ±1.96 SD. FSL and MRtrix3 coincide (r = 1.0000, limits ±0.0018), and both differ from DIPY by the same amount. Inadmissible voxels are excluded. Each panel names the command it ran. Where the axis of a Bland–Altman panel is narrower than the widest difference, the panel states how many voxels fall outside it.</w:t>
       </w:r>
     </w:p>
     <w:sectPr>

--- a/submission_jnm/manuscript.docx
+++ b/submission_jnm/manuscript.docx
@@ -7,7 +7,7 @@
         <w:pStyle w:val="Heading1"/>
       </w:pPr>
       <w:r>
-        <w:t xml:space="preserve">Diffusion MRI toolkits differ in how they weight a tensor fit, not in how they implement it</w:t>
+        <w:t xml:space="preserve">Diffusion MRI toolkits differ in which estimator they use, not in how they implement the tensor fit</w:t>
       </w:r>
     </w:p>
     <w:p>

--- a/submission_jnm/manuscript.docx
+++ b/submission_jnm/manuscript.docx
@@ -80,7 +80,7 @@
         <w:t xml:space="preserve"> </w:t>
       </w:r>
       <w:r>
-        <w:t xml:space="preserve">Veraart et al. (2013) showed that weighting a linear tensor fit by the measured signal biases the estimates. Weights from a predicted signal reduce this bias. Whether widely used toolkits follow this result has not been measured.</w:t>
+        <w:t xml:space="preserve">Veraart et al. (2013) showed that weighting a linear tensor fit by the measured signal biases the estimates. Weights from a predicted signal reduce this bias. Whether widely used toolkits follow it has not been measured.</w:t>
       </w:r>
     </w:p>
     <w:p>
@@ -98,7 +98,7 @@
         <w:t xml:space="preserve"> </w:t>
       </w:r>
       <w:r>
-        <w:t xml:space="preserve">We fitted tensors with FSL, MRtrix3 and DIPY on two open datasets. Every input was held identical, so the estimator rather than the toolkit varied. The weighting schemes were tested against Rician-noise phantoms and against simulations on the real gradient tables.</w:t>
+        <w:t xml:space="preserve">We fitted tensors with FSL, MRtrix3 and DIPY on two open datasets. Inputs were identical, so the estimator rather than the toolkit varied. The schemes were tested against Rician-noise phantoms and simulations on the real gradient tables.</w:t>
       </w:r>
     </w:p>
     <w:p>
@@ -161,7 +161,7 @@
         <w:t xml:space="preserve"> </w:t>
       </w:r>
       <w:r>
-        <w:t xml:space="preserve">option weights by the measured signal. In the phantom's anisotropic region, that scheme had the largest bias. At SNR 10 it underestimated FA by 0.026 and MD by 0.054 µm²/ms; the other linear fits stayed within 0.007 of truth. On real data it differed from every other estimator by 0.023–0.119 µm²/ms in MD. The toolkit defaults agreed with one another within 0.004 µm²/ms.</w:t>
+        <w:t xml:space="preserve">option weights by the measured signal. In the phantom's anisotropic region, that scheme had the largest bias. At SNR 10 it underestimated FA by 0.026 and MD by 0.054 µm²/ms; the other linear fits stayed within 0.007 of truth. On real data it differed from every other estimator by 0.023–0.119 µm²/ms in MD. The toolkit defaults agreed within 0.004 µm²/ms.</w:t>
       </w:r>
     </w:p>
     <w:p>
@@ -179,7 +179,7 @@
         <w:t xml:space="preserve"> </w:t>
       </w:r>
       <w:r>
-        <w:t xml:space="preserve">Earlier work documents variability between analysis pipelines. Here, the variability from the tensor fit is traced to one estimator, selected by a command-line flag.</w:t>
+        <w:t xml:space="preserve">Earlier work documents variability between pipelines. Here the variability from the tensor fit is traced to one estimator, set by a command-line flag.</w:t>
       </w:r>
     </w:p>
     <w:p>
@@ -14609,6 +14609,7 @@
         <w:numRestart w:val="eachSect"/>
       </w:footnotePr>
       <w:pgMar w:bottom="1417" w:left="1417" w:right="1417" w:top="1417"/>
+      <w:lnNumType w:countBy="1" w:restart="continuous" w:distance="360"/>
     </w:sectPr>
   </w:body>
 </w:document>

--- a/submission_jnm/manuscript.docx
+++ b/submission_jnm/manuscript.docx
@@ -1117,7 +1117,7 @@
         <w:pStyle w:val="BodyText"/>
       </w:pPr>
       <w:r>
-        <w:t xml:space="preserve">Measured-signal weighting also had a higher RMSE than predicted-signal weighting at every SNR. In FA, the RMSE was 0.0212 against 0.0206 at SNR 30, and 0.0703 against 0.0614 at SNR 10. In MD, it was 0.0182 against 0.0171, and 0.0728 against 0.0516–0.0521. FSL's OLS default was close to unbiased, but it had the highest FA RMSE at SNR 30 and 20 (0.0232 and 0.0348). These results reproduce the finding of Veraart et al. (2013) for the configurations the toolkits distribute.</w:t>
+        <w:t xml:space="preserve">Measured-signal weighting also had a higher RMSE than predicted-signal weighting at every SNR, in both FA and MD, and the gap widened as SNR fell: in FA, 0.0703 against 0.0614 at SNR 10 (Table 6). FSL's OLS default was close to unbiased, but it had the highest FA RMSE at SNR 30 and 20. These results reproduce the finding of Veraart et al. (2013) for the configurations the toolkits distribute.</w:t>
       </w:r>
     </w:p>
     <w:p>
@@ -1157,7 +1157,7 @@
         <w:pStyle w:val="BodyText"/>
       </w:pPr>
       <w:r>
-        <w:t xml:space="preserve">Noise added to each voxel's own tensor reproduced the offsets much better. At the MP-PCA σ, it reproduced 71% of the Stanford FA offset and 57% of its MD offset, and 40% and 63% on Sherbrooke. At 1.28σ, the noise level measured on the Stanford b = 0 volumes, the shares were higher. The simulation reproduced 101% of the Stanford FA offset (−0.0167 against −0.0165) and 83% of its MD offset (−0.0279 against −0.0336). On Sherbrooke, it reproduced 89% of the FA offset (+0.0129 against +0.0145) and 87% of the MD offset (−0.1110 against −0.1270). At the upper bound set by the residuals, 1.39σ on Stanford and 1.33σ on Sherbrooke, the FA and MD shares were 115% and 93% on Stanford, and 99% and 92% on Sherbrooke.</w:t>
+        <w:t xml:space="preserve">Noise added to each voxel's own tensor reproduced the offsets much better, and the share it reproduced depended on the noise level assumed (Table 7). At the MP-PCA σ it accounted for 40% to 71% of each offset. At 1.28σ, the noise level measured on the Stanford b = 0 volumes, it reproduced 101% of the Stanford FA offset and 83% of its MD offset, and 89% and 87% of the Sherbrooke offsets. At the upper bound set by the residuals, 1.39σ on Stanford and 1.33σ on Sherbrooke, the FA and MD shares were 115% and 93% on Stanford, and 99% and 92% on Sherbrooke.</w:t>
       </w:r>
     </w:p>
     <w:p>
@@ -1220,7 +1220,7 @@
         <w:t xml:space="preserve"> </w:t>
       </w:r>
       <w:r>
-        <w:t xml:space="preserve">and MRtrix3's default fell by 44% on Stanford (from −0.0330 to −0.0186 µm²/ms). On Sherbrooke, it fell by 61% (from −0.1271 to −0.0494 µm²/ms). The FA offset shrank but kept opposite signs on the two datasets (−0.0134 and +0.0034). The small FA bias between MRtrix3 and DIPY changed little (from +0.0027 to +0.0026 on Stanford, and from +0.0053 to +0.0031 on Sherbrooke).</w:t>
+        <w:t xml:space="preserve">and MRtrix3's default fell by 44% on Stanford and by 61% on Sherbrooke. The FA offset shrank but kept opposite signs on the two datasets, and the small FA difference between MRtrix3 and DIPY changed little.</w:t>
       </w:r>
     </w:p>
     <w:p>

--- a/submission_jnm/manuscript.docx
+++ b/submission_jnm/manuscript.docx
@@ -54,7 +54,7 @@
         <w:t xml:space="preserve"> </w:t>
       </w:r>
       <w:r>
-        <w:t xml:space="preserve">Busra Mutlu, Department of Neuroimaging, King's College London, De Crespigny Park, London SE5 8AF, United Kingdom. E-mail: [KCL EMAIL]</w:t>
+        <w:t xml:space="preserve">Busra Mutlu, Department of Neuroimaging, King's College London, De Crespigny Park, London SE5 8AF, United Kingdom. E-mail: busra.mutlu_ipek@kcl.ac.uk</w:t>
       </w:r>
     </w:p>
     <w:p>
